--- a/plantillas_maestras/17_seguro_no_especificado/materia_general_asegurativa/2_ddos_banco_y_aseguradora/mujer/TPL_221_2026_SEGURO_NO_ESPECIFICADO_MATERIA_GENERAL_ASEGURATIVA_BANCO_MUJER_R2.docx
+++ b/plantillas_maestras/17_seguro_no_especificado/materia_general_asegurativa/2_ddos_banco_y_aseguradora/mujer/TPL_221_2026_SEGURO_NO_ESPECIFICADO_MATERIA_GENERAL_ASEGURATIVA_BANCO_MUJER_R2.docx
@@ -405,7 +405,7 @@
           <w14:ligatures w14:val="none"/>
         </w:rPr>
         <w:tab/>
-        <w:t xml:space="preserve">:       </w:t>
+        <w:t xml:space="preserve">: </w:t>
       </w:r>
       <w:r>
         <w:rPr>
@@ -981,7 +981,7 @@
           <w:lang w:val="es-ES" w:eastAsia="es-ES"/>
           <w14:ligatures w14:val="none"/>
         </w:rPr>
-        <w:t>por presuntas infracciones a la Ley N°29571, Código de Protección y Defensa del Consumidor (en adelante, Código)</w:t>
+        <w:t>por presuntas infracciones a la Ley 29571, Código de Protección y Defensa del Consumidor (en adelante, Código)</w:t>
       </w:r>
       <w:r>
         <w:rPr>
@@ -1121,7 +1121,7 @@
           <w:lang w:eastAsia="es-ES"/>
           <w14:ligatures w14:val="none"/>
         </w:rPr>
-        <w:t>N°</w:t>
+        <w:t/>
       </w:r>
       <w:proofErr w:type="spellEnd"/>
       <w:r>
@@ -2063,7 +2063,7 @@
           <w:lang w:eastAsia="es-ES"/>
           <w14:ligatures w14:val="none"/>
         </w:rPr>
-        <w:t>N°</w:t>
+        <w:t/>
       </w:r>
       <w:proofErr w:type="spellEnd"/>
       <w:r>
@@ -2319,7 +2319,7 @@
           <w:lang w:eastAsia="es-ES"/>
           <w14:ligatures w14:val="none"/>
         </w:rPr>
-        <w:t>N°</w:t>
+        <w:t/>
       </w:r>
       <w:proofErr w:type="spellEnd"/>
       <w:r>
@@ -2341,7 +2341,7 @@
           <w:lang w:eastAsia="es-ES"/>
           <w14:ligatures w14:val="none"/>
         </w:rPr>
-        <w:t>N°</w:t>
+        <w:t/>
       </w:r>
       <w:proofErr w:type="spellEnd"/>
       <w:r>
@@ -2920,7 +2920,7 @@
           <w:rStyle w:val="normaltextrun"/>
           <w:rFonts w:ascii="Arial Narrow" w:hAnsi="Arial Narrow" w:cs="Arial"/>
         </w:rPr>
-        <w:t xml:space="preserve">El artículo 124° del </w:t>
+        <w:t xml:space="preserve">El artículo 124 del </w:t>
       </w:r>
       <w:r>
         <w:rPr>
@@ -2933,7 +2933,7 @@
         <w:rPr>
           <w:rFonts w:ascii="Arial Narrow" w:hAnsi="Arial Narrow" w:cs="Arial"/>
         </w:rPr>
-        <w:t>N°</w:t>
+        <w:t/>
       </w:r>
       <w:proofErr w:type="spellEnd"/>
       <w:r>
@@ -2992,7 +2992,7 @@
           <w:rStyle w:val="normaltextrun"/>
           <w:rFonts w:ascii="Arial Narrow" w:hAnsi="Arial Narrow" w:cs="Arial"/>
         </w:rPr>
-        <w:t>e acuerdo con el inciso d) del Artículo 24° de la Ley de Facultades, Normas y Organización del Indecopi, aprobada por Decreto Legislativo 807, la Secretaría Técnica cuenta con la facultad para efectuar todas las notificaciones relativas a la tramitación del procedimiento</w:t>
+        <w:t>e acuerdo con el inciso d) del Artículo 24 de la Ley de Facultades, Normas y Organización del Indecopi, aprobada por Decreto Legislativo 807, la Secretaría Técnica cuenta con la facultad para efectuar todas las notificaciones relativas a la tramitación del procedimiento</w:t>
       </w:r>
       <w:r>
         <w:rPr>
@@ -3046,7 +3046,7 @@
         <w:rPr>
           <w:rFonts w:ascii="Arial Narrow" w:hAnsi="Arial Narrow" w:cs="Arial"/>
         </w:rPr>
-        <w:t xml:space="preserve"> artículo 109° del Código establece que, en cualquier etapa del procedimiento, de oficio o a pedido de parte, el Indecopi puede, dentro del ámbito de su correspondiente competencia, dictar una o varias de las medidas cautelares indicadas en dicho artículo, destinadas a asegurar el cumplimiento de la decisión definitiva</w:t>
+        <w:t xml:space="preserve"> artículo 109 del Código establece que, en cualquier etapa del procedimiento, de oficio o a pedido de parte, el Indecopi puede, dentro del ámbito de su correspondiente competencia, dictar una o varias de las medidas cautelares indicadas en dicho artículo, destinadas a asegurar el cumplimiento de la decisión definitiva</w:t>
       </w:r>
       <w:r>
         <w:rPr>
@@ -3094,14 +3094,14 @@
         <w:rPr>
           <w:rFonts w:ascii="Arial Narrow" w:hAnsi="Arial Narrow" w:cs="Arial"/>
         </w:rPr>
-        <w:t xml:space="preserve">l numeral 17.2 del artículo 17º del Texto Unificado de la Directiva </w:t>
+        <w:t xml:space="preserve">l numeral 17.2 del artículo 17 del Texto Unificado de la Directiva </w:t>
       </w:r>
       <w:proofErr w:type="spellStart"/>
       <w:r>
         <w:rPr>
           <w:rFonts w:ascii="Arial Narrow" w:hAnsi="Arial Narrow" w:cs="Arial"/>
         </w:rPr>
-        <w:t>Nº</w:t>
+        <w:t/>
       </w:r>
       <w:proofErr w:type="spellEnd"/>
       <w:r>
@@ -3177,7 +3177,7 @@
         <w:rPr>
           <w:rFonts w:ascii="Arial Narrow" w:hAnsi="Arial Narrow" w:cs="Arial"/>
         </w:rPr>
-        <w:t>N°</w:t>
+        <w:t/>
       </w:r>
       <w:proofErr w:type="spellEnd"/>
       <w:r>
@@ -3277,7 +3277,7 @@
         <w:rPr>
           <w:rFonts w:ascii="Arial Narrow" w:hAnsi="Arial Narrow" w:cs="Arial"/>
         </w:rPr>
-        <w:t>N°</w:t>
+        <w:t/>
       </w:r>
       <w:proofErr w:type="spellEnd"/>
       <w:r>
@@ -3392,7 +3392,7 @@
           <w:rStyle w:val="normaltextrun"/>
           <w:rFonts w:ascii="Arial Narrow" w:hAnsi="Arial Narrow" w:cs="Arial"/>
         </w:rPr>
-        <w:t xml:space="preserve">se trata de un pedido de medida cautelar; de ser así, cumpla con fundamentar los motivos de su pedido conforme al artículo 109° de la Ley </w:t>
+        <w:t xml:space="preserve">se trata de un pedido de medida cautelar; de ser así, cumpla con fundamentar los motivos de su pedido conforme al artículo 109 de la Ley </w:t>
       </w:r>
       <w:proofErr w:type="spellStart"/>
       <w:r>
@@ -3400,7 +3400,7 @@
           <w:rStyle w:val="normaltextrun"/>
           <w:rFonts w:ascii="Arial Narrow" w:hAnsi="Arial Narrow" w:cs="Arial"/>
         </w:rPr>
-        <w:t>N°</w:t>
+        <w:t/>
       </w:r>
       <w:proofErr w:type="spellEnd"/>
       <w:r>
@@ -3408,7 +3408,7 @@
           <w:rStyle w:val="normaltextrun"/>
           <w:rFonts w:ascii="Arial Narrow" w:hAnsi="Arial Narrow" w:cs="Arial"/>
         </w:rPr>
-        <w:t xml:space="preserve"> 29571, Código de Protección y Defensa del Consumidor, con la finalidad de que la Comisión de Protección al Consumidor N°1 pueda evaluar los presupuestos para vialidad de dictar la medida cautelar requerida</w:t>
+        <w:t xml:space="preserve"> 29571, Código de Protección y Defensa del Consumidor, con la finalidad de que la Comisión de Protección al Consumidor 1 pueda evaluar los presupuestos para vialidad de dictar la medida cautelar requerida</w:t>
       </w:r>
       <w:r>
         <w:rPr>
@@ -3530,7 +3530,7 @@
           <w:lang w:eastAsia="es-PE"/>
           <w14:ligatures w14:val="none"/>
         </w:rPr>
-        <w:t xml:space="preserve"> de Protección al Consumidor N°1 (en adelante, la Secretaría Técnica), en ejercicio de sus facultades</w:t>
+        <w:t xml:space="preserve"> de Protección al Consumidor 1 (en adelante, la Secretaría Técnica), en ejercicio de sus facultades</w:t>
       </w:r>
       <w:r>
         <w:rPr>
@@ -3660,7 +3660,7 @@
           <w:lang w:eastAsia="es-PE"/>
           <w14:ligatures w14:val="none"/>
         </w:rPr>
-        <w:t>N°</w:t>
+        <w:t/>
       </w:r>
       <w:proofErr w:type="spellEnd"/>
       <w:r>
@@ -3690,7 +3690,7 @@
           <w:lang w:eastAsia="es-PE"/>
           <w14:ligatures w14:val="none"/>
         </w:rPr>
-        <w:t>°</w:t>
+        <w:t/>
       </w:r>
       <w:r>
         <w:rPr>
@@ -3708,7 +3708,7 @@
           <w:lang w:eastAsia="es-PE"/>
           <w14:ligatures w14:val="none"/>
         </w:rPr>
-        <w:t>°</w:t>
+        <w:t/>
       </w:r>
       <w:r>
         <w:rPr>
@@ -3869,7 +3869,7 @@
           <w:lang w:eastAsia="es-PE"/>
           <w14:ligatures w14:val="none"/>
         </w:rPr>
-        <w:t>°</w:t>
+        <w:t/>
       </w:r>
       <w:r>
         <w:rPr>
@@ -3887,7 +3887,7 @@
           <w:lang w:eastAsia="es-PE"/>
           <w14:ligatures w14:val="none"/>
         </w:rPr>
-        <w:t>°</w:t>
+        <w:t/>
       </w:r>
       <w:r>
         <w:rPr>
@@ -3906,7 +3906,7 @@
           <w:lang w:eastAsia="es-PE"/>
           <w14:ligatures w14:val="none"/>
         </w:rPr>
-        <w:t xml:space="preserve">.  </w:t>
+        <w:t xml:space="preserve">. </w:t>
       </w:r>
     </w:p>
     <w:p>
@@ -4007,7 +4007,7 @@
           <w:lang w:eastAsia="es-PE"/>
           <w14:ligatures w14:val="none"/>
         </w:rPr>
-        <w:t>N°</w:t>
+        <w:t/>
       </w:r>
       <w:proofErr w:type="spellEnd"/>
       <w:r>
@@ -4045,7 +4045,7 @@
           <w:lang w:eastAsia="es-PE"/>
           <w14:ligatures w14:val="none"/>
         </w:rPr>
-        <w:t>°</w:t>
+        <w:t/>
       </w:r>
       <w:r>
         <w:rPr>
@@ -4063,7 +4063,7 @@
           <w:lang w:eastAsia="es-PE"/>
           <w14:ligatures w14:val="none"/>
         </w:rPr>
-        <w:t>°</w:t>
+        <w:t/>
       </w:r>
       <w:r>
         <w:rPr>
@@ -4082,7 +4082,7 @@
           <w:lang w:eastAsia="es-PE"/>
           <w14:ligatures w14:val="none"/>
         </w:rPr>
-        <w:t xml:space="preserve">.  </w:t>
+        <w:t xml:space="preserve">. </w:t>
       </w:r>
     </w:p>
     <w:p>
@@ -4175,7 +4175,7 @@
           <w:kern w:val="0"/>
           <w14:ligatures w14:val="none"/>
         </w:rPr>
-        <w:t>N°</w:t>
+        <w:t/>
       </w:r>
       <w:proofErr w:type="spellEnd"/>
       <w:r>
@@ -4236,7 +4236,7 @@
           <w:lang w:eastAsia="es-PE"/>
           <w14:ligatures w14:val="none"/>
         </w:rPr>
-        <w:t xml:space="preserve">) del artículo 56° </w:t>
+        <w:t xml:space="preserve">) del artículo 56 </w:t>
       </w:r>
       <w:r>
         <w:rPr>
@@ -4265,7 +4265,7 @@
           <w:lang w:eastAsia="es-PE"/>
           <w14:ligatures w14:val="none"/>
         </w:rPr>
-        <w:t xml:space="preserve">.  </w:t>
+        <w:t xml:space="preserve">. </w:t>
       </w:r>
     </w:p>
     <w:p>
@@ -4364,7 +4364,7 @@
           <w:lang w:eastAsia="es-PE"/>
           <w14:ligatures w14:val="none"/>
         </w:rPr>
-        <w:t xml:space="preserve">literal b) del artículo 56° </w:t>
+        <w:t xml:space="preserve">literal b) del artículo 56 </w:t>
       </w:r>
       <w:r>
         <w:rPr>
@@ -4522,7 +4522,7 @@
           <w:kern w:val="0"/>
           <w14:ligatures w14:val="none"/>
         </w:rPr>
-        <w:t>N°</w:t>
+        <w:t/>
       </w:r>
       <w:proofErr w:type="spellEnd"/>
       <w:r>
@@ -4548,7 +4548,7 @@
           <w:kern w:val="0"/>
           <w14:ligatures w14:val="none"/>
         </w:rPr>
-        <w:t>. Por consiguiente, corresponde calificar el hecho materia de denuncia como una presunta infracción al deber de entregar a los usuarios copia de los contratos y demás documentación relacionada con dichos actos jurídicos, tipificado en el literal e) del artículo 47° del Código</w:t>
+        <w:t>. Por consiguiente, corresponde calificar el hecho materia de denuncia como una presunta infracción al deber de entregar a los usuarios copia de los contratos y demás documentación relacionada con dichos actos jurídicos, tipificado en el literal e) del artículo 47 del Código</w:t>
       </w:r>
       <w:r>
         <w:rPr>
@@ -4671,7 +4671,7 @@
           <w:kern w:val="0"/>
           <w14:ligatures w14:val="none"/>
         </w:rPr>
-        <w:t>. Por consiguiente, corresponde calificar el hecho materia de denuncia como una presunta infracción al deber de entregar a los usuarios copia de los contratos y demás documentación relacionada con dichos actos jurídicos, tipificado en el literal e) del artículo 47° del Código.</w:t>
+        <w:t>. Por consiguiente, corresponde calificar el hecho materia de denuncia como una presunta infracción al deber de entregar a los usuarios copia de los contratos y demás documentación relacionada con dichos actos jurídicos, tipificado en el literal e) del artículo 47 del Código.</w:t>
       </w:r>
     </w:p>
     <w:p>
@@ -4735,7 +4735,7 @@
           <w:kern w:val="0"/>
           <w14:ligatures w14:val="none"/>
         </w:rPr>
-        <w:t xml:space="preserve">Scotiabank Perú S.A.A.  habría comercializado telefónicamente el 13 de abril de 2025 la tarjeta de crédito </w:t>
+        <w:t xml:space="preserve">Scotiabank Perú S.A.A. habría comercializado telefónicamente el 13 de abril de 2025 la tarjeta de crédito </w:t>
       </w:r>
       <w:proofErr w:type="spellStart"/>
       <w:r>
@@ -4762,7 +4762,7 @@
           <w:kern w:val="0"/>
           <w14:ligatures w14:val="none"/>
         </w:rPr>
-        <w:t>N°</w:t>
+        <w:t/>
       </w:r>
       <w:proofErr w:type="spellEnd"/>
       <w:r>
@@ -4830,7 +4830,7 @@
           <w:lang w:eastAsia="es-PE"/>
           <w14:ligatures w14:val="none"/>
         </w:rPr>
-        <w:t xml:space="preserve">artículo 1°, numeral 1, literal b) </w:t>
+        <w:t xml:space="preserve">artículo 1, numeral 1, literal b) </w:t>
       </w:r>
       <w:bookmarkEnd w:id="9"/>
       <w:r>
@@ -4842,7 +4842,7 @@
           <w:lang w:eastAsia="es-PE"/>
           <w14:ligatures w14:val="none"/>
         </w:rPr>
-        <w:t>y al artículo 2° del Código</w:t>
+        <w:t>y al artículo 2 del Código</w:t>
       </w:r>
       <w:r>
         <w:rPr>
@@ -4865,7 +4865,7 @@
           <w:lang w:eastAsia="es-PE"/>
           <w14:ligatures w14:val="none"/>
         </w:rPr>
-        <w:t xml:space="preserve">.    </w:t>
+        <w:t xml:space="preserve">. </w:t>
       </w:r>
     </w:p>
     <w:p>
@@ -4974,7 +4974,7 @@
           <w:lang w:eastAsia="es-PE"/>
           <w14:ligatures w14:val="none"/>
         </w:rPr>
-        <w:t>. Por consiguiente, corresponde calificar el hecho materia de denuncia como una presunta infracción al deber de información, tipificado en el artículo 1°, numeral 1, literal b) y al artículo 2° del Código.</w:t>
+        <w:t>. Por consiguiente, corresponde calificar el hecho materia de denuncia como una presunta infracción al deber de información, tipificado en el artículo 1, numeral 1, literal b) y al artículo 2 del Código.</w:t>
       </w:r>
     </w:p>
     <w:p>
@@ -5064,7 +5064,7 @@
           <w:kern w:val="0"/>
           <w14:ligatures w14:val="none"/>
         </w:rPr>
-        <w:t>N°</w:t>
+        <w:t/>
       </w:r>
       <w:proofErr w:type="spellEnd"/>
       <w:r>
@@ -5084,7 +5084,7 @@
           <w:lang w:eastAsia="es-PE"/>
           <w14:ligatures w14:val="none"/>
         </w:rPr>
-        <w:t>. Por consiguiente, corresponde calificar el hecho materia de denuncia como una presunta infracción al deber de información, tipificado en el artículo 1°, numeral 1, literal b) y al artículo 2° del Código.</w:t>
+        <w:t>. Por consiguiente, corresponde calificar el hecho materia de denuncia como una presunta infracción al deber de información, tipificado en el artículo 1, numeral 1, literal b) y al artículo 2 del Código.</w:t>
       </w:r>
     </w:p>
     <w:p>
@@ -5195,7 +5195,7 @@
           <w:kern w:val="0"/>
           <w14:ligatures w14:val="none"/>
         </w:rPr>
-        <w:t>°</w:t>
+        <w:t/>
       </w:r>
       <w:r>
         <w:rPr>
@@ -5211,7 +5211,7 @@
           <w:kern w:val="0"/>
           <w14:ligatures w14:val="none"/>
         </w:rPr>
-        <w:t>°</w:t>
+        <w:t/>
       </w:r>
       <w:r>
         <w:rPr>
@@ -5560,7 +5560,7 @@
           <w:lang w:val="es-ES" w:eastAsia="es-ES"/>
           <w14:ligatures w14:val="none"/>
         </w:rPr>
-        <w:t>N°</w:t>
+        <w:t/>
       </w:r>
       <w:proofErr w:type="spellEnd"/>
       <w:r>
@@ -5648,7 +5648,7 @@
           <w:lang w:val="es-ES" w:eastAsia="es-ES"/>
           <w14:ligatures w14:val="none"/>
         </w:rPr>
-        <w:t>N°</w:t>
+        <w:t/>
       </w:r>
       <w:proofErr w:type="spellEnd"/>
       <w:r>
@@ -5830,7 +5830,7 @@
           <w:lang w:val="es-ES" w:eastAsia="es-ES"/>
           <w14:ligatures w14:val="none"/>
         </w:rPr>
-        <w:t>N°</w:t>
+        <w:t/>
       </w:r>
       <w:proofErr w:type="spellEnd"/>
       <w:r>
@@ -5929,7 +5929,7 @@
           <w:lang w:val="es-ES" w:eastAsia="es-ES"/>
           <w14:ligatures w14:val="none"/>
         </w:rPr>
-        <w:t>N°</w:t>
+        <w:t/>
       </w:r>
       <w:proofErr w:type="spellEnd"/>
       <w:r>
@@ -5962,7 +5962,7 @@
           <w:lang w:val="es-ES" w:eastAsia="es-ES"/>
           <w14:ligatures w14:val="none"/>
         </w:rPr>
-        <w:t>) presentar la grabación de la contratación realizada vía telefónica de la Póliza del Seguro de Desgravamen del préstamo personal adquirida el 22 de abril de 2025  y, (v) presentar todas las comunicaciones cursadas con la parte denunciante en virtud de los hechos materia de denuncia</w:t>
+        <w:t>) presentar la grabación de la contratación realizada vía telefónica de la Póliza del Seguro de Desgravamen del préstamo personal adquirida el 22 de abril de 2025 y, (v) presentar todas las comunicaciones cursadas con la parte denunciante en virtud de los hechos materia de denuncia</w:t>
       </w:r>
       <w:r>
         <w:rPr>
@@ -6023,7 +6023,7 @@
           <w:lang w:eastAsia="es-PE"/>
           <w14:ligatures w14:val="none"/>
         </w:rPr>
-        <w:t xml:space="preserve">RESOLUCIÓN DE LA SECRETARÍA TÉCNICA  </w:t>
+        <w:t xml:space="preserve">RESOLUCIÓN DE LA SECRETARÍA TÉCNICA </w:t>
       </w:r>
     </w:p>
     <w:p>
@@ -6107,7 +6107,7 @@
           <w:rFonts w:ascii="Arial Narrow" w:hAnsi="Arial Narrow" w:cs="Segoe UI"/>
           <w:lang w:val="es-ES"/>
         </w:rPr>
-        <w:t xml:space="preserve">, contado a partir del día siguiente de notificada la presente, cumpla con señalar expresamente si la solicitud contenida en el escrito del 10 de febrero de 2026 se trata de un pedido de medida cautelar; de ser así, cumpla con fundamentar los motivos de su pedido conforme al artículo 109° de la Ley </w:t>
+        <w:t xml:space="preserve">, contado a partir del día siguiente de notificada la presente, cumpla con señalar expresamente si la solicitud contenida en el escrito del 10 de febrero de 2026 se trata de un pedido de medida cautelar; de ser así, cumpla con fundamentar los motivos de su pedido conforme al artículo 109 de la Ley </w:t>
       </w:r>
       <w:proofErr w:type="spellStart"/>
       <w:r>
@@ -6116,7 +6116,7 @@
           <w:rFonts w:ascii="Arial Narrow" w:hAnsi="Arial Narrow" w:cs="Segoe UI"/>
           <w:lang w:val="es-ES"/>
         </w:rPr>
-        <w:t>N°</w:t>
+        <w:t/>
       </w:r>
       <w:proofErr w:type="spellEnd"/>
       <w:r>
@@ -6125,7 +6125,7 @@
           <w:rFonts w:ascii="Arial Narrow" w:hAnsi="Arial Narrow" w:cs="Segoe UI"/>
           <w:lang w:val="es-ES"/>
         </w:rPr>
-        <w:t xml:space="preserve"> 29571, Código de Protección y Defensa del Consumidor, con la finalidad de que la Comisión de Protección al Consumidor N°1 pueda evaluar los presupuestos para vialidad de dictar la medida cautelar requerida</w:t>
+        <w:t xml:space="preserve"> 29571, Código de Protección y Defensa del Consumidor, con la finalidad de que la Comisión de Protección al Consumidor 1 pueda evaluar los presupuestos para vialidad de dictar la medida cautelar requerida</w:t>
       </w:r>
       <w:r>
         <w:rPr>
@@ -6207,7 +6207,7 @@
           <w:lang w:val="es-ES" w:eastAsia="es-ES"/>
           <w14:ligatures w14:val="none"/>
         </w:rPr>
-        <w:t>21 de enero de 2026, complementado mediante escritos del 27 de enero de 2026, 28 de enero de 2026, dos (2) escritos del 29 de enero de 2026, subsanada mediante escrito del 13 de febrero de 2026, y mediante escritos del 10 de febrero de 2026,  dos (2) escritos del 13 de febrero de 2026, escritos del 17 de febrero de 2026 y del 19 de febrero de 2026</w:t>
+        <w:t>21 de enero de 2026, complementado mediante escritos del 27 de enero de 2026, 28 de enero de 2026, dos (2) escritos del 29 de enero de 2026, subsanada mediante escrito del 13 de febrero de 2026, y mediante escritos del 10 de febrero de 2026, dos (2) escritos del 13 de febrero de 2026, escritos del 17 de febrero de 2026 y del 19 de febrero de 2026</w:t>
       </w:r>
       <w:r>
         <w:rPr>
@@ -6379,7 +6379,7 @@
           <w:kern w:val="0"/>
           <w14:ligatures w14:val="none"/>
         </w:rPr>
-        <w:t>infracción a los artículos 18° y 19° de la Ley 29571, Código de Protección y Defensa del Consumidor</w:t>
+        <w:t>infracción a los artículos 18 y 19 de la Ley 29571, Código de Protección y Defensa del Consumidor</w:t>
       </w:r>
       <w:r>
         <w:rPr>
@@ -6482,7 +6482,7 @@
           <w:kern w:val="0"/>
           <w14:ligatures w14:val="none"/>
         </w:rPr>
-        <w:t>N°</w:t>
+        <w:t/>
       </w:r>
       <w:proofErr w:type="spellEnd"/>
       <w:r>
@@ -6556,7 +6556,7 @@
           <w:kern w:val="0"/>
           <w14:ligatures w14:val="none"/>
         </w:rPr>
-        <w:t xml:space="preserve">Presunta infracción a los artículos 18° y 19° de la Ley 29571, Código de Protección y Defensa del Consumidor, en tanto </w:t>
+        <w:t xml:space="preserve">Presunta infracción a los artículos 18 y 19 de la Ley 29571, Código de Protección y Defensa del Consumidor, en tanto </w:t>
       </w:r>
       <w:r>
         <w:rPr>
@@ -6687,7 +6687,7 @@
           <w:kern w:val="0"/>
           <w14:ligatures w14:val="none"/>
         </w:rPr>
-        <w:t xml:space="preserve">Presunta infracción a los artículos 18° y 19° de la Ley 29571, Código de Protección y Defensa del Consumidor, en tanto </w:t>
+        <w:t xml:space="preserve">Presunta infracción a los artículos 18 y 19 de la Ley 29571, Código de Protección y Defensa del Consumidor, en tanto </w:t>
       </w:r>
       <w:r>
         <w:rPr>
@@ -6770,7 +6770,7 @@
           <w:kern w:val="0"/>
           <w14:ligatures w14:val="none"/>
         </w:rPr>
-        <w:t>N°</w:t>
+        <w:t/>
       </w:r>
       <w:proofErr w:type="spellEnd"/>
       <w:r>
@@ -6851,7 +6851,7 @@
           <w:lang w:eastAsia="es-PE"/>
           <w14:ligatures w14:val="none"/>
         </w:rPr>
-        <w:t>infracción al literal b) del artículo 56° de la Ley 29571, Código de Protección y Defensa del Consumidor</w:t>
+        <w:t>infracción al literal b) del artículo 56 de la Ley 29571, Código de Protección y Defensa del Consumidor</w:t>
       </w:r>
       <w:r>
         <w:rPr>
@@ -6902,7 +6902,7 @@
           <w:kern w:val="0"/>
           <w14:ligatures w14:val="none"/>
         </w:rPr>
-        <w:t>N°</w:t>
+        <w:t/>
       </w:r>
       <w:proofErr w:type="spellEnd"/>
       <w:r>
@@ -6988,7 +6988,7 @@
           <w:lang w:eastAsia="es-PE"/>
           <w14:ligatures w14:val="none"/>
         </w:rPr>
-        <w:t>) del artículo 56° de la Ley 29571, Código de Protección y Defensa del Consumidor</w:t>
+        <w:t>) del artículo 56 de la Ley 29571, Código de Protección y Defensa del Consumidor</w:t>
       </w:r>
       <w:r>
         <w:rPr>
@@ -7068,7 +7068,7 @@
           <w:kern w:val="0"/>
           <w14:ligatures w14:val="none"/>
         </w:rPr>
-        <w:t xml:space="preserve">Presunta infracción al literal e) del artículo 47° de la Ley 29571, Código de Protección y Defensa del Consumidor, en tanto </w:t>
+        <w:t xml:space="preserve">Presunta infracción al literal e) del artículo 47 de la Ley 29571, Código de Protección y Defensa del Consumidor, en tanto </w:t>
       </w:r>
       <w:r>
         <w:rPr>
@@ -7171,7 +7171,7 @@
           <w:kern w:val="0"/>
           <w14:ligatures w14:val="none"/>
         </w:rPr>
-        <w:t>N°</w:t>
+        <w:t/>
       </w:r>
       <w:proofErr w:type="spellEnd"/>
       <w:r>
@@ -7240,7 +7240,7 @@
           <w:kern w:val="0"/>
           <w14:ligatures w14:val="none"/>
         </w:rPr>
-        <w:t xml:space="preserve">Presunta infracción al literal e) del artículo 47° de la Ley 29571, Código de Protección y Defensa del Consumidor, en tanto </w:t>
+        <w:t xml:space="preserve">Presunta infracción al literal e) del artículo 47 de la Ley 29571, Código de Protección y Defensa del Consumidor, en tanto </w:t>
       </w:r>
       <w:r>
         <w:rPr>
@@ -7387,7 +7387,7 @@
           <w:kern w:val="0"/>
           <w14:ligatures w14:val="none"/>
         </w:rPr>
-        <w:t>infracción al artículo 1°, numeral 1, literal b) y al artículo 2° de la Ley 29571, Código de Protección y Defensa del Consumidor</w:t>
+        <w:t>infracción al artículo 1, numeral 1, literal b) y al artículo 2 de la Ley 29571, Código de Protección y Defensa del Consumidor</w:t>
       </w:r>
       <w:r>
         <w:rPr>
@@ -7403,7 +7403,7 @@
           <w:kern w:val="0"/>
           <w14:ligatures w14:val="none"/>
         </w:rPr>
-        <w:t xml:space="preserve">Scotiabank Perú S.A.A.  </w:t>
+        <w:t xml:space="preserve">Scotiabank Perú S.A.A. </w:t>
       </w:r>
       <w:r>
         <w:rPr>
@@ -7438,7 +7438,7 @@
           <w:kern w:val="0"/>
           <w14:ligatures w14:val="none"/>
         </w:rPr>
-        <w:t>N°</w:t>
+        <w:t/>
       </w:r>
       <w:proofErr w:type="spellEnd"/>
       <w:r>
@@ -7548,7 +7548,7 @@
           <w:kern w:val="0"/>
           <w14:ligatures w14:val="none"/>
         </w:rPr>
-        <w:t>infracción al artículo 1°, numeral 1, literal b) y al artículo 2° de la Ley 29571, Código de Protección y Defensa del Consumidor</w:t>
+        <w:t>infracción al artículo 1, numeral 1, literal b) y al artículo 2 de la Ley 29571, Código de Protección y Defensa del Consumidor</w:t>
       </w:r>
       <w:r>
         <w:rPr>
@@ -7671,7 +7671,7 @@
           <w:kern w:val="0"/>
           <w14:ligatures w14:val="none"/>
         </w:rPr>
-        <w:t>infracción al artículo 1°, numeral 1, literal b) y al artículo 2° de la Ley 29571, Código de Protección y Defensa del Consumidor</w:t>
+        <w:t>infracción al artículo 1, numeral 1, literal b) y al artículo 2 de la Ley 29571, Código de Protección y Defensa del Consumidor</w:t>
       </w:r>
       <w:r>
         <w:rPr>
@@ -7722,7 +7722,7 @@
           <w:kern w:val="0"/>
           <w14:ligatures w14:val="none"/>
         </w:rPr>
-        <w:t>N°</w:t>
+        <w:t/>
       </w:r>
       <w:proofErr w:type="spellEnd"/>
       <w:r>
@@ -7794,7 +7794,7 @@
           <w:kern w:val="0"/>
           <w14:ligatures w14:val="none"/>
         </w:rPr>
-        <w:t xml:space="preserve">Presunta infracción al numeral 88.1° del artículo 88° de la Ley </w:t>
+        <w:t xml:space="preserve">Presunta infracción al numeral 88.1 del artículo 88 de la Ley </w:t>
       </w:r>
       <w:proofErr w:type="spellStart"/>
       <w:r>
@@ -7803,7 +7803,7 @@
           <w:kern w:val="0"/>
           <w14:ligatures w14:val="none"/>
         </w:rPr>
-        <w:t>N°</w:t>
+        <w:t/>
       </w:r>
       <w:proofErr w:type="spellEnd"/>
       <w:r>
@@ -8226,7 +8226,7 @@
           <w:lang w:eastAsia="es-PE"/>
           <w14:ligatures w14:val="none"/>
         </w:rPr>
-        <w:t>°</w:t>
+        <w:t/>
       </w:r>
       <w:r>
         <w:rPr>
@@ -8322,7 +8322,7 @@
           <w:lang w:eastAsia="es-PE"/>
           <w14:ligatures w14:val="none"/>
         </w:rPr>
-        <w:t>°</w:t>
+        <w:t/>
       </w:r>
       <w:r>
         <w:rPr>
@@ -8553,7 +8553,7 @@
           <w:lang w:eastAsia="es-PE"/>
           <w14:ligatures w14:val="none"/>
         </w:rPr>
-        <w:t>°</w:t>
+        <w:t/>
       </w:r>
       <w:r>
         <w:rPr>
@@ -8787,7 +8787,7 @@
           <w:lang w:val="es-ES" w:eastAsia="es-ES"/>
           <w14:ligatures w14:val="none"/>
         </w:rPr>
-        <w:t>N°</w:t>
+        <w:t/>
       </w:r>
       <w:proofErr w:type="spellEnd"/>
       <w:r>
@@ -8875,7 +8875,7 @@
           <w:lang w:val="es-ES" w:eastAsia="es-ES"/>
           <w14:ligatures w14:val="none"/>
         </w:rPr>
-        <w:t>N°</w:t>
+        <w:t/>
       </w:r>
       <w:proofErr w:type="spellEnd"/>
       <w:r>
@@ -9070,7 +9070,7 @@
           <w:lang w:val="es-ES" w:eastAsia="es-ES"/>
           <w14:ligatures w14:val="none"/>
         </w:rPr>
-        <w:t>N°</w:t>
+        <w:t/>
       </w:r>
       <w:proofErr w:type="spellEnd"/>
       <w:r>
@@ -9169,7 +9169,7 @@
           <w:lang w:val="es-ES" w:eastAsia="es-ES"/>
           <w14:ligatures w14:val="none"/>
         </w:rPr>
-        <w:t>N°</w:t>
+        <w:t/>
       </w:r>
       <w:proofErr w:type="spellEnd"/>
       <w:r>
@@ -9202,7 +9202,7 @@
           <w:lang w:val="es-ES" w:eastAsia="es-ES"/>
           <w14:ligatures w14:val="none"/>
         </w:rPr>
-        <w:t>) presentar la grabación de la contratación realizada vía telefónica de la Póliza del Seguro de Desgravamen del préstamo personal adquirida el 22 de abril de 2025  y, (v) presentar todas las comunicaciones cursadas con la parte denunciante en virtud de los hechos materia de denuncia</w:t>
+        <w:t>) presentar la grabación de la contratación realizada vía telefónica de la Póliza del Seguro de Desgravamen del préstamo personal adquirida el 22 de abril de 2025 y, (v) presentar todas las comunicaciones cursadas con la parte denunciante en virtud de los hechos materia de denuncia</w:t>
       </w:r>
       <w:r>
         <w:rPr>
@@ -9291,7 +9291,7 @@
           <w:lang w:eastAsia="es-PE"/>
           <w14:ligatures w14:val="none"/>
         </w:rPr>
-        <w:t>°</w:t>
+        <w:t/>
       </w:r>
       <w:r>
         <w:rPr>
@@ -9332,7 +9332,7 @@
           <w:lang w:eastAsia="es-PE"/>
           <w14:ligatures w14:val="none"/>
         </w:rPr>
-        <w:t>°</w:t>
+        <w:t/>
       </w:r>
       <w:r>
         <w:rPr>
@@ -9352,7 +9352,7 @@
           <w:lang w:eastAsia="es-PE"/>
           <w14:ligatures w14:val="none"/>
         </w:rPr>
-        <w:t>°</w:t>
+        <w:t/>
       </w:r>
       <w:r>
         <w:rPr>
@@ -9372,7 +9372,7 @@
           <w:lang w:eastAsia="es-PE"/>
           <w14:ligatures w14:val="none"/>
         </w:rPr>
-        <w:t>°</w:t>
+        <w:t/>
       </w:r>
       <w:r>
         <w:rPr>
@@ -9425,7 +9425,7 @@
           <w:lang w:eastAsia="es-PE"/>
           <w14:ligatures w14:val="none"/>
         </w:rPr>
-        <w:t>°</w:t>
+        <w:t/>
       </w:r>
       <w:r>
         <w:rPr>
@@ -9527,7 +9527,7 @@
           <w:lang w:eastAsia="es-PE"/>
           <w14:ligatures w14:val="none"/>
         </w:rPr>
-        <w:t>°</w:t>
+        <w:t/>
       </w:r>
       <w:r>
         <w:rPr>
@@ -9619,7 +9619,7 @@
           <w:lang w:eastAsia="es-PE"/>
           <w14:ligatures w14:val="none"/>
         </w:rPr>
-        <w:t>°</w:t>
+        <w:t/>
       </w:r>
       <w:r>
         <w:rPr>
@@ -9636,7 +9636,7 @@
           <w:kern w:val="0"/>
           <w14:ligatures w14:val="none"/>
         </w:rPr>
-        <w:t>N°</w:t>
+        <w:t/>
       </w:r>
       <w:proofErr w:type="spellEnd"/>
       <w:r>
@@ -10001,7 +10001,7 @@
           <w:lang w:eastAsia="es-PE"/>
           <w14:ligatures w14:val="none"/>
         </w:rPr>
-        <w:t>°</w:t>
+        <w:t/>
       </w:r>
       <w:r>
         <w:rPr>
@@ -10023,7 +10023,7 @@
           <w:rFonts w:ascii="Arial Narrow" w:hAnsi="Arial Narrow"/>
           <w:color w:val="000000"/>
         </w:rPr>
-        <w:t>N°</w:t>
+        <w:t/>
       </w:r>
       <w:proofErr w:type="spellEnd"/>
       <w:r>
@@ -10041,7 +10041,7 @@
           <w:lang w:eastAsia="es-PE"/>
           <w14:ligatures w14:val="none"/>
         </w:rPr>
-        <w:t>°</w:t>
+        <w:t/>
       </w:r>
       <w:r>
         <w:rPr>
@@ -10329,7 +10329,7 @@
           <w:kern w:val="0"/>
           <w14:ligatures w14:val="none"/>
         </w:rPr>
-        <w:t>Comisión de Protección al Consumidor N°1</w:t>
+        <w:t>Comisión de Protección al Consumidor 1</w:t>
       </w:r>
     </w:p>
     <w:p>
@@ -10652,7 +10652,7 @@
           <w:sz w:val="16"/>
           <w:szCs w:val="16"/>
         </w:rPr>
-        <w:t>N°</w:t>
+        <w:t/>
       </w:r>
       <w:proofErr w:type="spellEnd"/>
       <w:r>
@@ -10927,7 +10927,7 @@
           <w:sz w:val="16"/>
           <w:szCs w:val="16"/>
         </w:rPr>
-        <w:t xml:space="preserve">               </w:t>
+        <w:t xml:space="preserve"> </w:t>
       </w:r>
       <w:r>
         <w:rPr>
@@ -11422,7 +11422,7 @@
           <w:sz w:val="16"/>
           <w:szCs w:val="16"/>
         </w:rPr>
-        <w:t>Nº</w:t>
+        <w:t/>
       </w:r>
       <w:proofErr w:type="spellEnd"/>
       <w:r>
@@ -11662,7 +11662,7 @@
           <w:szCs w:val="16"/>
           <w:lang w:val="es-ES"/>
         </w:rPr>
-        <w:t>N°</w:t>
+        <w:t/>
       </w:r>
       <w:proofErr w:type="spellEnd"/>
       <w:r>
@@ -11682,7 +11682,7 @@
           <w:szCs w:val="16"/>
           <w:lang w:val="es-ES"/>
         </w:rPr>
-        <w:t>N°</w:t>
+        <w:t/>
       </w:r>
       <w:proofErr w:type="spellEnd"/>
       <w:r>
@@ -11740,7 +11740,7 @@
           <w:sz w:val="14"/>
           <w:szCs w:val="14"/>
         </w:rPr>
-        <w:t xml:space="preserve">  </w:t>
+        <w:t xml:space="preserve"> </w:t>
       </w:r>
       <w:r>
         <w:rPr>
@@ -11769,7 +11769,7 @@
           <w:sz w:val="14"/>
           <w:szCs w:val="14"/>
         </w:rPr>
-        <w:t>N°</w:t>
+        <w:t/>
       </w:r>
       <w:proofErr w:type="spellEnd"/>
       <w:r>
@@ -11791,7 +11791,7 @@
           <w:sz w:val="14"/>
           <w:szCs w:val="14"/>
         </w:rPr>
-        <w:t>N°</w:t>
+        <w:t/>
       </w:r>
       <w:proofErr w:type="spellEnd"/>
       <w:r>
@@ -11863,7 +11863,7 @@
           <w:sz w:val="14"/>
           <w:szCs w:val="14"/>
         </w:rPr>
-        <w:t>N°</w:t>
+        <w:t/>
       </w:r>
       <w:proofErr w:type="spellEnd"/>
       <w:r>
@@ -11957,7 +11957,7 @@
           <w:sz w:val="14"/>
           <w:szCs w:val="14"/>
         </w:rPr>
-        <w:t>N°</w:t>
+        <w:t/>
       </w:r>
       <w:proofErr w:type="spellEnd"/>
       <w:r>
@@ -12095,7 +12095,7 @@
           <w:sz w:val="14"/>
           <w:szCs w:val="14"/>
         </w:rPr>
-        <w:t xml:space="preserve">           </w:t>
+        <w:t xml:space="preserve"> </w:t>
       </w:r>
       <w:r>
         <w:rPr>
@@ -12124,7 +12124,7 @@
           <w:sz w:val="14"/>
           <w:szCs w:val="14"/>
         </w:rPr>
-        <w:t>N°</w:t>
+        <w:t/>
       </w:r>
       <w:proofErr w:type="spellEnd"/>
       <w:r>
@@ -12146,7 +12146,7 @@
           <w:sz w:val="14"/>
           <w:szCs w:val="14"/>
         </w:rPr>
-        <w:t>N°</w:t>
+        <w:t/>
       </w:r>
       <w:proofErr w:type="spellEnd"/>
       <w:r>
@@ -12157,7 +12157,7 @@
           <w:sz w:val="14"/>
           <w:szCs w:val="14"/>
         </w:rPr>
-        <w:t xml:space="preserve"> 1308   </w:t>
+        <w:t xml:space="preserve"> 1308 </w:t>
       </w:r>
     </w:p>
     <w:p>
@@ -12181,7 +12181,7 @@
           <w:sz w:val="14"/>
           <w:szCs w:val="14"/>
         </w:rPr>
-        <w:t xml:space="preserve">Artículo 18.- Idoneidad   </w:t>
+        <w:t xml:space="preserve">Artículo 18.- Idoneidad </w:t>
       </w:r>
     </w:p>
     <w:p>
@@ -12201,7 +12201,7 @@
           <w:sz w:val="14"/>
           <w:szCs w:val="14"/>
         </w:rPr>
-        <w:t xml:space="preserve">Se entiende por idoneidad la correspondencia entre lo que un consumidor espera y lo que efectivamente recibe, en función a lo que se le hubiera ofrecido, la publicidad e información transmitida, las condiciones y circunstancias de la transacción, las características y naturaleza del producto o servicio, el precio, entre otros factores, atendiendo a las circunstancias del caso.    </w:t>
+        <w:t xml:space="preserve">Se entiende por idoneidad la correspondencia entre lo que un consumidor espera y lo que efectivamente recibe, en función a lo que se le hubiera ofrecido, la publicidad e información transmitida, las condiciones y circunstancias de la transacción, las características y naturaleza del producto o servicio, el precio, entre otros factores, atendiendo a las circunstancias del caso. </w:t>
       </w:r>
     </w:p>
     <w:p>
@@ -12351,7 +12351,7 @@
           <w:sz w:val="16"/>
           <w:szCs w:val="16"/>
         </w:rPr>
-        <w:t>N°</w:t>
+        <w:t/>
       </w:r>
       <w:proofErr w:type="spellEnd"/>
       <w:r>
@@ -12373,7 +12373,7 @@
           <w:sz w:val="16"/>
           <w:szCs w:val="16"/>
         </w:rPr>
-        <w:t>N°</w:t>
+        <w:t/>
       </w:r>
       <w:proofErr w:type="spellEnd"/>
       <w:r>
@@ -12384,7 +12384,7 @@
           <w:sz w:val="16"/>
           <w:szCs w:val="16"/>
         </w:rPr>
-        <w:t xml:space="preserve"> 1308   </w:t>
+        <w:t xml:space="preserve"> 1308 </w:t>
       </w:r>
     </w:p>
     <w:p>
@@ -12541,7 +12541,7 @@
           <w:sz w:val="14"/>
           <w:szCs w:val="14"/>
         </w:rPr>
-        <w:t xml:space="preserve">           </w:t>
+        <w:t xml:space="preserve"> </w:t>
       </w:r>
       <w:r>
         <w:rPr>
@@ -12570,7 +12570,7 @@
           <w:sz w:val="14"/>
           <w:szCs w:val="14"/>
         </w:rPr>
-        <w:t>N°</w:t>
+        <w:t/>
       </w:r>
       <w:proofErr w:type="spellEnd"/>
       <w:r>
@@ -12592,7 +12592,7 @@
           <w:sz w:val="14"/>
           <w:szCs w:val="14"/>
         </w:rPr>
-        <w:t>N°</w:t>
+        <w:t/>
       </w:r>
       <w:proofErr w:type="spellEnd"/>
       <w:r>
@@ -12603,7 +12603,7 @@
           <w:sz w:val="14"/>
           <w:szCs w:val="14"/>
         </w:rPr>
-        <w:t xml:space="preserve"> 1308   </w:t>
+        <w:t xml:space="preserve"> 1308 </w:t>
       </w:r>
     </w:p>
     <w:p>
@@ -12763,7 +12763,7 @@
           <w:sz w:val="14"/>
           <w:szCs w:val="14"/>
         </w:rPr>
-        <w:t>N°</w:t>
+        <w:t/>
       </w:r>
       <w:proofErr w:type="spellEnd"/>
       <w:r>
@@ -12785,7 +12785,7 @@
           <w:sz w:val="14"/>
           <w:szCs w:val="14"/>
         </w:rPr>
-        <w:t>N°</w:t>
+        <w:t/>
       </w:r>
       <w:proofErr w:type="spellEnd"/>
       <w:r>
@@ -12796,7 +12796,7 @@
           <w:sz w:val="14"/>
           <w:szCs w:val="14"/>
         </w:rPr>
-        <w:t xml:space="preserve"> 1308   </w:t>
+        <w:t xml:space="preserve"> 1308 </w:t>
       </w:r>
     </w:p>
     <w:p>
@@ -13087,7 +13087,7 @@
           <w:sz w:val="14"/>
           <w:szCs w:val="14"/>
         </w:rPr>
-        <w:t xml:space="preserve">           </w:t>
+        <w:t xml:space="preserve"> </w:t>
       </w:r>
       <w:r>
         <w:rPr>
@@ -13116,7 +13116,7 @@
           <w:sz w:val="14"/>
           <w:szCs w:val="14"/>
         </w:rPr>
-        <w:t>N°</w:t>
+        <w:t/>
       </w:r>
       <w:proofErr w:type="spellEnd"/>
       <w:r>
@@ -13138,7 +13138,7 @@
           <w:sz w:val="14"/>
           <w:szCs w:val="14"/>
         </w:rPr>
-        <w:t>N°</w:t>
+        <w:t/>
       </w:r>
       <w:proofErr w:type="spellEnd"/>
       <w:r>
@@ -13239,7 +13239,7 @@
           <w:sz w:val="14"/>
           <w:szCs w:val="14"/>
         </w:rPr>
-        <w:t xml:space="preserve">  </w:t>
+        <w:t xml:space="preserve"> </w:t>
       </w:r>
       <w:r>
         <w:rPr>
@@ -13268,7 +13268,7 @@
           <w:sz w:val="14"/>
           <w:szCs w:val="14"/>
         </w:rPr>
-        <w:t>N°</w:t>
+        <w:t/>
       </w:r>
       <w:proofErr w:type="spellEnd"/>
       <w:r>
@@ -13464,7 +13464,7 @@
           <w:sz w:val="14"/>
           <w:szCs w:val="14"/>
         </w:rPr>
-        <w:t>Nº</w:t>
+        <w:t/>
       </w:r>
       <w:proofErr w:type="spellEnd"/>
       <w:r>
@@ -13580,7 +13580,7 @@
           <w:sz w:val="14"/>
           <w:szCs w:val="14"/>
         </w:rPr>
-        <w:t>N°</w:t>
+        <w:t/>
       </w:r>
       <w:proofErr w:type="spellEnd"/>
       <w:r>
@@ -13747,15 +13747,15 @@
           <w:szCs w:val="14"/>
           <w:vertAlign w:val="superscript"/>
         </w:rPr>
-        <w:t xml:space="preserve">  </w:t>
-      </w:r>
-      <w:r>
-        <w:rPr>
-          <w:rFonts w:ascii="Arial Narrow" w:hAnsi="Arial Narrow" w:cs="Arial"/>
-          <w:sz w:val="14"/>
-          <w:szCs w:val="14"/>
-        </w:rPr>
-        <w:t xml:space="preserve">     </w:t>
+        <w:t xml:space="preserve"> </w:t>
+      </w:r>
+      <w:r>
+        <w:rPr>
+          <w:rFonts w:ascii="Arial Narrow" w:hAnsi="Arial Narrow" w:cs="Arial"/>
+          <w:sz w:val="14"/>
+          <w:szCs w:val="14"/>
+        </w:rPr>
+        <w:t xml:space="preserve"> </w:t>
       </w:r>
       <w:r>
         <w:rPr>
@@ -13801,7 +13801,7 @@
           <w:sz w:val="14"/>
           <w:szCs w:val="14"/>
         </w:rPr>
-        <w:t>N°</w:t>
+        <w:t/>
       </w:r>
       <w:proofErr w:type="spellEnd"/>
       <w:r>
@@ -13854,7 +13854,7 @@
           <w:sz w:val="14"/>
           <w:szCs w:val="14"/>
         </w:rPr>
-        <w:t>El órgano resolutivo puede sancionar las infracciones administrativas a que se refiere el artículo 108º con amonestación y multas de hasta cuatrocientos cincuenta (450) Unidades Impositivas Tributarias (UIT), las cuales son calificadas de la siguiente manera:</w:t>
+        <w:t>El órgano resolutivo puede sancionar las infracciones administrativas a que se refiere el artículo 108 con amonestación y multas de hasta cuatrocientos cincuenta (450) Unidades Impositivas Tributarias (UIT), las cuales son calificadas de la siguiente manera:</w:t>
       </w:r>
     </w:p>
     <w:p>
@@ -13977,7 +13977,7 @@
           <w:sz w:val="14"/>
           <w:szCs w:val="14"/>
         </w:rPr>
-        <w:t xml:space="preserve">        </w:t>
+        <w:t xml:space="preserve"> </w:t>
       </w:r>
       <w:r>
         <w:rPr>
@@ -14794,7 +14794,7 @@
           <w:sz w:val="14"/>
           <w:szCs w:val="14"/>
         </w:rPr>
-        <w:t xml:space="preserve">         </w:t>
+        <w:t xml:space="preserve"> </w:t>
       </w:r>
       <w:r>
         <w:rPr>
@@ -14840,7 +14840,7 @@
           <w:sz w:val="14"/>
           <w:szCs w:val="14"/>
         </w:rPr>
-        <w:t>N°</w:t>
+        <w:t/>
       </w:r>
       <w:proofErr w:type="spellEnd"/>
       <w:r>
@@ -15058,7 +15058,7 @@
           <w:sz w:val="14"/>
           <w:szCs w:val="14"/>
         </w:rPr>
-        <w:t>Nº</w:t>
+        <w:t/>
       </w:r>
       <w:proofErr w:type="spellEnd"/>
       <w:r>
@@ -15212,7 +15212,7 @@
           <w:sz w:val="14"/>
           <w:szCs w:val="14"/>
         </w:rPr>
-        <w:t>N°</w:t>
+        <w:t/>
       </w:r>
       <w:proofErr w:type="spellEnd"/>
       <w:r>
@@ -15573,7 +15573,7 @@
               <w:sz w:val="16"/>
               <w:szCs w:val="16"/>
             </w:rPr>
-            <w:t xml:space="preserve">CNICA DE LA    </w:t>
+            <w:t xml:space="preserve">CNICA DE LA </w:t>
           </w:r>
         </w:p>
         <w:p>

--- a/plantillas_maestras/17_seguro_no_especificado/materia_general_asegurativa/2_ddos_banco_y_aseguradora/mujer/TPL_221_2026_SEGURO_NO_ESPECIFICADO_MATERIA_GENERAL_ASEGURATIVA_BANCO_MUJER_R2.docx
+++ b/plantillas_maestras/17_seguro_no_especificado/materia_general_asegurativa/2_ddos_banco_y_aseguradora/mujer/TPL_221_2026_SEGURO_NO_ESPECIFICADO_MATERIA_GENERAL_ASEGURATIVA_BANCO_MUJER_R2.docx
@@ -104,7 +104,7 @@
           <w:lang w:eastAsia="es-PE"/>
           <w14:ligatures w14:val="none"/>
         </w:rPr>
-        <w:t>DENUNCIANTE</w:t>
+        <w:t xml:space="preserve">DENUNCIANTE:[DENUNCIANTE] (SEÑORA [APELLIDO])</w:t>
       </w:r>
       <w:r>
         <w:rPr>
@@ -126,7 +126,7 @@
           <w:lang w:eastAsia="es-PE"/>
           <w14:ligatures w14:val="none"/>
         </w:rPr>
-        <w:t>:</w:t>
+        <w:t/>
       </w:r>
       <w:r>
         <w:rPr>
@@ -148,40 +148,40 @@
           <w:lang w:eastAsia="es-PE"/>
           <w14:ligatures w14:val="none"/>
         </w:rPr>
-        <w:t>KARIN JESSICA GONZÁLEZ TUBIO (SEÑOR</w:t>
-      </w:r>
-      <w:r>
-        <w:rPr>
-          <w:rFonts w:ascii="Arial Narrow" w:eastAsia="Arial Narrow" w:hAnsi="Arial Narrow" w:cs="Arial Narrow"/>
-          <w:b/>
-          <w:color w:val="000000"/>
-          <w:kern w:val="0"/>
-          <w:lang w:eastAsia="es-PE"/>
-          <w14:ligatures w14:val="none"/>
-        </w:rPr>
-        <w:t>A</w:t>
-      </w:r>
-      <w:r>
-        <w:rPr>
-          <w:rFonts w:ascii="Arial Narrow" w:eastAsia="Arial Narrow" w:hAnsi="Arial Narrow" w:cs="Arial Narrow"/>
-          <w:b/>
-          <w:color w:val="000000"/>
-          <w:kern w:val="0"/>
-          <w:lang w:eastAsia="es-PE"/>
-          <w14:ligatures w14:val="none"/>
-        </w:rPr>
-        <w:t xml:space="preserve"> GONZÁLEZ</w:t>
-      </w:r>
-      <w:r>
-        <w:rPr>
-          <w:rFonts w:ascii="Arial Narrow" w:eastAsia="Arial Narrow" w:hAnsi="Arial Narrow" w:cs="Arial Narrow"/>
-          <w:b/>
-          <w:color w:val="000000"/>
-          <w:kern w:val="0"/>
-          <w:lang w:eastAsia="es-PE"/>
-          <w14:ligatures w14:val="none"/>
-        </w:rPr>
-        <w:t>)</w:t>
+        <w:t/>
+      </w:r>
+      <w:r>
+        <w:rPr>
+          <w:rFonts w:ascii="Arial Narrow" w:eastAsia="Arial Narrow" w:hAnsi="Arial Narrow" w:cs="Arial Narrow"/>
+          <w:b/>
+          <w:color w:val="000000"/>
+          <w:kern w:val="0"/>
+          <w:lang w:eastAsia="es-PE"/>
+          <w14:ligatures w14:val="none"/>
+        </w:rPr>
+        <w:t/>
+      </w:r>
+      <w:r>
+        <w:rPr>
+          <w:rFonts w:ascii="Arial Narrow" w:eastAsia="Arial Narrow" w:hAnsi="Arial Narrow" w:cs="Arial Narrow"/>
+          <w:b/>
+          <w:color w:val="000000"/>
+          <w:kern w:val="0"/>
+          <w:lang w:eastAsia="es-PE"/>
+          <w14:ligatures w14:val="none"/>
+        </w:rPr>
+        <w:t xml:space="preserve"/>
+      </w:r>
+      <w:r>
+        <w:rPr>
+          <w:rFonts w:ascii="Arial Narrow" w:eastAsia="Arial Narrow" w:hAnsi="Arial Narrow" w:cs="Arial Narrow"/>
+          <w:b/>
+          <w:color w:val="000000"/>
+          <w:kern w:val="0"/>
+          <w:lang w:eastAsia="es-PE"/>
+          <w14:ligatures w14:val="none"/>
+        </w:rPr>
+        <w:t/>
       </w:r>
     </w:p>
     <w:p>
@@ -687,7 +687,7 @@
           <w:lang w:val="es-ES" w:eastAsia="es-ES"/>
           <w14:ligatures w14:val="none"/>
         </w:rPr>
-        <w:t xml:space="preserve">Mediante la denuncia del </w:t>
+        <w:t xml:space="preserve">Mediante la denuncia del 21 de enero de 2026, complementado mediante escritos del 27 de enero de 2026, 28 de enero de 2026, dos (2) escritos del 29 de enero de 2026, subsanada mediante escrito del 13 de febrero de 2026, y mediante dos (2) escritos del 13 de febrero de 2026, escritos del 17 de febrero de 2026 y del 19 de febrero de 2026, la señora [APELLIDO] denunció a BNP Paribas y el Banco por presuntas infracciones a la Ley 29571, Código de Protección y Defensa del Consumidor (en adelante, Código), señalando lo siguiente:</w:t>
       </w:r>
       <w:r>
         <w:rPr>
@@ -697,7 +697,7 @@
           <w:lang w:val="es-ES" w:eastAsia="es-ES"/>
           <w14:ligatures w14:val="none"/>
         </w:rPr>
-        <w:t>21 de</w:t>
+        <w:t/>
       </w:r>
       <w:r>
         <w:rPr>
@@ -707,7 +707,7 @@
           <w:lang w:val="es-ES" w:eastAsia="es-ES"/>
           <w14:ligatures w14:val="none"/>
         </w:rPr>
-        <w:t xml:space="preserve"> enero de 2</w:t>
+        <w:t xml:space="preserve"/>
       </w:r>
       <w:r>
         <w:rPr>
@@ -717,7 +717,7 @@
           <w:lang w:val="es-ES" w:eastAsia="es-ES"/>
           <w14:ligatures w14:val="none"/>
         </w:rPr>
-        <w:t xml:space="preserve">026, complementado mediante escritos del 27 de enero de 2026, 28 de enero de </w:t>
+        <w:t xml:space="preserve"/>
       </w:r>
       <w:r>
         <w:rPr>
@@ -727,7 +727,7 @@
           <w:lang w:val="es-ES" w:eastAsia="es-ES"/>
           <w14:ligatures w14:val="none"/>
         </w:rPr>
-        <w:t>2026, dos (2) escritos del 29 de enero de 2026</w:t>
+        <w:t/>
       </w:r>
       <w:r>
         <w:rPr>
@@ -737,7 +737,7 @@
           <w:lang w:val="es-ES" w:eastAsia="es-ES"/>
           <w14:ligatures w14:val="none"/>
         </w:rPr>
-        <w:t xml:space="preserve">, subsanada mediante escrito del </w:t>
+        <w:t xml:space="preserve"/>
       </w:r>
       <w:r>
         <w:rPr>
@@ -747,7 +747,7 @@
           <w:lang w:val="es-ES" w:eastAsia="es-ES"/>
           <w14:ligatures w14:val="none"/>
         </w:rPr>
-        <w:t>13 de febrero de 2026</w:t>
+        <w:t/>
       </w:r>
       <w:r>
         <w:rPr>
@@ -755,7 +755,7 @@
           <w:kern w:val="0"/>
           <w14:ligatures w14:val="none"/>
         </w:rPr>
-        <w:t xml:space="preserve">, y mediante </w:t>
+        <w:t xml:space="preserve"/>
       </w:r>
       <w:r>
         <w:rPr>
@@ -763,7 +763,7 @@
           <w:kern w:val="0"/>
           <w14:ligatures w14:val="none"/>
         </w:rPr>
-        <w:t xml:space="preserve">dos (2) escritos del </w:t>
+        <w:t xml:space="preserve"/>
       </w:r>
       <w:r>
         <w:rPr>
@@ -771,7 +771,7 @@
           <w:kern w:val="0"/>
           <w14:ligatures w14:val="none"/>
         </w:rPr>
-        <w:t xml:space="preserve">13 de febrero de 2026, </w:t>
+        <w:t xml:space="preserve"/>
       </w:r>
       <w:r>
         <w:rPr>
@@ -779,7 +779,7 @@
           <w:kern w:val="0"/>
           <w14:ligatures w14:val="none"/>
         </w:rPr>
-        <w:t xml:space="preserve">escritos del </w:t>
+        <w:t xml:space="preserve"/>
       </w:r>
       <w:r>
         <w:rPr>
@@ -787,7 +787,7 @@
           <w:kern w:val="0"/>
           <w14:ligatures w14:val="none"/>
         </w:rPr>
-        <w:t>17</w:t>
+        <w:t/>
       </w:r>
       <w:r>
         <w:rPr>
@@ -795,7 +795,7 @@
           <w:kern w:val="0"/>
           <w14:ligatures w14:val="none"/>
         </w:rPr>
-        <w:t xml:space="preserve"> </w:t>
+        <w:t xml:space="preserve"/>
       </w:r>
       <w:r>
         <w:rPr>
@@ -803,7 +803,7 @@
           <w:kern w:val="0"/>
           <w14:ligatures w14:val="none"/>
         </w:rPr>
-        <w:t xml:space="preserve">de febrero de 2026 </w:t>
+        <w:t xml:space="preserve"/>
       </w:r>
       <w:r>
         <w:rPr>
@@ -811,7 +811,7 @@
           <w:kern w:val="0"/>
           <w14:ligatures w14:val="none"/>
         </w:rPr>
-        <w:t xml:space="preserve">y </w:t>
+        <w:t xml:space="preserve"/>
       </w:r>
       <w:r>
         <w:rPr>
@@ -819,7 +819,7 @@
           <w:kern w:val="0"/>
           <w14:ligatures w14:val="none"/>
         </w:rPr>
-        <w:t xml:space="preserve">del </w:t>
+        <w:t xml:space="preserve"/>
       </w:r>
       <w:r>
         <w:rPr>
@@ -827,7 +827,7 @@
           <w:kern w:val="0"/>
           <w14:ligatures w14:val="none"/>
         </w:rPr>
-        <w:t>19 d</w:t>
+        <w:t/>
       </w:r>
       <w:r>
         <w:rPr>
@@ -835,7 +835,7 @@
           <w:kern w:val="0"/>
           <w14:ligatures w14:val="none"/>
         </w:rPr>
-        <w:t>e febrero de 2026</w:t>
+        <w:t/>
       </w:r>
       <w:r>
         <w:rPr>
@@ -843,7 +843,7 @@
           <w:kern w:val="0"/>
           <w14:ligatures w14:val="none"/>
         </w:rPr>
-        <w:t>,</w:t>
+        <w:t/>
       </w:r>
       <w:r>
         <w:rPr>
@@ -851,7 +851,7 @@
           <w:kern w:val="0"/>
           <w14:ligatures w14:val="none"/>
         </w:rPr>
-        <w:t xml:space="preserve"> </w:t>
+        <w:t xml:space="preserve"/>
       </w:r>
       <w:r>
         <w:rPr>
@@ -859,7 +859,7 @@
           <w:kern w:val="0"/>
           <w14:ligatures w14:val="none"/>
         </w:rPr>
-        <w:t>la</w:t>
+        <w:t/>
       </w:r>
       <w:r>
         <w:rPr>
@@ -867,7 +867,7 @@
           <w:kern w:val="0"/>
           <w14:ligatures w14:val="none"/>
         </w:rPr>
-        <w:t xml:space="preserve"> señor</w:t>
+        <w:t xml:space="preserve"/>
       </w:r>
       <w:r>
         <w:rPr>
@@ -875,7 +875,7 @@
           <w:kern w:val="0"/>
           <w14:ligatures w14:val="none"/>
         </w:rPr>
-        <w:t>a</w:t>
+        <w:t/>
       </w:r>
       <w:r>
         <w:rPr>
@@ -883,7 +883,7 @@
           <w:kern w:val="0"/>
           <w14:ligatures w14:val="none"/>
         </w:rPr>
-        <w:t xml:space="preserve"> </w:t>
+        <w:t xml:space="preserve"/>
       </w:r>
       <w:r>
         <w:rPr>
@@ -891,7 +891,7 @@
           <w:kern w:val="0"/>
           <w14:ligatures w14:val="none"/>
         </w:rPr>
-        <w:t xml:space="preserve">González </w:t>
+        <w:t xml:space="preserve"/>
       </w:r>
       <w:r>
         <w:rPr>
@@ -899,7 +899,7 @@
           <w:kern w:val="0"/>
           <w14:ligatures w14:val="none"/>
         </w:rPr>
-        <w:t>d</w:t>
+        <w:t/>
       </w:r>
       <w:r>
         <w:rPr>
@@ -909,7 +909,7 @@
           <w:lang w:val="es-ES" w:eastAsia="es-ES"/>
           <w14:ligatures w14:val="none"/>
         </w:rPr>
-        <w:t xml:space="preserve">enunció a </w:t>
+        <w:t xml:space="preserve"/>
       </w:r>
       <w:r>
         <w:rPr>
@@ -919,7 +919,7 @@
           <w:lang w:val="es-ES" w:eastAsia="es-ES"/>
           <w14:ligatures w14:val="none"/>
         </w:rPr>
-        <w:t xml:space="preserve">BNP </w:t>
+        <w:t xml:space="preserve"/>
       </w:r>
       <w:proofErr w:type="spellStart"/>
       <w:r>
@@ -930,7 +930,7 @@
           <w:lang w:val="es-ES" w:eastAsia="es-ES"/>
           <w14:ligatures w14:val="none"/>
         </w:rPr>
-        <w:t>Paribas</w:t>
+        <w:t/>
       </w:r>
       <w:proofErr w:type="spellEnd"/>
       <w:r>
@@ -941,7 +941,7 @@
           <w:lang w:val="es-ES" w:eastAsia="es-ES"/>
           <w14:ligatures w14:val="none"/>
         </w:rPr>
-        <w:t xml:space="preserve"> </w:t>
+        <w:t xml:space="preserve"/>
       </w:r>
       <w:r>
         <w:rPr>
@@ -951,7 +951,7 @@
           <w:lang w:val="es-ES" w:eastAsia="es-ES"/>
           <w14:ligatures w14:val="none"/>
         </w:rPr>
-        <w:t xml:space="preserve">y </w:t>
+        <w:t xml:space="preserve"/>
       </w:r>
       <w:r>
         <w:rPr>
@@ -961,7 +961,7 @@
           <w:lang w:val="es-ES" w:eastAsia="es-ES"/>
           <w14:ligatures w14:val="none"/>
         </w:rPr>
-        <w:t xml:space="preserve">el </w:t>
+        <w:t xml:space="preserve"/>
       </w:r>
       <w:r>
         <w:rPr>
@@ -971,7 +971,7 @@
           <w:lang w:val="es-ES" w:eastAsia="es-ES"/>
           <w14:ligatures w14:val="none"/>
         </w:rPr>
-        <w:t xml:space="preserve">Banco </w:t>
+        <w:t xml:space="preserve"/>
       </w:r>
       <w:r>
         <w:rPr>
@@ -981,7 +981,7 @@
           <w:lang w:val="es-ES" w:eastAsia="es-ES"/>
           <w14:ligatures w14:val="none"/>
         </w:rPr>
-        <w:t>por presuntas infracciones a la Ley 29571, Código de Protección y Defensa del Consumidor (en adelante, Código)</w:t>
+        <w:t/>
       </w:r>
       <w:r>
         <w:rPr>
@@ -1002,7 +1002,7 @@
           <w:lang w:val="es-ES" w:eastAsia="es-ES"/>
           <w14:ligatures w14:val="none"/>
         </w:rPr>
-        <w:t xml:space="preserve">, señalando </w:t>
+        <w:t xml:space="preserve"/>
       </w:r>
       <w:r>
         <w:rPr>
@@ -1013,7 +1013,7 @@
           <w:lang w:val="es-ES" w:eastAsia="es-ES"/>
           <w14:ligatures w14:val="none"/>
         </w:rPr>
-        <w:t>lo siguiente:</w:t>
+        <w:t/>
       </w:r>
     </w:p>
     <w:p>
@@ -2601,7 +2601,7 @@
           <w:lang w:eastAsia="es-ES"/>
           <w14:ligatures w14:val="none"/>
         </w:rPr>
-        <w:t>L</w:t>
+        <w:t xml:space="preserve">La señora [APELLIDO] solicitó, en calidad de medida correctiva, que BNP Paribas y el Banco cumplan con realizar una nueva evaluación de la solicitud de cobertura de los dos (2) seguros de Desgravamen con el fin de detener el cobro de la deuda, prescindiendo de la exclusión alegada, en tanto se verifique que esta no fue debidamente informada ni evaluada al momento de la contratación. Asimismo, no requirió de manera expresa el reembolso de costos y costas del presente procedimiento. </w:t>
       </w:r>
       <w:r>
         <w:rPr>
@@ -2611,7 +2611,7 @@
           <w:lang w:val="es-ES" w:eastAsia="es-ES"/>
           <w14:ligatures w14:val="none"/>
         </w:rPr>
-        <w:t xml:space="preserve">a señora González </w:t>
+        <w:t xml:space="preserve"/>
       </w:r>
       <w:r>
         <w:rPr>
@@ -2621,7 +2621,7 @@
           <w:lang w:val="es-ES" w:eastAsia="es-ES"/>
           <w14:ligatures w14:val="none"/>
         </w:rPr>
-        <w:t xml:space="preserve">solicitó, en calidad de medida correctiva, que </w:t>
+        <w:t xml:space="preserve"/>
       </w:r>
       <w:bookmarkStart w:id="2" w:name="_Hlk206587071"/>
       <w:r>
@@ -2632,7 +2632,7 @@
           <w:lang w:val="es-ES" w:eastAsia="es-ES"/>
           <w14:ligatures w14:val="none"/>
         </w:rPr>
-        <w:t xml:space="preserve">BNP </w:t>
+        <w:t xml:space="preserve"/>
       </w:r>
       <w:proofErr w:type="spellStart"/>
       <w:r>
@@ -2643,7 +2643,7 @@
           <w:lang w:val="es-ES" w:eastAsia="es-ES"/>
           <w14:ligatures w14:val="none"/>
         </w:rPr>
-        <w:t>Paribas</w:t>
+        <w:t/>
       </w:r>
       <w:proofErr w:type="spellEnd"/>
       <w:r>
@@ -2654,7 +2654,7 @@
           <w:lang w:val="es-ES" w:eastAsia="es-ES"/>
           <w14:ligatures w14:val="none"/>
         </w:rPr>
-        <w:t xml:space="preserve"> y el Banco </w:t>
+        <w:t xml:space="preserve"/>
       </w:r>
       <w:r>
         <w:rPr>
@@ -2664,7 +2664,7 @@
           <w:lang w:val="es-ES" w:eastAsia="es-ES"/>
           <w14:ligatures w14:val="none"/>
         </w:rPr>
-        <w:t xml:space="preserve">cumplan con </w:t>
+        <w:t xml:space="preserve"/>
       </w:r>
       <w:r>
         <w:rPr>
@@ -2674,7 +2674,7 @@
           <w:lang w:val="es-ES" w:eastAsia="es-ES"/>
           <w14:ligatures w14:val="none"/>
         </w:rPr>
-        <w:t>realizar una nueva evaluación de la solicitud de cobertura de</w:t>
+        <w:t/>
       </w:r>
       <w:r>
         <w:rPr>
@@ -2684,7 +2684,7 @@
           <w:lang w:val="es-ES" w:eastAsia="es-ES"/>
           <w14:ligatures w14:val="none"/>
         </w:rPr>
-        <w:t xml:space="preserve"> los dos (2)</w:t>
+        <w:t xml:space="preserve"/>
       </w:r>
       <w:r>
         <w:rPr>
@@ -2694,7 +2694,7 @@
           <w:lang w:val="es-ES" w:eastAsia="es-ES"/>
           <w14:ligatures w14:val="none"/>
         </w:rPr>
-        <w:t xml:space="preserve"> </w:t>
+        <w:t xml:space="preserve"/>
       </w:r>
       <w:r>
         <w:rPr>
@@ -2704,7 +2704,7 @@
           <w:lang w:val="es-ES" w:eastAsia="es-ES"/>
           <w14:ligatures w14:val="none"/>
         </w:rPr>
-        <w:t>se</w:t>
+        <w:t/>
       </w:r>
       <w:r>
         <w:rPr>
@@ -2714,7 +2714,7 @@
           <w:lang w:val="es-ES" w:eastAsia="es-ES"/>
           <w14:ligatures w14:val="none"/>
         </w:rPr>
-        <w:t>guro</w:t>
+        <w:t/>
       </w:r>
       <w:r>
         <w:rPr>
@@ -2724,7 +2724,7 @@
           <w:lang w:val="es-ES" w:eastAsia="es-ES"/>
           <w14:ligatures w14:val="none"/>
         </w:rPr>
-        <w:t>s</w:t>
+        <w:t/>
       </w:r>
       <w:r>
         <w:rPr>
@@ -2734,7 +2734,7 @@
           <w:lang w:val="es-ES" w:eastAsia="es-ES"/>
           <w14:ligatures w14:val="none"/>
         </w:rPr>
-        <w:t xml:space="preserve"> de Desgravamen</w:t>
+        <w:t xml:space="preserve"/>
       </w:r>
       <w:r>
         <w:rPr>
@@ -2744,7 +2744,7 @@
           <w:lang w:val="es-ES" w:eastAsia="es-ES"/>
           <w14:ligatures w14:val="none"/>
         </w:rPr>
-        <w:t xml:space="preserve"> con el fin de detener el cobro de la deuda</w:t>
+        <w:t xml:space="preserve"/>
       </w:r>
       <w:r>
         <w:rPr>
@@ -2754,7 +2754,7 @@
           <w:lang w:val="es-ES" w:eastAsia="es-ES"/>
           <w14:ligatures w14:val="none"/>
         </w:rPr>
-        <w:t>,</w:t>
+        <w:t/>
       </w:r>
       <w:r>
         <w:rPr>
@@ -2764,7 +2764,7 @@
           <w:lang w:val="es-ES" w:eastAsia="es-ES"/>
           <w14:ligatures w14:val="none"/>
         </w:rPr>
-        <w:t xml:space="preserve"> prescindiendo de la exclusión alegada, en tanto se verifique que esta no fue debidamente </w:t>
+        <w:t xml:space="preserve"/>
       </w:r>
       <w:r>
         <w:rPr>
@@ -2774,7 +2774,7 @@
           <w:lang w:val="es-ES" w:eastAsia="es-ES"/>
           <w14:ligatures w14:val="none"/>
         </w:rPr>
-        <w:t>informada ni evaluada al momento de la contratación</w:t>
+        <w:t/>
       </w:r>
       <w:r>
         <w:rPr>
@@ -2784,7 +2784,7 @@
           <w:lang w:val="es-ES" w:eastAsia="es-ES"/>
           <w14:ligatures w14:val="none"/>
         </w:rPr>
-        <w:t>. Asimismo,</w:t>
+        <w:t/>
       </w:r>
       <w:r>
         <w:rPr>
@@ -2794,7 +2794,7 @@
           <w:lang w:val="es-ES" w:eastAsia="es-ES"/>
           <w14:ligatures w14:val="none"/>
         </w:rPr>
-        <w:t xml:space="preserve"> no</w:t>
+        <w:t xml:space="preserve"/>
       </w:r>
       <w:r>
         <w:rPr>
@@ -2804,7 +2804,7 @@
           <w:lang w:val="es-ES" w:eastAsia="es-ES"/>
           <w14:ligatures w14:val="none"/>
         </w:rPr>
-        <w:t xml:space="preserve"> requirió </w:t>
+        <w:t xml:space="preserve"/>
       </w:r>
       <w:r>
         <w:rPr>
@@ -2814,7 +2814,7 @@
           <w:lang w:val="es-ES" w:eastAsia="es-ES"/>
           <w14:ligatures w14:val="none"/>
         </w:rPr>
-        <w:t xml:space="preserve">de manera expresa </w:t>
+        <w:t xml:space="preserve"/>
       </w:r>
       <w:r>
         <w:rPr>
@@ -2824,7 +2824,7 @@
           <w:lang w:val="es-ES" w:eastAsia="es-ES"/>
           <w14:ligatures w14:val="none"/>
         </w:rPr>
-        <w:t>el reembolso de costos y costas del presente procedimiento.</w:t>
+        <w:t/>
       </w:r>
       <w:r>
         <w:rPr>
@@ -2834,7 +2834,7 @@
           <w:lang w:val="es-ES" w:eastAsia="es-ES"/>
           <w14:ligatures w14:val="none"/>
         </w:rPr>
-        <w:t xml:space="preserve"> </w:t>
+        <w:t xml:space="preserve"/>
       </w:r>
     </w:p>
     <w:p>
@@ -3229,28 +3229,28 @@
           <w:rStyle w:val="normaltextrun"/>
           <w:rFonts w:ascii="Arial Narrow" w:hAnsi="Arial Narrow" w:cs="Arial"/>
         </w:rPr>
-        <w:t>El</w:t>
+        <w:t xml:space="preserve">El 10 de febrero de 2026, la señora [APELLIDO] presentó un escrito solicitando que la Comisión de Protección al Consumidor  1 le otorgue una medida de no innovar; sin embargo, no precisó si dicha solicitud correspondía a un pedido de medida cautelar. </w:t>
       </w:r>
       <w:r>
         <w:rPr>
           <w:rStyle w:val="normaltextrun"/>
           <w:rFonts w:ascii="Arial Narrow" w:hAnsi="Arial Narrow" w:cs="Arial"/>
         </w:rPr>
-        <w:t xml:space="preserve"> </w:t>
+        <w:t xml:space="preserve"/>
       </w:r>
       <w:r>
         <w:rPr>
           <w:rStyle w:val="normaltextrun"/>
           <w:rFonts w:ascii="Arial Narrow" w:hAnsi="Arial Narrow" w:cs="Arial"/>
         </w:rPr>
-        <w:t>10 de febrero de 2026</w:t>
+        <w:t/>
       </w:r>
       <w:r>
         <w:rPr>
           <w:rStyle w:val="normaltextrun"/>
           <w:rFonts w:ascii="Arial Narrow" w:hAnsi="Arial Narrow" w:cs="Arial"/>
         </w:rPr>
-        <w:t xml:space="preserve">, </w:t>
+        <w:t xml:space="preserve"/>
       </w:r>
       <w:r>
         <w:rPr>
@@ -3258,19 +3258,19 @@
           <w:kern w:val="0"/>
           <w14:ligatures w14:val="none"/>
         </w:rPr>
-        <w:t xml:space="preserve">la señora González </w:t>
-      </w:r>
-      <w:r>
-        <w:rPr>
-          <w:rFonts w:ascii="Arial Narrow" w:hAnsi="Arial Narrow" w:cs="Arial"/>
-        </w:rPr>
-        <w:t>presentó un escrito solicitando</w:t>
-      </w:r>
-      <w:r>
-        <w:rPr>
-          <w:rFonts w:ascii="Arial Narrow" w:hAnsi="Arial Narrow" w:cs="Arial"/>
-        </w:rPr>
-        <w:t xml:space="preserve"> que la Comisión de Protección al Consumidor </w:t>
+        <w:t xml:space="preserve"/>
+      </w:r>
+      <w:r>
+        <w:rPr>
+          <w:rFonts w:ascii="Arial Narrow" w:hAnsi="Arial Narrow" w:cs="Arial"/>
+        </w:rPr>
+        <w:t/>
+      </w:r>
+      <w:r>
+        <w:rPr>
+          <w:rFonts w:ascii="Arial Narrow" w:hAnsi="Arial Narrow" w:cs="Arial"/>
+        </w:rPr>
+        <w:t xml:space="preserve"/>
       </w:r>
       <w:proofErr w:type="spellStart"/>
       <w:r>
@@ -3284,25 +3284,25 @@
         <w:rPr>
           <w:rFonts w:ascii="Arial Narrow" w:hAnsi="Arial Narrow" w:cs="Arial"/>
         </w:rPr>
-        <w:t xml:space="preserve"> 1 le otorgue </w:t>
-      </w:r>
-      <w:r>
-        <w:rPr>
-          <w:rFonts w:ascii="Arial Narrow" w:hAnsi="Arial Narrow" w:cs="Arial"/>
-        </w:rPr>
-        <w:t>una medida de no innovar</w:t>
-      </w:r>
-      <w:r>
-        <w:rPr>
-          <w:rFonts w:ascii="Arial Narrow" w:hAnsi="Arial Narrow" w:cs="Arial"/>
-        </w:rPr>
-        <w:t>; sin embargo, no precisó si dicha solicitud correspondía a un pedido de medida cautelar.</w:t>
-      </w:r>
-      <w:r>
-        <w:rPr>
-          <w:rFonts w:ascii="Arial Narrow" w:hAnsi="Arial Narrow" w:cs="Arial"/>
-        </w:rPr>
-        <w:t xml:space="preserve"> </w:t>
+        <w:t xml:space="preserve"/>
+      </w:r>
+      <w:r>
+        <w:rPr>
+          <w:rFonts w:ascii="Arial Narrow" w:hAnsi="Arial Narrow" w:cs="Arial"/>
+        </w:rPr>
+        <w:t/>
+      </w:r>
+      <w:r>
+        <w:rPr>
+          <w:rFonts w:ascii="Arial Narrow" w:hAnsi="Arial Narrow" w:cs="Arial"/>
+        </w:rPr>
+        <w:t/>
+      </w:r>
+      <w:r>
+        <w:rPr>
+          <w:rFonts w:ascii="Arial Narrow" w:hAnsi="Arial Narrow" w:cs="Arial"/>
+        </w:rPr>
+        <w:t xml:space="preserve"/>
       </w:r>
     </w:p>
     <w:p>
@@ -3335,28 +3335,28 @@
           <w:rStyle w:val="normaltextrun"/>
           <w:rFonts w:ascii="Arial Narrow" w:hAnsi="Arial Narrow" w:cs="Arial"/>
         </w:rPr>
-        <w:t>Por tanto, corresponde</w:t>
+        <w:t xml:space="preserve">Por tanto, corresponde requerir a la señora [APELLIDO] que, en el plazo improrrogable de dos (2) días hábiles, contado a partir del día siguiente de notificada la presente, cumpla con señalar expresamente si la solicitud contenida en el escrito del 10 de febrero de 2026 se trata de un pedido de medida cautelar; de ser así, cumpla con fundamentar los motivos de su pedido conforme al artículo 109 de la Ley  29571, Código de Protección y Defensa del Consumidor, con la finalidad de que la Comisión de Protección al Consumidor 1 pueda evaluar los presupuestos para vialidad de dictar la medida cautelar requerida.</w:t>
       </w:r>
       <w:r>
         <w:rPr>
           <w:rStyle w:val="normaltextrun"/>
           <w:rFonts w:ascii="Arial Narrow" w:hAnsi="Arial Narrow" w:cs="Arial"/>
         </w:rPr>
-        <w:t xml:space="preserve"> </w:t>
+        <w:t xml:space="preserve"/>
       </w:r>
       <w:r>
         <w:rPr>
           <w:rStyle w:val="normaltextrun"/>
           <w:rFonts w:ascii="Arial Narrow" w:hAnsi="Arial Narrow" w:cs="Arial"/>
         </w:rPr>
-        <w:t xml:space="preserve">requerir </w:t>
+        <w:t xml:space="preserve"/>
       </w:r>
       <w:r>
         <w:rPr>
           <w:rStyle w:val="normaltextrun"/>
           <w:rFonts w:ascii="Arial Narrow" w:hAnsi="Arial Narrow" w:cs="Arial"/>
         </w:rPr>
-        <w:t xml:space="preserve">a </w:t>
+        <w:t xml:space="preserve"/>
       </w:r>
       <w:r>
         <w:rPr>
@@ -3364,35 +3364,35 @@
           <w:kern w:val="0"/>
           <w14:ligatures w14:val="none"/>
         </w:rPr>
-        <w:t>la señora González</w:t>
+        <w:t/>
       </w:r>
       <w:r>
         <w:rPr>
           <w:rStyle w:val="normaltextrun"/>
           <w:rFonts w:ascii="Arial Narrow" w:hAnsi="Arial Narrow" w:cs="Arial"/>
         </w:rPr>
-        <w:t xml:space="preserve"> que, en el plazo improrrogable de dos (2) días hábiles, contado a partir del día siguiente de notificada la presente, cumpla con señalar expresamente si la solicitud contenida en el escrito del </w:t>
+        <w:t xml:space="preserve"/>
       </w:r>
       <w:r>
         <w:rPr>
           <w:rStyle w:val="normaltextrun"/>
           <w:rFonts w:ascii="Arial Narrow" w:hAnsi="Arial Narrow" w:cs="Arial"/>
         </w:rPr>
-        <w:t>10 de febrero de 2026</w:t>
+        <w:t/>
       </w:r>
       <w:r>
         <w:rPr>
           <w:rStyle w:val="normaltextrun"/>
           <w:rFonts w:ascii="Arial Narrow" w:hAnsi="Arial Narrow" w:cs="Arial"/>
         </w:rPr>
-        <w:t xml:space="preserve"> </w:t>
+        <w:t xml:space="preserve"/>
       </w:r>
       <w:r>
         <w:rPr>
           <w:rStyle w:val="normaltextrun"/>
           <w:rFonts w:ascii="Arial Narrow" w:hAnsi="Arial Narrow" w:cs="Arial"/>
         </w:rPr>
-        <w:t xml:space="preserve">se trata de un pedido de medida cautelar; de ser así, cumpla con fundamentar los motivos de su pedido conforme al artículo 109 de la Ley </w:t>
+        <w:t xml:space="preserve"/>
       </w:r>
       <w:proofErr w:type="spellStart"/>
       <w:r>
@@ -3408,14 +3408,14 @@
           <w:rStyle w:val="normaltextrun"/>
           <w:rFonts w:ascii="Arial Narrow" w:hAnsi="Arial Narrow" w:cs="Arial"/>
         </w:rPr>
-        <w:t xml:space="preserve"> 29571, Código de Protección y Defensa del Consumidor, con la finalidad de que la Comisión de Protección al Consumidor 1 pueda evaluar los presupuestos para vialidad de dictar la medida cautelar requerida</w:t>
+        <w:t xml:space="preserve"/>
       </w:r>
       <w:r>
         <w:rPr>
           <w:rStyle w:val="normaltextrun"/>
           <w:rFonts w:ascii="Arial Narrow" w:hAnsi="Arial Narrow" w:cs="Arial"/>
         </w:rPr>
-        <w:t>.</w:t>
+        <w:t/>
       </w:r>
     </w:p>
     <w:p>
@@ -6061,7 +6061,7 @@
           <w:bCs/>
           <w:lang w:val="es-ES"/>
         </w:rPr>
-        <w:t xml:space="preserve">PRIMERO: </w:t>
+        <w:t xml:space="preserve">PRIMERO: requerir a la señora [DENUNCIANTE] que, en el plazo improrrogable de dos (2) días hábiles, contado a partir del día siguiente de notificada la presente, cumpla con señalar expresamente si la solicitud contenida en el escrito del 10 de febrero de 2026 se trata de un pedido de medida cautelar; de ser así, cumpla con fundamentar los motivos de su pedido conforme al artículo 109 de la Ley  29571, Código de Protección y Defensa del Consumidor, con la finalidad de que la Comisión de Protección al Consumidor 1 pueda evaluar los presupuestos para vialidad de dictar la medida cautelar requerida. </w:t>
       </w:r>
       <w:r>
         <w:rPr>
@@ -6069,7 +6069,7 @@
           <w:rFonts w:ascii="Arial Narrow" w:hAnsi="Arial Narrow" w:cs="Segoe UI"/>
           <w:lang w:val="es-ES"/>
         </w:rPr>
-        <w:t xml:space="preserve">requerir a la </w:t>
+        <w:t xml:space="preserve"/>
       </w:r>
       <w:r>
         <w:rPr>
@@ -6080,7 +6080,7 @@
           <w:lang w:eastAsia="es-PE"/>
           <w14:ligatures w14:val="none"/>
         </w:rPr>
-        <w:t xml:space="preserve">señora Karin Jessica González Tubio </w:t>
+        <w:t xml:space="preserve"/>
       </w:r>
       <w:r>
         <w:rPr>
@@ -6088,7 +6088,7 @@
           <w:rFonts w:ascii="Arial Narrow" w:hAnsi="Arial Narrow" w:cs="Segoe UI"/>
           <w:lang w:val="es-ES"/>
         </w:rPr>
-        <w:t xml:space="preserve">que, </w:t>
+        <w:t xml:space="preserve"/>
       </w:r>
       <w:r>
         <w:rPr>
@@ -6099,7 +6099,7 @@
           <w:u w:val="single"/>
           <w:lang w:val="es-ES"/>
         </w:rPr>
-        <w:t>en el plazo improrrogable de dos (2) días hábiles</w:t>
+        <w:t/>
       </w:r>
       <w:r>
         <w:rPr>
@@ -6107,7 +6107,7 @@
           <w:rFonts w:ascii="Arial Narrow" w:hAnsi="Arial Narrow" w:cs="Segoe UI"/>
           <w:lang w:val="es-ES"/>
         </w:rPr>
-        <w:t xml:space="preserve">, contado a partir del día siguiente de notificada la presente, cumpla con señalar expresamente si la solicitud contenida en el escrito del 10 de febrero de 2026 se trata de un pedido de medida cautelar; de ser así, cumpla con fundamentar los motivos de su pedido conforme al artículo 109 de la Ley </w:t>
+        <w:t xml:space="preserve"/>
       </w:r>
       <w:proofErr w:type="spellStart"/>
       <w:r>
@@ -6125,19 +6125,19 @@
           <w:rFonts w:ascii="Arial Narrow" w:hAnsi="Arial Narrow" w:cs="Segoe UI"/>
           <w:lang w:val="es-ES"/>
         </w:rPr>
-        <w:t xml:space="preserve"> 29571, Código de Protección y Defensa del Consumidor, con la finalidad de que la Comisión de Protección al Consumidor 1 pueda evaluar los presupuestos para vialidad de dictar la medida cautelar requerida</w:t>
-      </w:r>
-      <w:r>
-        <w:rPr>
-          <w:rFonts w:ascii="Arial Narrow" w:hAnsi="Arial Narrow" w:cs="Arial"/>
-        </w:rPr>
-        <w:t>.</w:t>
-      </w:r>
-      <w:r>
-        <w:rPr>
-          <w:rFonts w:ascii="Arial Narrow" w:hAnsi="Arial Narrow" w:cs="Arial"/>
-        </w:rPr>
-        <w:t xml:space="preserve"> </w:t>
+        <w:t xml:space="preserve"/>
+      </w:r>
+      <w:r>
+        <w:rPr>
+          <w:rFonts w:ascii="Arial Narrow" w:hAnsi="Arial Narrow" w:cs="Arial"/>
+        </w:rPr>
+        <w:t/>
+      </w:r>
+      <w:r>
+        <w:rPr>
+          <w:rFonts w:ascii="Arial Narrow" w:hAnsi="Arial Narrow" w:cs="Arial"/>
+        </w:rPr>
+        <w:t xml:space="preserve"/>
       </w:r>
     </w:p>
     <w:p>
@@ -6175,18 +6175,18 @@
           <w:lang w:eastAsia="es-PE"/>
           <w14:ligatures w14:val="none"/>
         </w:rPr>
-        <w:t>SEGUNDO</w:t>
-      </w:r>
-      <w:r>
-        <w:rPr>
-          <w:rFonts w:ascii="Arial Narrow" w:eastAsia="Arial Narrow" w:hAnsi="Arial Narrow" w:cs="Arial Narrow"/>
-          <w:b/>
-          <w:color w:val="000000"/>
-          <w:kern w:val="0"/>
-          <w:lang w:eastAsia="es-PE"/>
-          <w14:ligatures w14:val="none"/>
-        </w:rPr>
-        <w:t xml:space="preserve">: </w:t>
+        <w:t xml:space="preserve">SEGUNDO: admitir a trámite la denuncia del 21 de enero de 2026, complementado mediante escritos del 27 de enero de 2026, 28 de enero de 2026, dos (2) escritos del 29 de enero de 2026, subsanada mediante escrito del 13 de febrero de 2026, y mediante escritos del 10 de febrero de 2026, dos (2) escritos del 13 de febrero de 2026, escritos del 17 de febrero de 2026 y del 19 de febrero de 2026, interpuesta por la señora [DENUNCIANTE] contra BNP Paribas Cardif S.A. Compañía de Seguros y Reaseguros y Scotiabank Perú S.A.A, por lo siguiente:</w:t>
+      </w:r>
+      <w:r>
+        <w:rPr>
+          <w:rFonts w:ascii="Arial Narrow" w:eastAsia="Arial Narrow" w:hAnsi="Arial Narrow" w:cs="Arial Narrow"/>
+          <w:b/>
+          <w:color w:val="000000"/>
+          <w:kern w:val="0"/>
+          <w:lang w:eastAsia="es-PE"/>
+          <w14:ligatures w14:val="none"/>
+        </w:rPr>
+        <w:t xml:space="preserve"/>
       </w:r>
       <w:r>
         <w:rPr>
@@ -6197,7 +6197,7 @@
           <w:lang w:eastAsia="es-PE"/>
           <w14:ligatures w14:val="none"/>
         </w:rPr>
-        <w:t xml:space="preserve">admitir a trámite la denuncia del </w:t>
+        <w:t xml:space="preserve"/>
       </w:r>
       <w:r>
         <w:rPr>
@@ -6207,7 +6207,7 @@
           <w:lang w:val="es-ES" w:eastAsia="es-ES"/>
           <w14:ligatures w14:val="none"/>
         </w:rPr>
-        <w:t>21 de enero de 2026, complementado mediante escritos del 27 de enero de 2026, 28 de enero de 2026, dos (2) escritos del 29 de enero de 2026, subsanada mediante escrito del 13 de febrero de 2026, y mediante escritos del 10 de febrero de 2026, dos (2) escritos del 13 de febrero de 2026, escritos del 17 de febrero de 2026 y del 19 de febrero de 2026</w:t>
+        <w:t/>
       </w:r>
       <w:r>
         <w:rPr>
@@ -6217,7 +6217,7 @@
           <w:lang w:val="es-ES" w:eastAsia="es-ES"/>
           <w14:ligatures w14:val="none"/>
         </w:rPr>
-        <w:t xml:space="preserve">, </w:t>
+        <w:t xml:space="preserve"/>
       </w:r>
       <w:r>
         <w:rPr>
@@ -6228,7 +6228,7 @@
           <w:lang w:eastAsia="es-PE"/>
           <w14:ligatures w14:val="none"/>
         </w:rPr>
-        <w:t xml:space="preserve">interpuesta por </w:t>
+        <w:t xml:space="preserve"/>
       </w:r>
       <w:r>
         <w:rPr>
@@ -6239,7 +6239,7 @@
           <w:lang w:eastAsia="es-PE"/>
           <w14:ligatures w14:val="none"/>
         </w:rPr>
-        <w:t>la</w:t>
+        <w:t/>
       </w:r>
       <w:r>
         <w:rPr>
@@ -6250,7 +6250,7 @@
           <w:lang w:eastAsia="es-PE"/>
           <w14:ligatures w14:val="none"/>
         </w:rPr>
-        <w:t xml:space="preserve"> </w:t>
+        <w:t xml:space="preserve"/>
       </w:r>
       <w:r>
         <w:rPr>
@@ -6261,7 +6261,7 @@
           <w:lang w:eastAsia="es-PE"/>
           <w14:ligatures w14:val="none"/>
         </w:rPr>
-        <w:t xml:space="preserve">señora Karin Jessica González Tubio </w:t>
+        <w:t xml:space="preserve"/>
       </w:r>
       <w:r>
         <w:rPr>
@@ -6272,14 +6272,14 @@
           <w:lang w:eastAsia="es-PE"/>
           <w14:ligatures w14:val="none"/>
         </w:rPr>
-        <w:t xml:space="preserve">contra </w:t>
+        <w:t xml:space="preserve"/>
       </w:r>
       <w:r>
         <w:rPr>
           <w:rFonts w:ascii="Arial Narrow" w:eastAsia="Arial Narrow" w:hAnsi="Arial Narrow" w:cs="Arial Narrow"/>
           <w:bCs/>
         </w:rPr>
-        <w:t xml:space="preserve">BNP </w:t>
+        <w:t xml:space="preserve"/>
       </w:r>
       <w:proofErr w:type="spellStart"/>
       <w:r>
@@ -6287,7 +6287,7 @@
           <w:rFonts w:ascii="Arial Narrow" w:eastAsia="Arial Narrow" w:hAnsi="Arial Narrow" w:cs="Arial Narrow"/>
           <w:bCs/>
         </w:rPr>
-        <w:t>Paribas</w:t>
+        <w:t/>
       </w:r>
       <w:proofErr w:type="spellEnd"/>
       <w:r>
@@ -6295,7 +6295,7 @@
           <w:rFonts w:ascii="Arial Narrow" w:eastAsia="Arial Narrow" w:hAnsi="Arial Narrow" w:cs="Arial Narrow"/>
           <w:bCs/>
         </w:rPr>
-        <w:t xml:space="preserve"> </w:t>
+        <w:t xml:space="preserve"/>
       </w:r>
       <w:proofErr w:type="spellStart"/>
       <w:r>
@@ -6303,7 +6303,7 @@
           <w:rFonts w:ascii="Arial Narrow" w:eastAsia="Arial Narrow" w:hAnsi="Arial Narrow" w:cs="Arial Narrow"/>
           <w:bCs/>
         </w:rPr>
-        <w:t>Cardif</w:t>
+        <w:t/>
       </w:r>
       <w:proofErr w:type="spellEnd"/>
       <w:r>
@@ -6311,7 +6311,7 @@
           <w:rFonts w:ascii="Arial Narrow" w:eastAsia="Arial Narrow" w:hAnsi="Arial Narrow" w:cs="Arial Narrow"/>
           <w:bCs/>
         </w:rPr>
-        <w:t xml:space="preserve"> S.A. Compañía de Seguros y Reaseguros y Scotiabank Perú S.A.A</w:t>
+        <w:t xml:space="preserve"/>
       </w:r>
       <w:r>
         <w:rPr>
@@ -6322,7 +6322,7 @@
           <w:lang w:eastAsia="es-PE"/>
           <w14:ligatures w14:val="none"/>
         </w:rPr>
-        <w:t xml:space="preserve">, </w:t>
+        <w:t xml:space="preserve"/>
       </w:r>
       <w:r>
         <w:rPr>
@@ -6333,7 +6333,7 @@
           <w:lang w:eastAsia="es-PE"/>
           <w14:ligatures w14:val="none"/>
         </w:rPr>
-        <w:t>por lo siguiente:</w:t>
+        <w:t/>
       </w:r>
     </w:p>
     <w:p>
@@ -9817,7 +9817,7 @@
           <w:b/>
           <w:bCs/>
         </w:rPr>
-        <w:t xml:space="preserve">DÉCIMO </w:t>
+        <w:t xml:space="preserve">DÉCIMO SEGUNDO: requerir a la señora [DENUNCIANTE] y a Scotiabank Perú S.A.A.  para que, dentro del plazo de dos (2) días hábiles siguientes a la fecha en que reciban la notificación en sus bandejas de correo electrónico, efectúen la confirmación de recepción de la notificación remitida por este despacho a sus correos electrónicos, de conformidad con el segundo párrafo del numeral 4 del artículo 20 del Texto Único Ordenado de la Ley del Procedimiento Administrativo General, aprobado mediante Decreto Supremo  006-2026-JUS, bajo apercibimiento de rehacer el acto de notificación y notificarle conforme al numeral 1 del artículo 20 del citado cuerpo normativo.</w:t>
       </w:r>
       <w:r>
         <w:rPr>
@@ -9825,7 +9825,7 @@
           <w:b/>
           <w:bCs/>
         </w:rPr>
-        <w:t>SEGUNDO</w:t>
+        <w:t/>
       </w:r>
       <w:r>
         <w:rPr>
@@ -9835,7 +9835,7 @@
           <w:kern w:val="0"/>
           <w14:ligatures w14:val="none"/>
         </w:rPr>
-        <w:t>:</w:t>
+        <w:t/>
       </w:r>
       <w:r>
         <w:rPr>
@@ -9845,7 +9845,7 @@
           <w:kern w:val="0"/>
           <w14:ligatures w14:val="none"/>
         </w:rPr>
-        <w:t xml:space="preserve"> requerir a la señora </w:t>
+        <w:t xml:space="preserve"/>
       </w:r>
       <w:r>
         <w:rPr>
@@ -9856,7 +9856,7 @@
           <w:lang w:eastAsia="es-PE"/>
           <w14:ligatures w14:val="none"/>
         </w:rPr>
-        <w:t>Karin Jessica González Tubio</w:t>
+        <w:t/>
       </w:r>
       <w:r>
         <w:rPr>
@@ -9867,7 +9867,7 @@
           <w:lang w:eastAsia="es-PE"/>
           <w14:ligatures w14:val="none"/>
         </w:rPr>
-        <w:t xml:space="preserve"> y a Scotiabank Perú S.A.A. </w:t>
+        <w:t xml:space="preserve"/>
       </w:r>
       <w:r>
         <w:rPr>
@@ -9878,70 +9878,70 @@
           <w:lang w:eastAsia="es-PE"/>
           <w14:ligatures w14:val="none"/>
         </w:rPr>
-        <w:t xml:space="preserve"> </w:t>
+        <w:t xml:space="preserve"/>
       </w:r>
       <w:r>
         <w:rPr>
           <w:rFonts w:ascii="Arial Narrow" w:hAnsi="Arial Narrow"/>
           <w:color w:val="000000"/>
         </w:rPr>
-        <w:t>para que, dentro del plazo de dos (2) días hábiles siguientes a la fecha en que reciba</w:t>
+        <w:t/>
       </w:r>
       <w:r>
         <w:rPr>
           <w:rFonts w:ascii="Arial Narrow" w:hAnsi="Arial Narrow"/>
           <w:color w:val="000000"/>
         </w:rPr>
-        <w:t>n</w:t>
+        <w:t/>
       </w:r>
       <w:r>
         <w:rPr>
           <w:rFonts w:ascii="Arial Narrow" w:hAnsi="Arial Narrow"/>
           <w:color w:val="000000"/>
         </w:rPr>
-        <w:t xml:space="preserve"> la notificación en su</w:t>
+        <w:t xml:space="preserve"/>
       </w:r>
       <w:r>
         <w:rPr>
           <w:rFonts w:ascii="Arial Narrow" w:hAnsi="Arial Narrow"/>
           <w:color w:val="000000"/>
         </w:rPr>
-        <w:t>s</w:t>
+        <w:t/>
       </w:r>
       <w:r>
         <w:rPr>
           <w:rFonts w:ascii="Arial Narrow" w:hAnsi="Arial Narrow"/>
           <w:color w:val="000000"/>
         </w:rPr>
-        <w:t xml:space="preserve"> bandeja</w:t>
+        <w:t xml:space="preserve"/>
       </w:r>
       <w:r>
         <w:rPr>
           <w:rFonts w:ascii="Arial Narrow" w:hAnsi="Arial Narrow"/>
           <w:color w:val="000000"/>
         </w:rPr>
-        <w:t>s</w:t>
+        <w:t/>
       </w:r>
       <w:r>
         <w:rPr>
           <w:rFonts w:ascii="Arial Narrow" w:hAnsi="Arial Narrow"/>
           <w:color w:val="000000"/>
         </w:rPr>
-        <w:t xml:space="preserve"> de correo electrónico, efectú</w:t>
+        <w:t xml:space="preserve"/>
       </w:r>
       <w:r>
         <w:rPr>
           <w:rFonts w:ascii="Arial Narrow" w:hAnsi="Arial Narrow"/>
           <w:color w:val="000000"/>
         </w:rPr>
-        <w:t xml:space="preserve">en </w:t>
+        <w:t xml:space="preserve"/>
       </w:r>
       <w:r>
         <w:rPr>
           <w:rFonts w:ascii="Arial Narrow" w:hAnsi="Arial Narrow"/>
           <w:color w:val="000000"/>
         </w:rPr>
-        <w:t xml:space="preserve">la confirmación de recepción de la notificación remitida por este </w:t>
+        <w:t xml:space="preserve"/>
       </w:r>
       <w:r>
         <w:rPr>
@@ -9949,49 +9949,49 @@
           <w:color w:val="000000"/>
         </w:rPr>
         <w:lastRenderedPageBreak/>
-        <w:t>despacho a su</w:t>
+        <w:t/>
       </w:r>
       <w:r>
         <w:rPr>
           <w:rFonts w:ascii="Arial Narrow" w:hAnsi="Arial Narrow"/>
           <w:color w:val="000000"/>
         </w:rPr>
-        <w:t>s</w:t>
+        <w:t/>
       </w:r>
       <w:r>
         <w:rPr>
           <w:rFonts w:ascii="Arial Narrow" w:hAnsi="Arial Narrow"/>
           <w:color w:val="000000"/>
         </w:rPr>
-        <w:t xml:space="preserve"> correo</w:t>
+        <w:t xml:space="preserve"/>
       </w:r>
       <w:r>
         <w:rPr>
           <w:rFonts w:ascii="Arial Narrow" w:hAnsi="Arial Narrow"/>
           <w:color w:val="000000"/>
         </w:rPr>
-        <w:t>s</w:t>
+        <w:t/>
       </w:r>
       <w:r>
         <w:rPr>
           <w:rFonts w:ascii="Arial Narrow" w:hAnsi="Arial Narrow"/>
           <w:color w:val="000000"/>
         </w:rPr>
-        <w:t xml:space="preserve"> electrónico</w:t>
+        <w:t xml:space="preserve"/>
       </w:r>
       <w:r>
         <w:rPr>
           <w:rFonts w:ascii="Arial Narrow" w:hAnsi="Arial Narrow"/>
           <w:color w:val="000000"/>
         </w:rPr>
-        <w:t>s</w:t>
+        <w:t/>
       </w:r>
       <w:r>
         <w:rPr>
           <w:rFonts w:ascii="Arial Narrow" w:hAnsi="Arial Narrow"/>
           <w:color w:val="000000"/>
         </w:rPr>
-        <w:t>, de conformidad con el segundo párrafo del numeral 4 del artículo 20</w:t>
+        <w:t/>
       </w:r>
       <w:r>
         <w:rPr>
@@ -10008,14 +10008,14 @@
           <w:rFonts w:ascii="Arial Narrow" w:hAnsi="Arial Narrow"/>
           <w:color w:val="000000"/>
         </w:rPr>
-        <w:t xml:space="preserve"> del Texto Único Ordenado de la Ley del Procedimiento</w:t>
+        <w:t xml:space="preserve"/>
       </w:r>
       <w:r>
         <w:rPr>
           <w:rFonts w:ascii="Arial Narrow" w:hAnsi="Arial Narrow"/>
           <w:color w:val="000000"/>
         </w:rPr>
-        <w:t xml:space="preserve"> Administrativo General, aprobado mediante Decreto Supremo </w:t>
+        <w:t xml:space="preserve"/>
       </w:r>
       <w:proofErr w:type="spellStart"/>
       <w:r>
@@ -10031,7 +10031,7 @@
           <w:rFonts w:ascii="Arial Narrow" w:hAnsi="Arial Narrow"/>
           <w:color w:val="000000"/>
         </w:rPr>
-        <w:t xml:space="preserve"> 006-2026-JUS, bajo apercibimiento de rehacer el acto de notificación y notificarle conforme al numeral 1 del artículo 20</w:t>
+        <w:t xml:space="preserve"/>
       </w:r>
       <w:r>
         <w:rPr>
@@ -10048,7 +10048,7 @@
           <w:rFonts w:ascii="Arial Narrow" w:hAnsi="Arial Narrow"/>
           <w:color w:val="000000"/>
         </w:rPr>
-        <w:t xml:space="preserve"> del citado cuerpo normativo</w:t>
+        <w:t xml:space="preserve"/>
       </w:r>
       <w:r>
         <w:rPr>
@@ -10061,7 +10061,7 @@
         <w:rPr>
           <w:rFonts w:ascii="Arial Narrow" w:hAnsi="Arial Narrow" w:cs="Arial"/>
         </w:rPr>
-        <w:t>.</w:t>
+        <w:t/>
       </w:r>
     </w:p>
     <w:p>

--- a/plantillas_maestras/17_seguro_no_especificado/materia_general_asegurativa/2_ddos_banco_y_aseguradora/mujer/TPL_221_2026_SEGURO_NO_ESPECIFICADO_MATERIA_GENERAL_ASEGURATIVA_BANCO_MUJER_R2.docx
+++ b/plantillas_maestras/17_seguro_no_especificado/materia_general_asegurativa/2_ddos_banco_y_aseguradora/mujer/TPL_221_2026_SEGURO_NO_ESPECIFICADO_MATERIA_GENERAL_ASEGURATIVA_BANCO_MUJER_R2.docx
@@ -3229,7 +3229,7 @@
           <w:rStyle w:val="normaltextrun"/>
           <w:rFonts w:ascii="Arial Narrow" w:hAnsi="Arial Narrow" w:cs="Arial"/>
         </w:rPr>
-        <w:t xml:space="preserve">El 10 de febrero de 2026, la señora [APELLIDO] presentó un escrito solicitando que la Comisión de Protección al Consumidor  1 le otorgue una medida de no innovar; sin embargo, no precisó si dicha solicitud correspondía a un pedido de medida cautelar. </w:t>
+        <w:t xml:space="preserve">El 10 de febrero de 2026, la señora [APELLIDO] presentó un escrito solicitando que la Comisión de Protección al Consumidor 1 le otorgue una medida de no innovar; sin embargo, no precisó si dicha solicitud correspondía a un pedido de medida cautelar. </w:t>
       </w:r>
       <w:r>
         <w:rPr>
@@ -3335,7 +3335,7 @@
           <w:rStyle w:val="normaltextrun"/>
           <w:rFonts w:ascii="Arial Narrow" w:hAnsi="Arial Narrow" w:cs="Arial"/>
         </w:rPr>
-        <w:t xml:space="preserve">Por tanto, corresponde requerir a la señora [APELLIDO] que, en el plazo improrrogable de dos (2) días hábiles, contado a partir del día siguiente de notificada la presente, cumpla con señalar expresamente si la solicitud contenida en el escrito del 10 de febrero de 2026 se trata de un pedido de medida cautelar; de ser así, cumpla con fundamentar los motivos de su pedido conforme al artículo 109 de la Ley  29571, Código de Protección y Defensa del Consumidor, con la finalidad de que la Comisión de Protección al Consumidor 1 pueda evaluar los presupuestos para vialidad de dictar la medida cautelar requerida.</w:t>
+        <w:t xml:space="preserve">Por tanto, corresponde requerir a la señora [APELLIDO] que, en el plazo improrrogable de dos (2) días hábiles, contado a partir del día siguiente de notificada la presente, cumpla con señalar expresamente si la solicitud contenida en el escrito del 10 de febrero de 2026 se trata de un pedido de medida cautelar; de ser así, cumpla con fundamentar los motivos de su pedido conforme al artículo 109 de la Ley 29571, Código de Protección y Defensa del Consumidor, con la finalidad de que la Comisión de Protección al Consumidor 1 pueda evaluar los presupuestos para vialidad de dictar la medida cautelar requerida.</w:t>
       </w:r>
       <w:r>
         <w:rPr>
@@ -6061,7 +6061,7 @@
           <w:bCs/>
           <w:lang w:val="es-ES"/>
         </w:rPr>
-        <w:t xml:space="preserve">PRIMERO: requerir a la señora [DENUNCIANTE] que, en el plazo improrrogable de dos (2) días hábiles, contado a partir del día siguiente de notificada la presente, cumpla con señalar expresamente si la solicitud contenida en el escrito del 10 de febrero de 2026 se trata de un pedido de medida cautelar; de ser así, cumpla con fundamentar los motivos de su pedido conforme al artículo 109 de la Ley  29571, Código de Protección y Defensa del Consumidor, con la finalidad de que la Comisión de Protección al Consumidor 1 pueda evaluar los presupuestos para vialidad de dictar la medida cautelar requerida. </w:t>
+        <w:t xml:space="preserve">PRIMERO: requerir a la señora [DENUNCIANTE] que, en el plazo improrrogable de dos (2) días hábiles, contado a partir del día siguiente de notificada la presente, cumpla con señalar expresamente si la solicitud contenida en el escrito del 10 de febrero de 2026 se trata de un pedido de medida cautelar; de ser así, cumpla con fundamentar los motivos de su pedido conforme al artículo 109 de la Ley 29571, Código de Protección y Defensa del Consumidor, con la finalidad de que la Comisión de Protección al Consumidor 1 pueda evaluar los presupuestos para vialidad de dictar la medida cautelar requerida. </w:t>
       </w:r>
       <w:r>
         <w:rPr>
@@ -9817,7 +9817,7 @@
           <w:b/>
           <w:bCs/>
         </w:rPr>
-        <w:t xml:space="preserve">DÉCIMO SEGUNDO: requerir a la señora [DENUNCIANTE] y a Scotiabank Perú S.A.A.  para que, dentro del plazo de dos (2) días hábiles siguientes a la fecha en que reciban la notificación en sus bandejas de correo electrónico, efectúen la confirmación de recepción de la notificación remitida por este despacho a sus correos electrónicos, de conformidad con el segundo párrafo del numeral 4 del artículo 20 del Texto Único Ordenado de la Ley del Procedimiento Administrativo General, aprobado mediante Decreto Supremo  006-2026-JUS, bajo apercibimiento de rehacer el acto de notificación y notificarle conforme al numeral 1 del artículo 20 del citado cuerpo normativo.</w:t>
+        <w:t xml:space="preserve">DÉCIMO SEGUNDO: requerir a la señora [DENUNCIANTE] y a Scotiabank Perú S.A.A. para que, dentro del plazo de dos (2) días hábiles siguientes a la fecha en que reciban la notificación en sus bandejas de correo electrónico, efectúen la confirmación de recepción de la notificación remitida por este despacho a sus correos electrónicos, de conformidad con el segundo párrafo del numeral 4 del artículo 20 del Texto Único Ordenado de la Ley del Procedimiento Administrativo General, aprobado mediante Decreto Supremo 006-2026-JUS, bajo apercibimiento de rehacer el acto de notificación y notificarle conforme al numeral 1 del artículo 20 del citado cuerpo normativo.</w:t>
       </w:r>
       <w:r>
         <w:rPr>

--- a/plantillas_maestras/17_seguro_no_especificado/materia_general_asegurativa/2_ddos_banco_y_aseguradora/mujer/TPL_221_2026_SEGURO_NO_ESPECIFICADO_MATERIA_GENERAL_ASEGURATIVA_BANCO_MUJER_R2.docx
+++ b/plantillas_maestras/17_seguro_no_especificado/materia_general_asegurativa/2_ddos_banco_y_aseguradora/mujer/TPL_221_2026_SEGURO_NO_ESPECIFICADO_MATERIA_GENERAL_ASEGURATIVA_BANCO_MUJER_R2.docx
@@ -985,6 +985,7 @@
       </w:r>
       <w:r>
         <w:rPr>
+          <w:rStyle w:val="Refdenotaalpie"/>
           <w:rFonts w:ascii="Arial Narrow" w:eastAsia="Times New Roman" w:hAnsi="Arial Narrow" w:cs="Times New Roman"/>
           <w:color w:val="000000"/>
           <w:kern w:val="0"/>
@@ -2953,6 +2954,7 @@
         <w:rPr>
           <w:rStyle w:val="Refdenotaalpie"/>
           <w:rFonts w:ascii="Arial Narrow" w:hAnsi="Arial Narrow" w:cs="Arial"/>
+          <w:vertAlign w:val="superscript"/>
         </w:rPr>
         <w:footnoteReference w:id="2"/>
       </w:r>
@@ -2998,6 +3000,7 @@
         <w:rPr>
           <w:rStyle w:val="Refdenotaalpie"/>
           <w:rFonts w:ascii="Arial Narrow" w:hAnsi="Arial Narrow" w:cs="Arial"/>
+          <w:vertAlign w:val="superscript"/>
         </w:rPr>
         <w:footnoteReference w:id="3"/>
       </w:r>
@@ -3050,6 +3053,7 @@
       </w:r>
       <w:r>
         <w:rPr>
+          <w:rStyle w:val="Refdenotaalpie"/>
           <w:vertAlign w:val="superscript"/>
         </w:rPr>
         <w:footnoteReference w:id="4"/>
@@ -3112,6 +3116,7 @@
       </w:r>
       <w:r>
         <w:rPr>
+          <w:rStyle w:val="Refdenotaalpie"/>
           <w:vertAlign w:val="superscript"/>
         </w:rPr>
         <w:footnoteReference w:id="5"/>
@@ -3163,6 +3168,7 @@
         <w:rPr>
           <w:rStyle w:val="Refdenotaalpie"/>
           <w:rFonts w:ascii="Arial Narrow" w:hAnsi="Arial Narrow" w:cs="Arial"/>
+          <w:vertAlign w:val="superscript"/>
         </w:rPr>
         <w:footnoteReference w:id="6"/>
       </w:r>
@@ -3534,6 +3540,7 @@
       </w:r>
       <w:r>
         <w:rPr>
+          <w:rStyle w:val="Refdenotaalpie"/>
           <w:rFonts w:ascii="Arial Narrow" w:eastAsia="Arial Narrow" w:hAnsi="Arial Narrow" w:cs="Arial Narrow"/>
           <w:kern w:val="0"/>
           <w:vertAlign w:val="superscript"/>
@@ -3721,6 +3728,7 @@
       <w:bookmarkStart w:id="6" w:name="_Hlk211599421"/>
       <w:r>
         <w:rPr>
+          <w:rStyle w:val="Refdenotaalpie"/>
           <w:rFonts w:ascii="Arial Narrow" w:eastAsia="Arial Narrow" w:hAnsi="Arial Narrow" w:cs="Arial"/>
           <w:kern w:val="0"/>
           <w:vertAlign w:val="superscript"/>
@@ -4251,6 +4259,7 @@
       </w:r>
       <w:r>
         <w:rPr>
+          <w:rStyle w:val="Refdenotaalpie"/>
           <w:vertAlign w:val="superscript"/>
           <w:lang w:eastAsia="es-PE"/>
         </w:rPr>
@@ -4552,6 +4561,7 @@
       </w:r>
       <w:r>
         <w:rPr>
+          <w:rStyle w:val="Refdenotaalpie"/>
           <w:rFonts w:ascii="Arial Narrow" w:eastAsia="Arial Narrow" w:hAnsi="Arial Narrow" w:cs="Arial"/>
           <w:kern w:val="0"/>
           <w:vertAlign w:val="superscript"/>
@@ -4846,6 +4856,7 @@
       </w:r>
       <w:r>
         <w:rPr>
+          <w:rStyle w:val="Refdenotaalpie"/>
           <w:rFonts w:ascii="Arial Narrow" w:eastAsia="Arial Narrow" w:hAnsi="Arial Narrow" w:cs="Arial"/>
           <w:bCs/>
           <w:color w:val="000000"/>
@@ -5223,6 +5234,7 @@
       </w:r>
       <w:r>
         <w:rPr>
+          <w:rStyle w:val="Refdenotaalpie"/>
           <w:rFonts w:ascii="Arial Narrow" w:eastAsia="Arial Narrow" w:hAnsi="Arial Narrow" w:cs="Arial"/>
           <w:kern w:val="0"/>
           <w:vertAlign w:val="superscript"/>
@@ -5282,6 +5294,7 @@
       </w:r>
       <w:r>
         <w:rPr>
+          <w:rStyle w:val="Refdenotaalpie"/>
           <w:rFonts w:ascii="Arial Narrow" w:eastAsia="Arial Narrow" w:hAnsi="Arial Narrow" w:cs="Arial Narrow"/>
           <w:kern w:val="0"/>
           <w:vertAlign w:val="superscript"/>
@@ -8299,6 +8312,7 @@
       </w:r>
       <w:r>
         <w:rPr>
+          <w:rStyle w:val="Refdenotaalpie"/>
           <w:rFonts w:ascii="Arial Narrow" w:eastAsia="Calibri" w:hAnsi="Arial Narrow" w:cs="Arial"/>
           <w:kern w:val="0"/>
           <w:vertAlign w:val="superscript"/>
@@ -8343,6 +8357,7 @@
       </w:r>
       <w:r>
         <w:rPr>
+          <w:rStyle w:val="Refdenotaalpie"/>
           <w:rFonts w:ascii="Arial Narrow" w:eastAsia="Calibri" w:hAnsi="Arial Narrow" w:cs="Arial"/>
           <w:spacing w:val="-2"/>
           <w:kern w:val="0"/>
@@ -9305,6 +9320,7 @@
       </w:r>
       <w:r>
         <w:rPr>
+          <w:rStyle w:val="Refdenotaalpie"/>
           <w:rFonts w:ascii="Arial Narrow" w:eastAsia="Arial Narrow" w:hAnsi="Arial Narrow" w:cs="Times New Roman"/>
           <w:color w:val="000000"/>
           <w:kern w:val="0"/>
@@ -9386,6 +9402,7 @@
       </w:r>
       <w:r>
         <w:rPr>
+          <w:rStyle w:val="Refdenotaalpie"/>
           <w:rFonts w:ascii="Arial Narrow" w:eastAsia="Arial Narrow" w:hAnsi="Arial Narrow" w:cs="Times New Roman"/>
           <w:color w:val="000000"/>
           <w:kern w:val="0"/>
@@ -9439,6 +9456,7 @@
       </w:r>
       <w:r>
         <w:rPr>
+          <w:rStyle w:val="Refdenotaalpie"/>
           <w:rFonts w:ascii="Arial Narrow" w:eastAsia="Arial Narrow" w:hAnsi="Arial Narrow" w:cs="Times New Roman"/>
           <w:color w:val="000000"/>
           <w:kern w:val="0"/>
@@ -9649,6 +9667,7 @@
       </w:r>
       <w:r>
         <w:rPr>
+          <w:rStyle w:val="Refdenotaalpie"/>
           <w:rFonts w:ascii="Arial Narrow" w:eastAsia="Calibri" w:hAnsi="Arial Narrow" w:cs="Arial"/>
           <w:kern w:val="0"/>
           <w:vertAlign w:val="superscript"/>
@@ -10052,6 +10071,7 @@
       </w:r>
       <w:r>
         <w:rPr>
+          <w:rStyle w:val="Refdenotaalpie"/>
           <w:rFonts w:ascii="Arial Narrow" w:hAnsi="Arial Narrow"/>
           <w:vertAlign w:val="superscript"/>
         </w:rPr>
@@ -10423,14 +10443,14 @@
         <w:tab w:val="right" w:pos="8838"/>
       </w:tabs>
       <w:rPr>
-        <w:rFonts w:ascii="Arial" w:eastAsia="Arial" w:hAnsi="Arial" w:cs="Arial"/>
+        <w:rFonts w:ascii="Arial Narrow" w:eastAsia="Arial" w:hAnsi="Arial Narrow" w:cs="Arial"/>
         <w:sz w:val="16"/>
         <w:szCs w:val="16"/>
       </w:rPr>
     </w:pPr>
     <w:r>
       <w:rPr>
-        <w:rFonts w:ascii="Arial" w:eastAsia="Arial" w:hAnsi="Arial" w:cs="Arial"/>
+        <w:rFonts w:ascii="Arial Narrow" w:eastAsia="Arial" w:hAnsi="Arial Narrow" w:cs="Arial"/>
         <w:sz w:val="16"/>
         <w:szCs w:val="16"/>
       </w:rPr>
@@ -10444,7 +10464,7 @@
     </w:pPr>
     <w:r>
       <w:rPr>
-        <w:rFonts w:ascii="Arial" w:eastAsia="Arial" w:hAnsi="Arial" w:cs="Arial"/>
+        <w:rFonts w:ascii="Arial Narrow" w:eastAsia="Arial" w:hAnsi="Arial Narrow" w:cs="Arial"/>
         <w:sz w:val="16"/>
         <w:szCs w:val="16"/>
       </w:rPr>
@@ -10452,7 +10472,7 @@
     </w:r>
     <w:r>
       <w:rPr>
-        <w:rFonts w:ascii="Arial" w:eastAsia="Arial" w:hAnsi="Arial" w:cs="Arial"/>
+        <w:rFonts w:ascii="Arial Narrow" w:eastAsia="Arial" w:hAnsi="Arial Narrow" w:cs="Arial"/>
         <w:sz w:val="16"/>
         <w:szCs w:val="16"/>
       </w:rPr>
@@ -10460,7 +10480,7 @@
     </w:r>
     <w:r>
       <w:rPr>
-        <w:rFonts w:ascii="Arial" w:eastAsia="Arial" w:hAnsi="Arial" w:cs="Arial"/>
+        <w:rFonts w:ascii="Arial Narrow" w:eastAsia="Arial" w:hAnsi="Arial Narrow" w:cs="Arial"/>
         <w:sz w:val="16"/>
         <w:szCs w:val="16"/>
       </w:rPr>
@@ -10468,7 +10488,7 @@
     </w:r>
     <w:r>
       <w:rPr>
-        <w:rFonts w:ascii="Arial" w:eastAsia="Arial" w:hAnsi="Arial" w:cs="Arial"/>
+        <w:rFonts w:ascii="Arial Narrow" w:eastAsia="Arial" w:hAnsi="Arial Narrow" w:cs="Arial"/>
         <w:sz w:val="16"/>
         <w:szCs w:val="16"/>
       </w:rPr>
@@ -10476,7 +10496,7 @@
     </w:r>
     <w:r>
       <w:rPr>
-        <w:rFonts w:ascii="Arial" w:eastAsia="Arial" w:hAnsi="Arial" w:cs="Arial"/>
+        <w:rFonts w:ascii="Arial Narrow" w:eastAsia="Arial" w:hAnsi="Arial Narrow" w:cs="Arial"/>
         <w:sz w:val="16"/>
         <w:szCs w:val="16"/>
       </w:rPr>
@@ -10524,8 +10544,9 @@
         <w:rPr>
           <w:rStyle w:val="Refdenotaalpie"/>
           <w:rFonts w:ascii="Arial Narrow" w:hAnsi="Arial Narrow" w:cs="Arial"/>
-          <w:sz w:val="14"/>
-          <w:szCs w:val="14"/>
+          <w:sz w:val="16"/>
+          <w:szCs w:val="14"/>
+          <w:vertAlign w:val="superscript"/>
         </w:rPr>
         <w:footnoteRef/>
       </w:r>
@@ -10597,6 +10618,7 @@
           <w:rFonts w:ascii="Arial Narrow" w:hAnsi="Arial Narrow"/>
           <w:sz w:val="16"/>
           <w:szCs w:val="16"/>
+          <w:vertAlign w:val="superscript"/>
         </w:rPr>
         <w:footnoteRef/>
       </w:r>
@@ -10918,6 +10940,7 @@
           <w:rFonts w:ascii="Arial Narrow" w:hAnsi="Arial Narrow"/>
           <w:sz w:val="16"/>
           <w:szCs w:val="16"/>
+          <w:vertAlign w:val="superscript"/>
         </w:rPr>
         <w:footnoteRef/>
       </w:r>
@@ -11102,6 +11125,7 @@
       </w:pPr>
       <w:r>
         <w:rPr>
+          <w:rStyle w:val="Refdenotaalpie"/>
           <w:rFonts w:ascii="Arial Narrow" w:hAnsi="Arial Narrow" w:cs="Arial"/>
           <w:sz w:val="16"/>
           <w:szCs w:val="16"/>
@@ -11374,6 +11398,7 @@
           <w:rFonts w:ascii="Arial Narrow" w:hAnsi="Arial Narrow"/>
           <w:sz w:val="16"/>
           <w:szCs w:val="16"/>
+          <w:vertAlign w:val="superscript"/>
         </w:rPr>
         <w:footnoteRef/>
       </w:r>
@@ -11625,6 +11650,7 @@
           <w:rFonts w:ascii="Arial Narrow" w:hAnsi="Arial Narrow"/>
           <w:sz w:val="16"/>
           <w:szCs w:val="16"/>
+          <w:vertAlign w:val="superscript"/>
         </w:rPr>
         <w:footnoteRef/>
       </w:r>
@@ -11729,8 +11755,9 @@
         <w:rPr>
           <w:rStyle w:val="Refdenotaalpie"/>
           <w:rFonts w:ascii="Arial Narrow" w:hAnsi="Arial Narrow" w:cs="Arial"/>
-          <w:sz w:val="14"/>
-          <w:szCs w:val="14"/>
+          <w:sz w:val="16"/>
+          <w:szCs w:val="14"/>
+          <w:vertAlign w:val="superscript"/>
         </w:rPr>
         <w:footnoteRef/>
       </w:r>
@@ -12084,8 +12111,9 @@
         <w:rPr>
           <w:rStyle w:val="Refdenotaalpie"/>
           <w:rFonts w:ascii="Arial Narrow" w:hAnsi="Arial Narrow"/>
-          <w:sz w:val="14"/>
-          <w:szCs w:val="14"/>
+          <w:sz w:val="16"/>
+          <w:szCs w:val="14"/>
+          <w:vertAlign w:val="superscript"/>
         </w:rPr>
         <w:footnoteRef/>
       </w:r>
@@ -12313,6 +12341,7 @@
           <w:rFonts w:ascii="Arial Narrow" w:hAnsi="Arial Narrow"/>
           <w:sz w:val="16"/>
           <w:szCs w:val="16"/>
+          <w:vertAlign w:val="superscript"/>
         </w:rPr>
         <w:footnoteRef/>
       </w:r>
@@ -12530,8 +12559,9 @@
         <w:rPr>
           <w:rStyle w:val="Refdenotaalpie"/>
           <w:rFonts w:ascii="Arial Narrow" w:hAnsi="Arial Narrow"/>
-          <w:sz w:val="14"/>
-          <w:szCs w:val="14"/>
+          <w:sz w:val="16"/>
+          <w:szCs w:val="14"/>
+          <w:vertAlign w:val="superscript"/>
         </w:rPr>
         <w:footnoteRef/>
       </w:r>
@@ -12723,8 +12753,9 @@
         <w:rPr>
           <w:rStyle w:val="Refdenotaalpie"/>
           <w:rFonts w:ascii="Arial Narrow" w:hAnsi="Arial Narrow"/>
-          <w:sz w:val="14"/>
-          <w:szCs w:val="14"/>
+          <w:sz w:val="16"/>
+          <w:szCs w:val="14"/>
+          <w:vertAlign w:val="superscript"/>
         </w:rPr>
         <w:footnoteRef/>
       </w:r>
@@ -13076,8 +13107,9 @@
         <w:rPr>
           <w:rStyle w:val="Refdenotaalpie"/>
           <w:rFonts w:ascii="Arial Narrow" w:hAnsi="Arial Narrow"/>
-          <w:sz w:val="14"/>
-          <w:szCs w:val="14"/>
+          <w:sz w:val="16"/>
+          <w:szCs w:val="14"/>
+          <w:vertAlign w:val="superscript"/>
         </w:rPr>
         <w:footnoteRef/>
       </w:r>
@@ -13228,8 +13260,9 @@
         <w:rPr>
           <w:rStyle w:val="Refdenotaalpie"/>
           <w:rFonts w:ascii="Arial Narrow" w:hAnsi="Arial Narrow" w:cs="Arial"/>
-          <w:sz w:val="14"/>
-          <w:szCs w:val="14"/>
+          <w:sz w:val="16"/>
+          <w:szCs w:val="14"/>
+          <w:vertAlign w:val="superscript"/>
         </w:rPr>
         <w:footnoteRef/>
       </w:r>
@@ -13435,8 +13468,9 @@
         <w:rPr>
           <w:rStyle w:val="Refdenotaalpie"/>
           <w:rFonts w:ascii="Arial Narrow" w:hAnsi="Arial Narrow" w:cs="Arial"/>
-          <w:sz w:val="14"/>
-          <w:szCs w:val="14"/>
+          <w:sz w:val="16"/>
+          <w:szCs w:val="14"/>
+          <w:vertAlign w:val="superscript"/>
         </w:rPr>
         <w:footnoteRef/>
       </w:r>
@@ -13523,8 +13557,9 @@
         <w:rPr>
           <w:rStyle w:val="Refdenotaalpie"/>
           <w:rFonts w:ascii="Arial Narrow" w:hAnsi="Arial Narrow" w:cs="Arial"/>
-          <w:sz w:val="14"/>
-          <w:szCs w:val="14"/>
+          <w:sz w:val="16"/>
+          <w:szCs w:val="14"/>
+          <w:vertAlign w:val="superscript"/>
         </w:rPr>
         <w:footnoteRef/>
       </w:r>
@@ -13732,9 +13767,9 @@
       </w:pPr>
       <w:r>
         <w:rPr>
-          <w:rStyle w:val="TextonotapieCar"/>
-          <w:rFonts w:ascii="Arial Narrow" w:hAnsi="Arial Narrow" w:cs="Arial"/>
-          <w:sz w:val="14"/>
+          <w:rStyle w:val="Refdenotaalpie"/>
+          <w:rFonts w:ascii="Arial Narrow" w:hAnsi="Arial Narrow" w:cs="Arial"/>
+          <w:sz w:val="16"/>
           <w:szCs w:val="14"/>
           <w:vertAlign w:val="superscript"/>
         </w:rPr>
@@ -13966,8 +14001,9 @@
         <w:rPr>
           <w:rStyle w:val="Refdenotaalpie"/>
           <w:rFonts w:ascii="Arial Narrow" w:hAnsi="Arial Narrow" w:cs="Arial"/>
-          <w:sz w:val="14"/>
-          <w:szCs w:val="14"/>
+          <w:sz w:val="16"/>
+          <w:szCs w:val="14"/>
+          <w:vertAlign w:val="superscript"/>
         </w:rPr>
         <w:footnoteRef/>
       </w:r>
@@ -14783,8 +14819,9 @@
         <w:rPr>
           <w:rStyle w:val="Refdenotaalpie"/>
           <w:rFonts w:ascii="Arial Narrow" w:hAnsi="Arial Narrow" w:cs="Arial"/>
-          <w:sz w:val="14"/>
-          <w:szCs w:val="14"/>
+          <w:sz w:val="16"/>
+          <w:szCs w:val="14"/>
+          <w:vertAlign w:val="superscript"/>
         </w:rPr>
         <w:footnoteRef/>
       </w:r>
@@ -15023,8 +15060,9 @@
           <w:rFonts w:ascii="Arial Narrow" w:hAnsi="Arial Narrow" w:cs="Arial"/>
           <w:b/>
           <w:bCs/>
-          <w:sz w:val="14"/>
-          <w:szCs w:val="14"/>
+          <w:sz w:val="16"/>
+          <w:szCs w:val="14"/>
+          <w:vertAlign w:val="superscript"/>
         </w:rPr>
         <w:footnoteRef/>
       </w:r>
@@ -15174,8 +15212,9 @@
         <w:rPr>
           <w:rStyle w:val="Refdenotaalpie"/>
           <w:rFonts w:ascii="Arial Narrow" w:hAnsi="Arial Narrow" w:cs="Arial"/>
-          <w:sz w:val="14"/>
-          <w:szCs w:val="14"/>
+          <w:sz w:val="16"/>
+          <w:szCs w:val="14"/>
+          <w:vertAlign w:val="superscript"/>
         </w:rPr>
         <w:footnoteRef/>
       </w:r>
@@ -18025,6 +18064,17 @@
       <w14:ligatures w14:val="none"/>
     </w:rPr>
   </w:style>
+  <w:style w:type="character" w:styleId="FootnoteReference">
+    <w:name w:val="footnote reference"/>
+    <w:basedOn w:val="Fuentedeprrafopredeter"/>
+    <w:uiPriority w:val="99"/>
+    <w:semiHidden/>
+    <w:unhideWhenUsed/>
+    <w:rPr>
+      <w:rFonts w:ascii="Arial Narrow" w:hAnsi="Arial Narrow"/>
+      <w:vertAlign w:val="superscript"/>
+    </w:rPr>
+  </w:style>
 </w:styles>
 </file>
 

--- a/plantillas_maestras/17_seguro_no_especificado/materia_general_asegurativa/2_ddos_banco_y_aseguradora/mujer/TPL_221_2026_SEGURO_NO_ESPECIFICADO_MATERIA_GENERAL_ASEGURATIVA_BANCO_MUJER_R2.docx
+++ b/plantillas_maestras/17_seguro_no_especificado/materia_general_asegurativa/2_ddos_banco_y_aseguradora/mujer/TPL_221_2026_SEGURO_NO_ESPECIFICADO_MATERIA_GENERAL_ASEGURATIVA_BANCO_MUJER_R2.docx
@@ -1,8 +1,8 @@
 
 <file path=word/document.xml><?xml version="1.0" encoding="utf-8"?>
-<w:document xmlns:wpc="http://schemas.microsoft.com/office/word/2010/wordprocessingCanvas" xmlns:cx="http://schemas.microsoft.com/office/drawing/2014/chartex" xmlns:cx1="http://schemas.microsoft.com/office/drawing/2015/9/8/chartex" xmlns:cx2="http://schemas.microsoft.com/office/drawing/2015/10/21/chartex" xmlns:cx3="http://schemas.microsoft.com/office/drawing/2016/5/9/chartex" xmlns:cx4="http://schemas.microsoft.com/office/drawing/2016/5/10/chartex" xmlns:cx5="http://schemas.microsoft.com/office/drawing/2016/5/11/chartex" xmlns:cx6="http://schemas.microsoft.com/office/drawing/2016/5/12/chartex" xmlns:cx7="http://schemas.microsoft.com/office/drawing/2016/5/13/chartex" xmlns:cx8="http://schemas.microsoft.com/office/drawing/2016/5/14/chartex" xmlns:mc="http://schemas.openxmlformats.org/markup-compatibility/2006" xmlns:aink="http://schemas.microsoft.com/office/drawing/2016/ink" xmlns:am3d="http://schemas.microsoft.com/office/drawing/2017/model3d" xmlns:o="urn:schemas-microsoft-com:office:office" xmlns:oel="http://schemas.microsoft.com/office/2019/extlst" xmlns:r="http://schemas.openxmlformats.org/officeDocument/2006/relationships" xmlns:m="http://schemas.openxmlformats.org/officeDocument/2006/math" xmlns:v="urn:schemas-microsoft-com:vml" xmlns:wp14="http://schemas.microsoft.com/office/word/2010/wordprocessingDrawing" xmlns:wp="http://schemas.openxmlformats.org/drawingml/2006/wordprocessingDrawing" xmlns:w10="urn:schemas-microsoft-com:office:word" xmlns:w="http://schemas.openxmlformats.org/wordprocessingml/2006/main" xmlns:w14="http://schemas.microsoft.com/office/word/2010/wordml" xmlns:w15="http://schemas.microsoft.com/office/word/2012/wordml" xmlns:w16cex="http://schemas.microsoft.com/office/word/2018/wordml/cex" xmlns:w16cid="http://schemas.microsoft.com/office/word/2016/wordml/cid" xmlns:w16="http://schemas.microsoft.com/office/word/2018/wordml" xmlns:w16du="http://schemas.microsoft.com/office/word/2023/wordml/word16du" xmlns:w16sdtdh="http://schemas.microsoft.com/office/word/2020/wordml/sdtdatahash" xmlns:w16sdtfl="http://schemas.microsoft.com/office/word/2024/wordml/sdtformatlock" xmlns:w16se="http://schemas.microsoft.com/office/word/2015/wordml/symex" xmlns:wpg="http://schemas.microsoft.com/office/word/2010/wordprocessingGroup" xmlns:wpi="http://schemas.microsoft.com/office/word/2010/wordprocessingInk" xmlns:wne="http://schemas.microsoft.com/office/word/2006/wordml" xmlns:wps="http://schemas.microsoft.com/office/word/2010/wordprocessingShape" mc:Ignorable="w14 w15 w16se w16cid w16 w16cex w16sdtdh w16sdtfl w16du wp14">
+<w:document xmlns:ns1="http://schemas.openxmlformats.org/markup-compatibility/2006" xmlns:ns2="http://schemas.microsoft.com/office/word/2010/wordml" xmlns:ns3="http://schemas.openxmlformats.org/officeDocument/2006/relationships" xmlns:w="http://schemas.openxmlformats.org/wordprocessingml/2006/main" ns1:Ignorable="w14 w15 w16se w16cid w16 w16cex w16sdtdh w16sdtfl w16du wp14">
   <w:body>
-    <w:p>
+    <w:p ns2:paraId="4D92E425" ns2:textId="59B8B80D">
       <w:pPr>
         <w:tabs>
           <w:tab w:val="left" w:pos="1701"/>
@@ -14,7 +14,7 @@
           <w:color w:val="000000"/>
           <w:kern w:val="0"/>
           <w:lang w:eastAsia="es-PE"/>
-          <w14:ligatures w14:val="none"/>
+          <ns2:ligatures ns2:val="none"/>
         </w:rPr>
       </w:pPr>
       <w:bookmarkStart w:id="0" w:name="_Hlk80343540"/>
@@ -25,7 +25,7 @@
           <w:color w:val="000000"/>
           <w:kern w:val="0"/>
           <w:lang w:eastAsia="es-PE"/>
-          <w14:ligatures w14:val="none"/>
+          <ns2:ligatures ns2:val="none"/>
         </w:rPr>
         <w:t>EX</w:t>
       </w:r>
@@ -36,7 +36,7 @@
           <w:color w:val="000000"/>
           <w:kern w:val="0"/>
           <w:lang w:eastAsia="es-PE"/>
-          <w14:ligatures w14:val="none"/>
+          <ns2:ligatures ns2:val="none"/>
         </w:rPr>
         <w:t xml:space="preserve">PEDIENTE </w:t>
       </w:r>
@@ -47,7 +47,7 @@
           <w:color w:val="000000"/>
           <w:kern w:val="0"/>
           <w:lang w:eastAsia="es-PE"/>
-          <w14:ligatures w14:val="none"/>
+          <ns2:ligatures ns2:val="none"/>
         </w:rPr>
         <w:tab/>
         <w:t>:</w:t>
@@ -59,7 +59,7 @@
           <w:color w:val="000000"/>
           <w:kern w:val="0"/>
           <w:lang w:eastAsia="es-PE"/>
-          <w14:ligatures w14:val="none"/>
+          <ns2:ligatures ns2:val="none"/>
         </w:rPr>
         <w:tab/>
       </w:r>
@@ -72,12 +72,12 @@
           <w:kern w:val="0"/>
           <w:shd w:val="clear" w:color="auto" w:fill="FFFFFF"/>
           <w:lang w:eastAsia="es-PE"/>
-          <w14:ligatures w14:val="none"/>
+          <ns2:ligatures ns2:val="none"/>
         </w:rPr>
         <w:t>221-2026/CC1</w:t>
       </w:r>
     </w:p>
-    <w:p>
+    <w:p ns2:paraId="174737B6" ns2:textId="4D46916F">
       <w:pPr>
         <w:tabs>
           <w:tab w:val="left" w:pos="1701"/>
@@ -92,17 +92,17 @@
           <w:color w:val="000000"/>
           <w:kern w:val="0"/>
           <w:lang w:eastAsia="es-PE"/>
-          <w14:ligatures w14:val="none"/>
-        </w:rPr>
-      </w:pPr>
-      <w:r>
-        <w:rPr>
-          <w:rFonts w:ascii="Arial Narrow" w:eastAsia="Arial Narrow" w:hAnsi="Arial Narrow" w:cs="Arial Narrow"/>
-          <w:b/>
-          <w:color w:val="000000"/>
-          <w:kern w:val="0"/>
-          <w:lang w:eastAsia="es-PE"/>
-          <w14:ligatures w14:val="none"/>
+          <ns2:ligatures ns2:val="none"/>
+        </w:rPr>
+      </w:pPr>
+      <w:r>
+        <w:rPr>
+          <w:rFonts w:ascii="Arial Narrow" w:eastAsia="Arial Narrow" w:hAnsi="Arial Narrow" w:cs="Arial Narrow"/>
+          <w:b/>
+          <w:color w:val="000000"/>
+          <w:kern w:val="0"/>
+          <w:lang w:eastAsia="es-PE"/>
+          <ns2:ligatures ns2:val="none"/>
         </w:rPr>
         <w:t xml:space="preserve">DENUNCIANTE:[DENUNCIANTE] (SEÑORA [APELLIDO])</w:t>
       </w:r>
@@ -113,7 +113,7 @@
           <w:color w:val="000000"/>
           <w:kern w:val="0"/>
           <w:lang w:eastAsia="es-PE"/>
-          <w14:ligatures w14:val="none"/>
+          <ns2:ligatures ns2:val="none"/>
         </w:rPr>
         <w:tab/>
       </w:r>
@@ -124,7 +124,7 @@
           <w:color w:val="000000"/>
           <w:kern w:val="0"/>
           <w:lang w:eastAsia="es-PE"/>
-          <w14:ligatures w14:val="none"/>
+          <ns2:ligatures ns2:val="none"/>
         </w:rPr>
         <w:t/>
       </w:r>
@@ -135,7 +135,7 @@
           <w:color w:val="000000"/>
           <w:kern w:val="0"/>
           <w:lang w:eastAsia="es-PE"/>
-          <w14:ligatures w14:val="none"/>
+          <ns2:ligatures ns2:val="none"/>
         </w:rPr>
         <w:tab/>
       </w:r>
@@ -146,7 +146,7 @@
           <w:color w:val="000000"/>
           <w:kern w:val="0"/>
           <w:lang w:eastAsia="es-PE"/>
-          <w14:ligatures w14:val="none"/>
+          <ns2:ligatures ns2:val="none"/>
         </w:rPr>
         <w:t/>
       </w:r>
@@ -157,7 +157,7 @@
           <w:color w:val="000000"/>
           <w:kern w:val="0"/>
           <w:lang w:eastAsia="es-PE"/>
-          <w14:ligatures w14:val="none"/>
+          <ns2:ligatures ns2:val="none"/>
         </w:rPr>
         <w:t/>
       </w:r>
@@ -168,7 +168,7 @@
           <w:color w:val="000000"/>
           <w:kern w:val="0"/>
           <w:lang w:eastAsia="es-PE"/>
-          <w14:ligatures w14:val="none"/>
+          <ns2:ligatures ns2:val="none"/>
         </w:rPr>
         <w:t xml:space="preserve"/>
       </w:r>
@@ -179,12 +179,12 @@
           <w:color w:val="000000"/>
           <w:kern w:val="0"/>
           <w:lang w:eastAsia="es-PE"/>
-          <w14:ligatures w14:val="none"/>
+          <ns2:ligatures ns2:val="none"/>
         </w:rPr>
         <w:t/>
       </w:r>
     </w:p>
-    <w:p>
+    <w:p ns2:paraId="223101EF" ns2:textId="549C6611">
       <w:pPr>
         <w:tabs>
           <w:tab w:val="left" w:pos="1701"/>
@@ -199,17 +199,17 @@
           <w:color w:val="000000"/>
           <w:kern w:val="0"/>
           <w:lang w:eastAsia="es-PE"/>
-          <w14:ligatures w14:val="none"/>
-        </w:rPr>
-      </w:pPr>
-      <w:r>
-        <w:rPr>
-          <w:rFonts w:ascii="Arial Narrow" w:eastAsia="Arial Narrow" w:hAnsi="Arial Narrow" w:cs="Arial Narrow"/>
-          <w:b/>
-          <w:color w:val="000000"/>
-          <w:kern w:val="0"/>
-          <w:lang w:eastAsia="es-PE"/>
-          <w14:ligatures w14:val="none"/>
+          <ns2:ligatures ns2:val="none"/>
+        </w:rPr>
+      </w:pPr>
+      <w:r>
+        <w:rPr>
+          <w:rFonts w:ascii="Arial Narrow" w:eastAsia="Arial Narrow" w:hAnsi="Arial Narrow" w:cs="Arial Narrow"/>
+          <w:b/>
+          <w:color w:val="000000"/>
+          <w:kern w:val="0"/>
+          <w:lang w:eastAsia="es-PE"/>
+          <ns2:ligatures ns2:val="none"/>
         </w:rPr>
         <w:t>DENUNCIADOS</w:t>
       </w:r>
@@ -220,7 +220,7 @@
           <w:color w:val="000000"/>
           <w:kern w:val="0"/>
           <w:lang w:eastAsia="es-PE"/>
-          <w14:ligatures w14:val="none"/>
+          <ns2:ligatures ns2:val="none"/>
         </w:rPr>
         <w:tab/>
         <w:t>:</w:t>
@@ -232,7 +232,7 @@
           <w:color w:val="000000"/>
           <w:kern w:val="0"/>
           <w:lang w:eastAsia="es-PE"/>
-          <w14:ligatures w14:val="none"/>
+          <ns2:ligatures ns2:val="none"/>
         </w:rPr>
         <w:tab/>
       </w:r>
@@ -243,7 +243,7 @@
           <w:color w:val="000000"/>
           <w:kern w:val="0"/>
           <w:lang w:eastAsia="es-PE"/>
-          <w14:ligatures w14:val="none"/>
+          <ns2:ligatures ns2:val="none"/>
         </w:rPr>
         <w:t xml:space="preserve">BNP PARIBAS CARDIF S.A. COMPAÑÍA DE SEGUROS Y REASEGUROS </w:t>
       </w:r>
@@ -254,7 +254,7 @@
           <w:color w:val="000000"/>
           <w:kern w:val="0"/>
           <w:lang w:eastAsia="es-PE"/>
-          <w14:ligatures w14:val="none"/>
+          <ns2:ligatures ns2:val="none"/>
         </w:rPr>
         <w:t>(</w:t>
       </w:r>
@@ -265,7 +265,7 @@
           <w:color w:val="000000"/>
           <w:kern w:val="0"/>
           <w:lang w:eastAsia="es-PE"/>
-          <w14:ligatures w14:val="none"/>
+          <ns2:ligatures ns2:val="none"/>
         </w:rPr>
         <w:t>BNP PARIBAS</w:t>
       </w:r>
@@ -276,12 +276,12 @@
           <w:color w:val="000000"/>
           <w:kern w:val="0"/>
           <w:lang w:eastAsia="es-PE"/>
-          <w14:ligatures w14:val="none"/>
+          <ns2:ligatures ns2:val="none"/>
         </w:rPr>
         <w:t>)</w:t>
       </w:r>
     </w:p>
-    <w:p>
+    <w:p ns2:paraId="4D23E5DF" ns2:textId="087ED0CB">
       <w:pPr>
         <w:tabs>
           <w:tab w:val="left" w:pos="1701"/>
@@ -296,17 +296,17 @@
           <w:color w:val="000000"/>
           <w:kern w:val="0"/>
           <w:lang w:val="en-US" w:eastAsia="es-PE"/>
-          <w14:ligatures w14:val="none"/>
-        </w:rPr>
-      </w:pPr>
-      <w:r>
-        <w:rPr>
-          <w:rFonts w:ascii="Arial Narrow" w:eastAsia="Arial Narrow" w:hAnsi="Arial Narrow" w:cs="Arial Narrow"/>
-          <w:b/>
-          <w:color w:val="000000"/>
-          <w:kern w:val="0"/>
-          <w:lang w:eastAsia="es-PE"/>
-          <w14:ligatures w14:val="none"/>
+          <ns2:ligatures ns2:val="none"/>
+        </w:rPr>
+      </w:pPr>
+      <w:r>
+        <w:rPr>
+          <w:rFonts w:ascii="Arial Narrow" w:eastAsia="Arial Narrow" w:hAnsi="Arial Narrow" w:cs="Arial Narrow"/>
+          <w:b/>
+          <w:color w:val="000000"/>
+          <w:kern w:val="0"/>
+          <w:lang w:eastAsia="es-PE"/>
+          <ns2:ligatures ns2:val="none"/>
         </w:rPr>
         <w:tab/>
       </w:r>
@@ -317,7 +317,7 @@
           <w:color w:val="000000"/>
           <w:kern w:val="0"/>
           <w:lang w:eastAsia="es-PE"/>
-          <w14:ligatures w14:val="none"/>
+          <ns2:ligatures ns2:val="none"/>
         </w:rPr>
         <w:tab/>
       </w:r>
@@ -328,7 +328,7 @@
           <w:color w:val="000000"/>
           <w:kern w:val="0"/>
           <w:lang w:val="en-US" w:eastAsia="es-PE"/>
-          <w14:ligatures w14:val="none"/>
+          <ns2:ligatures ns2:val="none"/>
         </w:rPr>
         <w:t>SCOTIABANK PERÚ S.A.A.</w:t>
       </w:r>
@@ -339,7 +339,7 @@
           <w:color w:val="000000"/>
           <w:kern w:val="0"/>
           <w:lang w:val="en-US" w:eastAsia="es-PE"/>
-          <w14:ligatures w14:val="none"/>
+          <ns2:ligatures ns2:val="none"/>
         </w:rPr>
         <w:t xml:space="preserve"> (</w:t>
       </w:r>
@@ -350,7 +350,7 @@
           <w:color w:val="000000"/>
           <w:kern w:val="0"/>
           <w:lang w:val="en-US" w:eastAsia="es-PE"/>
-          <w14:ligatures w14:val="none"/>
+          <ns2:ligatures ns2:val="none"/>
         </w:rPr>
         <w:t>BANCO</w:t>
       </w:r>
@@ -361,12 +361,12 @@
           <w:color w:val="000000"/>
           <w:kern w:val="0"/>
           <w:lang w:val="en-US" w:eastAsia="es-PE"/>
-          <w14:ligatures w14:val="none"/>
+          <ns2:ligatures ns2:val="none"/>
         </w:rPr>
         <w:t>)</w:t>
       </w:r>
     </w:p>
-    <w:p>
+    <w:p ns2:paraId="753670C1" ns2:textId="77777777">
       <w:pPr>
         <w:tabs>
           <w:tab w:val="left" w:pos="1701"/>
@@ -381,17 +381,17 @@
           <w:color w:val="000000"/>
           <w:kern w:val="0"/>
           <w:lang w:eastAsia="es-PE"/>
-          <w14:ligatures w14:val="none"/>
-        </w:rPr>
-      </w:pPr>
-      <w:r>
-        <w:rPr>
-          <w:rFonts w:ascii="Arial Narrow" w:eastAsia="Arial Narrow" w:hAnsi="Arial Narrow" w:cs="Arial Narrow"/>
-          <w:b/>
-          <w:color w:val="000000"/>
-          <w:kern w:val="0"/>
-          <w:lang w:eastAsia="es-PE"/>
-          <w14:ligatures w14:val="none"/>
+          <ns2:ligatures ns2:val="none"/>
+        </w:rPr>
+      </w:pPr>
+      <w:r>
+        <w:rPr>
+          <w:rFonts w:ascii="Arial Narrow" w:eastAsia="Arial Narrow" w:hAnsi="Arial Narrow" w:cs="Arial Narrow"/>
+          <w:b/>
+          <w:color w:val="000000"/>
+          <w:kern w:val="0"/>
+          <w:lang w:eastAsia="es-PE"/>
+          <ns2:ligatures ns2:val="none"/>
         </w:rPr>
         <w:t>MATERIAS</w:t>
       </w:r>
@@ -402,7 +402,7 @@
           <w:color w:val="000000"/>
           <w:kern w:val="0"/>
           <w:lang w:eastAsia="es-PE"/>
-          <w14:ligatures w14:val="none"/>
+          <ns2:ligatures ns2:val="none"/>
         </w:rPr>
         <w:tab/>
         <w:t xml:space="preserve">: </w:t>
@@ -414,13 +414,13 @@
           <w:color w:val="000000"/>
           <w:kern w:val="0"/>
           <w:lang w:eastAsia="es-PE"/>
-          <w14:ligatures w14:val="none"/>
+          <ns2:ligatures ns2:val="none"/>
         </w:rPr>
         <w:tab/>
         <w:t>ADMISIÓN A TRÁMITE</w:t>
       </w:r>
     </w:p>
-    <w:p>
+    <w:p ns2:paraId="449086A9" ns2:textId="0F048554">
       <w:pPr>
         <w:tabs>
           <w:tab w:val="left" w:pos="1701"/>
@@ -435,22 +435,22 @@
           <w:color w:val="000000"/>
           <w:kern w:val="0"/>
           <w:lang w:eastAsia="es-PE"/>
-          <w14:ligatures w14:val="none"/>
-        </w:rPr>
-      </w:pPr>
-      <w:r>
-        <w:rPr>
-          <w:rFonts w:ascii="Arial Narrow" w:eastAsia="Arial Narrow" w:hAnsi="Arial Narrow" w:cs="Arial Narrow"/>
-          <w:b/>
-          <w:color w:val="000000"/>
-          <w:kern w:val="0"/>
-          <w:lang w:eastAsia="es-PE"/>
-          <w14:ligatures w14:val="none"/>
+          <ns2:ligatures ns2:val="none"/>
+        </w:rPr>
+      </w:pPr>
+      <w:r>
+        <w:rPr>
+          <w:rFonts w:ascii="Arial Narrow" w:eastAsia="Arial Narrow" w:hAnsi="Arial Narrow" w:cs="Arial Narrow"/>
+          <w:b/>
+          <w:color w:val="000000"/>
+          <w:kern w:val="0"/>
+          <w:lang w:eastAsia="es-PE"/>
+          <ns2:ligatures ns2:val="none"/>
         </w:rPr>
         <w:t>REQUERIMIENTO DE INFORMACIÓN</w:t>
       </w:r>
     </w:p>
-    <w:p>
+    <w:p ns2:paraId="778AE69F" ns2:textId="5DD0D47A">
       <w:pPr>
         <w:tabs>
           <w:tab w:val="left" w:pos="1701"/>
@@ -464,17 +464,17 @@
           <w:color w:val="000000"/>
           <w:kern w:val="0"/>
           <w:lang w:eastAsia="es-PE"/>
-          <w14:ligatures w14:val="none"/>
-        </w:rPr>
-      </w:pPr>
-      <w:r>
-        <w:rPr>
-          <w:rFonts w:ascii="Arial Narrow" w:eastAsia="Arial Narrow" w:hAnsi="Arial Narrow" w:cs="Arial Narrow"/>
-          <w:b/>
-          <w:color w:val="000000"/>
-          <w:kern w:val="0"/>
-          <w:lang w:eastAsia="es-PE"/>
-          <w14:ligatures w14:val="none"/>
+          <ns2:ligatures ns2:val="none"/>
+        </w:rPr>
+      </w:pPr>
+      <w:r>
+        <w:rPr>
+          <w:rFonts w:ascii="Arial Narrow" w:eastAsia="Arial Narrow" w:hAnsi="Arial Narrow" w:cs="Arial Narrow"/>
+          <w:b/>
+          <w:color w:val="000000"/>
+          <w:kern w:val="0"/>
+          <w:lang w:eastAsia="es-PE"/>
+          <ns2:ligatures ns2:val="none"/>
         </w:rPr>
         <w:t xml:space="preserve">RESOLUCIÓN </w:t>
       </w:r>
@@ -485,7 +485,7 @@
           <w:color w:val="000000"/>
           <w:kern w:val="0"/>
           <w:lang w:eastAsia="es-PE"/>
-          <w14:ligatures w14:val="none"/>
+          <ns2:ligatures ns2:val="none"/>
         </w:rPr>
         <w:tab/>
         <w:t>:</w:t>
@@ -497,7 +497,7 @@
           <w:color w:val="000000"/>
           <w:kern w:val="0"/>
           <w:lang w:eastAsia="es-PE"/>
-          <w14:ligatures w14:val="none"/>
+          <ns2:ligatures ns2:val="none"/>
         </w:rPr>
         <w:tab/>
       </w:r>
@@ -508,12 +508,12 @@
           <w:color w:val="000000"/>
           <w:kern w:val="0"/>
           <w:lang w:eastAsia="es-PE"/>
-          <w14:ligatures w14:val="none"/>
+          <ns2:ligatures ns2:val="none"/>
         </w:rPr>
         <w:t>2</w:t>
       </w:r>
     </w:p>
-    <w:p>
+    <w:p ns2:paraId="26BE4AD0" ns2:textId="77777777">
       <w:pPr>
         <w:tabs>
           <w:tab w:val="left" w:pos="1014"/>
@@ -526,11 +526,11 @@
           <w:kern w:val="0"/>
           <w:shd w:val="clear" w:color="auto" w:fill="FFFFFF"/>
           <w:lang w:eastAsia="es-PE"/>
-          <w14:ligatures w14:val="none"/>
-        </w:rPr>
-      </w:pPr>
-    </w:p>
-    <w:p>
+          <ns2:ligatures ns2:val="none"/>
+        </w:rPr>
+      </w:pPr>
+    </w:p>
+    <w:p ns2:paraId="6D48DA83" ns2:textId="3C6BC493">
       <w:pPr>
         <w:tabs>
           <w:tab w:val="left" w:pos="1014"/>
@@ -543,7 +543,7 @@
           <w:kern w:val="0"/>
           <w:shd w:val="clear" w:color="auto" w:fill="FFFFFF"/>
           <w:lang w:eastAsia="es-PE"/>
-          <w14:ligatures w14:val="none"/>
+          <ns2:ligatures ns2:val="none"/>
         </w:rPr>
       </w:pPr>
       <w:r>
@@ -553,7 +553,7 @@
           <w:kern w:val="0"/>
           <w:shd w:val="clear" w:color="auto" w:fill="FFFFFF"/>
           <w:lang w:eastAsia="es-PE"/>
-          <w14:ligatures w14:val="none"/>
+          <ns2:ligatures ns2:val="none"/>
         </w:rPr>
         <w:t xml:space="preserve">Lima, </w:t>
       </w:r>
@@ -564,7 +564,7 @@
           <w:kern w:val="0"/>
           <w:shd w:val="clear" w:color="auto" w:fill="FFFFFF"/>
           <w:lang w:eastAsia="es-PE"/>
-          <w14:ligatures w14:val="none"/>
+          <ns2:ligatures ns2:val="none"/>
         </w:rPr>
         <w:t>20</w:t>
       </w:r>
@@ -575,7 +575,7 @@
           <w:kern w:val="0"/>
           <w:shd w:val="clear" w:color="auto" w:fill="FFFFFF"/>
           <w:lang w:eastAsia="es-PE"/>
-          <w14:ligatures w14:val="none"/>
+          <ns2:ligatures ns2:val="none"/>
         </w:rPr>
         <w:t xml:space="preserve"> de </w:t>
       </w:r>
@@ -587,7 +587,7 @@
           <w:kern w:val="0"/>
           <w:shd w:val="clear" w:color="auto" w:fill="FFFFFF"/>
           <w:lang w:eastAsia="es-PE"/>
-          <w14:ligatures w14:val="none"/>
+          <ns2:ligatures ns2:val="none"/>
         </w:rPr>
         <w:t>febrero</w:t>
       </w:r>
@@ -598,13 +598,13 @@
           <w:kern w:val="0"/>
           <w:shd w:val="clear" w:color="auto" w:fill="FFFFFF"/>
           <w:lang w:eastAsia="es-PE"/>
-          <w14:ligatures w14:val="none"/>
+          <ns2:ligatures ns2:val="none"/>
         </w:rPr>
         <w:t xml:space="preserve"> de 2026</w:t>
       </w:r>
       <w:bookmarkEnd w:id="1"/>
     </w:p>
-    <w:p>
+    <w:p ns2:paraId="1EF3C256" ns2:textId="77777777">
       <w:pPr>
         <w:tabs>
           <w:tab w:val="left" w:pos="1014"/>
@@ -616,11 +616,11 @@
           <w:color w:val="000000"/>
           <w:kern w:val="0"/>
           <w:lang w:eastAsia="es-PE"/>
-          <w14:ligatures w14:val="none"/>
-        </w:rPr>
-      </w:pPr>
-    </w:p>
-    <w:p>
+          <ns2:ligatures ns2:val="none"/>
+        </w:rPr>
+      </w:pPr>
+    </w:p>
+    <w:p ns2:paraId="087322B4" ns2:textId="77777777">
       <w:pPr>
         <w:numPr>
           <w:ilvl w:val="0"/>
@@ -634,22 +634,22 @@
           <w:color w:val="000000"/>
           <w:kern w:val="0"/>
           <w:lang w:eastAsia="es-PE"/>
-          <w14:ligatures w14:val="none"/>
-        </w:rPr>
-      </w:pPr>
-      <w:r>
-        <w:rPr>
-          <w:rFonts w:ascii="Arial Narrow" w:eastAsia="Arial Narrow" w:hAnsi="Arial Narrow" w:cs="Arial Narrow"/>
-          <w:b/>
-          <w:color w:val="000000"/>
-          <w:kern w:val="0"/>
-          <w:lang w:eastAsia="es-PE"/>
-          <w14:ligatures w14:val="none"/>
+          <ns2:ligatures ns2:val="none"/>
+        </w:rPr>
+      </w:pPr>
+      <w:r>
+        <w:rPr>
+          <w:rFonts w:ascii="Arial Narrow" w:eastAsia="Arial Narrow" w:hAnsi="Arial Narrow" w:cs="Arial Narrow"/>
+          <w:b/>
+          <w:color w:val="000000"/>
+          <w:kern w:val="0"/>
+          <w:lang w:eastAsia="es-PE"/>
+          <ns2:ligatures ns2:val="none"/>
         </w:rPr>
         <w:t xml:space="preserve">HECHOS </w:t>
       </w:r>
     </w:p>
-    <w:p>
+    <w:p ns2:paraId="4407157A" ns2:textId="77777777">
       <w:pPr>
         <w:spacing w:after="0" w:line="240" w:lineRule="auto"/>
         <w:jc w:val="both"/>
@@ -658,11 +658,11 @@
           <w:color w:val="000000"/>
           <w:kern w:val="0"/>
           <w:lang w:eastAsia="es-PE"/>
-          <w14:ligatures w14:val="none"/>
-        </w:rPr>
-      </w:pPr>
-    </w:p>
-    <w:p>
+          <ns2:ligatures ns2:val="none"/>
+        </w:rPr>
+      </w:pPr>
+    </w:p>
+    <w:p ns2:paraId="5ECFCB1A" ns2:textId="64A73064">
       <w:pPr>
         <w:numPr>
           <w:ilvl w:val="1"/>
@@ -676,7 +676,7 @@
           <w:color w:val="000000"/>
           <w:kern w:val="0"/>
           <w:lang w:val="es-ES" w:eastAsia="es-ES"/>
-          <w14:ligatures w14:val="none"/>
+          <ns2:ligatures ns2:val="none"/>
         </w:rPr>
       </w:pPr>
       <w:r>
@@ -685,7 +685,7 @@
           <w:color w:val="000000"/>
           <w:kern w:val="0"/>
           <w:lang w:val="es-ES" w:eastAsia="es-ES"/>
-          <w14:ligatures w14:val="none"/>
+          <ns2:ligatures ns2:val="none"/>
         </w:rPr>
         <w:t xml:space="preserve">Mediante la denuncia del 21 de enero de 2026, complementado mediante escritos del 27 de enero de 2026, 28 de enero de 2026, dos (2) escritos del 29 de enero de 2026, subsanada mediante escrito del 13 de febrero de 2026, y mediante dos (2) escritos del 13 de febrero de 2026, escritos del 17 de febrero de 2026 y del 19 de febrero de 2026, la señora [APELLIDO] denunció a BNP Paribas y el Banco por presuntas infracciones a la Ley 29571, Código de Protección y Defensa del Consumidor (en adelante, Código), señalando lo siguiente:</w:t>
       </w:r>
@@ -695,7 +695,7 @@
           <w:color w:val="000000"/>
           <w:kern w:val="0"/>
           <w:lang w:val="es-ES" w:eastAsia="es-ES"/>
-          <w14:ligatures w14:val="none"/>
+          <ns2:ligatures ns2:val="none"/>
         </w:rPr>
         <w:t/>
       </w:r>
@@ -705,7 +705,7 @@
           <w:color w:val="000000"/>
           <w:kern w:val="0"/>
           <w:lang w:val="es-ES" w:eastAsia="es-ES"/>
-          <w14:ligatures w14:val="none"/>
+          <ns2:ligatures ns2:val="none"/>
         </w:rPr>
         <w:t xml:space="preserve"/>
       </w:r>
@@ -715,7 +715,7 @@
           <w:color w:val="000000"/>
           <w:kern w:val="0"/>
           <w:lang w:val="es-ES" w:eastAsia="es-ES"/>
-          <w14:ligatures w14:val="none"/>
+          <ns2:ligatures ns2:val="none"/>
         </w:rPr>
         <w:t xml:space="preserve"/>
       </w:r>
@@ -725,7 +725,7 @@
           <w:color w:val="000000"/>
           <w:kern w:val="0"/>
           <w:lang w:val="es-ES" w:eastAsia="es-ES"/>
-          <w14:ligatures w14:val="none"/>
+          <ns2:ligatures ns2:val="none"/>
         </w:rPr>
         <w:t/>
       </w:r>
@@ -735,7 +735,7 @@
           <w:color w:val="000000"/>
           <w:kern w:val="0"/>
           <w:lang w:val="es-ES" w:eastAsia="es-ES"/>
-          <w14:ligatures w14:val="none"/>
+          <ns2:ligatures ns2:val="none"/>
         </w:rPr>
         <w:t xml:space="preserve"/>
       </w:r>
@@ -745,7 +745,7 @@
           <w:color w:val="000000"/>
           <w:kern w:val="0"/>
           <w:lang w:val="es-ES" w:eastAsia="es-ES"/>
-          <w14:ligatures w14:val="none"/>
+          <ns2:ligatures ns2:val="none"/>
         </w:rPr>
         <w:t/>
       </w:r>
@@ -753,7 +753,7 @@
         <w:rPr>
           <w:rFonts w:ascii="Arial Narrow" w:eastAsia="Calibri" w:hAnsi="Arial Narrow" w:cs="Arial"/>
           <w:kern w:val="0"/>
-          <w14:ligatures w14:val="none"/>
+          <ns2:ligatures ns2:val="none"/>
         </w:rPr>
         <w:t xml:space="preserve"/>
       </w:r>
@@ -761,7 +761,7 @@
         <w:rPr>
           <w:rFonts w:ascii="Arial Narrow" w:eastAsia="Calibri" w:hAnsi="Arial Narrow" w:cs="Arial"/>
           <w:kern w:val="0"/>
-          <w14:ligatures w14:val="none"/>
+          <ns2:ligatures ns2:val="none"/>
         </w:rPr>
         <w:t xml:space="preserve"/>
       </w:r>
@@ -769,7 +769,7 @@
         <w:rPr>
           <w:rFonts w:ascii="Arial Narrow" w:eastAsia="Calibri" w:hAnsi="Arial Narrow" w:cs="Arial"/>
           <w:kern w:val="0"/>
-          <w14:ligatures w14:val="none"/>
+          <ns2:ligatures ns2:val="none"/>
         </w:rPr>
         <w:t xml:space="preserve"/>
       </w:r>
@@ -777,7 +777,7 @@
         <w:rPr>
           <w:rFonts w:ascii="Arial Narrow" w:eastAsia="Calibri" w:hAnsi="Arial Narrow" w:cs="Arial"/>
           <w:kern w:val="0"/>
-          <w14:ligatures w14:val="none"/>
+          <ns2:ligatures ns2:val="none"/>
         </w:rPr>
         <w:t xml:space="preserve"/>
       </w:r>
@@ -785,7 +785,7 @@
         <w:rPr>
           <w:rFonts w:ascii="Arial Narrow" w:eastAsia="Calibri" w:hAnsi="Arial Narrow" w:cs="Arial"/>
           <w:kern w:val="0"/>
-          <w14:ligatures w14:val="none"/>
+          <ns2:ligatures ns2:val="none"/>
         </w:rPr>
         <w:t/>
       </w:r>
@@ -793,7 +793,7 @@
         <w:rPr>
           <w:rFonts w:ascii="Arial Narrow" w:eastAsia="Calibri" w:hAnsi="Arial Narrow" w:cs="Arial"/>
           <w:kern w:val="0"/>
-          <w14:ligatures w14:val="none"/>
+          <ns2:ligatures ns2:val="none"/>
         </w:rPr>
         <w:t xml:space="preserve"/>
       </w:r>
@@ -801,7 +801,7 @@
         <w:rPr>
           <w:rFonts w:ascii="Arial Narrow" w:eastAsia="Calibri" w:hAnsi="Arial Narrow" w:cs="Arial"/>
           <w:kern w:val="0"/>
-          <w14:ligatures w14:val="none"/>
+          <ns2:ligatures ns2:val="none"/>
         </w:rPr>
         <w:t xml:space="preserve"/>
       </w:r>
@@ -809,7 +809,7 @@
         <w:rPr>
           <w:rFonts w:ascii="Arial Narrow" w:eastAsia="Calibri" w:hAnsi="Arial Narrow" w:cs="Arial"/>
           <w:kern w:val="0"/>
-          <w14:ligatures w14:val="none"/>
+          <ns2:ligatures ns2:val="none"/>
         </w:rPr>
         <w:t xml:space="preserve"/>
       </w:r>
@@ -817,7 +817,7 @@
         <w:rPr>
           <w:rFonts w:ascii="Arial Narrow" w:eastAsia="Calibri" w:hAnsi="Arial Narrow" w:cs="Arial"/>
           <w:kern w:val="0"/>
-          <w14:ligatures w14:val="none"/>
+          <ns2:ligatures ns2:val="none"/>
         </w:rPr>
         <w:t xml:space="preserve"/>
       </w:r>
@@ -825,7 +825,7 @@
         <w:rPr>
           <w:rFonts w:ascii="Arial Narrow" w:eastAsia="Calibri" w:hAnsi="Arial Narrow" w:cs="Arial"/>
           <w:kern w:val="0"/>
-          <w14:ligatures w14:val="none"/>
+          <ns2:ligatures ns2:val="none"/>
         </w:rPr>
         <w:t/>
       </w:r>
@@ -833,7 +833,7 @@
         <w:rPr>
           <w:rFonts w:ascii="Arial Narrow" w:eastAsia="Calibri" w:hAnsi="Arial Narrow" w:cs="Arial"/>
           <w:kern w:val="0"/>
-          <w14:ligatures w14:val="none"/>
+          <ns2:ligatures ns2:val="none"/>
         </w:rPr>
         <w:t/>
       </w:r>
@@ -841,7 +841,7 @@
         <w:rPr>
           <w:rFonts w:ascii="Arial Narrow" w:eastAsia="Calibri" w:hAnsi="Arial Narrow" w:cs="Arial"/>
           <w:kern w:val="0"/>
-          <w14:ligatures w14:val="none"/>
+          <ns2:ligatures ns2:val="none"/>
         </w:rPr>
         <w:t/>
       </w:r>
@@ -849,7 +849,7 @@
         <w:rPr>
           <w:rFonts w:ascii="Arial Narrow" w:eastAsia="Calibri" w:hAnsi="Arial Narrow" w:cs="Arial"/>
           <w:kern w:val="0"/>
-          <w14:ligatures w14:val="none"/>
+          <ns2:ligatures ns2:val="none"/>
         </w:rPr>
         <w:t xml:space="preserve"/>
       </w:r>
@@ -857,7 +857,7 @@
         <w:rPr>
           <w:rFonts w:ascii="Arial Narrow" w:eastAsia="Calibri" w:hAnsi="Arial Narrow" w:cs="Arial"/>
           <w:kern w:val="0"/>
-          <w14:ligatures w14:val="none"/>
+          <ns2:ligatures ns2:val="none"/>
         </w:rPr>
         <w:t/>
       </w:r>
@@ -865,7 +865,7 @@
         <w:rPr>
           <w:rFonts w:ascii="Arial Narrow" w:eastAsia="Calibri" w:hAnsi="Arial Narrow" w:cs="Arial"/>
           <w:kern w:val="0"/>
-          <w14:ligatures w14:val="none"/>
+          <ns2:ligatures ns2:val="none"/>
         </w:rPr>
         <w:t xml:space="preserve"/>
       </w:r>
@@ -873,7 +873,7 @@
         <w:rPr>
           <w:rFonts w:ascii="Arial Narrow" w:eastAsia="Calibri" w:hAnsi="Arial Narrow" w:cs="Arial"/>
           <w:kern w:val="0"/>
-          <w14:ligatures w14:val="none"/>
+          <ns2:ligatures ns2:val="none"/>
         </w:rPr>
         <w:t/>
       </w:r>
@@ -881,7 +881,7 @@
         <w:rPr>
           <w:rFonts w:ascii="Arial Narrow" w:eastAsia="Calibri" w:hAnsi="Arial Narrow" w:cs="Arial"/>
           <w:kern w:val="0"/>
-          <w14:ligatures w14:val="none"/>
+          <ns2:ligatures ns2:val="none"/>
         </w:rPr>
         <w:t xml:space="preserve"/>
       </w:r>
@@ -889,7 +889,7 @@
         <w:rPr>
           <w:rFonts w:ascii="Arial Narrow" w:eastAsia="Calibri" w:hAnsi="Arial Narrow" w:cs="Arial"/>
           <w:kern w:val="0"/>
-          <w14:ligatures w14:val="none"/>
+          <ns2:ligatures ns2:val="none"/>
         </w:rPr>
         <w:t xml:space="preserve"/>
       </w:r>
@@ -897,7 +897,7 @@
         <w:rPr>
           <w:rFonts w:ascii="Arial Narrow" w:eastAsia="Calibri" w:hAnsi="Arial Narrow" w:cs="Arial"/>
           <w:kern w:val="0"/>
-          <w14:ligatures w14:val="none"/>
+          <ns2:ligatures ns2:val="none"/>
         </w:rPr>
         <w:t/>
       </w:r>
@@ -907,7 +907,7 @@
           <w:color w:val="000000"/>
           <w:kern w:val="0"/>
           <w:lang w:val="es-ES" w:eastAsia="es-ES"/>
-          <w14:ligatures w14:val="none"/>
+          <ns2:ligatures ns2:val="none"/>
         </w:rPr>
         <w:t xml:space="preserve"/>
       </w:r>
@@ -917,7 +917,7 @@
           <w:color w:val="000000"/>
           <w:kern w:val="0"/>
           <w:lang w:val="es-ES" w:eastAsia="es-ES"/>
-          <w14:ligatures w14:val="none"/>
+          <ns2:ligatures ns2:val="none"/>
         </w:rPr>
         <w:t xml:space="preserve"/>
       </w:r>
@@ -928,7 +928,7 @@
           <w:color w:val="000000"/>
           <w:kern w:val="0"/>
           <w:lang w:val="es-ES" w:eastAsia="es-ES"/>
-          <w14:ligatures w14:val="none"/>
+          <ns2:ligatures ns2:val="none"/>
         </w:rPr>
         <w:t/>
       </w:r>
@@ -939,7 +939,7 @@
           <w:color w:val="000000"/>
           <w:kern w:val="0"/>
           <w:lang w:val="es-ES" w:eastAsia="es-ES"/>
-          <w14:ligatures w14:val="none"/>
+          <ns2:ligatures ns2:val="none"/>
         </w:rPr>
         <w:t xml:space="preserve"/>
       </w:r>
@@ -949,7 +949,7 @@
           <w:color w:val="000000"/>
           <w:kern w:val="0"/>
           <w:lang w:val="es-ES" w:eastAsia="es-ES"/>
-          <w14:ligatures w14:val="none"/>
+          <ns2:ligatures ns2:val="none"/>
         </w:rPr>
         <w:t xml:space="preserve"/>
       </w:r>
@@ -959,7 +959,7 @@
           <w:color w:val="000000"/>
           <w:kern w:val="0"/>
           <w:lang w:val="es-ES" w:eastAsia="es-ES"/>
-          <w14:ligatures w14:val="none"/>
+          <ns2:ligatures ns2:val="none"/>
         </w:rPr>
         <w:t xml:space="preserve"/>
       </w:r>
@@ -969,7 +969,7 @@
           <w:color w:val="000000"/>
           <w:kern w:val="0"/>
           <w:lang w:val="es-ES" w:eastAsia="es-ES"/>
-          <w14:ligatures w14:val="none"/>
+          <ns2:ligatures ns2:val="none"/>
         </w:rPr>
         <w:t xml:space="preserve"/>
       </w:r>
@@ -979,7 +979,7 @@
           <w:color w:val="000000"/>
           <w:kern w:val="0"/>
           <w:lang w:val="es-ES" w:eastAsia="es-ES"/>
-          <w14:ligatures w14:val="none"/>
+          <ns2:ligatures ns2:val="none"/>
         </w:rPr>
         <w:t/>
       </w:r>
@@ -991,7 +991,7 @@
           <w:kern w:val="0"/>
           <w:vertAlign w:val="superscript"/>
           <w:lang w:val="es-ES" w:eastAsia="es-ES"/>
-          <w14:ligatures w14:val="none"/>
+          <ns2:ligatures ns2:val="none"/>
         </w:rPr>
         <w:footnoteReference w:id="1"/>
       </w:r>
@@ -1001,7 +1001,7 @@
           <w:color w:val="000000"/>
           <w:kern w:val="0"/>
           <w:lang w:val="es-ES" w:eastAsia="es-ES"/>
-          <w14:ligatures w14:val="none"/>
+          <ns2:ligatures ns2:val="none"/>
         </w:rPr>
         <w:t xml:space="preserve"/>
       </w:r>
@@ -1012,12 +1012,12 @@
           <w:color w:val="000000"/>
           <w:kern w:val="0"/>
           <w:lang w:val="es-ES" w:eastAsia="es-ES"/>
-          <w14:ligatures w14:val="none"/>
+          <ns2:ligatures ns2:val="none"/>
         </w:rPr>
         <w:t/>
       </w:r>
     </w:p>
-    <w:p>
+    <w:p ns2:paraId="2636ECCC" ns2:textId="77777777">
       <w:pPr>
         <w:spacing w:after="0" w:line="240" w:lineRule="auto"/>
         <w:jc w:val="both"/>
@@ -1026,11 +1026,11 @@
           <w:color w:val="000000"/>
           <w:kern w:val="0"/>
           <w:lang w:eastAsia="es-ES"/>
-          <w14:ligatures w14:val="none"/>
-        </w:rPr>
-      </w:pPr>
-    </w:p>
-    <w:p>
+          <ns2:ligatures ns2:val="none"/>
+        </w:rPr>
+      </w:pPr>
+    </w:p>
+    <w:p ns2:paraId="24270974" ns2:textId="5909B9C2">
       <w:pPr>
         <w:pStyle w:val="Prrafodelista"/>
         <w:numPr>
@@ -1048,7 +1048,7 @@
           <w:color w:val="000000"/>
           <w:kern w:val="0"/>
           <w:lang w:eastAsia="es-ES"/>
-          <w14:ligatures w14:val="none"/>
+          <ns2:ligatures ns2:val="none"/>
         </w:rPr>
       </w:pPr>
       <w:r>
@@ -1057,7 +1057,7 @@
           <w:color w:val="000000"/>
           <w:kern w:val="0"/>
           <w:lang w:eastAsia="es-ES"/>
-          <w14:ligatures w14:val="none"/>
+          <ns2:ligatures ns2:val="none"/>
         </w:rPr>
         <w:t xml:space="preserve">El 13 de abril de 2025, </w:t>
       </w:r>
@@ -1067,7 +1067,7 @@
           <w:color w:val="000000"/>
           <w:kern w:val="0"/>
           <w:lang w:eastAsia="es-ES"/>
-          <w14:ligatures w14:val="none"/>
+          <ns2:ligatures ns2:val="none"/>
         </w:rPr>
         <w:t xml:space="preserve">el </w:t>
       </w:r>
@@ -1077,7 +1077,7 @@
           <w:color w:val="000000"/>
           <w:kern w:val="0"/>
           <w:lang w:val="es-ES" w:eastAsia="es-ES"/>
-          <w14:ligatures w14:val="none"/>
+          <ns2:ligatures ns2:val="none"/>
         </w:rPr>
         <w:t>Banco</w:t>
       </w:r>
@@ -1087,7 +1087,7 @@
           <w:color w:val="000000"/>
           <w:kern w:val="0"/>
           <w:lang w:eastAsia="es-ES"/>
-          <w14:ligatures w14:val="none"/>
+          <ns2:ligatures ns2:val="none"/>
         </w:rPr>
         <w:t xml:space="preserve"> emitió la tarjeta de crédito </w:t>
       </w:r>
@@ -1098,7 +1098,7 @@
           <w:color w:val="000000"/>
           <w:kern w:val="0"/>
           <w:lang w:eastAsia="es-ES"/>
-          <w14:ligatures w14:val="none"/>
+          <ns2:ligatures ns2:val="none"/>
         </w:rPr>
         <w:t>Mastercard</w:t>
       </w:r>
@@ -1109,7 +1109,7 @@
           <w:color w:val="000000"/>
           <w:kern w:val="0"/>
           <w:lang w:eastAsia="es-ES"/>
-          <w14:ligatures w14:val="none"/>
+          <ns2:ligatures ns2:val="none"/>
         </w:rPr>
         <w:t xml:space="preserve"> Singular Black </w:t>
       </w:r>
@@ -1120,7 +1120,7 @@
           <w:color w:val="000000"/>
           <w:kern w:val="0"/>
           <w:lang w:eastAsia="es-ES"/>
-          <w14:ligatures w14:val="none"/>
+          <ns2:ligatures ns2:val="none"/>
         </w:rPr>
         <w:t/>
       </w:r>
@@ -1131,7 +1131,7 @@
           <w:color w:val="000000"/>
           <w:kern w:val="0"/>
           <w:lang w:eastAsia="es-ES"/>
-          <w14:ligatures w14:val="none"/>
+          <ns2:ligatures ns2:val="none"/>
         </w:rPr>
         <w:t xml:space="preserve"> 512372****3570</w:t>
       </w:r>
@@ -1141,7 +1141,7 @@
           <w:color w:val="000000"/>
           <w:kern w:val="0"/>
           <w:lang w:eastAsia="es-ES"/>
-          <w14:ligatures w14:val="none"/>
+          <ns2:ligatures ns2:val="none"/>
         </w:rPr>
         <w:t xml:space="preserve"> con una línea de crédito asociada de S/ 49 948,23</w:t>
       </w:r>
@@ -1151,7 +1151,7 @@
           <w:color w:val="000000"/>
           <w:kern w:val="0"/>
           <w:lang w:eastAsia="es-ES"/>
-          <w14:ligatures w14:val="none"/>
+          <ns2:ligatures ns2:val="none"/>
         </w:rPr>
         <w:t xml:space="preserve">, </w:t>
       </w:r>
@@ -1161,7 +1161,7 @@
           <w:color w:val="000000"/>
           <w:kern w:val="0"/>
           <w:lang w:eastAsia="es-ES"/>
-          <w14:ligatures w14:val="none"/>
+          <ns2:ligatures ns2:val="none"/>
         </w:rPr>
         <w:t>el cual fue comercializado telefónicamente</w:t>
       </w:r>
@@ -1171,7 +1171,7 @@
           <w:color w:val="000000"/>
           <w:kern w:val="0"/>
           <w:lang w:eastAsia="es-ES"/>
-          <w14:ligatures w14:val="none"/>
+          <ns2:ligatures ns2:val="none"/>
         </w:rPr>
         <w:t xml:space="preserve">, asociada a un seguro de desgravamen </w:t>
       </w:r>
@@ -1181,7 +1181,7 @@
           <w:color w:val="000000"/>
           <w:kern w:val="0"/>
           <w:lang w:eastAsia="es-ES"/>
-          <w14:ligatures w14:val="none"/>
+          <ns2:ligatures ns2:val="none"/>
         </w:rPr>
         <w:t>emitido</w:t>
       </w:r>
@@ -1191,7 +1191,7 @@
           <w:color w:val="000000"/>
           <w:kern w:val="0"/>
           <w:lang w:eastAsia="es-ES"/>
-          <w14:ligatures w14:val="none"/>
+          <ns2:ligatures ns2:val="none"/>
         </w:rPr>
         <w:t xml:space="preserve"> por BNP </w:t>
       </w:r>
@@ -1202,7 +1202,7 @@
           <w:color w:val="000000"/>
           <w:kern w:val="0"/>
           <w:lang w:eastAsia="es-ES"/>
-          <w14:ligatures w14:val="none"/>
+          <ns2:ligatures ns2:val="none"/>
         </w:rPr>
         <w:t>Paribas</w:t>
       </w:r>
@@ -1213,7 +1213,7 @@
           <w:color w:val="000000"/>
           <w:kern w:val="0"/>
           <w:lang w:eastAsia="es-ES"/>
-          <w14:ligatures w14:val="none"/>
+          <ns2:ligatures ns2:val="none"/>
         </w:rPr>
         <w:t xml:space="preserve">, </w:t>
       </w:r>
@@ -1223,7 +1223,7 @@
           <w:color w:val="000000"/>
           <w:kern w:val="0"/>
           <w:lang w:eastAsia="es-ES"/>
-          <w14:ligatures w14:val="none"/>
+          <ns2:ligatures ns2:val="none"/>
         </w:rPr>
         <w:t xml:space="preserve">sin que conste </w:t>
       </w:r>
@@ -1233,7 +1233,7 @@
           <w:color w:val="000000"/>
           <w:kern w:val="0"/>
           <w:lang w:eastAsia="es-ES"/>
-          <w14:ligatures w14:val="none"/>
+          <ns2:ligatures ns2:val="none"/>
         </w:rPr>
         <w:t xml:space="preserve">en el certificado de seguro su firma manuscrita ni constancia de aceptación expresa de su parte. </w:t>
       </w:r>
@@ -1243,7 +1243,7 @@
           <w:color w:val="000000"/>
           <w:kern w:val="0"/>
           <w:lang w:eastAsia="es-ES"/>
-          <w14:ligatures w14:val="none"/>
+          <ns2:ligatures ns2:val="none"/>
         </w:rPr>
         <w:t>Además,</w:t>
       </w:r>
@@ -1253,7 +1253,7 @@
           <w:color w:val="000000"/>
           <w:kern w:val="0"/>
           <w:lang w:eastAsia="es-ES"/>
-          <w14:ligatures w14:val="none"/>
+          <ns2:ligatures ns2:val="none"/>
         </w:rPr>
         <w:t xml:space="preserve"> no se le solicitó </w:t>
       </w:r>
@@ -1263,7 +1263,7 @@
           <w:color w:val="000000"/>
           <w:kern w:val="0"/>
           <w:lang w:eastAsia="es-ES"/>
-          <w14:ligatures w14:val="none"/>
+          <ns2:ligatures ns2:val="none"/>
         </w:rPr>
         <w:t xml:space="preserve">declaración jurada de salud ni cuestionario médico, ni se </w:t>
       </w:r>
@@ -1273,7 +1273,7 @@
           <w:color w:val="000000"/>
           <w:kern w:val="0"/>
           <w:lang w:eastAsia="es-ES"/>
-          <w14:ligatures w14:val="none"/>
+          <ns2:ligatures ns2:val="none"/>
         </w:rPr>
         <w:t>informó</w:t>
       </w:r>
@@ -1283,7 +1283,7 @@
           <w:color w:val="000000"/>
           <w:kern w:val="0"/>
           <w:lang w:eastAsia="es-ES"/>
-          <w14:ligatures w14:val="none"/>
+          <ns2:ligatures ns2:val="none"/>
         </w:rPr>
         <w:t xml:space="preserve"> de manera clara, previa y expresa sobre exclusiones por enfermedades preexistentes</w:t>
       </w:r>
@@ -1293,12 +1293,12 @@
           <w:color w:val="000000"/>
           <w:kern w:val="0"/>
           <w:lang w:eastAsia="es-ES"/>
-          <w14:ligatures w14:val="none"/>
+          <ns2:ligatures ns2:val="none"/>
         </w:rPr>
         <w:t>.</w:t>
       </w:r>
     </w:p>
-    <w:p>
+    <w:p ns2:paraId="08A27B97" ns2:textId="77777777">
       <w:pPr>
         <w:pStyle w:val="Prrafodelista"/>
         <w:spacing w:after="0" w:line="240" w:lineRule="auto"/>
@@ -1309,11 +1309,11 @@
           <w:color w:val="000000"/>
           <w:kern w:val="0"/>
           <w:lang w:eastAsia="es-ES"/>
-          <w14:ligatures w14:val="none"/>
-        </w:rPr>
-      </w:pPr>
-    </w:p>
-    <w:p>
+          <ns2:ligatures ns2:val="none"/>
+        </w:rPr>
+      </w:pPr>
+    </w:p>
+    <w:p ns2:paraId="5C6BF82A" ns2:textId="528A3EE8">
       <w:pPr>
         <w:pStyle w:val="Prrafodelista"/>
         <w:numPr>
@@ -1331,7 +1331,7 @@
           <w:color w:val="000000"/>
           <w:kern w:val="0"/>
           <w:lang w:eastAsia="es-ES"/>
-          <w14:ligatures w14:val="none"/>
+          <ns2:ligatures ns2:val="none"/>
         </w:rPr>
       </w:pPr>
       <w:r>
@@ -1340,7 +1340,7 @@
           <w:color w:val="000000"/>
           <w:kern w:val="0"/>
           <w:lang w:eastAsia="es-ES"/>
-          <w14:ligatures w14:val="none"/>
+          <ns2:ligatures ns2:val="none"/>
         </w:rPr>
         <w:t xml:space="preserve">El 22 de abril de 2025, </w:t>
       </w:r>
@@ -1350,7 +1350,7 @@
           <w:color w:val="000000"/>
           <w:kern w:val="0"/>
           <w:lang w:eastAsia="es-ES"/>
-          <w14:ligatures w14:val="none"/>
+          <ns2:ligatures ns2:val="none"/>
         </w:rPr>
         <w:t>obtuvo</w:t>
       </w:r>
@@ -1360,7 +1360,7 @@
           <w:color w:val="000000"/>
           <w:kern w:val="0"/>
           <w:lang w:eastAsia="es-ES"/>
-          <w14:ligatures w14:val="none"/>
+          <ns2:ligatures ns2:val="none"/>
         </w:rPr>
         <w:t xml:space="preserve"> un préstamo personal por el monto de S/ 58 814,59</w:t>
       </w:r>
@@ -1370,7 +1370,7 @@
           <w:color w:val="000000"/>
           <w:kern w:val="0"/>
           <w:lang w:eastAsia="es-ES"/>
-          <w14:ligatures w14:val="none"/>
+          <ns2:ligatures ns2:val="none"/>
         </w:rPr>
         <w:t xml:space="preserve"> otorgado por el </w:t>
       </w:r>
@@ -1380,7 +1380,7 @@
           <w:color w:val="000000"/>
           <w:kern w:val="0"/>
           <w:lang w:val="es-ES" w:eastAsia="es-ES"/>
-          <w14:ligatures w14:val="none"/>
+          <ns2:ligatures ns2:val="none"/>
         </w:rPr>
         <w:t>Banco</w:t>
       </w:r>
@@ -1390,7 +1390,7 @@
           <w:color w:val="000000"/>
           <w:kern w:val="0"/>
           <w:lang w:eastAsia="es-ES"/>
-          <w14:ligatures w14:val="none"/>
+          <ns2:ligatures ns2:val="none"/>
         </w:rPr>
         <w:t xml:space="preserve">, el cual fue comercializado telefónicamente </w:t>
       </w:r>
@@ -1400,7 +1400,7 @@
           <w:color w:val="000000"/>
           <w:kern w:val="0"/>
           <w:lang w:eastAsia="es-ES"/>
-          <w14:ligatures w14:val="none"/>
+          <ns2:ligatures ns2:val="none"/>
         </w:rPr>
         <w:t>y</w:t>
       </w:r>
@@ -1410,7 +1410,7 @@
           <w:color w:val="000000"/>
           <w:kern w:val="0"/>
           <w:lang w:eastAsia="es-ES"/>
-          <w14:ligatures w14:val="none"/>
+          <ns2:ligatures ns2:val="none"/>
         </w:rPr>
         <w:t xml:space="preserve"> vinculado a un seguro de desgravamen </w:t>
       </w:r>
@@ -1420,7 +1420,7 @@
           <w:color w:val="000000"/>
           <w:kern w:val="0"/>
           <w:lang w:eastAsia="es-ES"/>
-          <w14:ligatures w14:val="none"/>
+          <ns2:ligatures ns2:val="none"/>
         </w:rPr>
         <w:t>emitido</w:t>
       </w:r>
@@ -1430,7 +1430,7 @@
           <w:color w:val="000000"/>
           <w:kern w:val="0"/>
           <w:lang w:eastAsia="es-ES"/>
-          <w14:ligatures w14:val="none"/>
+          <ns2:ligatures ns2:val="none"/>
         </w:rPr>
         <w:t xml:space="preserve"> por BNP </w:t>
       </w:r>
@@ -1441,7 +1441,7 @@
           <w:color w:val="000000"/>
           <w:kern w:val="0"/>
           <w:lang w:eastAsia="es-ES"/>
-          <w14:ligatures w14:val="none"/>
+          <ns2:ligatures ns2:val="none"/>
         </w:rPr>
         <w:t>Paribas</w:t>
       </w:r>
@@ -1452,7 +1452,7 @@
           <w:color w:val="000000"/>
           <w:kern w:val="0"/>
           <w:lang w:eastAsia="es-ES"/>
-          <w14:ligatures w14:val="none"/>
+          <ns2:ligatures ns2:val="none"/>
         </w:rPr>
         <w:t xml:space="preserve">, sin </w:t>
       </w:r>
@@ -1462,7 +1462,7 @@
           <w:color w:val="000000"/>
           <w:kern w:val="0"/>
           <w:lang w:eastAsia="es-ES"/>
-          <w14:ligatures w14:val="none"/>
+          <ns2:ligatures ns2:val="none"/>
         </w:rPr>
         <w:t>solicitarle una declaración jurada de salud ni cuestionario médico, ni se informó de manera clara, previa y expresa sobre exclusiones por enfermedades preexistentes</w:t>
       </w:r>
@@ -1472,7 +1472,7 @@
           <w:color w:val="000000"/>
           <w:kern w:val="0"/>
           <w:lang w:eastAsia="es-ES"/>
-          <w14:ligatures w14:val="none"/>
+          <ns2:ligatures ns2:val="none"/>
         </w:rPr>
         <w:t>.</w:t>
       </w:r>
@@ -1482,7 +1482,7 @@
           <w:color w:val="000000"/>
           <w:kern w:val="0"/>
           <w:lang w:eastAsia="es-ES"/>
-          <w14:ligatures w14:val="none"/>
+          <ns2:ligatures ns2:val="none"/>
         </w:rPr>
         <w:t xml:space="preserve"> </w:t>
       </w:r>
@@ -1492,7 +1492,7 @@
           <w:color w:val="000000"/>
           <w:kern w:val="0"/>
           <w:lang w:eastAsia="es-ES"/>
-          <w14:ligatures w14:val="none"/>
+          <ns2:ligatures ns2:val="none"/>
         </w:rPr>
         <w:t xml:space="preserve"> </w:t>
       </w:r>
@@ -1502,12 +1502,12 @@
           <w:color w:val="000000"/>
           <w:kern w:val="0"/>
           <w:lang w:eastAsia="es-ES"/>
-          <w14:ligatures w14:val="none"/>
+          <ns2:ligatures ns2:val="none"/>
         </w:rPr>
         <w:t xml:space="preserve"> </w:t>
       </w:r>
     </w:p>
-    <w:p>
+    <w:p ns2:paraId="5688060C" ns2:textId="77777777">
       <w:pPr>
         <w:spacing w:after="0" w:line="240" w:lineRule="auto"/>
         <w:jc w:val="both"/>
@@ -1516,11 +1516,11 @@
           <w:color w:val="000000"/>
           <w:kern w:val="0"/>
           <w:lang w:eastAsia="es-ES"/>
-          <w14:ligatures w14:val="none"/>
-        </w:rPr>
-      </w:pPr>
-    </w:p>
-    <w:p>
+          <ns2:ligatures ns2:val="none"/>
+        </w:rPr>
+      </w:pPr>
+    </w:p>
+    <w:p ns2:paraId="3B5CE01D" ns2:textId="16FEAC74">
       <w:pPr>
         <w:pStyle w:val="Prrafodelista"/>
         <w:numPr>
@@ -1538,7 +1538,7 @@
           <w:color w:val="000000"/>
           <w:kern w:val="0"/>
           <w:lang w:eastAsia="es-ES"/>
-          <w14:ligatures w14:val="none"/>
+          <ns2:ligatures ns2:val="none"/>
         </w:rPr>
       </w:pPr>
       <w:r>
@@ -1547,7 +1547,7 @@
           <w:color w:val="000000"/>
           <w:kern w:val="0"/>
           <w:lang w:eastAsia="es-ES"/>
-          <w14:ligatures w14:val="none"/>
+          <ns2:ligatures ns2:val="none"/>
         </w:rPr>
         <w:t>Posteriormente</w:t>
       </w:r>
@@ -1557,7 +1557,7 @@
           <w:color w:val="000000"/>
           <w:kern w:val="0"/>
           <w:lang w:eastAsia="es-ES"/>
-          <w14:ligatures w14:val="none"/>
+          <ns2:ligatures ns2:val="none"/>
         </w:rPr>
         <w:t xml:space="preserve"> solicitó la activación del seguro de desgravamen</w:t>
       </w:r>
@@ -1567,7 +1567,7 @@
           <w:color w:val="000000"/>
           <w:kern w:val="0"/>
           <w:lang w:eastAsia="es-ES"/>
-          <w14:ligatures w14:val="none"/>
+          <ns2:ligatures ns2:val="none"/>
         </w:rPr>
         <w:t xml:space="preserve"> de la tarjeta de crédito y del préstamo personal</w:t>
       </w:r>
@@ -1577,7 +1577,7 @@
           <w:color w:val="000000"/>
           <w:kern w:val="0"/>
           <w:lang w:eastAsia="es-ES"/>
-          <w14:ligatures w14:val="none"/>
+          <ns2:ligatures ns2:val="none"/>
         </w:rPr>
         <w:t xml:space="preserve"> por su condición de invalidez permanente total</w:t>
       </w:r>
@@ -1587,7 +1587,7 @@
           <w:color w:val="000000"/>
           <w:kern w:val="0"/>
           <w:lang w:eastAsia="es-ES"/>
-          <w14:ligatures w14:val="none"/>
+          <ns2:ligatures ns2:val="none"/>
         </w:rPr>
         <w:t xml:space="preserve"> derivada de cáncer de estómago</w:t>
       </w:r>
@@ -1597,7 +1597,7 @@
           <w:color w:val="000000"/>
           <w:kern w:val="0"/>
           <w:lang w:eastAsia="es-ES"/>
-          <w14:ligatures w14:val="none"/>
+          <ns2:ligatures ns2:val="none"/>
         </w:rPr>
         <w:t xml:space="preserve">; ante ello, </w:t>
       </w:r>
@@ -1607,7 +1607,7 @@
           <w:color w:val="000000"/>
           <w:kern w:val="0"/>
           <w:lang w:eastAsia="es-ES"/>
-          <w14:ligatures w14:val="none"/>
+          <ns2:ligatures ns2:val="none"/>
         </w:rPr>
         <w:t xml:space="preserve">BNP </w:t>
       </w:r>
@@ -1618,7 +1618,7 @@
           <w:color w:val="000000"/>
           <w:kern w:val="0"/>
           <w:lang w:eastAsia="es-ES"/>
-          <w14:ligatures w14:val="none"/>
+          <ns2:ligatures ns2:val="none"/>
         </w:rPr>
         <w:t>Paribas</w:t>
       </w:r>
@@ -1629,7 +1629,7 @@
           <w:color w:val="000000"/>
           <w:kern w:val="0"/>
           <w:lang w:eastAsia="es-ES"/>
-          <w14:ligatures w14:val="none"/>
+          <ns2:ligatures ns2:val="none"/>
         </w:rPr>
         <w:t xml:space="preserve"> </w:t>
       </w:r>
@@ -1639,7 +1639,7 @@
           <w:color w:val="000000"/>
           <w:kern w:val="0"/>
           <w:lang w:eastAsia="es-ES"/>
-          <w14:ligatures w14:val="none"/>
+          <ns2:ligatures ns2:val="none"/>
         </w:rPr>
         <w:t>comunicó la negativa de cobertura, invocando la existencia de una condición preexistente y señalando que el siniestro se produjo con anterioridad a la adquisición de los productos financieros</w:t>
       </w:r>
@@ -1649,12 +1649,12 @@
           <w:color w:val="000000"/>
           <w:kern w:val="0"/>
           <w:lang w:eastAsia="es-ES"/>
-          <w14:ligatures w14:val="none"/>
+          <ns2:ligatures ns2:val="none"/>
         </w:rPr>
         <w:t>.</w:t>
       </w:r>
     </w:p>
-    <w:p>
+    <w:p ns2:paraId="4D4AF399" ns2:textId="77777777">
       <w:pPr>
         <w:pStyle w:val="Prrafodelista"/>
         <w:spacing w:line="240" w:lineRule="auto"/>
@@ -1663,11 +1663,11 @@
           <w:color w:val="000000"/>
           <w:kern w:val="0"/>
           <w:lang w:eastAsia="es-ES"/>
-          <w14:ligatures w14:val="none"/>
-        </w:rPr>
-      </w:pPr>
-    </w:p>
-    <w:p>
+          <ns2:ligatures ns2:val="none"/>
+        </w:rPr>
+      </w:pPr>
+    </w:p>
+    <w:p ns2:paraId="25BFE1EC" ns2:textId="3662EF67">
       <w:pPr>
         <w:pStyle w:val="Prrafodelista"/>
         <w:numPr>
@@ -1685,7 +1685,7 @@
           <w:color w:val="000000"/>
           <w:kern w:val="0"/>
           <w:lang w:eastAsia="es-ES"/>
-          <w14:ligatures w14:val="none"/>
+          <ns2:ligatures ns2:val="none"/>
         </w:rPr>
       </w:pPr>
       <w:r>
@@ -1694,7 +1694,7 @@
           <w:color w:val="000000"/>
           <w:kern w:val="0"/>
           <w:lang w:eastAsia="es-ES"/>
-          <w14:ligatures w14:val="none"/>
+          <ns2:ligatures ns2:val="none"/>
         </w:rPr>
         <w:t xml:space="preserve">No obstante, </w:t>
       </w:r>
@@ -1704,7 +1704,7 @@
           <w:color w:val="000000"/>
           <w:kern w:val="0"/>
           <w:lang w:eastAsia="es-ES"/>
-          <w14:ligatures w14:val="none"/>
+          <ns2:ligatures ns2:val="none"/>
         </w:rPr>
         <w:t>no se realizó una</w:t>
       </w:r>
@@ -1714,7 +1714,7 @@
           <w:color w:val="000000"/>
           <w:kern w:val="0"/>
           <w:lang w:eastAsia="es-ES"/>
-          <w14:ligatures w14:val="none"/>
+          <ns2:ligatures ns2:val="none"/>
         </w:rPr>
         <w:t xml:space="preserve"> evaluación previa del riesgo </w:t>
       </w:r>
@@ -1724,7 +1724,7 @@
           <w:color w:val="000000"/>
           <w:kern w:val="0"/>
           <w:lang w:eastAsia="es-ES"/>
-          <w14:ligatures w14:val="none"/>
+          <ns2:ligatures ns2:val="none"/>
         </w:rPr>
         <w:t>y</w:t>
       </w:r>
@@ -1734,7 +1734,7 @@
           <w:color w:val="000000"/>
           <w:kern w:val="0"/>
           <w:lang w:eastAsia="es-ES"/>
-          <w14:ligatures w14:val="none"/>
+          <ns2:ligatures ns2:val="none"/>
         </w:rPr>
         <w:t xml:space="preserve"> la </w:t>
       </w:r>
@@ -1744,7 +1744,7 @@
           <w:color w:val="000000"/>
           <w:kern w:val="0"/>
           <w:lang w:eastAsia="es-ES"/>
-          <w14:ligatures w14:val="none"/>
+          <ns2:ligatures ns2:val="none"/>
         </w:rPr>
         <w:t xml:space="preserve">negativa de </w:t>
       </w:r>
@@ -1754,7 +1754,7 @@
           <w:color w:val="000000"/>
           <w:kern w:val="0"/>
           <w:lang w:eastAsia="es-ES"/>
-          <w14:ligatures w14:val="none"/>
+          <ns2:ligatures ns2:val="none"/>
         </w:rPr>
         <w:t xml:space="preserve">cobertura </w:t>
       </w:r>
@@ -1764,7 +1764,7 @@
           <w:color w:val="000000"/>
           <w:kern w:val="0"/>
           <w:lang w:eastAsia="es-ES"/>
-          <w14:ligatures w14:val="none"/>
+          <ns2:ligatures ns2:val="none"/>
         </w:rPr>
         <w:t xml:space="preserve">se realizó </w:t>
       </w:r>
@@ -1774,7 +1774,7 @@
           <w:color w:val="000000"/>
           <w:kern w:val="0"/>
           <w:lang w:eastAsia="es-ES"/>
-          <w14:ligatures w14:val="none"/>
+          <ns2:ligatures ns2:val="none"/>
         </w:rPr>
         <w:t>por una condición que no fue evaluada ni informada al momento de la contratación</w:t>
       </w:r>
@@ -1784,12 +1784,12 @@
           <w:color w:val="000000"/>
           <w:kern w:val="0"/>
           <w:lang w:eastAsia="es-ES"/>
-          <w14:ligatures w14:val="none"/>
+          <ns2:ligatures ns2:val="none"/>
         </w:rPr>
         <w:t xml:space="preserve"> de los productos financieros.</w:t>
       </w:r>
     </w:p>
-    <w:p>
+    <w:p ns2:paraId="750E85A2" ns2:textId="77777777">
       <w:pPr>
         <w:pStyle w:val="Prrafodelista"/>
         <w:spacing w:after="0" w:line="240" w:lineRule="auto"/>
@@ -1800,11 +1800,11 @@
           <w:color w:val="000000"/>
           <w:kern w:val="0"/>
           <w:lang w:eastAsia="es-ES"/>
-          <w14:ligatures w14:val="none"/>
-        </w:rPr>
-      </w:pPr>
-    </w:p>
-    <w:p>
+          <ns2:ligatures ns2:val="none"/>
+        </w:rPr>
+      </w:pPr>
+    </w:p>
+    <w:p ns2:paraId="49299488" ns2:textId="28FC63B4">
       <w:pPr>
         <w:pStyle w:val="Prrafodelista"/>
         <w:numPr>
@@ -1822,7 +1822,7 @@
           <w:color w:val="000000"/>
           <w:kern w:val="0"/>
           <w:lang w:eastAsia="es-ES"/>
-          <w14:ligatures w14:val="none"/>
+          <ns2:ligatures ns2:val="none"/>
         </w:rPr>
       </w:pPr>
       <w:r>
@@ -1831,7 +1831,7 @@
           <w:color w:val="000000"/>
           <w:kern w:val="0"/>
           <w:lang w:eastAsia="es-ES"/>
-          <w14:ligatures w14:val="none"/>
+          <ns2:ligatures ns2:val="none"/>
         </w:rPr>
         <w:t xml:space="preserve">El 8 de enero de 2026, presentó </w:t>
       </w:r>
@@ -1841,7 +1841,7 @@
           <w:color w:val="000000"/>
           <w:kern w:val="0"/>
           <w:lang w:eastAsia="es-ES"/>
-          <w14:ligatures w14:val="none"/>
+          <ns2:ligatures ns2:val="none"/>
         </w:rPr>
         <w:t xml:space="preserve">un </w:t>
       </w:r>
@@ -1851,7 +1851,7 @@
           <w:color w:val="000000"/>
           <w:kern w:val="0"/>
           <w:lang w:eastAsia="es-ES"/>
-          <w14:ligatures w14:val="none"/>
+          <ns2:ligatures ns2:val="none"/>
         </w:rPr>
         <w:t xml:space="preserve">reclamo ante </w:t>
       </w:r>
@@ -1861,7 +1861,7 @@
           <w:color w:val="000000"/>
           <w:kern w:val="0"/>
           <w:lang w:eastAsia="es-ES"/>
-          <w14:ligatures w14:val="none"/>
+          <ns2:ligatures ns2:val="none"/>
         </w:rPr>
         <w:t xml:space="preserve">el </w:t>
       </w:r>
@@ -1871,7 +1871,7 @@
           <w:color w:val="000000"/>
           <w:kern w:val="0"/>
           <w:lang w:val="es-ES" w:eastAsia="es-ES"/>
-          <w14:ligatures w14:val="none"/>
+          <ns2:ligatures ns2:val="none"/>
         </w:rPr>
         <w:t>Banco</w:t>
       </w:r>
@@ -1881,7 +1881,7 @@
           <w:color w:val="000000"/>
           <w:kern w:val="0"/>
           <w:lang w:eastAsia="es-ES"/>
-          <w14:ligatures w14:val="none"/>
+          <ns2:ligatures ns2:val="none"/>
         </w:rPr>
         <w:t xml:space="preserve"> manifestando su disconformidad con las gestiones de cobranza vinculadas al préstamo personal y a la tarjeta de crédito </w:t>
       </w:r>
@@ -1891,7 +1891,7 @@
           <w:color w:val="000000"/>
           <w:kern w:val="0"/>
           <w:lang w:eastAsia="es-ES"/>
-          <w14:ligatures w14:val="none"/>
+          <ns2:ligatures ns2:val="none"/>
         </w:rPr>
         <w:lastRenderedPageBreak/>
         <w:t>ofrecidos telefónicamente, así como con la negativa de cobertura del seguro de desgravamen.</w:t>
@@ -1902,12 +1902,12 @@
           <w:color w:val="000000"/>
           <w:kern w:val="0"/>
           <w:lang w:eastAsia="es-ES"/>
-          <w14:ligatures w14:val="none"/>
+          <ns2:ligatures ns2:val="none"/>
         </w:rPr>
         <w:t xml:space="preserve"> </w:t>
       </w:r>
     </w:p>
-    <w:p>
+    <w:p ns2:paraId="5B3408D6" ns2:textId="77777777">
       <w:pPr>
         <w:pStyle w:val="Prrafodelista"/>
         <w:spacing w:after="0" w:line="240" w:lineRule="auto"/>
@@ -1918,11 +1918,11 @@
           <w:color w:val="000000"/>
           <w:kern w:val="0"/>
           <w:lang w:eastAsia="es-ES"/>
-          <w14:ligatures w14:val="none"/>
-        </w:rPr>
-      </w:pPr>
-    </w:p>
-    <w:p>
+          <ns2:ligatures ns2:val="none"/>
+        </w:rPr>
+      </w:pPr>
+    </w:p>
+    <w:p ns2:paraId="7643D500" ns2:textId="18B133C9">
       <w:pPr>
         <w:pStyle w:val="Prrafodelista"/>
         <w:numPr>
@@ -1940,7 +1940,7 @@
           <w:color w:val="000000"/>
           <w:kern w:val="0"/>
           <w:lang w:eastAsia="es-ES"/>
-          <w14:ligatures w14:val="none"/>
+          <ns2:ligatures ns2:val="none"/>
         </w:rPr>
       </w:pPr>
       <w:r>
@@ -1949,7 +1949,7 @@
           <w:color w:val="000000"/>
           <w:kern w:val="0"/>
           <w:lang w:eastAsia="es-ES"/>
-          <w14:ligatures w14:val="none"/>
+          <ns2:ligatures ns2:val="none"/>
         </w:rPr>
         <w:t xml:space="preserve">El 23 de enero de 2026, </w:t>
       </w:r>
@@ -1959,7 +1959,7 @@
           <w:color w:val="000000"/>
           <w:kern w:val="0"/>
           <w:lang w:eastAsia="es-ES"/>
-          <w14:ligatures w14:val="none"/>
+          <ns2:ligatures ns2:val="none"/>
         </w:rPr>
         <w:t xml:space="preserve">el </w:t>
       </w:r>
@@ -1969,7 +1969,7 @@
           <w:color w:val="000000"/>
           <w:kern w:val="0"/>
           <w:lang w:val="es-ES" w:eastAsia="es-ES"/>
-          <w14:ligatures w14:val="none"/>
+          <ns2:ligatures ns2:val="none"/>
         </w:rPr>
         <w:t>Banco</w:t>
       </w:r>
@@ -1979,7 +1979,7 @@
           <w:color w:val="000000"/>
           <w:kern w:val="0"/>
           <w:lang w:eastAsia="es-ES"/>
-          <w14:ligatures w14:val="none"/>
+          <ns2:ligatures ns2:val="none"/>
         </w:rPr>
         <w:t xml:space="preserve"> </w:t>
       </w:r>
@@ -1989,7 +1989,7 @@
           <w:color w:val="000000"/>
           <w:kern w:val="0"/>
           <w:lang w:eastAsia="es-ES"/>
-          <w14:ligatures w14:val="none"/>
+          <ns2:ligatures ns2:val="none"/>
         </w:rPr>
         <w:t xml:space="preserve">le </w:t>
       </w:r>
@@ -1999,7 +1999,7 @@
           <w:color w:val="000000"/>
           <w:kern w:val="0"/>
           <w:lang w:eastAsia="es-ES"/>
-          <w14:ligatures w14:val="none"/>
+          <ns2:ligatures ns2:val="none"/>
         </w:rPr>
         <w:t xml:space="preserve">remitió </w:t>
       </w:r>
@@ -2009,7 +2009,7 @@
           <w:color w:val="000000"/>
           <w:kern w:val="0"/>
           <w:lang w:eastAsia="es-ES"/>
-          <w14:ligatures w14:val="none"/>
+          <ns2:ligatures ns2:val="none"/>
         </w:rPr>
         <w:t xml:space="preserve">una </w:t>
       </w:r>
@@ -2019,7 +2019,7 @@
           <w:color w:val="000000"/>
           <w:kern w:val="0"/>
           <w:lang w:eastAsia="es-ES"/>
-          <w14:ligatures w14:val="none"/>
+          <ns2:ligatures ns2:val="none"/>
         </w:rPr>
         <w:t xml:space="preserve">carta notarial mediante la cual exigió el pago de la obligación correspondiente a la tarjeta de crédito </w:t>
       </w:r>
@@ -2030,7 +2030,7 @@
           <w:color w:val="000000"/>
           <w:kern w:val="0"/>
           <w:lang w:eastAsia="es-ES"/>
-          <w14:ligatures w14:val="none"/>
+          <ns2:ligatures ns2:val="none"/>
         </w:rPr>
         <w:t>Mastercard</w:t>
       </w:r>
@@ -2041,7 +2041,7 @@
           <w:color w:val="000000"/>
           <w:kern w:val="0"/>
           <w:lang w:eastAsia="es-ES"/>
-          <w14:ligatures w14:val="none"/>
+          <ns2:ligatures ns2:val="none"/>
         </w:rPr>
         <w:t xml:space="preserve"> Singular Black</w:t>
       </w:r>
@@ -2051,7 +2051,7 @@
           <w:color w:val="000000"/>
           <w:kern w:val="0"/>
           <w:lang w:eastAsia="es-ES"/>
-          <w14:ligatures w14:val="none"/>
+          <ns2:ligatures ns2:val="none"/>
         </w:rPr>
         <w:t xml:space="preserve"> </w:t>
       </w:r>
@@ -2062,7 +2062,7 @@
           <w:color w:val="000000"/>
           <w:kern w:val="0"/>
           <w:lang w:eastAsia="es-ES"/>
-          <w14:ligatures w14:val="none"/>
+          <ns2:ligatures ns2:val="none"/>
         </w:rPr>
         <w:t/>
       </w:r>
@@ -2073,12 +2073,12 @@
           <w:color w:val="000000"/>
           <w:kern w:val="0"/>
           <w:lang w:eastAsia="es-ES"/>
-          <w14:ligatures w14:val="none"/>
+          <ns2:ligatures ns2:val="none"/>
         </w:rPr>
         <w:t xml:space="preserve"> 512372****3570.</w:t>
       </w:r>
     </w:p>
-    <w:p>
+    <w:p ns2:paraId="234F6A58" ns2:textId="77777777">
       <w:pPr>
         <w:pStyle w:val="Prrafodelista"/>
         <w:spacing w:after="0" w:line="240" w:lineRule="auto"/>
@@ -2089,11 +2089,11 @@
           <w:color w:val="000000"/>
           <w:kern w:val="0"/>
           <w:lang w:eastAsia="es-ES"/>
-          <w14:ligatures w14:val="none"/>
-        </w:rPr>
-      </w:pPr>
-    </w:p>
-    <w:p>
+          <ns2:ligatures ns2:val="none"/>
+        </w:rPr>
+      </w:pPr>
+    </w:p>
+    <w:p ns2:paraId="38AF89DC" ns2:textId="29407A9B">
       <w:pPr>
         <w:pStyle w:val="Prrafodelista"/>
         <w:numPr>
@@ -2111,7 +2111,7 @@
           <w:color w:val="000000"/>
           <w:kern w:val="0"/>
           <w:lang w:eastAsia="es-ES"/>
-          <w14:ligatures w14:val="none"/>
+          <ns2:ligatures ns2:val="none"/>
         </w:rPr>
       </w:pPr>
       <w:r>
@@ -2120,7 +2120,7 @@
           <w:color w:val="000000"/>
           <w:kern w:val="0"/>
           <w:lang w:eastAsia="es-ES"/>
-          <w14:ligatures w14:val="none"/>
+          <ns2:ligatures ns2:val="none"/>
         </w:rPr>
         <w:t xml:space="preserve">El 29 de enero de 2026, </w:t>
       </w:r>
@@ -2130,7 +2130,7 @@
           <w:color w:val="000000"/>
           <w:kern w:val="0"/>
           <w:lang w:eastAsia="es-ES"/>
-          <w14:ligatures w14:val="none"/>
+          <ns2:ligatures ns2:val="none"/>
         </w:rPr>
         <w:t xml:space="preserve">el </w:t>
       </w:r>
@@ -2140,7 +2140,7 @@
           <w:color w:val="000000"/>
           <w:kern w:val="0"/>
           <w:lang w:val="es-ES" w:eastAsia="es-ES"/>
-          <w14:ligatures w14:val="none"/>
+          <ns2:ligatures ns2:val="none"/>
         </w:rPr>
         <w:t>Banco</w:t>
       </w:r>
@@ -2150,7 +2150,7 @@
           <w:color w:val="000000"/>
           <w:kern w:val="0"/>
           <w:lang w:eastAsia="es-ES"/>
-          <w14:ligatures w14:val="none"/>
+          <ns2:ligatures ns2:val="none"/>
         </w:rPr>
         <w:t xml:space="preserve"> </w:t>
       </w:r>
@@ -2160,7 +2160,7 @@
           <w:color w:val="000000"/>
           <w:kern w:val="0"/>
           <w:lang w:eastAsia="es-ES"/>
-          <w14:ligatures w14:val="none"/>
+          <ns2:ligatures ns2:val="none"/>
         </w:rPr>
         <w:t xml:space="preserve">respondió el reclamo presentado el 8 de enero de 2026, negándolo y ratificándose en la negativa de cobertura comunicada por </w:t>
       </w:r>
@@ -2170,7 +2170,7 @@
           <w:color w:val="000000"/>
           <w:kern w:val="0"/>
           <w:lang w:eastAsia="es-ES"/>
-          <w14:ligatures w14:val="none"/>
+          <ns2:ligatures ns2:val="none"/>
         </w:rPr>
         <w:t xml:space="preserve">BNP </w:t>
       </w:r>
@@ -2181,7 +2181,7 @@
           <w:color w:val="000000"/>
           <w:kern w:val="0"/>
           <w:lang w:eastAsia="es-ES"/>
-          <w14:ligatures w14:val="none"/>
+          <ns2:ligatures ns2:val="none"/>
         </w:rPr>
         <w:t>Paribas</w:t>
       </w:r>
@@ -2192,7 +2192,7 @@
           <w:color w:val="000000"/>
           <w:kern w:val="0"/>
           <w:lang w:eastAsia="es-ES"/>
-          <w14:ligatures w14:val="none"/>
+          <ns2:ligatures ns2:val="none"/>
         </w:rPr>
         <w:t xml:space="preserve">, señalando que, luego de analizar la información y antecedentes de contratación, la aseguradora denegó la cobertura por considerar que la invalidez permanente total fue diagnosticada </w:t>
       </w:r>
@@ -2202,7 +2202,7 @@
           <w:color w:val="000000"/>
           <w:kern w:val="0"/>
           <w:lang w:eastAsia="es-ES"/>
-          <w14:ligatures w14:val="none"/>
+          <ns2:ligatures ns2:val="none"/>
         </w:rPr>
         <w:t>en</w:t>
       </w:r>
@@ -2212,7 +2212,7 @@
           <w:color w:val="000000"/>
           <w:kern w:val="0"/>
           <w:lang w:eastAsia="es-ES"/>
-          <w14:ligatures w14:val="none"/>
+          <ns2:ligatures ns2:val="none"/>
         </w:rPr>
         <w:t xml:space="preserve"> fecha anterior a la emisión de la tarjeta de crédito y al desembolso del préstamo.</w:t>
       </w:r>
@@ -2222,12 +2222,12 @@
           <w:color w:val="000000"/>
           <w:kern w:val="0"/>
           <w:lang w:eastAsia="es-ES"/>
-          <w14:ligatures w14:val="none"/>
+          <ns2:ligatures ns2:val="none"/>
         </w:rPr>
         <w:t xml:space="preserve"> </w:t>
       </w:r>
     </w:p>
-    <w:p>
+    <w:p ns2:paraId="4148993C" ns2:textId="77777777">
       <w:pPr>
         <w:spacing w:after="0" w:line="240" w:lineRule="auto"/>
         <w:jc w:val="both"/>
@@ -2236,11 +2236,11 @@
           <w:color w:val="000000"/>
           <w:kern w:val="0"/>
           <w:lang w:eastAsia="es-ES"/>
-          <w14:ligatures w14:val="none"/>
-        </w:rPr>
-      </w:pPr>
-    </w:p>
-    <w:p>
+          <ns2:ligatures ns2:val="none"/>
+        </w:rPr>
+      </w:pPr>
+    </w:p>
+    <w:p ns2:paraId="192B643F" ns2:textId="40D2E3C8">
       <w:pPr>
         <w:pStyle w:val="Prrafodelista"/>
         <w:numPr>
@@ -2258,7 +2258,7 @@
           <w:color w:val="000000"/>
           <w:kern w:val="0"/>
           <w:lang w:eastAsia="es-ES"/>
-          <w14:ligatures w14:val="none"/>
+          <ns2:ligatures ns2:val="none"/>
         </w:rPr>
       </w:pPr>
       <w:r>
@@ -2267,7 +2267,7 @@
           <w:color w:val="000000"/>
           <w:kern w:val="0"/>
           <w:lang w:eastAsia="es-ES"/>
-          <w14:ligatures w14:val="none"/>
+          <ns2:ligatures ns2:val="none"/>
         </w:rPr>
         <w:t xml:space="preserve">El 19 de febrero de 2026, </w:t>
       </w:r>
@@ -2277,7 +2277,7 @@
           <w:color w:val="000000"/>
           <w:kern w:val="0"/>
           <w:lang w:eastAsia="es-ES"/>
-          <w14:ligatures w14:val="none"/>
+          <ns2:ligatures ns2:val="none"/>
         </w:rPr>
         <w:t xml:space="preserve">el </w:t>
       </w:r>
@@ -2287,7 +2287,7 @@
           <w:color w:val="000000"/>
           <w:kern w:val="0"/>
           <w:lang w:val="es-ES" w:eastAsia="es-ES"/>
-          <w14:ligatures w14:val="none"/>
+          <ns2:ligatures ns2:val="none"/>
         </w:rPr>
         <w:t>Banco</w:t>
       </w:r>
@@ -2297,7 +2297,7 @@
           <w:color w:val="000000"/>
           <w:kern w:val="0"/>
           <w:lang w:eastAsia="es-ES"/>
-          <w14:ligatures w14:val="none"/>
+          <ns2:ligatures ns2:val="none"/>
         </w:rPr>
         <w:t xml:space="preserve"> </w:t>
       </w:r>
@@ -2307,7 +2307,7 @@
           <w:color w:val="000000"/>
           <w:kern w:val="0"/>
           <w:lang w:eastAsia="es-ES"/>
-          <w14:ligatures w14:val="none"/>
+          <ns2:ligatures ns2:val="none"/>
         </w:rPr>
         <w:t xml:space="preserve">remitió dos cartas correspondientes a los casos </w:t>
       </w:r>
@@ -2318,7 +2318,7 @@
           <w:color w:val="000000"/>
           <w:kern w:val="0"/>
           <w:lang w:eastAsia="es-ES"/>
-          <w14:ligatures w14:val="none"/>
+          <ns2:ligatures ns2:val="none"/>
         </w:rPr>
         <w:t/>
       </w:r>
@@ -2329,7 +2329,7 @@
           <w:color w:val="000000"/>
           <w:kern w:val="0"/>
           <w:lang w:eastAsia="es-ES"/>
-          <w14:ligatures w14:val="none"/>
+          <ns2:ligatures ns2:val="none"/>
         </w:rPr>
         <w:t xml:space="preserve"> 103-0-2026031873 y </w:t>
       </w:r>
@@ -2340,7 +2340,7 @@
           <w:color w:val="000000"/>
           <w:kern w:val="0"/>
           <w:lang w:eastAsia="es-ES"/>
-          <w14:ligatures w14:val="none"/>
+          <ns2:ligatures ns2:val="none"/>
         </w:rPr>
         <w:t/>
       </w:r>
@@ -2351,7 +2351,7 @@
           <w:color w:val="000000"/>
           <w:kern w:val="0"/>
           <w:lang w:eastAsia="es-ES"/>
-          <w14:ligatures w14:val="none"/>
+          <ns2:ligatures ns2:val="none"/>
         </w:rPr>
         <w:t xml:space="preserve"> 103-0-2026031896, mediante las cuales comunicó que </w:t>
       </w:r>
@@ -2361,7 +2361,7 @@
           <w:color w:val="000000"/>
           <w:kern w:val="0"/>
           <w:lang w:eastAsia="es-ES"/>
-          <w14:ligatures w14:val="none"/>
+          <ns2:ligatures ns2:val="none"/>
         </w:rPr>
         <w:t>su</w:t>
       </w:r>
@@ -2371,7 +2371,7 @@
           <w:color w:val="000000"/>
           <w:kern w:val="0"/>
           <w:lang w:eastAsia="es-ES"/>
-          <w14:ligatures w14:val="none"/>
+          <ns2:ligatures ns2:val="none"/>
         </w:rPr>
         <w:t xml:space="preserve"> reconsideración </w:t>
       </w:r>
@@ -2381,7 +2381,7 @@
           <w:color w:val="000000"/>
           <w:kern w:val="0"/>
           <w:lang w:eastAsia="es-ES"/>
-          <w14:ligatures w14:val="none"/>
+          <ns2:ligatures ns2:val="none"/>
         </w:rPr>
         <w:t>presentada</w:t>
       </w:r>
@@ -2391,7 +2391,7 @@
           <w:color w:val="000000"/>
           <w:kern w:val="0"/>
           <w:lang w:eastAsia="es-ES"/>
-          <w14:ligatures w14:val="none"/>
+          <ns2:ligatures ns2:val="none"/>
         </w:rPr>
         <w:t xml:space="preserve"> no sería atendida de manera procedente; en dichas comunicaciones indicó que </w:t>
       </w:r>
@@ -2401,7 +2401,7 @@
           <w:color w:val="000000"/>
           <w:kern w:val="0"/>
           <w:lang w:eastAsia="es-ES"/>
-          <w14:ligatures w14:val="none"/>
+          <ns2:ligatures ns2:val="none"/>
         </w:rPr>
         <w:t>se estaba realizando la búsqueda de</w:t>
       </w:r>
@@ -2411,7 +2411,7 @@
           <w:color w:val="000000"/>
           <w:kern w:val="0"/>
           <w:lang w:eastAsia="es-ES"/>
-          <w14:ligatures w14:val="none"/>
+          <ns2:ligatures ns2:val="none"/>
         </w:rPr>
         <w:t xml:space="preserve"> los audios completos de contratación del préstamo y de la tarjeta de crédito sin adjuntarlos ni acreditar su existencia, que se encontraba verificando si existía declaración de salud asociada a la contratación sin remitir documento alguno, que las pólizas de seguro solicitadas con anterioridad aún se encontraban en coordinación para su disponibilidad, </w:t>
       </w:r>
@@ -2421,7 +2421,7 @@
           <w:color w:val="000000"/>
           <w:kern w:val="0"/>
           <w:lang w:eastAsia="es-ES"/>
-          <w14:ligatures w14:val="none"/>
+          <ns2:ligatures ns2:val="none"/>
         </w:rPr>
         <w:t>y condicionó</w:t>
       </w:r>
@@ -2431,12 +2431,12 @@
           <w:color w:val="000000"/>
           <w:kern w:val="0"/>
           <w:lang w:eastAsia="es-ES"/>
-          <w14:ligatures w14:val="none"/>
+          <ns2:ligatures ns2:val="none"/>
         </w:rPr>
         <w:t xml:space="preserve"> la entrega de contratos y documentación histórica al pago de un tarifario.</w:t>
       </w:r>
     </w:p>
-    <w:p>
+    <w:p ns2:paraId="30B1895F" ns2:textId="77777777">
       <w:pPr>
         <w:pStyle w:val="Prrafodelista"/>
         <w:spacing w:after="0" w:line="240" w:lineRule="auto"/>
@@ -2447,11 +2447,11 @@
           <w:color w:val="000000"/>
           <w:kern w:val="0"/>
           <w:lang w:eastAsia="es-ES"/>
-          <w14:ligatures w14:val="none"/>
-        </w:rPr>
-      </w:pPr>
-    </w:p>
-    <w:p>
+          <ns2:ligatures ns2:val="none"/>
+        </w:rPr>
+      </w:pPr>
+    </w:p>
+    <w:p ns2:paraId="25EFDC1A" ns2:textId="4455DE62">
       <w:pPr>
         <w:pStyle w:val="Prrafodelista"/>
         <w:numPr>
@@ -2469,7 +2469,7 @@
           <w:color w:val="000000"/>
           <w:kern w:val="0"/>
           <w:lang w:eastAsia="es-ES"/>
-          <w14:ligatures w14:val="none"/>
+          <ns2:ligatures ns2:val="none"/>
         </w:rPr>
       </w:pPr>
       <w:r>
@@ -2478,7 +2478,7 @@
           <w:color w:val="000000"/>
           <w:kern w:val="0"/>
           <w:lang w:eastAsia="es-ES"/>
-          <w14:ligatures w14:val="none"/>
+          <ns2:ligatures ns2:val="none"/>
         </w:rPr>
         <w:t>El 28 de febrero de 2026, la Subdirección de Atención al Ciudadano de</w:t>
       </w:r>
@@ -2488,7 +2488,7 @@
           <w:color w:val="000000"/>
           <w:kern w:val="0"/>
           <w:lang w:eastAsia="es-ES"/>
-          <w14:ligatures w14:val="none"/>
+          <ns2:ligatures ns2:val="none"/>
         </w:rPr>
         <w:t>l</w:t>
       </w:r>
@@ -2498,12 +2498,12 @@
           <w:color w:val="000000"/>
           <w:kern w:val="0"/>
           <w:lang w:eastAsia="es-ES"/>
-          <w14:ligatures w14:val="none"/>
+          <ns2:ligatures ns2:val="none"/>
         </w:rPr>
         <w:t xml:space="preserve"> Indecopi remitió comunicación emitida en el marco de un procedimiento de reclamo, precisando que dicha vía no contaba con competencias para requerir a los proveedores la remisión de grabaciones ni pólizas.</w:t>
       </w:r>
     </w:p>
-    <w:p>
+    <w:p ns2:paraId="7DDB9C12" ns2:textId="77777777">
       <w:pPr>
         <w:pStyle w:val="Prrafodelista"/>
         <w:spacing w:after="0" w:line="240" w:lineRule="auto"/>
@@ -2514,11 +2514,11 @@
           <w:color w:val="000000"/>
           <w:kern w:val="0"/>
           <w:lang w:eastAsia="es-ES"/>
-          <w14:ligatures w14:val="none"/>
-        </w:rPr>
-      </w:pPr>
-    </w:p>
-    <w:p>
+          <ns2:ligatures ns2:val="none"/>
+        </w:rPr>
+      </w:pPr>
+    </w:p>
+    <w:p ns2:paraId="2FB14F49" ns2:textId="42FB5157">
       <w:pPr>
         <w:pStyle w:val="Prrafodelista"/>
         <w:numPr>
@@ -2533,7 +2533,7 @@
           <w:color w:val="000000"/>
           <w:kern w:val="0"/>
           <w:lang w:eastAsia="es-ES"/>
-          <w14:ligatures w14:val="none"/>
+          <ns2:ligatures ns2:val="none"/>
         </w:rPr>
       </w:pPr>
       <w:r>
@@ -2542,7 +2542,7 @@
           <w:color w:val="000000"/>
           <w:kern w:val="0"/>
           <w:lang w:eastAsia="es-ES"/>
-          <w14:ligatures w14:val="none"/>
+          <ns2:ligatures ns2:val="none"/>
         </w:rPr>
         <w:t>Asimismo</w:t>
       </w:r>
@@ -2552,12 +2552,12 @@
           <w:color w:val="000000"/>
           <w:kern w:val="0"/>
           <w:lang w:eastAsia="es-ES"/>
-          <w14:ligatures w14:val="none"/>
+          <ns2:ligatures ns2:val="none"/>
         </w:rPr>
         <w:t>, reiteró en diversas oportunidades ante la entidad financiera la solicitud de entrega de los audios de contratación, las pólizas completas con sus condiciones generales y particulares; sin embargo, no recibió dicha documentación, lo que impidió verificar las condiciones informadas al momento de la contratación.</w:t>
       </w:r>
     </w:p>
-    <w:p>
+    <w:p ns2:paraId="76630485" ns2:textId="77777777">
       <w:pPr>
         <w:tabs>
           <w:tab w:val="left" w:pos="1134"/>
@@ -2569,11 +2569,11 @@
           <w:color w:val="000000"/>
           <w:kern w:val="0"/>
           <w:lang w:eastAsia="es-ES"/>
-          <w14:ligatures w14:val="none"/>
-        </w:rPr>
-      </w:pPr>
-    </w:p>
-    <w:p>
+          <ns2:ligatures ns2:val="none"/>
+        </w:rPr>
+      </w:pPr>
+    </w:p>
+    <w:p ns2:paraId="4FB15987" ns2:textId="0586D5BA">
       <w:pPr>
         <w:numPr>
           <w:ilvl w:val="1"/>
@@ -2591,7 +2591,7 @@
           <w:color w:val="000000"/>
           <w:kern w:val="0"/>
           <w:lang w:val="es-ES" w:eastAsia="es-ES"/>
-          <w14:ligatures w14:val="none"/>
+          <ns2:ligatures ns2:val="none"/>
         </w:rPr>
       </w:pPr>
       <w:r>
@@ -2600,7 +2600,7 @@
           <w:color w:val="000000"/>
           <w:kern w:val="0"/>
           <w:lang w:eastAsia="es-ES"/>
-          <w14:ligatures w14:val="none"/>
+          <ns2:ligatures ns2:val="none"/>
         </w:rPr>
         <w:t xml:space="preserve">La señora [APELLIDO] solicitó, en calidad de medida correctiva, que BNP Paribas y el Banco cumplan con realizar una nueva evaluación de la solicitud de cobertura de los dos (2) seguros de Desgravamen con el fin de detener el cobro de la deuda, prescindiendo de la exclusión alegada, en tanto se verifique que esta no fue debidamente informada ni evaluada al momento de la contratación. Asimismo, no requirió de manera expresa el reembolso de costos y costas del presente procedimiento. </w:t>
       </w:r>
@@ -2610,7 +2610,7 @@
           <w:color w:val="000000"/>
           <w:kern w:val="0"/>
           <w:lang w:val="es-ES" w:eastAsia="es-ES"/>
-          <w14:ligatures w14:val="none"/>
+          <ns2:ligatures ns2:val="none"/>
         </w:rPr>
         <w:t xml:space="preserve"/>
       </w:r>
@@ -2620,7 +2620,7 @@
           <w:color w:val="000000"/>
           <w:kern w:val="0"/>
           <w:lang w:val="es-ES" w:eastAsia="es-ES"/>
-          <w14:ligatures w14:val="none"/>
+          <ns2:ligatures ns2:val="none"/>
         </w:rPr>
         <w:t xml:space="preserve"/>
       </w:r>
@@ -2631,7 +2631,7 @@
           <w:color w:val="000000"/>
           <w:kern w:val="0"/>
           <w:lang w:val="es-ES" w:eastAsia="es-ES"/>
-          <w14:ligatures w14:val="none"/>
+          <ns2:ligatures ns2:val="none"/>
         </w:rPr>
         <w:t xml:space="preserve"/>
       </w:r>
@@ -2642,7 +2642,7 @@
           <w:color w:val="000000"/>
           <w:kern w:val="0"/>
           <w:lang w:val="es-ES" w:eastAsia="es-ES"/>
-          <w14:ligatures w14:val="none"/>
+          <ns2:ligatures ns2:val="none"/>
         </w:rPr>
         <w:t/>
       </w:r>
@@ -2653,7 +2653,7 @@
           <w:color w:val="000000"/>
           <w:kern w:val="0"/>
           <w:lang w:val="es-ES" w:eastAsia="es-ES"/>
-          <w14:ligatures w14:val="none"/>
+          <ns2:ligatures ns2:val="none"/>
         </w:rPr>
         <w:t xml:space="preserve"/>
       </w:r>
@@ -2663,7 +2663,7 @@
           <w:color w:val="000000"/>
           <w:kern w:val="0"/>
           <w:lang w:val="es-ES" w:eastAsia="es-ES"/>
-          <w14:ligatures w14:val="none"/>
+          <ns2:ligatures ns2:val="none"/>
         </w:rPr>
         <w:t xml:space="preserve"/>
       </w:r>
@@ -2673,7 +2673,7 @@
           <w:color w:val="000000"/>
           <w:kern w:val="0"/>
           <w:lang w:val="es-ES" w:eastAsia="es-ES"/>
-          <w14:ligatures w14:val="none"/>
+          <ns2:ligatures ns2:val="none"/>
         </w:rPr>
         <w:t/>
       </w:r>
@@ -2683,7 +2683,7 @@
           <w:color w:val="000000"/>
           <w:kern w:val="0"/>
           <w:lang w:val="es-ES" w:eastAsia="es-ES"/>
-          <w14:ligatures w14:val="none"/>
+          <ns2:ligatures ns2:val="none"/>
         </w:rPr>
         <w:t xml:space="preserve"/>
       </w:r>
@@ -2693,7 +2693,7 @@
           <w:color w:val="000000"/>
           <w:kern w:val="0"/>
           <w:lang w:val="es-ES" w:eastAsia="es-ES"/>
-          <w14:ligatures w14:val="none"/>
+          <ns2:ligatures ns2:val="none"/>
         </w:rPr>
         <w:t xml:space="preserve"/>
       </w:r>
@@ -2703,7 +2703,7 @@
           <w:color w:val="000000"/>
           <w:kern w:val="0"/>
           <w:lang w:val="es-ES" w:eastAsia="es-ES"/>
-          <w14:ligatures w14:val="none"/>
+          <ns2:ligatures ns2:val="none"/>
         </w:rPr>
         <w:t/>
       </w:r>
@@ -2713,7 +2713,7 @@
           <w:color w:val="000000"/>
           <w:kern w:val="0"/>
           <w:lang w:val="es-ES" w:eastAsia="es-ES"/>
-          <w14:ligatures w14:val="none"/>
+          <ns2:ligatures ns2:val="none"/>
         </w:rPr>
         <w:t/>
       </w:r>
@@ -2723,7 +2723,7 @@
           <w:color w:val="000000"/>
           <w:kern w:val="0"/>
           <w:lang w:val="es-ES" w:eastAsia="es-ES"/>
-          <w14:ligatures w14:val="none"/>
+          <ns2:ligatures ns2:val="none"/>
         </w:rPr>
         <w:t/>
       </w:r>
@@ -2733,7 +2733,7 @@
           <w:color w:val="000000"/>
           <w:kern w:val="0"/>
           <w:lang w:val="es-ES" w:eastAsia="es-ES"/>
-          <w14:ligatures w14:val="none"/>
+          <ns2:ligatures ns2:val="none"/>
         </w:rPr>
         <w:t xml:space="preserve"/>
       </w:r>
@@ -2743,7 +2743,7 @@
           <w:color w:val="000000"/>
           <w:kern w:val="0"/>
           <w:lang w:val="es-ES" w:eastAsia="es-ES"/>
-          <w14:ligatures w14:val="none"/>
+          <ns2:ligatures ns2:val="none"/>
         </w:rPr>
         <w:t xml:space="preserve"/>
       </w:r>
@@ -2753,7 +2753,7 @@
           <w:color w:val="000000"/>
           <w:kern w:val="0"/>
           <w:lang w:val="es-ES" w:eastAsia="es-ES"/>
-          <w14:ligatures w14:val="none"/>
+          <ns2:ligatures ns2:val="none"/>
         </w:rPr>
         <w:t/>
       </w:r>
@@ -2763,7 +2763,7 @@
           <w:color w:val="000000"/>
           <w:kern w:val="0"/>
           <w:lang w:val="es-ES" w:eastAsia="es-ES"/>
-          <w14:ligatures w14:val="none"/>
+          <ns2:ligatures ns2:val="none"/>
         </w:rPr>
         <w:t xml:space="preserve"/>
       </w:r>
@@ -2773,7 +2773,7 @@
           <w:color w:val="000000"/>
           <w:kern w:val="0"/>
           <w:lang w:val="es-ES" w:eastAsia="es-ES"/>
-          <w14:ligatures w14:val="none"/>
+          <ns2:ligatures ns2:val="none"/>
         </w:rPr>
         <w:t/>
       </w:r>
@@ -2783,7 +2783,7 @@
           <w:color w:val="000000"/>
           <w:kern w:val="0"/>
           <w:lang w:val="es-ES" w:eastAsia="es-ES"/>
-          <w14:ligatures w14:val="none"/>
+          <ns2:ligatures ns2:val="none"/>
         </w:rPr>
         <w:t/>
       </w:r>
@@ -2793,7 +2793,7 @@
           <w:color w:val="000000"/>
           <w:kern w:val="0"/>
           <w:lang w:val="es-ES" w:eastAsia="es-ES"/>
-          <w14:ligatures w14:val="none"/>
+          <ns2:ligatures ns2:val="none"/>
         </w:rPr>
         <w:t xml:space="preserve"/>
       </w:r>
@@ -2803,7 +2803,7 @@
           <w:color w:val="000000"/>
           <w:kern w:val="0"/>
           <w:lang w:val="es-ES" w:eastAsia="es-ES"/>
-          <w14:ligatures w14:val="none"/>
+          <ns2:ligatures ns2:val="none"/>
         </w:rPr>
         <w:t xml:space="preserve"/>
       </w:r>
@@ -2813,7 +2813,7 @@
           <w:color w:val="000000"/>
           <w:kern w:val="0"/>
           <w:lang w:val="es-ES" w:eastAsia="es-ES"/>
-          <w14:ligatures w14:val="none"/>
+          <ns2:ligatures ns2:val="none"/>
         </w:rPr>
         <w:t xml:space="preserve"/>
       </w:r>
@@ -2823,7 +2823,7 @@
           <w:color w:val="000000"/>
           <w:kern w:val="0"/>
           <w:lang w:val="es-ES" w:eastAsia="es-ES"/>
-          <w14:ligatures w14:val="none"/>
+          <ns2:ligatures ns2:val="none"/>
         </w:rPr>
         <w:t/>
       </w:r>
@@ -2833,12 +2833,12 @@
           <w:color w:val="000000"/>
           <w:kern w:val="0"/>
           <w:lang w:val="es-ES" w:eastAsia="es-ES"/>
-          <w14:ligatures w14:val="none"/>
+          <ns2:ligatures ns2:val="none"/>
         </w:rPr>
         <w:t xml:space="preserve"/>
       </w:r>
     </w:p>
-    <w:p>
+    <w:p ns2:paraId="1086DFA0" ns2:textId="77777777">
       <w:pPr>
         <w:spacing w:after="0" w:line="240" w:lineRule="auto"/>
         <w:contextualSpacing/>
@@ -2848,11 +2848,11 @@
           <w:color w:val="000000"/>
           <w:kern w:val="0"/>
           <w:lang w:eastAsia="es-PE"/>
-          <w14:ligatures w14:val="none"/>
-        </w:rPr>
-      </w:pPr>
-    </w:p>
-    <w:p>
+          <ns2:ligatures ns2:val="none"/>
+        </w:rPr>
+      </w:pPr>
+    </w:p>
+    <w:p ns2:paraId="213DC32F" ns2:textId="2C8E0ED7">
       <w:pPr>
         <w:pStyle w:val="Prrafodelista"/>
         <w:numPr>
@@ -2872,22 +2872,22 @@
           <w:color w:val="000000"/>
           <w:kern w:val="0"/>
           <w:lang w:eastAsia="es-PE"/>
-          <w14:ligatures w14:val="none"/>
-        </w:rPr>
-      </w:pPr>
-      <w:r>
-        <w:rPr>
-          <w:rFonts w:ascii="Arial Narrow" w:eastAsia="Arial Narrow" w:hAnsi="Arial Narrow" w:cs="Arial Narrow"/>
-          <w:b/>
-          <w:color w:val="000000"/>
-          <w:kern w:val="0"/>
-          <w:lang w:eastAsia="es-PE"/>
-          <w14:ligatures w14:val="none"/>
+          <ns2:ligatures ns2:val="none"/>
+        </w:rPr>
+      </w:pPr>
+      <w:r>
+        <w:rPr>
+          <w:rFonts w:ascii="Arial Narrow" w:eastAsia="Arial Narrow" w:hAnsi="Arial Narrow" w:cs="Arial Narrow"/>
+          <w:b/>
+          <w:color w:val="000000"/>
+          <w:kern w:val="0"/>
+          <w:lang w:eastAsia="es-PE"/>
+          <ns2:ligatures ns2:val="none"/>
         </w:rPr>
         <w:t>CUESTION PREVIA</w:t>
       </w:r>
     </w:p>
-    <w:p>
+    <w:p ns2:paraId="5975B58B" ns2:textId="77777777">
       <w:pPr>
         <w:spacing w:after="0" w:line="240" w:lineRule="auto"/>
         <w:jc w:val="both"/>
@@ -2896,12 +2896,12 @@
           <w:color w:val="000000"/>
           <w:kern w:val="0"/>
           <w:lang w:val="es-ES" w:eastAsia="es-ES"/>
-          <w14:ligatures w14:val="none"/>
+          <ns2:ligatures ns2:val="none"/>
         </w:rPr>
       </w:pPr>
     </w:p>
     <w:bookmarkEnd w:id="2"/>
-    <w:p>
+    <w:p ns2:paraId="13DECA1F" ns2:textId="77777777">
       <w:pPr>
         <w:pStyle w:val="Prrafodelista"/>
         <w:numPr>
@@ -2966,7 +2966,7 @@
         <w:t>.</w:t>
       </w:r>
     </w:p>
-    <w:p>
+    <w:p ns2:paraId="70140AAD" ns2:textId="77777777">
       <w:pPr>
         <w:pStyle w:val="Prrafodelista"/>
         <w:numPr>
@@ -3012,7 +3012,7 @@
         <w:t>.</w:t>
       </w:r>
     </w:p>
-    <w:p>
+    <w:p ns2:paraId="7D189BDF" ns2:textId="77777777">
       <w:pPr>
         <w:pStyle w:val="Prrafodelista"/>
         <w:spacing w:after="0" w:line="240" w:lineRule="auto"/>
@@ -3024,7 +3024,7 @@
         </w:rPr>
       </w:pPr>
     </w:p>
-    <w:p>
+    <w:p ns2:paraId="2F558326" ns2:textId="77777777">
       <w:pPr>
         <w:pStyle w:val="Prrafodelista"/>
         <w:numPr>
@@ -3065,7 +3065,7 @@
         <w:t>.</w:t>
       </w:r>
     </w:p>
-    <w:p>
+    <w:p ns2:paraId="7E950B90" ns2:textId="77777777">
       <w:pPr>
         <w:pStyle w:val="Prrafodelista"/>
         <w:spacing w:line="240" w:lineRule="auto"/>
@@ -3074,7 +3074,7 @@
         </w:rPr>
       </w:pPr>
     </w:p>
-    <w:p>
+    <w:p ns2:paraId="3BBF42E8" ns2:textId="77777777">
       <w:pPr>
         <w:pStyle w:val="Prrafodelista"/>
         <w:numPr>
@@ -3128,7 +3128,7 @@
         <w:t>.</w:t>
       </w:r>
     </w:p>
-    <w:p>
+    <w:p ns2:paraId="33769280" ns2:textId="77777777">
       <w:pPr>
         <w:pStyle w:val="Prrafodelista"/>
         <w:spacing w:line="240" w:lineRule="auto"/>
@@ -3137,7 +3137,7 @@
         </w:rPr>
       </w:pPr>
     </w:p>
-    <w:p>
+    <w:p ns2:paraId="658F17D2" ns2:textId="71383DB4">
       <w:pPr>
         <w:pStyle w:val="Prrafodelista"/>
         <w:numPr>
@@ -3206,7 +3206,7 @@
         <w:t>.</w:t>
       </w:r>
     </w:p>
-    <w:p>
+    <w:p ns2:paraId="3D91B97E" ns2:textId="77777777">
       <w:pPr>
         <w:pStyle w:val="Prrafodelista"/>
         <w:spacing w:line="240" w:lineRule="auto"/>
@@ -3216,7 +3216,7 @@
         </w:rPr>
       </w:pPr>
     </w:p>
-    <w:p>
+    <w:p ns2:paraId="02C6FA5A" ns2:textId="51E06AB6">
       <w:pPr>
         <w:pStyle w:val="Prrafodelista"/>
         <w:numPr>
@@ -3262,7 +3262,7 @@
         <w:rPr>
           <w:rFonts w:ascii="Arial Narrow" w:eastAsia="Calibri" w:hAnsi="Arial Narrow" w:cs="Arial"/>
           <w:kern w:val="0"/>
-          <w14:ligatures w14:val="none"/>
+          <ns2:ligatures ns2:val="none"/>
         </w:rPr>
         <w:t xml:space="preserve"/>
       </w:r>
@@ -3311,7 +3311,7 @@
         <w:t xml:space="preserve"/>
       </w:r>
     </w:p>
-    <w:p>
+    <w:p ns2:paraId="11C86AA2" ns2:textId="77777777">
       <w:pPr>
         <w:pStyle w:val="Prrafodelista"/>
         <w:spacing w:line="240" w:lineRule="auto"/>
@@ -3321,7 +3321,7 @@
         </w:rPr>
       </w:pPr>
     </w:p>
-    <w:p>
+    <w:p ns2:paraId="4711D295" ns2:textId="2670DCC0">
       <w:pPr>
         <w:pStyle w:val="Prrafodelista"/>
         <w:numPr>
@@ -3368,7 +3368,7 @@
         <w:rPr>
           <w:rFonts w:ascii="Arial Narrow" w:eastAsia="Calibri" w:hAnsi="Arial Narrow" w:cs="Arial"/>
           <w:kern w:val="0"/>
-          <w14:ligatures w14:val="none"/>
+          <ns2:ligatures ns2:val="none"/>
         </w:rPr>
         <w:t/>
       </w:r>
@@ -3424,18 +3424,18 @@
         <w:t/>
       </w:r>
     </w:p>
-    <w:p>
-      <w:pPr>
-        <w:spacing w:after="0" w:line="240" w:lineRule="auto"/>
-        <w:jc w:val="both"/>
-        <w:rPr>
-          <w:rFonts w:ascii="Arial Narrow" w:eastAsia="Arial Narrow" w:hAnsi="Arial Narrow" w:cs="Arial Narrow"/>
-          <w:kern w:val="0"/>
-          <w14:ligatures w14:val="none"/>
-        </w:rPr>
-      </w:pPr>
-    </w:p>
-    <w:p>
+    <w:p ns2:paraId="4783C7B8" ns2:textId="78D148E7">
+      <w:pPr>
+        <w:spacing w:after="0" w:line="240" w:lineRule="auto"/>
+        <w:jc w:val="both"/>
+        <w:rPr>
+          <w:rFonts w:ascii="Arial Narrow" w:eastAsia="Arial Narrow" w:hAnsi="Arial Narrow" w:cs="Arial Narrow"/>
+          <w:kern w:val="0"/>
+          <ns2:ligatures ns2:val="none"/>
+        </w:rPr>
+      </w:pPr>
+    </w:p>
+    <w:p ns2:paraId="4713554A" ns2:textId="77777777">
       <w:pPr>
         <w:pStyle w:val="Prrafodelista"/>
         <w:numPr>
@@ -3455,22 +3455,22 @@
           <w:color w:val="000000"/>
           <w:kern w:val="0"/>
           <w:lang w:eastAsia="es-PE"/>
-          <w14:ligatures w14:val="none"/>
-        </w:rPr>
-      </w:pPr>
-      <w:r>
-        <w:rPr>
-          <w:rFonts w:ascii="Arial Narrow" w:eastAsia="Arial Narrow" w:hAnsi="Arial Narrow" w:cs="Arial Narrow"/>
-          <w:b/>
-          <w:color w:val="000000"/>
-          <w:kern w:val="0"/>
-          <w:lang w:eastAsia="es-PE"/>
-          <w14:ligatures w14:val="none"/>
+          <ns2:ligatures ns2:val="none"/>
+        </w:rPr>
+      </w:pPr>
+      <w:r>
+        <w:rPr>
+          <w:rFonts w:ascii="Arial Narrow" w:eastAsia="Arial Narrow" w:hAnsi="Arial Narrow" w:cs="Arial Narrow"/>
+          <w:b/>
+          <w:color w:val="000000"/>
+          <w:kern w:val="0"/>
+          <w:lang w:eastAsia="es-PE"/>
+          <ns2:ligatures ns2:val="none"/>
         </w:rPr>
         <w:t>DE LA ADMISIÓN A TRÁMITE DE LA DENUNCIA</w:t>
       </w:r>
     </w:p>
-    <w:p>
+    <w:p ns2:paraId="4BBBE1C2" ns2:textId="77777777">
       <w:pPr>
         <w:spacing w:after="0" w:line="240" w:lineRule="auto"/>
         <w:ind w:left="567"/>
@@ -3482,11 +3482,11 @@
           <w:color w:val="000000"/>
           <w:kern w:val="0"/>
           <w:lang w:eastAsia="es-PE"/>
-          <w14:ligatures w14:val="none"/>
-        </w:rPr>
-      </w:pPr>
-    </w:p>
-    <w:p>
+          <ns2:ligatures ns2:val="none"/>
+        </w:rPr>
+      </w:pPr>
+    </w:p>
+    <w:p ns2:paraId="749C69A0" ns2:textId="20583980">
       <w:pPr>
         <w:pStyle w:val="Prrafodelista"/>
         <w:numPr>
@@ -3499,7 +3499,7 @@
         <w:rPr>
           <w:rFonts w:ascii="Arial Narrow" w:eastAsia="Arial Narrow" w:hAnsi="Arial Narrow" w:cs="Arial Narrow"/>
           <w:kern w:val="0"/>
-          <w14:ligatures w14:val="none"/>
+          <ns2:ligatures ns2:val="none"/>
         </w:rPr>
       </w:pPr>
       <w:bookmarkStart w:id="3" w:name="_Hlk140755208"/>
@@ -3511,7 +3511,7 @@
           <w:color w:val="000000"/>
           <w:kern w:val="0"/>
           <w:lang w:eastAsia="es-PE"/>
-          <w14:ligatures w14:val="none"/>
+          <ns2:ligatures ns2:val="none"/>
         </w:rPr>
         <w:t xml:space="preserve">La Secretaría </w:t>
       </w:r>
@@ -3524,7 +3524,7 @@
           <w:color w:val="000000"/>
           <w:kern w:val="0"/>
           <w:lang w:eastAsia="es-PE"/>
-          <w14:ligatures w14:val="none"/>
+          <ns2:ligatures ns2:val="none"/>
         </w:rPr>
         <w:t>Técnica de la Comisión</w:t>
       </w:r>
@@ -3534,7 +3534,7 @@
           <w:color w:val="000000"/>
           <w:kern w:val="0"/>
           <w:lang w:eastAsia="es-PE"/>
-          <w14:ligatures w14:val="none"/>
+          <ns2:ligatures ns2:val="none"/>
         </w:rPr>
         <w:t xml:space="preserve"> de Protección al Consumidor 1 (en adelante, la Secretaría Técnica), en ejercicio de sus facultades</w:t>
       </w:r>
@@ -3544,7 +3544,7 @@
           <w:rFonts w:ascii="Arial Narrow" w:eastAsia="Arial Narrow" w:hAnsi="Arial Narrow" w:cs="Arial Narrow"/>
           <w:kern w:val="0"/>
           <w:vertAlign w:val="superscript"/>
-          <w14:ligatures w14:val="none"/>
+          <ns2:ligatures ns2:val="none"/>
         </w:rPr>
         <w:footnoteReference w:id="7"/>
       </w:r>
@@ -3554,7 +3554,7 @@
           <w:color w:val="000000"/>
           <w:kern w:val="0"/>
           <w:lang w:eastAsia="es-PE"/>
-          <w14:ligatures w14:val="none"/>
+          <ns2:ligatures ns2:val="none"/>
         </w:rPr>
         <w:t xml:space="preserve">, considera </w:t>
       </w:r>
@@ -3562,7 +3562,7 @@
         <w:rPr>
           <w:rFonts w:ascii="Arial Narrow" w:eastAsia="Arial Narrow" w:hAnsi="Arial Narrow" w:cs="Arial Narrow"/>
           <w:kern w:val="0"/>
-          <w14:ligatures w14:val="none"/>
+          <ns2:ligatures ns2:val="none"/>
         </w:rPr>
         <w:t xml:space="preserve">que el hecho denunciado, </w:t>
       </w:r>
@@ -3570,7 +3570,7 @@
         <w:rPr>
           <w:rFonts w:ascii="Arial Narrow" w:eastAsia="Arial Narrow" w:hAnsi="Arial Narrow" w:cs="Arial Narrow"/>
           <w:kern w:val="0"/>
-          <w14:ligatures w14:val="none"/>
+          <ns2:ligatures ns2:val="none"/>
         </w:rPr>
         <w:t xml:space="preserve">consistente en que </w:t>
       </w:r>
@@ -3581,7 +3581,7 @@
           <w:kern w:val="0"/>
           <w:shd w:val="clear" w:color="auto" w:fill="FFFFFF"/>
           <w:lang w:eastAsia="es-PE"/>
-          <w14:ligatures w14:val="none"/>
+          <ns2:ligatures ns2:val="none"/>
         </w:rPr>
         <w:t xml:space="preserve">BNP </w:t>
       </w:r>
@@ -3593,7 +3593,7 @@
           <w:kern w:val="0"/>
           <w:shd w:val="clear" w:color="auto" w:fill="FFFFFF"/>
           <w:lang w:eastAsia="es-PE"/>
-          <w14:ligatures w14:val="none"/>
+          <ns2:ligatures ns2:val="none"/>
         </w:rPr>
         <w:t>Paribas</w:t>
       </w:r>
@@ -3605,7 +3605,7 @@
           <w:kern w:val="0"/>
           <w:shd w:val="clear" w:color="auto" w:fill="FFFFFF"/>
           <w:lang w:eastAsia="es-PE"/>
-          <w14:ligatures w14:val="none"/>
+          <ns2:ligatures ns2:val="none"/>
         </w:rPr>
         <w:t xml:space="preserve"> </w:t>
       </w:r>
@@ -3617,7 +3617,7 @@
           <w:kern w:val="0"/>
           <w:shd w:val="clear" w:color="auto" w:fill="FFFFFF"/>
           <w:lang w:eastAsia="es-PE"/>
-          <w14:ligatures w14:val="none"/>
+          <ns2:ligatures ns2:val="none"/>
         </w:rPr>
         <w:t>Cardif</w:t>
       </w:r>
@@ -3629,7 +3629,7 @@
           <w:kern w:val="0"/>
           <w:shd w:val="clear" w:color="auto" w:fill="FFFFFF"/>
           <w:lang w:eastAsia="es-PE"/>
-          <w14:ligatures w14:val="none"/>
+          <ns2:ligatures ns2:val="none"/>
         </w:rPr>
         <w:t xml:space="preserve"> S.A. Compañía de Seguros y Reaseguros habría negado injustificadamente la cobertura del seguro de desgravamen asociado a la tarjeta de crédito </w:t>
       </w:r>
@@ -3641,7 +3641,7 @@
           <w:kern w:val="0"/>
           <w:shd w:val="clear" w:color="auto" w:fill="FFFFFF"/>
           <w:lang w:eastAsia="es-PE"/>
-          <w14:ligatures w14:val="none"/>
+          <ns2:ligatures ns2:val="none"/>
         </w:rPr>
         <w:t>Mastercard</w:t>
       </w:r>
@@ -3653,7 +3653,7 @@
           <w:kern w:val="0"/>
           <w:shd w:val="clear" w:color="auto" w:fill="FFFFFF"/>
           <w:lang w:eastAsia="es-PE"/>
-          <w14:ligatures w14:val="none"/>
+          <ns2:ligatures ns2:val="none"/>
         </w:rPr>
         <w:t xml:space="preserve"> Singular Black </w:t>
       </w:r>
@@ -3665,7 +3665,7 @@
           <w:kern w:val="0"/>
           <w:shd w:val="clear" w:color="auto" w:fill="FFFFFF"/>
           <w:lang w:eastAsia="es-PE"/>
-          <w14:ligatures w14:val="none"/>
+          <ns2:ligatures ns2:val="none"/>
         </w:rPr>
         <w:t/>
       </w:r>
@@ -3677,7 +3677,7 @@
           <w:kern w:val="0"/>
           <w:shd w:val="clear" w:color="auto" w:fill="FFFFFF"/>
           <w:lang w:eastAsia="es-PE"/>
-          <w14:ligatures w14:val="none"/>
+          <ns2:ligatures ns2:val="none"/>
         </w:rPr>
         <w:t xml:space="preserve"> 512372****3570 a la denunciante por la invalidez permanente total que padece</w:t>
       </w:r>
@@ -3685,7 +3685,7 @@
         <w:rPr>
           <w:rFonts w:ascii="Arial Narrow" w:eastAsia="Arial Narrow" w:hAnsi="Arial Narrow" w:cs="Arial Narrow"/>
           <w:kern w:val="0"/>
-          <w14:ligatures w14:val="none"/>
+          <ns2:ligatures ns2:val="none"/>
         </w:rPr>
         <w:t>; involucraría una presunta afectación a sus expectativas, quien no habría encontrado una correspondencia entre lo que esperaba recibir de parte del proveedor y lo que realmente recibió. Por consiguiente, corresponde calificar el hecho materia de denuncia como una presunta infracción al deber de idoneidad, tipificado en los artículos 18</w:t>
       </w:r>
@@ -3695,7 +3695,7 @@
           <w:color w:val="000000"/>
           <w:kern w:val="0"/>
           <w:lang w:eastAsia="es-PE"/>
-          <w14:ligatures w14:val="none"/>
+          <ns2:ligatures ns2:val="none"/>
         </w:rPr>
         <w:t/>
       </w:r>
@@ -3703,7 +3703,7 @@
         <w:rPr>
           <w:rFonts w:ascii="Arial Narrow" w:eastAsia="Arial Narrow" w:hAnsi="Arial Narrow" w:cs="Arial Narrow"/>
           <w:kern w:val="0"/>
-          <w14:ligatures w14:val="none"/>
+          <ns2:ligatures ns2:val="none"/>
         </w:rPr>
         <w:t xml:space="preserve"> y 19</w:t>
       </w:r>
@@ -3713,7 +3713,7 @@
           <w:color w:val="000000"/>
           <w:kern w:val="0"/>
           <w:lang w:eastAsia="es-PE"/>
-          <w14:ligatures w14:val="none"/>
+          <ns2:ligatures ns2:val="none"/>
         </w:rPr>
         <w:t/>
       </w:r>
@@ -3721,7 +3721,7 @@
         <w:rPr>
           <w:rFonts w:ascii="Arial Narrow" w:eastAsia="Arial Narrow" w:hAnsi="Arial Narrow" w:cs="Arial Narrow"/>
           <w:kern w:val="0"/>
-          <w14:ligatures w14:val="none"/>
+          <ns2:ligatures ns2:val="none"/>
         </w:rPr>
         <w:t xml:space="preserve"> del Código</w:t>
       </w:r>
@@ -3732,7 +3732,7 @@
           <w:rFonts w:ascii="Arial Narrow" w:eastAsia="Arial Narrow" w:hAnsi="Arial Narrow" w:cs="Arial"/>
           <w:kern w:val="0"/>
           <w:vertAlign w:val="superscript"/>
-          <w14:ligatures w14:val="none"/>
+          <ns2:ligatures ns2:val="none"/>
         </w:rPr>
         <w:footnoteReference w:id="8"/>
       </w:r>
@@ -3740,13 +3740,13 @@
         <w:rPr>
           <w:rFonts w:ascii="Arial Narrow" w:eastAsia="Arial Narrow" w:hAnsi="Arial Narrow" w:cs="Arial Narrow"/>
           <w:kern w:val="0"/>
-          <w14:ligatures w14:val="none"/>
+          <ns2:ligatures ns2:val="none"/>
         </w:rPr>
         <w:t>.</w:t>
       </w:r>
       <w:bookmarkEnd w:id="6"/>
     </w:p>
-    <w:p>
+    <w:p ns2:paraId="2F8D23C0" ns2:textId="77777777">
       <w:pPr>
         <w:pStyle w:val="Prrafodelista"/>
         <w:spacing w:after="0" w:line="240" w:lineRule="auto"/>
@@ -3755,11 +3755,11 @@
         <w:rPr>
           <w:rFonts w:ascii="Arial Narrow" w:eastAsia="Arial Narrow" w:hAnsi="Arial Narrow" w:cs="Arial Narrow"/>
           <w:kern w:val="0"/>
-          <w14:ligatures w14:val="none"/>
-        </w:rPr>
-      </w:pPr>
-    </w:p>
-    <w:p>
+          <ns2:ligatures ns2:val="none"/>
+        </w:rPr>
+      </w:pPr>
+    </w:p>
+    <w:p ns2:paraId="54A143B5" ns2:textId="5FD4978C">
       <w:pPr>
         <w:pStyle w:val="Prrafodelista"/>
         <w:numPr>
@@ -3772,14 +3772,14 @@
         <w:rPr>
           <w:rFonts w:ascii="Arial Narrow" w:eastAsia="Arial Narrow" w:hAnsi="Arial Narrow" w:cs="Arial Narrow"/>
           <w:kern w:val="0"/>
-          <w14:ligatures w14:val="none"/>
-        </w:rPr>
-      </w:pPr>
-      <w:r>
-        <w:rPr>
-          <w:rFonts w:ascii="Arial Narrow" w:eastAsia="Arial Narrow" w:hAnsi="Arial Narrow" w:cs="Arial Narrow"/>
-          <w:kern w:val="0"/>
-          <w14:ligatures w14:val="none"/>
+          <ns2:ligatures ns2:val="none"/>
+        </w:rPr>
+      </w:pPr>
+      <w:r>
+        <w:rPr>
+          <w:rFonts w:ascii="Arial Narrow" w:eastAsia="Arial Narrow" w:hAnsi="Arial Narrow" w:cs="Arial Narrow"/>
+          <w:kern w:val="0"/>
+          <ns2:ligatures ns2:val="none"/>
         </w:rPr>
         <w:t xml:space="preserve">Así también, la Secretaría Técnica, en ejercicio de sus facultades, </w:t>
       </w:r>
@@ -3790,7 +3790,7 @@
           <w:color w:val="000000"/>
           <w:kern w:val="0"/>
           <w:lang w:eastAsia="es-PE"/>
-          <w14:ligatures w14:val="none"/>
+          <ns2:ligatures ns2:val="none"/>
         </w:rPr>
         <w:t xml:space="preserve">considera </w:t>
       </w:r>
@@ -3798,7 +3798,7 @@
         <w:rPr>
           <w:rFonts w:ascii="Arial Narrow" w:eastAsia="Arial Narrow" w:hAnsi="Arial Narrow" w:cs="Arial Narrow"/>
           <w:kern w:val="0"/>
-          <w14:ligatures w14:val="none"/>
+          <ns2:ligatures ns2:val="none"/>
         </w:rPr>
         <w:t xml:space="preserve">que el hecho denunciado, consistente en que </w:t>
       </w:r>
@@ -3809,7 +3809,7 @@
           <w:kern w:val="0"/>
           <w:shd w:val="clear" w:color="auto" w:fill="FFFFFF"/>
           <w:lang w:eastAsia="es-PE"/>
-          <w14:ligatures w14:val="none"/>
+          <ns2:ligatures ns2:val="none"/>
         </w:rPr>
         <w:t xml:space="preserve">BNP </w:t>
       </w:r>
@@ -3821,7 +3821,7 @@
           <w:kern w:val="0"/>
           <w:shd w:val="clear" w:color="auto" w:fill="FFFFFF"/>
           <w:lang w:eastAsia="es-PE"/>
-          <w14:ligatures w14:val="none"/>
+          <ns2:ligatures ns2:val="none"/>
         </w:rPr>
         <w:t>Paribas</w:t>
       </w:r>
@@ -3833,7 +3833,7 @@
           <w:kern w:val="0"/>
           <w:shd w:val="clear" w:color="auto" w:fill="FFFFFF"/>
           <w:lang w:eastAsia="es-PE"/>
-          <w14:ligatures w14:val="none"/>
+          <ns2:ligatures ns2:val="none"/>
         </w:rPr>
         <w:t xml:space="preserve"> </w:t>
       </w:r>
@@ -3845,7 +3845,7 @@
           <w:kern w:val="0"/>
           <w:shd w:val="clear" w:color="auto" w:fill="FFFFFF"/>
           <w:lang w:eastAsia="es-PE"/>
-          <w14:ligatures w14:val="none"/>
+          <ns2:ligatures ns2:val="none"/>
         </w:rPr>
         <w:t>Cardif</w:t>
       </w:r>
@@ -3857,7 +3857,7 @@
           <w:kern w:val="0"/>
           <w:shd w:val="clear" w:color="auto" w:fill="FFFFFF"/>
           <w:lang w:eastAsia="es-PE"/>
-          <w14:ligatures w14:val="none"/>
+          <ns2:ligatures ns2:val="none"/>
         </w:rPr>
         <w:t xml:space="preserve"> S.A. Compañía de Seguros y Reaseguros habría negado injustificadamente la cobertura del seguro de desgravamen asociado al préstamo personal por S/ 58 814,59 a la denunciante por la invalidez permanente total que padece</w:t>
       </w:r>
@@ -3865,7 +3865,7 @@
         <w:rPr>
           <w:rFonts w:ascii="Arial Narrow" w:eastAsia="Arial Narrow" w:hAnsi="Arial Narrow" w:cs="Arial Narrow"/>
           <w:kern w:val="0"/>
-          <w14:ligatures w14:val="none"/>
+          <ns2:ligatures ns2:val="none"/>
         </w:rPr>
         <w:t>; involucraría una presunta afectación a sus expectativas, quien no habría encontrado una correspondencia entre lo que esperaba recibir de parte del proveedor y lo que realmente recibió. Por consiguiente, corresponde calificar el hecho materia de denuncia como una presunta infracción al deber de idoneidad, tipificado en los artículos 18</w:t>
       </w:r>
@@ -3875,7 +3875,7 @@
           <w:color w:val="000000"/>
           <w:kern w:val="0"/>
           <w:lang w:eastAsia="es-PE"/>
-          <w14:ligatures w14:val="none"/>
+          <ns2:ligatures ns2:val="none"/>
         </w:rPr>
         <w:t/>
       </w:r>
@@ -3883,7 +3883,7 @@
         <w:rPr>
           <w:rFonts w:ascii="Arial Narrow" w:eastAsia="Arial Narrow" w:hAnsi="Arial Narrow" w:cs="Arial Narrow"/>
           <w:kern w:val="0"/>
-          <w14:ligatures w14:val="none"/>
+          <ns2:ligatures ns2:val="none"/>
         </w:rPr>
         <w:t xml:space="preserve"> y 19</w:t>
       </w:r>
@@ -3893,7 +3893,7 @@
           <w:color w:val="000000"/>
           <w:kern w:val="0"/>
           <w:lang w:eastAsia="es-PE"/>
-          <w14:ligatures w14:val="none"/>
+          <ns2:ligatures ns2:val="none"/>
         </w:rPr>
         <w:t/>
       </w:r>
@@ -3901,7 +3901,7 @@
         <w:rPr>
           <w:rFonts w:ascii="Arial Narrow" w:eastAsia="Arial Narrow" w:hAnsi="Arial Narrow" w:cs="Arial Narrow"/>
           <w:kern w:val="0"/>
-          <w14:ligatures w14:val="none"/>
+          <ns2:ligatures ns2:val="none"/>
         </w:rPr>
         <w:t xml:space="preserve"> del Código</w:t>
       </w:r>
@@ -3912,23 +3912,23 @@
           <w:color w:val="000000"/>
           <w:kern w:val="0"/>
           <w:lang w:eastAsia="es-PE"/>
-          <w14:ligatures w14:val="none"/>
+          <ns2:ligatures ns2:val="none"/>
         </w:rPr>
         <w:t xml:space="preserve">. </w:t>
       </w:r>
     </w:p>
-    <w:p>
+    <w:p ns2:paraId="6CDF9CAA" ns2:textId="77777777">
       <w:pPr>
         <w:pStyle w:val="Prrafodelista"/>
         <w:spacing w:line="240" w:lineRule="auto"/>
         <w:rPr>
           <w:rFonts w:ascii="Arial Narrow" w:eastAsia="Arial Narrow" w:hAnsi="Arial Narrow" w:cs="Arial Narrow"/>
           <w:kern w:val="0"/>
-          <w14:ligatures w14:val="none"/>
-        </w:rPr>
-      </w:pPr>
-    </w:p>
-    <w:p>
+          <ns2:ligatures ns2:val="none"/>
+        </w:rPr>
+      </w:pPr>
+    </w:p>
+    <w:p ns2:paraId="25B65EC5" ns2:textId="7AAAF824">
       <w:pPr>
         <w:pStyle w:val="Prrafodelista"/>
         <w:numPr>
@@ -3941,14 +3941,14 @@
         <w:rPr>
           <w:rFonts w:ascii="Arial Narrow" w:eastAsia="Arial Narrow" w:hAnsi="Arial Narrow" w:cs="Arial Narrow"/>
           <w:kern w:val="0"/>
-          <w14:ligatures w14:val="none"/>
-        </w:rPr>
-      </w:pPr>
-      <w:r>
-        <w:rPr>
-          <w:rFonts w:ascii="Arial Narrow" w:eastAsia="Arial Narrow" w:hAnsi="Arial Narrow" w:cs="Arial Narrow"/>
-          <w:kern w:val="0"/>
-          <w14:ligatures w14:val="none"/>
+          <ns2:ligatures ns2:val="none"/>
+        </w:rPr>
+      </w:pPr>
+      <w:r>
+        <w:rPr>
+          <w:rFonts w:ascii="Arial Narrow" w:eastAsia="Arial Narrow" w:hAnsi="Arial Narrow" w:cs="Arial Narrow"/>
+          <w:kern w:val="0"/>
+          <ns2:ligatures ns2:val="none"/>
         </w:rPr>
         <w:t xml:space="preserve">Además, la Secretaría Técnica, en ejercicio de sus facultades, </w:t>
       </w:r>
@@ -3958,7 +3958,7 @@
           <w:color w:val="000000"/>
           <w:kern w:val="0"/>
           <w:lang w:eastAsia="es-PE"/>
-          <w14:ligatures w14:val="none"/>
+          <ns2:ligatures ns2:val="none"/>
         </w:rPr>
         <w:t xml:space="preserve">considera </w:t>
       </w:r>
@@ -3966,7 +3966,7 @@
         <w:rPr>
           <w:rFonts w:ascii="Arial Narrow" w:eastAsia="Arial Narrow" w:hAnsi="Arial Narrow" w:cs="Arial Narrow"/>
           <w:kern w:val="0"/>
-          <w14:ligatures w14:val="none"/>
+          <ns2:ligatures ns2:val="none"/>
         </w:rPr>
         <w:t xml:space="preserve">que el hecho denunciado, consistente en que </w:t>
       </w:r>
@@ -3977,7 +3977,7 @@
           <w:kern w:val="0"/>
           <w:shd w:val="clear" w:color="auto" w:fill="FFFFFF"/>
           <w:lang w:eastAsia="es-PE"/>
-          <w14:ligatures w14:val="none"/>
+          <ns2:ligatures ns2:val="none"/>
         </w:rPr>
         <w:t xml:space="preserve">Scotiabank Perú S.A.A. habría requerido indebidamente el 19 de febrero de 2026, para la entrega de documentación contractual vinculada a la tarjeta de crédito </w:t>
       </w:r>
@@ -3989,7 +3989,7 @@
           <w:kern w:val="0"/>
           <w:shd w:val="clear" w:color="auto" w:fill="FFFFFF"/>
           <w:lang w:eastAsia="es-PE"/>
-          <w14:ligatures w14:val="none"/>
+          <ns2:ligatures ns2:val="none"/>
         </w:rPr>
         <w:t>Mastercard</w:t>
       </w:r>
@@ -4001,7 +4001,7 @@
           <w:kern w:val="0"/>
           <w:shd w:val="clear" w:color="auto" w:fill="FFFFFF"/>
           <w:lang w:eastAsia="es-PE"/>
-          <w14:ligatures w14:val="none"/>
+          <ns2:ligatures ns2:val="none"/>
         </w:rPr>
         <w:t xml:space="preserve"> Singular Black </w:t>
       </w:r>
@@ -4013,7 +4013,7 @@
           <w:kern w:val="0"/>
           <w:shd w:val="clear" w:color="auto" w:fill="FFFFFF"/>
           <w:lang w:eastAsia="es-PE"/>
-          <w14:ligatures w14:val="none"/>
+          <ns2:ligatures ns2:val="none"/>
         </w:rPr>
         <w:t/>
       </w:r>
@@ -4025,7 +4025,7 @@
           <w:kern w:val="0"/>
           <w:shd w:val="clear" w:color="auto" w:fill="FFFFFF"/>
           <w:lang w:eastAsia="es-PE"/>
-          <w14:ligatures w14:val="none"/>
+          <ns2:ligatures ns2:val="none"/>
         </w:rPr>
         <w:t xml:space="preserve"> 512372****3570 y al préstamo personal por S/ 58 814,59, el pago de un tarifario</w:t>
       </w:r>
@@ -4033,7 +4033,7 @@
         <w:rPr>
           <w:rFonts w:ascii="Arial Narrow" w:eastAsia="Arial Narrow" w:hAnsi="Arial Narrow" w:cs="Arial Narrow"/>
           <w:kern w:val="0"/>
-          <w14:ligatures w14:val="none"/>
+          <ns2:ligatures ns2:val="none"/>
         </w:rPr>
         <w:t xml:space="preserve">; involucraría una presunta afectación a sus expectativas, quien no habría encontrado una correspondencia entre lo que esperaba recibir de parte del proveedor y lo que realmente recibió. Por consiguiente, corresponde calificar el hecho materia de denuncia como una presunta infracción al deber de </w:t>
       </w:r>
@@ -4041,7 +4041,7 @@
         <w:rPr>
           <w:rFonts w:ascii="Arial Narrow" w:eastAsia="Arial Narrow" w:hAnsi="Arial Narrow" w:cs="Arial Narrow"/>
           <w:kern w:val="0"/>
-          <w14:ligatures w14:val="none"/>
+          <ns2:ligatures ns2:val="none"/>
         </w:rPr>
         <w:t>idoneidad, tipificado en los artículos 18</w:t>
       </w:r>
@@ -4051,7 +4051,7 @@
           <w:color w:val="000000"/>
           <w:kern w:val="0"/>
           <w:lang w:eastAsia="es-PE"/>
-          <w14:ligatures w14:val="none"/>
+          <ns2:ligatures ns2:val="none"/>
         </w:rPr>
         <w:t/>
       </w:r>
@@ -4059,7 +4059,7 @@
         <w:rPr>
           <w:rFonts w:ascii="Arial Narrow" w:eastAsia="Arial Narrow" w:hAnsi="Arial Narrow" w:cs="Arial Narrow"/>
           <w:kern w:val="0"/>
-          <w14:ligatures w14:val="none"/>
+          <ns2:ligatures ns2:val="none"/>
         </w:rPr>
         <w:t xml:space="preserve"> y 19</w:t>
       </w:r>
@@ -4069,7 +4069,7 @@
           <w:color w:val="000000"/>
           <w:kern w:val="0"/>
           <w:lang w:eastAsia="es-PE"/>
-          <w14:ligatures w14:val="none"/>
+          <ns2:ligatures ns2:val="none"/>
         </w:rPr>
         <w:t/>
       </w:r>
@@ -4077,7 +4077,7 @@
         <w:rPr>
           <w:rFonts w:ascii="Arial Narrow" w:eastAsia="Arial Narrow" w:hAnsi="Arial Narrow" w:cs="Arial Narrow"/>
           <w:kern w:val="0"/>
-          <w14:ligatures w14:val="none"/>
+          <ns2:ligatures ns2:val="none"/>
         </w:rPr>
         <w:t xml:space="preserve"> del Código</w:t>
       </w:r>
@@ -4088,12 +4088,12 @@
           <w:color w:val="000000"/>
           <w:kern w:val="0"/>
           <w:lang w:eastAsia="es-PE"/>
-          <w14:ligatures w14:val="none"/>
+          <ns2:ligatures ns2:val="none"/>
         </w:rPr>
         <w:t xml:space="preserve">. </w:t>
       </w:r>
     </w:p>
-    <w:p>
+    <w:p ns2:paraId="759DA2BF" ns2:textId="77777777">
       <w:pPr>
         <w:pStyle w:val="Prrafodelista"/>
         <w:spacing w:after="0" w:line="240" w:lineRule="auto"/>
@@ -4102,12 +4102,12 @@
         <w:rPr>
           <w:rFonts w:ascii="Arial Narrow" w:eastAsia="Arial Narrow" w:hAnsi="Arial Narrow" w:cs="Arial Narrow"/>
           <w:kern w:val="0"/>
-          <w14:ligatures w14:val="none"/>
+          <ns2:ligatures ns2:val="none"/>
         </w:rPr>
       </w:pPr>
       <w:bookmarkStart w:id="8" w:name="_Hlk213150180"/>
     </w:p>
-    <w:p>
+    <w:p ns2:paraId="43409179" ns2:textId="7AD35CCA">
       <w:pPr>
         <w:pStyle w:val="Prrafodelista"/>
         <w:numPr>
@@ -4120,14 +4120,14 @@
         <w:rPr>
           <w:rFonts w:ascii="Arial Narrow" w:eastAsia="Arial Narrow" w:hAnsi="Arial Narrow" w:cs="Arial Narrow"/>
           <w:kern w:val="0"/>
-          <w14:ligatures w14:val="none"/>
-        </w:rPr>
-      </w:pPr>
-      <w:r>
-        <w:rPr>
-          <w:rFonts w:ascii="Arial Narrow" w:eastAsia="Arial Narrow" w:hAnsi="Arial Narrow" w:cs="Arial Narrow"/>
-          <w:kern w:val="0"/>
-          <w14:ligatures w14:val="none"/>
+          <ns2:ligatures ns2:val="none"/>
+        </w:rPr>
+      </w:pPr>
+      <w:r>
+        <w:rPr>
+          <w:rFonts w:ascii="Arial Narrow" w:eastAsia="Arial Narrow" w:hAnsi="Arial Narrow" w:cs="Arial Narrow"/>
+          <w:kern w:val="0"/>
+          <ns2:ligatures ns2:val="none"/>
         </w:rPr>
         <w:t xml:space="preserve">Así también, la Secretaría Técnica, en ejercicio de sus facultades, </w:t>
       </w:r>
@@ -4137,7 +4137,7 @@
           <w:color w:val="000000"/>
           <w:kern w:val="0"/>
           <w:lang w:eastAsia="es-PE"/>
-          <w14:ligatures w14:val="none"/>
+          <ns2:ligatures ns2:val="none"/>
         </w:rPr>
         <w:t xml:space="preserve">considera </w:t>
       </w:r>
@@ -4145,7 +4145,7 @@
         <w:rPr>
           <w:rFonts w:ascii="Arial Narrow" w:eastAsia="Arial Narrow" w:hAnsi="Arial Narrow" w:cs="Arial Narrow"/>
           <w:kern w:val="0"/>
-          <w14:ligatures w14:val="none"/>
+          <ns2:ligatures ns2:val="none"/>
         </w:rPr>
         <w:t xml:space="preserve">que el hecho denunciado, consistente en que </w:t>
       </w:r>
@@ -4154,7 +4154,7 @@
         <w:rPr>
           <w:rFonts w:ascii="Arial Narrow" w:eastAsia="Arial Narrow" w:hAnsi="Arial Narrow" w:cs="Arial Narrow"/>
           <w:kern w:val="0"/>
-          <w14:ligatures w14:val="none"/>
+          <ns2:ligatures ns2:val="none"/>
         </w:rPr>
         <w:t xml:space="preserve">los proveedores denunciados habrían afiliado a la denunciante a un seguro de desgravamen asociado a la tarjeta de crédito </w:t>
       </w:r>
@@ -4163,7 +4163,7 @@
         <w:rPr>
           <w:rFonts w:ascii="Arial Narrow" w:eastAsia="Arial Narrow" w:hAnsi="Arial Narrow" w:cs="Arial Narrow"/>
           <w:kern w:val="0"/>
-          <w14:ligatures w14:val="none"/>
+          <ns2:ligatures ns2:val="none"/>
         </w:rPr>
         <w:t>Mastercard</w:t>
       </w:r>
@@ -4172,7 +4172,7 @@
         <w:rPr>
           <w:rFonts w:ascii="Arial Narrow" w:eastAsia="Arial Narrow" w:hAnsi="Arial Narrow" w:cs="Arial Narrow"/>
           <w:kern w:val="0"/>
-          <w14:ligatures w14:val="none"/>
+          <ns2:ligatures ns2:val="none"/>
         </w:rPr>
         <w:t xml:space="preserve"> Singular Black </w:t>
       </w:r>
@@ -4181,7 +4181,7 @@
         <w:rPr>
           <w:rFonts w:ascii="Arial Narrow" w:eastAsia="Arial Narrow" w:hAnsi="Arial Narrow" w:cs="Arial Narrow"/>
           <w:kern w:val="0"/>
-          <w14:ligatures w14:val="none"/>
+          <ns2:ligatures ns2:val="none"/>
         </w:rPr>
         <w:t/>
       </w:r>
@@ -4190,7 +4190,7 @@
         <w:rPr>
           <w:rFonts w:ascii="Arial Narrow" w:eastAsia="Arial Narrow" w:hAnsi="Arial Narrow" w:cs="Arial Narrow"/>
           <w:kern w:val="0"/>
-          <w14:ligatures w14:val="none"/>
+          <ns2:ligatures ns2:val="none"/>
         </w:rPr>
         <w:t xml:space="preserve"> 512372****3570 sin contar con constancia de aceptación expresa ni su firma en la póliza</w:t>
       </w:r>
@@ -4198,7 +4198,7 @@
         <w:rPr>
           <w:rFonts w:ascii="Arial Narrow" w:eastAsia="Arial Narrow" w:hAnsi="Arial Narrow" w:cs="Arial Narrow"/>
           <w:kern w:val="0"/>
-          <w14:ligatures w14:val="none"/>
+          <ns2:ligatures ns2:val="none"/>
         </w:rPr>
         <w:t xml:space="preserve">. </w:t>
       </w:r>
@@ -4209,7 +4209,7 @@
           <w:color w:val="000000"/>
           <w:kern w:val="0"/>
           <w:lang w:eastAsia="es-PE"/>
-          <w14:ligatures w14:val="none"/>
+          <ns2:ligatures ns2:val="none"/>
         </w:rPr>
         <w:t xml:space="preserve">Por consiguiente, corresponde calificar el hecho materia de denuncia como una presunta infracción al deber de protección contra los métodos comerciales coercitivos, tipificado en </w:t>
       </w:r>
@@ -4220,7 +4220,7 @@
           <w:kern w:val="0"/>
           <w:shd w:val="clear" w:color="auto" w:fill="FFFFFF"/>
           <w:lang w:eastAsia="es-PE"/>
-          <w14:ligatures w14:val="none"/>
+          <ns2:ligatures ns2:val="none"/>
         </w:rPr>
         <w:t xml:space="preserve">literal </w:t>
       </w:r>
@@ -4231,7 +4231,7 @@
           <w:kern w:val="0"/>
           <w:shd w:val="clear" w:color="auto" w:fill="FFFFFF"/>
           <w:lang w:eastAsia="es-PE"/>
-          <w14:ligatures w14:val="none"/>
+          <ns2:ligatures ns2:val="none"/>
         </w:rPr>
         <w:t>b</w:t>
       </w:r>
@@ -4242,7 +4242,7 @@
           <w:kern w:val="0"/>
           <w:shd w:val="clear" w:color="auto" w:fill="FFFFFF"/>
           <w:lang w:eastAsia="es-PE"/>
-          <w14:ligatures w14:val="none"/>
+          <ns2:ligatures ns2:val="none"/>
         </w:rPr>
         <w:t xml:space="preserve">) del artículo 56 </w:t>
       </w:r>
@@ -4253,7 +4253,7 @@
           <w:color w:val="000000"/>
           <w:kern w:val="0"/>
           <w:lang w:eastAsia="es-PE"/>
-          <w14:ligatures w14:val="none"/>
+          <ns2:ligatures ns2:val="none"/>
         </w:rPr>
         <w:t>del Código</w:t>
       </w:r>
@@ -4272,22 +4272,22 @@
           <w:color w:val="000000"/>
           <w:kern w:val="0"/>
           <w:lang w:eastAsia="es-PE"/>
-          <w14:ligatures w14:val="none"/>
+          <ns2:ligatures ns2:val="none"/>
         </w:rPr>
         <w:t xml:space="preserve">. </w:t>
       </w:r>
     </w:p>
-    <w:p>
+    <w:p ns2:paraId="2A977551" ns2:textId="77777777">
       <w:pPr>
         <w:pStyle w:val="Prrafodelista"/>
         <w:rPr>
           <w:rFonts w:ascii="Arial Narrow" w:eastAsia="Arial Narrow" w:hAnsi="Arial Narrow" w:cs="Arial Narrow"/>
           <w:kern w:val="0"/>
-          <w14:ligatures w14:val="none"/>
-        </w:rPr>
-      </w:pPr>
-    </w:p>
-    <w:p>
+          <ns2:ligatures ns2:val="none"/>
+        </w:rPr>
+      </w:pPr>
+    </w:p>
+    <w:p ns2:paraId="281AA2F1" ns2:textId="2F876BB3">
       <w:pPr>
         <w:pStyle w:val="Prrafodelista"/>
         <w:numPr>
@@ -4300,14 +4300,14 @@
         <w:rPr>
           <w:rFonts w:ascii="Arial Narrow" w:eastAsia="Arial Narrow" w:hAnsi="Arial Narrow" w:cs="Arial Narrow"/>
           <w:kern w:val="0"/>
-          <w14:ligatures w14:val="none"/>
-        </w:rPr>
-      </w:pPr>
-      <w:r>
-        <w:rPr>
-          <w:rFonts w:ascii="Arial Narrow" w:eastAsia="Arial Narrow" w:hAnsi="Arial Narrow" w:cs="Arial Narrow"/>
-          <w:kern w:val="0"/>
-          <w14:ligatures w14:val="none"/>
+          <ns2:ligatures ns2:val="none"/>
+        </w:rPr>
+      </w:pPr>
+      <w:r>
+        <w:rPr>
+          <w:rFonts w:ascii="Arial Narrow" w:eastAsia="Arial Narrow" w:hAnsi="Arial Narrow" w:cs="Arial Narrow"/>
+          <w:kern w:val="0"/>
+          <ns2:ligatures ns2:val="none"/>
         </w:rPr>
         <w:t xml:space="preserve">Adicionalmente, </w:t>
       </w:r>
@@ -4315,7 +4315,7 @@
         <w:rPr>
           <w:rFonts w:ascii="Arial Narrow" w:eastAsia="Arial Narrow" w:hAnsi="Arial Narrow" w:cs="Arial Narrow"/>
           <w:kern w:val="0"/>
-          <w14:ligatures w14:val="none"/>
+          <ns2:ligatures ns2:val="none"/>
         </w:rPr>
         <w:t xml:space="preserve">la Secretaría Técnica, en ejercicio de sus facultades, </w:t>
       </w:r>
@@ -4325,7 +4325,7 @@
           <w:color w:val="000000"/>
           <w:kern w:val="0"/>
           <w:lang w:eastAsia="es-PE"/>
-          <w14:ligatures w14:val="none"/>
+          <ns2:ligatures ns2:val="none"/>
         </w:rPr>
         <w:t xml:space="preserve">considera </w:t>
       </w:r>
@@ -4333,7 +4333,7 @@
         <w:rPr>
           <w:rFonts w:ascii="Arial Narrow" w:eastAsia="Arial Narrow" w:hAnsi="Arial Narrow" w:cs="Arial Narrow"/>
           <w:kern w:val="0"/>
-          <w14:ligatures w14:val="none"/>
+          <ns2:ligatures ns2:val="none"/>
         </w:rPr>
         <w:t xml:space="preserve">que el hecho denunciado, consistente en que </w:t>
       </w:r>
@@ -4341,7 +4341,7 @@
         <w:rPr>
           <w:rFonts w:ascii="Arial Narrow" w:eastAsia="Arial Narrow" w:hAnsi="Arial Narrow" w:cs="Arial Narrow"/>
           <w:kern w:val="0"/>
-          <w14:ligatures w14:val="none"/>
+          <ns2:ligatures ns2:val="none"/>
         </w:rPr>
         <w:t>los proveedores denunciados habrían afiliado a la denunciante el 22 de abril de 2025 a un seguro de desgravamen vinculado al préstamo personal por S/ 58 814,59 sin solicitar declaración jurada de salud ni cuestionario médico</w:t>
       </w:r>
@@ -4349,7 +4349,7 @@
         <w:rPr>
           <w:rFonts w:ascii="Arial Narrow" w:eastAsia="Arial Narrow" w:hAnsi="Arial Narrow" w:cs="Arial Narrow"/>
           <w:kern w:val="0"/>
-          <w14:ligatures w14:val="none"/>
+          <ns2:ligatures ns2:val="none"/>
         </w:rPr>
         <w:t xml:space="preserve">. </w:t>
       </w:r>
@@ -4360,7 +4360,7 @@
           <w:color w:val="000000"/>
           <w:kern w:val="0"/>
           <w:lang w:eastAsia="es-PE"/>
-          <w14:ligatures w14:val="none"/>
+          <ns2:ligatures ns2:val="none"/>
         </w:rPr>
         <w:t xml:space="preserve">Por consiguiente, corresponde calificar el hecho materia de denuncia como una presunta infracción al deber de protección contra los métodos comerciales coercitivos, tipificado en </w:t>
       </w:r>
@@ -4371,7 +4371,7 @@
           <w:kern w:val="0"/>
           <w:shd w:val="clear" w:color="auto" w:fill="FFFFFF"/>
           <w:lang w:eastAsia="es-PE"/>
-          <w14:ligatures w14:val="none"/>
+          <ns2:ligatures ns2:val="none"/>
         </w:rPr>
         <w:t xml:space="preserve">literal b) del artículo 56 </w:t>
       </w:r>
@@ -4382,7 +4382,7 @@
           <w:color w:val="000000"/>
           <w:kern w:val="0"/>
           <w:lang w:eastAsia="es-PE"/>
-          <w14:ligatures w14:val="none"/>
+          <ns2:ligatures ns2:val="none"/>
         </w:rPr>
         <w:t>del Código</w:t>
       </w:r>
@@ -4393,24 +4393,24 @@
           <w:color w:val="000000"/>
           <w:kern w:val="0"/>
           <w:lang w:eastAsia="es-PE"/>
-          <w14:ligatures w14:val="none"/>
+          <ns2:ligatures ns2:val="none"/>
         </w:rPr>
         <w:t>.</w:t>
       </w:r>
     </w:p>
     <w:bookmarkEnd w:id="7"/>
-    <w:p>
-      <w:pPr>
-        <w:spacing w:after="0" w:line="240" w:lineRule="auto"/>
-        <w:jc w:val="both"/>
-        <w:rPr>
-          <w:rFonts w:ascii="Arial Narrow" w:eastAsia="Arial Narrow" w:hAnsi="Arial Narrow" w:cs="Arial Narrow"/>
-          <w:kern w:val="0"/>
-          <w14:ligatures w14:val="none"/>
-        </w:rPr>
-      </w:pPr>
-    </w:p>
-    <w:p>
+    <w:p ns2:paraId="6BDA4B7E" ns2:textId="49AF511E">
+      <w:pPr>
+        <w:spacing w:after="0" w:line="240" w:lineRule="auto"/>
+        <w:jc w:val="both"/>
+        <w:rPr>
+          <w:rFonts w:ascii="Arial Narrow" w:eastAsia="Arial Narrow" w:hAnsi="Arial Narrow" w:cs="Arial Narrow"/>
+          <w:kern w:val="0"/>
+          <ns2:ligatures ns2:val="none"/>
+        </w:rPr>
+      </w:pPr>
+    </w:p>
+    <w:p ns2:paraId="308F08C6" ns2:textId="1593180F">
       <w:pPr>
         <w:pStyle w:val="Prrafodelista"/>
         <w:numPr>
@@ -4423,14 +4423,14 @@
         <w:rPr>
           <w:rFonts w:ascii="Arial Narrow" w:eastAsia="Arial Narrow" w:hAnsi="Arial Narrow" w:cs="Arial Narrow"/>
           <w:kern w:val="0"/>
-          <w14:ligatures w14:val="none"/>
-        </w:rPr>
-      </w:pPr>
-      <w:r>
-        <w:rPr>
-          <w:rFonts w:ascii="Arial Narrow" w:eastAsia="Arial Narrow" w:hAnsi="Arial Narrow" w:cs="Arial Narrow"/>
-          <w:kern w:val="0"/>
-          <w14:ligatures w14:val="none"/>
+          <ns2:ligatures ns2:val="none"/>
+        </w:rPr>
+      </w:pPr>
+      <w:r>
+        <w:rPr>
+          <w:rFonts w:ascii="Arial Narrow" w:eastAsia="Arial Narrow" w:hAnsi="Arial Narrow" w:cs="Arial Narrow"/>
+          <w:kern w:val="0"/>
+          <ns2:ligatures ns2:val="none"/>
         </w:rPr>
         <w:t xml:space="preserve">Asimismo, </w:t>
       </w:r>
@@ -4440,7 +4440,7 @@
           <w:color w:val="000000"/>
           <w:kern w:val="0"/>
           <w:lang w:eastAsia="es-PE"/>
-          <w14:ligatures w14:val="none"/>
+          <ns2:ligatures ns2:val="none"/>
         </w:rPr>
         <w:t>la Secretaría Técnica, en ejercicio de sus</w:t>
       </w:r>
@@ -4450,7 +4450,7 @@
           <w:color w:val="000000"/>
           <w:kern w:val="0"/>
           <w:lang w:eastAsia="es-PE"/>
-          <w14:ligatures w14:val="none"/>
+          <ns2:ligatures ns2:val="none"/>
         </w:rPr>
         <w:t xml:space="preserve"> facultades, considera </w:t>
       </w:r>
@@ -4458,7 +4458,7 @@
         <w:rPr>
           <w:rFonts w:ascii="Arial Narrow" w:eastAsia="Arial Narrow" w:hAnsi="Arial Narrow" w:cs="Arial"/>
           <w:kern w:val="0"/>
-          <w14:ligatures w14:val="none"/>
+          <ns2:ligatures ns2:val="none"/>
         </w:rPr>
         <w:t xml:space="preserve">que el hecho denunciado, consistente en que </w:t>
       </w:r>
@@ -4466,7 +4466,7 @@
         <w:rPr>
           <w:rFonts w:ascii="Arial Narrow" w:eastAsia="Arial Narrow" w:hAnsi="Arial Narrow" w:cs="Arial Narrow"/>
           <w:kern w:val="0"/>
-          <w14:ligatures w14:val="none"/>
+          <ns2:ligatures ns2:val="none"/>
         </w:rPr>
         <w:t xml:space="preserve">BNP </w:t>
       </w:r>
@@ -4475,7 +4475,7 @@
         <w:rPr>
           <w:rFonts w:ascii="Arial Narrow" w:eastAsia="Arial Narrow" w:hAnsi="Arial Narrow" w:cs="Arial Narrow"/>
           <w:kern w:val="0"/>
-          <w14:ligatures w14:val="none"/>
+          <ns2:ligatures ns2:val="none"/>
         </w:rPr>
         <w:t>Paribas</w:t>
       </w:r>
@@ -4484,7 +4484,7 @@
         <w:rPr>
           <w:rFonts w:ascii="Arial Narrow" w:eastAsia="Arial Narrow" w:hAnsi="Arial Narrow" w:cs="Arial Narrow"/>
           <w:kern w:val="0"/>
-          <w14:ligatures w14:val="none"/>
+          <ns2:ligatures ns2:val="none"/>
         </w:rPr>
         <w:t xml:space="preserve"> </w:t>
       </w:r>
@@ -4493,7 +4493,7 @@
         <w:rPr>
           <w:rFonts w:ascii="Arial Narrow" w:eastAsia="Arial Narrow" w:hAnsi="Arial Narrow" w:cs="Arial Narrow"/>
           <w:kern w:val="0"/>
-          <w14:ligatures w14:val="none"/>
+          <ns2:ligatures ns2:val="none"/>
         </w:rPr>
         <w:t>Cardif</w:t>
       </w:r>
@@ -4502,7 +4502,7 @@
         <w:rPr>
           <w:rFonts w:ascii="Arial Narrow" w:eastAsia="Arial Narrow" w:hAnsi="Arial Narrow" w:cs="Arial Narrow"/>
           <w:kern w:val="0"/>
-          <w14:ligatures w14:val="none"/>
+          <ns2:ligatures ns2:val="none"/>
         </w:rPr>
         <w:t xml:space="preserve"> S.A. Compañía de Seguros y Reaseguros no habría remitido a la denunciante los documentos contractuales del seguro de desgravamen vinculado a la tarjeta de crédito </w:t>
       </w:r>
@@ -4511,7 +4511,7 @@
         <w:rPr>
           <w:rFonts w:ascii="Arial Narrow" w:eastAsia="Arial Narrow" w:hAnsi="Arial Narrow" w:cs="Arial Narrow"/>
           <w:kern w:val="0"/>
-          <w14:ligatures w14:val="none"/>
+          <ns2:ligatures ns2:val="none"/>
         </w:rPr>
         <w:t>Mastercard</w:t>
       </w:r>
@@ -4520,7 +4520,7 @@
         <w:rPr>
           <w:rFonts w:ascii="Arial Narrow" w:eastAsia="Arial Narrow" w:hAnsi="Arial Narrow" w:cs="Arial Narrow"/>
           <w:kern w:val="0"/>
-          <w14:ligatures w14:val="none"/>
+          <ns2:ligatures ns2:val="none"/>
         </w:rPr>
         <w:t xml:space="preserve"> Singular Black </w:t>
       </w:r>
@@ -4529,7 +4529,7 @@
         <w:rPr>
           <w:rFonts w:ascii="Arial Narrow" w:eastAsia="Arial Narrow" w:hAnsi="Arial Narrow" w:cs="Arial Narrow"/>
           <w:kern w:val="0"/>
-          <w14:ligatures w14:val="none"/>
+          <ns2:ligatures ns2:val="none"/>
         </w:rPr>
         <w:t/>
       </w:r>
@@ -4538,7 +4538,7 @@
         <w:rPr>
           <w:rFonts w:ascii="Arial Narrow" w:eastAsia="Arial Narrow" w:hAnsi="Arial Narrow" w:cs="Arial Narrow"/>
           <w:kern w:val="0"/>
-          <w14:ligatures w14:val="none"/>
+          <ns2:ligatures ns2:val="none"/>
         </w:rPr>
         <w:t xml:space="preserve"> 512372****3570, pese a sus solicitudes posteriores a la </w:t>
       </w:r>
@@ -4546,7 +4546,7 @@
         <w:rPr>
           <w:rFonts w:ascii="Arial Narrow" w:eastAsia="Arial Narrow" w:hAnsi="Arial Narrow" w:cs="Arial Narrow"/>
           <w:kern w:val="0"/>
-          <w14:ligatures w14:val="none"/>
+          <ns2:ligatures ns2:val="none"/>
         </w:rPr>
         <w:lastRenderedPageBreak/>
         <w:t>contratación</w:t>
@@ -4555,7 +4555,7 @@
         <w:rPr>
           <w:rFonts w:ascii="Arial Narrow" w:eastAsia="Arial Narrow" w:hAnsi="Arial Narrow" w:cs="Arial"/>
           <w:kern w:val="0"/>
-          <w14:ligatures w14:val="none"/>
+          <ns2:ligatures ns2:val="none"/>
         </w:rPr>
         <w:t>. Por consiguiente, corresponde calificar el hecho materia de denuncia como una presunta infracción al deber de entregar a los usuarios copia de los contratos y demás documentación relacionada con dichos actos jurídicos, tipificado en el literal e) del artículo 47 del Código</w:t>
       </w:r>
@@ -4565,7 +4565,7 @@
           <w:rFonts w:ascii="Arial Narrow" w:eastAsia="Arial Narrow" w:hAnsi="Arial Narrow" w:cs="Arial"/>
           <w:kern w:val="0"/>
           <w:vertAlign w:val="superscript"/>
-          <w14:ligatures w14:val="none"/>
+          <ns2:ligatures ns2:val="none"/>
         </w:rPr>
         <w:footnoteReference w:id="10"/>
       </w:r>
@@ -4573,23 +4573,23 @@
         <w:rPr>
           <w:rFonts w:ascii="Arial Narrow" w:eastAsia="Arial Narrow" w:hAnsi="Arial Narrow" w:cs="Arial"/>
           <w:kern w:val="0"/>
-          <w14:ligatures w14:val="none"/>
+          <ns2:ligatures ns2:val="none"/>
         </w:rPr>
         <w:t>.</w:t>
       </w:r>
     </w:p>
-    <w:p>
+    <w:p ns2:paraId="26DBF7D5" ns2:textId="77777777">
       <w:pPr>
         <w:pStyle w:val="Prrafodelista"/>
         <w:spacing w:line="240" w:lineRule="auto"/>
         <w:rPr>
           <w:rFonts w:ascii="Arial Narrow" w:eastAsia="Arial Narrow" w:hAnsi="Arial Narrow" w:cs="Arial Narrow"/>
           <w:kern w:val="0"/>
-          <w14:ligatures w14:val="none"/>
-        </w:rPr>
-      </w:pPr>
-    </w:p>
-    <w:p>
+          <ns2:ligatures ns2:val="none"/>
+        </w:rPr>
+      </w:pPr>
+    </w:p>
+    <w:p ns2:paraId="060C7472" ns2:textId="203D7FD5">
       <w:pPr>
         <w:pStyle w:val="Prrafodelista"/>
         <w:numPr>
@@ -4602,14 +4602,14 @@
         <w:rPr>
           <w:rFonts w:ascii="Arial Narrow" w:eastAsia="Arial Narrow" w:hAnsi="Arial Narrow" w:cs="Arial Narrow"/>
           <w:kern w:val="0"/>
-          <w14:ligatures w14:val="none"/>
-        </w:rPr>
-      </w:pPr>
-      <w:r>
-        <w:rPr>
-          <w:rFonts w:ascii="Arial Narrow" w:eastAsia="Arial Narrow" w:hAnsi="Arial Narrow" w:cs="Arial Narrow"/>
-          <w:kern w:val="0"/>
-          <w14:ligatures w14:val="none"/>
+          <ns2:ligatures ns2:val="none"/>
+        </w:rPr>
+      </w:pPr>
+      <w:r>
+        <w:rPr>
+          <w:rFonts w:ascii="Arial Narrow" w:eastAsia="Arial Narrow" w:hAnsi="Arial Narrow" w:cs="Arial Narrow"/>
+          <w:kern w:val="0"/>
+          <ns2:ligatures ns2:val="none"/>
         </w:rPr>
         <w:t xml:space="preserve">Además, </w:t>
       </w:r>
@@ -4619,7 +4619,7 @@
           <w:color w:val="000000"/>
           <w:kern w:val="0"/>
           <w:lang w:eastAsia="es-PE"/>
-          <w14:ligatures w14:val="none"/>
+          <ns2:ligatures ns2:val="none"/>
         </w:rPr>
         <w:t xml:space="preserve">la Secretaría Técnica, en ejercicio de sus facultades, considera </w:t>
       </w:r>
@@ -4627,7 +4627,7 @@
         <w:rPr>
           <w:rFonts w:ascii="Arial Narrow" w:eastAsia="Arial Narrow" w:hAnsi="Arial Narrow" w:cs="Arial"/>
           <w:kern w:val="0"/>
-          <w14:ligatures w14:val="none"/>
+          <ns2:ligatures ns2:val="none"/>
         </w:rPr>
         <w:t xml:space="preserve">que el hecho denunciado, consistente en que </w:t>
       </w:r>
@@ -4635,7 +4635,7 @@
         <w:rPr>
           <w:rFonts w:ascii="Arial Narrow" w:eastAsia="Arial Narrow" w:hAnsi="Arial Narrow" w:cs="Arial Narrow"/>
           <w:kern w:val="0"/>
-          <w14:ligatures w14:val="none"/>
+          <ns2:ligatures ns2:val="none"/>
         </w:rPr>
         <w:t xml:space="preserve">BNP </w:t>
       </w:r>
@@ -4644,7 +4644,7 @@
         <w:rPr>
           <w:rFonts w:ascii="Arial Narrow" w:eastAsia="Arial Narrow" w:hAnsi="Arial Narrow" w:cs="Arial Narrow"/>
           <w:kern w:val="0"/>
-          <w14:ligatures w14:val="none"/>
+          <ns2:ligatures ns2:val="none"/>
         </w:rPr>
         <w:t>Paribas</w:t>
       </w:r>
@@ -4653,7 +4653,7 @@
         <w:rPr>
           <w:rFonts w:ascii="Arial Narrow" w:eastAsia="Arial Narrow" w:hAnsi="Arial Narrow" w:cs="Arial Narrow"/>
           <w:kern w:val="0"/>
-          <w14:ligatures w14:val="none"/>
+          <ns2:ligatures ns2:val="none"/>
         </w:rPr>
         <w:t xml:space="preserve"> </w:t>
       </w:r>
@@ -4662,7 +4662,7 @@
         <w:rPr>
           <w:rFonts w:ascii="Arial Narrow" w:eastAsia="Arial Narrow" w:hAnsi="Arial Narrow" w:cs="Arial Narrow"/>
           <w:kern w:val="0"/>
-          <w14:ligatures w14:val="none"/>
+          <ns2:ligatures ns2:val="none"/>
         </w:rPr>
         <w:t>Cardif</w:t>
       </w:r>
@@ -4671,7 +4671,7 @@
         <w:rPr>
           <w:rFonts w:ascii="Arial Narrow" w:eastAsia="Arial Narrow" w:hAnsi="Arial Narrow" w:cs="Arial Narrow"/>
           <w:kern w:val="0"/>
-          <w14:ligatures w14:val="none"/>
+          <ns2:ligatures ns2:val="none"/>
         </w:rPr>
         <w:t xml:space="preserve"> S.A. Compañía de Seguros y Reaseguros no habría remitido a la denunciante los documentos contractuales del seguro de desgravamen vinculado al préstamo personal por S/ 58 814,59, pese a sus solicitudes posteriores a la contratación</w:t>
       </w:r>
@@ -4679,23 +4679,23 @@
         <w:rPr>
           <w:rFonts w:ascii="Arial Narrow" w:eastAsia="Arial Narrow" w:hAnsi="Arial Narrow" w:cs="Arial"/>
           <w:kern w:val="0"/>
-          <w14:ligatures w14:val="none"/>
+          <ns2:ligatures ns2:val="none"/>
         </w:rPr>
         <w:t>. Por consiguiente, corresponde calificar el hecho materia de denuncia como una presunta infracción al deber de entregar a los usuarios copia de los contratos y demás documentación relacionada con dichos actos jurídicos, tipificado en el literal e) del artículo 47 del Código.</w:t>
       </w:r>
     </w:p>
-    <w:p>
-      <w:pPr>
-        <w:spacing w:after="0" w:line="240" w:lineRule="auto"/>
-        <w:jc w:val="both"/>
-        <w:rPr>
-          <w:rFonts w:ascii="Arial Narrow" w:eastAsia="Arial Narrow" w:hAnsi="Arial Narrow" w:cs="Arial Narrow"/>
-          <w:kern w:val="0"/>
-          <w14:ligatures w14:val="none"/>
-        </w:rPr>
-      </w:pPr>
-    </w:p>
-    <w:p>
+    <w:p ns2:paraId="7A507243" ns2:textId="77777777">
+      <w:pPr>
+        <w:spacing w:after="0" w:line="240" w:lineRule="auto"/>
+        <w:jc w:val="both"/>
+        <w:rPr>
+          <w:rFonts w:ascii="Arial Narrow" w:eastAsia="Arial Narrow" w:hAnsi="Arial Narrow" w:cs="Arial Narrow"/>
+          <w:kern w:val="0"/>
+          <ns2:ligatures ns2:val="none"/>
+        </w:rPr>
+      </w:pPr>
+    </w:p>
+    <w:p ns2:paraId="272C2C84" ns2:textId="07A8CC37">
       <w:pPr>
         <w:pStyle w:val="Prrafodelista"/>
         <w:numPr>
@@ -4708,16 +4708,16 @@
         <w:rPr>
           <w:rFonts w:ascii="Arial Narrow" w:eastAsia="Arial Narrow" w:hAnsi="Arial Narrow" w:cs="Arial Narrow"/>
           <w:kern w:val="0"/>
-          <w14:ligatures w14:val="none"/>
-        </w:rPr>
-      </w:pPr>
-      <w:r>
-        <w:rPr>
-          <w:rFonts w:ascii="Arial Narrow" w:eastAsia="Times New Roman" w:hAnsi="Arial Narrow" w:cs="Arial"/>
-          <w:color w:val="000000"/>
-          <w:kern w:val="0"/>
-          <w:lang w:eastAsia="es-PE"/>
-          <w14:ligatures w14:val="none"/>
+          <ns2:ligatures ns2:val="none"/>
+        </w:rPr>
+      </w:pPr>
+      <w:r>
+        <w:rPr>
+          <w:rFonts w:ascii="Arial Narrow" w:eastAsia="Times New Roman" w:hAnsi="Arial Narrow" w:cs="Arial"/>
+          <w:color w:val="000000"/>
+          <w:kern w:val="0"/>
+          <w:lang w:eastAsia="es-PE"/>
+          <ns2:ligatures ns2:val="none"/>
         </w:rPr>
         <w:t>Asimismo</w:t>
       </w:r>
@@ -4727,7 +4727,7 @@
           <w:color w:val="000000"/>
           <w:kern w:val="0"/>
           <w:lang w:eastAsia="es-PE"/>
-          <w14:ligatures w14:val="none"/>
+          <ns2:ligatures ns2:val="none"/>
         </w:rPr>
         <w:t xml:space="preserve">, la Secretaría Técnica, en ejercicio de sus facultades, considera </w:t>
       </w:r>
@@ -4735,7 +4735,7 @@
         <w:rPr>
           <w:rFonts w:ascii="Arial Narrow" w:eastAsia="Arial Narrow" w:hAnsi="Arial Narrow" w:cs="Arial"/>
           <w:kern w:val="0"/>
-          <w14:ligatures w14:val="none"/>
+          <ns2:ligatures ns2:val="none"/>
         </w:rPr>
         <w:t xml:space="preserve">que el hecho denunciado, consistente en que </w:t>
       </w:r>
@@ -4743,7 +4743,7 @@
         <w:rPr>
           <w:rFonts w:ascii="Arial Narrow" w:eastAsia="Arial Narrow" w:hAnsi="Arial Narrow" w:cs="Arial Narrow"/>
           <w:kern w:val="0"/>
-          <w14:ligatures w14:val="none"/>
+          <ns2:ligatures ns2:val="none"/>
         </w:rPr>
         <w:t xml:space="preserve">Scotiabank Perú S.A.A. habría comercializado telefónicamente el 13 de abril de 2025 la tarjeta de crédito </w:t>
       </w:r>
@@ -4752,7 +4752,7 @@
         <w:rPr>
           <w:rFonts w:ascii="Arial Narrow" w:eastAsia="Arial Narrow" w:hAnsi="Arial Narrow" w:cs="Arial Narrow"/>
           <w:kern w:val="0"/>
-          <w14:ligatures w14:val="none"/>
+          <ns2:ligatures ns2:val="none"/>
         </w:rPr>
         <w:t>Mastercard</w:t>
       </w:r>
@@ -4761,7 +4761,7 @@
         <w:rPr>
           <w:rFonts w:ascii="Arial Narrow" w:eastAsia="Arial Narrow" w:hAnsi="Arial Narrow" w:cs="Arial Narrow"/>
           <w:kern w:val="0"/>
-          <w14:ligatures w14:val="none"/>
+          <ns2:ligatures ns2:val="none"/>
         </w:rPr>
         <w:t xml:space="preserve"> Singular Black </w:t>
       </w:r>
@@ -4770,7 +4770,7 @@
         <w:rPr>
           <w:rFonts w:ascii="Arial Narrow" w:eastAsia="Arial Narrow" w:hAnsi="Arial Narrow" w:cs="Arial Narrow"/>
           <w:kern w:val="0"/>
-          <w14:ligatures w14:val="none"/>
+          <ns2:ligatures ns2:val="none"/>
         </w:rPr>
         <w:t/>
       </w:r>
@@ -4779,7 +4779,7 @@
         <w:rPr>
           <w:rFonts w:ascii="Arial Narrow" w:eastAsia="Arial Narrow" w:hAnsi="Arial Narrow" w:cs="Arial Narrow"/>
           <w:kern w:val="0"/>
-          <w14:ligatures w14:val="none"/>
+          <ns2:ligatures ns2:val="none"/>
         </w:rPr>
         <w:t xml:space="preserve"> 512372****3570 sin informar de manera clara, previa y expresa las exclusiones por enfermedades preexistentes del seguro de desgravamen asociado emitido por BNP </w:t>
       </w:r>
@@ -4788,7 +4788,7 @@
         <w:rPr>
           <w:rFonts w:ascii="Arial Narrow" w:eastAsia="Arial Narrow" w:hAnsi="Arial Narrow" w:cs="Arial Narrow"/>
           <w:kern w:val="0"/>
-          <w14:ligatures w14:val="none"/>
+          <ns2:ligatures ns2:val="none"/>
         </w:rPr>
         <w:t>Paribas</w:t>
       </w:r>
@@ -4797,7 +4797,7 @@
         <w:rPr>
           <w:rFonts w:ascii="Arial Narrow" w:eastAsia="Arial Narrow" w:hAnsi="Arial Narrow" w:cs="Arial Narrow"/>
           <w:kern w:val="0"/>
-          <w14:ligatures w14:val="none"/>
+          <ns2:ligatures ns2:val="none"/>
         </w:rPr>
         <w:t xml:space="preserve"> </w:t>
       </w:r>
@@ -4806,7 +4806,7 @@
         <w:rPr>
           <w:rFonts w:ascii="Arial Narrow" w:eastAsia="Arial Narrow" w:hAnsi="Arial Narrow" w:cs="Arial Narrow"/>
           <w:kern w:val="0"/>
-          <w14:ligatures w14:val="none"/>
+          <ns2:ligatures ns2:val="none"/>
         </w:rPr>
         <w:t>Cardif</w:t>
       </w:r>
@@ -4815,7 +4815,7 @@
         <w:rPr>
           <w:rFonts w:ascii="Arial Narrow" w:eastAsia="Arial Narrow" w:hAnsi="Arial Narrow" w:cs="Arial Narrow"/>
           <w:kern w:val="0"/>
-          <w14:ligatures w14:val="none"/>
+          <ns2:ligatures ns2:val="none"/>
         </w:rPr>
         <w:t xml:space="preserve"> S.A. Compañía de Seguros y Reaseguros</w:t>
       </w:r>
@@ -4826,7 +4826,7 @@
           <w:color w:val="000000"/>
           <w:kern w:val="0"/>
           <w:lang w:eastAsia="es-PE"/>
-          <w14:ligatures w14:val="none"/>
+          <ns2:ligatures ns2:val="none"/>
         </w:rPr>
         <w:t xml:space="preserve">. Por consiguiente, corresponde calificar el hecho materia de denuncia como una presunta infracción al deber de información, tipificado en el </w:t>
       </w:r>
@@ -4838,7 +4838,7 @@
           <w:color w:val="000000"/>
           <w:kern w:val="0"/>
           <w:lang w:eastAsia="es-PE"/>
-          <w14:ligatures w14:val="none"/>
+          <ns2:ligatures ns2:val="none"/>
         </w:rPr>
         <w:t xml:space="preserve">artículo 1, numeral 1, literal b) </w:t>
       </w:r>
@@ -4850,7 +4850,7 @@
           <w:color w:val="000000"/>
           <w:kern w:val="0"/>
           <w:lang w:eastAsia="es-PE"/>
-          <w14:ligatures w14:val="none"/>
+          <ns2:ligatures ns2:val="none"/>
         </w:rPr>
         <w:t>y al artículo 2 del Código</w:t>
       </w:r>
@@ -4863,7 +4863,7 @@
           <w:kern w:val="0"/>
           <w:vertAlign w:val="superscript"/>
           <w:lang w:eastAsia="es-PE"/>
-          <w14:ligatures w14:val="none"/>
+          <ns2:ligatures ns2:val="none"/>
         </w:rPr>
         <w:footnoteReference w:id="11"/>
       </w:r>
@@ -4874,23 +4874,23 @@
           <w:color w:val="000000"/>
           <w:kern w:val="0"/>
           <w:lang w:eastAsia="es-PE"/>
-          <w14:ligatures w14:val="none"/>
+          <ns2:ligatures ns2:val="none"/>
         </w:rPr>
         <w:t xml:space="preserve">. </w:t>
       </w:r>
     </w:p>
-    <w:p>
+    <w:p ns2:paraId="7DC40D15" ns2:textId="77777777">
       <w:pPr>
         <w:pStyle w:val="Prrafodelista"/>
         <w:spacing w:line="240" w:lineRule="auto"/>
         <w:rPr>
           <w:rFonts w:ascii="Arial Narrow" w:eastAsia="Arial Narrow" w:hAnsi="Arial Narrow" w:cs="Arial Narrow"/>
           <w:kern w:val="0"/>
-          <w14:ligatures w14:val="none"/>
-        </w:rPr>
-      </w:pPr>
-    </w:p>
-    <w:p>
+          <ns2:ligatures ns2:val="none"/>
+        </w:rPr>
+      </w:pPr>
+    </w:p>
+    <w:p ns2:paraId="13C8146B" ns2:textId="1D68AF2D">
       <w:pPr>
         <w:pStyle w:val="Prrafodelista"/>
         <w:numPr>
@@ -4903,14 +4903,14 @@
         <w:rPr>
           <w:rFonts w:ascii="Arial Narrow" w:eastAsia="Arial Narrow" w:hAnsi="Arial Narrow" w:cs="Arial Narrow"/>
           <w:kern w:val="0"/>
-          <w14:ligatures w14:val="none"/>
-        </w:rPr>
-      </w:pPr>
-      <w:r>
-        <w:rPr>
-          <w:rFonts w:ascii="Arial Narrow" w:eastAsia="Arial Narrow" w:hAnsi="Arial Narrow" w:cs="Arial Narrow"/>
-          <w:kern w:val="0"/>
-          <w14:ligatures w14:val="none"/>
+          <ns2:ligatures ns2:val="none"/>
+        </w:rPr>
+      </w:pPr>
+      <w:r>
+        <w:rPr>
+          <w:rFonts w:ascii="Arial Narrow" w:eastAsia="Arial Narrow" w:hAnsi="Arial Narrow" w:cs="Arial Narrow"/>
+          <w:kern w:val="0"/>
+          <ns2:ligatures ns2:val="none"/>
         </w:rPr>
         <w:t>Adicionalmente</w:t>
       </w:r>
@@ -4920,7 +4920,7 @@
           <w:color w:val="000000"/>
           <w:kern w:val="0"/>
           <w:lang w:eastAsia="es-PE"/>
-          <w14:ligatures w14:val="none"/>
+          <ns2:ligatures ns2:val="none"/>
         </w:rPr>
         <w:t xml:space="preserve">, la Secretaría Técnica, en ejercicio de sus facultades, considera </w:t>
       </w:r>
@@ -4928,7 +4928,7 @@
         <w:rPr>
           <w:rFonts w:ascii="Arial Narrow" w:eastAsia="Arial Narrow" w:hAnsi="Arial Narrow" w:cs="Arial"/>
           <w:kern w:val="0"/>
-          <w14:ligatures w14:val="none"/>
+          <ns2:ligatures ns2:val="none"/>
         </w:rPr>
         <w:t xml:space="preserve">que el hecho denunciado, consistente en que </w:t>
       </w:r>
@@ -4936,7 +4936,7 @@
         <w:rPr>
           <w:rFonts w:ascii="Arial Narrow" w:eastAsia="Arial Narrow" w:hAnsi="Arial Narrow" w:cs="Arial Narrow"/>
           <w:kern w:val="0"/>
-          <w14:ligatures w14:val="none"/>
+          <ns2:ligatures ns2:val="none"/>
         </w:rPr>
         <w:t xml:space="preserve">Scotiabank Perú S.A.A. habría comercializado telefónicamente el 22 de abril de 2025 el préstamo personal por S/ 58 814,59 sin informar de manera clara, previa y expresa las exclusiones por enfermedades preexistentes del seguro de desgravamen asociado emitido por BNP </w:t>
       </w:r>
@@ -4945,7 +4945,7 @@
         <w:rPr>
           <w:rFonts w:ascii="Arial Narrow" w:eastAsia="Arial Narrow" w:hAnsi="Arial Narrow" w:cs="Arial Narrow"/>
           <w:kern w:val="0"/>
-          <w14:ligatures w14:val="none"/>
+          <ns2:ligatures ns2:val="none"/>
         </w:rPr>
         <w:t>Paribas</w:t>
       </w:r>
@@ -4954,7 +4954,7 @@
         <w:rPr>
           <w:rFonts w:ascii="Arial Narrow" w:eastAsia="Arial Narrow" w:hAnsi="Arial Narrow" w:cs="Arial Narrow"/>
           <w:kern w:val="0"/>
-          <w14:ligatures w14:val="none"/>
+          <ns2:ligatures ns2:val="none"/>
         </w:rPr>
         <w:t xml:space="preserve"> </w:t>
       </w:r>
@@ -4963,7 +4963,7 @@
         <w:rPr>
           <w:rFonts w:ascii="Arial Narrow" w:eastAsia="Arial Narrow" w:hAnsi="Arial Narrow" w:cs="Arial Narrow"/>
           <w:kern w:val="0"/>
-          <w14:ligatures w14:val="none"/>
+          <ns2:ligatures ns2:val="none"/>
         </w:rPr>
         <w:t>Cardif</w:t>
       </w:r>
@@ -4972,7 +4972,7 @@
         <w:rPr>
           <w:rFonts w:ascii="Arial Narrow" w:eastAsia="Arial Narrow" w:hAnsi="Arial Narrow" w:cs="Arial Narrow"/>
           <w:kern w:val="0"/>
-          <w14:ligatures w14:val="none"/>
+          <ns2:ligatures ns2:val="none"/>
         </w:rPr>
         <w:t xml:space="preserve"> S.A. Compañía de Seguros y Reaseguros</w:t>
       </w:r>
@@ -4983,23 +4983,23 @@
           <w:color w:val="000000"/>
           <w:kern w:val="0"/>
           <w:lang w:eastAsia="es-PE"/>
-          <w14:ligatures w14:val="none"/>
+          <ns2:ligatures ns2:val="none"/>
         </w:rPr>
         <w:t>. Por consiguiente, corresponde calificar el hecho materia de denuncia como una presunta infracción al deber de información, tipificado en el artículo 1, numeral 1, literal b) y al artículo 2 del Código.</w:t>
       </w:r>
     </w:p>
-    <w:p>
+    <w:p ns2:paraId="31AE3A96" ns2:textId="77777777">
       <w:pPr>
         <w:pStyle w:val="Prrafodelista"/>
         <w:spacing w:line="240" w:lineRule="auto"/>
         <w:rPr>
           <w:rFonts w:ascii="Arial Narrow" w:eastAsia="Arial Narrow" w:hAnsi="Arial Narrow" w:cs="Arial Narrow"/>
           <w:kern w:val="0"/>
-          <w14:ligatures w14:val="none"/>
-        </w:rPr>
-      </w:pPr>
-    </w:p>
-    <w:p>
+          <ns2:ligatures ns2:val="none"/>
+        </w:rPr>
+      </w:pPr>
+    </w:p>
+    <w:p ns2:paraId="13FB7B19" ns2:textId="0EA2FD83">
       <w:pPr>
         <w:pStyle w:val="Prrafodelista"/>
         <w:numPr>
@@ -5012,14 +5012,14 @@
         <w:rPr>
           <w:rFonts w:ascii="Arial Narrow" w:eastAsia="Arial Narrow" w:hAnsi="Arial Narrow" w:cs="Arial Narrow"/>
           <w:kern w:val="0"/>
-          <w14:ligatures w14:val="none"/>
-        </w:rPr>
-      </w:pPr>
-      <w:r>
-        <w:rPr>
-          <w:rFonts w:ascii="Arial Narrow" w:eastAsia="Arial Narrow" w:hAnsi="Arial Narrow" w:cs="Arial Narrow"/>
-          <w:kern w:val="0"/>
-          <w14:ligatures w14:val="none"/>
+          <ns2:ligatures ns2:val="none"/>
+        </w:rPr>
+      </w:pPr>
+      <w:r>
+        <w:rPr>
+          <w:rFonts w:ascii="Arial Narrow" w:eastAsia="Arial Narrow" w:hAnsi="Arial Narrow" w:cs="Arial Narrow"/>
+          <w:kern w:val="0"/>
+          <ns2:ligatures ns2:val="none"/>
         </w:rPr>
         <w:lastRenderedPageBreak/>
         <w:t xml:space="preserve">Además, </w:t>
@@ -5030,7 +5030,7 @@
           <w:color w:val="000000"/>
           <w:kern w:val="0"/>
           <w:lang w:eastAsia="es-PE"/>
-          <w14:ligatures w14:val="none"/>
+          <ns2:ligatures ns2:val="none"/>
         </w:rPr>
         <w:t xml:space="preserve">la Secretaría Técnica, en ejercicio de sus facultades, considera </w:t>
       </w:r>
@@ -5038,7 +5038,7 @@
         <w:rPr>
           <w:rFonts w:ascii="Arial Narrow" w:eastAsia="Arial Narrow" w:hAnsi="Arial Narrow" w:cs="Arial"/>
           <w:kern w:val="0"/>
-          <w14:ligatures w14:val="none"/>
+          <ns2:ligatures ns2:val="none"/>
         </w:rPr>
         <w:t xml:space="preserve">que el hecho denunciado, consistente en que </w:t>
       </w:r>
@@ -5046,7 +5046,7 @@
         <w:rPr>
           <w:rFonts w:ascii="Arial Narrow" w:eastAsia="Arial Narrow" w:hAnsi="Arial Narrow" w:cs="Arial Narrow"/>
           <w:kern w:val="0"/>
-          <w14:ligatures w14:val="none"/>
+          <ns2:ligatures ns2:val="none"/>
         </w:rPr>
         <w:t xml:space="preserve">Scotiabank Perú S.A.A. no habría cumplido con entregar a la denunciante los audios completos de contratación de la tarjeta de crédito </w:t>
       </w:r>
@@ -5055,7 +5055,7 @@
         <w:rPr>
           <w:rFonts w:ascii="Arial Narrow" w:eastAsia="Arial Narrow" w:hAnsi="Arial Narrow" w:cs="Arial Narrow"/>
           <w:kern w:val="0"/>
-          <w14:ligatures w14:val="none"/>
+          <ns2:ligatures ns2:val="none"/>
         </w:rPr>
         <w:t>Mastercard</w:t>
       </w:r>
@@ -5064,7 +5064,7 @@
         <w:rPr>
           <w:rFonts w:ascii="Arial Narrow" w:eastAsia="Arial Narrow" w:hAnsi="Arial Narrow" w:cs="Arial Narrow"/>
           <w:kern w:val="0"/>
-          <w14:ligatures w14:val="none"/>
+          <ns2:ligatures ns2:val="none"/>
         </w:rPr>
         <w:t xml:space="preserve"> Singular Black </w:t>
       </w:r>
@@ -5073,7 +5073,7 @@
         <w:rPr>
           <w:rFonts w:ascii="Arial Narrow" w:eastAsia="Arial Narrow" w:hAnsi="Arial Narrow" w:cs="Arial Narrow"/>
           <w:kern w:val="0"/>
-          <w14:ligatures w14:val="none"/>
+          <ns2:ligatures ns2:val="none"/>
         </w:rPr>
         <w:t/>
       </w:r>
@@ -5082,7 +5082,7 @@
         <w:rPr>
           <w:rFonts w:ascii="Arial Narrow" w:eastAsia="Arial Narrow" w:hAnsi="Arial Narrow" w:cs="Arial Narrow"/>
           <w:kern w:val="0"/>
-          <w14:ligatures w14:val="none"/>
+          <ns2:ligatures ns2:val="none"/>
         </w:rPr>
         <w:t xml:space="preserve"> 512372****3570 y del préstamo personal por S/ 58 814,59, pese a sus solicitudes</w:t>
       </w:r>
@@ -5093,12 +5093,12 @@
           <w:color w:val="000000"/>
           <w:kern w:val="0"/>
           <w:lang w:eastAsia="es-PE"/>
-          <w14:ligatures w14:val="none"/>
+          <ns2:ligatures ns2:val="none"/>
         </w:rPr>
         <w:t>. Por consiguiente, corresponde calificar el hecho materia de denuncia como una presunta infracción al deber de información, tipificado en el artículo 1, numeral 1, literal b) y al artículo 2 del Código.</w:t>
       </w:r>
     </w:p>
-    <w:p>
+    <w:p ns2:paraId="64B4971F" ns2:textId="77777777">
       <w:pPr>
         <w:pStyle w:val="Prrafodelista"/>
         <w:spacing w:line="240" w:lineRule="auto"/>
@@ -5108,11 +5108,11 @@
           <w:color w:val="000000"/>
           <w:kern w:val="0"/>
           <w:lang w:eastAsia="es-PE"/>
-          <w14:ligatures w14:val="none"/>
-        </w:rPr>
-      </w:pPr>
-    </w:p>
-    <w:p>
+          <ns2:ligatures ns2:val="none"/>
+        </w:rPr>
+      </w:pPr>
+    </w:p>
+    <w:p ns2:paraId="7B3C687A" ns2:textId="27BFBE1C">
       <w:pPr>
         <w:pStyle w:val="Prrafodelista"/>
         <w:numPr>
@@ -5125,14 +5125,14 @@
         <w:rPr>
           <w:rFonts w:ascii="Arial Narrow" w:eastAsia="Arial Narrow" w:hAnsi="Arial Narrow" w:cs="Arial Narrow"/>
           <w:kern w:val="0"/>
-          <w14:ligatures w14:val="none"/>
-        </w:rPr>
-      </w:pPr>
-      <w:r>
-        <w:rPr>
-          <w:rFonts w:ascii="Arial Narrow" w:eastAsia="Arial Narrow" w:hAnsi="Arial Narrow" w:cs="Arial Narrow"/>
-          <w:kern w:val="0"/>
-          <w14:ligatures w14:val="none"/>
+          <ns2:ligatures ns2:val="none"/>
+        </w:rPr>
+      </w:pPr>
+      <w:r>
+        <w:rPr>
+          <w:rFonts w:ascii="Arial Narrow" w:eastAsia="Arial Narrow" w:hAnsi="Arial Narrow" w:cs="Arial Narrow"/>
+          <w:kern w:val="0"/>
+          <ns2:ligatures ns2:val="none"/>
         </w:rPr>
         <w:t xml:space="preserve">Asimismo, </w:t>
       </w:r>
@@ -5140,7 +5140,7 @@
         <w:rPr>
           <w:rFonts w:ascii="Arial Narrow" w:eastAsia="Arial Narrow" w:hAnsi="Arial Narrow" w:cs="Arial Narrow"/>
           <w:kern w:val="0"/>
-          <w14:ligatures w14:val="none"/>
+          <ns2:ligatures ns2:val="none"/>
         </w:rPr>
         <w:t xml:space="preserve">la Secretaría Técnica, en ejercicio de sus facultades, </w:t>
       </w:r>
@@ -5150,7 +5150,7 @@
           <w:color w:val="000000"/>
           <w:kern w:val="0"/>
           <w:lang w:eastAsia="es-PE"/>
-          <w14:ligatures w14:val="none"/>
+          <ns2:ligatures ns2:val="none"/>
         </w:rPr>
         <w:t xml:space="preserve">considera </w:t>
       </w:r>
@@ -5158,7 +5158,7 @@
         <w:rPr>
           <w:rFonts w:ascii="Arial Narrow" w:eastAsia="Arial Narrow" w:hAnsi="Arial Narrow" w:cs="Arial Narrow"/>
           <w:kern w:val="0"/>
-          <w14:ligatures w14:val="none"/>
+          <ns2:ligatures ns2:val="none"/>
         </w:rPr>
         <w:t>que el hecho denunciado</w:t>
       </w:r>
@@ -5168,7 +5168,7 @@
           <w:color w:val="000000"/>
           <w:kern w:val="0"/>
           <w:lang w:eastAsia="es-PE"/>
-          <w14:ligatures w14:val="none"/>
+          <ns2:ligatures ns2:val="none"/>
         </w:rPr>
         <w:t xml:space="preserve">, consistente en que </w:t>
       </w:r>
@@ -5178,7 +5178,7 @@
           <w:color w:val="000000"/>
           <w:kern w:val="0"/>
           <w:lang w:val="es-ES" w:eastAsia="es-ES"/>
-          <w14:ligatures w14:val="none"/>
+          <ns2:ligatures ns2:val="none"/>
         </w:rPr>
         <w:t>Scotiabank Perú S.A.A. habría brindado una respuesta inadecuada al reclamo presentado por la denunciante el 8 de enero de 2026</w:t>
       </w:r>
@@ -5188,7 +5188,7 @@
           <w:color w:val="000000"/>
           <w:kern w:val="0"/>
           <w:lang w:eastAsia="es-PE"/>
-          <w14:ligatures w14:val="none"/>
+          <ns2:ligatures ns2:val="none"/>
         </w:rPr>
         <w:t>. Por consiguiente, corresponde calificar el hecho materia de denuncia como una presunta infracción al</w:t>
       </w:r>
@@ -5196,7 +5196,7 @@
         <w:rPr>
           <w:rFonts w:ascii="Arial Narrow" w:eastAsia="Arial Narrow" w:hAnsi="Arial Narrow" w:cs="Arial Narrow"/>
           <w:kern w:val="0"/>
-          <w14:ligatures w14:val="none"/>
+          <ns2:ligatures ns2:val="none"/>
         </w:rPr>
         <w:t xml:space="preserve"> numeral 88.1</w:t>
       </w:r>
@@ -5204,7 +5204,7 @@
         <w:rPr>
           <w:rFonts w:ascii="Arial Narrow" w:eastAsia="Arial Narrow" w:hAnsi="Arial Narrow" w:cs="Arial Narrow"/>
           <w:kern w:val="0"/>
-          <w14:ligatures w14:val="none"/>
+          <ns2:ligatures ns2:val="none"/>
         </w:rPr>
         <w:t/>
       </w:r>
@@ -5212,7 +5212,7 @@
         <w:rPr>
           <w:rFonts w:ascii="Arial Narrow" w:eastAsia="Arial Narrow" w:hAnsi="Arial Narrow" w:cs="Arial Narrow"/>
           <w:kern w:val="0"/>
-          <w14:ligatures w14:val="none"/>
+          <ns2:ligatures ns2:val="none"/>
         </w:rPr>
         <w:t xml:space="preserve"> del artículo 88</w:t>
       </w:r>
@@ -5220,7 +5220,7 @@
         <w:rPr>
           <w:rFonts w:ascii="Arial Narrow" w:eastAsia="Arial Narrow" w:hAnsi="Arial Narrow" w:cs="Arial Narrow"/>
           <w:kern w:val="0"/>
-          <w14:ligatures w14:val="none"/>
+          <ns2:ligatures ns2:val="none"/>
         </w:rPr>
         <w:t/>
       </w:r>
@@ -5228,7 +5228,7 @@
         <w:rPr>
           <w:rFonts w:ascii="Arial Narrow" w:eastAsia="Arial Narrow" w:hAnsi="Arial Narrow" w:cs="Arial Narrow"/>
           <w:kern w:val="0"/>
-          <w14:ligatures w14:val="none"/>
+          <ns2:ligatures ns2:val="none"/>
         </w:rPr>
         <w:t xml:space="preserve"> del Código</w:t>
       </w:r>
@@ -5238,7 +5238,7 @@
           <w:rFonts w:ascii="Arial Narrow" w:eastAsia="Arial Narrow" w:hAnsi="Arial Narrow" w:cs="Arial"/>
           <w:kern w:val="0"/>
           <w:vertAlign w:val="superscript"/>
-          <w14:ligatures w14:val="none"/>
+          <ns2:ligatures ns2:val="none"/>
         </w:rPr>
         <w:footnoteReference w:id="12"/>
       </w:r>
@@ -5246,12 +5246,12 @@
         <w:rPr>
           <w:rFonts w:ascii="Arial Narrow" w:eastAsia="Arial Narrow" w:hAnsi="Arial Narrow" w:cs="Arial Narrow"/>
           <w:kern w:val="0"/>
-          <w14:ligatures w14:val="none"/>
+          <ns2:ligatures ns2:val="none"/>
         </w:rPr>
         <w:t>.</w:t>
       </w:r>
     </w:p>
-    <w:p>
+    <w:p ns2:paraId="2E7770E0" ns2:textId="77777777">
       <w:pPr>
         <w:pStyle w:val="Prrafodelista"/>
         <w:spacing w:after="0" w:line="240" w:lineRule="auto"/>
@@ -5261,11 +5261,11 @@
           <w:rFonts w:ascii="Arial Narrow" w:eastAsia="Calibri" w:hAnsi="Arial Narrow" w:cs="Arial Narrow"/>
           <w:kern w:val="0"/>
           <w:lang w:eastAsia="es-PE"/>
-          <w14:ligatures w14:val="none"/>
-        </w:rPr>
-      </w:pPr>
-    </w:p>
-    <w:p>
+          <ns2:ligatures ns2:val="none"/>
+        </w:rPr>
+      </w:pPr>
+    </w:p>
+    <w:p ns2:paraId="37321452" ns2:textId="77777777">
       <w:pPr>
         <w:pStyle w:val="Prrafodelista"/>
         <w:numPr>
@@ -5279,7 +5279,7 @@
           <w:rFonts w:ascii="Arial Narrow" w:eastAsia="Calibri" w:hAnsi="Arial Narrow" w:cs="Arial Narrow"/>
           <w:kern w:val="0"/>
           <w:lang w:eastAsia="es-PE"/>
-          <w14:ligatures w14:val="none"/>
+          <ns2:ligatures ns2:val="none"/>
         </w:rPr>
       </w:pPr>
       <w:r>
@@ -5288,7 +5288,7 @@
           <w:color w:val="000000"/>
           <w:kern w:val="0"/>
           <w:lang w:eastAsia="es-PE"/>
-          <w14:ligatures w14:val="none"/>
+          <ns2:ligatures ns2:val="none"/>
         </w:rPr>
         <w:t>En tanto la denuncia reúne los requisitos establecidos por la norma citada, corresponde admitirla a trámite</w:t>
       </w:r>
@@ -5298,7 +5298,7 @@
           <w:rFonts w:ascii="Arial Narrow" w:eastAsia="Arial Narrow" w:hAnsi="Arial Narrow" w:cs="Arial Narrow"/>
           <w:kern w:val="0"/>
           <w:vertAlign w:val="superscript"/>
-          <w14:ligatures w14:val="none"/>
+          <ns2:ligatures ns2:val="none"/>
         </w:rPr>
         <w:footnoteReference w:id="13"/>
       </w:r>
@@ -5308,12 +5308,12 @@
           <w:color w:val="000000"/>
           <w:kern w:val="0"/>
           <w:lang w:eastAsia="es-PE"/>
-          <w14:ligatures w14:val="none"/>
+          <ns2:ligatures ns2:val="none"/>
         </w:rPr>
         <w:t>.</w:t>
       </w:r>
     </w:p>
-    <w:p>
+    <w:p ns2:paraId="17426A8E" ns2:textId="77777777">
       <w:pPr>
         <w:spacing w:after="0" w:line="240" w:lineRule="auto"/>
         <w:ind w:left="567"/>
@@ -5324,11 +5324,11 @@
           <w:color w:val="000000"/>
           <w:kern w:val="0"/>
           <w:lang w:eastAsia="es-PE"/>
-          <w14:ligatures w14:val="none"/>
-        </w:rPr>
-      </w:pPr>
-    </w:p>
-    <w:p>
+          <ns2:ligatures ns2:val="none"/>
+        </w:rPr>
+      </w:pPr>
+    </w:p>
+    <w:p ns2:paraId="69FE781D" ns2:textId="77777777">
       <w:pPr>
         <w:pStyle w:val="Prrafodelista"/>
         <w:numPr>
@@ -5348,22 +5348,22 @@
           <w:color w:val="000000"/>
           <w:kern w:val="0"/>
           <w:lang w:eastAsia="es-PE"/>
-          <w14:ligatures w14:val="none"/>
-        </w:rPr>
-      </w:pPr>
-      <w:r>
-        <w:rPr>
-          <w:rFonts w:ascii="Arial Narrow" w:eastAsia="Arial Narrow" w:hAnsi="Arial Narrow" w:cs="Arial Narrow"/>
-          <w:b/>
-          <w:color w:val="000000"/>
-          <w:kern w:val="0"/>
-          <w:lang w:eastAsia="es-PE"/>
-          <w14:ligatures w14:val="none"/>
+          <ns2:ligatures ns2:val="none"/>
+        </w:rPr>
+      </w:pPr>
+      <w:r>
+        <w:rPr>
+          <w:rFonts w:ascii="Arial Narrow" w:eastAsia="Arial Narrow" w:hAnsi="Arial Narrow" w:cs="Arial Narrow"/>
+          <w:b/>
+          <w:color w:val="000000"/>
+          <w:kern w:val="0"/>
+          <w:lang w:eastAsia="es-PE"/>
+          <ns2:ligatures ns2:val="none"/>
         </w:rPr>
         <w:t>REQUERIMIENTO DE INFORMACION</w:t>
       </w:r>
     </w:p>
-    <w:p>
+    <w:p ns2:paraId="6252E905" ns2:textId="77777777">
       <w:pPr>
         <w:spacing w:after="0" w:line="240" w:lineRule="auto"/>
         <w:jc w:val="both"/>
@@ -5372,11 +5372,11 @@
           <w:color w:val="000000"/>
           <w:kern w:val="0"/>
           <w:lang w:val="es-ES" w:eastAsia="es-ES"/>
-          <w14:ligatures w14:val="none"/>
-        </w:rPr>
-      </w:pPr>
-    </w:p>
-    <w:p>
+          <ns2:ligatures ns2:val="none"/>
+        </w:rPr>
+      </w:pPr>
+    </w:p>
+    <w:p ns2:paraId="21C241A8" ns2:textId="77777777">
       <w:pPr>
         <w:pStyle w:val="Prrafodelista"/>
         <w:numPr>
@@ -5391,7 +5391,7 @@
           <w:color w:val="000000"/>
           <w:kern w:val="0"/>
           <w:lang w:val="es-ES" w:eastAsia="es-ES"/>
-          <w14:ligatures w14:val="none"/>
+          <ns2:ligatures ns2:val="none"/>
         </w:rPr>
       </w:pPr>
       <w:r>
@@ -5400,7 +5400,7 @@
           <w:color w:val="000000"/>
           <w:kern w:val="0"/>
           <w:lang w:val="es-ES" w:eastAsia="es-ES"/>
-          <w14:ligatures w14:val="none"/>
+          <ns2:ligatures ns2:val="none"/>
         </w:rPr>
         <w:t xml:space="preserve">A efectos de tener mayores elementos que sirvan para la resolución </w:t>
       </w:r>
@@ -5410,7 +5410,7 @@
           <w:color w:val="000000"/>
           <w:kern w:val="0"/>
           <w:lang w:val="es-ES" w:eastAsia="es-ES"/>
-          <w14:ligatures w14:val="none"/>
+          <ns2:ligatures ns2:val="none"/>
         </w:rPr>
         <w:t xml:space="preserve">definitiva del presente caso, la Secretaría Técnica, en ejercicio de las facultades que la ley le confiere, </w:t>
       </w:r>
@@ -5421,7 +5421,7 @@
           <w:color w:val="000000"/>
           <w:kern w:val="0"/>
           <w:lang w:val="es-ES" w:eastAsia="es-ES"/>
-          <w14:ligatures w14:val="none"/>
+          <ns2:ligatures ns2:val="none"/>
         </w:rPr>
         <w:t xml:space="preserve">conviene requerir a los proveedores denunciados </w:t>
       </w:r>
@@ -5432,7 +5432,7 @@
           <w:color w:val="000000"/>
           <w:kern w:val="0"/>
           <w:lang w:val="es-ES" w:eastAsia="es-ES"/>
-          <w14:ligatures w14:val="none"/>
+          <ns2:ligatures ns2:val="none"/>
         </w:rPr>
         <w:t>qu</w:t>
       </w:r>
@@ -5442,7 +5442,7 @@
           <w:color w:val="000000"/>
           <w:kern w:val="0"/>
           <w:lang w:val="es-ES" w:eastAsia="es-ES"/>
-          <w14:ligatures w14:val="none"/>
+          <ns2:ligatures ns2:val="none"/>
         </w:rPr>
         <w:t xml:space="preserve">e, en un plazo no mayor de cinco (5) días hábiles contado a partir del día siguiente de la notificación de la presente resolución, </w:t>
       </w:r>
@@ -5453,12 +5453,12 @@
           <w:color w:val="000000"/>
           <w:kern w:val="0"/>
           <w:lang w:val="es-ES" w:eastAsia="es-ES"/>
-          <w14:ligatures w14:val="none"/>
+          <ns2:ligatures ns2:val="none"/>
         </w:rPr>
         <w:t>cumplan con lo siguiente:</w:t>
       </w:r>
     </w:p>
-    <w:p>
+    <w:p ns2:paraId="345D7F88" ns2:textId="77777777">
       <w:pPr>
         <w:pStyle w:val="Prrafodelista"/>
         <w:spacing w:after="0" w:line="240" w:lineRule="auto"/>
@@ -5469,11 +5469,11 @@
           <w:color w:val="000000"/>
           <w:kern w:val="0"/>
           <w:lang w:val="es-ES" w:eastAsia="es-ES"/>
-          <w14:ligatures w14:val="none"/>
-        </w:rPr>
-      </w:pPr>
-    </w:p>
-    <w:p>
+          <ns2:ligatures ns2:val="none"/>
+        </w:rPr>
+      </w:pPr>
+    </w:p>
+    <w:p ns2:paraId="01F25269" ns2:textId="5D606609">
       <w:pPr>
         <w:pStyle w:val="Prrafodelista"/>
         <w:spacing w:after="0" w:line="240" w:lineRule="auto"/>
@@ -5484,7 +5484,7 @@
           <w:color w:val="000000"/>
           <w:kern w:val="0"/>
           <w:lang w:val="es-ES" w:eastAsia="es-ES"/>
-          <w14:ligatures w14:val="none"/>
+          <ns2:ligatures ns2:val="none"/>
         </w:rPr>
       </w:pPr>
       <w:r>
@@ -5494,7 +5494,7 @@
           <w:kern w:val="0"/>
           <w:u w:val="single"/>
           <w:lang w:val="es-ES" w:eastAsia="es-ES"/>
-          <w14:ligatures w14:val="none"/>
+          <ns2:ligatures ns2:val="none"/>
         </w:rPr>
         <w:t xml:space="preserve">A </w:t>
       </w:r>
@@ -5505,7 +5505,7 @@
           <w:kern w:val="0"/>
           <w:u w:val="single"/>
           <w:lang w:val="es-ES" w:eastAsia="es-ES"/>
-          <w14:ligatures w14:val="none"/>
+          <ns2:ligatures ns2:val="none"/>
         </w:rPr>
         <w:t xml:space="preserve">BNP </w:t>
       </w:r>
@@ -5517,7 +5517,7 @@
           <w:kern w:val="0"/>
           <w:u w:val="single"/>
           <w:lang w:val="es-ES" w:eastAsia="es-ES"/>
-          <w14:ligatures w14:val="none"/>
+          <ns2:ligatures ns2:val="none"/>
         </w:rPr>
         <w:t>Paribas</w:t>
       </w:r>
@@ -5528,7 +5528,7 @@
           <w:color w:val="000000"/>
           <w:kern w:val="0"/>
           <w:lang w:val="es-ES" w:eastAsia="es-ES"/>
-          <w14:ligatures w14:val="none"/>
+          <ns2:ligatures ns2:val="none"/>
         </w:rPr>
         <w:t xml:space="preserve">: </w:t>
       </w:r>
@@ -5538,7 +5538,7 @@
           <w:color w:val="000000"/>
           <w:kern w:val="0"/>
           <w:lang w:val="es-ES" w:eastAsia="es-ES"/>
-          <w14:ligatures w14:val="none"/>
+          <ns2:ligatures ns2:val="none"/>
         </w:rPr>
         <w:t xml:space="preserve">(i) presentar una copia debidamente suscrita de la Póliza del Seguro de Desgravamen de la tarjeta de crédito </w:t>
       </w:r>
@@ -5549,7 +5549,7 @@
           <w:color w:val="000000"/>
           <w:kern w:val="0"/>
           <w:lang w:val="es-ES" w:eastAsia="es-ES"/>
-          <w14:ligatures w14:val="none"/>
+          <ns2:ligatures ns2:val="none"/>
         </w:rPr>
         <w:t>Mastercard</w:t>
       </w:r>
@@ -5560,7 +5560,7 @@
           <w:color w:val="000000"/>
           <w:kern w:val="0"/>
           <w:lang w:val="es-ES" w:eastAsia="es-ES"/>
-          <w14:ligatures w14:val="none"/>
+          <ns2:ligatures ns2:val="none"/>
         </w:rPr>
         <w:t xml:space="preserve"> Singular Black </w:t>
       </w:r>
@@ -5571,7 +5571,7 @@
           <w:color w:val="000000"/>
           <w:kern w:val="0"/>
           <w:lang w:val="es-ES" w:eastAsia="es-ES"/>
-          <w14:ligatures w14:val="none"/>
+          <ns2:ligatures ns2:val="none"/>
         </w:rPr>
         <w:t/>
       </w:r>
@@ -5582,7 +5582,7 @@
           <w:color w:val="000000"/>
           <w:kern w:val="0"/>
           <w:lang w:val="es-ES" w:eastAsia="es-ES"/>
-          <w14:ligatures w14:val="none"/>
+          <ns2:ligatures ns2:val="none"/>
         </w:rPr>
         <w:t xml:space="preserve"> 512372****3570 materia de denuncia, así como el cargo de remisión de la póliza; (</w:t>
       </w:r>
@@ -5593,7 +5593,7 @@
           <w:color w:val="000000"/>
           <w:kern w:val="0"/>
           <w:lang w:val="es-ES" w:eastAsia="es-ES"/>
-          <w14:ligatures w14:val="none"/>
+          <ns2:ligatures ns2:val="none"/>
         </w:rPr>
         <w:t>ii</w:t>
       </w:r>
@@ -5604,7 +5604,7 @@
           <w:color w:val="000000"/>
           <w:kern w:val="0"/>
           <w:lang w:val="es-ES" w:eastAsia="es-ES"/>
-          <w14:ligatures w14:val="none"/>
+          <ns2:ligatures ns2:val="none"/>
         </w:rPr>
         <w:t>) presentar una copia debidamente suscrita de la Póliza del Seguro de Desgravamen del préstamo personal adquirido el 22 de abril de 2025 materia de denuncia, así como el cargo de remisión de la póliza; (</w:t>
       </w:r>
@@ -5615,7 +5615,7 @@
           <w:color w:val="000000"/>
           <w:kern w:val="0"/>
           <w:lang w:val="es-ES" w:eastAsia="es-ES"/>
-          <w14:ligatures w14:val="none"/>
+          <ns2:ligatures ns2:val="none"/>
         </w:rPr>
         <w:t>iii</w:t>
       </w:r>
@@ -5626,7 +5626,7 @@
           <w:color w:val="000000"/>
           <w:kern w:val="0"/>
           <w:lang w:val="es-ES" w:eastAsia="es-ES"/>
-          <w14:ligatures w14:val="none"/>
+          <ns2:ligatures ns2:val="none"/>
         </w:rPr>
         <w:t xml:space="preserve">) presentar los medios probatorios que acrediten que la negativa de otorgamiento de cobertura de la Póliza del Seguro de Desgravamen de la tarjeta de crédito </w:t>
       </w:r>
@@ -5637,7 +5637,7 @@
           <w:color w:val="000000"/>
           <w:kern w:val="0"/>
           <w:lang w:val="es-ES" w:eastAsia="es-ES"/>
-          <w14:ligatures w14:val="none"/>
+          <ns2:ligatures ns2:val="none"/>
         </w:rPr>
         <w:t>Mastercard</w:t>
       </w:r>
@@ -5648,7 +5648,7 @@
           <w:color w:val="000000"/>
           <w:kern w:val="0"/>
           <w:lang w:val="es-ES" w:eastAsia="es-ES"/>
-          <w14:ligatures w14:val="none"/>
+          <ns2:ligatures ns2:val="none"/>
         </w:rPr>
         <w:t xml:space="preserve"> Singular Black </w:t>
       </w:r>
@@ -5659,7 +5659,7 @@
           <w:color w:val="000000"/>
           <w:kern w:val="0"/>
           <w:lang w:val="es-ES" w:eastAsia="es-ES"/>
-          <w14:ligatures w14:val="none"/>
+          <ns2:ligatures ns2:val="none"/>
         </w:rPr>
         <w:t/>
       </w:r>
@@ -5670,7 +5670,7 @@
           <w:color w:val="000000"/>
           <w:kern w:val="0"/>
           <w:lang w:val="es-ES" w:eastAsia="es-ES"/>
-          <w14:ligatures w14:val="none"/>
+          <ns2:ligatures ns2:val="none"/>
         </w:rPr>
         <w:t xml:space="preserve"> 512372****3570 fue justificada; (</w:t>
       </w:r>
@@ -5681,7 +5681,7 @@
           <w:color w:val="000000"/>
           <w:kern w:val="0"/>
           <w:lang w:val="es-ES" w:eastAsia="es-ES"/>
-          <w14:ligatures w14:val="none"/>
+          <ns2:ligatures ns2:val="none"/>
         </w:rPr>
         <w:t>iv</w:t>
       </w:r>
@@ -5692,7 +5692,7 @@
           <w:color w:val="000000"/>
           <w:kern w:val="0"/>
           <w:lang w:val="es-ES" w:eastAsia="es-ES"/>
-          <w14:ligatures w14:val="none"/>
+          <ns2:ligatures ns2:val="none"/>
         </w:rPr>
         <w:t>) presentar los medios probatorios que acrediten que la negativa de otorgamiento de cobertura de la Póliza del Seguro de Desgravamen del préstamo personal adquirido el 22 de abril de 2025 materia de denuncia fue justificada; y, (v) presentar todas las comunicaciones cursadas con la parte denunciante en virtud de los hechos materia de denuncia</w:t>
       </w:r>
@@ -5702,12 +5702,12 @@
           <w:color w:val="000000"/>
           <w:kern w:val="0"/>
           <w:lang w:val="es-ES" w:eastAsia="es-ES"/>
-          <w14:ligatures w14:val="none"/>
+          <ns2:ligatures ns2:val="none"/>
         </w:rPr>
         <w:t>.</w:t>
       </w:r>
     </w:p>
-    <w:p>
+    <w:p ns2:paraId="48503CFE" ns2:textId="77777777">
       <w:pPr>
         <w:pStyle w:val="Prrafodelista"/>
         <w:spacing w:after="0" w:line="240" w:lineRule="auto"/>
@@ -5719,11 +5719,11 @@
           <w:kern w:val="0"/>
           <w:u w:val="single"/>
           <w:lang w:val="es-ES" w:eastAsia="es-ES"/>
-          <w14:ligatures w14:val="none"/>
-        </w:rPr>
-      </w:pPr>
-    </w:p>
-    <w:p>
+          <ns2:ligatures ns2:val="none"/>
+        </w:rPr>
+      </w:pPr>
+    </w:p>
+    <w:p ns2:paraId="525DE1CC" ns2:textId="6B653F21">
       <w:pPr>
         <w:pStyle w:val="Prrafodelista"/>
         <w:spacing w:after="0" w:line="240" w:lineRule="auto"/>
@@ -5735,7 +5735,7 @@
           <w:kern w:val="0"/>
           <w:u w:val="single"/>
           <w:lang w:val="es-ES" w:eastAsia="es-ES"/>
-          <w14:ligatures w14:val="none"/>
+          <ns2:ligatures ns2:val="none"/>
         </w:rPr>
       </w:pPr>
       <w:r>
@@ -5745,7 +5745,7 @@
           <w:kern w:val="0"/>
           <w:u w:val="single"/>
           <w:lang w:val="es-ES" w:eastAsia="es-ES"/>
-          <w14:ligatures w14:val="none"/>
+          <ns2:ligatures ns2:val="none"/>
         </w:rPr>
         <w:t>A</w:t>
       </w:r>
@@ -5756,7 +5756,7 @@
           <w:kern w:val="0"/>
           <w:u w:val="single"/>
           <w:lang w:val="es-ES" w:eastAsia="es-ES"/>
-          <w14:ligatures w14:val="none"/>
+          <ns2:ligatures ns2:val="none"/>
         </w:rPr>
         <w:t>l</w:t>
       </w:r>
@@ -5767,7 +5767,7 @@
           <w:kern w:val="0"/>
           <w:u w:val="single"/>
           <w:lang w:val="es-ES" w:eastAsia="es-ES"/>
-          <w14:ligatures w14:val="none"/>
+          <ns2:ligatures ns2:val="none"/>
         </w:rPr>
         <w:t xml:space="preserve"> </w:t>
       </w:r>
@@ -5778,7 +5778,7 @@
           <w:kern w:val="0"/>
           <w:u w:val="single"/>
           <w:lang w:val="es-ES" w:eastAsia="es-ES"/>
-          <w14:ligatures w14:val="none"/>
+          <ns2:ligatures ns2:val="none"/>
         </w:rPr>
         <w:t>Banco</w:t>
       </w:r>
@@ -5788,7 +5788,7 @@
           <w:color w:val="000000"/>
           <w:kern w:val="0"/>
           <w:lang w:val="es-ES" w:eastAsia="es-ES"/>
-          <w14:ligatures w14:val="none"/>
+          <ns2:ligatures ns2:val="none"/>
         </w:rPr>
         <w:t>:</w:t>
       </w:r>
@@ -5798,7 +5798,7 @@
           <w:color w:val="000000"/>
           <w:kern w:val="0"/>
           <w:lang w:eastAsia="es-ES"/>
-          <w14:ligatures w14:val="none"/>
+          <ns2:ligatures ns2:val="none"/>
         </w:rPr>
         <w:t xml:space="preserve"> </w:t>
       </w:r>
@@ -5808,7 +5808,7 @@
           <w:color w:val="000000"/>
           <w:kern w:val="0"/>
           <w:lang w:val="es-ES" w:eastAsia="es-ES"/>
-          <w14:ligatures w14:val="none"/>
+          <ns2:ligatures ns2:val="none"/>
         </w:rPr>
         <w:t xml:space="preserve">(i) presentar una copia debidamente suscrita de la Póliza del Seguro de Desgravamen de la tarjeta de crédito </w:t>
       </w:r>
@@ -5819,7 +5819,7 @@
           <w:color w:val="000000"/>
           <w:kern w:val="0"/>
           <w:lang w:val="es-ES" w:eastAsia="es-ES"/>
-          <w14:ligatures w14:val="none"/>
+          <ns2:ligatures ns2:val="none"/>
         </w:rPr>
         <w:t>Mastercard</w:t>
       </w:r>
@@ -5830,7 +5830,7 @@
           <w:color w:val="000000"/>
           <w:kern w:val="0"/>
           <w:lang w:val="es-ES" w:eastAsia="es-ES"/>
-          <w14:ligatures w14:val="none"/>
+          <ns2:ligatures ns2:val="none"/>
         </w:rPr>
         <w:t xml:space="preserve"> Singular Black </w:t>
       </w:r>
@@ -5841,7 +5841,7 @@
           <w:color w:val="000000"/>
           <w:kern w:val="0"/>
           <w:lang w:val="es-ES" w:eastAsia="es-ES"/>
-          <w14:ligatures w14:val="none"/>
+          <ns2:ligatures ns2:val="none"/>
         </w:rPr>
         <w:t/>
       </w:r>
@@ -5852,7 +5852,7 @@
           <w:color w:val="000000"/>
           <w:kern w:val="0"/>
           <w:lang w:val="es-ES" w:eastAsia="es-ES"/>
-          <w14:ligatures w14:val="none"/>
+          <ns2:ligatures ns2:val="none"/>
         </w:rPr>
         <w:t xml:space="preserve"> 512372****3570 materia de denuncia, así como el cargo de remisión de la póliza; (</w:t>
       </w:r>
@@ -5863,7 +5863,7 @@
           <w:color w:val="000000"/>
           <w:kern w:val="0"/>
           <w:lang w:val="es-ES" w:eastAsia="es-ES"/>
-          <w14:ligatures w14:val="none"/>
+          <ns2:ligatures ns2:val="none"/>
         </w:rPr>
         <w:t>ii</w:t>
       </w:r>
@@ -5874,7 +5874,7 @@
           <w:color w:val="000000"/>
           <w:kern w:val="0"/>
           <w:lang w:val="es-ES" w:eastAsia="es-ES"/>
-          <w14:ligatures w14:val="none"/>
+          <ns2:ligatures ns2:val="none"/>
         </w:rPr>
         <w:t xml:space="preserve">) presentar una copia debidamente suscrita de la Póliza del Seguro </w:t>
       </w:r>
@@ -5884,7 +5884,7 @@
           <w:color w:val="000000"/>
           <w:kern w:val="0"/>
           <w:lang w:val="es-ES" w:eastAsia="es-ES"/>
-          <w14:ligatures w14:val="none"/>
+          <ns2:ligatures ns2:val="none"/>
         </w:rPr>
         <w:lastRenderedPageBreak/>
         <w:t>de Desgravamen del préstamo personal adquirido el 22 de abril de 2025 materia de denuncia, así como el cargo de remisión de la póliza; (</w:t>
@@ -5896,7 +5896,7 @@
           <w:color w:val="000000"/>
           <w:kern w:val="0"/>
           <w:lang w:val="es-ES" w:eastAsia="es-ES"/>
-          <w14:ligatures w14:val="none"/>
+          <ns2:ligatures ns2:val="none"/>
         </w:rPr>
         <w:t>iii</w:t>
       </w:r>
@@ -5907,7 +5907,7 @@
           <w:color w:val="000000"/>
           <w:kern w:val="0"/>
           <w:lang w:val="es-ES" w:eastAsia="es-ES"/>
-          <w14:ligatures w14:val="none"/>
+          <ns2:ligatures ns2:val="none"/>
         </w:rPr>
         <w:t xml:space="preserve">) presentar la grabación de la contratación realizada vía telefónica de la Póliza del Seguro de Desgravamen de la tarjeta de crédito </w:t>
       </w:r>
@@ -5918,7 +5918,7 @@
           <w:color w:val="000000"/>
           <w:kern w:val="0"/>
           <w:lang w:val="es-ES" w:eastAsia="es-ES"/>
-          <w14:ligatures w14:val="none"/>
+          <ns2:ligatures ns2:val="none"/>
         </w:rPr>
         <w:t>Mastercard</w:t>
       </w:r>
@@ -5929,7 +5929,7 @@
           <w:color w:val="000000"/>
           <w:kern w:val="0"/>
           <w:lang w:val="es-ES" w:eastAsia="es-ES"/>
-          <w14:ligatures w14:val="none"/>
+          <ns2:ligatures ns2:val="none"/>
         </w:rPr>
         <w:t xml:space="preserve"> Singular Black </w:t>
       </w:r>
@@ -5940,7 +5940,7 @@
           <w:color w:val="000000"/>
           <w:kern w:val="0"/>
           <w:lang w:val="es-ES" w:eastAsia="es-ES"/>
-          <w14:ligatures w14:val="none"/>
+          <ns2:ligatures ns2:val="none"/>
         </w:rPr>
         <w:t/>
       </w:r>
@@ -5951,7 +5951,7 @@
           <w:color w:val="000000"/>
           <w:kern w:val="0"/>
           <w:lang w:val="es-ES" w:eastAsia="es-ES"/>
-          <w14:ligatures w14:val="none"/>
+          <ns2:ligatures ns2:val="none"/>
         </w:rPr>
         <w:t xml:space="preserve"> 512372****3570; (</w:t>
       </w:r>
@@ -5962,7 +5962,7 @@
           <w:color w:val="000000"/>
           <w:kern w:val="0"/>
           <w:lang w:val="es-ES" w:eastAsia="es-ES"/>
-          <w14:ligatures w14:val="none"/>
+          <ns2:ligatures ns2:val="none"/>
         </w:rPr>
         <w:t>iv</w:t>
       </w:r>
@@ -5973,7 +5973,7 @@
           <w:color w:val="000000"/>
           <w:kern w:val="0"/>
           <w:lang w:val="es-ES" w:eastAsia="es-ES"/>
-          <w14:ligatures w14:val="none"/>
+          <ns2:ligatures ns2:val="none"/>
         </w:rPr>
         <w:t>) presentar la grabación de la contratación realizada vía telefónica de la Póliza del Seguro de Desgravamen del préstamo personal adquirida el 22 de abril de 2025 y, (v) presentar todas las comunicaciones cursadas con la parte denunciante en virtud de los hechos materia de denuncia</w:t>
       </w:r>
@@ -5983,13 +5983,13 @@
           <w:color w:val="000000"/>
           <w:kern w:val="0"/>
           <w:lang w:val="es-ES" w:eastAsia="es-ES"/>
-          <w14:ligatures w14:val="none"/>
+          <ns2:ligatures ns2:val="none"/>
         </w:rPr>
         <w:t>.</w:t>
       </w:r>
       <w:bookmarkEnd w:id="11"/>
     </w:p>
-    <w:p>
+    <w:p ns2:paraId="76AC2520" ns2:textId="77777777">
       <w:pPr>
         <w:pStyle w:val="Prrafodelista"/>
         <w:spacing w:after="0" w:line="240" w:lineRule="auto"/>
@@ -6000,11 +6000,11 @@
           <w:color w:val="000000"/>
           <w:kern w:val="0"/>
           <w:lang w:val="es-ES" w:eastAsia="es-ES"/>
-          <w14:ligatures w14:val="none"/>
-        </w:rPr>
-      </w:pPr>
-    </w:p>
-    <w:p>
+          <ns2:ligatures ns2:val="none"/>
+        </w:rPr>
+      </w:pPr>
+    </w:p>
+    <w:p ns2:paraId="45192A8B" ns2:textId="77777777">
       <w:pPr>
         <w:pStyle w:val="Prrafodelista"/>
         <w:numPr>
@@ -6024,36 +6024,36 @@
           <w:color w:val="000000"/>
           <w:kern w:val="0"/>
           <w:lang w:eastAsia="es-PE"/>
-          <w14:ligatures w14:val="none"/>
-        </w:rPr>
-      </w:pPr>
-      <w:r>
-        <w:rPr>
-          <w:rFonts w:ascii="Arial Narrow" w:eastAsia="Arial Narrow" w:hAnsi="Arial Narrow" w:cs="Arial Narrow"/>
-          <w:b/>
-          <w:color w:val="000000"/>
-          <w:kern w:val="0"/>
-          <w:lang w:eastAsia="es-PE"/>
-          <w14:ligatures w14:val="none"/>
+          <ns2:ligatures ns2:val="none"/>
+        </w:rPr>
+      </w:pPr>
+      <w:r>
+        <w:rPr>
+          <w:rFonts w:ascii="Arial Narrow" w:eastAsia="Arial Narrow" w:hAnsi="Arial Narrow" w:cs="Arial Narrow"/>
+          <w:b/>
+          <w:color w:val="000000"/>
+          <w:kern w:val="0"/>
+          <w:lang w:eastAsia="es-PE"/>
+          <ns2:ligatures ns2:val="none"/>
         </w:rPr>
         <w:t xml:space="preserve">RESOLUCIÓN DE LA SECRETARÍA TÉCNICA </w:t>
       </w:r>
     </w:p>
-    <w:p>
-      <w:pPr>
-        <w:spacing w:after="0" w:line="240" w:lineRule="auto"/>
-        <w:jc w:val="both"/>
-        <w:rPr>
-          <w:rFonts w:ascii="Arial Narrow" w:eastAsia="Arial Narrow" w:hAnsi="Arial Narrow" w:cs="Arial Narrow"/>
-          <w:b/>
-          <w:color w:val="000000"/>
-          <w:kern w:val="0"/>
-          <w:lang w:eastAsia="es-PE"/>
-          <w14:ligatures w14:val="none"/>
-        </w:rPr>
-      </w:pPr>
-    </w:p>
-    <w:p>
+    <w:p ns2:paraId="71820251" ns2:textId="77777777">
+      <w:pPr>
+        <w:spacing w:after="0" w:line="240" w:lineRule="auto"/>
+        <w:jc w:val="both"/>
+        <w:rPr>
+          <w:rFonts w:ascii="Arial Narrow" w:eastAsia="Arial Narrow" w:hAnsi="Arial Narrow" w:cs="Arial Narrow"/>
+          <w:b/>
+          <w:color w:val="000000"/>
+          <w:kern w:val="0"/>
+          <w:lang w:eastAsia="es-PE"/>
+          <ns2:ligatures ns2:val="none"/>
+        </w:rPr>
+      </w:pPr>
+    </w:p>
+    <w:p ns2:paraId="207A02CB" ns2:textId="10F1F905">
       <w:pPr>
         <w:tabs>
           <w:tab w:val="left" w:pos="284"/>
@@ -6091,7 +6091,7 @@
           <w:kern w:val="0"/>
           <w:shd w:val="clear" w:color="auto" w:fill="FFFFFF"/>
           <w:lang w:eastAsia="es-PE"/>
-          <w14:ligatures w14:val="none"/>
+          <ns2:ligatures ns2:val="none"/>
         </w:rPr>
         <w:t xml:space="preserve"/>
       </w:r>
@@ -6153,21 +6153,21 @@
         <w:t xml:space="preserve"/>
       </w:r>
     </w:p>
-    <w:p>
-      <w:pPr>
-        <w:spacing w:after="0" w:line="240" w:lineRule="auto"/>
-        <w:jc w:val="both"/>
-        <w:rPr>
-          <w:rFonts w:ascii="Arial Narrow" w:eastAsia="Arial Narrow" w:hAnsi="Arial Narrow" w:cs="Arial Narrow"/>
-          <w:b/>
-          <w:color w:val="000000"/>
-          <w:kern w:val="0"/>
-          <w:lang w:eastAsia="es-PE"/>
-          <w14:ligatures w14:val="none"/>
-        </w:rPr>
-      </w:pPr>
-    </w:p>
-    <w:p>
+    <w:p ns2:paraId="75006A73" ns2:textId="77777777">
+      <w:pPr>
+        <w:spacing w:after="0" w:line="240" w:lineRule="auto"/>
+        <w:jc w:val="both"/>
+        <w:rPr>
+          <w:rFonts w:ascii="Arial Narrow" w:eastAsia="Arial Narrow" w:hAnsi="Arial Narrow" w:cs="Arial Narrow"/>
+          <w:b/>
+          <w:color w:val="000000"/>
+          <w:kern w:val="0"/>
+          <w:lang w:eastAsia="es-PE"/>
+          <ns2:ligatures ns2:val="none"/>
+        </w:rPr>
+      </w:pPr>
+    </w:p>
+    <w:p ns2:paraId="5E432484" ns2:textId="2AC39DE3">
       <w:pPr>
         <w:spacing w:after="0" w:line="240" w:lineRule="auto"/>
         <w:jc w:val="both"/>
@@ -6176,17 +6176,17 @@
           <w:color w:val="000000"/>
           <w:kern w:val="0"/>
           <w:lang w:eastAsia="es-PE"/>
-          <w14:ligatures w14:val="none"/>
-        </w:rPr>
-      </w:pPr>
-      <w:r>
-        <w:rPr>
-          <w:rFonts w:ascii="Arial Narrow" w:eastAsia="Arial Narrow" w:hAnsi="Arial Narrow" w:cs="Arial Narrow"/>
-          <w:b/>
-          <w:color w:val="000000"/>
-          <w:kern w:val="0"/>
-          <w:lang w:eastAsia="es-PE"/>
-          <w14:ligatures w14:val="none"/>
+          <ns2:ligatures ns2:val="none"/>
+        </w:rPr>
+      </w:pPr>
+      <w:r>
+        <w:rPr>
+          <w:rFonts w:ascii="Arial Narrow" w:eastAsia="Arial Narrow" w:hAnsi="Arial Narrow" w:cs="Arial Narrow"/>
+          <w:b/>
+          <w:color w:val="000000"/>
+          <w:kern w:val="0"/>
+          <w:lang w:eastAsia="es-PE"/>
+          <ns2:ligatures ns2:val="none"/>
         </w:rPr>
         <w:t xml:space="preserve">SEGUNDO: admitir a trámite la denuncia del 21 de enero de 2026, complementado mediante escritos del 27 de enero de 2026, 28 de enero de 2026, dos (2) escritos del 29 de enero de 2026, subsanada mediante escrito del 13 de febrero de 2026, y mediante escritos del 10 de febrero de 2026, dos (2) escritos del 13 de febrero de 2026, escritos del 17 de febrero de 2026 y del 19 de febrero de 2026, interpuesta por la señora [DENUNCIANTE] contra BNP Paribas Cardif S.A. Compañía de Seguros y Reaseguros y Scotiabank Perú S.A.A, por lo siguiente:</w:t>
       </w:r>
@@ -6197,7 +6197,7 @@
           <w:color w:val="000000"/>
           <w:kern w:val="0"/>
           <w:lang w:eastAsia="es-PE"/>
-          <w14:ligatures w14:val="none"/>
+          <ns2:ligatures ns2:val="none"/>
         </w:rPr>
         <w:t xml:space="preserve"/>
       </w:r>
@@ -6208,7 +6208,7 @@
           <w:kern w:val="0"/>
           <w:shd w:val="clear" w:color="auto" w:fill="FFFFFF"/>
           <w:lang w:eastAsia="es-PE"/>
-          <w14:ligatures w14:val="none"/>
+          <ns2:ligatures ns2:val="none"/>
         </w:rPr>
         <w:t xml:space="preserve"/>
       </w:r>
@@ -6218,7 +6218,7 @@
           <w:color w:val="000000"/>
           <w:kern w:val="0"/>
           <w:lang w:val="es-ES" w:eastAsia="es-ES"/>
-          <w14:ligatures w14:val="none"/>
+          <ns2:ligatures ns2:val="none"/>
         </w:rPr>
         <w:t/>
       </w:r>
@@ -6228,7 +6228,7 @@
           <w:color w:val="000000"/>
           <w:kern w:val="0"/>
           <w:lang w:val="es-ES" w:eastAsia="es-ES"/>
-          <w14:ligatures w14:val="none"/>
+          <ns2:ligatures ns2:val="none"/>
         </w:rPr>
         <w:t xml:space="preserve"/>
       </w:r>
@@ -6239,7 +6239,7 @@
           <w:kern w:val="0"/>
           <w:shd w:val="clear" w:color="auto" w:fill="FFFFFF"/>
           <w:lang w:eastAsia="es-PE"/>
-          <w14:ligatures w14:val="none"/>
+          <ns2:ligatures ns2:val="none"/>
         </w:rPr>
         <w:t xml:space="preserve"/>
       </w:r>
@@ -6250,7 +6250,7 @@
           <w:kern w:val="0"/>
           <w:shd w:val="clear" w:color="auto" w:fill="FFFFFF"/>
           <w:lang w:eastAsia="es-PE"/>
-          <w14:ligatures w14:val="none"/>
+          <ns2:ligatures ns2:val="none"/>
         </w:rPr>
         <w:t/>
       </w:r>
@@ -6261,7 +6261,7 @@
           <w:kern w:val="0"/>
           <w:shd w:val="clear" w:color="auto" w:fill="FFFFFF"/>
           <w:lang w:eastAsia="es-PE"/>
-          <w14:ligatures w14:val="none"/>
+          <ns2:ligatures ns2:val="none"/>
         </w:rPr>
         <w:t xml:space="preserve"/>
       </w:r>
@@ -6272,7 +6272,7 @@
           <w:kern w:val="0"/>
           <w:shd w:val="clear" w:color="auto" w:fill="FFFFFF"/>
           <w:lang w:eastAsia="es-PE"/>
-          <w14:ligatures w14:val="none"/>
+          <ns2:ligatures ns2:val="none"/>
         </w:rPr>
         <w:t xml:space="preserve"/>
       </w:r>
@@ -6283,7 +6283,7 @@
           <w:kern w:val="0"/>
           <w:shd w:val="clear" w:color="auto" w:fill="FFFFFF"/>
           <w:lang w:eastAsia="es-PE"/>
-          <w14:ligatures w14:val="none"/>
+          <ns2:ligatures ns2:val="none"/>
         </w:rPr>
         <w:t xml:space="preserve"/>
       </w:r>
@@ -6333,7 +6333,7 @@
           <w:kern w:val="0"/>
           <w:shd w:val="clear" w:color="auto" w:fill="FFFFFF"/>
           <w:lang w:eastAsia="es-PE"/>
-          <w14:ligatures w14:val="none"/>
+          <ns2:ligatures ns2:val="none"/>
         </w:rPr>
         <w:t xml:space="preserve"/>
       </w:r>
@@ -6344,22 +6344,22 @@
           <w:kern w:val="0"/>
           <w:shd w:val="clear" w:color="auto" w:fill="FFFFFF"/>
           <w:lang w:eastAsia="es-PE"/>
-          <w14:ligatures w14:val="none"/>
+          <ns2:ligatures ns2:val="none"/>
         </w:rPr>
         <w:t/>
       </w:r>
     </w:p>
-    <w:p>
+    <w:p ns2:paraId="0E294A1F" ns2:textId="77777777">
       <w:pPr>
         <w:spacing w:line="240" w:lineRule="auto"/>
         <w:rPr>
           <w:rFonts w:ascii="Arial Narrow" w:eastAsia="Arial Narrow" w:hAnsi="Arial Narrow" w:cs="Arial Narrow"/>
           <w:kern w:val="0"/>
-          <w14:ligatures w14:val="none"/>
-        </w:rPr>
-      </w:pPr>
-    </w:p>
-    <w:p>
+          <ns2:ligatures ns2:val="none"/>
+        </w:rPr>
+      </w:pPr>
+    </w:p>
+    <w:p ns2:paraId="04AF7A1A" ns2:textId="2BBE1DA6">
       <w:pPr>
         <w:pStyle w:val="Prrafodelista"/>
         <w:numPr>
@@ -6375,14 +6375,14 @@
         <w:rPr>
           <w:rFonts w:ascii="Arial Narrow" w:eastAsia="Arial Narrow" w:hAnsi="Arial Narrow" w:cs="Arial Narrow"/>
           <w:kern w:val="0"/>
-          <w14:ligatures w14:val="none"/>
-        </w:rPr>
-      </w:pPr>
-      <w:r>
-        <w:rPr>
-          <w:rFonts w:ascii="Arial Narrow" w:eastAsia="Arial Narrow" w:hAnsi="Arial Narrow" w:cs="Arial Narrow"/>
-          <w:kern w:val="0"/>
-          <w14:ligatures w14:val="none"/>
+          <ns2:ligatures ns2:val="none"/>
+        </w:rPr>
+      </w:pPr>
+      <w:r>
+        <w:rPr>
+          <w:rFonts w:ascii="Arial Narrow" w:eastAsia="Arial Narrow" w:hAnsi="Arial Narrow" w:cs="Arial Narrow"/>
+          <w:kern w:val="0"/>
+          <ns2:ligatures ns2:val="none"/>
         </w:rPr>
         <w:t xml:space="preserve">Presunta </w:t>
       </w:r>
@@ -6390,7 +6390,7 @@
         <w:rPr>
           <w:rFonts w:ascii="Arial Narrow" w:eastAsia="Arial Narrow" w:hAnsi="Arial Narrow" w:cs="Arial Narrow"/>
           <w:kern w:val="0"/>
-          <w14:ligatures w14:val="none"/>
+          <ns2:ligatures ns2:val="none"/>
         </w:rPr>
         <w:t>infracción a los artículos 18 y 19 de la Ley 29571, Código de Protección y Defensa del Consumidor</w:t>
       </w:r>
@@ -6398,7 +6398,7 @@
         <w:rPr>
           <w:rFonts w:ascii="Arial Narrow" w:eastAsia="Arial Narrow" w:hAnsi="Arial Narrow" w:cs="Arial Narrow"/>
           <w:kern w:val="0"/>
-          <w14:ligatures w14:val="none"/>
+          <ns2:ligatures ns2:val="none"/>
         </w:rPr>
         <w:t xml:space="preserve">, en tanto </w:t>
       </w:r>
@@ -6406,7 +6406,7 @@
         <w:rPr>
           <w:rFonts w:ascii="Arial Narrow" w:eastAsia="Arial Narrow" w:hAnsi="Arial Narrow" w:cs="Arial Narrow"/>
           <w:kern w:val="0"/>
-          <w14:ligatures w14:val="none"/>
+          <ns2:ligatures ns2:val="none"/>
         </w:rPr>
         <w:t xml:space="preserve">BNP </w:t>
       </w:r>
@@ -6415,7 +6415,7 @@
         <w:rPr>
           <w:rFonts w:ascii="Arial Narrow" w:eastAsia="Arial Narrow" w:hAnsi="Arial Narrow" w:cs="Arial Narrow"/>
           <w:kern w:val="0"/>
-          <w14:ligatures w14:val="none"/>
+          <ns2:ligatures ns2:val="none"/>
         </w:rPr>
         <w:t>Paribas</w:t>
       </w:r>
@@ -6424,7 +6424,7 @@
         <w:rPr>
           <w:rFonts w:ascii="Arial Narrow" w:eastAsia="Arial Narrow" w:hAnsi="Arial Narrow" w:cs="Arial Narrow"/>
           <w:kern w:val="0"/>
-          <w14:ligatures w14:val="none"/>
+          <ns2:ligatures ns2:val="none"/>
         </w:rPr>
         <w:t xml:space="preserve"> </w:t>
       </w:r>
@@ -6433,7 +6433,7 @@
         <w:rPr>
           <w:rFonts w:ascii="Arial Narrow" w:eastAsia="Arial Narrow" w:hAnsi="Arial Narrow" w:cs="Arial Narrow"/>
           <w:kern w:val="0"/>
-          <w14:ligatures w14:val="none"/>
+          <ns2:ligatures ns2:val="none"/>
         </w:rPr>
         <w:t>Cardif</w:t>
       </w:r>
@@ -6442,7 +6442,7 @@
         <w:rPr>
           <w:rFonts w:ascii="Arial Narrow" w:eastAsia="Arial Narrow" w:hAnsi="Arial Narrow" w:cs="Arial Narrow"/>
           <w:kern w:val="0"/>
-          <w14:ligatures w14:val="none"/>
+          <ns2:ligatures ns2:val="none"/>
         </w:rPr>
         <w:t xml:space="preserve"> S.A. Compañía de Seguros y Reaseguros </w:t>
       </w:r>
@@ -6450,7 +6450,7 @@
         <w:rPr>
           <w:rFonts w:ascii="Arial Narrow" w:eastAsia="Arial Narrow" w:hAnsi="Arial Narrow" w:cs="Arial Narrow"/>
           <w:kern w:val="0"/>
-          <w14:ligatures w14:val="none"/>
+          <ns2:ligatures ns2:val="none"/>
         </w:rPr>
         <w:t xml:space="preserve">habría negado </w:t>
       </w:r>
@@ -6458,7 +6458,7 @@
         <w:rPr>
           <w:rFonts w:ascii="Arial Narrow" w:eastAsia="Arial Narrow" w:hAnsi="Arial Narrow" w:cs="Arial Narrow"/>
           <w:kern w:val="0"/>
-          <w14:ligatures w14:val="none"/>
+          <ns2:ligatures ns2:val="none"/>
         </w:rPr>
         <w:t xml:space="preserve">injustificadamente </w:t>
       </w:r>
@@ -6466,7 +6466,7 @@
         <w:rPr>
           <w:rFonts w:ascii="Arial Narrow" w:eastAsia="Arial Narrow" w:hAnsi="Arial Narrow" w:cs="Arial Narrow"/>
           <w:kern w:val="0"/>
-          <w14:ligatures w14:val="none"/>
+          <ns2:ligatures ns2:val="none"/>
         </w:rPr>
         <w:t xml:space="preserve">la cobertura del seguro de desgravamen asociado a la tarjeta de crédito </w:t>
       </w:r>
@@ -6475,7 +6475,7 @@
         <w:rPr>
           <w:rFonts w:ascii="Arial Narrow" w:eastAsia="Arial Narrow" w:hAnsi="Arial Narrow" w:cs="Arial Narrow"/>
           <w:kern w:val="0"/>
-          <w14:ligatures w14:val="none"/>
+          <ns2:ligatures ns2:val="none"/>
         </w:rPr>
         <w:t>Mastercard</w:t>
       </w:r>
@@ -6484,7 +6484,7 @@
         <w:rPr>
           <w:rFonts w:ascii="Arial Narrow" w:eastAsia="Arial Narrow" w:hAnsi="Arial Narrow" w:cs="Arial Narrow"/>
           <w:kern w:val="0"/>
-          <w14:ligatures w14:val="none"/>
+          <ns2:ligatures ns2:val="none"/>
         </w:rPr>
         <w:t xml:space="preserve"> Singular Black </w:t>
       </w:r>
@@ -6493,7 +6493,7 @@
         <w:rPr>
           <w:rFonts w:ascii="Arial Narrow" w:eastAsia="Arial Narrow" w:hAnsi="Arial Narrow" w:cs="Arial Narrow"/>
           <w:kern w:val="0"/>
-          <w14:ligatures w14:val="none"/>
+          <ns2:ligatures ns2:val="none"/>
         </w:rPr>
         <w:t/>
       </w:r>
@@ -6502,7 +6502,7 @@
         <w:rPr>
           <w:rFonts w:ascii="Arial Narrow" w:eastAsia="Arial Narrow" w:hAnsi="Arial Narrow" w:cs="Arial Narrow"/>
           <w:kern w:val="0"/>
-          <w14:ligatures w14:val="none"/>
+          <ns2:ligatures ns2:val="none"/>
         </w:rPr>
         <w:t xml:space="preserve"> 512372****3570</w:t>
       </w:r>
@@ -6510,7 +6510,7 @@
         <w:rPr>
           <w:rFonts w:ascii="Arial Narrow" w:eastAsia="Arial Narrow" w:hAnsi="Arial Narrow" w:cs="Arial Narrow"/>
           <w:kern w:val="0"/>
-          <w14:ligatures w14:val="none"/>
+          <ns2:ligatures ns2:val="none"/>
         </w:rPr>
         <w:t xml:space="preserve"> a la denunciante</w:t>
       </w:r>
@@ -6518,7 +6518,7 @@
         <w:rPr>
           <w:rFonts w:ascii="Arial Narrow" w:eastAsia="Arial Narrow" w:hAnsi="Arial Narrow" w:cs="Arial Narrow"/>
           <w:kern w:val="0"/>
-          <w14:ligatures w14:val="none"/>
+          <ns2:ligatures ns2:val="none"/>
         </w:rPr>
         <w:t xml:space="preserve"> por la invalidez permanente total que padece</w:t>
       </w:r>
@@ -6526,12 +6526,12 @@
         <w:rPr>
           <w:rFonts w:ascii="Arial Narrow" w:eastAsia="Arial Narrow" w:hAnsi="Arial Narrow" w:cs="Arial Narrow"/>
           <w:kern w:val="0"/>
-          <w14:ligatures w14:val="none"/>
+          <ns2:ligatures ns2:val="none"/>
         </w:rPr>
         <w:t>.</w:t>
       </w:r>
     </w:p>
-    <w:p>
+    <w:p ns2:paraId="64B25AE9" ns2:textId="77777777">
       <w:pPr>
         <w:pStyle w:val="Prrafodelista"/>
         <w:spacing w:after="0" w:line="240" w:lineRule="auto"/>
@@ -6540,11 +6540,11 @@
         <w:rPr>
           <w:rFonts w:ascii="Arial Narrow" w:eastAsia="Arial Narrow" w:hAnsi="Arial Narrow" w:cs="Arial Narrow"/>
           <w:kern w:val="0"/>
-          <w14:ligatures w14:val="none"/>
-        </w:rPr>
-      </w:pPr>
-    </w:p>
-    <w:p>
+          <ns2:ligatures ns2:val="none"/>
+        </w:rPr>
+      </w:pPr>
+    </w:p>
+    <w:p ns2:paraId="509BD10B" ns2:textId="52AD0B6A">
       <w:pPr>
         <w:pStyle w:val="Prrafodelista"/>
         <w:numPr>
@@ -6560,14 +6560,14 @@
         <w:rPr>
           <w:rFonts w:ascii="Arial Narrow" w:eastAsia="Arial Narrow" w:hAnsi="Arial Narrow" w:cs="Arial Narrow"/>
           <w:kern w:val="0"/>
-          <w14:ligatures w14:val="none"/>
-        </w:rPr>
-      </w:pPr>
-      <w:r>
-        <w:rPr>
-          <w:rFonts w:ascii="Arial Narrow" w:eastAsia="Arial Narrow" w:hAnsi="Arial Narrow" w:cs="Arial Narrow"/>
-          <w:kern w:val="0"/>
-          <w14:ligatures w14:val="none"/>
+          <ns2:ligatures ns2:val="none"/>
+        </w:rPr>
+      </w:pPr>
+      <w:r>
+        <w:rPr>
+          <w:rFonts w:ascii="Arial Narrow" w:eastAsia="Arial Narrow" w:hAnsi="Arial Narrow" w:cs="Arial Narrow"/>
+          <w:kern w:val="0"/>
+          <ns2:ligatures ns2:val="none"/>
         </w:rPr>
         <w:t xml:space="preserve">Presunta infracción a los artículos 18 y 19 de la Ley 29571, Código de Protección y Defensa del Consumidor, en tanto </w:t>
       </w:r>
@@ -6575,7 +6575,7 @@
         <w:rPr>
           <w:rFonts w:ascii="Arial Narrow" w:eastAsia="Arial Narrow" w:hAnsi="Arial Narrow" w:cs="Arial Narrow"/>
           <w:kern w:val="0"/>
-          <w14:ligatures w14:val="none"/>
+          <ns2:ligatures ns2:val="none"/>
         </w:rPr>
         <w:t xml:space="preserve">BNP </w:t>
       </w:r>
@@ -6584,7 +6584,7 @@
         <w:rPr>
           <w:rFonts w:ascii="Arial Narrow" w:eastAsia="Arial Narrow" w:hAnsi="Arial Narrow" w:cs="Arial Narrow"/>
           <w:kern w:val="0"/>
-          <w14:ligatures w14:val="none"/>
+          <ns2:ligatures ns2:val="none"/>
         </w:rPr>
         <w:t>Paribas</w:t>
       </w:r>
@@ -6593,7 +6593,7 @@
         <w:rPr>
           <w:rFonts w:ascii="Arial Narrow" w:eastAsia="Arial Narrow" w:hAnsi="Arial Narrow" w:cs="Arial Narrow"/>
           <w:kern w:val="0"/>
-          <w14:ligatures w14:val="none"/>
+          <ns2:ligatures ns2:val="none"/>
         </w:rPr>
         <w:t xml:space="preserve"> </w:t>
       </w:r>
@@ -6602,7 +6602,7 @@
         <w:rPr>
           <w:rFonts w:ascii="Arial Narrow" w:eastAsia="Arial Narrow" w:hAnsi="Arial Narrow" w:cs="Arial Narrow"/>
           <w:kern w:val="0"/>
-          <w14:ligatures w14:val="none"/>
+          <ns2:ligatures ns2:val="none"/>
         </w:rPr>
         <w:t>Cardif</w:t>
       </w:r>
@@ -6611,7 +6611,7 @@
         <w:rPr>
           <w:rFonts w:ascii="Arial Narrow" w:eastAsia="Arial Narrow" w:hAnsi="Arial Narrow" w:cs="Arial Narrow"/>
           <w:kern w:val="0"/>
-          <w14:ligatures w14:val="none"/>
+          <ns2:ligatures ns2:val="none"/>
         </w:rPr>
         <w:t xml:space="preserve"> S.A. Compañía de Seguros y Reaseguros </w:t>
       </w:r>
@@ -6619,7 +6619,7 @@
         <w:rPr>
           <w:rFonts w:ascii="Arial Narrow" w:eastAsia="Arial Narrow" w:hAnsi="Arial Narrow" w:cs="Arial Narrow"/>
           <w:kern w:val="0"/>
-          <w14:ligatures w14:val="none"/>
+          <ns2:ligatures ns2:val="none"/>
         </w:rPr>
         <w:t>habría negado</w:t>
       </w:r>
@@ -6627,7 +6627,7 @@
         <w:rPr>
           <w:rFonts w:ascii="Arial Narrow" w:eastAsia="Arial Narrow" w:hAnsi="Arial Narrow" w:cs="Arial Narrow"/>
           <w:kern w:val="0"/>
-          <w14:ligatures w14:val="none"/>
+          <ns2:ligatures ns2:val="none"/>
         </w:rPr>
         <w:t xml:space="preserve"> injustificadamente</w:t>
       </w:r>
@@ -6635,7 +6635,7 @@
         <w:rPr>
           <w:rFonts w:ascii="Arial Narrow" w:eastAsia="Arial Narrow" w:hAnsi="Arial Narrow" w:cs="Arial Narrow"/>
           <w:kern w:val="0"/>
-          <w14:ligatures w14:val="none"/>
+          <ns2:ligatures ns2:val="none"/>
         </w:rPr>
         <w:t xml:space="preserve"> la cobertura del seguro de desgravamen asociado al préstamo personal por S/ 58 814,59</w:t>
       </w:r>
@@ -6643,7 +6643,7 @@
         <w:rPr>
           <w:rFonts w:ascii="Arial Narrow" w:eastAsia="Arial Narrow" w:hAnsi="Arial Narrow" w:cs="Arial Narrow"/>
           <w:kern w:val="0"/>
-          <w14:ligatures w14:val="none"/>
+          <ns2:ligatures ns2:val="none"/>
         </w:rPr>
         <w:t xml:space="preserve"> a la denunciante</w:t>
       </w:r>
@@ -6651,7 +6651,7 @@
         <w:rPr>
           <w:rFonts w:ascii="Arial Narrow" w:eastAsia="Arial Narrow" w:hAnsi="Arial Narrow" w:cs="Arial Narrow"/>
           <w:kern w:val="0"/>
-          <w14:ligatures w14:val="none"/>
+          <ns2:ligatures ns2:val="none"/>
         </w:rPr>
         <w:t xml:space="preserve"> por la invalidez permanente total que padece</w:t>
       </w:r>
@@ -6659,23 +6659,23 @@
         <w:rPr>
           <w:rFonts w:ascii="Arial Narrow" w:eastAsia="Arial Narrow" w:hAnsi="Arial Narrow" w:cs="Arial Narrow"/>
           <w:kern w:val="0"/>
-          <w14:ligatures w14:val="none"/>
+          <ns2:ligatures ns2:val="none"/>
         </w:rPr>
         <w:t>.</w:t>
       </w:r>
     </w:p>
-    <w:p>
+    <w:p ns2:paraId="7F57C842" ns2:textId="77777777">
       <w:pPr>
         <w:pStyle w:val="Prrafodelista"/>
         <w:spacing w:line="240" w:lineRule="auto"/>
         <w:rPr>
           <w:rFonts w:ascii="Arial Narrow" w:eastAsia="Arial Narrow" w:hAnsi="Arial Narrow" w:cs="Arial Narrow"/>
           <w:kern w:val="0"/>
-          <w14:ligatures w14:val="none"/>
-        </w:rPr>
-      </w:pPr>
-    </w:p>
-    <w:p>
+          <ns2:ligatures ns2:val="none"/>
+        </w:rPr>
+      </w:pPr>
+    </w:p>
+    <w:p ns2:paraId="59D5EFA7" ns2:textId="1D2B829A">
       <w:pPr>
         <w:pStyle w:val="Prrafodelista"/>
         <w:numPr>
@@ -6691,14 +6691,14 @@
         <w:rPr>
           <w:rFonts w:ascii="Arial Narrow" w:eastAsia="Arial Narrow" w:hAnsi="Arial Narrow" w:cs="Arial Narrow"/>
           <w:kern w:val="0"/>
-          <w14:ligatures w14:val="none"/>
-        </w:rPr>
-      </w:pPr>
-      <w:r>
-        <w:rPr>
-          <w:rFonts w:ascii="Arial Narrow" w:eastAsia="Arial Narrow" w:hAnsi="Arial Narrow" w:cs="Arial Narrow"/>
-          <w:kern w:val="0"/>
-          <w14:ligatures w14:val="none"/>
+          <ns2:ligatures ns2:val="none"/>
+        </w:rPr>
+      </w:pPr>
+      <w:r>
+        <w:rPr>
+          <w:rFonts w:ascii="Arial Narrow" w:eastAsia="Arial Narrow" w:hAnsi="Arial Narrow" w:cs="Arial Narrow"/>
+          <w:kern w:val="0"/>
+          <ns2:ligatures ns2:val="none"/>
         </w:rPr>
         <w:t xml:space="preserve">Presunta infracción a los artículos 18 y 19 de la Ley 29571, Código de Protección y Defensa del Consumidor, en tanto </w:t>
       </w:r>
@@ -6706,7 +6706,7 @@
         <w:rPr>
           <w:rFonts w:ascii="Arial Narrow" w:eastAsia="Arial Narrow" w:hAnsi="Arial Narrow" w:cs="Arial Narrow"/>
           <w:kern w:val="0"/>
-          <w14:ligatures w14:val="none"/>
+          <ns2:ligatures ns2:val="none"/>
         </w:rPr>
         <w:t xml:space="preserve">Scotiabank Perú S.A.A. habría </w:t>
       </w:r>
@@ -6714,7 +6714,7 @@
         <w:rPr>
           <w:rFonts w:ascii="Arial Narrow" w:eastAsia="Arial Narrow" w:hAnsi="Arial Narrow" w:cs="Arial Narrow"/>
           <w:kern w:val="0"/>
-          <w14:ligatures w14:val="none"/>
+          <ns2:ligatures ns2:val="none"/>
         </w:rPr>
         <w:t>requerido indebidamente</w:t>
       </w:r>
@@ -6722,7 +6722,7 @@
         <w:rPr>
           <w:rFonts w:ascii="Arial Narrow" w:eastAsia="Arial Narrow" w:hAnsi="Arial Narrow" w:cs="Arial Narrow"/>
           <w:kern w:val="0"/>
-          <w14:ligatures w14:val="none"/>
+          <ns2:ligatures ns2:val="none"/>
         </w:rPr>
         <w:t xml:space="preserve"> el 19 de febrero de 2026</w:t>
       </w:r>
@@ -6730,7 +6730,7 @@
         <w:rPr>
           <w:rFonts w:ascii="Arial Narrow" w:eastAsia="Arial Narrow" w:hAnsi="Arial Narrow" w:cs="Arial Narrow"/>
           <w:kern w:val="0"/>
-          <w14:ligatures w14:val="none"/>
+          <ns2:ligatures ns2:val="none"/>
         </w:rPr>
         <w:t xml:space="preserve">, para </w:t>
       </w:r>
@@ -6738,7 +6738,7 @@
         <w:rPr>
           <w:rFonts w:ascii="Arial Narrow" w:eastAsia="Arial Narrow" w:hAnsi="Arial Narrow" w:cs="Arial Narrow"/>
           <w:kern w:val="0"/>
-          <w14:ligatures w14:val="none"/>
+          <ns2:ligatures ns2:val="none"/>
         </w:rPr>
         <w:t xml:space="preserve">la entrega de </w:t>
       </w:r>
@@ -6746,7 +6746,7 @@
         <w:rPr>
           <w:rFonts w:ascii="Arial Narrow" w:eastAsia="Arial Narrow" w:hAnsi="Arial Narrow" w:cs="Arial Narrow"/>
           <w:kern w:val="0"/>
-          <w14:ligatures w14:val="none"/>
+          <ns2:ligatures ns2:val="none"/>
         </w:rPr>
         <w:t>documentación contractual</w:t>
       </w:r>
@@ -6754,7 +6754,7 @@
         <w:rPr>
           <w:rFonts w:ascii="Arial Narrow" w:eastAsia="Arial Narrow" w:hAnsi="Arial Narrow" w:cs="Arial Narrow"/>
           <w:kern w:val="0"/>
-          <w14:ligatures w14:val="none"/>
+          <ns2:ligatures ns2:val="none"/>
         </w:rPr>
         <w:t xml:space="preserve"> vinculada a la tarjeta de crédito </w:t>
       </w:r>
@@ -6763,7 +6763,7 @@
         <w:rPr>
           <w:rFonts w:ascii="Arial Narrow" w:eastAsia="Arial Narrow" w:hAnsi="Arial Narrow" w:cs="Arial Narrow"/>
           <w:kern w:val="0"/>
-          <w14:ligatures w14:val="none"/>
+          <ns2:ligatures ns2:val="none"/>
         </w:rPr>
         <w:t>Mastercard</w:t>
       </w:r>
@@ -6772,7 +6772,7 @@
         <w:rPr>
           <w:rFonts w:ascii="Arial Narrow" w:eastAsia="Arial Narrow" w:hAnsi="Arial Narrow" w:cs="Arial Narrow"/>
           <w:kern w:val="0"/>
-          <w14:ligatures w14:val="none"/>
+          <ns2:ligatures ns2:val="none"/>
         </w:rPr>
         <w:t xml:space="preserve"> Singular Black </w:t>
       </w:r>
@@ -6781,7 +6781,7 @@
         <w:rPr>
           <w:rFonts w:ascii="Arial Narrow" w:eastAsia="Arial Narrow" w:hAnsi="Arial Narrow" w:cs="Arial Narrow"/>
           <w:kern w:val="0"/>
-          <w14:ligatures w14:val="none"/>
+          <ns2:ligatures ns2:val="none"/>
         </w:rPr>
         <w:t/>
       </w:r>
@@ -6790,7 +6790,7 @@
         <w:rPr>
           <w:rFonts w:ascii="Arial Narrow" w:eastAsia="Arial Narrow" w:hAnsi="Arial Narrow" w:cs="Arial Narrow"/>
           <w:kern w:val="0"/>
-          <w14:ligatures w14:val="none"/>
+          <ns2:ligatures ns2:val="none"/>
         </w:rPr>
         <w:t xml:space="preserve"> 512372****3570 y al préstamo personal por S/ 58 814,59, </w:t>
       </w:r>
@@ -6798,7 +6798,7 @@
         <w:rPr>
           <w:rFonts w:ascii="Arial Narrow" w:eastAsia="Arial Narrow" w:hAnsi="Arial Narrow" w:cs="Arial Narrow"/>
           <w:kern w:val="0"/>
-          <w14:ligatures w14:val="none"/>
+          <ns2:ligatures ns2:val="none"/>
         </w:rPr>
         <w:t>el</w:t>
       </w:r>
@@ -6806,7 +6806,7 @@
         <w:rPr>
           <w:rFonts w:ascii="Arial Narrow" w:eastAsia="Arial Narrow" w:hAnsi="Arial Narrow" w:cs="Arial Narrow"/>
           <w:kern w:val="0"/>
-          <w14:ligatures w14:val="none"/>
+          <ns2:ligatures ns2:val="none"/>
         </w:rPr>
         <w:t xml:space="preserve"> pago de un tarifario</w:t>
       </w:r>
@@ -6814,22 +6814,22 @@
         <w:rPr>
           <w:rFonts w:ascii="Arial Narrow" w:eastAsia="Arial Narrow" w:hAnsi="Arial Narrow" w:cs="Arial Narrow"/>
           <w:kern w:val="0"/>
-          <w14:ligatures w14:val="none"/>
+          <ns2:ligatures ns2:val="none"/>
         </w:rPr>
         <w:t>.</w:t>
       </w:r>
     </w:p>
-    <w:p>
+    <w:p ns2:paraId="13B1D7D3" ns2:textId="77777777">
       <w:pPr>
         <w:pStyle w:val="Prrafodelista"/>
         <w:rPr>
           <w:rFonts w:ascii="Arial Narrow" w:eastAsia="Arial Narrow" w:hAnsi="Arial Narrow" w:cs="Arial Narrow"/>
           <w:kern w:val="0"/>
-          <w14:ligatures w14:val="none"/>
-        </w:rPr>
-      </w:pPr>
-    </w:p>
-    <w:p>
+          <ns2:ligatures ns2:val="none"/>
+        </w:rPr>
+      </w:pPr>
+    </w:p>
+    <w:p ns2:paraId="6E3D9382" ns2:textId="707CABFE">
       <w:pPr>
         <w:pStyle w:val="Prrafodelista"/>
         <w:numPr>
@@ -6845,14 +6845,14 @@
         <w:rPr>
           <w:rFonts w:ascii="Arial Narrow" w:eastAsia="Arial Narrow" w:hAnsi="Arial Narrow" w:cs="Arial Narrow"/>
           <w:kern w:val="0"/>
-          <w14:ligatures w14:val="none"/>
-        </w:rPr>
-      </w:pPr>
-      <w:r>
-        <w:rPr>
-          <w:rFonts w:ascii="Arial Narrow" w:eastAsia="Arial Narrow" w:hAnsi="Arial Narrow" w:cs="Arial Narrow"/>
-          <w:kern w:val="0"/>
-          <w14:ligatures w14:val="none"/>
+          <ns2:ligatures ns2:val="none"/>
+        </w:rPr>
+      </w:pPr>
+      <w:r>
+        <w:rPr>
+          <w:rFonts w:ascii="Arial Narrow" w:eastAsia="Arial Narrow" w:hAnsi="Arial Narrow" w:cs="Arial Narrow"/>
+          <w:kern w:val="0"/>
+          <ns2:ligatures ns2:val="none"/>
         </w:rPr>
         <w:t xml:space="preserve">Presunta </w:t>
       </w:r>
@@ -6862,7 +6862,7 @@
           <w:color w:val="000000"/>
           <w:kern w:val="0"/>
           <w:lang w:eastAsia="es-PE"/>
-          <w14:ligatures w14:val="none"/>
+          <ns2:ligatures ns2:val="none"/>
         </w:rPr>
         <w:t>infracción al literal b) del artículo 56 de la Ley 29571, Código de Protección y Defensa del Consumidor</w:t>
       </w:r>
@@ -6870,7 +6870,7 @@
         <w:rPr>
           <w:rFonts w:ascii="Arial Narrow" w:eastAsia="Arial Narrow" w:hAnsi="Arial Narrow" w:cs="Arial Narrow"/>
           <w:kern w:val="0"/>
-          <w14:ligatures w14:val="none"/>
+          <ns2:ligatures ns2:val="none"/>
         </w:rPr>
         <w:t>,</w:t>
       </w:r>
@@ -6878,7 +6878,7 @@
         <w:rPr>
           <w:rFonts w:ascii="Arial Narrow" w:eastAsia="Arial Narrow" w:hAnsi="Arial Narrow" w:cs="Arial Narrow"/>
           <w:kern w:val="0"/>
-          <w14:ligatures w14:val="none"/>
+          <ns2:ligatures ns2:val="none"/>
         </w:rPr>
         <w:t xml:space="preserve"> en tanto </w:t>
       </w:r>
@@ -6886,7 +6886,7 @@
         <w:rPr>
           <w:rFonts w:ascii="Arial Narrow" w:eastAsia="Arial Narrow" w:hAnsi="Arial Narrow" w:cs="Arial Narrow"/>
           <w:kern w:val="0"/>
-          <w14:ligatures w14:val="none"/>
+          <ns2:ligatures ns2:val="none"/>
         </w:rPr>
         <w:t xml:space="preserve">los proveedores denunciados habrían afiliado a la denunciante a un seguro de desgravamen asociado a la tarjeta de crédito </w:t>
       </w:r>
@@ -6895,7 +6895,7 @@
         <w:rPr>
           <w:rFonts w:ascii="Arial Narrow" w:eastAsia="Arial Narrow" w:hAnsi="Arial Narrow" w:cs="Arial Narrow"/>
           <w:kern w:val="0"/>
-          <w14:ligatures w14:val="none"/>
+          <ns2:ligatures ns2:val="none"/>
         </w:rPr>
         <w:t>Mastercard</w:t>
       </w:r>
@@ -6904,7 +6904,7 @@
         <w:rPr>
           <w:rFonts w:ascii="Arial Narrow" w:eastAsia="Arial Narrow" w:hAnsi="Arial Narrow" w:cs="Arial Narrow"/>
           <w:kern w:val="0"/>
-          <w14:ligatures w14:val="none"/>
+          <ns2:ligatures ns2:val="none"/>
         </w:rPr>
         <w:t xml:space="preserve"> Singular Black </w:t>
       </w:r>
@@ -6913,7 +6913,7 @@
         <w:rPr>
           <w:rFonts w:ascii="Arial Narrow" w:eastAsia="Arial Narrow" w:hAnsi="Arial Narrow" w:cs="Arial Narrow"/>
           <w:kern w:val="0"/>
-          <w14:ligatures w14:val="none"/>
+          <ns2:ligatures ns2:val="none"/>
         </w:rPr>
         <w:t/>
       </w:r>
@@ -6922,7 +6922,7 @@
         <w:rPr>
           <w:rFonts w:ascii="Arial Narrow" w:eastAsia="Arial Narrow" w:hAnsi="Arial Narrow" w:cs="Arial Narrow"/>
           <w:kern w:val="0"/>
-          <w14:ligatures w14:val="none"/>
+          <ns2:ligatures ns2:val="none"/>
         </w:rPr>
         <w:t xml:space="preserve"> 512372****3570 sin contar con constancia de aceptación expresa ni su firma en la póliza</w:t>
       </w:r>
@@ -6930,23 +6930,23 @@
         <w:rPr>
           <w:rFonts w:ascii="Arial Narrow" w:eastAsia="Arial Narrow" w:hAnsi="Arial Narrow" w:cs="Arial Narrow"/>
           <w:kern w:val="0"/>
-          <w14:ligatures w14:val="none"/>
+          <ns2:ligatures ns2:val="none"/>
         </w:rPr>
         <w:t>.</w:t>
       </w:r>
     </w:p>
-    <w:p>
+    <w:p ns2:paraId="4B50D491" ns2:textId="77777777">
       <w:pPr>
         <w:pStyle w:val="Prrafodelista"/>
         <w:spacing w:line="240" w:lineRule="auto"/>
         <w:rPr>
           <w:rFonts w:ascii="Arial Narrow" w:eastAsia="Arial Narrow" w:hAnsi="Arial Narrow" w:cs="Arial Narrow"/>
           <w:kern w:val="0"/>
-          <w14:ligatures w14:val="none"/>
-        </w:rPr>
-      </w:pPr>
-    </w:p>
-    <w:p>
+          <ns2:ligatures ns2:val="none"/>
+        </w:rPr>
+      </w:pPr>
+    </w:p>
+    <w:p ns2:paraId="4EDD1D17" ns2:textId="3A0380B7">
       <w:pPr>
         <w:pStyle w:val="Prrafodelista"/>
         <w:numPr>
@@ -6962,14 +6962,14 @@
         <w:rPr>
           <w:rFonts w:ascii="Arial Narrow" w:eastAsia="Arial Narrow" w:hAnsi="Arial Narrow" w:cs="Arial Narrow"/>
           <w:kern w:val="0"/>
-          <w14:ligatures w14:val="none"/>
-        </w:rPr>
-      </w:pPr>
-      <w:r>
-        <w:rPr>
-          <w:rFonts w:ascii="Arial Narrow" w:eastAsia="Arial Narrow" w:hAnsi="Arial Narrow" w:cs="Arial Narrow"/>
-          <w:kern w:val="0"/>
-          <w14:ligatures w14:val="none"/>
+          <ns2:ligatures ns2:val="none"/>
+        </w:rPr>
+      </w:pPr>
+      <w:r>
+        <w:rPr>
+          <w:rFonts w:ascii="Arial Narrow" w:eastAsia="Arial Narrow" w:hAnsi="Arial Narrow" w:cs="Arial Narrow"/>
+          <w:kern w:val="0"/>
+          <ns2:ligatures ns2:val="none"/>
         </w:rPr>
         <w:t xml:space="preserve">Presunta </w:t>
       </w:r>
@@ -6979,7 +6979,7 @@
           <w:color w:val="000000"/>
           <w:kern w:val="0"/>
           <w:lang w:eastAsia="es-PE"/>
-          <w14:ligatures w14:val="none"/>
+          <ns2:ligatures ns2:val="none"/>
         </w:rPr>
         <w:t xml:space="preserve">infracción al literal </w:t>
       </w:r>
@@ -6989,7 +6989,7 @@
           <w:color w:val="000000"/>
           <w:kern w:val="0"/>
           <w:lang w:eastAsia="es-PE"/>
-          <w14:ligatures w14:val="none"/>
+          <ns2:ligatures ns2:val="none"/>
         </w:rPr>
         <w:t>b</w:t>
       </w:r>
@@ -6999,7 +6999,7 @@
           <w:color w:val="000000"/>
           <w:kern w:val="0"/>
           <w:lang w:eastAsia="es-PE"/>
-          <w14:ligatures w14:val="none"/>
+          <ns2:ligatures ns2:val="none"/>
         </w:rPr>
         <w:t>) del artículo 56 de la Ley 29571, Código de Protección y Defensa del Consumidor</w:t>
       </w:r>
@@ -7007,7 +7007,7 @@
         <w:rPr>
           <w:rFonts w:ascii="Arial Narrow" w:eastAsia="Arial Narrow" w:hAnsi="Arial Narrow" w:cs="Arial Narrow"/>
           <w:kern w:val="0"/>
-          <w14:ligatures w14:val="none"/>
+          <ns2:ligatures ns2:val="none"/>
         </w:rPr>
         <w:t>,</w:t>
       </w:r>
@@ -7015,7 +7015,7 @@
         <w:rPr>
           <w:rFonts w:ascii="Arial Narrow" w:eastAsia="Arial Narrow" w:hAnsi="Arial Narrow" w:cs="Arial Narrow"/>
           <w:kern w:val="0"/>
-          <w14:ligatures w14:val="none"/>
+          <ns2:ligatures ns2:val="none"/>
         </w:rPr>
         <w:t xml:space="preserve"> en tanto </w:t>
       </w:r>
@@ -7023,7 +7023,7 @@
         <w:rPr>
           <w:rFonts w:ascii="Arial Narrow" w:eastAsia="Arial Narrow" w:hAnsi="Arial Narrow" w:cs="Arial Narrow"/>
           <w:kern w:val="0"/>
-          <w14:ligatures w14:val="none"/>
+          <ns2:ligatures ns2:val="none"/>
         </w:rPr>
         <w:t xml:space="preserve">los proveedores denunciados habrían afiliado a la denunciante el 22 de abril </w:t>
       </w:r>
@@ -7031,7 +7031,7 @@
         <w:rPr>
           <w:rFonts w:ascii="Arial Narrow" w:eastAsia="Arial Narrow" w:hAnsi="Arial Narrow" w:cs="Arial Narrow"/>
           <w:kern w:val="0"/>
-          <w14:ligatures w14:val="none"/>
+          <ns2:ligatures ns2:val="none"/>
         </w:rPr>
         <w:lastRenderedPageBreak/>
         <w:t>de 2025 a un seguro de desgravamen vinculado al préstamo personal por S/ 58 814,59 sin solicitar declaración jurada de salud ni cuestionario médico</w:t>
@@ -7040,23 +7040,23 @@
         <w:rPr>
           <w:rFonts w:ascii="Arial Narrow" w:eastAsia="Arial Narrow" w:hAnsi="Arial Narrow" w:cs="Arial Narrow"/>
           <w:kern w:val="0"/>
-          <w14:ligatures w14:val="none"/>
+          <ns2:ligatures ns2:val="none"/>
         </w:rPr>
         <w:t xml:space="preserve">. </w:t>
       </w:r>
     </w:p>
-    <w:p>
+    <w:p ns2:paraId="7C2D1102" ns2:textId="77777777">
       <w:pPr>
         <w:pStyle w:val="Prrafodelista"/>
         <w:spacing w:line="240" w:lineRule="auto"/>
         <w:rPr>
           <w:rFonts w:ascii="Arial Narrow" w:eastAsia="Arial Narrow" w:hAnsi="Arial Narrow" w:cs="Arial Narrow"/>
           <w:kern w:val="0"/>
-          <w14:ligatures w14:val="none"/>
-        </w:rPr>
-      </w:pPr>
-    </w:p>
-    <w:p>
+          <ns2:ligatures ns2:val="none"/>
+        </w:rPr>
+      </w:pPr>
+    </w:p>
+    <w:p ns2:paraId="6201F227" ns2:textId="6765F52A">
       <w:pPr>
         <w:pStyle w:val="Prrafodelista"/>
         <w:numPr>
@@ -7072,14 +7072,14 @@
         <w:rPr>
           <w:rFonts w:ascii="Arial Narrow" w:eastAsia="Arial Narrow" w:hAnsi="Arial Narrow" w:cs="Arial Narrow"/>
           <w:kern w:val="0"/>
-          <w14:ligatures w14:val="none"/>
-        </w:rPr>
-      </w:pPr>
-      <w:r>
-        <w:rPr>
-          <w:rFonts w:ascii="Arial Narrow" w:eastAsia="Arial Narrow" w:hAnsi="Arial Narrow" w:cs="Arial Narrow"/>
-          <w:kern w:val="0"/>
-          <w14:ligatures w14:val="none"/>
+          <ns2:ligatures ns2:val="none"/>
+        </w:rPr>
+      </w:pPr>
+      <w:r>
+        <w:rPr>
+          <w:rFonts w:ascii="Arial Narrow" w:eastAsia="Arial Narrow" w:hAnsi="Arial Narrow" w:cs="Arial Narrow"/>
+          <w:kern w:val="0"/>
+          <ns2:ligatures ns2:val="none"/>
         </w:rPr>
         <w:t xml:space="preserve">Presunta infracción al literal e) del artículo 47 de la Ley 29571, Código de Protección y Defensa del Consumidor, en tanto </w:t>
       </w:r>
@@ -7087,7 +7087,7 @@
         <w:rPr>
           <w:rFonts w:ascii="Arial Narrow" w:eastAsia="Arial Narrow" w:hAnsi="Arial Narrow" w:cs="Arial Narrow"/>
           <w:kern w:val="0"/>
-          <w14:ligatures w14:val="none"/>
+          <ns2:ligatures ns2:val="none"/>
         </w:rPr>
         <w:t xml:space="preserve">BNP </w:t>
       </w:r>
@@ -7096,7 +7096,7 @@
         <w:rPr>
           <w:rFonts w:ascii="Arial Narrow" w:eastAsia="Arial Narrow" w:hAnsi="Arial Narrow" w:cs="Arial Narrow"/>
           <w:kern w:val="0"/>
-          <w14:ligatures w14:val="none"/>
+          <ns2:ligatures ns2:val="none"/>
         </w:rPr>
         <w:t>Paribas</w:t>
       </w:r>
@@ -7105,7 +7105,7 @@
         <w:rPr>
           <w:rFonts w:ascii="Arial Narrow" w:eastAsia="Arial Narrow" w:hAnsi="Arial Narrow" w:cs="Arial Narrow"/>
           <w:kern w:val="0"/>
-          <w14:ligatures w14:val="none"/>
+          <ns2:ligatures ns2:val="none"/>
         </w:rPr>
         <w:t xml:space="preserve"> </w:t>
       </w:r>
@@ -7114,7 +7114,7 @@
         <w:rPr>
           <w:rFonts w:ascii="Arial Narrow" w:eastAsia="Arial Narrow" w:hAnsi="Arial Narrow" w:cs="Arial Narrow"/>
           <w:kern w:val="0"/>
-          <w14:ligatures w14:val="none"/>
+          <ns2:ligatures ns2:val="none"/>
         </w:rPr>
         <w:t>Cardif</w:t>
       </w:r>
@@ -7123,7 +7123,7 @@
         <w:rPr>
           <w:rFonts w:ascii="Arial Narrow" w:eastAsia="Arial Narrow" w:hAnsi="Arial Narrow" w:cs="Arial Narrow"/>
           <w:kern w:val="0"/>
-          <w14:ligatures w14:val="none"/>
+          <ns2:ligatures ns2:val="none"/>
         </w:rPr>
         <w:t xml:space="preserve"> S.A. Compañía de Seguros y Reaseguros </w:t>
       </w:r>
@@ -7131,7 +7131,7 @@
         <w:rPr>
           <w:rFonts w:ascii="Arial Narrow" w:eastAsia="Arial Narrow" w:hAnsi="Arial Narrow" w:cs="Arial Narrow"/>
           <w:kern w:val="0"/>
-          <w14:ligatures w14:val="none"/>
+          <ns2:ligatures ns2:val="none"/>
         </w:rPr>
         <w:t xml:space="preserve">no habría remitido a </w:t>
       </w:r>
@@ -7139,7 +7139,7 @@
         <w:rPr>
           <w:rFonts w:ascii="Arial Narrow" w:eastAsia="Arial Narrow" w:hAnsi="Arial Narrow" w:cs="Arial Narrow"/>
           <w:kern w:val="0"/>
-          <w14:ligatures w14:val="none"/>
+          <ns2:ligatures ns2:val="none"/>
         </w:rPr>
         <w:t xml:space="preserve">la denunciante </w:t>
       </w:r>
@@ -7147,7 +7147,7 @@
         <w:rPr>
           <w:rFonts w:ascii="Arial Narrow" w:eastAsia="Arial Narrow" w:hAnsi="Arial Narrow" w:cs="Arial Narrow"/>
           <w:kern w:val="0"/>
-          <w14:ligatures w14:val="none"/>
+          <ns2:ligatures ns2:val="none"/>
         </w:rPr>
         <w:t>los documentos contractuales del</w:t>
       </w:r>
@@ -7155,7 +7155,7 @@
         <w:rPr>
           <w:rFonts w:ascii="Arial Narrow" w:eastAsia="Arial Narrow" w:hAnsi="Arial Narrow" w:cs="Arial Narrow"/>
           <w:kern w:val="0"/>
-          <w14:ligatures w14:val="none"/>
+          <ns2:ligatures ns2:val="none"/>
         </w:rPr>
         <w:t xml:space="preserve"> seguro de desgravamen vinculado a la tarjeta de crédito </w:t>
       </w:r>
@@ -7164,7 +7164,7 @@
         <w:rPr>
           <w:rFonts w:ascii="Arial Narrow" w:eastAsia="Arial Narrow" w:hAnsi="Arial Narrow" w:cs="Arial Narrow"/>
           <w:kern w:val="0"/>
-          <w14:ligatures w14:val="none"/>
+          <ns2:ligatures ns2:val="none"/>
         </w:rPr>
         <w:t>Mastercard</w:t>
       </w:r>
@@ -7173,7 +7173,7 @@
         <w:rPr>
           <w:rFonts w:ascii="Arial Narrow" w:eastAsia="Arial Narrow" w:hAnsi="Arial Narrow" w:cs="Arial Narrow"/>
           <w:kern w:val="0"/>
-          <w14:ligatures w14:val="none"/>
+          <ns2:ligatures ns2:val="none"/>
         </w:rPr>
         <w:t xml:space="preserve"> Singular Black </w:t>
       </w:r>
@@ -7182,7 +7182,7 @@
         <w:rPr>
           <w:rFonts w:ascii="Arial Narrow" w:eastAsia="Arial Narrow" w:hAnsi="Arial Narrow" w:cs="Arial Narrow"/>
           <w:kern w:val="0"/>
-          <w14:ligatures w14:val="none"/>
+          <ns2:ligatures ns2:val="none"/>
         </w:rPr>
         <w:t/>
       </w:r>
@@ -7191,7 +7191,7 @@
         <w:rPr>
           <w:rFonts w:ascii="Arial Narrow" w:eastAsia="Arial Narrow" w:hAnsi="Arial Narrow" w:cs="Arial Narrow"/>
           <w:kern w:val="0"/>
-          <w14:ligatures w14:val="none"/>
+          <ns2:ligatures ns2:val="none"/>
         </w:rPr>
         <w:t xml:space="preserve"> 512372****3570</w:t>
       </w:r>
@@ -7199,7 +7199,7 @@
         <w:rPr>
           <w:rFonts w:ascii="Arial Narrow" w:eastAsia="Arial Narrow" w:hAnsi="Arial Narrow" w:cs="Arial Narrow"/>
           <w:kern w:val="0"/>
-          <w14:ligatures w14:val="none"/>
+          <ns2:ligatures ns2:val="none"/>
         </w:rPr>
         <w:t>,</w:t>
       </w:r>
@@ -7207,7 +7207,7 @@
         <w:rPr>
           <w:rFonts w:ascii="Arial Narrow" w:eastAsia="Arial Narrow" w:hAnsi="Arial Narrow" w:cs="Arial Narrow"/>
           <w:kern w:val="0"/>
-          <w14:ligatures w14:val="none"/>
+          <ns2:ligatures ns2:val="none"/>
         </w:rPr>
         <w:t xml:space="preserve"> pese a sus solicitudes posteriores a la contratación</w:t>
       </w:r>
@@ -7215,23 +7215,23 @@
         <w:rPr>
           <w:rFonts w:ascii="Arial Narrow" w:eastAsia="Arial Narrow" w:hAnsi="Arial Narrow" w:cs="Arial Narrow"/>
           <w:kern w:val="0"/>
-          <w14:ligatures w14:val="none"/>
+          <ns2:ligatures ns2:val="none"/>
         </w:rPr>
         <w:t>.</w:t>
       </w:r>
     </w:p>
-    <w:p>
-      <w:pPr>
-        <w:spacing w:after="0" w:line="240" w:lineRule="auto"/>
-        <w:jc w:val="both"/>
-        <w:rPr>
-          <w:rFonts w:ascii="Arial Narrow" w:eastAsia="Arial Narrow" w:hAnsi="Arial Narrow" w:cs="Arial Narrow"/>
-          <w:kern w:val="0"/>
-          <w14:ligatures w14:val="none"/>
-        </w:rPr>
-      </w:pPr>
-    </w:p>
-    <w:p>
+    <w:p ns2:paraId="50B9F64C" ns2:textId="77777777">
+      <w:pPr>
+        <w:spacing w:after="0" w:line="240" w:lineRule="auto"/>
+        <w:jc w:val="both"/>
+        <w:rPr>
+          <w:rFonts w:ascii="Arial Narrow" w:eastAsia="Arial Narrow" w:hAnsi="Arial Narrow" w:cs="Arial Narrow"/>
+          <w:kern w:val="0"/>
+          <ns2:ligatures ns2:val="none"/>
+        </w:rPr>
+      </w:pPr>
+    </w:p>
+    <w:p ns2:paraId="0978D918" ns2:textId="46F27604">
       <w:pPr>
         <w:pStyle w:val="Prrafodelista"/>
         <w:numPr>
@@ -7244,14 +7244,14 @@
         <w:rPr>
           <w:rFonts w:ascii="Arial Narrow" w:eastAsia="Arial Narrow" w:hAnsi="Arial Narrow" w:cs="Arial Narrow"/>
           <w:kern w:val="0"/>
-          <w14:ligatures w14:val="none"/>
-        </w:rPr>
-      </w:pPr>
-      <w:r>
-        <w:rPr>
-          <w:rFonts w:ascii="Arial Narrow" w:eastAsia="Arial Narrow" w:hAnsi="Arial Narrow" w:cs="Arial Narrow"/>
-          <w:kern w:val="0"/>
-          <w14:ligatures w14:val="none"/>
+          <ns2:ligatures ns2:val="none"/>
+        </w:rPr>
+      </w:pPr>
+      <w:r>
+        <w:rPr>
+          <w:rFonts w:ascii="Arial Narrow" w:eastAsia="Arial Narrow" w:hAnsi="Arial Narrow" w:cs="Arial Narrow"/>
+          <w:kern w:val="0"/>
+          <ns2:ligatures ns2:val="none"/>
         </w:rPr>
         <w:t xml:space="preserve">Presunta infracción al literal e) del artículo 47 de la Ley 29571, Código de Protección y Defensa del Consumidor, en tanto </w:t>
       </w:r>
@@ -7259,7 +7259,7 @@
         <w:rPr>
           <w:rFonts w:ascii="Arial Narrow" w:eastAsia="Arial Narrow" w:hAnsi="Arial Narrow" w:cs="Arial Narrow"/>
           <w:kern w:val="0"/>
-          <w14:ligatures w14:val="none"/>
+          <ns2:ligatures ns2:val="none"/>
         </w:rPr>
         <w:t xml:space="preserve">BNP </w:t>
       </w:r>
@@ -7268,7 +7268,7 @@
         <w:rPr>
           <w:rFonts w:ascii="Arial Narrow" w:eastAsia="Arial Narrow" w:hAnsi="Arial Narrow" w:cs="Arial Narrow"/>
           <w:kern w:val="0"/>
-          <w14:ligatures w14:val="none"/>
+          <ns2:ligatures ns2:val="none"/>
         </w:rPr>
         <w:t>Paribas</w:t>
       </w:r>
@@ -7277,7 +7277,7 @@
         <w:rPr>
           <w:rFonts w:ascii="Arial Narrow" w:eastAsia="Arial Narrow" w:hAnsi="Arial Narrow" w:cs="Arial Narrow"/>
           <w:kern w:val="0"/>
-          <w14:ligatures w14:val="none"/>
+          <ns2:ligatures ns2:val="none"/>
         </w:rPr>
         <w:t xml:space="preserve"> </w:t>
       </w:r>
@@ -7286,7 +7286,7 @@
         <w:rPr>
           <w:rFonts w:ascii="Arial Narrow" w:eastAsia="Arial Narrow" w:hAnsi="Arial Narrow" w:cs="Arial Narrow"/>
           <w:kern w:val="0"/>
-          <w14:ligatures w14:val="none"/>
+          <ns2:ligatures ns2:val="none"/>
         </w:rPr>
         <w:t>Cardif</w:t>
       </w:r>
@@ -7295,7 +7295,7 @@
         <w:rPr>
           <w:rFonts w:ascii="Arial Narrow" w:eastAsia="Arial Narrow" w:hAnsi="Arial Narrow" w:cs="Arial Narrow"/>
           <w:kern w:val="0"/>
-          <w14:ligatures w14:val="none"/>
+          <ns2:ligatures ns2:val="none"/>
         </w:rPr>
         <w:t xml:space="preserve"> S.A. Compañía de Seguros y Reaseguros </w:t>
       </w:r>
@@ -7303,7 +7303,7 @@
         <w:rPr>
           <w:rFonts w:ascii="Arial Narrow" w:eastAsia="Arial Narrow" w:hAnsi="Arial Narrow" w:cs="Arial Narrow"/>
           <w:kern w:val="0"/>
-          <w14:ligatures w14:val="none"/>
+          <ns2:ligatures ns2:val="none"/>
         </w:rPr>
         <w:t xml:space="preserve">no habría remitido a </w:t>
       </w:r>
@@ -7311,7 +7311,7 @@
         <w:rPr>
           <w:rFonts w:ascii="Arial Narrow" w:eastAsia="Arial Narrow" w:hAnsi="Arial Narrow" w:cs="Arial Narrow"/>
           <w:kern w:val="0"/>
-          <w14:ligatures w14:val="none"/>
+          <ns2:ligatures ns2:val="none"/>
         </w:rPr>
         <w:t xml:space="preserve">la denunciante </w:t>
       </w:r>
@@ -7319,7 +7319,7 @@
         <w:rPr>
           <w:rFonts w:ascii="Arial Narrow" w:eastAsia="Arial Narrow" w:hAnsi="Arial Narrow" w:cs="Arial Narrow"/>
           <w:kern w:val="0"/>
-          <w14:ligatures w14:val="none"/>
+          <ns2:ligatures ns2:val="none"/>
         </w:rPr>
         <w:t>los documentos contractuales del</w:t>
       </w:r>
@@ -7327,7 +7327,7 @@
         <w:rPr>
           <w:rFonts w:ascii="Arial Narrow" w:eastAsia="Arial Narrow" w:hAnsi="Arial Narrow" w:cs="Arial Narrow"/>
           <w:kern w:val="0"/>
-          <w14:ligatures w14:val="none"/>
+          <ns2:ligatures ns2:val="none"/>
         </w:rPr>
         <w:t xml:space="preserve"> seguro de desgravamen vinculado al préstamo personal por S/ 58 814,59</w:t>
       </w:r>
@@ -7335,7 +7335,7 @@
         <w:rPr>
           <w:rFonts w:ascii="Arial Narrow" w:eastAsia="Arial Narrow" w:hAnsi="Arial Narrow" w:cs="Arial Narrow"/>
           <w:kern w:val="0"/>
-          <w14:ligatures w14:val="none"/>
+          <ns2:ligatures ns2:val="none"/>
         </w:rPr>
         <w:t>,</w:t>
       </w:r>
@@ -7343,7 +7343,7 @@
         <w:rPr>
           <w:rFonts w:ascii="Arial Narrow" w:eastAsia="Arial Narrow" w:hAnsi="Arial Narrow" w:cs="Arial Narrow"/>
           <w:kern w:val="0"/>
-          <w14:ligatures w14:val="none"/>
+          <ns2:ligatures ns2:val="none"/>
         </w:rPr>
         <w:t xml:space="preserve"> pese a sus solicitudes posteriores a la contratación</w:t>
       </w:r>
@@ -7351,23 +7351,23 @@
         <w:rPr>
           <w:rFonts w:ascii="Arial Narrow" w:eastAsia="Arial Narrow" w:hAnsi="Arial Narrow" w:cs="Arial Narrow"/>
           <w:kern w:val="0"/>
-          <w14:ligatures w14:val="none"/>
+          <ns2:ligatures ns2:val="none"/>
         </w:rPr>
         <w:t>.</w:t>
       </w:r>
     </w:p>
-    <w:p>
-      <w:pPr>
-        <w:spacing w:after="0" w:line="240" w:lineRule="auto"/>
-        <w:jc w:val="both"/>
-        <w:rPr>
-          <w:rFonts w:ascii="Arial Narrow" w:eastAsia="Arial Narrow" w:hAnsi="Arial Narrow" w:cs="Arial Narrow"/>
-          <w:kern w:val="0"/>
-          <w14:ligatures w14:val="none"/>
-        </w:rPr>
-      </w:pPr>
-    </w:p>
-    <w:p>
+    <w:p ns2:paraId="579F377F" ns2:textId="77777777">
+      <w:pPr>
+        <w:spacing w:after="0" w:line="240" w:lineRule="auto"/>
+        <w:jc w:val="both"/>
+        <w:rPr>
+          <w:rFonts w:ascii="Arial Narrow" w:eastAsia="Arial Narrow" w:hAnsi="Arial Narrow" w:cs="Arial Narrow"/>
+          <w:kern w:val="0"/>
+          <ns2:ligatures ns2:val="none"/>
+        </w:rPr>
+      </w:pPr>
+    </w:p>
+    <w:p ns2:paraId="60817FEF" ns2:textId="4DCB6297">
       <w:pPr>
         <w:pStyle w:val="Prrafodelista"/>
         <w:numPr>
@@ -7383,14 +7383,14 @@
         <w:rPr>
           <w:rFonts w:ascii="Arial Narrow" w:eastAsia="Arial Narrow" w:hAnsi="Arial Narrow" w:cs="Arial Narrow"/>
           <w:kern w:val="0"/>
-          <w14:ligatures w14:val="none"/>
-        </w:rPr>
-      </w:pPr>
-      <w:r>
-        <w:rPr>
-          <w:rFonts w:ascii="Arial Narrow" w:eastAsia="Arial Narrow" w:hAnsi="Arial Narrow" w:cs="Arial Narrow"/>
-          <w:kern w:val="0"/>
-          <w14:ligatures w14:val="none"/>
+          <ns2:ligatures ns2:val="none"/>
+        </w:rPr>
+      </w:pPr>
+      <w:r>
+        <w:rPr>
+          <w:rFonts w:ascii="Arial Narrow" w:eastAsia="Arial Narrow" w:hAnsi="Arial Narrow" w:cs="Arial Narrow"/>
+          <w:kern w:val="0"/>
+          <ns2:ligatures ns2:val="none"/>
         </w:rPr>
         <w:t xml:space="preserve">Presunta </w:t>
       </w:r>
@@ -7398,7 +7398,7 @@
         <w:rPr>
           <w:rFonts w:ascii="Arial Narrow" w:eastAsia="Arial Narrow" w:hAnsi="Arial Narrow" w:cs="Arial Narrow"/>
           <w:kern w:val="0"/>
-          <w14:ligatures w14:val="none"/>
+          <ns2:ligatures ns2:val="none"/>
         </w:rPr>
         <w:t>infracción al artículo 1, numeral 1, literal b) y al artículo 2 de la Ley 29571, Código de Protección y Defensa del Consumidor</w:t>
       </w:r>
@@ -7406,7 +7406,7 @@
         <w:rPr>
           <w:rFonts w:ascii="Arial Narrow" w:eastAsia="Arial Narrow" w:hAnsi="Arial Narrow" w:cs="Arial Narrow"/>
           <w:kern w:val="0"/>
-          <w14:ligatures w14:val="none"/>
+          <ns2:ligatures ns2:val="none"/>
         </w:rPr>
         <w:t xml:space="preserve">, en tanto </w:t>
       </w:r>
@@ -7414,7 +7414,7 @@
         <w:rPr>
           <w:rFonts w:ascii="Arial Narrow" w:eastAsia="Arial Narrow" w:hAnsi="Arial Narrow" w:cs="Arial Narrow"/>
           <w:kern w:val="0"/>
-          <w14:ligatures w14:val="none"/>
+          <ns2:ligatures ns2:val="none"/>
         </w:rPr>
         <w:t xml:space="preserve">Scotiabank Perú S.A.A. </w:t>
       </w:r>
@@ -7422,7 +7422,7 @@
         <w:rPr>
           <w:rFonts w:ascii="Arial Narrow" w:eastAsia="Arial Narrow" w:hAnsi="Arial Narrow" w:cs="Arial Narrow"/>
           <w:kern w:val="0"/>
-          <w14:ligatures w14:val="none"/>
+          <ns2:ligatures ns2:val="none"/>
         </w:rPr>
         <w:t xml:space="preserve">habría comercializado telefónicamente el 13 de abril de 2025 la tarjeta de crédito </w:t>
       </w:r>
@@ -7431,7 +7431,7 @@
         <w:rPr>
           <w:rFonts w:ascii="Arial Narrow" w:eastAsia="Arial Narrow" w:hAnsi="Arial Narrow" w:cs="Arial Narrow"/>
           <w:kern w:val="0"/>
-          <w14:ligatures w14:val="none"/>
+          <ns2:ligatures ns2:val="none"/>
         </w:rPr>
         <w:t>Mastercard</w:t>
       </w:r>
@@ -7440,7 +7440,7 @@
         <w:rPr>
           <w:rFonts w:ascii="Arial Narrow" w:eastAsia="Arial Narrow" w:hAnsi="Arial Narrow" w:cs="Arial Narrow"/>
           <w:kern w:val="0"/>
-          <w14:ligatures w14:val="none"/>
+          <ns2:ligatures ns2:val="none"/>
         </w:rPr>
         <w:t xml:space="preserve"> Singular Black </w:t>
       </w:r>
@@ -7449,7 +7449,7 @@
         <w:rPr>
           <w:rFonts w:ascii="Arial Narrow" w:eastAsia="Arial Narrow" w:hAnsi="Arial Narrow" w:cs="Arial Narrow"/>
           <w:kern w:val="0"/>
-          <w14:ligatures w14:val="none"/>
+          <ns2:ligatures ns2:val="none"/>
         </w:rPr>
         <w:t/>
       </w:r>
@@ -7458,7 +7458,7 @@
         <w:rPr>
           <w:rFonts w:ascii="Arial Narrow" w:eastAsia="Arial Narrow" w:hAnsi="Arial Narrow" w:cs="Arial Narrow"/>
           <w:kern w:val="0"/>
-          <w14:ligatures w14:val="none"/>
+          <ns2:ligatures ns2:val="none"/>
         </w:rPr>
         <w:t xml:space="preserve"> 512372****3570 sin informar de manera clara, previa y expresa las exclusiones por enfermedades preexistentes del seguro de desgravamen asociado emitido por </w:t>
       </w:r>
@@ -7466,7 +7466,7 @@
         <w:rPr>
           <w:rFonts w:ascii="Arial Narrow" w:eastAsia="Arial Narrow" w:hAnsi="Arial Narrow" w:cs="Arial Narrow"/>
           <w:kern w:val="0"/>
-          <w14:ligatures w14:val="none"/>
+          <ns2:ligatures ns2:val="none"/>
         </w:rPr>
         <w:t xml:space="preserve">BNP </w:t>
       </w:r>
@@ -7475,7 +7475,7 @@
         <w:rPr>
           <w:rFonts w:ascii="Arial Narrow" w:eastAsia="Arial Narrow" w:hAnsi="Arial Narrow" w:cs="Arial Narrow"/>
           <w:kern w:val="0"/>
-          <w14:ligatures w14:val="none"/>
+          <ns2:ligatures ns2:val="none"/>
         </w:rPr>
         <w:t>Paribas</w:t>
       </w:r>
@@ -7484,7 +7484,7 @@
         <w:rPr>
           <w:rFonts w:ascii="Arial Narrow" w:eastAsia="Arial Narrow" w:hAnsi="Arial Narrow" w:cs="Arial Narrow"/>
           <w:kern w:val="0"/>
-          <w14:ligatures w14:val="none"/>
+          <ns2:ligatures ns2:val="none"/>
         </w:rPr>
         <w:t xml:space="preserve"> </w:t>
       </w:r>
@@ -7493,7 +7493,7 @@
         <w:rPr>
           <w:rFonts w:ascii="Arial Narrow" w:eastAsia="Arial Narrow" w:hAnsi="Arial Narrow" w:cs="Arial Narrow"/>
           <w:kern w:val="0"/>
-          <w14:ligatures w14:val="none"/>
+          <ns2:ligatures ns2:val="none"/>
         </w:rPr>
         <w:t>Cardif</w:t>
       </w:r>
@@ -7502,7 +7502,7 @@
         <w:rPr>
           <w:rFonts w:ascii="Arial Narrow" w:eastAsia="Arial Narrow" w:hAnsi="Arial Narrow" w:cs="Arial Narrow"/>
           <w:kern w:val="0"/>
-          <w14:ligatures w14:val="none"/>
+          <ns2:ligatures ns2:val="none"/>
         </w:rPr>
         <w:t xml:space="preserve"> S.A. Compañía de Seguros y Reaseguros</w:t>
       </w:r>
@@ -7510,12 +7510,12 @@
         <w:rPr>
           <w:rFonts w:ascii="Arial Narrow" w:eastAsia="Arial Narrow" w:hAnsi="Arial Narrow" w:cs="Arial Narrow"/>
           <w:kern w:val="0"/>
-          <w14:ligatures w14:val="none"/>
+          <ns2:ligatures ns2:val="none"/>
         </w:rPr>
         <w:t>.</w:t>
       </w:r>
     </w:p>
-    <w:p>
+    <w:p ns2:paraId="4F28DF25" ns2:textId="77777777">
       <w:pPr>
         <w:pStyle w:val="Prrafodelista"/>
         <w:spacing w:after="0" w:line="240" w:lineRule="auto"/>
@@ -7524,11 +7524,11 @@
         <w:rPr>
           <w:rFonts w:ascii="Arial Narrow" w:eastAsia="Arial Narrow" w:hAnsi="Arial Narrow" w:cs="Arial Narrow"/>
           <w:kern w:val="0"/>
-          <w14:ligatures w14:val="none"/>
-        </w:rPr>
-      </w:pPr>
-    </w:p>
-    <w:p>
+          <ns2:ligatures ns2:val="none"/>
+        </w:rPr>
+      </w:pPr>
+    </w:p>
+    <w:p ns2:paraId="615B197B" ns2:textId="7BFF7711">
       <w:pPr>
         <w:pStyle w:val="Prrafodelista"/>
         <w:numPr>
@@ -7544,14 +7544,14 @@
         <w:rPr>
           <w:rFonts w:ascii="Arial Narrow" w:eastAsia="Arial Narrow" w:hAnsi="Arial Narrow" w:cs="Arial Narrow"/>
           <w:kern w:val="0"/>
-          <w14:ligatures w14:val="none"/>
-        </w:rPr>
-      </w:pPr>
-      <w:r>
-        <w:rPr>
-          <w:rFonts w:ascii="Arial Narrow" w:eastAsia="Arial Narrow" w:hAnsi="Arial Narrow" w:cs="Arial Narrow"/>
-          <w:kern w:val="0"/>
-          <w14:ligatures w14:val="none"/>
+          <ns2:ligatures ns2:val="none"/>
+        </w:rPr>
+      </w:pPr>
+      <w:r>
+        <w:rPr>
+          <w:rFonts w:ascii="Arial Narrow" w:eastAsia="Arial Narrow" w:hAnsi="Arial Narrow" w:cs="Arial Narrow"/>
+          <w:kern w:val="0"/>
+          <ns2:ligatures ns2:val="none"/>
         </w:rPr>
         <w:t xml:space="preserve">Presunta </w:t>
       </w:r>
@@ -7559,7 +7559,7 @@
         <w:rPr>
           <w:rFonts w:ascii="Arial Narrow" w:eastAsia="Arial Narrow" w:hAnsi="Arial Narrow" w:cs="Arial Narrow"/>
           <w:kern w:val="0"/>
-          <w14:ligatures w14:val="none"/>
+          <ns2:ligatures ns2:val="none"/>
         </w:rPr>
         <w:t>infracción al artículo 1, numeral 1, literal b) y al artículo 2 de la Ley 29571, Código de Protección y Defensa del Consumidor</w:t>
       </w:r>
@@ -7567,7 +7567,7 @@
         <w:rPr>
           <w:rFonts w:ascii="Arial Narrow" w:eastAsia="Arial Narrow" w:hAnsi="Arial Narrow" w:cs="Arial Narrow"/>
           <w:kern w:val="0"/>
-          <w14:ligatures w14:val="none"/>
+          <ns2:ligatures ns2:val="none"/>
         </w:rPr>
         <w:t xml:space="preserve">, en tanto </w:t>
       </w:r>
@@ -7575,7 +7575,7 @@
         <w:rPr>
           <w:rFonts w:ascii="Arial Narrow" w:eastAsia="Arial Narrow" w:hAnsi="Arial Narrow" w:cs="Arial Narrow"/>
           <w:kern w:val="0"/>
-          <w14:ligatures w14:val="none"/>
+          <ns2:ligatures ns2:val="none"/>
         </w:rPr>
         <w:t xml:space="preserve">Scotiabank Perú S.A.A. </w:t>
       </w:r>
@@ -7583,7 +7583,7 @@
         <w:rPr>
           <w:rFonts w:ascii="Arial Narrow" w:eastAsia="Arial Narrow" w:hAnsi="Arial Narrow" w:cs="Arial Narrow"/>
           <w:kern w:val="0"/>
-          <w14:ligatures w14:val="none"/>
+          <ns2:ligatures ns2:val="none"/>
         </w:rPr>
         <w:t xml:space="preserve">habría comercializado telefónicamente el 22 de abril de 2025 el préstamo personal por S/ 58 814,59 sin informar de manera clara, previa y expresa las exclusiones por enfermedades preexistentes del seguro de desgravamen asociado emitido por </w:t>
       </w:r>
@@ -7591,7 +7591,7 @@
         <w:rPr>
           <w:rFonts w:ascii="Arial Narrow" w:eastAsia="Arial Narrow" w:hAnsi="Arial Narrow" w:cs="Arial Narrow"/>
           <w:kern w:val="0"/>
-          <w14:ligatures w14:val="none"/>
+          <ns2:ligatures ns2:val="none"/>
         </w:rPr>
         <w:t xml:space="preserve">BNP </w:t>
       </w:r>
@@ -7600,7 +7600,7 @@
         <w:rPr>
           <w:rFonts w:ascii="Arial Narrow" w:eastAsia="Arial Narrow" w:hAnsi="Arial Narrow" w:cs="Arial Narrow"/>
           <w:kern w:val="0"/>
-          <w14:ligatures w14:val="none"/>
+          <ns2:ligatures ns2:val="none"/>
         </w:rPr>
         <w:t>Paribas</w:t>
       </w:r>
@@ -7609,7 +7609,7 @@
         <w:rPr>
           <w:rFonts w:ascii="Arial Narrow" w:eastAsia="Arial Narrow" w:hAnsi="Arial Narrow" w:cs="Arial Narrow"/>
           <w:kern w:val="0"/>
-          <w14:ligatures w14:val="none"/>
+          <ns2:ligatures ns2:val="none"/>
         </w:rPr>
         <w:t xml:space="preserve"> </w:t>
       </w:r>
@@ -7618,7 +7618,7 @@
         <w:rPr>
           <w:rFonts w:ascii="Arial Narrow" w:eastAsia="Arial Narrow" w:hAnsi="Arial Narrow" w:cs="Arial Narrow"/>
           <w:kern w:val="0"/>
-          <w14:ligatures w14:val="none"/>
+          <ns2:ligatures ns2:val="none"/>
         </w:rPr>
         <w:t>Cardif</w:t>
       </w:r>
@@ -7627,7 +7627,7 @@
         <w:rPr>
           <w:rFonts w:ascii="Arial Narrow" w:eastAsia="Arial Narrow" w:hAnsi="Arial Narrow" w:cs="Arial Narrow"/>
           <w:kern w:val="0"/>
-          <w14:ligatures w14:val="none"/>
+          <ns2:ligatures ns2:val="none"/>
         </w:rPr>
         <w:t xml:space="preserve"> S.A. Compañía de Seguros y Reaseguros</w:t>
       </w:r>
@@ -7635,23 +7635,23 @@
         <w:rPr>
           <w:rFonts w:ascii="Arial Narrow" w:eastAsia="Arial Narrow" w:hAnsi="Arial Narrow" w:cs="Arial Narrow"/>
           <w:kern w:val="0"/>
-          <w14:ligatures w14:val="none"/>
+          <ns2:ligatures ns2:val="none"/>
         </w:rPr>
         <w:t>.</w:t>
       </w:r>
     </w:p>
-    <w:p>
-      <w:pPr>
-        <w:spacing w:after="0" w:line="240" w:lineRule="auto"/>
-        <w:jc w:val="both"/>
-        <w:rPr>
-          <w:rFonts w:ascii="Arial Narrow" w:eastAsia="Arial Narrow" w:hAnsi="Arial Narrow" w:cs="Arial Narrow"/>
-          <w:kern w:val="0"/>
-          <w14:ligatures w14:val="none"/>
-        </w:rPr>
-      </w:pPr>
-    </w:p>
-    <w:p>
+    <w:p ns2:paraId="0E90F07C" ns2:textId="77777777">
+      <w:pPr>
+        <w:spacing w:after="0" w:line="240" w:lineRule="auto"/>
+        <w:jc w:val="both"/>
+        <w:rPr>
+          <w:rFonts w:ascii="Arial Narrow" w:eastAsia="Arial Narrow" w:hAnsi="Arial Narrow" w:cs="Arial Narrow"/>
+          <w:kern w:val="0"/>
+          <ns2:ligatures ns2:val="none"/>
+        </w:rPr>
+      </w:pPr>
+    </w:p>
+    <w:p ns2:paraId="21841894" ns2:textId="2FAE8338">
       <w:pPr>
         <w:pStyle w:val="Prrafodelista"/>
         <w:numPr>
@@ -7667,14 +7667,14 @@
         <w:rPr>
           <w:rFonts w:ascii="Arial Narrow" w:eastAsia="Arial Narrow" w:hAnsi="Arial Narrow" w:cs="Arial Narrow"/>
           <w:kern w:val="0"/>
-          <w14:ligatures w14:val="none"/>
-        </w:rPr>
-      </w:pPr>
-      <w:r>
-        <w:rPr>
-          <w:rFonts w:ascii="Arial Narrow" w:eastAsia="Arial Narrow" w:hAnsi="Arial Narrow" w:cs="Arial Narrow"/>
-          <w:kern w:val="0"/>
-          <w14:ligatures w14:val="none"/>
+          <ns2:ligatures ns2:val="none"/>
+        </w:rPr>
+      </w:pPr>
+      <w:r>
+        <w:rPr>
+          <w:rFonts w:ascii="Arial Narrow" w:eastAsia="Arial Narrow" w:hAnsi="Arial Narrow" w:cs="Arial Narrow"/>
+          <w:kern w:val="0"/>
+          <ns2:ligatures ns2:val="none"/>
         </w:rPr>
         <w:t xml:space="preserve">Presunta </w:t>
       </w:r>
@@ -7682,7 +7682,7 @@
         <w:rPr>
           <w:rFonts w:ascii="Arial Narrow" w:eastAsia="Arial Narrow" w:hAnsi="Arial Narrow" w:cs="Arial Narrow"/>
           <w:kern w:val="0"/>
-          <w14:ligatures w14:val="none"/>
+          <ns2:ligatures ns2:val="none"/>
         </w:rPr>
         <w:t>infracción al artículo 1, numeral 1, literal b) y al artículo 2 de la Ley 29571, Código de Protección y Defensa del Consumidor</w:t>
       </w:r>
@@ -7690,7 +7690,7 @@
         <w:rPr>
           <w:rFonts w:ascii="Arial Narrow" w:eastAsia="Arial Narrow" w:hAnsi="Arial Narrow" w:cs="Arial Narrow"/>
           <w:kern w:val="0"/>
-          <w14:ligatures w14:val="none"/>
+          <ns2:ligatures ns2:val="none"/>
         </w:rPr>
         <w:t xml:space="preserve">, en tanto </w:t>
       </w:r>
@@ -7698,7 +7698,7 @@
         <w:rPr>
           <w:rFonts w:ascii="Arial Narrow" w:eastAsia="Arial Narrow" w:hAnsi="Arial Narrow" w:cs="Arial Narrow"/>
           <w:kern w:val="0"/>
-          <w14:ligatures w14:val="none"/>
+          <ns2:ligatures ns2:val="none"/>
         </w:rPr>
         <w:t xml:space="preserve">Scotiabank Perú S.A.A. </w:t>
       </w:r>
@@ -7706,7 +7706,7 @@
         <w:rPr>
           <w:rFonts w:ascii="Arial Narrow" w:eastAsia="Arial Narrow" w:hAnsi="Arial Narrow" w:cs="Arial Narrow"/>
           <w:kern w:val="0"/>
-          <w14:ligatures w14:val="none"/>
+          <ns2:ligatures ns2:val="none"/>
         </w:rPr>
         <w:t xml:space="preserve">no habría cumplido con entregar a la denunciante los audios completos de contratación de la tarjeta de crédito </w:t>
       </w:r>
@@ -7715,7 +7715,7 @@
         <w:rPr>
           <w:rFonts w:ascii="Arial Narrow" w:eastAsia="Arial Narrow" w:hAnsi="Arial Narrow" w:cs="Arial Narrow"/>
           <w:kern w:val="0"/>
-          <w14:ligatures w14:val="none"/>
+          <ns2:ligatures ns2:val="none"/>
         </w:rPr>
         <w:t>Mastercard</w:t>
       </w:r>
@@ -7724,7 +7724,7 @@
         <w:rPr>
           <w:rFonts w:ascii="Arial Narrow" w:eastAsia="Arial Narrow" w:hAnsi="Arial Narrow" w:cs="Arial Narrow"/>
           <w:kern w:val="0"/>
-          <w14:ligatures w14:val="none"/>
+          <ns2:ligatures ns2:val="none"/>
         </w:rPr>
         <w:t xml:space="preserve"> Singular Black </w:t>
       </w:r>
@@ -7733,7 +7733,7 @@
         <w:rPr>
           <w:rFonts w:ascii="Arial Narrow" w:eastAsia="Arial Narrow" w:hAnsi="Arial Narrow" w:cs="Arial Narrow"/>
           <w:kern w:val="0"/>
-          <w14:ligatures w14:val="none"/>
+          <ns2:ligatures ns2:val="none"/>
         </w:rPr>
         <w:t/>
       </w:r>
@@ -7742,7 +7742,7 @@
         <w:rPr>
           <w:rFonts w:ascii="Arial Narrow" w:eastAsia="Arial Narrow" w:hAnsi="Arial Narrow" w:cs="Arial Narrow"/>
           <w:kern w:val="0"/>
-          <w14:ligatures w14:val="none"/>
+          <ns2:ligatures ns2:val="none"/>
         </w:rPr>
         <w:t xml:space="preserve"> 512372****3570</w:t>
       </w:r>
@@ -7750,7 +7750,7 @@
         <w:rPr>
           <w:rFonts w:ascii="Arial Narrow" w:eastAsia="Arial Narrow" w:hAnsi="Arial Narrow" w:cs="Arial Narrow"/>
           <w:kern w:val="0"/>
-          <w14:ligatures w14:val="none"/>
+          <ns2:ligatures ns2:val="none"/>
         </w:rPr>
         <w:t xml:space="preserve"> y del préstamo personal por S/ 58 814,59,</w:t>
       </w:r>
@@ -7758,7 +7758,7 @@
         <w:rPr>
           <w:rFonts w:ascii="Arial Narrow" w:eastAsia="Arial Narrow" w:hAnsi="Arial Narrow" w:cs="Arial Narrow"/>
           <w:kern w:val="0"/>
-          <w14:ligatures w14:val="none"/>
+          <ns2:ligatures ns2:val="none"/>
         </w:rPr>
         <w:t xml:space="preserve"> pese a sus solicitudes</w:t>
       </w:r>
@@ -7766,23 +7766,23 @@
         <w:rPr>
           <w:rFonts w:ascii="Arial Narrow" w:eastAsia="Arial Narrow" w:hAnsi="Arial Narrow" w:cs="Arial Narrow"/>
           <w:kern w:val="0"/>
-          <w14:ligatures w14:val="none"/>
+          <ns2:ligatures ns2:val="none"/>
         </w:rPr>
         <w:t>.</w:t>
       </w:r>
     </w:p>
-    <w:p>
-      <w:pPr>
-        <w:spacing w:after="0" w:line="240" w:lineRule="auto"/>
-        <w:jc w:val="both"/>
-        <w:rPr>
-          <w:rFonts w:ascii="Arial Narrow" w:eastAsia="Arial Narrow" w:hAnsi="Arial Narrow" w:cs="Arial Narrow"/>
-          <w:kern w:val="0"/>
-          <w14:ligatures w14:val="none"/>
-        </w:rPr>
-      </w:pPr>
-    </w:p>
-    <w:p>
+    <w:p ns2:paraId="2DBCCBF2" ns2:textId="77777777">
+      <w:pPr>
+        <w:spacing w:after="0" w:line="240" w:lineRule="auto"/>
+        <w:jc w:val="both"/>
+        <w:rPr>
+          <w:rFonts w:ascii="Arial Narrow" w:eastAsia="Arial Narrow" w:hAnsi="Arial Narrow" w:cs="Arial Narrow"/>
+          <w:kern w:val="0"/>
+          <ns2:ligatures ns2:val="none"/>
+        </w:rPr>
+      </w:pPr>
+    </w:p>
+    <w:p ns2:paraId="555B9CFC" ns2:textId="6614F953">
       <w:pPr>
         <w:pStyle w:val="Prrafodelista"/>
         <w:numPr>
@@ -7798,14 +7798,14 @@
         <w:rPr>
           <w:rFonts w:ascii="Arial Narrow" w:eastAsia="Arial Narrow" w:hAnsi="Arial Narrow" w:cs="Arial Narrow"/>
           <w:kern w:val="0"/>
-          <w14:ligatures w14:val="none"/>
-        </w:rPr>
-      </w:pPr>
-      <w:r>
-        <w:rPr>
-          <w:rFonts w:ascii="Arial Narrow" w:eastAsia="Arial Narrow" w:hAnsi="Arial Narrow" w:cs="Arial Narrow"/>
-          <w:kern w:val="0"/>
-          <w14:ligatures w14:val="none"/>
+          <ns2:ligatures ns2:val="none"/>
+        </w:rPr>
+      </w:pPr>
+      <w:r>
+        <w:rPr>
+          <w:rFonts w:ascii="Arial Narrow" w:eastAsia="Arial Narrow" w:hAnsi="Arial Narrow" w:cs="Arial Narrow"/>
+          <w:kern w:val="0"/>
+          <ns2:ligatures ns2:val="none"/>
         </w:rPr>
         <w:t xml:space="preserve">Presunta infracción al numeral 88.1 del artículo 88 de la Ley </w:t>
       </w:r>
@@ -7814,7 +7814,7 @@
         <w:rPr>
           <w:rFonts w:ascii="Arial Narrow" w:eastAsia="Arial Narrow" w:hAnsi="Arial Narrow" w:cs="Arial Narrow"/>
           <w:kern w:val="0"/>
-          <w14:ligatures w14:val="none"/>
+          <ns2:ligatures ns2:val="none"/>
         </w:rPr>
         <w:t/>
       </w:r>
@@ -7823,7 +7823,7 @@
         <w:rPr>
           <w:rFonts w:ascii="Arial Narrow" w:eastAsia="Arial Narrow" w:hAnsi="Arial Narrow" w:cs="Arial Narrow"/>
           <w:kern w:val="0"/>
-          <w14:ligatures w14:val="none"/>
+          <ns2:ligatures ns2:val="none"/>
         </w:rPr>
         <w:t xml:space="preserve"> 29571, Código de Protección y Defensa del Consumidor, en tanto </w:t>
       </w:r>
@@ -7831,7 +7831,7 @@
         <w:rPr>
           <w:rFonts w:ascii="Arial Narrow" w:eastAsia="Arial Narrow" w:hAnsi="Arial Narrow" w:cs="Arial Narrow"/>
           <w:kern w:val="0"/>
-          <w14:ligatures w14:val="none"/>
+          <ns2:ligatures ns2:val="none"/>
         </w:rPr>
         <w:t>Scotiabank Perú S.A.A.</w:t>
       </w:r>
@@ -7839,7 +7839,7 @@
         <w:rPr>
           <w:rFonts w:ascii="Arial Narrow" w:eastAsia="Arial Narrow" w:hAnsi="Arial Narrow" w:cs="Arial Narrow"/>
           <w:kern w:val="0"/>
-          <w14:ligatures w14:val="none"/>
+          <ns2:ligatures ns2:val="none"/>
         </w:rPr>
         <w:t xml:space="preserve"> </w:t>
       </w:r>
@@ -7849,7 +7849,7 @@
           <w:color w:val="000000"/>
           <w:kern w:val="0"/>
           <w:lang w:val="es-ES" w:eastAsia="es-ES"/>
-          <w14:ligatures w14:val="none"/>
+          <ns2:ligatures ns2:val="none"/>
         </w:rPr>
         <w:t xml:space="preserve">habría brindado una respuesta inadecuada al reclamo presentado por la denunciante el </w:t>
       </w:r>
@@ -7857,7 +7857,7 @@
         <w:rPr>
           <w:rFonts w:ascii="Arial Narrow" w:eastAsia="Arial Narrow" w:hAnsi="Arial Narrow" w:cs="Arial Narrow"/>
           <w:kern w:val="0"/>
-          <w14:ligatures w14:val="none"/>
+          <ns2:ligatures ns2:val="none"/>
         </w:rPr>
         <w:t>8 de enero de 2026</w:t>
       </w:r>
@@ -7865,23 +7865,23 @@
         <w:rPr>
           <w:rFonts w:ascii="Arial Narrow" w:eastAsia="Arial Narrow" w:hAnsi="Arial Narrow" w:cs="Arial Narrow"/>
           <w:kern w:val="0"/>
-          <w14:ligatures w14:val="none"/>
+          <ns2:ligatures ns2:val="none"/>
         </w:rPr>
         <w:t>.</w:t>
       </w:r>
     </w:p>
-    <w:p>
-      <w:pPr>
-        <w:spacing w:after="0" w:line="240" w:lineRule="auto"/>
-        <w:jc w:val="both"/>
-        <w:rPr>
-          <w:rFonts w:ascii="Arial Narrow" w:eastAsia="Arial Narrow" w:hAnsi="Arial Narrow" w:cs="Arial Narrow"/>
-          <w:kern w:val="0"/>
-          <w14:ligatures w14:val="none"/>
-        </w:rPr>
-      </w:pPr>
-    </w:p>
-    <w:p>
+    <w:p ns2:paraId="1DEB3481" ns2:textId="77777777">
+      <w:pPr>
+        <w:spacing w:after="0" w:line="240" w:lineRule="auto"/>
+        <w:jc w:val="both"/>
+        <w:rPr>
+          <w:rFonts w:ascii="Arial Narrow" w:eastAsia="Arial Narrow" w:hAnsi="Arial Narrow" w:cs="Arial Narrow"/>
+          <w:kern w:val="0"/>
+          <ns2:ligatures ns2:val="none"/>
+        </w:rPr>
+      </w:pPr>
+    </w:p>
+    <w:p ns2:paraId="634A0D61" ns2:textId="348DB3E2">
       <w:pPr>
         <w:spacing w:line="240" w:lineRule="auto"/>
         <w:contextualSpacing/>
@@ -7889,17 +7889,17 @@
         <w:rPr>
           <w:rFonts w:ascii="Arial Narrow" w:eastAsia="Calibri" w:hAnsi="Arial Narrow" w:cs="Arial"/>
           <w:kern w:val="0"/>
-          <w14:ligatures w14:val="none"/>
-        </w:rPr>
-      </w:pPr>
-      <w:r>
-        <w:rPr>
-          <w:rFonts w:ascii="Arial Narrow" w:eastAsia="Arial Narrow" w:hAnsi="Arial Narrow" w:cs="Arial Narrow"/>
-          <w:b/>
-          <w:color w:val="000000"/>
-          <w:kern w:val="0"/>
-          <w:lang w:eastAsia="es-PE"/>
-          <w14:ligatures w14:val="none"/>
+          <ns2:ligatures ns2:val="none"/>
+        </w:rPr>
+      </w:pPr>
+      <w:r>
+        <w:rPr>
+          <w:rFonts w:ascii="Arial Narrow" w:eastAsia="Arial Narrow" w:hAnsi="Arial Narrow" w:cs="Arial Narrow"/>
+          <w:b/>
+          <w:color w:val="000000"/>
+          <w:kern w:val="0"/>
+          <w:lang w:eastAsia="es-PE"/>
+          <ns2:ligatures ns2:val="none"/>
         </w:rPr>
         <w:t>TERCERO</w:t>
       </w:r>
@@ -7910,7 +7910,7 @@
           <w:color w:val="000000"/>
           <w:kern w:val="0"/>
           <w:lang w:eastAsia="es-PE"/>
-          <w14:ligatures w14:val="none"/>
+          <ns2:ligatures ns2:val="none"/>
         </w:rPr>
         <w:t>:</w:t>
       </w:r>
@@ -7920,7 +7920,7 @@
           <w:color w:val="000000"/>
           <w:kern w:val="0"/>
           <w:lang w:eastAsia="es-PE"/>
-          <w14:ligatures w14:val="none"/>
+          <ns2:ligatures ns2:val="none"/>
         </w:rPr>
         <w:t xml:space="preserve"> tener por ofrecidos los medios</w:t>
       </w:r>
@@ -7930,7 +7930,7 @@
           <w:color w:val="000000"/>
           <w:kern w:val="0"/>
           <w:lang w:eastAsia="es-PE"/>
-          <w14:ligatures w14:val="none"/>
+          <ns2:ligatures ns2:val="none"/>
         </w:rPr>
         <w:t xml:space="preserve"> probatorios presentados en el escrito de </w:t>
       </w:r>
@@ -7940,7 +7940,7 @@
           <w:color w:val="000000"/>
           <w:kern w:val="0"/>
           <w:lang w:eastAsia="es-PE"/>
-          <w14:ligatures w14:val="none"/>
+          <ns2:ligatures ns2:val="none"/>
         </w:rPr>
         <w:t xml:space="preserve">denuncia </w:t>
       </w:r>
@@ -7950,7 +7950,7 @@
           <w:color w:val="000000"/>
           <w:kern w:val="0"/>
           <w:lang w:val="es-ES" w:eastAsia="es-ES"/>
-          <w14:ligatures w14:val="none"/>
+          <ns2:ligatures ns2:val="none"/>
         </w:rPr>
         <w:t xml:space="preserve">del </w:t>
       </w:r>
@@ -7960,7 +7960,7 @@
           <w:color w:val="000000"/>
           <w:kern w:val="0"/>
           <w:lang w:val="es-ES" w:eastAsia="es-ES"/>
-          <w14:ligatures w14:val="none"/>
+          <ns2:ligatures ns2:val="none"/>
         </w:rPr>
         <w:t>21 de enero de 2026, complementado mediante escritos del 27 de enero de 2026, 28 de enero de 2026, dos (2) escritos del 29 de enero de 2026, subsanada mediante escrito del 13 de febrero de 2026, y mediante escritos del 10 de febrero de 2026, dos (2) escritos del 13 de febrero de 2026, escritos del 17 de febrero de 2026 y del 19 de febrero de 2026</w:t>
       </w:r>
@@ -7968,12 +7968,12 @@
         <w:rPr>
           <w:rFonts w:ascii="Arial Narrow" w:eastAsia="Calibri" w:hAnsi="Arial Narrow" w:cs="Arial"/>
           <w:kern w:val="0"/>
-          <w14:ligatures w14:val="none"/>
+          <ns2:ligatures ns2:val="none"/>
         </w:rPr>
         <w:t>.</w:t>
       </w:r>
     </w:p>
-    <w:p>
+    <w:p ns2:paraId="2AF03E3F" ns2:textId="77777777">
       <w:pPr>
         <w:spacing w:line="240" w:lineRule="auto"/>
         <w:contextualSpacing/>
@@ -7983,30 +7983,30 @@
           <w:color w:val="000000"/>
           <w:kern w:val="0"/>
           <w:lang w:eastAsia="es-PE"/>
-          <w14:ligatures w14:val="none"/>
-        </w:rPr>
-      </w:pPr>
-    </w:p>
-    <w:p>
-      <w:pPr>
-        <w:spacing w:after="0" w:line="240" w:lineRule="auto"/>
-        <w:jc w:val="both"/>
-        <w:rPr>
-          <w:rFonts w:ascii="Arial Narrow" w:eastAsia="Arial Narrow" w:hAnsi="Arial Narrow" w:cs="Arial Narrow"/>
-          <w:color w:val="000000"/>
-          <w:kern w:val="0"/>
-          <w:lang w:eastAsia="es-PE"/>
-          <w14:ligatures w14:val="none"/>
-        </w:rPr>
-      </w:pPr>
-      <w:r>
-        <w:rPr>
-          <w:rFonts w:ascii="Arial Narrow" w:eastAsia="Arial Narrow" w:hAnsi="Arial Narrow" w:cs="Arial Narrow"/>
-          <w:b/>
-          <w:color w:val="000000"/>
-          <w:kern w:val="0"/>
-          <w:lang w:eastAsia="es-PE"/>
-          <w14:ligatures w14:val="none"/>
+          <ns2:ligatures ns2:val="none"/>
+        </w:rPr>
+      </w:pPr>
+    </w:p>
+    <w:p ns2:paraId="5D90C1F7" ns2:textId="25769C4B">
+      <w:pPr>
+        <w:spacing w:after="0" w:line="240" w:lineRule="auto"/>
+        <w:jc w:val="both"/>
+        <w:rPr>
+          <w:rFonts w:ascii="Arial Narrow" w:eastAsia="Arial Narrow" w:hAnsi="Arial Narrow" w:cs="Arial Narrow"/>
+          <w:color w:val="000000"/>
+          <w:kern w:val="0"/>
+          <w:lang w:eastAsia="es-PE"/>
+          <ns2:ligatures ns2:val="none"/>
+        </w:rPr>
+      </w:pPr>
+      <w:r>
+        <w:rPr>
+          <w:rFonts w:ascii="Arial Narrow" w:eastAsia="Arial Narrow" w:hAnsi="Arial Narrow" w:cs="Arial Narrow"/>
+          <w:b/>
+          <w:color w:val="000000"/>
+          <w:kern w:val="0"/>
+          <w:lang w:eastAsia="es-PE"/>
+          <ns2:ligatures ns2:val="none"/>
         </w:rPr>
         <w:t>CUARTO</w:t>
       </w:r>
@@ -8017,7 +8017,7 @@
           <w:color w:val="000000"/>
           <w:kern w:val="0"/>
           <w:lang w:eastAsia="es-PE"/>
-          <w14:ligatures w14:val="none"/>
+          <ns2:ligatures ns2:val="none"/>
         </w:rPr>
         <w:t xml:space="preserve">: </w:t>
       </w:r>
@@ -8027,7 +8027,7 @@
           <w:color w:val="000000"/>
           <w:kern w:val="0"/>
           <w:lang w:eastAsia="es-PE"/>
-          <w14:ligatures w14:val="none"/>
+          <ns2:ligatures ns2:val="none"/>
         </w:rPr>
         <w:t xml:space="preserve">requerir a </w:t>
       </w:r>
@@ -8083,7 +8083,7 @@
           <w:color w:val="000000"/>
           <w:kern w:val="0"/>
           <w:lang w:eastAsia="es-PE"/>
-          <w14:ligatures w14:val="none"/>
+          <ns2:ligatures ns2:val="none"/>
         </w:rPr>
         <w:t>que cumpla</w:t>
       </w:r>
@@ -8093,7 +8093,7 @@
           <w:color w:val="000000"/>
           <w:kern w:val="0"/>
           <w:lang w:eastAsia="es-PE"/>
-          <w14:ligatures w14:val="none"/>
+          <ns2:ligatures ns2:val="none"/>
         </w:rPr>
         <w:t>n</w:t>
       </w:r>
@@ -8103,12 +8103,12 @@
           <w:color w:val="000000"/>
           <w:kern w:val="0"/>
           <w:lang w:eastAsia="es-PE"/>
-          <w14:ligatures w14:val="none"/>
+          <ns2:ligatures ns2:val="none"/>
         </w:rPr>
         <w:t xml:space="preserve"> con lo siguiente:</w:t>
       </w:r>
     </w:p>
-    <w:p>
+    <w:p ns2:paraId="156DFAB9" ns2:textId="77777777">
       <w:pPr>
         <w:spacing w:after="0" w:line="240" w:lineRule="auto"/>
         <w:jc w:val="both"/>
@@ -8117,11 +8117,11 @@
           <w:color w:val="000000"/>
           <w:kern w:val="0"/>
           <w:lang w:eastAsia="es-PE"/>
-          <w14:ligatures w14:val="none"/>
-        </w:rPr>
-      </w:pPr>
-    </w:p>
-    <w:p>
+          <ns2:ligatures ns2:val="none"/>
+        </w:rPr>
+      </w:pPr>
+    </w:p>
+    <w:p ns2:paraId="37384474" ns2:textId="77777777">
       <w:pPr>
         <w:numPr>
           <w:ilvl w:val="0"/>
@@ -8135,21 +8135,21 @@
           <w:color w:val="000000"/>
           <w:kern w:val="0"/>
           <w:lang w:eastAsia="es-PE"/>
-          <w14:ligatures w14:val="none"/>
-        </w:rPr>
-      </w:pPr>
-      <w:r>
-        <w:rPr>
-          <w:rFonts w:ascii="Arial Narrow" w:eastAsia="Arial Narrow" w:hAnsi="Arial Narrow" w:cs="Arial Narrow"/>
-          <w:color w:val="000000"/>
-          <w:kern w:val="0"/>
-          <w:lang w:eastAsia="es-PE"/>
-          <w14:ligatures w14:val="none"/>
+          <ns2:ligatures ns2:val="none"/>
+        </w:rPr>
+      </w:pPr>
+      <w:r>
+        <w:rPr>
+          <w:rFonts w:ascii="Arial Narrow" w:eastAsia="Arial Narrow" w:hAnsi="Arial Narrow" w:cs="Arial Narrow"/>
+          <w:color w:val="000000"/>
+          <w:kern w:val="0"/>
+          <w:lang w:eastAsia="es-PE"/>
+          <ns2:ligatures ns2:val="none"/>
         </w:rPr>
         <w:t>presentar documentos que acrediten su inscripción en los Registros Públicos o una declaración jurada que indique que cuenta con dicha inscripción;</w:t>
       </w:r>
     </w:p>
-    <w:p>
+    <w:p ns2:paraId="04A6E74B" ns2:textId="77777777">
       <w:pPr>
         <w:numPr>
           <w:ilvl w:val="0"/>
@@ -8163,22 +8163,22 @@
           <w:color w:val="000000"/>
           <w:kern w:val="0"/>
           <w:lang w:eastAsia="es-PE"/>
-          <w14:ligatures w14:val="none"/>
-        </w:rPr>
-      </w:pPr>
-      <w:r>
-        <w:rPr>
-          <w:rFonts w:ascii="Arial Narrow" w:eastAsia="Arial Narrow" w:hAnsi="Arial Narrow" w:cs="Arial Narrow"/>
-          <w:color w:val="000000"/>
-          <w:kern w:val="0"/>
-          <w:lang w:eastAsia="es-PE"/>
-          <w14:ligatures w14:val="none"/>
+          <ns2:ligatures ns2:val="none"/>
+        </w:rPr>
+      </w:pPr>
+      <w:r>
+        <w:rPr>
+          <w:rFonts w:ascii="Arial Narrow" w:eastAsia="Arial Narrow" w:hAnsi="Arial Narrow" w:cs="Arial Narrow"/>
+          <w:color w:val="000000"/>
+          <w:kern w:val="0"/>
+          <w:lang w:eastAsia="es-PE"/>
+          <ns2:ligatures ns2:val="none"/>
         </w:rPr>
         <w:lastRenderedPageBreak/>
         <w:t>presentar copia simple de las facultades de representación de su representante legal en el presente procedimiento o la declaración jurada que indique que cuenta con dichas facultades y que estas se encuentran vigentes;</w:t>
       </w:r>
     </w:p>
-    <w:p>
+    <w:p ns2:paraId="1203D0DC" ns2:textId="77777777">
       <w:pPr>
         <w:numPr>
           <w:ilvl w:val="0"/>
@@ -8192,21 +8192,21 @@
           <w:color w:val="000000"/>
           <w:kern w:val="0"/>
           <w:lang w:eastAsia="es-PE"/>
-          <w14:ligatures w14:val="none"/>
-        </w:rPr>
-      </w:pPr>
-      <w:r>
-        <w:rPr>
-          <w:rFonts w:ascii="Arial Narrow" w:eastAsia="Arial Narrow" w:hAnsi="Arial Narrow" w:cs="Arial Narrow"/>
-          <w:color w:val="000000"/>
-          <w:kern w:val="0"/>
-          <w:lang w:eastAsia="es-PE"/>
-          <w14:ligatures w14:val="none"/>
+          <ns2:ligatures ns2:val="none"/>
+        </w:rPr>
+      </w:pPr>
+      <w:r>
+        <w:rPr>
+          <w:rFonts w:ascii="Arial Narrow" w:eastAsia="Arial Narrow" w:hAnsi="Arial Narrow" w:cs="Arial Narrow"/>
+          <w:color w:val="000000"/>
+          <w:kern w:val="0"/>
+          <w:lang w:eastAsia="es-PE"/>
+          <ns2:ligatures ns2:val="none"/>
         </w:rPr>
         <w:t>consignar el Número de Registro Único de Contribuyentes (RUC); y,</w:t>
       </w:r>
     </w:p>
-    <w:p>
+    <w:p ns2:paraId="37704CA2" ns2:textId="77777777">
       <w:pPr>
         <w:numPr>
           <w:ilvl w:val="0"/>
@@ -8218,16 +8218,16 @@
         <w:rPr>
           <w:rFonts w:ascii="Arial Narrow" w:eastAsia="Calibri" w:hAnsi="Arial Narrow" w:cs="Arial"/>
           <w:kern w:val="0"/>
-          <w14:ligatures w14:val="none"/>
-        </w:rPr>
-      </w:pPr>
-      <w:r>
-        <w:rPr>
-          <w:rFonts w:ascii="Arial Narrow" w:eastAsia="Arial Narrow" w:hAnsi="Arial Narrow" w:cs="Arial Narrow"/>
-          <w:color w:val="000000"/>
-          <w:kern w:val="0"/>
-          <w:lang w:eastAsia="es-PE"/>
-          <w14:ligatures w14:val="none"/>
+          <ns2:ligatures ns2:val="none"/>
+        </w:rPr>
+      </w:pPr>
+      <w:r>
+        <w:rPr>
+          <w:rFonts w:ascii="Arial Narrow" w:eastAsia="Arial Narrow" w:hAnsi="Arial Narrow" w:cs="Arial Narrow"/>
+          <w:color w:val="000000"/>
+          <w:kern w:val="0"/>
+          <w:lang w:eastAsia="es-PE"/>
+          <ns2:ligatures ns2:val="none"/>
         </w:rPr>
         <w:t>fijar domicilio procesal para el procedimiento, de conformidad con el numeral 1 del artículo 442</w:t>
       </w:r>
@@ -8237,7 +8237,7 @@
           <w:color w:val="000000"/>
           <w:kern w:val="0"/>
           <w:lang w:eastAsia="es-PE"/>
-          <w14:ligatures w14:val="none"/>
+          <ns2:ligatures ns2:val="none"/>
         </w:rPr>
         <w:t/>
       </w:r>
@@ -8247,7 +8247,7 @@
           <w:color w:val="000000"/>
           <w:kern w:val="0"/>
           <w:lang w:eastAsia="es-PE"/>
-          <w14:ligatures w14:val="none"/>
+          <ns2:ligatures ns2:val="none"/>
         </w:rPr>
         <w:t xml:space="preserve"> del Código Procesal Civil. </w:t>
       </w:r>
@@ -8255,7 +8255,7 @@
         <w:rPr>
           <w:rFonts w:ascii="Arial Narrow" w:eastAsia="Calibri" w:hAnsi="Arial Narrow" w:cs="Arial"/>
           <w:kern w:val="0"/>
-          <w14:ligatures w14:val="none"/>
+          <ns2:ligatures ns2:val="none"/>
         </w:rPr>
         <w:t>Para ello podrá señalar domicilio físico o una dirección electrónica a la que pueda remitirse las notificaciones</w:t>
       </w:r>
@@ -8264,12 +8264,12 @@
           <w:rFonts w:ascii="Arial Narrow" w:eastAsia="Arial" w:hAnsi="Arial Narrow" w:cs="Arial"/>
           <w:kern w:val="0"/>
           <w:lang w:val="es"/>
-          <w14:ligatures w14:val="none"/>
+          <ns2:ligatures ns2:val="none"/>
         </w:rPr>
         <w:t>;</w:t>
       </w:r>
     </w:p>
-    <w:p>
+    <w:p ns2:paraId="6A38ABFB" ns2:textId="77777777">
       <w:pPr>
         <w:numPr>
           <w:ilvl w:val="0"/>
@@ -8281,14 +8281,14 @@
         <w:rPr>
           <w:rFonts w:ascii="Arial Narrow" w:eastAsia="Calibri" w:hAnsi="Arial Narrow" w:cs="Arial"/>
           <w:kern w:val="0"/>
-          <w14:ligatures w14:val="none"/>
+          <ns2:ligatures ns2:val="none"/>
         </w:rPr>
       </w:pPr>
       <w:r>
         <w:rPr>
           <w:rFonts w:ascii="Arial Narrow" w:eastAsia="Calibri" w:hAnsi="Arial Narrow" w:cs="Arial"/>
           <w:kern w:val="0"/>
-          <w14:ligatures w14:val="none"/>
+          <ns2:ligatures ns2:val="none"/>
         </w:rPr>
         <w:t xml:space="preserve">en caso califique como </w:t>
       </w:r>
@@ -8297,7 +8297,7 @@
         <w:rPr>
           <w:rFonts w:ascii="Arial Narrow" w:eastAsia="Calibri" w:hAnsi="Arial Narrow" w:cs="Arial"/>
           <w:kern w:val="0"/>
-          <w14:ligatures w14:val="none"/>
+          <ns2:ligatures ns2:val="none"/>
         </w:rPr>
         <w:t>micro empresa</w:t>
       </w:r>
@@ -8306,7 +8306,7 @@
         <w:rPr>
           <w:rFonts w:ascii="Arial Narrow" w:eastAsia="Calibri" w:hAnsi="Arial Narrow" w:cs="Arial"/>
           <w:kern w:val="0"/>
-          <w14:ligatures w14:val="none"/>
+          <ns2:ligatures ns2:val="none"/>
         </w:rPr>
         <w:t xml:space="preserve"> o pequeña empresa, presentar los documentos que acrediten su volumen de ventas o ingresos brutos percibidos el año anterior relativo a todas sus actividades económicas y el número de trabajadores con el que cuenta</w:t>
       </w:r>
@@ -8316,7 +8316,7 @@
           <w:rFonts w:ascii="Arial Narrow" w:eastAsia="Calibri" w:hAnsi="Arial Narrow" w:cs="Arial"/>
           <w:kern w:val="0"/>
           <w:vertAlign w:val="superscript"/>
-          <w14:ligatures w14:val="none"/>
+          <ns2:ligatures ns2:val="none"/>
         </w:rPr>
         <w:footnoteReference w:id="14"/>
       </w:r>
@@ -8324,7 +8324,7 @@
         <w:rPr>
           <w:rFonts w:ascii="Arial Narrow" w:eastAsia="Calibri" w:hAnsi="Arial Narrow" w:cs="Arial"/>
           <w:kern w:val="0"/>
-          <w14:ligatures w14:val="none"/>
+          <ns2:ligatures ns2:val="none"/>
         </w:rPr>
         <w:t>. Ello, a fin de que la Comisión pueda meritar dicha documentación, conforme lo establece el artículo 110</w:t>
       </w:r>
@@ -8334,7 +8334,7 @@
           <w:color w:val="000000"/>
           <w:kern w:val="0"/>
           <w:lang w:eastAsia="es-PE"/>
-          <w14:ligatures w14:val="none"/>
+          <ns2:ligatures ns2:val="none"/>
         </w:rPr>
         <w:t/>
       </w:r>
@@ -8342,7 +8342,7 @@
         <w:rPr>
           <w:rFonts w:ascii="Arial Narrow" w:eastAsia="Calibri" w:hAnsi="Arial Narrow" w:cs="Arial"/>
           <w:kern w:val="0"/>
-          <w14:ligatures w14:val="none"/>
+          <ns2:ligatures ns2:val="none"/>
         </w:rPr>
         <w:t xml:space="preserve"> del </w:t>
       </w:r>
@@ -8351,7 +8351,7 @@
           <w:rFonts w:ascii="Arial Narrow" w:eastAsia="Calibri" w:hAnsi="Arial Narrow" w:cs="Arial"/>
           <w:spacing w:val="-2"/>
           <w:kern w:val="0"/>
-          <w14:ligatures w14:val="none"/>
+          <ns2:ligatures ns2:val="none"/>
         </w:rPr>
         <w:t>Código</w:t>
       </w:r>
@@ -8362,7 +8362,7 @@
           <w:spacing w:val="-2"/>
           <w:kern w:val="0"/>
           <w:vertAlign w:val="superscript"/>
-          <w14:ligatures w14:val="none"/>
+          <ns2:ligatures ns2:val="none"/>
         </w:rPr>
         <w:footnoteReference w:id="15"/>
       </w:r>
@@ -8371,68 +8371,113 @@
           <w:rFonts w:ascii="Arial Narrow" w:eastAsia="Calibri" w:hAnsi="Arial Narrow" w:cs="Arial"/>
           <w:spacing w:val="-2"/>
           <w:kern w:val="0"/>
-          <w14:ligatures w14:val="none"/>
+          <ns2:ligatures ns2:val="none"/>
         </w:rPr>
         <w:t>.</w:t>
       </w:r>
     </w:p>
+    <w:p ns2:paraId="1B2AA0D1" ns2:textId="77777777">
+      <w:pPr>
+        <w:spacing w:after="0" w:line="240" w:lineRule="auto"/>
+        <w:ind w:left="567"/>
+        <w:jc w:val="both"/>
+        <w:rPr>
+          <w:rFonts w:ascii="Arial Narrow" w:eastAsia="Arial Narrow" w:hAnsi="Arial Narrow" w:cs="Arial Narrow"/>
+          <w:color w:val="000000"/>
+          <w:kern w:val="0"/>
+          <w:lang w:eastAsia="es-PE"/>
+          <ns2:ligatures ns2:val="none"/>
+        </w:rPr>
+      </w:pPr>
+    </w:p>
     <w:p>
       <w:pPr>
         <w:spacing w:after="0" w:line="240" w:lineRule="auto"/>
-        <w:ind w:left="567"/>
-        <w:jc w:val="both"/>
-        <w:rPr>
-          <w:rFonts w:ascii="Arial Narrow" w:eastAsia="Arial Narrow" w:hAnsi="Arial Narrow" w:cs="Arial Narrow"/>
-          <w:color w:val="000000"/>
-          <w:kern w:val="0"/>
-          <w:lang w:eastAsia="es-PE"/>
-          <w14:ligatures w14:val="none"/>
-        </w:rPr>
-      </w:pPr>
-    </w:p>
-    <w:p>
-      <w:pPr>
-        <w:spacing w:after="0" w:line="240" w:lineRule="auto"/>
-        <w:jc w:val="both"/>
-        <w:rPr>
-          <w:rFonts w:ascii="Arial Narrow" w:eastAsia="Arial Narrow" w:hAnsi="Arial Narrow" w:cs="Arial Narrow"/>
-          <w:color w:val="000000"/>
-          <w:kern w:val="0"/>
-          <w:lang w:eastAsia="es-PE"/>
-          <w14:ligatures w14:val="none"/>
-        </w:rPr>
-      </w:pPr>
-      <w:r>
-        <w:rPr>
-          <w:rFonts w:ascii="Arial Narrow" w:eastAsia="Arial Narrow" w:hAnsi="Arial Narrow" w:cs="Arial Narrow"/>
-          <w:b/>
-          <w:color w:val="000000"/>
-          <w:kern w:val="0"/>
-          <w:lang w:eastAsia="es-PE"/>
-          <w14:ligatures w14:val="none"/>
-        </w:rPr>
-        <w:t>QUINTO</w:t>
-      </w:r>
-      <w:r>
-        <w:rPr>
-          <w:rFonts w:ascii="Arial Narrow" w:eastAsia="Arial Narrow" w:hAnsi="Arial Narrow" w:cs="Arial Narrow"/>
-          <w:b/>
-          <w:color w:val="000000"/>
-          <w:kern w:val="0"/>
-          <w:lang w:eastAsia="es-PE"/>
-          <w14:ligatures w14:val="none"/>
+        <w:jc w:val="both"/>
+        <w:rPr>
+          <w:rFonts w:ascii="Arial Narrow" w:eastAsia="Arial Narrow" w:hAnsi="Arial Narrow" w:cs="Arial Narrow"/>
+          <w:color w:val="000000"/>
+          <w:kern w:val="0"/>
+          <w:lang w:eastAsia="es-PE"/>
+          <ns2:ligatures ns2:val="none"/>
+        </w:rPr>
+      </w:pPr>
+      <w:r>
+        <w:rPr>
+          <w:rFonts w:ascii="Arial Narrow" w:hAnsi="Arial Narrow" w:cs="Arial Narrow"/>
+          <w:b w:val="1"/>
+          <w:bCs w:val="1"/>
+          <w:sz w:val="20"/>
+          <w:szCs w:val="20"/>
+        </w:rPr>
+        <w:t xml:space="preserve">QUINTO: </w:t>
+      </w:r>
+      <w:r>
+        <w:rPr>
+          <w:rFonts w:ascii="Arial Narrow" w:hAnsi="Arial Narrow" w:cs="Arial Narrow"/>
+          <w:sz w:val="20"/>
+          <w:szCs w:val="20"/>
+        </w:rPr>
+        <w:t xml:space="preserve">correr traslado de la presente resolución a BNP Paribas Cardif S.A. Compañía de Seguros y Reaseguros y Scotiabank Perú S.A.A para que, de conformidad con lo dispuesto por el artículo 26° de la Ley sobre Facultades, Normas y Organización del Indecopi, aprobado por Decreto Legislativo N° 8079, presenten sus descargos sobre la imputación de cargos realizada en un plazo no mayor a cinco (5) días hábiles contado a partir del día siguiente de la notificación de la presente resolución, vencido el cual, el Secretario Técnico declarará en rebeldía a los denunciados que no lo hubieran presentado. Debe precisarse que de conformidad con lo establecido por el artículo 223° del Texto Único Ordenado de la Ley N° 27444, Ley del Procedimiento Administrativo General, las alegaciones y los hechos relevantes de la reclamación, salvo que hayan sido específicamente negadas en la contestación, se tendrán por aceptadas o meritadas como ciertas.</w:t>
+      </w:r>
+    </w:p>
+    <w:p ns2:paraId="2F1C55D7" ns2:textId="77777777">
+      <w:pPr>
+        <w:spacing w:after="0" w:line="240" w:lineRule="auto"/>
+        <w:jc w:val="both"/>
+        <w:rPr>
+          <w:rFonts w:ascii="Arial Narrow" w:eastAsia="Arial Narrow" w:hAnsi="Arial Narrow" w:cs="Arial Narrow"/>
+          <w:color w:val="000000"/>
+          <w:kern w:val="0"/>
+          <w:lang w:eastAsia="es-PE"/>
+          <ns2:ligatures ns2:val="none"/>
+        </w:rPr>
+      </w:pPr>
+    </w:p>
+    <w:p ns2:paraId="6D15F6EA" ns2:textId="20226BE7">
+      <w:pPr>
+        <w:spacing w:after="0" w:line="240" w:lineRule="auto"/>
+        <w:jc w:val="both"/>
+        <w:rPr>
+          <w:rFonts w:ascii="Arial Narrow" w:eastAsia="Times New Roman" w:hAnsi="Arial Narrow" w:cs="Arial"/>
+          <w:color w:val="000000"/>
+          <w:kern w:val="0"/>
+          <w:lang w:val="es-ES" w:eastAsia="es-ES"/>
+          <ns2:ligatures ns2:val="none"/>
+        </w:rPr>
+      </w:pPr>
+      <w:r>
+        <w:rPr>
+          <w:rFonts w:ascii="Arial Narrow" w:eastAsia="Arial Narrow" w:hAnsi="Arial Narrow" w:cs="Arial Narrow"/>
+          <w:b/>
+          <w:color w:val="000000"/>
+          <w:kern w:val="0"/>
+          <w:lang w:eastAsia="es-PE"/>
+          <ns2:ligatures ns2:val="none"/>
+        </w:rPr>
+        <w:t>SEXTO</w:t>
+      </w:r>
+      <w:r>
+        <w:rPr>
+          <w:rFonts w:ascii="Arial Narrow" w:eastAsia="Arial Narrow" w:hAnsi="Arial Narrow" w:cs="Arial Narrow"/>
+          <w:b/>
+          <w:color w:val="000000"/>
+          <w:kern w:val="0"/>
+          <w:lang w:eastAsia="es-PE"/>
+          <ns2:ligatures ns2:val="none"/>
         </w:rPr>
         <w:t xml:space="preserve">: </w:t>
       </w:r>
-      <w:r>
-        <w:rPr>
-          <w:rFonts w:ascii="Arial Narrow" w:eastAsia="Arial Narrow" w:hAnsi="Arial Narrow" w:cs="Arial Narrow"/>
-          <w:color w:val="000000"/>
-          <w:kern w:val="0"/>
-          <w:lang w:eastAsia="es-PE"/>
-          <w14:ligatures w14:val="none"/>
-        </w:rPr>
-        <w:t xml:space="preserve">correr traslado de la denuncia interpuesta </w:t>
+      <w:bookmarkStart w:id="12" w:name="_Hlk188286813"/>
+      <w:r>
+        <w:rPr>
+          <w:rFonts w:ascii="Arial Narrow" w:eastAsia="Times New Roman" w:hAnsi="Arial Narrow" w:cs="Arial"/>
+          <w:color w:val="000000"/>
+          <w:kern w:val="0"/>
+          <w:lang w:eastAsia="es-ES"/>
+          <ns2:ligatures ns2:val="none"/>
+        </w:rPr>
+        <w:t xml:space="preserve">requerir </w:t>
       </w:r>
       <w:r>
         <w:rPr>
@@ -8440,316 +8485,460 @@
           <w:color w:val="000000"/>
           <w:kern w:val="0"/>
           <w:lang w:val="es-ES" w:eastAsia="es-ES"/>
-          <w14:ligatures w14:val="none"/>
-        </w:rPr>
-        <w:t xml:space="preserve">el </w:t>
-      </w:r>
+          <ns2:ligatures ns2:val="none"/>
+        </w:rPr>
+        <w:t xml:space="preserve">que, en un </w:t>
+      </w:r>
+      <w:r>
+        <w:rPr>
+          <w:rFonts w:ascii="Arial Narrow" w:eastAsia="Times New Roman" w:hAnsi="Arial Narrow" w:cs="Arial"/>
+          <w:color w:val="000000"/>
+          <w:kern w:val="0"/>
+          <w:lang w:eastAsia="es-ES"/>
+          <ns2:ligatures ns2:val="none"/>
+        </w:rPr>
+        <w:t>plazo no mayor de cinco (5) días hábiles contado a partir del día siguiente de la notificación de la presente resolución</w:t>
+      </w:r>
+      <w:bookmarkEnd w:id="12"/>
+      <w:r>
+        <w:rPr>
+          <w:rFonts w:ascii="Arial Narrow" w:eastAsia="Times New Roman" w:hAnsi="Arial Narrow" w:cs="Arial"/>
+          <w:color w:val="000000"/>
+          <w:kern w:val="0"/>
+          <w:lang w:eastAsia="es-ES"/>
+          <ns2:ligatures ns2:val="none"/>
+        </w:rPr>
+        <w:t xml:space="preserve">, </w:t>
+      </w:r>
+      <w:bookmarkStart w:id="13" w:name="_Hlk188286828"/>
+      <w:r>
+        <w:rPr>
+          <w:rFonts w:ascii="Arial Narrow" w:eastAsia="Arial Narrow" w:hAnsi="Arial Narrow" w:cs="Arial Narrow"/>
+          <w:bCs/>
+        </w:rPr>
+        <w:t xml:space="preserve">BNP </w:t>
+      </w:r>
+      <w:proofErr w:type="spellStart"/>
+      <w:r>
+        <w:rPr>
+          <w:rFonts w:ascii="Arial Narrow" w:eastAsia="Arial Narrow" w:hAnsi="Arial Narrow" w:cs="Arial Narrow"/>
+          <w:bCs/>
+        </w:rPr>
+        <w:t>Paribas</w:t>
+      </w:r>
+      <w:proofErr w:type="spellEnd"/>
+      <w:r>
+        <w:rPr>
+          <w:rFonts w:ascii="Arial Narrow" w:eastAsia="Arial Narrow" w:hAnsi="Arial Narrow" w:cs="Arial Narrow"/>
+          <w:bCs/>
+        </w:rPr>
+        <w:t xml:space="preserve"> </w:t>
+      </w:r>
+      <w:proofErr w:type="spellStart"/>
+      <w:r>
+        <w:rPr>
+          <w:rFonts w:ascii="Arial Narrow" w:eastAsia="Arial Narrow" w:hAnsi="Arial Narrow" w:cs="Arial Narrow"/>
+          <w:bCs/>
+        </w:rPr>
+        <w:t>Cardif</w:t>
+      </w:r>
+      <w:proofErr w:type="spellEnd"/>
+      <w:r>
+        <w:rPr>
+          <w:rFonts w:ascii="Arial Narrow" w:eastAsia="Arial Narrow" w:hAnsi="Arial Narrow" w:cs="Arial Narrow"/>
+          <w:bCs/>
+        </w:rPr>
+        <w:t xml:space="preserve"> S.A. Compañía de Seguros y Reaseguros</w:t>
+      </w:r>
+      <w:r>
+        <w:rPr>
+          <w:rFonts w:ascii="Arial Narrow" w:eastAsia="Times New Roman" w:hAnsi="Arial Narrow" w:cs="Arial"/>
+          <w:color w:val="000000"/>
+          <w:kern w:val="0"/>
+          <w:lang w:eastAsia="es-ES"/>
+          <ns2:ligatures ns2:val="none"/>
+        </w:rPr>
+        <w:t xml:space="preserve">, </w:t>
+      </w:r>
+      <w:bookmarkEnd w:id="13"/>
       <w:r>
         <w:rPr>
           <w:rFonts w:ascii="Arial Narrow" w:eastAsia="Times New Roman" w:hAnsi="Arial Narrow" w:cs="Arial"/>
           <w:color w:val="000000"/>
           <w:kern w:val="0"/>
           <w:lang w:val="es-ES" w:eastAsia="es-ES"/>
-          <w14:ligatures w14:val="none"/>
-        </w:rPr>
-        <w:t>21 de enero de 2026, complementado mediante escritos del 27 de enero de 2026, 28 de enero de 2026, dos (2) escritos del 29 de enero de 2026, subsanada mediante escrito del 13 de febrero de 2026, y dos (2) escritos del 13 de febrero de 2026, escritos del 17 de febrero de 2026 y del 19 de febrero de 2026</w:t>
-      </w:r>
-      <w:r>
-        <w:rPr>
-          <w:rFonts w:ascii="Arial Narrow" w:eastAsia="Calibri" w:hAnsi="Arial Narrow" w:cs="Arial"/>
-          <w:kern w:val="0"/>
-          <w14:ligatures w14:val="none"/>
+          <ns2:ligatures ns2:val="none"/>
+        </w:rPr>
+        <w:t>cumpla</w:t>
+      </w:r>
+      <w:r>
+        <w:rPr>
+          <w:rFonts w:ascii="Arial Narrow" w:eastAsia="Times New Roman" w:hAnsi="Arial Narrow" w:cs="Arial"/>
+          <w:color w:val="000000"/>
+          <w:kern w:val="0"/>
+          <w:lang w:val="es-ES" w:eastAsia="es-ES"/>
+          <ns2:ligatures ns2:val="none"/>
+        </w:rPr>
+        <w:t xml:space="preserve"> con: </w:t>
+      </w:r>
+      <w:r>
+        <w:rPr>
+          <w:rFonts w:ascii="Arial Narrow" w:eastAsia="Times New Roman" w:hAnsi="Arial Narrow" w:cs="Arial"/>
+          <w:color w:val="000000"/>
+          <w:kern w:val="0"/>
+          <w:lang w:val="es-ES" w:eastAsia="es-ES"/>
+          <ns2:ligatures ns2:val="none"/>
+        </w:rPr>
+        <w:t xml:space="preserve">(i) presentar una copia debidamente suscrita de la Póliza del Seguro de Desgravamen de la tarjeta de crédito </w:t>
+      </w:r>
+      <w:proofErr w:type="spellStart"/>
+      <w:r>
+        <w:rPr>
+          <w:rFonts w:ascii="Arial Narrow" w:eastAsia="Times New Roman" w:hAnsi="Arial Narrow" w:cs="Arial"/>
+          <w:color w:val="000000"/>
+          <w:kern w:val="0"/>
+          <w:lang w:val="es-ES" w:eastAsia="es-ES"/>
+          <ns2:ligatures ns2:val="none"/>
+        </w:rPr>
+        <w:t>Mastercard</w:t>
+      </w:r>
+      <w:proofErr w:type="spellEnd"/>
+      <w:r>
+        <w:rPr>
+          <w:rFonts w:ascii="Arial Narrow" w:eastAsia="Times New Roman" w:hAnsi="Arial Narrow" w:cs="Arial"/>
+          <w:color w:val="000000"/>
+          <w:kern w:val="0"/>
+          <w:lang w:val="es-ES" w:eastAsia="es-ES"/>
+          <ns2:ligatures ns2:val="none"/>
+        </w:rPr>
+        <w:t xml:space="preserve"> Singular Black </w:t>
+      </w:r>
+      <w:proofErr w:type="spellStart"/>
+      <w:r>
+        <w:rPr>
+          <w:rFonts w:ascii="Arial Narrow" w:eastAsia="Times New Roman" w:hAnsi="Arial Narrow" w:cs="Arial"/>
+          <w:color w:val="000000"/>
+          <w:kern w:val="0"/>
+          <w:lang w:val="es-ES" w:eastAsia="es-ES"/>
+          <ns2:ligatures ns2:val="none"/>
+        </w:rPr>
+        <w:t/>
+      </w:r>
+      <w:proofErr w:type="spellEnd"/>
+      <w:r>
+        <w:rPr>
+          <w:rFonts w:ascii="Arial Narrow" w:eastAsia="Times New Roman" w:hAnsi="Arial Narrow" w:cs="Arial"/>
+          <w:color w:val="000000"/>
+          <w:kern w:val="0"/>
+          <w:lang w:val="es-ES" w:eastAsia="es-ES"/>
+          <ns2:ligatures ns2:val="none"/>
+        </w:rPr>
+        <w:t xml:space="preserve"> 512372****3570 materia de denuncia, así como el cargo de remisión de la póliza; (</w:t>
+      </w:r>
+      <w:proofErr w:type="spellStart"/>
+      <w:r>
+        <w:rPr>
+          <w:rFonts w:ascii="Arial Narrow" w:eastAsia="Times New Roman" w:hAnsi="Arial Narrow" w:cs="Arial"/>
+          <w:color w:val="000000"/>
+          <w:kern w:val="0"/>
+          <w:lang w:val="es-ES" w:eastAsia="es-ES"/>
+          <ns2:ligatures ns2:val="none"/>
+        </w:rPr>
+        <w:t>ii</w:t>
+      </w:r>
+      <w:proofErr w:type="spellEnd"/>
+      <w:r>
+        <w:rPr>
+          <w:rFonts w:ascii="Arial Narrow" w:eastAsia="Times New Roman" w:hAnsi="Arial Narrow" w:cs="Arial"/>
+          <w:color w:val="000000"/>
+          <w:kern w:val="0"/>
+          <w:lang w:val="es-ES" w:eastAsia="es-ES"/>
+          <ns2:ligatures ns2:val="none"/>
+        </w:rPr>
+        <w:t>) presentar una copia debidamente suscrita de la Póliza del Seguro de Desgravamen del préstamo personal adquirido el 22 de abril de 2025 materia de denuncia, así como el cargo de remisión de la póliza; (</w:t>
+      </w:r>
+      <w:proofErr w:type="spellStart"/>
+      <w:r>
+        <w:rPr>
+          <w:rFonts w:ascii="Arial Narrow" w:eastAsia="Times New Roman" w:hAnsi="Arial Narrow" w:cs="Arial"/>
+          <w:color w:val="000000"/>
+          <w:kern w:val="0"/>
+          <w:lang w:val="es-ES" w:eastAsia="es-ES"/>
+          <ns2:ligatures ns2:val="none"/>
+        </w:rPr>
+        <w:t>iii</w:t>
+      </w:r>
+      <w:proofErr w:type="spellEnd"/>
+      <w:r>
+        <w:rPr>
+          <w:rFonts w:ascii="Arial Narrow" w:eastAsia="Times New Roman" w:hAnsi="Arial Narrow" w:cs="Arial"/>
+          <w:color w:val="000000"/>
+          <w:kern w:val="0"/>
+          <w:lang w:val="es-ES" w:eastAsia="es-ES"/>
+          <ns2:ligatures ns2:val="none"/>
+        </w:rPr>
+        <w:t xml:space="preserve">) presentar los medios probatorios que acrediten que la negativa de otorgamiento de cobertura de la Póliza del Seguro de Desgravamen de la tarjeta de crédito </w:t>
+      </w:r>
+      <w:proofErr w:type="spellStart"/>
+      <w:r>
+        <w:rPr>
+          <w:rFonts w:ascii="Arial Narrow" w:eastAsia="Times New Roman" w:hAnsi="Arial Narrow" w:cs="Arial"/>
+          <w:color w:val="000000"/>
+          <w:kern w:val="0"/>
+          <w:lang w:val="es-ES" w:eastAsia="es-ES"/>
+          <ns2:ligatures ns2:val="none"/>
+        </w:rPr>
+        <w:t>Mastercard</w:t>
+      </w:r>
+      <w:proofErr w:type="spellEnd"/>
+      <w:r>
+        <w:rPr>
+          <w:rFonts w:ascii="Arial Narrow" w:eastAsia="Times New Roman" w:hAnsi="Arial Narrow" w:cs="Arial"/>
+          <w:color w:val="000000"/>
+          <w:kern w:val="0"/>
+          <w:lang w:val="es-ES" w:eastAsia="es-ES"/>
+          <ns2:ligatures ns2:val="none"/>
+        </w:rPr>
+        <w:t xml:space="preserve"> Singular Black </w:t>
+      </w:r>
+      <w:proofErr w:type="spellStart"/>
+      <w:r>
+        <w:rPr>
+          <w:rFonts w:ascii="Arial Narrow" w:eastAsia="Times New Roman" w:hAnsi="Arial Narrow" w:cs="Arial"/>
+          <w:color w:val="000000"/>
+          <w:kern w:val="0"/>
+          <w:lang w:val="es-ES" w:eastAsia="es-ES"/>
+          <ns2:ligatures ns2:val="none"/>
+        </w:rPr>
+        <w:t/>
+      </w:r>
+      <w:proofErr w:type="spellEnd"/>
+      <w:r>
+        <w:rPr>
+          <w:rFonts w:ascii="Arial Narrow" w:eastAsia="Times New Roman" w:hAnsi="Arial Narrow" w:cs="Arial"/>
+          <w:color w:val="000000"/>
+          <w:kern w:val="0"/>
+          <w:lang w:val="es-ES" w:eastAsia="es-ES"/>
+          <ns2:ligatures ns2:val="none"/>
+        </w:rPr>
+        <w:t xml:space="preserve"> 512372****3570 fue justificada; (</w:t>
+      </w:r>
+      <w:proofErr w:type="spellStart"/>
+      <w:r>
+        <w:rPr>
+          <w:rFonts w:ascii="Arial Narrow" w:eastAsia="Times New Roman" w:hAnsi="Arial Narrow" w:cs="Arial"/>
+          <w:color w:val="000000"/>
+          <w:kern w:val="0"/>
+          <w:lang w:val="es-ES" w:eastAsia="es-ES"/>
+          <ns2:ligatures ns2:val="none"/>
+        </w:rPr>
+        <w:t>iv</w:t>
+      </w:r>
+      <w:proofErr w:type="spellEnd"/>
+      <w:r>
+        <w:rPr>
+          <w:rFonts w:ascii="Arial Narrow" w:eastAsia="Times New Roman" w:hAnsi="Arial Narrow" w:cs="Arial"/>
+          <w:color w:val="000000"/>
+          <w:kern w:val="0"/>
+          <w:lang w:val="es-ES" w:eastAsia="es-ES"/>
+          <ns2:ligatures ns2:val="none"/>
+        </w:rPr>
+        <w:t>) presentar los medios probatorios que acrediten que la negativa de otorgamiento de cobertura de la Póliza del Seguro de Desgravamen del préstamo personal adquirido el 22 de abril de 2025 materia de denuncia fue justificada; y, (v) presentar todas las comunicaciones cursadas con la parte denunciante en virtud de los hechos materia de denuncia</w:t>
+      </w:r>
+      <w:r>
+        <w:rPr>
+          <w:rFonts w:ascii="Arial Narrow" w:eastAsia="Times New Roman" w:hAnsi="Arial Narrow" w:cs="Arial"/>
+          <w:color w:val="000000"/>
+          <w:kern w:val="0"/>
+          <w:lang w:val="es-ES" w:eastAsia="es-ES"/>
+          <ns2:ligatures ns2:val="none"/>
+        </w:rPr>
+        <w:t>.</w:t>
+      </w:r>
+    </w:p>
+    <w:p ns2:paraId="7EAE58BA" ns2:textId="77777777">
+      <w:pPr>
+        <w:spacing w:after="0" w:line="240" w:lineRule="auto"/>
+        <w:jc w:val="both"/>
+        <w:rPr>
+          <w:rFonts w:ascii="Arial Narrow" w:eastAsia="Times New Roman" w:hAnsi="Arial Narrow" w:cs="Arial"/>
+          <w:color w:val="000000"/>
+          <w:kern w:val="0"/>
+          <w:lang w:val="es-ES" w:eastAsia="es-ES"/>
+          <ns2:ligatures ns2:val="none"/>
+        </w:rPr>
+      </w:pPr>
+    </w:p>
+    <w:p ns2:paraId="018EE32A" ns2:textId="4B7E803D">
+      <w:pPr>
+        <w:spacing w:after="0" w:line="240" w:lineRule="auto"/>
+        <w:jc w:val="both"/>
+        <w:rPr>
+          <w:rFonts w:ascii="Arial Narrow" w:eastAsia="Times New Roman" w:hAnsi="Arial Narrow" w:cs="Arial"/>
+          <w:color w:val="000000"/>
+          <w:kern w:val="0"/>
+          <w:lang w:val="es-ES" w:eastAsia="es-ES"/>
+          <ns2:ligatures ns2:val="none"/>
+        </w:rPr>
+      </w:pPr>
+      <w:r>
+        <w:rPr>
+          <w:rFonts w:ascii="Arial Narrow" w:eastAsia="Arial Narrow" w:hAnsi="Arial Narrow" w:cs="Arial Narrow"/>
+          <w:b/>
+          <w:color w:val="000000"/>
+          <w:kern w:val="0"/>
+          <w:lang w:eastAsia="es-PE"/>
+          <ns2:ligatures ns2:val="none"/>
+        </w:rPr>
+        <w:t>SÉTIMO</w:t>
+      </w:r>
+      <w:r>
+        <w:rPr>
+          <w:rFonts w:ascii="Arial Narrow" w:eastAsia="Arial Narrow" w:hAnsi="Arial Narrow" w:cs="Arial Narrow"/>
+          <w:b/>
+          <w:color w:val="000000"/>
+          <w:kern w:val="0"/>
+          <w:lang w:eastAsia="es-PE"/>
+          <ns2:ligatures ns2:val="none"/>
+        </w:rPr>
+        <w:t xml:space="preserve">: </w:t>
+      </w:r>
+      <w:r>
+        <w:rPr>
+          <w:rFonts w:ascii="Arial Narrow" w:eastAsia="Times New Roman" w:hAnsi="Arial Narrow" w:cs="Arial"/>
+          <w:color w:val="000000"/>
+          <w:kern w:val="0"/>
+          <w:lang w:eastAsia="es-ES"/>
+          <ns2:ligatures ns2:val="none"/>
+        </w:rPr>
+        <w:t xml:space="preserve">requerir </w:t>
+      </w:r>
+      <w:r>
+        <w:rPr>
+          <w:rFonts w:ascii="Arial Narrow" w:eastAsia="Times New Roman" w:hAnsi="Arial Narrow" w:cs="Arial"/>
+          <w:color w:val="000000"/>
+          <w:kern w:val="0"/>
+          <w:lang w:val="es-ES" w:eastAsia="es-ES"/>
+          <ns2:ligatures ns2:val="none"/>
+        </w:rPr>
+        <w:t xml:space="preserve">que, en un </w:t>
+      </w:r>
+      <w:r>
+        <w:rPr>
+          <w:rFonts w:ascii="Arial Narrow" w:eastAsia="Times New Roman" w:hAnsi="Arial Narrow" w:cs="Arial"/>
+          <w:color w:val="000000"/>
+          <w:kern w:val="0"/>
+          <w:lang w:eastAsia="es-ES"/>
+          <ns2:ligatures ns2:val="none"/>
+        </w:rPr>
+        <w:t xml:space="preserve">plazo no mayor de cinco (5) días hábiles contado a partir del día siguiente de la notificación de la presente resolución, </w:t>
+      </w:r>
+      <w:r>
+        <w:rPr>
+          <w:rFonts w:ascii="Arial Narrow" w:eastAsia="Times New Roman" w:hAnsi="Arial Narrow" w:cs="Times New Roman"/>
+          <w:color w:val="000000"/>
+          <w:kern w:val="0"/>
+          <w:shd w:val="clear" w:color="auto" w:fill="FFFFFF"/>
+          <w:lang w:eastAsia="es-PE"/>
+          <ns2:ligatures ns2:val="none"/>
+        </w:rPr>
+        <w:t>Scotiabank Perú S.A.A.</w:t>
+      </w:r>
+      <w:r>
+        <w:rPr>
+          <w:rFonts w:ascii="Arial Narrow" w:eastAsia="Times New Roman" w:hAnsi="Arial Narrow" w:cs="Arial"/>
+          <w:color w:val="000000"/>
+          <w:kern w:val="0"/>
+          <w:lang w:eastAsia="es-ES"/>
+          <ns2:ligatures ns2:val="none"/>
         </w:rPr>
         <w:t xml:space="preserve">, </w:t>
       </w:r>
       <w:r>
         <w:rPr>
-          <w:rFonts w:ascii="Arial Narrow" w:eastAsia="Arial Narrow" w:hAnsi="Arial Narrow" w:cs="Arial Narrow"/>
-          <w:color w:val="000000"/>
-          <w:kern w:val="0"/>
-          <w:lang w:eastAsia="es-PE"/>
-          <w14:ligatures w14:val="none"/>
-        </w:rPr>
-        <w:t>a</w:t>
-      </w:r>
-      <w:r>
-        <w:rPr>
-          <w:rFonts w:ascii="Arial Narrow" w:eastAsia="Times New Roman" w:hAnsi="Arial Narrow" w:cs="Times New Roman"/>
-          <w:color w:val="000000"/>
-          <w:kern w:val="0"/>
-          <w:shd w:val="clear" w:color="auto" w:fill="FFFFFF"/>
-          <w:lang w:eastAsia="es-PE"/>
-          <w14:ligatures w14:val="none"/>
-        </w:rPr>
-        <w:t xml:space="preserve"> </w:t>
-      </w:r>
-      <w:r>
-        <w:rPr>
-          <w:rFonts w:ascii="Arial Narrow" w:eastAsia="Arial Narrow" w:hAnsi="Arial Narrow" w:cs="Arial Narrow"/>
-          <w:bCs/>
-        </w:rPr>
-        <w:t xml:space="preserve">BNP </w:t>
+          <w:rFonts w:ascii="Arial Narrow" w:eastAsia="Times New Roman" w:hAnsi="Arial Narrow" w:cs="Arial"/>
+          <w:color w:val="000000"/>
+          <w:kern w:val="0"/>
+          <w:lang w:val="es-ES" w:eastAsia="es-ES"/>
+          <ns2:ligatures ns2:val="none"/>
+        </w:rPr>
+        <w:t xml:space="preserve">cumpla con: </w:t>
+      </w:r>
+      <w:r>
+        <w:rPr>
+          <w:rFonts w:ascii="Arial Narrow" w:eastAsia="Times New Roman" w:hAnsi="Arial Narrow" w:cs="Arial"/>
+          <w:color w:val="000000"/>
+          <w:kern w:val="0"/>
+          <w:lang w:val="es-ES" w:eastAsia="es-ES"/>
+          <ns2:ligatures ns2:val="none"/>
+        </w:rPr>
+        <w:t xml:space="preserve">(i) presentar una copia debidamente suscrita de la Póliza del Seguro de Desgravamen de la tarjeta de crédito </w:t>
       </w:r>
       <w:proofErr w:type="spellStart"/>
       <w:r>
         <w:rPr>
-          <w:rFonts w:ascii="Arial Narrow" w:eastAsia="Arial Narrow" w:hAnsi="Arial Narrow" w:cs="Arial Narrow"/>
-          <w:bCs/>
-        </w:rPr>
-        <w:t>Paribas</w:t>
+          <w:rFonts w:ascii="Arial Narrow" w:eastAsia="Times New Roman" w:hAnsi="Arial Narrow" w:cs="Arial"/>
+          <w:color w:val="000000"/>
+          <w:kern w:val="0"/>
+          <w:lang w:val="es-ES" w:eastAsia="es-ES"/>
+          <ns2:ligatures ns2:val="none"/>
+        </w:rPr>
+        <w:t>Mastercard</w:t>
       </w:r>
       <w:proofErr w:type="spellEnd"/>
       <w:r>
         <w:rPr>
-          <w:rFonts w:ascii="Arial Narrow" w:eastAsia="Arial Narrow" w:hAnsi="Arial Narrow" w:cs="Arial Narrow"/>
-          <w:bCs/>
-        </w:rPr>
-        <w:t xml:space="preserve"> </w:t>
+          <w:rFonts w:ascii="Arial Narrow" w:eastAsia="Times New Roman" w:hAnsi="Arial Narrow" w:cs="Arial"/>
+          <w:color w:val="000000"/>
+          <w:kern w:val="0"/>
+          <w:lang w:val="es-ES" w:eastAsia="es-ES"/>
+          <ns2:ligatures ns2:val="none"/>
+        </w:rPr>
+        <w:t xml:space="preserve"> Singular Black </w:t>
       </w:r>
       <w:proofErr w:type="spellStart"/>
       <w:r>
         <w:rPr>
-          <w:rFonts w:ascii="Arial Narrow" w:eastAsia="Arial Narrow" w:hAnsi="Arial Narrow" w:cs="Arial Narrow"/>
-          <w:bCs/>
-        </w:rPr>
-        <w:t>Cardif</w:t>
+          <w:rFonts w:ascii="Arial Narrow" w:eastAsia="Times New Roman" w:hAnsi="Arial Narrow" w:cs="Arial"/>
+          <w:color w:val="000000"/>
+          <w:kern w:val="0"/>
+          <w:lang w:val="es-ES" w:eastAsia="es-ES"/>
+          <ns2:ligatures ns2:val="none"/>
+        </w:rPr>
+        <w:t/>
       </w:r>
       <w:proofErr w:type="spellEnd"/>
       <w:r>
         <w:rPr>
-          <w:rFonts w:ascii="Arial Narrow" w:eastAsia="Arial Narrow" w:hAnsi="Arial Narrow" w:cs="Arial Narrow"/>
-          <w:bCs/>
-        </w:rPr>
-        <w:t xml:space="preserve"> S.A. Compañía de Seguros y Reaseguros</w:t>
-      </w:r>
-      <w:r>
-        <w:rPr>
-          <w:rFonts w:ascii="Arial Narrow" w:eastAsia="Arial Narrow" w:hAnsi="Arial Narrow" w:cs="Arial Narrow"/>
-          <w:bCs/>
-        </w:rPr>
-        <w:t xml:space="preserve"> y </w:t>
-      </w:r>
-      <w:r>
-        <w:rPr>
-          <w:rFonts w:ascii="Arial Narrow" w:eastAsia="Times New Roman" w:hAnsi="Arial Narrow" w:cs="Times New Roman"/>
-          <w:color w:val="000000"/>
-          <w:kern w:val="0"/>
-          <w:shd w:val="clear" w:color="auto" w:fill="FFFFFF"/>
-          <w:lang w:eastAsia="es-PE"/>
-          <w14:ligatures w14:val="none"/>
-        </w:rPr>
-        <w:t>Scotiabank Perú S.A.A.</w:t>
-      </w:r>
-      <w:r>
-        <w:rPr>
-          <w:rFonts w:ascii="Arial Narrow" w:eastAsia="Arial Narrow" w:hAnsi="Arial Narrow" w:cs="Arial Narrow"/>
-          <w:color w:val="000000"/>
-          <w:kern w:val="0"/>
-          <w:lang w:eastAsia="es-PE"/>
-          <w14:ligatures w14:val="none"/>
-        </w:rPr>
-        <w:t>, pa</w:t>
-      </w:r>
-      <w:r>
-        <w:rPr>
-          <w:rFonts w:ascii="Arial Narrow" w:eastAsia="Arial Narrow" w:hAnsi="Arial Narrow" w:cs="Arial Narrow"/>
-          <w:color w:val="000000"/>
-          <w:kern w:val="0"/>
-          <w:lang w:eastAsia="es-PE"/>
-          <w14:ligatures w14:val="none"/>
-        </w:rPr>
-        <w:t>ra que, de conformidad con lo dispuesto por el artículo 26</w:t>
-      </w:r>
-      <w:r>
-        <w:rPr>
-          <w:rFonts w:ascii="Arial Narrow" w:eastAsia="Times New Roman" w:hAnsi="Arial Narrow" w:cs="Segoe UI"/>
-          <w:color w:val="000000"/>
-          <w:kern w:val="0"/>
-          <w:lang w:eastAsia="es-PE"/>
-          <w14:ligatures w14:val="none"/>
-        </w:rPr>
-        <w:t/>
-      </w:r>
-      <w:r>
-        <w:rPr>
-          <w:rFonts w:ascii="Arial Narrow" w:eastAsia="Arial Narrow" w:hAnsi="Arial Narrow" w:cs="Arial Narrow"/>
-          <w:color w:val="000000"/>
-          <w:kern w:val="0"/>
-          <w:lang w:eastAsia="es-PE"/>
-          <w14:ligatures w14:val="none"/>
-        </w:rPr>
-        <w:t xml:space="preserve"> de la Ley sobre Facultades, Normas y Organización del Indecopi, aprobada por Decreto Legislativo 807, </w:t>
-      </w:r>
-      <w:r>
-        <w:rPr>
-          <w:rFonts w:ascii="Arial Narrow" w:eastAsia="Arial Narrow" w:hAnsi="Arial Narrow" w:cs="Arial Narrow"/>
-          <w:color w:val="000000"/>
-          <w:kern w:val="0"/>
-          <w:lang w:eastAsia="es-PE"/>
-          <w14:ligatures w14:val="none"/>
-        </w:rPr>
-        <w:t>presenten</w:t>
-      </w:r>
-      <w:r>
-        <w:rPr>
-          <w:rFonts w:ascii="Arial Narrow" w:eastAsia="Arial Narrow" w:hAnsi="Arial Narrow" w:cs="Arial Narrow"/>
-          <w:color w:val="000000"/>
-          <w:kern w:val="0"/>
-          <w:lang w:eastAsia="es-PE"/>
-          <w14:ligatures w14:val="none"/>
-        </w:rPr>
-        <w:t xml:space="preserve"> sus descargos en un plazo no mayor de cinco (5) días hábiles contados desde la notificación. </w:t>
-      </w:r>
-    </w:p>
-    <w:p>
-      <w:pPr>
-        <w:spacing w:after="0" w:line="240" w:lineRule="auto"/>
-        <w:jc w:val="both"/>
-        <w:rPr>
-          <w:rFonts w:ascii="Arial Narrow" w:eastAsia="Arial Narrow" w:hAnsi="Arial Narrow" w:cs="Arial Narrow"/>
-          <w:color w:val="000000"/>
-          <w:kern w:val="0"/>
-          <w:lang w:eastAsia="es-PE"/>
-          <w14:ligatures w14:val="none"/>
-        </w:rPr>
-      </w:pPr>
-    </w:p>
-    <w:p>
-      <w:pPr>
-        <w:spacing w:after="0" w:line="240" w:lineRule="auto"/>
-        <w:jc w:val="both"/>
-        <w:rPr>
           <w:rFonts w:ascii="Arial Narrow" w:eastAsia="Times New Roman" w:hAnsi="Arial Narrow" w:cs="Arial"/>
           <w:color w:val="000000"/>
           <w:kern w:val="0"/>
           <w:lang w:val="es-ES" w:eastAsia="es-ES"/>
-          <w14:ligatures w14:val="none"/>
-        </w:rPr>
-      </w:pPr>
-      <w:r>
-        <w:rPr>
-          <w:rFonts w:ascii="Arial Narrow" w:eastAsia="Arial Narrow" w:hAnsi="Arial Narrow" w:cs="Arial Narrow"/>
-          <w:b/>
-          <w:color w:val="000000"/>
-          <w:kern w:val="0"/>
-          <w:lang w:eastAsia="es-PE"/>
-          <w14:ligatures w14:val="none"/>
-        </w:rPr>
-        <w:t>SEXTO</w:t>
-      </w:r>
-      <w:r>
-        <w:rPr>
-          <w:rFonts w:ascii="Arial Narrow" w:eastAsia="Arial Narrow" w:hAnsi="Arial Narrow" w:cs="Arial Narrow"/>
-          <w:b/>
-          <w:color w:val="000000"/>
-          <w:kern w:val="0"/>
-          <w:lang w:eastAsia="es-PE"/>
-          <w14:ligatures w14:val="none"/>
-        </w:rPr>
-        <w:t xml:space="preserve">: </w:t>
-      </w:r>
-      <w:bookmarkStart w:id="12" w:name="_Hlk188286813"/>
-      <w:r>
-        <w:rPr>
-          <w:rFonts w:ascii="Arial Narrow" w:eastAsia="Times New Roman" w:hAnsi="Arial Narrow" w:cs="Arial"/>
-          <w:color w:val="000000"/>
-          <w:kern w:val="0"/>
-          <w:lang w:eastAsia="es-ES"/>
-          <w14:ligatures w14:val="none"/>
-        </w:rPr>
-        <w:t xml:space="preserve">requerir </w:t>
-      </w:r>
+          <ns2:ligatures ns2:val="none"/>
+        </w:rPr>
+        <w:t xml:space="preserve"> 512372****3570 materia de denuncia, así como el cargo de remisión de la póliza; (</w:t>
+      </w:r>
+      <w:proofErr w:type="spellStart"/>
       <w:r>
         <w:rPr>
           <w:rFonts w:ascii="Arial Narrow" w:eastAsia="Times New Roman" w:hAnsi="Arial Narrow" w:cs="Arial"/>
           <w:color w:val="000000"/>
           <w:kern w:val="0"/>
           <w:lang w:val="es-ES" w:eastAsia="es-ES"/>
-          <w14:ligatures w14:val="none"/>
-        </w:rPr>
-        <w:t xml:space="preserve">que, en un </w:t>
-      </w:r>
-      <w:r>
-        <w:rPr>
-          <w:rFonts w:ascii="Arial Narrow" w:eastAsia="Times New Roman" w:hAnsi="Arial Narrow" w:cs="Arial"/>
-          <w:color w:val="000000"/>
-          <w:kern w:val="0"/>
-          <w:lang w:eastAsia="es-ES"/>
-          <w14:ligatures w14:val="none"/>
-        </w:rPr>
-        <w:t>plazo no mayor de cinco (5) días hábiles contado a partir del día siguiente de la notificación de la presente resolución</w:t>
-      </w:r>
-      <w:bookmarkEnd w:id="12"/>
-      <w:r>
-        <w:rPr>
-          <w:rFonts w:ascii="Arial Narrow" w:eastAsia="Times New Roman" w:hAnsi="Arial Narrow" w:cs="Arial"/>
-          <w:color w:val="000000"/>
-          <w:kern w:val="0"/>
-          <w:lang w:eastAsia="es-ES"/>
-          <w14:ligatures w14:val="none"/>
-        </w:rPr>
-        <w:t xml:space="preserve">, </w:t>
-      </w:r>
-      <w:bookmarkStart w:id="13" w:name="_Hlk188286828"/>
-      <w:r>
-        <w:rPr>
-          <w:rFonts w:ascii="Arial Narrow" w:eastAsia="Arial Narrow" w:hAnsi="Arial Narrow" w:cs="Arial Narrow"/>
-          <w:bCs/>
-        </w:rPr>
-        <w:t xml:space="preserve">BNP </w:t>
-      </w:r>
-      <w:proofErr w:type="spellStart"/>
-      <w:r>
-        <w:rPr>
-          <w:rFonts w:ascii="Arial Narrow" w:eastAsia="Arial Narrow" w:hAnsi="Arial Narrow" w:cs="Arial Narrow"/>
-          <w:bCs/>
-        </w:rPr>
-        <w:t>Paribas</w:t>
+          <ns2:ligatures ns2:val="none"/>
+        </w:rPr>
+        <w:t>ii</w:t>
       </w:r>
       <w:proofErr w:type="spellEnd"/>
       <w:r>
         <w:rPr>
-          <w:rFonts w:ascii="Arial Narrow" w:eastAsia="Arial Narrow" w:hAnsi="Arial Narrow" w:cs="Arial Narrow"/>
-          <w:bCs/>
-        </w:rPr>
-        <w:t xml:space="preserve"> </w:t>
-      </w:r>
-      <w:proofErr w:type="spellStart"/>
-      <w:r>
-        <w:rPr>
-          <w:rFonts w:ascii="Arial Narrow" w:eastAsia="Arial Narrow" w:hAnsi="Arial Narrow" w:cs="Arial Narrow"/>
-          <w:bCs/>
-        </w:rPr>
-        <w:t>Cardif</w:t>
-      </w:r>
-      <w:proofErr w:type="spellEnd"/>
-      <w:r>
-        <w:rPr>
-          <w:rFonts w:ascii="Arial Narrow" w:eastAsia="Arial Narrow" w:hAnsi="Arial Narrow" w:cs="Arial Narrow"/>
-          <w:bCs/>
-        </w:rPr>
-        <w:t xml:space="preserve"> S.A. Compañía de Seguros y Reaseguros</w:t>
-      </w:r>
-      <w:r>
-        <w:rPr>
-          <w:rFonts w:ascii="Arial Narrow" w:eastAsia="Times New Roman" w:hAnsi="Arial Narrow" w:cs="Arial"/>
-          <w:color w:val="000000"/>
-          <w:kern w:val="0"/>
-          <w:lang w:eastAsia="es-ES"/>
-          <w14:ligatures w14:val="none"/>
-        </w:rPr>
-        <w:t xml:space="preserve">, </w:t>
-      </w:r>
-      <w:bookmarkEnd w:id="13"/>
-      <w:r>
-        <w:rPr>
           <w:rFonts w:ascii="Arial Narrow" w:eastAsia="Times New Roman" w:hAnsi="Arial Narrow" w:cs="Arial"/>
           <w:color w:val="000000"/>
           <w:kern w:val="0"/>
           <w:lang w:val="es-ES" w:eastAsia="es-ES"/>
-          <w14:ligatures w14:val="none"/>
-        </w:rPr>
-        <w:t>cumpla</w:t>
+          <ns2:ligatures ns2:val="none"/>
+        </w:rPr>
+        <w:t xml:space="preserve">) presentar </w:t>
       </w:r>
       <w:r>
         <w:rPr>
@@ -8757,376 +8946,7 @@
           <w:color w:val="000000"/>
           <w:kern w:val="0"/>
           <w:lang w:val="es-ES" w:eastAsia="es-ES"/>
-          <w14:ligatures w14:val="none"/>
-        </w:rPr>
-        <w:t xml:space="preserve"> con: </w:t>
-      </w:r>
-      <w:r>
-        <w:rPr>
-          <w:rFonts w:ascii="Arial Narrow" w:eastAsia="Times New Roman" w:hAnsi="Arial Narrow" w:cs="Arial"/>
-          <w:color w:val="000000"/>
-          <w:kern w:val="0"/>
-          <w:lang w:val="es-ES" w:eastAsia="es-ES"/>
-          <w14:ligatures w14:val="none"/>
-        </w:rPr>
-        <w:t xml:space="preserve">(i) presentar una copia debidamente suscrita de la Póliza del Seguro de Desgravamen de la tarjeta de crédito </w:t>
-      </w:r>
-      <w:proofErr w:type="spellStart"/>
-      <w:r>
-        <w:rPr>
-          <w:rFonts w:ascii="Arial Narrow" w:eastAsia="Times New Roman" w:hAnsi="Arial Narrow" w:cs="Arial"/>
-          <w:color w:val="000000"/>
-          <w:kern w:val="0"/>
-          <w:lang w:val="es-ES" w:eastAsia="es-ES"/>
-          <w14:ligatures w14:val="none"/>
-        </w:rPr>
-        <w:t>Mastercard</w:t>
-      </w:r>
-      <w:proofErr w:type="spellEnd"/>
-      <w:r>
-        <w:rPr>
-          <w:rFonts w:ascii="Arial Narrow" w:eastAsia="Times New Roman" w:hAnsi="Arial Narrow" w:cs="Arial"/>
-          <w:color w:val="000000"/>
-          <w:kern w:val="0"/>
-          <w:lang w:val="es-ES" w:eastAsia="es-ES"/>
-          <w14:ligatures w14:val="none"/>
-        </w:rPr>
-        <w:t xml:space="preserve"> Singular Black </w:t>
-      </w:r>
-      <w:proofErr w:type="spellStart"/>
-      <w:r>
-        <w:rPr>
-          <w:rFonts w:ascii="Arial Narrow" w:eastAsia="Times New Roman" w:hAnsi="Arial Narrow" w:cs="Arial"/>
-          <w:color w:val="000000"/>
-          <w:kern w:val="0"/>
-          <w:lang w:val="es-ES" w:eastAsia="es-ES"/>
-          <w14:ligatures w14:val="none"/>
-        </w:rPr>
-        <w:t/>
-      </w:r>
-      <w:proofErr w:type="spellEnd"/>
-      <w:r>
-        <w:rPr>
-          <w:rFonts w:ascii="Arial Narrow" w:eastAsia="Times New Roman" w:hAnsi="Arial Narrow" w:cs="Arial"/>
-          <w:color w:val="000000"/>
-          <w:kern w:val="0"/>
-          <w:lang w:val="es-ES" w:eastAsia="es-ES"/>
-          <w14:ligatures w14:val="none"/>
-        </w:rPr>
-        <w:t xml:space="preserve"> 512372****3570 materia de denuncia, así como el cargo de remisión de la póliza; (</w:t>
-      </w:r>
-      <w:proofErr w:type="spellStart"/>
-      <w:r>
-        <w:rPr>
-          <w:rFonts w:ascii="Arial Narrow" w:eastAsia="Times New Roman" w:hAnsi="Arial Narrow" w:cs="Arial"/>
-          <w:color w:val="000000"/>
-          <w:kern w:val="0"/>
-          <w:lang w:val="es-ES" w:eastAsia="es-ES"/>
-          <w14:ligatures w14:val="none"/>
-        </w:rPr>
-        <w:t>ii</w:t>
-      </w:r>
-      <w:proofErr w:type="spellEnd"/>
-      <w:r>
-        <w:rPr>
-          <w:rFonts w:ascii="Arial Narrow" w:eastAsia="Times New Roman" w:hAnsi="Arial Narrow" w:cs="Arial"/>
-          <w:color w:val="000000"/>
-          <w:kern w:val="0"/>
-          <w:lang w:val="es-ES" w:eastAsia="es-ES"/>
-          <w14:ligatures w14:val="none"/>
-        </w:rPr>
-        <w:t>) presentar una copia debidamente suscrita de la Póliza del Seguro de Desgravamen del préstamo personal adquirido el 22 de abril de 2025 materia de denuncia, así como el cargo de remisión de la póliza; (</w:t>
-      </w:r>
-      <w:proofErr w:type="spellStart"/>
-      <w:r>
-        <w:rPr>
-          <w:rFonts w:ascii="Arial Narrow" w:eastAsia="Times New Roman" w:hAnsi="Arial Narrow" w:cs="Arial"/>
-          <w:color w:val="000000"/>
-          <w:kern w:val="0"/>
-          <w:lang w:val="es-ES" w:eastAsia="es-ES"/>
-          <w14:ligatures w14:val="none"/>
-        </w:rPr>
-        <w:t>iii</w:t>
-      </w:r>
-      <w:proofErr w:type="spellEnd"/>
-      <w:r>
-        <w:rPr>
-          <w:rFonts w:ascii="Arial Narrow" w:eastAsia="Times New Roman" w:hAnsi="Arial Narrow" w:cs="Arial"/>
-          <w:color w:val="000000"/>
-          <w:kern w:val="0"/>
-          <w:lang w:val="es-ES" w:eastAsia="es-ES"/>
-          <w14:ligatures w14:val="none"/>
-        </w:rPr>
-        <w:t xml:space="preserve">) presentar los medios probatorios que acrediten que la negativa de otorgamiento de cobertura de la Póliza del Seguro de Desgravamen de la tarjeta de crédito </w:t>
-      </w:r>
-      <w:proofErr w:type="spellStart"/>
-      <w:r>
-        <w:rPr>
-          <w:rFonts w:ascii="Arial Narrow" w:eastAsia="Times New Roman" w:hAnsi="Arial Narrow" w:cs="Arial"/>
-          <w:color w:val="000000"/>
-          <w:kern w:val="0"/>
-          <w:lang w:val="es-ES" w:eastAsia="es-ES"/>
-          <w14:ligatures w14:val="none"/>
-        </w:rPr>
-        <w:t>Mastercard</w:t>
-      </w:r>
-      <w:proofErr w:type="spellEnd"/>
-      <w:r>
-        <w:rPr>
-          <w:rFonts w:ascii="Arial Narrow" w:eastAsia="Times New Roman" w:hAnsi="Arial Narrow" w:cs="Arial"/>
-          <w:color w:val="000000"/>
-          <w:kern w:val="0"/>
-          <w:lang w:val="es-ES" w:eastAsia="es-ES"/>
-          <w14:ligatures w14:val="none"/>
-        </w:rPr>
-        <w:t xml:space="preserve"> Singular Black </w:t>
-      </w:r>
-      <w:proofErr w:type="spellStart"/>
-      <w:r>
-        <w:rPr>
-          <w:rFonts w:ascii="Arial Narrow" w:eastAsia="Times New Roman" w:hAnsi="Arial Narrow" w:cs="Arial"/>
-          <w:color w:val="000000"/>
-          <w:kern w:val="0"/>
-          <w:lang w:val="es-ES" w:eastAsia="es-ES"/>
-          <w14:ligatures w14:val="none"/>
-        </w:rPr>
-        <w:t/>
-      </w:r>
-      <w:proofErr w:type="spellEnd"/>
-      <w:r>
-        <w:rPr>
-          <w:rFonts w:ascii="Arial Narrow" w:eastAsia="Times New Roman" w:hAnsi="Arial Narrow" w:cs="Arial"/>
-          <w:color w:val="000000"/>
-          <w:kern w:val="0"/>
-          <w:lang w:val="es-ES" w:eastAsia="es-ES"/>
-          <w14:ligatures w14:val="none"/>
-        </w:rPr>
-        <w:t xml:space="preserve"> 512372****3570 fue justificada; (</w:t>
-      </w:r>
-      <w:proofErr w:type="spellStart"/>
-      <w:r>
-        <w:rPr>
-          <w:rFonts w:ascii="Arial Narrow" w:eastAsia="Times New Roman" w:hAnsi="Arial Narrow" w:cs="Arial"/>
-          <w:color w:val="000000"/>
-          <w:kern w:val="0"/>
-          <w:lang w:val="es-ES" w:eastAsia="es-ES"/>
-          <w14:ligatures w14:val="none"/>
-        </w:rPr>
-        <w:t>iv</w:t>
-      </w:r>
-      <w:proofErr w:type="spellEnd"/>
-      <w:r>
-        <w:rPr>
-          <w:rFonts w:ascii="Arial Narrow" w:eastAsia="Times New Roman" w:hAnsi="Arial Narrow" w:cs="Arial"/>
-          <w:color w:val="000000"/>
-          <w:kern w:val="0"/>
-          <w:lang w:val="es-ES" w:eastAsia="es-ES"/>
-          <w14:ligatures w14:val="none"/>
-        </w:rPr>
-        <w:t>) presentar los medios probatorios que acrediten que la negativa de otorgamiento de cobertura de la Póliza del Seguro de Desgravamen del préstamo personal adquirido el 22 de abril de 2025 materia de denuncia fue justificada; y, (v) presentar todas las comunicaciones cursadas con la parte denunciante en virtud de los hechos materia de denuncia</w:t>
-      </w:r>
-      <w:r>
-        <w:rPr>
-          <w:rFonts w:ascii="Arial Narrow" w:eastAsia="Times New Roman" w:hAnsi="Arial Narrow" w:cs="Arial"/>
-          <w:color w:val="000000"/>
-          <w:kern w:val="0"/>
-          <w:lang w:val="es-ES" w:eastAsia="es-ES"/>
-          <w14:ligatures w14:val="none"/>
-        </w:rPr>
-        <w:t>.</w:t>
-      </w:r>
-    </w:p>
-    <w:p>
-      <w:pPr>
-        <w:spacing w:after="0" w:line="240" w:lineRule="auto"/>
-        <w:jc w:val="both"/>
-        <w:rPr>
-          <w:rFonts w:ascii="Arial Narrow" w:eastAsia="Times New Roman" w:hAnsi="Arial Narrow" w:cs="Arial"/>
-          <w:color w:val="000000"/>
-          <w:kern w:val="0"/>
-          <w:lang w:val="es-ES" w:eastAsia="es-ES"/>
-          <w14:ligatures w14:val="none"/>
-        </w:rPr>
-      </w:pPr>
-    </w:p>
-    <w:p>
-      <w:pPr>
-        <w:spacing w:after="0" w:line="240" w:lineRule="auto"/>
-        <w:jc w:val="both"/>
-        <w:rPr>
-          <w:rFonts w:ascii="Arial Narrow" w:eastAsia="Times New Roman" w:hAnsi="Arial Narrow" w:cs="Arial"/>
-          <w:color w:val="000000"/>
-          <w:kern w:val="0"/>
-          <w:lang w:val="es-ES" w:eastAsia="es-ES"/>
-          <w14:ligatures w14:val="none"/>
-        </w:rPr>
-      </w:pPr>
-      <w:r>
-        <w:rPr>
-          <w:rFonts w:ascii="Arial Narrow" w:eastAsia="Arial Narrow" w:hAnsi="Arial Narrow" w:cs="Arial Narrow"/>
-          <w:b/>
-          <w:color w:val="000000"/>
-          <w:kern w:val="0"/>
-          <w:lang w:eastAsia="es-PE"/>
-          <w14:ligatures w14:val="none"/>
-        </w:rPr>
-        <w:t>SÉTIMO</w:t>
-      </w:r>
-      <w:r>
-        <w:rPr>
-          <w:rFonts w:ascii="Arial Narrow" w:eastAsia="Arial Narrow" w:hAnsi="Arial Narrow" w:cs="Arial Narrow"/>
-          <w:b/>
-          <w:color w:val="000000"/>
-          <w:kern w:val="0"/>
-          <w:lang w:eastAsia="es-PE"/>
-          <w14:ligatures w14:val="none"/>
-        </w:rPr>
-        <w:t xml:space="preserve">: </w:t>
-      </w:r>
-      <w:r>
-        <w:rPr>
-          <w:rFonts w:ascii="Arial Narrow" w:eastAsia="Times New Roman" w:hAnsi="Arial Narrow" w:cs="Arial"/>
-          <w:color w:val="000000"/>
-          <w:kern w:val="0"/>
-          <w:lang w:eastAsia="es-ES"/>
-          <w14:ligatures w14:val="none"/>
-        </w:rPr>
-        <w:t xml:space="preserve">requerir </w:t>
-      </w:r>
-      <w:r>
-        <w:rPr>
-          <w:rFonts w:ascii="Arial Narrow" w:eastAsia="Times New Roman" w:hAnsi="Arial Narrow" w:cs="Arial"/>
-          <w:color w:val="000000"/>
-          <w:kern w:val="0"/>
-          <w:lang w:val="es-ES" w:eastAsia="es-ES"/>
-          <w14:ligatures w14:val="none"/>
-        </w:rPr>
-        <w:t xml:space="preserve">que, en un </w:t>
-      </w:r>
-      <w:r>
-        <w:rPr>
-          <w:rFonts w:ascii="Arial Narrow" w:eastAsia="Times New Roman" w:hAnsi="Arial Narrow" w:cs="Arial"/>
-          <w:color w:val="000000"/>
-          <w:kern w:val="0"/>
-          <w:lang w:eastAsia="es-ES"/>
-          <w14:ligatures w14:val="none"/>
-        </w:rPr>
-        <w:t xml:space="preserve">plazo no mayor de cinco (5) días hábiles contado a partir del día siguiente de la notificación de la presente resolución, </w:t>
-      </w:r>
-      <w:r>
-        <w:rPr>
-          <w:rFonts w:ascii="Arial Narrow" w:eastAsia="Times New Roman" w:hAnsi="Arial Narrow" w:cs="Times New Roman"/>
-          <w:color w:val="000000"/>
-          <w:kern w:val="0"/>
-          <w:shd w:val="clear" w:color="auto" w:fill="FFFFFF"/>
-          <w:lang w:eastAsia="es-PE"/>
-          <w14:ligatures w14:val="none"/>
-        </w:rPr>
-        <w:t>Scotiabank Perú S.A.A.</w:t>
-      </w:r>
-      <w:r>
-        <w:rPr>
-          <w:rFonts w:ascii="Arial Narrow" w:eastAsia="Times New Roman" w:hAnsi="Arial Narrow" w:cs="Arial"/>
-          <w:color w:val="000000"/>
-          <w:kern w:val="0"/>
-          <w:lang w:eastAsia="es-ES"/>
-          <w14:ligatures w14:val="none"/>
-        </w:rPr>
-        <w:t xml:space="preserve">, </w:t>
-      </w:r>
-      <w:r>
-        <w:rPr>
-          <w:rFonts w:ascii="Arial Narrow" w:eastAsia="Times New Roman" w:hAnsi="Arial Narrow" w:cs="Arial"/>
-          <w:color w:val="000000"/>
-          <w:kern w:val="0"/>
-          <w:lang w:val="es-ES" w:eastAsia="es-ES"/>
-          <w14:ligatures w14:val="none"/>
-        </w:rPr>
-        <w:t xml:space="preserve">cumpla con: </w:t>
-      </w:r>
-      <w:r>
-        <w:rPr>
-          <w:rFonts w:ascii="Arial Narrow" w:eastAsia="Times New Roman" w:hAnsi="Arial Narrow" w:cs="Arial"/>
-          <w:color w:val="000000"/>
-          <w:kern w:val="0"/>
-          <w:lang w:val="es-ES" w:eastAsia="es-ES"/>
-          <w14:ligatures w14:val="none"/>
-        </w:rPr>
-        <w:t xml:space="preserve">(i) presentar una copia debidamente suscrita de la Póliza del Seguro de Desgravamen de la tarjeta de crédito </w:t>
-      </w:r>
-      <w:proofErr w:type="spellStart"/>
-      <w:r>
-        <w:rPr>
-          <w:rFonts w:ascii="Arial Narrow" w:eastAsia="Times New Roman" w:hAnsi="Arial Narrow" w:cs="Arial"/>
-          <w:color w:val="000000"/>
-          <w:kern w:val="0"/>
-          <w:lang w:val="es-ES" w:eastAsia="es-ES"/>
-          <w14:ligatures w14:val="none"/>
-        </w:rPr>
-        <w:t>Mastercard</w:t>
-      </w:r>
-      <w:proofErr w:type="spellEnd"/>
-      <w:r>
-        <w:rPr>
-          <w:rFonts w:ascii="Arial Narrow" w:eastAsia="Times New Roman" w:hAnsi="Arial Narrow" w:cs="Arial"/>
-          <w:color w:val="000000"/>
-          <w:kern w:val="0"/>
-          <w:lang w:val="es-ES" w:eastAsia="es-ES"/>
-          <w14:ligatures w14:val="none"/>
-        </w:rPr>
-        <w:t xml:space="preserve"> Singular Black </w:t>
-      </w:r>
-      <w:proofErr w:type="spellStart"/>
-      <w:r>
-        <w:rPr>
-          <w:rFonts w:ascii="Arial Narrow" w:eastAsia="Times New Roman" w:hAnsi="Arial Narrow" w:cs="Arial"/>
-          <w:color w:val="000000"/>
-          <w:kern w:val="0"/>
-          <w:lang w:val="es-ES" w:eastAsia="es-ES"/>
-          <w14:ligatures w14:val="none"/>
-        </w:rPr>
-        <w:t/>
-      </w:r>
-      <w:proofErr w:type="spellEnd"/>
-      <w:r>
-        <w:rPr>
-          <w:rFonts w:ascii="Arial Narrow" w:eastAsia="Times New Roman" w:hAnsi="Arial Narrow" w:cs="Arial"/>
-          <w:color w:val="000000"/>
-          <w:kern w:val="0"/>
-          <w:lang w:val="es-ES" w:eastAsia="es-ES"/>
-          <w14:ligatures w14:val="none"/>
-        </w:rPr>
-        <w:t xml:space="preserve"> 512372****3570 materia de denuncia, así como el cargo de remisión de la póliza; (</w:t>
-      </w:r>
-      <w:proofErr w:type="spellStart"/>
-      <w:r>
-        <w:rPr>
-          <w:rFonts w:ascii="Arial Narrow" w:eastAsia="Times New Roman" w:hAnsi="Arial Narrow" w:cs="Arial"/>
-          <w:color w:val="000000"/>
-          <w:kern w:val="0"/>
-          <w:lang w:val="es-ES" w:eastAsia="es-ES"/>
-          <w14:ligatures w14:val="none"/>
-        </w:rPr>
-        <w:t>ii</w:t>
-      </w:r>
-      <w:proofErr w:type="spellEnd"/>
-      <w:r>
-        <w:rPr>
-          <w:rFonts w:ascii="Arial Narrow" w:eastAsia="Times New Roman" w:hAnsi="Arial Narrow" w:cs="Arial"/>
-          <w:color w:val="000000"/>
-          <w:kern w:val="0"/>
-          <w:lang w:val="es-ES" w:eastAsia="es-ES"/>
-          <w14:ligatures w14:val="none"/>
-        </w:rPr>
-        <w:t xml:space="preserve">) presentar </w:t>
-      </w:r>
-      <w:r>
-        <w:rPr>
-          <w:rFonts w:ascii="Arial Narrow" w:eastAsia="Times New Roman" w:hAnsi="Arial Narrow" w:cs="Arial"/>
-          <w:color w:val="000000"/>
-          <w:kern w:val="0"/>
-          <w:lang w:val="es-ES" w:eastAsia="es-ES"/>
-          <w14:ligatures w14:val="none"/>
+          <ns2:ligatures ns2:val="none"/>
         </w:rPr>
         <w:lastRenderedPageBreak/>
         <w:t>una copia debidamente suscrita de la Póliza del Seguro de Desgravamen del préstamo personal adquirido el 22 de abril de 2025 materia de denuncia, así como el cargo de remisión de la póliza; (</w:t>
@@ -9138,7 +8958,7 @@
           <w:color w:val="000000"/>
           <w:kern w:val="0"/>
           <w:lang w:val="es-ES" w:eastAsia="es-ES"/>
-          <w14:ligatures w14:val="none"/>
+          <ns2:ligatures ns2:val="none"/>
         </w:rPr>
         <w:t>iii</w:t>
       </w:r>
@@ -9149,7 +8969,7 @@
           <w:color w:val="000000"/>
           <w:kern w:val="0"/>
           <w:lang w:val="es-ES" w:eastAsia="es-ES"/>
-          <w14:ligatures w14:val="none"/>
+          <ns2:ligatures ns2:val="none"/>
         </w:rPr>
         <w:t xml:space="preserve">) presentar la grabación de la contratación realizada vía telefónica de la Póliza del Seguro de Desgravamen de la tarjeta de crédito </w:t>
       </w:r>
@@ -9160,7 +8980,7 @@
           <w:color w:val="000000"/>
           <w:kern w:val="0"/>
           <w:lang w:val="es-ES" w:eastAsia="es-ES"/>
-          <w14:ligatures w14:val="none"/>
+          <ns2:ligatures ns2:val="none"/>
         </w:rPr>
         <w:t>Mastercard</w:t>
       </w:r>
@@ -9171,7 +8991,7 @@
           <w:color w:val="000000"/>
           <w:kern w:val="0"/>
           <w:lang w:val="es-ES" w:eastAsia="es-ES"/>
-          <w14:ligatures w14:val="none"/>
+          <ns2:ligatures ns2:val="none"/>
         </w:rPr>
         <w:t xml:space="preserve"> Singular Black </w:t>
       </w:r>
@@ -9182,7 +9002,7 @@
           <w:color w:val="000000"/>
           <w:kern w:val="0"/>
           <w:lang w:val="es-ES" w:eastAsia="es-ES"/>
-          <w14:ligatures w14:val="none"/>
+          <ns2:ligatures ns2:val="none"/>
         </w:rPr>
         <w:t/>
       </w:r>
@@ -9193,7 +9013,7 @@
           <w:color w:val="000000"/>
           <w:kern w:val="0"/>
           <w:lang w:val="es-ES" w:eastAsia="es-ES"/>
-          <w14:ligatures w14:val="none"/>
+          <ns2:ligatures ns2:val="none"/>
         </w:rPr>
         <w:t xml:space="preserve"> 512372****3570; (</w:t>
       </w:r>
@@ -9204,7 +9024,7 @@
           <w:color w:val="000000"/>
           <w:kern w:val="0"/>
           <w:lang w:val="es-ES" w:eastAsia="es-ES"/>
-          <w14:ligatures w14:val="none"/>
+          <ns2:ligatures ns2:val="none"/>
         </w:rPr>
         <w:t>iv</w:t>
       </w:r>
@@ -9215,7 +9035,7 @@
           <w:color w:val="000000"/>
           <w:kern w:val="0"/>
           <w:lang w:val="es-ES" w:eastAsia="es-ES"/>
-          <w14:ligatures w14:val="none"/>
+          <ns2:ligatures ns2:val="none"/>
         </w:rPr>
         <w:t>) presentar la grabación de la contratación realizada vía telefónica de la Póliza del Seguro de Desgravamen del préstamo personal adquirida el 22 de abril de 2025 y, (v) presentar todas las comunicaciones cursadas con la parte denunciante en virtud de los hechos materia de denuncia</w:t>
       </w:r>
@@ -9225,12 +9045,12 @@
           <w:color w:val="000000"/>
           <w:kern w:val="0"/>
           <w:lang w:val="es-ES" w:eastAsia="es-ES"/>
-          <w14:ligatures w14:val="none"/>
+          <ns2:ligatures ns2:val="none"/>
         </w:rPr>
         <w:t>.</w:t>
       </w:r>
     </w:p>
-    <w:p>
+    <w:p ns2:paraId="61AD8504" ns2:textId="77777777">
       <w:pPr>
         <w:spacing w:after="0" w:line="240" w:lineRule="auto"/>
         <w:jc w:val="both"/>
@@ -9240,20 +9060,20 @@
           <w:color w:val="000000"/>
           <w:kern w:val="0"/>
           <w:lang w:val="es-ES" w:eastAsia="es-PE"/>
-          <w14:ligatures w14:val="none"/>
-        </w:rPr>
-      </w:pPr>
-    </w:p>
-    <w:p>
-      <w:pPr>
-        <w:spacing w:after="0" w:line="240" w:lineRule="auto"/>
-        <w:jc w:val="both"/>
-        <w:rPr>
-          <w:rFonts w:ascii="Arial Narrow" w:eastAsia="Arial Narrow" w:hAnsi="Arial Narrow" w:cs="Arial Narrow"/>
-          <w:color w:val="000000"/>
-          <w:kern w:val="0"/>
-          <w:lang w:eastAsia="es-PE"/>
-          <w14:ligatures w14:val="none"/>
+          <ns2:ligatures ns2:val="none"/>
+        </w:rPr>
+      </w:pPr>
+    </w:p>
+    <w:p ns2:paraId="58D4E496" ns2:textId="7535C293">
+      <w:pPr>
+        <w:spacing w:after="0" w:line="240" w:lineRule="auto"/>
+        <w:jc w:val="both"/>
+        <w:rPr>
+          <w:rFonts w:ascii="Arial Narrow" w:eastAsia="Arial Narrow" w:hAnsi="Arial Narrow" w:cs="Arial Narrow"/>
+          <w:color w:val="000000"/>
+          <w:kern w:val="0"/>
+          <w:lang w:eastAsia="es-PE"/>
+          <ns2:ligatures ns2:val="none"/>
         </w:rPr>
       </w:pPr>
       <w:r>
@@ -9262,7 +9082,7 @@
           <w:b/>
           <w:bCs/>
           <w:kern w:val="0"/>
-          <w14:ligatures w14:val="none"/>
+          <ns2:ligatures ns2:val="none"/>
         </w:rPr>
         <w:t>OCTAVO</w:t>
       </w:r>
@@ -9273,7 +9093,7 @@
           <w:color w:val="000000"/>
           <w:kern w:val="0"/>
           <w:lang w:eastAsia="es-PE"/>
-          <w14:ligatures w14:val="none"/>
+          <ns2:ligatures ns2:val="none"/>
         </w:rPr>
         <w:t>:</w:t>
       </w:r>
@@ -9283,7 +9103,7 @@
           <w:color w:val="000000"/>
           <w:kern w:val="0"/>
           <w:lang w:eastAsia="es-PE"/>
-          <w14:ligatures w14:val="none"/>
+          <ns2:ligatures ns2:val="none"/>
         </w:rPr>
         <w:t xml:space="preserve"> </w:t>
       </w:r>
@@ -9294,7 +9114,7 @@
           <w:color w:val="000000"/>
           <w:kern w:val="0"/>
           <w:lang w:eastAsia="es-PE"/>
-          <w14:ligatures w14:val="none"/>
+          <ns2:ligatures ns2:val="none"/>
         </w:rPr>
         <w:t>informar a las partes que el artículo 110</w:t>
       </w:r>
@@ -9304,7 +9124,7 @@
           <w:color w:val="000000"/>
           <w:kern w:val="0"/>
           <w:lang w:eastAsia="es-PE"/>
-          <w14:ligatures w14:val="none"/>
+          <ns2:ligatures ns2:val="none"/>
         </w:rPr>
         <w:t/>
       </w:r>
@@ -9314,7 +9134,7 @@
           <w:color w:val="000000"/>
           <w:kern w:val="0"/>
           <w:lang w:eastAsia="es-PE"/>
-          <w14:ligatures w14:val="none"/>
+          <ns2:ligatures ns2:val="none"/>
         </w:rPr>
         <w:t xml:space="preserve"> de la Ley 29571, Código de Protección y Defensa del Consumidor</w:t>
       </w:r>
@@ -9326,7 +9146,7 @@
           <w:kern w:val="0"/>
           <w:vertAlign w:val="superscript"/>
           <w:lang w:eastAsia="es-PE"/>
-          <w14:ligatures w14:val="none"/>
+          <ns2:ligatures ns2:val="none"/>
         </w:rPr>
         <w:footnoteReference w:id="16"/>
       </w:r>
@@ -9336,7 +9156,7 @@
           <w:color w:val="000000"/>
           <w:kern w:val="0"/>
           <w:lang w:eastAsia="es-PE"/>
-          <w14:ligatures w14:val="none"/>
+          <ns2:ligatures ns2:val="none"/>
         </w:rPr>
         <w:t>, faculta a la Comisión a calificar las infracciones de la referida norma como leves, graves o muy graves e imponer sanciones que van desde una amonestación hasta una multa por un máximo de 450 Unidades Impositivas Tributarias, sin perjuicio de las medidas correctivas, reparadoras y complementarias, que puedan ordenarse de acuerdo a lo estipulado en los artículos 114</w:t>
       </w:r>
@@ -9346,7 +9166,7 @@
           <w:color w:val="000000"/>
           <w:kern w:val="0"/>
           <w:lang w:eastAsia="es-PE"/>
-          <w14:ligatures w14:val="none"/>
+          <ns2:ligatures ns2:val="none"/>
         </w:rPr>
         <w:t/>
       </w:r>
@@ -9356,7 +9176,7 @@
           <w:color w:val="000000"/>
           <w:kern w:val="0"/>
           <w:lang w:eastAsia="es-PE"/>
-          <w14:ligatures w14:val="none"/>
+          <ns2:ligatures ns2:val="none"/>
         </w:rPr>
         <w:t>, 115</w:t>
       </w:r>
@@ -9366,7 +9186,7 @@
           <w:color w:val="000000"/>
           <w:kern w:val="0"/>
           <w:lang w:eastAsia="es-PE"/>
-          <w14:ligatures w14:val="none"/>
+          <ns2:ligatures ns2:val="none"/>
         </w:rPr>
         <w:t/>
       </w:r>
@@ -9376,7 +9196,7 @@
           <w:color w:val="000000"/>
           <w:kern w:val="0"/>
           <w:lang w:eastAsia="es-PE"/>
-          <w14:ligatures w14:val="none"/>
+          <ns2:ligatures ns2:val="none"/>
         </w:rPr>
         <w:t xml:space="preserve"> y 116</w:t>
       </w:r>
@@ -9386,7 +9206,7 @@
           <w:color w:val="000000"/>
           <w:kern w:val="0"/>
           <w:lang w:eastAsia="es-PE"/>
-          <w14:ligatures w14:val="none"/>
+          <ns2:ligatures ns2:val="none"/>
         </w:rPr>
         <w:t/>
       </w:r>
@@ -9396,7 +9216,7 @@
           <w:color w:val="000000"/>
           <w:kern w:val="0"/>
           <w:lang w:eastAsia="es-PE"/>
-          <w14:ligatures w14:val="none"/>
+          <ns2:ligatures ns2:val="none"/>
         </w:rPr>
         <w:t xml:space="preserve"> de la referida norma</w:t>
       </w:r>
@@ -9408,7 +9228,7 @@
           <w:kern w:val="0"/>
           <w:vertAlign w:val="superscript"/>
           <w:lang w:eastAsia="es-PE"/>
-          <w14:ligatures w14:val="none"/>
+          <ns2:ligatures ns2:val="none"/>
         </w:rPr>
         <w:footnoteReference w:id="17"/>
       </w:r>
@@ -9418,7 +9238,7 @@
           <w:color w:val="000000"/>
           <w:kern w:val="0"/>
           <w:lang w:eastAsia="es-PE"/>
-          <w14:ligatures w14:val="none"/>
+          <ns2:ligatures ns2:val="none"/>
         </w:rPr>
         <w:t xml:space="preserve">. </w:t>
       </w:r>
@@ -9429,7 +9249,7 @@
           <w:color w:val="000000"/>
           <w:kern w:val="0"/>
           <w:lang w:eastAsia="es-PE"/>
-          <w14:ligatures w14:val="none"/>
+          <ns2:ligatures ns2:val="none"/>
         </w:rPr>
         <w:lastRenderedPageBreak/>
         <w:t>Asimismo, se consideran circunstancias atenuantes para la graduación de la sanción, el allanamiento de la denuncia o el reconocimiento de las pretensiones en ella contenidas, de acuerdo con el artículo 112</w:t>
@@ -9440,7 +9260,7 @@
           <w:color w:val="000000"/>
           <w:kern w:val="0"/>
           <w:lang w:eastAsia="es-PE"/>
-          <w14:ligatures w14:val="none"/>
+          <ns2:ligatures ns2:val="none"/>
         </w:rPr>
         <w:t/>
       </w:r>
@@ -9450,7 +9270,7 @@
           <w:color w:val="000000"/>
           <w:kern w:val="0"/>
           <w:lang w:eastAsia="es-PE"/>
-          <w14:ligatures w14:val="none"/>
+          <ns2:ligatures ns2:val="none"/>
         </w:rPr>
         <w:t xml:space="preserve"> del Código</w:t>
       </w:r>
@@ -9462,7 +9282,7 @@
           <w:kern w:val="0"/>
           <w:vertAlign w:val="superscript"/>
           <w:lang w:eastAsia="es-PE"/>
-          <w14:ligatures w14:val="none"/>
+          <ns2:ligatures ns2:val="none"/>
         </w:rPr>
         <w:footnoteReference w:id="18"/>
       </w:r>
@@ -9472,12 +9292,12 @@
           <w:color w:val="000000"/>
           <w:kern w:val="0"/>
           <w:lang w:eastAsia="es-PE"/>
-          <w14:ligatures w14:val="none"/>
+          <ns2:ligatures ns2:val="none"/>
         </w:rPr>
         <w:t>.</w:t>
       </w:r>
     </w:p>
-    <w:p>
+    <w:p ns2:paraId="7A5236A4" ns2:textId="77777777">
       <w:pPr>
         <w:shd w:val="clear" w:color="auto" w:fill="FFFFFF"/>
         <w:spacing w:after="0" w:line="240" w:lineRule="auto"/>
@@ -9488,11 +9308,11 @@
           <w:color w:val="000000"/>
           <w:kern w:val="0"/>
           <w:lang w:eastAsia="es-PE"/>
-          <w14:ligatures w14:val="none"/>
-        </w:rPr>
-      </w:pPr>
-    </w:p>
-    <w:p>
+          <ns2:ligatures ns2:val="none"/>
+        </w:rPr>
+      </w:pPr>
+    </w:p>
+    <w:p ns2:paraId="3F071DDA" ns2:textId="12DCFDF5">
       <w:pPr>
         <w:shd w:val="clear" w:color="auto" w:fill="FFFFFF"/>
         <w:spacing w:after="0" w:line="240" w:lineRule="auto"/>
@@ -9502,7 +9322,7 @@
           <w:color w:val="000000"/>
           <w:kern w:val="0"/>
           <w:lang w:eastAsia="es-PE"/>
-          <w14:ligatures w14:val="none"/>
+          <ns2:ligatures ns2:val="none"/>
         </w:rPr>
       </w:pPr>
       <w:r>
@@ -9512,7 +9332,7 @@
           <w:color w:val="000000"/>
           <w:kern w:val="0"/>
           <w:lang w:eastAsia="es-PE"/>
-          <w14:ligatures w14:val="none"/>
+          <ns2:ligatures ns2:val="none"/>
         </w:rPr>
         <w:t>NOVENO</w:t>
       </w:r>
@@ -9523,7 +9343,7 @@
           <w:color w:val="000000"/>
           <w:kern w:val="0"/>
           <w:lang w:eastAsia="es-PE"/>
-          <w14:ligatures w14:val="none"/>
+          <ns2:ligatures ns2:val="none"/>
         </w:rPr>
         <w:t>:</w:t>
       </w:r>
@@ -9533,7 +9353,7 @@
           <w:color w:val="000000"/>
           <w:kern w:val="0"/>
           <w:lang w:eastAsia="es-PE"/>
-          <w14:ligatures w14:val="none"/>
+          <ns2:ligatures ns2:val="none"/>
         </w:rPr>
         <w:t xml:space="preserve"> informar a las partes que conforme a lo establecido en el artículo 39</w:t>
       </w:r>
@@ -9543,7 +9363,7 @@
           <w:color w:val="000000"/>
           <w:kern w:val="0"/>
           <w:lang w:eastAsia="es-PE"/>
-          <w14:ligatures w14:val="none"/>
+          <ns2:ligatures ns2:val="none"/>
         </w:rPr>
         <w:t/>
       </w:r>
@@ -9553,12 +9373,12 @@
           <w:color w:val="000000"/>
           <w:kern w:val="0"/>
           <w:lang w:eastAsia="es-PE"/>
-          <w14:ligatures w14:val="none"/>
+          <ns2:ligatures ns2:val="none"/>
         </w:rPr>
         <w:t xml:space="preserve"> de la Ley sobre Facultades, Normas y Organización del Indecopi, aprobada por Decreto Legislativo 807, los gastos por los peritajes realizados, actuación de pruebas, inspecciones y otros derivados de la tramitación del proceso serán de cargo de la parte que solicita la prueba, salvo pacto en contrario. En todos los casos, la resolución final determinará si los gastos deben ser asumidos por alguna de las partes, o reembolsados a la otra parte o al Indecopi, según sea el caso, de manera adicional a la sanción que haya podido imponerse. </w:t>
       </w:r>
     </w:p>
-    <w:p>
+    <w:p ns2:paraId="0F10F9CF" ns2:textId="77777777">
       <w:pPr>
         <w:shd w:val="clear" w:color="auto" w:fill="FFFFFF"/>
         <w:spacing w:after="0" w:line="240" w:lineRule="auto"/>
@@ -9568,11 +9388,11 @@
           <w:color w:val="000000"/>
           <w:kern w:val="0"/>
           <w:lang w:eastAsia="es-PE"/>
-          <w14:ligatures w14:val="none"/>
-        </w:rPr>
-      </w:pPr>
-    </w:p>
-    <w:p>
+          <ns2:ligatures ns2:val="none"/>
+        </w:rPr>
+      </w:pPr>
+    </w:p>
+    <w:p ns2:paraId="194C23DD" ns2:textId="1D36B01F">
       <w:pPr>
         <w:suppressAutoHyphens/>
         <w:spacing w:after="0" w:line="240" w:lineRule="auto"/>
@@ -9581,7 +9401,7 @@
           <w:rFonts w:ascii="Arial Narrow" w:eastAsia="Calibri" w:hAnsi="Arial Narrow" w:cs="Arial"/>
           <w:kern w:val="0"/>
           <w:u w:val="single"/>
-          <w14:ligatures w14:val="none"/>
+          <ns2:ligatures ns2:val="none"/>
         </w:rPr>
       </w:pPr>
       <w:r>
@@ -9590,7 +9410,7 @@
           <w:b/>
           <w:spacing w:val="-3"/>
           <w:kern w:val="0"/>
-          <w14:ligatures w14:val="none"/>
+          <ns2:ligatures ns2:val="none"/>
         </w:rPr>
         <w:t>DÉCIMO</w:t>
       </w:r>
@@ -9599,7 +9419,7 @@
           <w:rFonts w:ascii="Arial Narrow" w:eastAsia="Calibri" w:hAnsi="Arial Narrow" w:cs="Arial"/>
           <w:b/>
           <w:kern w:val="0"/>
-          <w14:ligatures w14:val="none"/>
+          <ns2:ligatures ns2:val="none"/>
         </w:rPr>
         <w:t>:</w:t>
       </w:r>
@@ -9607,7 +9427,7 @@
         <w:rPr>
           <w:rFonts w:ascii="Arial Narrow" w:eastAsia="Calibri" w:hAnsi="Arial Narrow" w:cs="Arial"/>
           <w:kern w:val="0"/>
-          <w14:ligatures w14:val="none"/>
+          <ns2:ligatures ns2:val="none"/>
         </w:rPr>
         <w:t xml:space="preserve"> comunicar a las partes que, </w:t>
       </w:r>
@@ -9616,7 +9436,7 @@
         <w:rPr>
           <w:rFonts w:ascii="Arial Narrow" w:eastAsia="Calibri" w:hAnsi="Arial Narrow" w:cs="Arial"/>
           <w:kern w:val="0"/>
-          <w14:ligatures w14:val="none"/>
+          <ns2:ligatures ns2:val="none"/>
         </w:rPr>
         <w:t>de acuerdo a</w:t>
       </w:r>
@@ -9625,7 +9445,7 @@
         <w:rPr>
           <w:rFonts w:ascii="Arial Narrow" w:eastAsia="Calibri" w:hAnsi="Arial Narrow" w:cs="Arial"/>
           <w:kern w:val="0"/>
-          <w14:ligatures w14:val="none"/>
+          <ns2:ligatures ns2:val="none"/>
         </w:rPr>
         <w:t xml:space="preserve"> lo señalado por el artículo 29</w:t>
       </w:r>
@@ -9635,7 +9455,7 @@
           <w:color w:val="000000"/>
           <w:kern w:val="0"/>
           <w:lang w:eastAsia="es-PE"/>
-          <w14:ligatures w14:val="none"/>
+          <ns2:ligatures ns2:val="none"/>
         </w:rPr>
         <w:t/>
       </w:r>
@@ -9643,7 +9463,7 @@
         <w:rPr>
           <w:rFonts w:ascii="Arial Narrow" w:eastAsia="Calibri" w:hAnsi="Arial Narrow" w:cs="Arial"/>
           <w:kern w:val="0"/>
-          <w14:ligatures w14:val="none"/>
+          <ns2:ligatures ns2:val="none"/>
         </w:rPr>
         <w:t xml:space="preserve"> del Decreto Legislativo </w:t>
       </w:r>
@@ -9652,7 +9472,7 @@
         <w:rPr>
           <w:rFonts w:ascii="Arial Narrow" w:eastAsia="Calibri" w:hAnsi="Arial Narrow" w:cs="Arial"/>
           <w:kern w:val="0"/>
-          <w14:ligatures w14:val="none"/>
+          <ns2:ligatures ns2:val="none"/>
         </w:rPr>
         <w:t/>
       </w:r>
@@ -9661,7 +9481,7 @@
         <w:rPr>
           <w:rFonts w:ascii="Arial Narrow" w:eastAsia="Calibri" w:hAnsi="Arial Narrow" w:cs="Arial"/>
           <w:kern w:val="0"/>
-          <w14:ligatures w14:val="none"/>
+          <ns2:ligatures ns2:val="none"/>
         </w:rPr>
         <w:t xml:space="preserve"> 807</w:t>
       </w:r>
@@ -9671,7 +9491,7 @@
           <w:rFonts w:ascii="Arial Narrow" w:eastAsia="Calibri" w:hAnsi="Arial Narrow" w:cs="Arial"/>
           <w:kern w:val="0"/>
           <w:vertAlign w:val="superscript"/>
-          <w14:ligatures w14:val="none"/>
+          <ns2:ligatures ns2:val="none"/>
         </w:rPr>
         <w:footnoteReference w:id="19"/>
       </w:r>
@@ -9679,7 +9499,7 @@
         <w:rPr>
           <w:rFonts w:ascii="Arial Narrow" w:eastAsia="Calibri" w:hAnsi="Arial Narrow" w:cs="Arial"/>
           <w:kern w:val="0"/>
-          <w14:ligatures w14:val="none"/>
+          <ns2:ligatures ns2:val="none"/>
         </w:rPr>
         <w:t xml:space="preserve">, hasta antes de la emisión de la Resolución Final tienen la posibilidad de solicitar una audiencia de conciliación. En caso deleguen a favor de una tercera persona su actuación en la diligencia programada, esta deberá presentar un poder especial con firma legalizada ante Notario Público, donde conste </w:t>
       </w:r>
@@ -9688,7 +9508,7 @@
           <w:rFonts w:ascii="Arial Narrow" w:eastAsia="Calibri" w:hAnsi="Arial Narrow" w:cs="Arial"/>
           <w:kern w:val="0"/>
           <w:u w:val="single"/>
-          <w14:ligatures w14:val="none"/>
+          <ns2:ligatures ns2:val="none"/>
         </w:rPr>
         <w:t>expresamente su facultad para asistir y conciliar en su representación</w:t>
       </w:r>
@@ -9697,7 +9517,7 @@
           <w:rFonts w:ascii="Arial Narrow" w:eastAsia="Calibri" w:hAnsi="Arial Narrow" w:cs="Arial"/>
           <w:bCs/>
           <w:kern w:val="0"/>
-          <w14:ligatures w14:val="none"/>
+          <ns2:ligatures ns2:val="none"/>
         </w:rPr>
         <w:t>.</w:t>
       </w:r>
@@ -9707,7 +9527,7 @@
           <w:b/>
           <w:bCs/>
           <w:kern w:val="0"/>
-          <w14:ligatures w14:val="none"/>
+          <ns2:ligatures ns2:val="none"/>
         </w:rPr>
         <w:t xml:space="preserve"> </w:t>
       </w:r>
@@ -9716,12 +9536,12 @@
           <w:rFonts w:ascii="Arial Narrow" w:eastAsia="Calibri" w:hAnsi="Arial Narrow" w:cs="Arial"/>
           <w:kern w:val="0"/>
           <w:u w:val="single"/>
-          <w14:ligatures w14:val="none"/>
+          <ns2:ligatures ns2:val="none"/>
         </w:rPr>
         <w:t xml:space="preserve">Ello bajo apercibimiento de no realizar la audiencia de conciliación y levantar el acta de inasistencia correspondiente. </w:t>
       </w:r>
     </w:p>
-    <w:p>
+    <w:p ns2:paraId="19088877" ns2:textId="77777777">
       <w:pPr>
         <w:suppressAutoHyphens/>
         <w:spacing w:after="0" w:line="240" w:lineRule="auto"/>
@@ -9730,11 +9550,11 @@
           <w:rFonts w:ascii="Arial Narrow" w:eastAsia="Calibri" w:hAnsi="Arial Narrow" w:cs="Arial"/>
           <w:kern w:val="0"/>
           <w:u w:val="single"/>
-          <w14:ligatures w14:val="none"/>
-        </w:rPr>
-      </w:pPr>
-    </w:p>
-    <w:p>
+          <ns2:ligatures ns2:val="none"/>
+        </w:rPr>
+      </w:pPr>
+    </w:p>
+    <w:p ns2:paraId="7767F307" ns2:textId="597E686A">
       <w:pPr>
         <w:suppressAutoHyphens/>
         <w:spacing w:after="0" w:line="240" w:lineRule="auto"/>
@@ -9751,7 +9571,7 @@
           <w:b/>
           <w:spacing w:val="-3"/>
           <w:kern w:val="0"/>
-          <w14:ligatures w14:val="none"/>
+          <ns2:ligatures ns2:val="none"/>
         </w:rPr>
         <w:t>DÉCIMO</w:t>
       </w:r>
@@ -9761,7 +9581,7 @@
           <w:b/>
           <w:spacing w:val="-3"/>
           <w:kern w:val="0"/>
-          <w14:ligatures w14:val="none"/>
+          <ns2:ligatures ns2:val="none"/>
         </w:rPr>
         <w:t xml:space="preserve"> </w:t>
       </w:r>
@@ -9780,7 +9600,7 @@
           <w:color w:val="000000"/>
           <w:kern w:val="0"/>
           <w:lang w:eastAsia="es-PE"/>
-          <w14:ligatures w14:val="none"/>
+          <ns2:ligatures ns2:val="none"/>
         </w:rPr>
         <w:t>:</w:t>
       </w:r>
@@ -9790,7 +9610,7 @@
           <w:color w:val="000000"/>
           <w:kern w:val="0"/>
           <w:lang w:eastAsia="es-PE"/>
-          <w14:ligatures w14:val="none"/>
+          <ns2:ligatures ns2:val="none"/>
         </w:rPr>
         <w:t xml:space="preserve"> poner en conocimiento de las partes que, antes de la emisión de la Resolución Final, tienen la posibilidad de formular su desistimiento o presentar el acuerdo arribado mediante la conciliación, mediación, transacción o cualquier </w:t>
       </w:r>
@@ -9800,14 +9620,14 @@
           <w:color w:val="000000"/>
           <w:kern w:val="0"/>
           <w:lang w:eastAsia="es-PE"/>
-          <w14:ligatures w14:val="none"/>
+          <ns2:ligatures ns2:val="none"/>
         </w:rPr>
         <w:t>otro que, de forma indubitable, deje constancia que se ha solucionado la controversia materia de denuncia.</w:t>
       </w:r>
       <w:bookmarkStart w:id="15" w:name="h.gjdgxs" w:colFirst="0" w:colLast="0"/>
       <w:bookmarkEnd w:id="15"/>
     </w:p>
-    <w:p>
+    <w:p ns2:paraId="69E33D6A" ns2:textId="77777777">
       <w:pPr>
         <w:suppressAutoHyphens/>
         <w:spacing w:after="0" w:line="240" w:lineRule="auto"/>
@@ -9817,11 +9637,11 @@
           <w:color w:val="000000"/>
           <w:kern w:val="0"/>
           <w:lang w:eastAsia="es-PE"/>
-          <w14:ligatures w14:val="none"/>
-        </w:rPr>
-      </w:pPr>
-    </w:p>
-    <w:p>
+          <ns2:ligatures ns2:val="none"/>
+        </w:rPr>
+      </w:pPr>
+    </w:p>
+    <w:p ns2:paraId="26B1ED4B" ns2:textId="75E4DD72">
       <w:pPr>
         <w:suppressAutoHyphens/>
         <w:spacing w:after="0" w:line="240" w:lineRule="auto"/>
@@ -9852,7 +9672,7 @@
           <w:b/>
           <w:spacing w:val="-3"/>
           <w:kern w:val="0"/>
-          <w14:ligatures w14:val="none"/>
+          <ns2:ligatures ns2:val="none"/>
         </w:rPr>
         <w:t/>
       </w:r>
@@ -9862,7 +9682,7 @@
           <w:bCs/>
           <w:spacing w:val="-3"/>
           <w:kern w:val="0"/>
-          <w14:ligatures w14:val="none"/>
+          <ns2:ligatures ns2:val="none"/>
         </w:rPr>
         <w:t xml:space="preserve"/>
       </w:r>
@@ -9873,7 +9693,7 @@
           <w:kern w:val="0"/>
           <w:shd w:val="clear" w:color="auto" w:fill="FFFFFF"/>
           <w:lang w:eastAsia="es-PE"/>
-          <w14:ligatures w14:val="none"/>
+          <ns2:ligatures ns2:val="none"/>
         </w:rPr>
         <w:t/>
       </w:r>
@@ -9884,7 +9704,7 @@
           <w:kern w:val="0"/>
           <w:shd w:val="clear" w:color="auto" w:fill="FFFFFF"/>
           <w:lang w:eastAsia="es-PE"/>
-          <w14:ligatures w14:val="none"/>
+          <ns2:ligatures ns2:val="none"/>
         </w:rPr>
         <w:t xml:space="preserve"/>
       </w:r>
@@ -9895,7 +9715,7 @@
           <w:kern w:val="0"/>
           <w:shd w:val="clear" w:color="auto" w:fill="FFFFFF"/>
           <w:lang w:eastAsia="es-PE"/>
-          <w14:ligatures w14:val="none"/>
+          <ns2:ligatures ns2:val="none"/>
         </w:rPr>
         <w:t xml:space="preserve"/>
       </w:r>
@@ -10018,7 +9838,7 @@
           <w:color w:val="000000"/>
           <w:kern w:val="0"/>
           <w:lang w:eastAsia="es-PE"/>
-          <w14:ligatures w14:val="none"/>
+          <ns2:ligatures ns2:val="none"/>
         </w:rPr>
         <w:t/>
       </w:r>
@@ -10058,7 +9878,7 @@
           <w:color w:val="000000"/>
           <w:kern w:val="0"/>
           <w:lang w:eastAsia="es-PE"/>
-          <w14:ligatures w14:val="none"/>
+          <ns2:ligatures ns2:val="none"/>
         </w:rPr>
         <w:t/>
       </w:r>
@@ -10084,7 +9904,7 @@
         <w:t/>
       </w:r>
     </w:p>
-    <w:p>
+    <w:p ns2:paraId="43054CEE" ns2:textId="77777777">
       <w:pPr>
         <w:suppressAutoHyphens/>
         <w:spacing w:after="0" w:line="240" w:lineRule="auto"/>
@@ -10094,7 +9914,7 @@
         </w:rPr>
       </w:pPr>
     </w:p>
-    <w:p>
+    <w:p ns2:paraId="12E923CD" ns2:textId="35C3E1C1">
       <w:pPr>
         <w:suppressAutoHyphens/>
         <w:spacing w:line="240" w:lineRule="auto"/>
@@ -10193,7 +10013,7 @@
         <w:t>efectúe el acuse de recibo mediante la confirmación de recepción de la notificación remitida por este despacho a su Casilla Electrónica, dentro de los cinco (5) primeros días hábiles siguientes a la fecha en que recibe la notificación.</w:t>
       </w:r>
     </w:p>
-    <w:p>
+    <w:p ns2:paraId="00B9B615" ns2:textId="77777777">
       <w:pPr>
         <w:suppressAutoHyphens/>
         <w:spacing w:after="0" w:line="240" w:lineRule="auto"/>
@@ -10204,55 +10024,55 @@
           <w:color w:val="000000"/>
           <w:kern w:val="0"/>
           <w:lang w:eastAsia="es-PE"/>
-          <w14:ligatures w14:val="none"/>
+          <ns2:ligatures ns2:val="none"/>
         </w:rPr>
       </w:pPr>
     </w:p>
     <w:bookmarkEnd w:id="0"/>
-    <w:p>
-      <w:pPr>
-        <w:spacing w:after="0" w:line="240" w:lineRule="auto"/>
-        <w:jc w:val="both"/>
-        <w:rPr>
-          <w:rFonts w:ascii="Arial Narrow" w:eastAsia="Arial Narrow" w:hAnsi="Arial Narrow" w:cs="Arial Narrow"/>
-          <w:b/>
-          <w:color w:val="000000"/>
-          <w:kern w:val="0"/>
-          <w:lang w:eastAsia="es-PE"/>
-          <w14:ligatures w14:val="none"/>
-        </w:rPr>
-      </w:pPr>
-    </w:p>
-    <w:p>
-      <w:pPr>
-        <w:spacing w:after="0" w:line="240" w:lineRule="auto"/>
-        <w:jc w:val="both"/>
-        <w:rPr>
-          <w:rFonts w:ascii="Arial Narrow" w:eastAsia="Arial Narrow" w:hAnsi="Arial Narrow" w:cs="Arial Narrow"/>
-          <w:b/>
-          <w:color w:val="000000"/>
-          <w:kern w:val="0"/>
-          <w:lang w:eastAsia="es-PE"/>
-          <w14:ligatures w14:val="none"/>
-        </w:rPr>
-      </w:pPr>
-    </w:p>
-    <w:p>
-      <w:pPr>
-        <w:spacing w:after="0" w:line="240" w:lineRule="auto"/>
-        <w:jc w:val="both"/>
-        <w:rPr>
-          <w:rFonts w:ascii="Arial Narrow" w:eastAsia="Arial Narrow" w:hAnsi="Arial Narrow" w:cs="Arial Narrow"/>
-          <w:b/>
-          <w:color w:val="000000"/>
-          <w:kern w:val="0"/>
-          <w:lang w:eastAsia="es-PE"/>
-          <w14:ligatures w14:val="none"/>
+    <w:p ns2:paraId="6F8AFAC6" ns2:textId="77777777">
+      <w:pPr>
+        <w:spacing w:after="0" w:line="240" w:lineRule="auto"/>
+        <w:jc w:val="both"/>
+        <w:rPr>
+          <w:rFonts w:ascii="Arial Narrow" w:eastAsia="Arial Narrow" w:hAnsi="Arial Narrow" w:cs="Arial Narrow"/>
+          <w:b/>
+          <w:color w:val="000000"/>
+          <w:kern w:val="0"/>
+          <w:lang w:eastAsia="es-PE"/>
+          <ns2:ligatures ns2:val="none"/>
+        </w:rPr>
+      </w:pPr>
+    </w:p>
+    <w:p ns2:paraId="5C9C1DCE" ns2:textId="77777777">
+      <w:pPr>
+        <w:spacing w:after="0" w:line="240" w:lineRule="auto"/>
+        <w:jc w:val="both"/>
+        <w:rPr>
+          <w:rFonts w:ascii="Arial Narrow" w:eastAsia="Arial Narrow" w:hAnsi="Arial Narrow" w:cs="Arial Narrow"/>
+          <w:b/>
+          <w:color w:val="000000"/>
+          <w:kern w:val="0"/>
+          <w:lang w:eastAsia="es-PE"/>
+          <ns2:ligatures ns2:val="none"/>
+        </w:rPr>
+      </w:pPr>
+    </w:p>
+    <w:p ns2:paraId="5290426A" ns2:textId="77777777">
+      <w:pPr>
+        <w:spacing w:after="0" w:line="240" w:lineRule="auto"/>
+        <w:jc w:val="both"/>
+        <w:rPr>
+          <w:rFonts w:ascii="Arial Narrow" w:eastAsia="Arial Narrow" w:hAnsi="Arial Narrow" w:cs="Arial Narrow"/>
+          <w:b/>
+          <w:color w:val="000000"/>
+          <w:kern w:val="0"/>
+          <w:lang w:eastAsia="es-PE"/>
+          <ns2:ligatures ns2:val="none"/>
         </w:rPr>
       </w:pPr>
       <w:bookmarkStart w:id="17" w:name="_Hlk218074855"/>
     </w:p>
-    <w:p>
+    <w:p ns2:paraId="59FDFBB8" ns2:textId="384BF311">
       <w:pPr>
         <w:spacing w:after="0" w:line="240" w:lineRule="auto"/>
         <w:jc w:val="center"/>
@@ -10262,7 +10082,7 @@
           <w:bCs/>
           <w:color w:val="000000"/>
           <w:kern w:val="0"/>
-          <w14:ligatures w14:val="none"/>
+          <ns2:ligatures ns2:val="none"/>
         </w:rPr>
       </w:pPr>
       <w:r>
@@ -10272,12 +10092,12 @@
           <w:bCs/>
           <w:color w:val="000000"/>
           <w:kern w:val="0"/>
-          <w14:ligatures w14:val="none"/>
+          <ns2:ligatures ns2:val="none"/>
         </w:rPr>
         <w:t>Firmado digitalmente por</w:t>
       </w:r>
     </w:p>
-    <w:p>
+    <w:p ns2:paraId="6A4F2675" ns2:textId="54B8A6A5">
       <w:pPr>
         <w:spacing w:after="0" w:line="240" w:lineRule="auto"/>
         <w:jc w:val="center"/>
@@ -10287,7 +10107,7 @@
           <w:bCs/>
           <w:color w:val="000000"/>
           <w:kern w:val="0"/>
-          <w14:ligatures w14:val="none"/>
+          <ns2:ligatures ns2:val="none"/>
         </w:rPr>
       </w:pPr>
       <w:r>
@@ -10297,12 +10117,12 @@
           <w:bCs/>
           <w:color w:val="000000"/>
           <w:kern w:val="0"/>
-          <w14:ligatures w14:val="none"/>
+          <ns2:ligatures ns2:val="none"/>
         </w:rPr>
         <w:t>JUDITH ALCALDE BRICEÑO</w:t>
       </w:r>
     </w:p>
-    <w:p>
+    <w:p ns2:paraId="3C12CCEA" ns2:textId="4ADDEF1E">
       <w:pPr>
         <w:spacing w:after="0" w:line="240" w:lineRule="auto"/>
         <w:jc w:val="center"/>
@@ -10312,7 +10132,7 @@
           <w:bCs/>
           <w:color w:val="000000"/>
           <w:kern w:val="0"/>
-          <w14:ligatures w14:val="none"/>
+          <ns2:ligatures ns2:val="none"/>
         </w:rPr>
       </w:pPr>
       <w:r>
@@ -10322,12 +10142,12 @@
           <w:bCs/>
           <w:color w:val="000000"/>
           <w:kern w:val="0"/>
-          <w14:ligatures w14:val="none"/>
+          <ns2:ligatures ns2:val="none"/>
         </w:rPr>
         <w:t>Secretaria Técnica (e)</w:t>
       </w:r>
     </w:p>
-    <w:p>
+    <w:p ns2:paraId="15733869" ns2:textId="7983459F">
       <w:pPr>
         <w:spacing w:after="0" w:line="240" w:lineRule="auto"/>
         <w:jc w:val="center"/>
@@ -10337,7 +10157,7 @@
           <w:bCs/>
           <w:color w:val="000000"/>
           <w:kern w:val="0"/>
-          <w14:ligatures w14:val="none"/>
+          <ns2:ligatures ns2:val="none"/>
         </w:rPr>
       </w:pPr>
       <w:r>
@@ -10347,26 +10167,26 @@
           <w:bCs/>
           <w:color w:val="000000"/>
           <w:kern w:val="0"/>
-          <w14:ligatures w14:val="none"/>
+          <ns2:ligatures ns2:val="none"/>
         </w:rPr>
         <w:t>Comisión de Protección al Consumidor 1</w:t>
       </w:r>
     </w:p>
-    <w:p>
-      <w:pPr>
-        <w:spacing w:after="0" w:line="240" w:lineRule="auto"/>
-        <w:jc w:val="both"/>
-        <w:rPr>
-          <w:rFonts w:ascii="Arial Narrow" w:eastAsia="Arial Narrow" w:hAnsi="Arial Narrow" w:cs="Arial Narrow"/>
-          <w:b/>
-          <w:color w:val="000000"/>
-          <w:kern w:val="0"/>
-          <w:lang w:eastAsia="es-PE"/>
-          <w14:ligatures w14:val="none"/>
-        </w:rPr>
-      </w:pPr>
-    </w:p>
-    <w:p>
+    <w:p ns2:paraId="2B7AB659" ns2:textId="77777777">
+      <w:pPr>
+        <w:spacing w:after="0" w:line="240" w:lineRule="auto"/>
+        <w:jc w:val="both"/>
+        <w:rPr>
+          <w:rFonts w:ascii="Arial Narrow" w:eastAsia="Arial Narrow" w:hAnsi="Arial Narrow" w:cs="Arial Narrow"/>
+          <w:b/>
+          <w:color w:val="000000"/>
+          <w:kern w:val="0"/>
+          <w:lang w:eastAsia="es-PE"/>
+          <ns2:ligatures ns2:val="none"/>
+        </w:rPr>
+      </w:pPr>
+    </w:p>
+    <w:p ns2:paraId="68107EE2" ns2:textId="3E1F8E12">
       <w:pPr>
         <w:spacing w:after="0" w:line="240" w:lineRule="auto"/>
         <w:jc w:val="both"/>
@@ -10384,15 +10204,15 @@
           <w:sz w:val="16"/>
           <w:szCs w:val="16"/>
           <w:lang w:eastAsia="es-PE"/>
-          <w14:ligatures w14:val="none"/>
+          <ns2:ligatures ns2:val="none"/>
         </w:rPr>
         <w:t>LSM/JCQ</w:t>
       </w:r>
       <w:bookmarkEnd w:id="17"/>
     </w:p>
     <w:sectPr>
-      <w:headerReference w:type="default" r:id="rId8"/>
-      <w:footerReference w:type="default" r:id="rId9"/>
+      <w:headerReference w:type="default" ns3:id="rId8"/>
+      <w:footerReference w:type="default" ns3:id="rId9"/>
       <w:pgSz w:w="11906" w:h="16838"/>
       <w:pgMar w:top="1417" w:right="1701" w:bottom="1417" w:left="1701" w:header="708" w:footer="708" w:gutter="0"/>
       <w:cols w:space="708"/>

--- a/plantillas_maestras/17_seguro_no_especificado/materia_general_asegurativa/2_ddos_banco_y_aseguradora/mujer/TPL_221_2026_SEGURO_NO_ESPECIFICADO_MATERIA_GENERAL_ASEGURATIVA_BANCO_MUJER_R2.docx
+++ b/plantillas_maestras/17_seguro_no_especificado/materia_general_asegurativa/2_ddos_banco_y_aseguradora/mujer/TPL_221_2026_SEGURO_NO_ESPECIFICADO_MATERIA_GENERAL_ASEGURATIVA_BANCO_MUJER_R2.docx
@@ -8418,7 +8418,7 @@
           <w:sz w:val="20"/>
           <w:szCs w:val="20"/>
         </w:rPr>
-        <w:t xml:space="preserve">correr traslado de la presente resolución a BNP Paribas Cardif S.A. Compañía de Seguros y Reaseguros y Scotiabank Perú S.A.A para que, de conformidad con lo dispuesto por el artículo 26° de la Ley sobre Facultades, Normas y Organización del Indecopi, aprobado por Decreto Legislativo N° 8079, presenten sus descargos sobre la imputación de cargos realizada en un plazo no mayor a cinco (5) días hábiles contado a partir del día siguiente de la notificación de la presente resolución, vencido el cual, el Secretario Técnico declarará en rebeldía a los denunciados que no lo hubieran presentado. Debe precisarse que de conformidad con lo establecido por el artículo 223° del Texto Único Ordenado de la Ley N° 27444, Ley del Procedimiento Administrativo General, las alegaciones y los hechos relevantes de la reclamación, salvo que hayan sido específicamente negadas en la contestación, se tendrán por aceptadas o meritadas como ciertas.</w:t>
+        <w:t xml:space="preserve">correr traslado de la presente resolución a BNP Paribas Cardif S.A. Compañía de Seguros y Reaseguros y Scotiabank Perú S.A.A. para que, de conformidad con lo dispuesto por el artículo 26 de la Ley sobre Facultades, Normas y Organización del Indecopi, aprobada por Decreto Legislativo 807, presenten sus descargos sobre la imputación de cargos realizada en un plazo no mayor a cinco (5) días hábiles contado a partir del día siguiente de la notificación de la presente resolución, vencido el cual, el Secretario Técnico declarará en rebeldía a los denunciados que no lo hubieran presentado. Debe precisarse que de conformidad con lo establecido por el artículo 223 del Texto Único Ordenado de la Ley 27444, Ley del Procedimiento Administrativo General, las alegaciones y los hechos relevantes de la reclamación, salvo que hayan sido específicamente negadas en la contestación, se tendrán por aceptadas o merituadas como ciertas.</w:t>
       </w:r>
     </w:p>
     <w:p ns2:paraId="2F1C55D7" ns2:textId="77777777">
@@ -10119,7 +10119,7 @@
           <w:kern w:val="0"/>
           <ns2:ligatures ns2:val="none"/>
         </w:rPr>
-        <w:t>JUDITH ALCALDE BRICEÑO</w:t>
+        <w:t xml:space="preserve">EVELING ROA QUISPE</w:t>
       </w:r>
     </w:p>
     <w:p ns2:paraId="3C12CCEA" ns2:textId="4ADDEF1E">
@@ -10144,7 +10144,7 @@
           <w:kern w:val="0"/>
           <ns2:ligatures ns2:val="none"/>
         </w:rPr>
-        <w:t>Secretaria Técnica (e)</w:t>
+        <w:t xml:space="preserve">Secretaria Técnica</w:t>
       </w:r>
     </w:p>
     <w:p ns2:paraId="15733869" ns2:textId="7983459F">

--- a/plantillas_maestras/17_seguro_no_especificado/materia_general_asegurativa/2_ddos_banco_y_aseguradora/mujer/TPL_221_2026_SEGURO_NO_ESPECIFICADO_MATERIA_GENERAL_ASEGURATIVA_BANCO_MUJER_R2.docx
+++ b/plantillas_maestras/17_seguro_no_especificado/materia_general_asegurativa/2_ddos_banco_y_aseguradora/mujer/TPL_221_2026_SEGURO_NO_ESPECIFICADO_MATERIA_GENERAL_ASEGURATIVA_BANCO_MUJER_R2.docx
@@ -566,7 +566,7 @@
           <w:lang w:eastAsia="es-PE"/>
           <ns2:ligatures ns2:val="none"/>
         </w:rPr>
-        <w:t>20</w:t>
+        <w:t xml:space="preserve">20 de febrero de 2026</w:t>
       </w:r>
       <w:r>
         <w:rPr>
@@ -577,7 +577,7 @@
           <w:lang w:eastAsia="es-PE"/>
           <ns2:ligatures ns2:val="none"/>
         </w:rPr>
-        <w:t xml:space="preserve"> de </w:t>
+        <w:t xml:space="preserve"/>
       </w:r>
       <w:bookmarkStart w:id="1" w:name="_Hlk218508373"/>
       <w:r>
@@ -589,7 +589,7 @@
           <w:lang w:eastAsia="es-PE"/>
           <ns2:ligatures ns2:val="none"/>
         </w:rPr>
-        <w:t>febrero</w:t>
+        <w:t xml:space="preserve"/>
       </w:r>
       <w:r>
         <w:rPr>
@@ -600,7 +600,7 @@
           <w:lang w:eastAsia="es-PE"/>
           <ns2:ligatures ns2:val="none"/>
         </w:rPr>
-        <w:t xml:space="preserve"> de 2026</w:t>
+        <w:t xml:space="preserve"/>
       </w:r>
       <w:bookmarkEnd w:id="1"/>
     </w:p>
@@ -7025,7 +7025,7 @@
           <w:kern w:val="0"/>
           <ns2:ligatures ns2:val="none"/>
         </w:rPr>
-        <w:t xml:space="preserve">los proveedores denunciados habrían afiliado a la denunciante el 22 de abril </w:t>
+        <w:t xml:space="preserve">los proveedores denunciados habrían afiliado a la denunciante el 22 de abril de 2025</w:t>
       </w:r>
       <w:r>
         <w:rPr>
@@ -7034,7 +7034,7 @@
           <ns2:ligatures ns2:val="none"/>
         </w:rPr>
         <w:lastRenderedPageBreak/>
-        <w:t>de 2025 a un seguro de desgravamen vinculado al préstamo personal por S/ 58 814,59 sin solicitar declaración jurada de salud ni cuestionario médico</w:t>
+        <w:t xml:space="preserve"> a un seguro de desgravamen vinculado al préstamo personal por S/ 58 814,59 sin solicitar declaración jurada de salud ni cuestionario médico</w:t>
       </w:r>
       <w:r>
         <w:rPr>
@@ -10402,7 +10402,7 @@
           <w:sz w:val="14"/>
           <w:szCs w:val="14"/>
         </w:rPr>
-        <w:t>el 2 de setiembre del 2010 en el Diario Oficial El Peruano, vigente desde el 2 de octubre del 2010 y modificado por Decreto Legislativo 1308.</w:t>
+        <w:t xml:space="preserve">el 2 de setiembre de 2010 en el Diario Oficial El Peruano, vigente desde el 2 de octubre de 2010 y modificado por Decreto Legislativo 1308.</w:t>
       </w:r>
     </w:p>
     <w:p>

--- a/plantillas_maestras/17_seguro_no_especificado/materia_general_asegurativa/2_ddos_banco_y_aseguradora/mujer/TPL_221_2026_SEGURO_NO_ESPECIFICADO_MATERIA_GENERAL_ASEGURATIVA_BANCO_MUJER_R2.docx
+++ b/plantillas_maestras/17_seguro_no_especificado/materia_general_asegurativa/2_ddos_banco_y_aseguradora/mujer/TPL_221_2026_SEGURO_NO_ESPECIFICADO_MATERIA_GENERAL_ASEGURATIVA_BANCO_MUJER_R2.docx
@@ -1,8 +1,8 @@
 
 <file path=word/document.xml><?xml version="1.0" encoding="utf-8"?>
-<w:document xmlns:ns1="http://schemas.openxmlformats.org/markup-compatibility/2006" xmlns:ns2="http://schemas.microsoft.com/office/word/2010/wordml" xmlns:ns3="http://schemas.openxmlformats.org/officeDocument/2006/relationships" xmlns:w="http://schemas.openxmlformats.org/wordprocessingml/2006/main" ns1:Ignorable="w14 w15 w16se w16cid w16 w16cex w16sdtdh w16sdtfl w16du wp14">
+<w:document xmlns:mc="http://schemas.openxmlformats.org/markup-compatibility/2006" xmlns:r="http://schemas.openxmlformats.org/officeDocument/2006/relationships" xmlns:w="http://schemas.openxmlformats.org/wordprocessingml/2006/main" xmlns:w14="http://schemas.microsoft.com/office/word/2010/wordml" xmlns:w15="http://schemas.microsoft.com/office/word/2012/wordml" xmlns:w16="http://schemas.microsoft.com/office/word/2018/wordml" xmlns:w16cex="http://schemas.microsoft.com/office/word/2018/wordml/cex" xmlns:w16cid="http://schemas.microsoft.com/office/word/2016/wordml/cid" xmlns:w16du="http://schemas.microsoft.com/office/word/2023/wordml/word16du" xmlns:w16sdtdh="http://schemas.microsoft.com/office/word/2020/wordml/sdtdatahash" xmlns:w16se="http://schemas.microsoft.com/office/word/2015/wordml/symex" xmlns:wp14="http://schemas.microsoft.com/office/word/2010/wordprocessingDrawing" mc:Ignorable="w14 w15 w16se w16cid w16 w16cex w16sdtdh w16du wp14">
   <w:body>
-    <w:p ns2:paraId="4D92E425" ns2:textId="59B8B80D">
+    <w:p>
       <w:pPr>
         <w:tabs>
           <w:tab w:val="left" w:pos="1701"/>
@@ -14,7 +14,7 @@
           <w:color w:val="000000"/>
           <w:kern w:val="0"/>
           <w:lang w:eastAsia="es-PE"/>
-          <ns2:ligatures ns2:val="none"/>
+          <w14:ligatures w14:val="none"/>
         </w:rPr>
       </w:pPr>
       <w:bookmarkStart w:id="0" w:name="_Hlk80343540"/>
@@ -25,7 +25,7 @@
           <w:color w:val="000000"/>
           <w:kern w:val="0"/>
           <w:lang w:eastAsia="es-PE"/>
-          <ns2:ligatures ns2:val="none"/>
+          <w14:ligatures w14:val="none"/>
         </w:rPr>
         <w:t>EX</w:t>
       </w:r>
@@ -36,7 +36,7 @@
           <w:color w:val="000000"/>
           <w:kern w:val="0"/>
           <w:lang w:eastAsia="es-PE"/>
-          <ns2:ligatures ns2:val="none"/>
+          <w14:ligatures w14:val="none"/>
         </w:rPr>
         <w:t xml:space="preserve">PEDIENTE </w:t>
       </w:r>
@@ -47,7 +47,7 @@
           <w:color w:val="000000"/>
           <w:kern w:val="0"/>
           <w:lang w:eastAsia="es-PE"/>
-          <ns2:ligatures ns2:val="none"/>
+          <w14:ligatures w14:val="none"/>
         </w:rPr>
         <w:tab/>
         <w:t>:</w:t>
@@ -59,7 +59,7 @@
           <w:color w:val="000000"/>
           <w:kern w:val="0"/>
           <w:lang w:eastAsia="es-PE"/>
-          <ns2:ligatures ns2:val="none"/>
+          <w14:ligatures w14:val="none"/>
         </w:rPr>
         <w:tab/>
       </w:r>
@@ -72,12 +72,12 @@
           <w:kern w:val="0"/>
           <w:shd w:val="clear" w:color="auto" w:fill="FFFFFF"/>
           <w:lang w:eastAsia="es-PE"/>
-          <ns2:ligatures ns2:val="none"/>
+          <w14:ligatures w14:val="none"/>
         </w:rPr>
         <w:t>221-2026/CC1</w:t>
       </w:r>
     </w:p>
-    <w:p ns2:paraId="174737B6" ns2:textId="4D46916F">
+    <w:p>
       <w:pPr>
         <w:tabs>
           <w:tab w:val="left" w:pos="1701"/>
@@ -92,99 +92,26 @@
           <w:color w:val="000000"/>
           <w:kern w:val="0"/>
           <w:lang w:eastAsia="es-PE"/>
-          <ns2:ligatures ns2:val="none"/>
-        </w:rPr>
-      </w:pPr>
-      <w:r>
-        <w:rPr>
-          <w:rFonts w:ascii="Arial Narrow" w:eastAsia="Arial Narrow" w:hAnsi="Arial Narrow" w:cs="Arial Narrow"/>
-          <w:b/>
-          <w:color w:val="000000"/>
-          <w:kern w:val="0"/>
-          <w:lang w:eastAsia="es-PE"/>
-          <ns2:ligatures ns2:val="none"/>
-        </w:rPr>
-        <w:t xml:space="preserve">DENUNCIANTE:[DENUNCIANTE] (SEÑORA [APELLIDO])</w:t>
-      </w:r>
-      <w:r>
-        <w:rPr>
-          <w:rFonts w:ascii="Arial Narrow" w:eastAsia="Arial Narrow" w:hAnsi="Arial Narrow" w:cs="Arial Narrow"/>
-          <w:b/>
-          <w:color w:val="000000"/>
-          <w:kern w:val="0"/>
-          <w:lang w:eastAsia="es-PE"/>
-          <ns2:ligatures ns2:val="none"/>
-        </w:rPr>
+          <w14:ligatures w14:val="none"/>
+        </w:rPr>
+      </w:pPr>
+      <w:r>
+        <w:rPr>
+          <w:rFonts w:ascii="Arial Narrow" w:eastAsia="Arial Narrow" w:hAnsi="Arial Narrow" w:cs="Arial Narrow"/>
+          <w:b/>
+          <w:color w:val="000000"/>
+          <w:kern w:val="0"/>
+          <w:lang w:eastAsia="es-PE"/>
+          <w14:ligatures w14:val="none"/>
+        </w:rPr>
+        <w:t>DENUNCIANTE</w:t>
         <w:tab/>
-      </w:r>
-      <w:r>
-        <w:rPr>
-          <w:rFonts w:ascii="Arial Narrow" w:eastAsia="Arial Narrow" w:hAnsi="Arial Narrow" w:cs="Arial Narrow"/>
-          <w:b/>
-          <w:color w:val="000000"/>
-          <w:kern w:val="0"/>
-          <w:lang w:eastAsia="es-PE"/>
-          <ns2:ligatures ns2:val="none"/>
-        </w:rPr>
-        <w:t/>
-      </w:r>
-      <w:r>
-        <w:rPr>
-          <w:rFonts w:ascii="Arial Narrow" w:eastAsia="Arial Narrow" w:hAnsi="Arial Narrow" w:cs="Arial Narrow"/>
-          <w:b/>
-          <w:color w:val="000000"/>
-          <w:kern w:val="0"/>
-          <w:lang w:eastAsia="es-PE"/>
-          <ns2:ligatures ns2:val="none"/>
-        </w:rPr>
+        <w:t>:</w:t>
         <w:tab/>
-      </w:r>
-      <w:r>
-        <w:rPr>
-          <w:rFonts w:ascii="Arial Narrow" w:eastAsia="Arial Narrow" w:hAnsi="Arial Narrow" w:cs="Arial Narrow"/>
-          <w:b/>
-          <w:color w:val="000000"/>
-          <w:kern w:val="0"/>
-          <w:lang w:eastAsia="es-PE"/>
-          <ns2:ligatures ns2:val="none"/>
-        </w:rPr>
-        <w:t/>
-      </w:r>
-      <w:r>
-        <w:rPr>
-          <w:rFonts w:ascii="Arial Narrow" w:eastAsia="Arial Narrow" w:hAnsi="Arial Narrow" w:cs="Arial Narrow"/>
-          <w:b/>
-          <w:color w:val="000000"/>
-          <w:kern w:val="0"/>
-          <w:lang w:eastAsia="es-PE"/>
-          <ns2:ligatures ns2:val="none"/>
-        </w:rPr>
-        <w:t/>
-      </w:r>
-      <w:r>
-        <w:rPr>
-          <w:rFonts w:ascii="Arial Narrow" w:eastAsia="Arial Narrow" w:hAnsi="Arial Narrow" w:cs="Arial Narrow"/>
-          <w:b/>
-          <w:color w:val="000000"/>
-          <w:kern w:val="0"/>
-          <w:lang w:eastAsia="es-PE"/>
-          <ns2:ligatures ns2:val="none"/>
-        </w:rPr>
-        <w:t xml:space="preserve"/>
-      </w:r>
-      <w:r>
-        <w:rPr>
-          <w:rFonts w:ascii="Arial Narrow" w:eastAsia="Arial Narrow" w:hAnsi="Arial Narrow" w:cs="Arial Narrow"/>
-          <w:b/>
-          <w:color w:val="000000"/>
-          <w:kern w:val="0"/>
-          <w:lang w:eastAsia="es-PE"/>
-          <ns2:ligatures ns2:val="none"/>
-        </w:rPr>
-        <w:t/>
-      </w:r>
-    </w:p>
-    <w:p ns2:paraId="223101EF" ns2:textId="549C6611">
+        <w:t xml:space="preserve">[DENUNCIANTE] (SEÑORA [APELLIDO])</w:t>
+      </w:r>
+    </w:p>
+    <w:p>
       <w:pPr>
         <w:tabs>
           <w:tab w:val="left" w:pos="1701"/>
@@ -199,17 +126,17 @@
           <w:color w:val="000000"/>
           <w:kern w:val="0"/>
           <w:lang w:eastAsia="es-PE"/>
-          <ns2:ligatures ns2:val="none"/>
-        </w:rPr>
-      </w:pPr>
-      <w:r>
-        <w:rPr>
-          <w:rFonts w:ascii="Arial Narrow" w:eastAsia="Arial Narrow" w:hAnsi="Arial Narrow" w:cs="Arial Narrow"/>
-          <w:b/>
-          <w:color w:val="000000"/>
-          <w:kern w:val="0"/>
-          <w:lang w:eastAsia="es-PE"/>
-          <ns2:ligatures ns2:val="none"/>
+          <w14:ligatures w14:val="none"/>
+        </w:rPr>
+      </w:pPr>
+      <w:r>
+        <w:rPr>
+          <w:rFonts w:ascii="Arial Narrow" w:eastAsia="Arial Narrow" w:hAnsi="Arial Narrow" w:cs="Arial Narrow"/>
+          <w:b/>
+          <w:color w:val="000000"/>
+          <w:kern w:val="0"/>
+          <w:lang w:eastAsia="es-PE"/>
+          <w14:ligatures w14:val="none"/>
         </w:rPr>
         <w:t>DENUNCIADOS</w:t>
       </w:r>
@@ -220,7 +147,7 @@
           <w:color w:val="000000"/>
           <w:kern w:val="0"/>
           <w:lang w:eastAsia="es-PE"/>
-          <ns2:ligatures ns2:val="none"/>
+          <w14:ligatures w14:val="none"/>
         </w:rPr>
         <w:tab/>
         <w:t>:</w:t>
@@ -232,7 +159,7 @@
           <w:color w:val="000000"/>
           <w:kern w:val="0"/>
           <w:lang w:eastAsia="es-PE"/>
-          <ns2:ligatures ns2:val="none"/>
+          <w14:ligatures w14:val="none"/>
         </w:rPr>
         <w:tab/>
       </w:r>
@@ -243,7 +170,7 @@
           <w:color w:val="000000"/>
           <w:kern w:val="0"/>
           <w:lang w:eastAsia="es-PE"/>
-          <ns2:ligatures ns2:val="none"/>
+          <w14:ligatures w14:val="none"/>
         </w:rPr>
         <w:t xml:space="preserve">BNP PARIBAS CARDIF S.A. COMPAÑÍA DE SEGUROS Y REASEGUROS </w:t>
       </w:r>
@@ -254,7 +181,7 @@
           <w:color w:val="000000"/>
           <w:kern w:val="0"/>
           <w:lang w:eastAsia="es-PE"/>
-          <ns2:ligatures ns2:val="none"/>
+          <w14:ligatures w14:val="none"/>
         </w:rPr>
         <w:t>(</w:t>
       </w:r>
@@ -265,7 +192,7 @@
           <w:color w:val="000000"/>
           <w:kern w:val="0"/>
           <w:lang w:eastAsia="es-PE"/>
-          <ns2:ligatures ns2:val="none"/>
+          <w14:ligatures w14:val="none"/>
         </w:rPr>
         <w:t>BNP PARIBAS</w:t>
       </w:r>
@@ -276,12 +203,12 @@
           <w:color w:val="000000"/>
           <w:kern w:val="0"/>
           <w:lang w:eastAsia="es-PE"/>
-          <ns2:ligatures ns2:val="none"/>
+          <w14:ligatures w14:val="none"/>
         </w:rPr>
         <w:t>)</w:t>
       </w:r>
     </w:p>
-    <w:p ns2:paraId="4D23E5DF" ns2:textId="087ED0CB">
+    <w:p>
       <w:pPr>
         <w:tabs>
           <w:tab w:val="left" w:pos="1701"/>
@@ -296,17 +223,17 @@
           <w:color w:val="000000"/>
           <w:kern w:val="0"/>
           <w:lang w:val="en-US" w:eastAsia="es-PE"/>
-          <ns2:ligatures ns2:val="none"/>
-        </w:rPr>
-      </w:pPr>
-      <w:r>
-        <w:rPr>
-          <w:rFonts w:ascii="Arial Narrow" w:eastAsia="Arial Narrow" w:hAnsi="Arial Narrow" w:cs="Arial Narrow"/>
-          <w:b/>
-          <w:color w:val="000000"/>
-          <w:kern w:val="0"/>
-          <w:lang w:eastAsia="es-PE"/>
-          <ns2:ligatures ns2:val="none"/>
+          <w14:ligatures w14:val="none"/>
+        </w:rPr>
+      </w:pPr>
+      <w:r>
+        <w:rPr>
+          <w:rFonts w:ascii="Arial Narrow" w:eastAsia="Arial Narrow" w:hAnsi="Arial Narrow" w:cs="Arial Narrow"/>
+          <w:b/>
+          <w:color w:val="000000"/>
+          <w:kern w:val="0"/>
+          <w:lang w:eastAsia="es-PE"/>
+          <w14:ligatures w14:val="none"/>
         </w:rPr>
         <w:tab/>
       </w:r>
@@ -317,7 +244,7 @@
           <w:color w:val="000000"/>
           <w:kern w:val="0"/>
           <w:lang w:eastAsia="es-PE"/>
-          <ns2:ligatures ns2:val="none"/>
+          <w14:ligatures w14:val="none"/>
         </w:rPr>
         <w:tab/>
       </w:r>
@@ -328,7 +255,7 @@
           <w:color w:val="000000"/>
           <w:kern w:val="0"/>
           <w:lang w:val="en-US" w:eastAsia="es-PE"/>
-          <ns2:ligatures ns2:val="none"/>
+          <w14:ligatures w14:val="none"/>
         </w:rPr>
         <w:t>SCOTIABANK PERÚ S.A.A.</w:t>
       </w:r>
@@ -339,7 +266,7 @@
           <w:color w:val="000000"/>
           <w:kern w:val="0"/>
           <w:lang w:val="en-US" w:eastAsia="es-PE"/>
-          <ns2:ligatures ns2:val="none"/>
+          <w14:ligatures w14:val="none"/>
         </w:rPr>
         <w:t xml:space="preserve"> (</w:t>
       </w:r>
@@ -350,7 +277,7 @@
           <w:color w:val="000000"/>
           <w:kern w:val="0"/>
           <w:lang w:val="en-US" w:eastAsia="es-PE"/>
-          <ns2:ligatures ns2:val="none"/>
+          <w14:ligatures w14:val="none"/>
         </w:rPr>
         <w:t>BANCO</w:t>
       </w:r>
@@ -361,12 +288,12 @@
           <w:color w:val="000000"/>
           <w:kern w:val="0"/>
           <w:lang w:val="en-US" w:eastAsia="es-PE"/>
-          <ns2:ligatures ns2:val="none"/>
+          <w14:ligatures w14:val="none"/>
         </w:rPr>
         <w:t>)</w:t>
       </w:r>
     </w:p>
-    <w:p ns2:paraId="753670C1" ns2:textId="77777777">
+    <w:p>
       <w:pPr>
         <w:tabs>
           <w:tab w:val="left" w:pos="1701"/>
@@ -381,17 +308,17 @@
           <w:color w:val="000000"/>
           <w:kern w:val="0"/>
           <w:lang w:eastAsia="es-PE"/>
-          <ns2:ligatures ns2:val="none"/>
-        </w:rPr>
-      </w:pPr>
-      <w:r>
-        <w:rPr>
-          <w:rFonts w:ascii="Arial Narrow" w:eastAsia="Arial Narrow" w:hAnsi="Arial Narrow" w:cs="Arial Narrow"/>
-          <w:b/>
-          <w:color w:val="000000"/>
-          <w:kern w:val="0"/>
-          <w:lang w:eastAsia="es-PE"/>
-          <ns2:ligatures ns2:val="none"/>
+          <w14:ligatures w14:val="none"/>
+        </w:rPr>
+      </w:pPr>
+      <w:r>
+        <w:rPr>
+          <w:rFonts w:ascii="Arial Narrow" w:eastAsia="Arial Narrow" w:hAnsi="Arial Narrow" w:cs="Arial Narrow"/>
+          <w:b/>
+          <w:color w:val="000000"/>
+          <w:kern w:val="0"/>
+          <w:lang w:eastAsia="es-PE"/>
+          <w14:ligatures w14:val="none"/>
         </w:rPr>
         <w:t>MATERIAS</w:t>
       </w:r>
@@ -402,7 +329,7 @@
           <w:color w:val="000000"/>
           <w:kern w:val="0"/>
           <w:lang w:eastAsia="es-PE"/>
-          <ns2:ligatures ns2:val="none"/>
+          <w14:ligatures w14:val="none"/>
         </w:rPr>
         <w:tab/>
         <w:t xml:space="preserve">: </w:t>
@@ -414,13 +341,13 @@
           <w:color w:val="000000"/>
           <w:kern w:val="0"/>
           <w:lang w:eastAsia="es-PE"/>
-          <ns2:ligatures ns2:val="none"/>
+          <w14:ligatures w14:val="none"/>
         </w:rPr>
         <w:tab/>
         <w:t>ADMISIÓN A TRÁMITE</w:t>
       </w:r>
     </w:p>
-    <w:p ns2:paraId="449086A9" ns2:textId="0F048554">
+    <w:p>
       <w:pPr>
         <w:tabs>
           <w:tab w:val="left" w:pos="1701"/>
@@ -435,22 +362,22 @@
           <w:color w:val="000000"/>
           <w:kern w:val="0"/>
           <w:lang w:eastAsia="es-PE"/>
-          <ns2:ligatures ns2:val="none"/>
-        </w:rPr>
-      </w:pPr>
-      <w:r>
-        <w:rPr>
-          <w:rFonts w:ascii="Arial Narrow" w:eastAsia="Arial Narrow" w:hAnsi="Arial Narrow" w:cs="Arial Narrow"/>
-          <w:b/>
-          <w:color w:val="000000"/>
-          <w:kern w:val="0"/>
-          <w:lang w:eastAsia="es-PE"/>
-          <ns2:ligatures ns2:val="none"/>
+          <w14:ligatures w14:val="none"/>
+        </w:rPr>
+      </w:pPr>
+      <w:r>
+        <w:rPr>
+          <w:rFonts w:ascii="Arial Narrow" w:eastAsia="Arial Narrow" w:hAnsi="Arial Narrow" w:cs="Arial Narrow"/>
+          <w:b/>
+          <w:color w:val="000000"/>
+          <w:kern w:val="0"/>
+          <w:lang w:eastAsia="es-PE"/>
+          <w14:ligatures w14:val="none"/>
         </w:rPr>
         <w:t>REQUERIMIENTO DE INFORMACIÓN</w:t>
       </w:r>
     </w:p>
-    <w:p ns2:paraId="778AE69F" ns2:textId="5DD0D47A">
+    <w:p>
       <w:pPr>
         <w:tabs>
           <w:tab w:val="left" w:pos="1701"/>
@@ -464,17 +391,17 @@
           <w:color w:val="000000"/>
           <w:kern w:val="0"/>
           <w:lang w:eastAsia="es-PE"/>
-          <ns2:ligatures ns2:val="none"/>
-        </w:rPr>
-      </w:pPr>
-      <w:r>
-        <w:rPr>
-          <w:rFonts w:ascii="Arial Narrow" w:eastAsia="Arial Narrow" w:hAnsi="Arial Narrow" w:cs="Arial Narrow"/>
-          <w:b/>
-          <w:color w:val="000000"/>
-          <w:kern w:val="0"/>
-          <w:lang w:eastAsia="es-PE"/>
-          <ns2:ligatures ns2:val="none"/>
+          <w14:ligatures w14:val="none"/>
+        </w:rPr>
+      </w:pPr>
+      <w:r>
+        <w:rPr>
+          <w:rFonts w:ascii="Arial Narrow" w:eastAsia="Arial Narrow" w:hAnsi="Arial Narrow" w:cs="Arial Narrow"/>
+          <w:b/>
+          <w:color w:val="000000"/>
+          <w:kern w:val="0"/>
+          <w:lang w:eastAsia="es-PE"/>
+          <w14:ligatures w14:val="none"/>
         </w:rPr>
         <w:t xml:space="preserve">RESOLUCIÓN </w:t>
       </w:r>
@@ -485,7 +412,7 @@
           <w:color w:val="000000"/>
           <w:kern w:val="0"/>
           <w:lang w:eastAsia="es-PE"/>
-          <ns2:ligatures ns2:val="none"/>
+          <w14:ligatures w14:val="none"/>
         </w:rPr>
         <w:tab/>
         <w:t>:</w:t>
@@ -497,7 +424,7 @@
           <w:color w:val="000000"/>
           <w:kern w:val="0"/>
           <w:lang w:eastAsia="es-PE"/>
-          <ns2:ligatures ns2:val="none"/>
+          <w14:ligatures w14:val="none"/>
         </w:rPr>
         <w:tab/>
       </w:r>
@@ -508,12 +435,12 @@
           <w:color w:val="000000"/>
           <w:kern w:val="0"/>
           <w:lang w:eastAsia="es-PE"/>
-          <ns2:ligatures ns2:val="none"/>
+          <w14:ligatures w14:val="none"/>
         </w:rPr>
         <w:t>2</w:t>
       </w:r>
     </w:p>
-    <w:p ns2:paraId="26BE4AD0" ns2:textId="77777777">
+    <w:p>
       <w:pPr>
         <w:tabs>
           <w:tab w:val="left" w:pos="1014"/>
@@ -526,11 +453,11 @@
           <w:kern w:val="0"/>
           <w:shd w:val="clear" w:color="auto" w:fill="FFFFFF"/>
           <w:lang w:eastAsia="es-PE"/>
-          <ns2:ligatures ns2:val="none"/>
-        </w:rPr>
-      </w:pPr>
-    </w:p>
-    <w:p ns2:paraId="6D48DA83" ns2:textId="3C6BC493">
+          <w14:ligatures w14:val="none"/>
+        </w:rPr>
+      </w:pPr>
+    </w:p>
+    <w:p>
       <w:pPr>
         <w:tabs>
           <w:tab w:val="left" w:pos="1014"/>
@@ -543,7 +470,7 @@
           <w:kern w:val="0"/>
           <w:shd w:val="clear" w:color="auto" w:fill="FFFFFF"/>
           <w:lang w:eastAsia="es-PE"/>
-          <ns2:ligatures ns2:val="none"/>
+          <w14:ligatures w14:val="none"/>
         </w:rPr>
       </w:pPr>
       <w:r>
@@ -553,7 +480,7 @@
           <w:kern w:val="0"/>
           <w:shd w:val="clear" w:color="auto" w:fill="FFFFFF"/>
           <w:lang w:eastAsia="es-PE"/>
-          <ns2:ligatures ns2:val="none"/>
+          <w14:ligatures w14:val="none"/>
         </w:rPr>
         <w:t xml:space="preserve">Lima, </w:t>
       </w:r>
@@ -564,7 +491,7 @@
           <w:kern w:val="0"/>
           <w:shd w:val="clear" w:color="auto" w:fill="FFFFFF"/>
           <w:lang w:eastAsia="es-PE"/>
-          <ns2:ligatures ns2:val="none"/>
+          <w14:ligatures w14:val="none"/>
         </w:rPr>
         <w:t xml:space="preserve">20 de febrero de 2026</w:t>
       </w:r>
@@ -575,7 +502,7 @@
           <w:kern w:val="0"/>
           <w:shd w:val="clear" w:color="auto" w:fill="FFFFFF"/>
           <w:lang w:eastAsia="es-PE"/>
-          <ns2:ligatures ns2:val="none"/>
+          <w14:ligatures w14:val="none"/>
         </w:rPr>
         <w:t xml:space="preserve"/>
       </w:r>
@@ -587,7 +514,7 @@
           <w:kern w:val="0"/>
           <w:shd w:val="clear" w:color="auto" w:fill="FFFFFF"/>
           <w:lang w:eastAsia="es-PE"/>
-          <ns2:ligatures ns2:val="none"/>
+          <w14:ligatures w14:val="none"/>
         </w:rPr>
         <w:t xml:space="preserve"/>
       </w:r>
@@ -598,13 +525,13 @@
           <w:kern w:val="0"/>
           <w:shd w:val="clear" w:color="auto" w:fill="FFFFFF"/>
           <w:lang w:eastAsia="es-PE"/>
-          <ns2:ligatures ns2:val="none"/>
+          <w14:ligatures w14:val="none"/>
         </w:rPr>
         <w:t xml:space="preserve"/>
       </w:r>
       <w:bookmarkEnd w:id="1"/>
     </w:p>
-    <w:p ns2:paraId="1EF3C256" ns2:textId="77777777">
+    <w:p>
       <w:pPr>
         <w:tabs>
           <w:tab w:val="left" w:pos="1014"/>
@@ -616,11 +543,11 @@
           <w:color w:val="000000"/>
           <w:kern w:val="0"/>
           <w:lang w:eastAsia="es-PE"/>
-          <ns2:ligatures ns2:val="none"/>
-        </w:rPr>
-      </w:pPr>
-    </w:p>
-    <w:p ns2:paraId="087322B4" ns2:textId="77777777">
+          <w14:ligatures w14:val="none"/>
+        </w:rPr>
+      </w:pPr>
+    </w:p>
+    <w:p>
       <w:pPr>
         <w:numPr>
           <w:ilvl w:val="0"/>
@@ -634,22 +561,22 @@
           <w:color w:val="000000"/>
           <w:kern w:val="0"/>
           <w:lang w:eastAsia="es-PE"/>
-          <ns2:ligatures ns2:val="none"/>
-        </w:rPr>
-      </w:pPr>
-      <w:r>
-        <w:rPr>
-          <w:rFonts w:ascii="Arial Narrow" w:eastAsia="Arial Narrow" w:hAnsi="Arial Narrow" w:cs="Arial Narrow"/>
-          <w:b/>
-          <w:color w:val="000000"/>
-          <w:kern w:val="0"/>
-          <w:lang w:eastAsia="es-PE"/>
-          <ns2:ligatures ns2:val="none"/>
+          <w14:ligatures w14:val="none"/>
+        </w:rPr>
+      </w:pPr>
+      <w:r>
+        <w:rPr>
+          <w:rFonts w:ascii="Arial Narrow" w:eastAsia="Arial Narrow" w:hAnsi="Arial Narrow" w:cs="Arial Narrow"/>
+          <w:b/>
+          <w:color w:val="000000"/>
+          <w:kern w:val="0"/>
+          <w:lang w:eastAsia="es-PE"/>
+          <w14:ligatures w14:val="none"/>
         </w:rPr>
         <w:t xml:space="preserve">HECHOS </w:t>
       </w:r>
     </w:p>
-    <w:p ns2:paraId="4407157A" ns2:textId="77777777">
+    <w:p>
       <w:pPr>
         <w:spacing w:after="0" w:line="240" w:lineRule="auto"/>
         <w:jc w:val="both"/>
@@ -658,11 +585,11 @@
           <w:color w:val="000000"/>
           <w:kern w:val="0"/>
           <w:lang w:eastAsia="es-PE"/>
-          <ns2:ligatures ns2:val="none"/>
-        </w:rPr>
-      </w:pPr>
-    </w:p>
-    <w:p ns2:paraId="5ECFCB1A" ns2:textId="64A73064">
+          <w14:ligatures w14:val="none"/>
+        </w:rPr>
+      </w:pPr>
+    </w:p>
+    <w:p>
       <w:pPr>
         <w:numPr>
           <w:ilvl w:val="1"/>
@@ -676,7 +603,7 @@
           <w:color w:val="000000"/>
           <w:kern w:val="0"/>
           <w:lang w:val="es-ES" w:eastAsia="es-ES"/>
-          <ns2:ligatures ns2:val="none"/>
+          <w14:ligatures w14:val="none"/>
         </w:rPr>
       </w:pPr>
       <w:r>
@@ -685,7 +612,7 @@
           <w:color w:val="000000"/>
           <w:kern w:val="0"/>
           <w:lang w:val="es-ES" w:eastAsia="es-ES"/>
-          <ns2:ligatures ns2:val="none"/>
+          <w14:ligatures w14:val="none"/>
         </w:rPr>
         <w:t xml:space="preserve">Mediante la denuncia del 21 de enero de 2026, complementado mediante escritos del 27 de enero de 2026, 28 de enero de 2026, dos (2) escritos del 29 de enero de 2026, subsanada mediante escrito del 13 de febrero de 2026, y mediante dos (2) escritos del 13 de febrero de 2026, escritos del 17 de febrero de 2026 y del 19 de febrero de 2026, la señora [APELLIDO] denunció a BNP Paribas y el Banco por presuntas infracciones a la Ley 29571, Código de Protección y Defensa del Consumidor (en adelante, Código), señalando lo siguiente:</w:t>
       </w:r>
@@ -695,7 +622,7 @@
           <w:color w:val="000000"/>
           <w:kern w:val="0"/>
           <w:lang w:val="es-ES" w:eastAsia="es-ES"/>
-          <ns2:ligatures ns2:val="none"/>
+          <w14:ligatures w14:val="none"/>
         </w:rPr>
         <w:t/>
       </w:r>
@@ -705,7 +632,7 @@
           <w:color w:val="000000"/>
           <w:kern w:val="0"/>
           <w:lang w:val="es-ES" w:eastAsia="es-ES"/>
-          <ns2:ligatures ns2:val="none"/>
+          <w14:ligatures w14:val="none"/>
         </w:rPr>
         <w:t xml:space="preserve"/>
       </w:r>
@@ -715,7 +642,7 @@
           <w:color w:val="000000"/>
           <w:kern w:val="0"/>
           <w:lang w:val="es-ES" w:eastAsia="es-ES"/>
-          <ns2:ligatures ns2:val="none"/>
+          <w14:ligatures w14:val="none"/>
         </w:rPr>
         <w:t xml:space="preserve"/>
       </w:r>
@@ -725,7 +652,7 @@
           <w:color w:val="000000"/>
           <w:kern w:val="0"/>
           <w:lang w:val="es-ES" w:eastAsia="es-ES"/>
-          <ns2:ligatures ns2:val="none"/>
+          <w14:ligatures w14:val="none"/>
         </w:rPr>
         <w:t/>
       </w:r>
@@ -735,7 +662,7 @@
           <w:color w:val="000000"/>
           <w:kern w:val="0"/>
           <w:lang w:val="es-ES" w:eastAsia="es-ES"/>
-          <ns2:ligatures ns2:val="none"/>
+          <w14:ligatures w14:val="none"/>
         </w:rPr>
         <w:t xml:space="preserve"/>
       </w:r>
@@ -745,7 +672,7 @@
           <w:color w:val="000000"/>
           <w:kern w:val="0"/>
           <w:lang w:val="es-ES" w:eastAsia="es-ES"/>
-          <ns2:ligatures ns2:val="none"/>
+          <w14:ligatures w14:val="none"/>
         </w:rPr>
         <w:t/>
       </w:r>
@@ -753,7 +680,7 @@
         <w:rPr>
           <w:rFonts w:ascii="Arial Narrow" w:eastAsia="Calibri" w:hAnsi="Arial Narrow" w:cs="Arial"/>
           <w:kern w:val="0"/>
-          <ns2:ligatures ns2:val="none"/>
+          <w14:ligatures w14:val="none"/>
         </w:rPr>
         <w:t xml:space="preserve"/>
       </w:r>
@@ -761,7 +688,7 @@
         <w:rPr>
           <w:rFonts w:ascii="Arial Narrow" w:eastAsia="Calibri" w:hAnsi="Arial Narrow" w:cs="Arial"/>
           <w:kern w:val="0"/>
-          <ns2:ligatures ns2:val="none"/>
+          <w14:ligatures w14:val="none"/>
         </w:rPr>
         <w:t xml:space="preserve"/>
       </w:r>
@@ -769,7 +696,7 @@
         <w:rPr>
           <w:rFonts w:ascii="Arial Narrow" w:eastAsia="Calibri" w:hAnsi="Arial Narrow" w:cs="Arial"/>
           <w:kern w:val="0"/>
-          <ns2:ligatures ns2:val="none"/>
+          <w14:ligatures w14:val="none"/>
         </w:rPr>
         <w:t xml:space="preserve"/>
       </w:r>
@@ -777,7 +704,7 @@
         <w:rPr>
           <w:rFonts w:ascii="Arial Narrow" w:eastAsia="Calibri" w:hAnsi="Arial Narrow" w:cs="Arial"/>
           <w:kern w:val="0"/>
-          <ns2:ligatures ns2:val="none"/>
+          <w14:ligatures w14:val="none"/>
         </w:rPr>
         <w:t xml:space="preserve"/>
       </w:r>
@@ -785,7 +712,7 @@
         <w:rPr>
           <w:rFonts w:ascii="Arial Narrow" w:eastAsia="Calibri" w:hAnsi="Arial Narrow" w:cs="Arial"/>
           <w:kern w:val="0"/>
-          <ns2:ligatures ns2:val="none"/>
+          <w14:ligatures w14:val="none"/>
         </w:rPr>
         <w:t/>
       </w:r>
@@ -793,7 +720,7 @@
         <w:rPr>
           <w:rFonts w:ascii="Arial Narrow" w:eastAsia="Calibri" w:hAnsi="Arial Narrow" w:cs="Arial"/>
           <w:kern w:val="0"/>
-          <ns2:ligatures ns2:val="none"/>
+          <w14:ligatures w14:val="none"/>
         </w:rPr>
         <w:t xml:space="preserve"/>
       </w:r>
@@ -801,7 +728,7 @@
         <w:rPr>
           <w:rFonts w:ascii="Arial Narrow" w:eastAsia="Calibri" w:hAnsi="Arial Narrow" w:cs="Arial"/>
           <w:kern w:val="0"/>
-          <ns2:ligatures ns2:val="none"/>
+          <w14:ligatures w14:val="none"/>
         </w:rPr>
         <w:t xml:space="preserve"/>
       </w:r>
@@ -809,7 +736,7 @@
         <w:rPr>
           <w:rFonts w:ascii="Arial Narrow" w:eastAsia="Calibri" w:hAnsi="Arial Narrow" w:cs="Arial"/>
           <w:kern w:val="0"/>
-          <ns2:ligatures ns2:val="none"/>
+          <w14:ligatures w14:val="none"/>
         </w:rPr>
         <w:t xml:space="preserve"/>
       </w:r>
@@ -817,7 +744,7 @@
         <w:rPr>
           <w:rFonts w:ascii="Arial Narrow" w:eastAsia="Calibri" w:hAnsi="Arial Narrow" w:cs="Arial"/>
           <w:kern w:val="0"/>
-          <ns2:ligatures ns2:val="none"/>
+          <w14:ligatures w14:val="none"/>
         </w:rPr>
         <w:t xml:space="preserve"/>
       </w:r>
@@ -825,7 +752,7 @@
         <w:rPr>
           <w:rFonts w:ascii="Arial Narrow" w:eastAsia="Calibri" w:hAnsi="Arial Narrow" w:cs="Arial"/>
           <w:kern w:val="0"/>
-          <ns2:ligatures ns2:val="none"/>
+          <w14:ligatures w14:val="none"/>
         </w:rPr>
         <w:t/>
       </w:r>
@@ -833,7 +760,7 @@
         <w:rPr>
           <w:rFonts w:ascii="Arial Narrow" w:eastAsia="Calibri" w:hAnsi="Arial Narrow" w:cs="Arial"/>
           <w:kern w:val="0"/>
-          <ns2:ligatures ns2:val="none"/>
+          <w14:ligatures w14:val="none"/>
         </w:rPr>
         <w:t/>
       </w:r>
@@ -841,7 +768,7 @@
         <w:rPr>
           <w:rFonts w:ascii="Arial Narrow" w:eastAsia="Calibri" w:hAnsi="Arial Narrow" w:cs="Arial"/>
           <w:kern w:val="0"/>
-          <ns2:ligatures ns2:val="none"/>
+          <w14:ligatures w14:val="none"/>
         </w:rPr>
         <w:t/>
       </w:r>
@@ -849,7 +776,7 @@
         <w:rPr>
           <w:rFonts w:ascii="Arial Narrow" w:eastAsia="Calibri" w:hAnsi="Arial Narrow" w:cs="Arial"/>
           <w:kern w:val="0"/>
-          <ns2:ligatures ns2:val="none"/>
+          <w14:ligatures w14:val="none"/>
         </w:rPr>
         <w:t xml:space="preserve"/>
       </w:r>
@@ -857,7 +784,7 @@
         <w:rPr>
           <w:rFonts w:ascii="Arial Narrow" w:eastAsia="Calibri" w:hAnsi="Arial Narrow" w:cs="Arial"/>
           <w:kern w:val="0"/>
-          <ns2:ligatures ns2:val="none"/>
+          <w14:ligatures w14:val="none"/>
         </w:rPr>
         <w:t/>
       </w:r>
@@ -865,7 +792,7 @@
         <w:rPr>
           <w:rFonts w:ascii="Arial Narrow" w:eastAsia="Calibri" w:hAnsi="Arial Narrow" w:cs="Arial"/>
           <w:kern w:val="0"/>
-          <ns2:ligatures ns2:val="none"/>
+          <w14:ligatures w14:val="none"/>
         </w:rPr>
         <w:t xml:space="preserve"/>
       </w:r>
@@ -873,7 +800,7 @@
         <w:rPr>
           <w:rFonts w:ascii="Arial Narrow" w:eastAsia="Calibri" w:hAnsi="Arial Narrow" w:cs="Arial"/>
           <w:kern w:val="0"/>
-          <ns2:ligatures ns2:val="none"/>
+          <w14:ligatures w14:val="none"/>
         </w:rPr>
         <w:t/>
       </w:r>
@@ -881,7 +808,7 @@
         <w:rPr>
           <w:rFonts w:ascii="Arial Narrow" w:eastAsia="Calibri" w:hAnsi="Arial Narrow" w:cs="Arial"/>
           <w:kern w:val="0"/>
-          <ns2:ligatures ns2:val="none"/>
+          <w14:ligatures w14:val="none"/>
         </w:rPr>
         <w:t xml:space="preserve"/>
       </w:r>
@@ -889,7 +816,7 @@
         <w:rPr>
           <w:rFonts w:ascii="Arial Narrow" w:eastAsia="Calibri" w:hAnsi="Arial Narrow" w:cs="Arial"/>
           <w:kern w:val="0"/>
-          <ns2:ligatures ns2:val="none"/>
+          <w14:ligatures w14:val="none"/>
         </w:rPr>
         <w:t xml:space="preserve"/>
       </w:r>
@@ -897,7 +824,7 @@
         <w:rPr>
           <w:rFonts w:ascii="Arial Narrow" w:eastAsia="Calibri" w:hAnsi="Arial Narrow" w:cs="Arial"/>
           <w:kern w:val="0"/>
-          <ns2:ligatures ns2:val="none"/>
+          <w14:ligatures w14:val="none"/>
         </w:rPr>
         <w:t/>
       </w:r>
@@ -907,7 +834,7 @@
           <w:color w:val="000000"/>
           <w:kern w:val="0"/>
           <w:lang w:val="es-ES" w:eastAsia="es-ES"/>
-          <ns2:ligatures ns2:val="none"/>
+          <w14:ligatures w14:val="none"/>
         </w:rPr>
         <w:t xml:space="preserve"/>
       </w:r>
@@ -917,7 +844,7 @@
           <w:color w:val="000000"/>
           <w:kern w:val="0"/>
           <w:lang w:val="es-ES" w:eastAsia="es-ES"/>
-          <ns2:ligatures ns2:val="none"/>
+          <w14:ligatures w14:val="none"/>
         </w:rPr>
         <w:t xml:space="preserve"/>
       </w:r>
@@ -928,7 +855,7 @@
           <w:color w:val="000000"/>
           <w:kern w:val="0"/>
           <w:lang w:val="es-ES" w:eastAsia="es-ES"/>
-          <ns2:ligatures ns2:val="none"/>
+          <w14:ligatures w14:val="none"/>
         </w:rPr>
         <w:t/>
       </w:r>
@@ -939,7 +866,7 @@
           <w:color w:val="000000"/>
           <w:kern w:val="0"/>
           <w:lang w:val="es-ES" w:eastAsia="es-ES"/>
-          <ns2:ligatures ns2:val="none"/>
+          <w14:ligatures w14:val="none"/>
         </w:rPr>
         <w:t xml:space="preserve"/>
       </w:r>
@@ -949,7 +876,7 @@
           <w:color w:val="000000"/>
           <w:kern w:val="0"/>
           <w:lang w:val="es-ES" w:eastAsia="es-ES"/>
-          <ns2:ligatures ns2:val="none"/>
+          <w14:ligatures w14:val="none"/>
         </w:rPr>
         <w:t xml:space="preserve"/>
       </w:r>
@@ -959,7 +886,7 @@
           <w:color w:val="000000"/>
           <w:kern w:val="0"/>
           <w:lang w:val="es-ES" w:eastAsia="es-ES"/>
-          <ns2:ligatures ns2:val="none"/>
+          <w14:ligatures w14:val="none"/>
         </w:rPr>
         <w:t xml:space="preserve"/>
       </w:r>
@@ -969,7 +896,7 @@
           <w:color w:val="000000"/>
           <w:kern w:val="0"/>
           <w:lang w:val="es-ES" w:eastAsia="es-ES"/>
-          <ns2:ligatures ns2:val="none"/>
+          <w14:ligatures w14:val="none"/>
         </w:rPr>
         <w:t xml:space="preserve"/>
       </w:r>
@@ -979,7 +906,7 @@
           <w:color w:val="000000"/>
           <w:kern w:val="0"/>
           <w:lang w:val="es-ES" w:eastAsia="es-ES"/>
-          <ns2:ligatures ns2:val="none"/>
+          <w14:ligatures w14:val="none"/>
         </w:rPr>
         <w:t/>
       </w:r>
@@ -991,7 +918,7 @@
           <w:kern w:val="0"/>
           <w:vertAlign w:val="superscript"/>
           <w:lang w:val="es-ES" w:eastAsia="es-ES"/>
-          <ns2:ligatures ns2:val="none"/>
+          <w14:ligatures w14:val="none"/>
         </w:rPr>
         <w:footnoteReference w:id="1"/>
       </w:r>
@@ -1001,7 +928,7 @@
           <w:color w:val="000000"/>
           <w:kern w:val="0"/>
           <w:lang w:val="es-ES" w:eastAsia="es-ES"/>
-          <ns2:ligatures ns2:val="none"/>
+          <w14:ligatures w14:val="none"/>
         </w:rPr>
         <w:t xml:space="preserve"/>
       </w:r>
@@ -1012,12 +939,12 @@
           <w:color w:val="000000"/>
           <w:kern w:val="0"/>
           <w:lang w:val="es-ES" w:eastAsia="es-ES"/>
-          <ns2:ligatures ns2:val="none"/>
+          <w14:ligatures w14:val="none"/>
         </w:rPr>
         <w:t/>
       </w:r>
     </w:p>
-    <w:p ns2:paraId="2636ECCC" ns2:textId="77777777">
+    <w:p>
       <w:pPr>
         <w:spacing w:after="0" w:line="240" w:lineRule="auto"/>
         <w:jc w:val="both"/>
@@ -1026,11 +953,11 @@
           <w:color w:val="000000"/>
           <w:kern w:val="0"/>
           <w:lang w:eastAsia="es-ES"/>
-          <ns2:ligatures ns2:val="none"/>
-        </w:rPr>
-      </w:pPr>
-    </w:p>
-    <w:p ns2:paraId="24270974" ns2:textId="5909B9C2">
+          <w14:ligatures w14:val="none"/>
+        </w:rPr>
+      </w:pPr>
+    </w:p>
+    <w:p>
       <w:pPr>
         <w:pStyle w:val="Prrafodelista"/>
         <w:numPr>
@@ -1048,7 +975,7 @@
           <w:color w:val="000000"/>
           <w:kern w:val="0"/>
           <w:lang w:eastAsia="es-ES"/>
-          <ns2:ligatures ns2:val="none"/>
+          <w14:ligatures w14:val="none"/>
         </w:rPr>
       </w:pPr>
       <w:r>
@@ -1057,7 +984,7 @@
           <w:color w:val="000000"/>
           <w:kern w:val="0"/>
           <w:lang w:eastAsia="es-ES"/>
-          <ns2:ligatures ns2:val="none"/>
+          <w14:ligatures w14:val="none"/>
         </w:rPr>
         <w:t xml:space="preserve">El 13 de abril de 2025, </w:t>
       </w:r>
@@ -1067,7 +994,7 @@
           <w:color w:val="000000"/>
           <w:kern w:val="0"/>
           <w:lang w:eastAsia="es-ES"/>
-          <ns2:ligatures ns2:val="none"/>
+          <w14:ligatures w14:val="none"/>
         </w:rPr>
         <w:t xml:space="preserve">el </w:t>
       </w:r>
@@ -1077,7 +1004,7 @@
           <w:color w:val="000000"/>
           <w:kern w:val="0"/>
           <w:lang w:val="es-ES" w:eastAsia="es-ES"/>
-          <ns2:ligatures ns2:val="none"/>
+          <w14:ligatures w14:val="none"/>
         </w:rPr>
         <w:t>Banco</w:t>
       </w:r>
@@ -1087,7 +1014,7 @@
           <w:color w:val="000000"/>
           <w:kern w:val="0"/>
           <w:lang w:eastAsia="es-ES"/>
-          <ns2:ligatures ns2:val="none"/>
+          <w14:ligatures w14:val="none"/>
         </w:rPr>
         <w:t xml:space="preserve"> emitió la tarjeta de crédito </w:t>
       </w:r>
@@ -1098,7 +1025,7 @@
           <w:color w:val="000000"/>
           <w:kern w:val="0"/>
           <w:lang w:eastAsia="es-ES"/>
-          <ns2:ligatures ns2:val="none"/>
+          <w14:ligatures w14:val="none"/>
         </w:rPr>
         <w:t>Mastercard</w:t>
       </w:r>
@@ -1109,7 +1036,7 @@
           <w:color w:val="000000"/>
           <w:kern w:val="0"/>
           <w:lang w:eastAsia="es-ES"/>
-          <ns2:ligatures ns2:val="none"/>
+          <w14:ligatures w14:val="none"/>
         </w:rPr>
         <w:t xml:space="preserve"> Singular Black </w:t>
       </w:r>
@@ -1120,7 +1047,7 @@
           <w:color w:val="000000"/>
           <w:kern w:val="0"/>
           <w:lang w:eastAsia="es-ES"/>
-          <ns2:ligatures ns2:val="none"/>
+          <w14:ligatures w14:val="none"/>
         </w:rPr>
         <w:t/>
       </w:r>
@@ -1131,7 +1058,7 @@
           <w:color w:val="000000"/>
           <w:kern w:val="0"/>
           <w:lang w:eastAsia="es-ES"/>
-          <ns2:ligatures ns2:val="none"/>
+          <w14:ligatures w14:val="none"/>
         </w:rPr>
         <w:t xml:space="preserve"> 512372****3570</w:t>
       </w:r>
@@ -1141,7 +1068,7 @@
           <w:color w:val="000000"/>
           <w:kern w:val="0"/>
           <w:lang w:eastAsia="es-ES"/>
-          <ns2:ligatures ns2:val="none"/>
+          <w14:ligatures w14:val="none"/>
         </w:rPr>
         <w:t xml:space="preserve"> con una línea de crédito asociada de S/ 49 948,23</w:t>
       </w:r>
@@ -1151,7 +1078,7 @@
           <w:color w:val="000000"/>
           <w:kern w:val="0"/>
           <w:lang w:eastAsia="es-ES"/>
-          <ns2:ligatures ns2:val="none"/>
+          <w14:ligatures w14:val="none"/>
         </w:rPr>
         <w:t xml:space="preserve">, </w:t>
       </w:r>
@@ -1161,7 +1088,7 @@
           <w:color w:val="000000"/>
           <w:kern w:val="0"/>
           <w:lang w:eastAsia="es-ES"/>
-          <ns2:ligatures ns2:val="none"/>
+          <w14:ligatures w14:val="none"/>
         </w:rPr>
         <w:t>el cual fue comercializado telefónicamente</w:t>
       </w:r>
@@ -1171,7 +1098,7 @@
           <w:color w:val="000000"/>
           <w:kern w:val="0"/>
           <w:lang w:eastAsia="es-ES"/>
-          <ns2:ligatures ns2:val="none"/>
+          <w14:ligatures w14:val="none"/>
         </w:rPr>
         <w:t xml:space="preserve">, asociada a un seguro de desgravamen </w:t>
       </w:r>
@@ -1181,7 +1108,7 @@
           <w:color w:val="000000"/>
           <w:kern w:val="0"/>
           <w:lang w:eastAsia="es-ES"/>
-          <ns2:ligatures ns2:val="none"/>
+          <w14:ligatures w14:val="none"/>
         </w:rPr>
         <w:t>emitido</w:t>
       </w:r>
@@ -1191,7 +1118,7 @@
           <w:color w:val="000000"/>
           <w:kern w:val="0"/>
           <w:lang w:eastAsia="es-ES"/>
-          <ns2:ligatures ns2:val="none"/>
+          <w14:ligatures w14:val="none"/>
         </w:rPr>
         <w:t xml:space="preserve"> por BNP </w:t>
       </w:r>
@@ -1202,7 +1129,7 @@
           <w:color w:val="000000"/>
           <w:kern w:val="0"/>
           <w:lang w:eastAsia="es-ES"/>
-          <ns2:ligatures ns2:val="none"/>
+          <w14:ligatures w14:val="none"/>
         </w:rPr>
         <w:t>Paribas</w:t>
       </w:r>
@@ -1213,7 +1140,7 @@
           <w:color w:val="000000"/>
           <w:kern w:val="0"/>
           <w:lang w:eastAsia="es-ES"/>
-          <ns2:ligatures ns2:val="none"/>
+          <w14:ligatures w14:val="none"/>
         </w:rPr>
         <w:t xml:space="preserve">, </w:t>
       </w:r>
@@ -1223,7 +1150,7 @@
           <w:color w:val="000000"/>
           <w:kern w:val="0"/>
           <w:lang w:eastAsia="es-ES"/>
-          <ns2:ligatures ns2:val="none"/>
+          <w14:ligatures w14:val="none"/>
         </w:rPr>
         <w:t xml:space="preserve">sin que conste </w:t>
       </w:r>
@@ -1233,7 +1160,7 @@
           <w:color w:val="000000"/>
           <w:kern w:val="0"/>
           <w:lang w:eastAsia="es-ES"/>
-          <ns2:ligatures ns2:val="none"/>
+          <w14:ligatures w14:val="none"/>
         </w:rPr>
         <w:t xml:space="preserve">en el certificado de seguro su firma manuscrita ni constancia de aceptación expresa de su parte. </w:t>
       </w:r>
@@ -1243,7 +1170,7 @@
           <w:color w:val="000000"/>
           <w:kern w:val="0"/>
           <w:lang w:eastAsia="es-ES"/>
-          <ns2:ligatures ns2:val="none"/>
+          <w14:ligatures w14:val="none"/>
         </w:rPr>
         <w:t>Además,</w:t>
       </w:r>
@@ -1253,7 +1180,7 @@
           <w:color w:val="000000"/>
           <w:kern w:val="0"/>
           <w:lang w:eastAsia="es-ES"/>
-          <ns2:ligatures ns2:val="none"/>
+          <w14:ligatures w14:val="none"/>
         </w:rPr>
         <w:t xml:space="preserve"> no se le solicitó </w:t>
       </w:r>
@@ -1263,7 +1190,7 @@
           <w:color w:val="000000"/>
           <w:kern w:val="0"/>
           <w:lang w:eastAsia="es-ES"/>
-          <ns2:ligatures ns2:val="none"/>
+          <w14:ligatures w14:val="none"/>
         </w:rPr>
         <w:t xml:space="preserve">declaración jurada de salud ni cuestionario médico, ni se </w:t>
       </w:r>
@@ -1273,7 +1200,7 @@
           <w:color w:val="000000"/>
           <w:kern w:val="0"/>
           <w:lang w:eastAsia="es-ES"/>
-          <ns2:ligatures ns2:val="none"/>
+          <w14:ligatures w14:val="none"/>
         </w:rPr>
         <w:t>informó</w:t>
       </w:r>
@@ -1283,7 +1210,7 @@
           <w:color w:val="000000"/>
           <w:kern w:val="0"/>
           <w:lang w:eastAsia="es-ES"/>
-          <ns2:ligatures ns2:val="none"/>
+          <w14:ligatures w14:val="none"/>
         </w:rPr>
         <w:t xml:space="preserve"> de manera clara, previa y expresa sobre exclusiones por enfermedades preexistentes</w:t>
       </w:r>
@@ -1293,12 +1220,12 @@
           <w:color w:val="000000"/>
           <w:kern w:val="0"/>
           <w:lang w:eastAsia="es-ES"/>
-          <ns2:ligatures ns2:val="none"/>
+          <w14:ligatures w14:val="none"/>
         </w:rPr>
         <w:t>.</w:t>
       </w:r>
     </w:p>
-    <w:p ns2:paraId="08A27B97" ns2:textId="77777777">
+    <w:p>
       <w:pPr>
         <w:pStyle w:val="Prrafodelista"/>
         <w:spacing w:after="0" w:line="240" w:lineRule="auto"/>
@@ -1309,11 +1236,11 @@
           <w:color w:val="000000"/>
           <w:kern w:val="0"/>
           <w:lang w:eastAsia="es-ES"/>
-          <ns2:ligatures ns2:val="none"/>
-        </w:rPr>
-      </w:pPr>
-    </w:p>
-    <w:p ns2:paraId="5C6BF82A" ns2:textId="528A3EE8">
+          <w14:ligatures w14:val="none"/>
+        </w:rPr>
+      </w:pPr>
+    </w:p>
+    <w:p>
       <w:pPr>
         <w:pStyle w:val="Prrafodelista"/>
         <w:numPr>
@@ -1331,7 +1258,7 @@
           <w:color w:val="000000"/>
           <w:kern w:val="0"/>
           <w:lang w:eastAsia="es-ES"/>
-          <ns2:ligatures ns2:val="none"/>
+          <w14:ligatures w14:val="none"/>
         </w:rPr>
       </w:pPr>
       <w:r>
@@ -1340,7 +1267,7 @@
           <w:color w:val="000000"/>
           <w:kern w:val="0"/>
           <w:lang w:eastAsia="es-ES"/>
-          <ns2:ligatures ns2:val="none"/>
+          <w14:ligatures w14:val="none"/>
         </w:rPr>
         <w:t xml:space="preserve">El 22 de abril de 2025, </w:t>
       </w:r>
@@ -1350,7 +1277,7 @@
           <w:color w:val="000000"/>
           <w:kern w:val="0"/>
           <w:lang w:eastAsia="es-ES"/>
-          <ns2:ligatures ns2:val="none"/>
+          <w14:ligatures w14:val="none"/>
         </w:rPr>
         <w:t>obtuvo</w:t>
       </w:r>
@@ -1360,7 +1287,7 @@
           <w:color w:val="000000"/>
           <w:kern w:val="0"/>
           <w:lang w:eastAsia="es-ES"/>
-          <ns2:ligatures ns2:val="none"/>
+          <w14:ligatures w14:val="none"/>
         </w:rPr>
         <w:t xml:space="preserve"> un préstamo personal por el monto de S/ 58 814,59</w:t>
       </w:r>
@@ -1370,7 +1297,7 @@
           <w:color w:val="000000"/>
           <w:kern w:val="0"/>
           <w:lang w:eastAsia="es-ES"/>
-          <ns2:ligatures ns2:val="none"/>
+          <w14:ligatures w14:val="none"/>
         </w:rPr>
         <w:t xml:space="preserve"> otorgado por el </w:t>
       </w:r>
@@ -1380,7 +1307,7 @@
           <w:color w:val="000000"/>
           <w:kern w:val="0"/>
           <w:lang w:val="es-ES" w:eastAsia="es-ES"/>
-          <ns2:ligatures ns2:val="none"/>
+          <w14:ligatures w14:val="none"/>
         </w:rPr>
         <w:t>Banco</w:t>
       </w:r>
@@ -1390,7 +1317,7 @@
           <w:color w:val="000000"/>
           <w:kern w:val="0"/>
           <w:lang w:eastAsia="es-ES"/>
-          <ns2:ligatures ns2:val="none"/>
+          <w14:ligatures w14:val="none"/>
         </w:rPr>
         <w:t xml:space="preserve">, el cual fue comercializado telefónicamente </w:t>
       </w:r>
@@ -1400,7 +1327,7 @@
           <w:color w:val="000000"/>
           <w:kern w:val="0"/>
           <w:lang w:eastAsia="es-ES"/>
-          <ns2:ligatures ns2:val="none"/>
+          <w14:ligatures w14:val="none"/>
         </w:rPr>
         <w:t>y</w:t>
       </w:r>
@@ -1410,7 +1337,7 @@
           <w:color w:val="000000"/>
           <w:kern w:val="0"/>
           <w:lang w:eastAsia="es-ES"/>
-          <ns2:ligatures ns2:val="none"/>
+          <w14:ligatures w14:val="none"/>
         </w:rPr>
         <w:t xml:space="preserve"> vinculado a un seguro de desgravamen </w:t>
       </w:r>
@@ -1420,7 +1347,7 @@
           <w:color w:val="000000"/>
           <w:kern w:val="0"/>
           <w:lang w:eastAsia="es-ES"/>
-          <ns2:ligatures ns2:val="none"/>
+          <w14:ligatures w14:val="none"/>
         </w:rPr>
         <w:t>emitido</w:t>
       </w:r>
@@ -1430,7 +1357,7 @@
           <w:color w:val="000000"/>
           <w:kern w:val="0"/>
           <w:lang w:eastAsia="es-ES"/>
-          <ns2:ligatures ns2:val="none"/>
+          <w14:ligatures w14:val="none"/>
         </w:rPr>
         <w:t xml:space="preserve"> por BNP </w:t>
       </w:r>
@@ -1441,7 +1368,7 @@
           <w:color w:val="000000"/>
           <w:kern w:val="0"/>
           <w:lang w:eastAsia="es-ES"/>
-          <ns2:ligatures ns2:val="none"/>
+          <w14:ligatures w14:val="none"/>
         </w:rPr>
         <w:t>Paribas</w:t>
       </w:r>
@@ -1452,7 +1379,7 @@
           <w:color w:val="000000"/>
           <w:kern w:val="0"/>
           <w:lang w:eastAsia="es-ES"/>
-          <ns2:ligatures ns2:val="none"/>
+          <w14:ligatures w14:val="none"/>
         </w:rPr>
         <w:t xml:space="preserve">, sin </w:t>
       </w:r>
@@ -1462,7 +1389,7 @@
           <w:color w:val="000000"/>
           <w:kern w:val="0"/>
           <w:lang w:eastAsia="es-ES"/>
-          <ns2:ligatures ns2:val="none"/>
+          <w14:ligatures w14:val="none"/>
         </w:rPr>
         <w:t>solicitarle una declaración jurada de salud ni cuestionario médico, ni se informó de manera clara, previa y expresa sobre exclusiones por enfermedades preexistentes</w:t>
       </w:r>
@@ -1472,7 +1399,7 @@
           <w:color w:val="000000"/>
           <w:kern w:val="0"/>
           <w:lang w:eastAsia="es-ES"/>
-          <ns2:ligatures ns2:val="none"/>
+          <w14:ligatures w14:val="none"/>
         </w:rPr>
         <w:t>.</w:t>
       </w:r>
@@ -1482,7 +1409,7 @@
           <w:color w:val="000000"/>
           <w:kern w:val="0"/>
           <w:lang w:eastAsia="es-ES"/>
-          <ns2:ligatures ns2:val="none"/>
+          <w14:ligatures w14:val="none"/>
         </w:rPr>
         <w:t xml:space="preserve"> </w:t>
       </w:r>
@@ -1492,7 +1419,7 @@
           <w:color w:val="000000"/>
           <w:kern w:val="0"/>
           <w:lang w:eastAsia="es-ES"/>
-          <ns2:ligatures ns2:val="none"/>
+          <w14:ligatures w14:val="none"/>
         </w:rPr>
         <w:t xml:space="preserve"> </w:t>
       </w:r>
@@ -1502,12 +1429,12 @@
           <w:color w:val="000000"/>
           <w:kern w:val="0"/>
           <w:lang w:eastAsia="es-ES"/>
-          <ns2:ligatures ns2:val="none"/>
+          <w14:ligatures w14:val="none"/>
         </w:rPr>
         <w:t xml:space="preserve"> </w:t>
       </w:r>
     </w:p>
-    <w:p ns2:paraId="5688060C" ns2:textId="77777777">
+    <w:p>
       <w:pPr>
         <w:spacing w:after="0" w:line="240" w:lineRule="auto"/>
         <w:jc w:val="both"/>
@@ -1516,11 +1443,11 @@
           <w:color w:val="000000"/>
           <w:kern w:val="0"/>
           <w:lang w:eastAsia="es-ES"/>
-          <ns2:ligatures ns2:val="none"/>
-        </w:rPr>
-      </w:pPr>
-    </w:p>
-    <w:p ns2:paraId="3B5CE01D" ns2:textId="16FEAC74">
+          <w14:ligatures w14:val="none"/>
+        </w:rPr>
+      </w:pPr>
+    </w:p>
+    <w:p>
       <w:pPr>
         <w:pStyle w:val="Prrafodelista"/>
         <w:numPr>
@@ -1538,7 +1465,7 @@
           <w:color w:val="000000"/>
           <w:kern w:val="0"/>
           <w:lang w:eastAsia="es-ES"/>
-          <ns2:ligatures ns2:val="none"/>
+          <w14:ligatures w14:val="none"/>
         </w:rPr>
       </w:pPr>
       <w:r>
@@ -1547,7 +1474,7 @@
           <w:color w:val="000000"/>
           <w:kern w:val="0"/>
           <w:lang w:eastAsia="es-ES"/>
-          <ns2:ligatures ns2:val="none"/>
+          <w14:ligatures w14:val="none"/>
         </w:rPr>
         <w:t>Posteriormente</w:t>
       </w:r>
@@ -1557,7 +1484,7 @@
           <w:color w:val="000000"/>
           <w:kern w:val="0"/>
           <w:lang w:eastAsia="es-ES"/>
-          <ns2:ligatures ns2:val="none"/>
+          <w14:ligatures w14:val="none"/>
         </w:rPr>
         <w:t xml:space="preserve"> solicitó la activación del seguro de desgravamen</w:t>
       </w:r>
@@ -1567,7 +1494,7 @@
           <w:color w:val="000000"/>
           <w:kern w:val="0"/>
           <w:lang w:eastAsia="es-ES"/>
-          <ns2:ligatures ns2:val="none"/>
+          <w14:ligatures w14:val="none"/>
         </w:rPr>
         <w:t xml:space="preserve"> de la tarjeta de crédito y del préstamo personal</w:t>
       </w:r>
@@ -1577,7 +1504,7 @@
           <w:color w:val="000000"/>
           <w:kern w:val="0"/>
           <w:lang w:eastAsia="es-ES"/>
-          <ns2:ligatures ns2:val="none"/>
+          <w14:ligatures w14:val="none"/>
         </w:rPr>
         <w:t xml:space="preserve"> por su condición de invalidez permanente total</w:t>
       </w:r>
@@ -1587,7 +1514,7 @@
           <w:color w:val="000000"/>
           <w:kern w:val="0"/>
           <w:lang w:eastAsia="es-ES"/>
-          <ns2:ligatures ns2:val="none"/>
+          <w14:ligatures w14:val="none"/>
         </w:rPr>
         <w:t xml:space="preserve"> derivada de cáncer de estómago</w:t>
       </w:r>
@@ -1597,7 +1524,7 @@
           <w:color w:val="000000"/>
           <w:kern w:val="0"/>
           <w:lang w:eastAsia="es-ES"/>
-          <ns2:ligatures ns2:val="none"/>
+          <w14:ligatures w14:val="none"/>
         </w:rPr>
         <w:t xml:space="preserve">; ante ello, </w:t>
       </w:r>
@@ -1607,7 +1534,7 @@
           <w:color w:val="000000"/>
           <w:kern w:val="0"/>
           <w:lang w:eastAsia="es-ES"/>
-          <ns2:ligatures ns2:val="none"/>
+          <w14:ligatures w14:val="none"/>
         </w:rPr>
         <w:t xml:space="preserve">BNP </w:t>
       </w:r>
@@ -1618,7 +1545,7 @@
           <w:color w:val="000000"/>
           <w:kern w:val="0"/>
           <w:lang w:eastAsia="es-ES"/>
-          <ns2:ligatures ns2:val="none"/>
+          <w14:ligatures w14:val="none"/>
         </w:rPr>
         <w:t>Paribas</w:t>
       </w:r>
@@ -1629,7 +1556,7 @@
           <w:color w:val="000000"/>
           <w:kern w:val="0"/>
           <w:lang w:eastAsia="es-ES"/>
-          <ns2:ligatures ns2:val="none"/>
+          <w14:ligatures w14:val="none"/>
         </w:rPr>
         <w:t xml:space="preserve"> </w:t>
       </w:r>
@@ -1639,7 +1566,7 @@
           <w:color w:val="000000"/>
           <w:kern w:val="0"/>
           <w:lang w:eastAsia="es-ES"/>
-          <ns2:ligatures ns2:val="none"/>
+          <w14:ligatures w14:val="none"/>
         </w:rPr>
         <w:t>comunicó la negativa de cobertura, invocando la existencia de una condición preexistente y señalando que el siniestro se produjo con anterioridad a la adquisición de los productos financieros</w:t>
       </w:r>
@@ -1649,12 +1576,12 @@
           <w:color w:val="000000"/>
           <w:kern w:val="0"/>
           <w:lang w:eastAsia="es-ES"/>
-          <ns2:ligatures ns2:val="none"/>
+          <w14:ligatures w14:val="none"/>
         </w:rPr>
         <w:t>.</w:t>
       </w:r>
     </w:p>
-    <w:p ns2:paraId="4D4AF399" ns2:textId="77777777">
+    <w:p>
       <w:pPr>
         <w:pStyle w:val="Prrafodelista"/>
         <w:spacing w:line="240" w:lineRule="auto"/>
@@ -1663,11 +1590,11 @@
           <w:color w:val="000000"/>
           <w:kern w:val="0"/>
           <w:lang w:eastAsia="es-ES"/>
-          <ns2:ligatures ns2:val="none"/>
-        </w:rPr>
-      </w:pPr>
-    </w:p>
-    <w:p ns2:paraId="25BFE1EC" ns2:textId="3662EF67">
+          <w14:ligatures w14:val="none"/>
+        </w:rPr>
+      </w:pPr>
+    </w:p>
+    <w:p>
       <w:pPr>
         <w:pStyle w:val="Prrafodelista"/>
         <w:numPr>
@@ -1685,7 +1612,7 @@
           <w:color w:val="000000"/>
           <w:kern w:val="0"/>
           <w:lang w:eastAsia="es-ES"/>
-          <ns2:ligatures ns2:val="none"/>
+          <w14:ligatures w14:val="none"/>
         </w:rPr>
       </w:pPr>
       <w:r>
@@ -1694,7 +1621,7 @@
           <w:color w:val="000000"/>
           <w:kern w:val="0"/>
           <w:lang w:eastAsia="es-ES"/>
-          <ns2:ligatures ns2:val="none"/>
+          <w14:ligatures w14:val="none"/>
         </w:rPr>
         <w:t xml:space="preserve">No obstante, </w:t>
       </w:r>
@@ -1704,7 +1631,7 @@
           <w:color w:val="000000"/>
           <w:kern w:val="0"/>
           <w:lang w:eastAsia="es-ES"/>
-          <ns2:ligatures ns2:val="none"/>
+          <w14:ligatures w14:val="none"/>
         </w:rPr>
         <w:t>no se realizó una</w:t>
       </w:r>
@@ -1714,7 +1641,7 @@
           <w:color w:val="000000"/>
           <w:kern w:val="0"/>
           <w:lang w:eastAsia="es-ES"/>
-          <ns2:ligatures ns2:val="none"/>
+          <w14:ligatures w14:val="none"/>
         </w:rPr>
         <w:t xml:space="preserve"> evaluación previa del riesgo </w:t>
       </w:r>
@@ -1724,7 +1651,7 @@
           <w:color w:val="000000"/>
           <w:kern w:val="0"/>
           <w:lang w:eastAsia="es-ES"/>
-          <ns2:ligatures ns2:val="none"/>
+          <w14:ligatures w14:val="none"/>
         </w:rPr>
         <w:t>y</w:t>
       </w:r>
@@ -1734,7 +1661,7 @@
           <w:color w:val="000000"/>
           <w:kern w:val="0"/>
           <w:lang w:eastAsia="es-ES"/>
-          <ns2:ligatures ns2:val="none"/>
+          <w14:ligatures w14:val="none"/>
         </w:rPr>
         <w:t xml:space="preserve"> la </w:t>
       </w:r>
@@ -1744,7 +1671,7 @@
           <w:color w:val="000000"/>
           <w:kern w:val="0"/>
           <w:lang w:eastAsia="es-ES"/>
-          <ns2:ligatures ns2:val="none"/>
+          <w14:ligatures w14:val="none"/>
         </w:rPr>
         <w:t xml:space="preserve">negativa de </w:t>
       </w:r>
@@ -1754,7 +1681,7 @@
           <w:color w:val="000000"/>
           <w:kern w:val="0"/>
           <w:lang w:eastAsia="es-ES"/>
-          <ns2:ligatures ns2:val="none"/>
+          <w14:ligatures w14:val="none"/>
         </w:rPr>
         <w:t xml:space="preserve">cobertura </w:t>
       </w:r>
@@ -1764,7 +1691,7 @@
           <w:color w:val="000000"/>
           <w:kern w:val="0"/>
           <w:lang w:eastAsia="es-ES"/>
-          <ns2:ligatures ns2:val="none"/>
+          <w14:ligatures w14:val="none"/>
         </w:rPr>
         <w:t xml:space="preserve">se realizó </w:t>
       </w:r>
@@ -1774,7 +1701,7 @@
           <w:color w:val="000000"/>
           <w:kern w:val="0"/>
           <w:lang w:eastAsia="es-ES"/>
-          <ns2:ligatures ns2:val="none"/>
+          <w14:ligatures w14:val="none"/>
         </w:rPr>
         <w:t>por una condición que no fue evaluada ni informada al momento de la contratación</w:t>
       </w:r>
@@ -1784,12 +1711,12 @@
           <w:color w:val="000000"/>
           <w:kern w:val="0"/>
           <w:lang w:eastAsia="es-ES"/>
-          <ns2:ligatures ns2:val="none"/>
+          <w14:ligatures w14:val="none"/>
         </w:rPr>
         <w:t xml:space="preserve"> de los productos financieros.</w:t>
       </w:r>
     </w:p>
-    <w:p ns2:paraId="750E85A2" ns2:textId="77777777">
+    <w:p>
       <w:pPr>
         <w:pStyle w:val="Prrafodelista"/>
         <w:spacing w:after="0" w:line="240" w:lineRule="auto"/>
@@ -1800,11 +1727,11 @@
           <w:color w:val="000000"/>
           <w:kern w:val="0"/>
           <w:lang w:eastAsia="es-ES"/>
-          <ns2:ligatures ns2:val="none"/>
-        </w:rPr>
-      </w:pPr>
-    </w:p>
-    <w:p ns2:paraId="49299488" ns2:textId="28FC63B4">
+          <w14:ligatures w14:val="none"/>
+        </w:rPr>
+      </w:pPr>
+    </w:p>
+    <w:p>
       <w:pPr>
         <w:pStyle w:val="Prrafodelista"/>
         <w:numPr>
@@ -1822,7 +1749,7 @@
           <w:color w:val="000000"/>
           <w:kern w:val="0"/>
           <w:lang w:eastAsia="es-ES"/>
-          <ns2:ligatures ns2:val="none"/>
+          <w14:ligatures w14:val="none"/>
         </w:rPr>
       </w:pPr>
       <w:r>
@@ -1831,7 +1758,7 @@
           <w:color w:val="000000"/>
           <w:kern w:val="0"/>
           <w:lang w:eastAsia="es-ES"/>
-          <ns2:ligatures ns2:val="none"/>
+          <w14:ligatures w14:val="none"/>
         </w:rPr>
         <w:t xml:space="preserve">El 8 de enero de 2026, presentó </w:t>
       </w:r>
@@ -1841,7 +1768,7 @@
           <w:color w:val="000000"/>
           <w:kern w:val="0"/>
           <w:lang w:eastAsia="es-ES"/>
-          <ns2:ligatures ns2:val="none"/>
+          <w14:ligatures w14:val="none"/>
         </w:rPr>
         <w:t xml:space="preserve">un </w:t>
       </w:r>
@@ -1851,7 +1778,7 @@
           <w:color w:val="000000"/>
           <w:kern w:val="0"/>
           <w:lang w:eastAsia="es-ES"/>
-          <ns2:ligatures ns2:val="none"/>
+          <w14:ligatures w14:val="none"/>
         </w:rPr>
         <w:t xml:space="preserve">reclamo ante </w:t>
       </w:r>
@@ -1861,7 +1788,7 @@
           <w:color w:val="000000"/>
           <w:kern w:val="0"/>
           <w:lang w:eastAsia="es-ES"/>
-          <ns2:ligatures ns2:val="none"/>
+          <w14:ligatures w14:val="none"/>
         </w:rPr>
         <w:t xml:space="preserve">el </w:t>
       </w:r>
@@ -1871,7 +1798,7 @@
           <w:color w:val="000000"/>
           <w:kern w:val="0"/>
           <w:lang w:val="es-ES" w:eastAsia="es-ES"/>
-          <ns2:ligatures ns2:val="none"/>
+          <w14:ligatures w14:val="none"/>
         </w:rPr>
         <w:t>Banco</w:t>
       </w:r>
@@ -1881,7 +1808,7 @@
           <w:color w:val="000000"/>
           <w:kern w:val="0"/>
           <w:lang w:eastAsia="es-ES"/>
-          <ns2:ligatures ns2:val="none"/>
+          <w14:ligatures w14:val="none"/>
         </w:rPr>
         <w:t xml:space="preserve"> manifestando su disconformidad con las gestiones de cobranza vinculadas al préstamo personal y a la tarjeta de crédito </w:t>
       </w:r>
@@ -1891,7 +1818,7 @@
           <w:color w:val="000000"/>
           <w:kern w:val="0"/>
           <w:lang w:eastAsia="es-ES"/>
-          <ns2:ligatures ns2:val="none"/>
+          <w14:ligatures w14:val="none"/>
         </w:rPr>
         <w:lastRenderedPageBreak/>
         <w:t>ofrecidos telefónicamente, así como con la negativa de cobertura del seguro de desgravamen.</w:t>
@@ -1902,12 +1829,12 @@
           <w:color w:val="000000"/>
           <w:kern w:val="0"/>
           <w:lang w:eastAsia="es-ES"/>
-          <ns2:ligatures ns2:val="none"/>
+          <w14:ligatures w14:val="none"/>
         </w:rPr>
         <w:t xml:space="preserve"> </w:t>
       </w:r>
     </w:p>
-    <w:p ns2:paraId="5B3408D6" ns2:textId="77777777">
+    <w:p>
       <w:pPr>
         <w:pStyle w:val="Prrafodelista"/>
         <w:spacing w:after="0" w:line="240" w:lineRule="auto"/>
@@ -1918,11 +1845,11 @@
           <w:color w:val="000000"/>
           <w:kern w:val="0"/>
           <w:lang w:eastAsia="es-ES"/>
-          <ns2:ligatures ns2:val="none"/>
-        </w:rPr>
-      </w:pPr>
-    </w:p>
-    <w:p ns2:paraId="7643D500" ns2:textId="18B133C9">
+          <w14:ligatures w14:val="none"/>
+        </w:rPr>
+      </w:pPr>
+    </w:p>
+    <w:p>
       <w:pPr>
         <w:pStyle w:val="Prrafodelista"/>
         <w:numPr>
@@ -1940,7 +1867,7 @@
           <w:color w:val="000000"/>
           <w:kern w:val="0"/>
           <w:lang w:eastAsia="es-ES"/>
-          <ns2:ligatures ns2:val="none"/>
+          <w14:ligatures w14:val="none"/>
         </w:rPr>
       </w:pPr>
       <w:r>
@@ -1949,7 +1876,7 @@
           <w:color w:val="000000"/>
           <w:kern w:val="0"/>
           <w:lang w:eastAsia="es-ES"/>
-          <ns2:ligatures ns2:val="none"/>
+          <w14:ligatures w14:val="none"/>
         </w:rPr>
         <w:t xml:space="preserve">El 23 de enero de 2026, </w:t>
       </w:r>
@@ -1959,7 +1886,7 @@
           <w:color w:val="000000"/>
           <w:kern w:val="0"/>
           <w:lang w:eastAsia="es-ES"/>
-          <ns2:ligatures ns2:val="none"/>
+          <w14:ligatures w14:val="none"/>
         </w:rPr>
         <w:t xml:space="preserve">el </w:t>
       </w:r>
@@ -1969,7 +1896,7 @@
           <w:color w:val="000000"/>
           <w:kern w:val="0"/>
           <w:lang w:val="es-ES" w:eastAsia="es-ES"/>
-          <ns2:ligatures ns2:val="none"/>
+          <w14:ligatures w14:val="none"/>
         </w:rPr>
         <w:t>Banco</w:t>
       </w:r>
@@ -1979,7 +1906,7 @@
           <w:color w:val="000000"/>
           <w:kern w:val="0"/>
           <w:lang w:eastAsia="es-ES"/>
-          <ns2:ligatures ns2:val="none"/>
+          <w14:ligatures w14:val="none"/>
         </w:rPr>
         <w:t xml:space="preserve"> </w:t>
       </w:r>
@@ -1989,7 +1916,7 @@
           <w:color w:val="000000"/>
           <w:kern w:val="0"/>
           <w:lang w:eastAsia="es-ES"/>
-          <ns2:ligatures ns2:val="none"/>
+          <w14:ligatures w14:val="none"/>
         </w:rPr>
         <w:t xml:space="preserve">le </w:t>
       </w:r>
@@ -1999,7 +1926,7 @@
           <w:color w:val="000000"/>
           <w:kern w:val="0"/>
           <w:lang w:eastAsia="es-ES"/>
-          <ns2:ligatures ns2:val="none"/>
+          <w14:ligatures w14:val="none"/>
         </w:rPr>
         <w:t xml:space="preserve">remitió </w:t>
       </w:r>
@@ -2009,7 +1936,7 @@
           <w:color w:val="000000"/>
           <w:kern w:val="0"/>
           <w:lang w:eastAsia="es-ES"/>
-          <ns2:ligatures ns2:val="none"/>
+          <w14:ligatures w14:val="none"/>
         </w:rPr>
         <w:t xml:space="preserve">una </w:t>
       </w:r>
@@ -2019,7 +1946,7 @@
           <w:color w:val="000000"/>
           <w:kern w:val="0"/>
           <w:lang w:eastAsia="es-ES"/>
-          <ns2:ligatures ns2:val="none"/>
+          <w14:ligatures w14:val="none"/>
         </w:rPr>
         <w:t xml:space="preserve">carta notarial mediante la cual exigió el pago de la obligación correspondiente a la tarjeta de crédito </w:t>
       </w:r>
@@ -2030,7 +1957,7 @@
           <w:color w:val="000000"/>
           <w:kern w:val="0"/>
           <w:lang w:eastAsia="es-ES"/>
-          <ns2:ligatures ns2:val="none"/>
+          <w14:ligatures w14:val="none"/>
         </w:rPr>
         <w:t>Mastercard</w:t>
       </w:r>
@@ -2041,7 +1968,7 @@
           <w:color w:val="000000"/>
           <w:kern w:val="0"/>
           <w:lang w:eastAsia="es-ES"/>
-          <ns2:ligatures ns2:val="none"/>
+          <w14:ligatures w14:val="none"/>
         </w:rPr>
         <w:t xml:space="preserve"> Singular Black</w:t>
       </w:r>
@@ -2051,7 +1978,7 @@
           <w:color w:val="000000"/>
           <w:kern w:val="0"/>
           <w:lang w:eastAsia="es-ES"/>
-          <ns2:ligatures ns2:val="none"/>
+          <w14:ligatures w14:val="none"/>
         </w:rPr>
         <w:t xml:space="preserve"> </w:t>
       </w:r>
@@ -2062,7 +1989,7 @@
           <w:color w:val="000000"/>
           <w:kern w:val="0"/>
           <w:lang w:eastAsia="es-ES"/>
-          <ns2:ligatures ns2:val="none"/>
+          <w14:ligatures w14:val="none"/>
         </w:rPr>
         <w:t/>
       </w:r>
@@ -2073,12 +2000,12 @@
           <w:color w:val="000000"/>
           <w:kern w:val="0"/>
           <w:lang w:eastAsia="es-ES"/>
-          <ns2:ligatures ns2:val="none"/>
+          <w14:ligatures w14:val="none"/>
         </w:rPr>
         <w:t xml:space="preserve"> 512372****3570.</w:t>
       </w:r>
     </w:p>
-    <w:p ns2:paraId="234F6A58" ns2:textId="77777777">
+    <w:p>
       <w:pPr>
         <w:pStyle w:val="Prrafodelista"/>
         <w:spacing w:after="0" w:line="240" w:lineRule="auto"/>
@@ -2089,11 +2016,11 @@
           <w:color w:val="000000"/>
           <w:kern w:val="0"/>
           <w:lang w:eastAsia="es-ES"/>
-          <ns2:ligatures ns2:val="none"/>
-        </w:rPr>
-      </w:pPr>
-    </w:p>
-    <w:p ns2:paraId="38AF89DC" ns2:textId="29407A9B">
+          <w14:ligatures w14:val="none"/>
+        </w:rPr>
+      </w:pPr>
+    </w:p>
+    <w:p>
       <w:pPr>
         <w:pStyle w:val="Prrafodelista"/>
         <w:numPr>
@@ -2111,7 +2038,7 @@
           <w:color w:val="000000"/>
           <w:kern w:val="0"/>
           <w:lang w:eastAsia="es-ES"/>
-          <ns2:ligatures ns2:val="none"/>
+          <w14:ligatures w14:val="none"/>
         </w:rPr>
       </w:pPr>
       <w:r>
@@ -2120,7 +2047,7 @@
           <w:color w:val="000000"/>
           <w:kern w:val="0"/>
           <w:lang w:eastAsia="es-ES"/>
-          <ns2:ligatures ns2:val="none"/>
+          <w14:ligatures w14:val="none"/>
         </w:rPr>
         <w:t xml:space="preserve">El 29 de enero de 2026, </w:t>
       </w:r>
@@ -2130,7 +2057,7 @@
           <w:color w:val="000000"/>
           <w:kern w:val="0"/>
           <w:lang w:eastAsia="es-ES"/>
-          <ns2:ligatures ns2:val="none"/>
+          <w14:ligatures w14:val="none"/>
         </w:rPr>
         <w:t xml:space="preserve">el </w:t>
       </w:r>
@@ -2140,7 +2067,7 @@
           <w:color w:val="000000"/>
           <w:kern w:val="0"/>
           <w:lang w:val="es-ES" w:eastAsia="es-ES"/>
-          <ns2:ligatures ns2:val="none"/>
+          <w14:ligatures w14:val="none"/>
         </w:rPr>
         <w:t>Banco</w:t>
       </w:r>
@@ -2150,7 +2077,7 @@
           <w:color w:val="000000"/>
           <w:kern w:val="0"/>
           <w:lang w:eastAsia="es-ES"/>
-          <ns2:ligatures ns2:val="none"/>
+          <w14:ligatures w14:val="none"/>
         </w:rPr>
         <w:t xml:space="preserve"> </w:t>
       </w:r>
@@ -2160,7 +2087,7 @@
           <w:color w:val="000000"/>
           <w:kern w:val="0"/>
           <w:lang w:eastAsia="es-ES"/>
-          <ns2:ligatures ns2:val="none"/>
+          <w14:ligatures w14:val="none"/>
         </w:rPr>
         <w:t xml:space="preserve">respondió el reclamo presentado el 8 de enero de 2026, negándolo y ratificándose en la negativa de cobertura comunicada por </w:t>
       </w:r>
@@ -2170,7 +2097,7 @@
           <w:color w:val="000000"/>
           <w:kern w:val="0"/>
           <w:lang w:eastAsia="es-ES"/>
-          <ns2:ligatures ns2:val="none"/>
+          <w14:ligatures w14:val="none"/>
         </w:rPr>
         <w:t xml:space="preserve">BNP </w:t>
       </w:r>
@@ -2181,7 +2108,7 @@
           <w:color w:val="000000"/>
           <w:kern w:val="0"/>
           <w:lang w:eastAsia="es-ES"/>
-          <ns2:ligatures ns2:val="none"/>
+          <w14:ligatures w14:val="none"/>
         </w:rPr>
         <w:t>Paribas</w:t>
       </w:r>
@@ -2192,7 +2119,7 @@
           <w:color w:val="000000"/>
           <w:kern w:val="0"/>
           <w:lang w:eastAsia="es-ES"/>
-          <ns2:ligatures ns2:val="none"/>
+          <w14:ligatures w14:val="none"/>
         </w:rPr>
         <w:t xml:space="preserve">, señalando que, luego de analizar la información y antecedentes de contratación, la aseguradora denegó la cobertura por considerar que la invalidez permanente total fue diagnosticada </w:t>
       </w:r>
@@ -2202,7 +2129,7 @@
           <w:color w:val="000000"/>
           <w:kern w:val="0"/>
           <w:lang w:eastAsia="es-ES"/>
-          <ns2:ligatures ns2:val="none"/>
+          <w14:ligatures w14:val="none"/>
         </w:rPr>
         <w:t>en</w:t>
       </w:r>
@@ -2212,7 +2139,7 @@
           <w:color w:val="000000"/>
           <w:kern w:val="0"/>
           <w:lang w:eastAsia="es-ES"/>
-          <ns2:ligatures ns2:val="none"/>
+          <w14:ligatures w14:val="none"/>
         </w:rPr>
         <w:t xml:space="preserve"> fecha anterior a la emisión de la tarjeta de crédito y al desembolso del préstamo.</w:t>
       </w:r>
@@ -2222,12 +2149,12 @@
           <w:color w:val="000000"/>
           <w:kern w:val="0"/>
           <w:lang w:eastAsia="es-ES"/>
-          <ns2:ligatures ns2:val="none"/>
+          <w14:ligatures w14:val="none"/>
         </w:rPr>
         <w:t xml:space="preserve"> </w:t>
       </w:r>
     </w:p>
-    <w:p ns2:paraId="4148993C" ns2:textId="77777777">
+    <w:p>
       <w:pPr>
         <w:spacing w:after="0" w:line="240" w:lineRule="auto"/>
         <w:jc w:val="both"/>
@@ -2236,11 +2163,11 @@
           <w:color w:val="000000"/>
           <w:kern w:val="0"/>
           <w:lang w:eastAsia="es-ES"/>
-          <ns2:ligatures ns2:val="none"/>
-        </w:rPr>
-      </w:pPr>
-    </w:p>
-    <w:p ns2:paraId="192B643F" ns2:textId="40D2E3C8">
+          <w14:ligatures w14:val="none"/>
+        </w:rPr>
+      </w:pPr>
+    </w:p>
+    <w:p>
       <w:pPr>
         <w:pStyle w:val="Prrafodelista"/>
         <w:numPr>
@@ -2258,7 +2185,7 @@
           <w:color w:val="000000"/>
           <w:kern w:val="0"/>
           <w:lang w:eastAsia="es-ES"/>
-          <ns2:ligatures ns2:val="none"/>
+          <w14:ligatures w14:val="none"/>
         </w:rPr>
       </w:pPr>
       <w:r>
@@ -2267,7 +2194,7 @@
           <w:color w:val="000000"/>
           <w:kern w:val="0"/>
           <w:lang w:eastAsia="es-ES"/>
-          <ns2:ligatures ns2:val="none"/>
+          <w14:ligatures w14:val="none"/>
         </w:rPr>
         <w:t xml:space="preserve">El 19 de febrero de 2026, </w:t>
       </w:r>
@@ -2277,7 +2204,7 @@
           <w:color w:val="000000"/>
           <w:kern w:val="0"/>
           <w:lang w:eastAsia="es-ES"/>
-          <ns2:ligatures ns2:val="none"/>
+          <w14:ligatures w14:val="none"/>
         </w:rPr>
         <w:t xml:space="preserve">el </w:t>
       </w:r>
@@ -2287,7 +2214,7 @@
           <w:color w:val="000000"/>
           <w:kern w:val="0"/>
           <w:lang w:val="es-ES" w:eastAsia="es-ES"/>
-          <ns2:ligatures ns2:val="none"/>
+          <w14:ligatures w14:val="none"/>
         </w:rPr>
         <w:t>Banco</w:t>
       </w:r>
@@ -2297,7 +2224,7 @@
           <w:color w:val="000000"/>
           <w:kern w:val="0"/>
           <w:lang w:eastAsia="es-ES"/>
-          <ns2:ligatures ns2:val="none"/>
+          <w14:ligatures w14:val="none"/>
         </w:rPr>
         <w:t xml:space="preserve"> </w:t>
       </w:r>
@@ -2307,7 +2234,7 @@
           <w:color w:val="000000"/>
           <w:kern w:val="0"/>
           <w:lang w:eastAsia="es-ES"/>
-          <ns2:ligatures ns2:val="none"/>
+          <w14:ligatures w14:val="none"/>
         </w:rPr>
         <w:t xml:space="preserve">remitió dos cartas correspondientes a los casos </w:t>
       </w:r>
@@ -2318,7 +2245,7 @@
           <w:color w:val="000000"/>
           <w:kern w:val="0"/>
           <w:lang w:eastAsia="es-ES"/>
-          <ns2:ligatures ns2:val="none"/>
+          <w14:ligatures w14:val="none"/>
         </w:rPr>
         <w:t/>
       </w:r>
@@ -2329,7 +2256,7 @@
           <w:color w:val="000000"/>
           <w:kern w:val="0"/>
           <w:lang w:eastAsia="es-ES"/>
-          <ns2:ligatures ns2:val="none"/>
+          <w14:ligatures w14:val="none"/>
         </w:rPr>
         <w:t xml:space="preserve"> 103-0-2026031873 y </w:t>
       </w:r>
@@ -2340,7 +2267,7 @@
           <w:color w:val="000000"/>
           <w:kern w:val="0"/>
           <w:lang w:eastAsia="es-ES"/>
-          <ns2:ligatures ns2:val="none"/>
+          <w14:ligatures w14:val="none"/>
         </w:rPr>
         <w:t/>
       </w:r>
@@ -2351,7 +2278,7 @@
           <w:color w:val="000000"/>
           <w:kern w:val="0"/>
           <w:lang w:eastAsia="es-ES"/>
-          <ns2:ligatures ns2:val="none"/>
+          <w14:ligatures w14:val="none"/>
         </w:rPr>
         <w:t xml:space="preserve"> 103-0-2026031896, mediante las cuales comunicó que </w:t>
       </w:r>
@@ -2361,7 +2288,7 @@
           <w:color w:val="000000"/>
           <w:kern w:val="0"/>
           <w:lang w:eastAsia="es-ES"/>
-          <ns2:ligatures ns2:val="none"/>
+          <w14:ligatures w14:val="none"/>
         </w:rPr>
         <w:t>su</w:t>
       </w:r>
@@ -2371,7 +2298,7 @@
           <w:color w:val="000000"/>
           <w:kern w:val="0"/>
           <w:lang w:eastAsia="es-ES"/>
-          <ns2:ligatures ns2:val="none"/>
+          <w14:ligatures w14:val="none"/>
         </w:rPr>
         <w:t xml:space="preserve"> reconsideración </w:t>
       </w:r>
@@ -2381,7 +2308,7 @@
           <w:color w:val="000000"/>
           <w:kern w:val="0"/>
           <w:lang w:eastAsia="es-ES"/>
-          <ns2:ligatures ns2:val="none"/>
+          <w14:ligatures w14:val="none"/>
         </w:rPr>
         <w:t>presentada</w:t>
       </w:r>
@@ -2391,7 +2318,7 @@
           <w:color w:val="000000"/>
           <w:kern w:val="0"/>
           <w:lang w:eastAsia="es-ES"/>
-          <ns2:ligatures ns2:val="none"/>
+          <w14:ligatures w14:val="none"/>
         </w:rPr>
         <w:t xml:space="preserve"> no sería atendida de manera procedente; en dichas comunicaciones indicó que </w:t>
       </w:r>
@@ -2401,7 +2328,7 @@
           <w:color w:val="000000"/>
           <w:kern w:val="0"/>
           <w:lang w:eastAsia="es-ES"/>
-          <ns2:ligatures ns2:val="none"/>
+          <w14:ligatures w14:val="none"/>
         </w:rPr>
         <w:t>se estaba realizando la búsqueda de</w:t>
       </w:r>
@@ -2411,7 +2338,7 @@
           <w:color w:val="000000"/>
           <w:kern w:val="0"/>
           <w:lang w:eastAsia="es-ES"/>
-          <ns2:ligatures ns2:val="none"/>
+          <w14:ligatures w14:val="none"/>
         </w:rPr>
         <w:t xml:space="preserve"> los audios completos de contratación del préstamo y de la tarjeta de crédito sin adjuntarlos ni acreditar su existencia, que se encontraba verificando si existía declaración de salud asociada a la contratación sin remitir documento alguno, que las pólizas de seguro solicitadas con anterioridad aún se encontraban en coordinación para su disponibilidad, </w:t>
       </w:r>
@@ -2421,7 +2348,7 @@
           <w:color w:val="000000"/>
           <w:kern w:val="0"/>
           <w:lang w:eastAsia="es-ES"/>
-          <ns2:ligatures ns2:val="none"/>
+          <w14:ligatures w14:val="none"/>
         </w:rPr>
         <w:t>y condicionó</w:t>
       </w:r>
@@ -2431,12 +2358,12 @@
           <w:color w:val="000000"/>
           <w:kern w:val="0"/>
           <w:lang w:eastAsia="es-ES"/>
-          <ns2:ligatures ns2:val="none"/>
+          <w14:ligatures w14:val="none"/>
         </w:rPr>
         <w:t xml:space="preserve"> la entrega de contratos y documentación histórica al pago de un tarifario.</w:t>
       </w:r>
     </w:p>
-    <w:p ns2:paraId="30B1895F" ns2:textId="77777777">
+    <w:p>
       <w:pPr>
         <w:pStyle w:val="Prrafodelista"/>
         <w:spacing w:after="0" w:line="240" w:lineRule="auto"/>
@@ -2447,11 +2374,11 @@
           <w:color w:val="000000"/>
           <w:kern w:val="0"/>
           <w:lang w:eastAsia="es-ES"/>
-          <ns2:ligatures ns2:val="none"/>
-        </w:rPr>
-      </w:pPr>
-    </w:p>
-    <w:p ns2:paraId="25EFDC1A" ns2:textId="4455DE62">
+          <w14:ligatures w14:val="none"/>
+        </w:rPr>
+      </w:pPr>
+    </w:p>
+    <w:p>
       <w:pPr>
         <w:pStyle w:val="Prrafodelista"/>
         <w:numPr>
@@ -2469,7 +2396,7 @@
           <w:color w:val="000000"/>
           <w:kern w:val="0"/>
           <w:lang w:eastAsia="es-ES"/>
-          <ns2:ligatures ns2:val="none"/>
+          <w14:ligatures w14:val="none"/>
         </w:rPr>
       </w:pPr>
       <w:r>
@@ -2478,7 +2405,7 @@
           <w:color w:val="000000"/>
           <w:kern w:val="0"/>
           <w:lang w:eastAsia="es-ES"/>
-          <ns2:ligatures ns2:val="none"/>
+          <w14:ligatures w14:val="none"/>
         </w:rPr>
         <w:t>El 28 de febrero de 2026, la Subdirección de Atención al Ciudadano de</w:t>
       </w:r>
@@ -2488,7 +2415,7 @@
           <w:color w:val="000000"/>
           <w:kern w:val="0"/>
           <w:lang w:eastAsia="es-ES"/>
-          <ns2:ligatures ns2:val="none"/>
+          <w14:ligatures w14:val="none"/>
         </w:rPr>
         <w:t>l</w:t>
       </w:r>
@@ -2498,12 +2425,12 @@
           <w:color w:val="000000"/>
           <w:kern w:val="0"/>
           <w:lang w:eastAsia="es-ES"/>
-          <ns2:ligatures ns2:val="none"/>
+          <w14:ligatures w14:val="none"/>
         </w:rPr>
         <w:t xml:space="preserve"> Indecopi remitió comunicación emitida en el marco de un procedimiento de reclamo, precisando que dicha vía no contaba con competencias para requerir a los proveedores la remisión de grabaciones ni pólizas.</w:t>
       </w:r>
     </w:p>
-    <w:p ns2:paraId="7DDB9C12" ns2:textId="77777777">
+    <w:p>
       <w:pPr>
         <w:pStyle w:val="Prrafodelista"/>
         <w:spacing w:after="0" w:line="240" w:lineRule="auto"/>
@@ -2514,11 +2441,11 @@
           <w:color w:val="000000"/>
           <w:kern w:val="0"/>
           <w:lang w:eastAsia="es-ES"/>
-          <ns2:ligatures ns2:val="none"/>
-        </w:rPr>
-      </w:pPr>
-    </w:p>
-    <w:p ns2:paraId="2FB14F49" ns2:textId="42FB5157">
+          <w14:ligatures w14:val="none"/>
+        </w:rPr>
+      </w:pPr>
+    </w:p>
+    <w:p>
       <w:pPr>
         <w:pStyle w:val="Prrafodelista"/>
         <w:numPr>
@@ -2533,7 +2460,7 @@
           <w:color w:val="000000"/>
           <w:kern w:val="0"/>
           <w:lang w:eastAsia="es-ES"/>
-          <ns2:ligatures ns2:val="none"/>
+          <w14:ligatures w14:val="none"/>
         </w:rPr>
       </w:pPr>
       <w:r>
@@ -2542,7 +2469,7 @@
           <w:color w:val="000000"/>
           <w:kern w:val="0"/>
           <w:lang w:eastAsia="es-ES"/>
-          <ns2:ligatures ns2:val="none"/>
+          <w14:ligatures w14:val="none"/>
         </w:rPr>
         <w:t>Asimismo</w:t>
       </w:r>
@@ -2552,12 +2479,12 @@
           <w:color w:val="000000"/>
           <w:kern w:val="0"/>
           <w:lang w:eastAsia="es-ES"/>
-          <ns2:ligatures ns2:val="none"/>
+          <w14:ligatures w14:val="none"/>
         </w:rPr>
         <w:t>, reiteró en diversas oportunidades ante la entidad financiera la solicitud de entrega de los audios de contratación, las pólizas completas con sus condiciones generales y particulares; sin embargo, no recibió dicha documentación, lo que impidió verificar las condiciones informadas al momento de la contratación.</w:t>
       </w:r>
     </w:p>
-    <w:p ns2:paraId="76630485" ns2:textId="77777777">
+    <w:p>
       <w:pPr>
         <w:tabs>
           <w:tab w:val="left" w:pos="1134"/>
@@ -2569,11 +2496,11 @@
           <w:color w:val="000000"/>
           <w:kern w:val="0"/>
           <w:lang w:eastAsia="es-ES"/>
-          <ns2:ligatures ns2:val="none"/>
-        </w:rPr>
-      </w:pPr>
-    </w:p>
-    <w:p ns2:paraId="4FB15987" ns2:textId="0586D5BA">
+          <w14:ligatures w14:val="none"/>
+        </w:rPr>
+      </w:pPr>
+    </w:p>
+    <w:p>
       <w:pPr>
         <w:numPr>
           <w:ilvl w:val="1"/>
@@ -2591,7 +2518,7 @@
           <w:color w:val="000000"/>
           <w:kern w:val="0"/>
           <w:lang w:val="es-ES" w:eastAsia="es-ES"/>
-          <ns2:ligatures ns2:val="none"/>
+          <w14:ligatures w14:val="none"/>
         </w:rPr>
       </w:pPr>
       <w:r>
@@ -2600,7 +2527,7 @@
           <w:color w:val="000000"/>
           <w:kern w:val="0"/>
           <w:lang w:eastAsia="es-ES"/>
-          <ns2:ligatures ns2:val="none"/>
+          <w14:ligatures w14:val="none"/>
         </w:rPr>
         <w:t xml:space="preserve">La señora [APELLIDO] solicitó, en calidad de medida correctiva, que BNP Paribas y el Banco cumplan con realizar una nueva evaluación de la solicitud de cobertura de los dos (2) seguros de Desgravamen con el fin de detener el cobro de la deuda, prescindiendo de la exclusión alegada, en tanto se verifique que esta no fue debidamente informada ni evaluada al momento de la contratación. Asimismo, no requirió de manera expresa el reembolso de costos y costas del presente procedimiento. </w:t>
       </w:r>
@@ -2610,7 +2537,7 @@
           <w:color w:val="000000"/>
           <w:kern w:val="0"/>
           <w:lang w:val="es-ES" w:eastAsia="es-ES"/>
-          <ns2:ligatures ns2:val="none"/>
+          <w14:ligatures w14:val="none"/>
         </w:rPr>
         <w:t xml:space="preserve"/>
       </w:r>
@@ -2620,7 +2547,7 @@
           <w:color w:val="000000"/>
           <w:kern w:val="0"/>
           <w:lang w:val="es-ES" w:eastAsia="es-ES"/>
-          <ns2:ligatures ns2:val="none"/>
+          <w14:ligatures w14:val="none"/>
         </w:rPr>
         <w:t xml:space="preserve"/>
       </w:r>
@@ -2631,7 +2558,7 @@
           <w:color w:val="000000"/>
           <w:kern w:val="0"/>
           <w:lang w:val="es-ES" w:eastAsia="es-ES"/>
-          <ns2:ligatures ns2:val="none"/>
+          <w14:ligatures w14:val="none"/>
         </w:rPr>
         <w:t xml:space="preserve"/>
       </w:r>
@@ -2642,7 +2569,7 @@
           <w:color w:val="000000"/>
           <w:kern w:val="0"/>
           <w:lang w:val="es-ES" w:eastAsia="es-ES"/>
-          <ns2:ligatures ns2:val="none"/>
+          <w14:ligatures w14:val="none"/>
         </w:rPr>
         <w:t/>
       </w:r>
@@ -2653,7 +2580,7 @@
           <w:color w:val="000000"/>
           <w:kern w:val="0"/>
           <w:lang w:val="es-ES" w:eastAsia="es-ES"/>
-          <ns2:ligatures ns2:val="none"/>
+          <w14:ligatures w14:val="none"/>
         </w:rPr>
         <w:t xml:space="preserve"/>
       </w:r>
@@ -2663,7 +2590,7 @@
           <w:color w:val="000000"/>
           <w:kern w:val="0"/>
           <w:lang w:val="es-ES" w:eastAsia="es-ES"/>
-          <ns2:ligatures ns2:val="none"/>
+          <w14:ligatures w14:val="none"/>
         </w:rPr>
         <w:t xml:space="preserve"/>
       </w:r>
@@ -2673,7 +2600,7 @@
           <w:color w:val="000000"/>
           <w:kern w:val="0"/>
           <w:lang w:val="es-ES" w:eastAsia="es-ES"/>
-          <ns2:ligatures ns2:val="none"/>
+          <w14:ligatures w14:val="none"/>
         </w:rPr>
         <w:t/>
       </w:r>
@@ -2683,7 +2610,7 @@
           <w:color w:val="000000"/>
           <w:kern w:val="0"/>
           <w:lang w:val="es-ES" w:eastAsia="es-ES"/>
-          <ns2:ligatures ns2:val="none"/>
+          <w14:ligatures w14:val="none"/>
         </w:rPr>
         <w:t xml:space="preserve"/>
       </w:r>
@@ -2693,7 +2620,7 @@
           <w:color w:val="000000"/>
           <w:kern w:val="0"/>
           <w:lang w:val="es-ES" w:eastAsia="es-ES"/>
-          <ns2:ligatures ns2:val="none"/>
+          <w14:ligatures w14:val="none"/>
         </w:rPr>
         <w:t xml:space="preserve"/>
       </w:r>
@@ -2703,7 +2630,7 @@
           <w:color w:val="000000"/>
           <w:kern w:val="0"/>
           <w:lang w:val="es-ES" w:eastAsia="es-ES"/>
-          <ns2:ligatures ns2:val="none"/>
+          <w14:ligatures w14:val="none"/>
         </w:rPr>
         <w:t/>
       </w:r>
@@ -2713,7 +2640,7 @@
           <w:color w:val="000000"/>
           <w:kern w:val="0"/>
           <w:lang w:val="es-ES" w:eastAsia="es-ES"/>
-          <ns2:ligatures ns2:val="none"/>
+          <w14:ligatures w14:val="none"/>
         </w:rPr>
         <w:t/>
       </w:r>
@@ -2723,7 +2650,7 @@
           <w:color w:val="000000"/>
           <w:kern w:val="0"/>
           <w:lang w:val="es-ES" w:eastAsia="es-ES"/>
-          <ns2:ligatures ns2:val="none"/>
+          <w14:ligatures w14:val="none"/>
         </w:rPr>
         <w:t/>
       </w:r>
@@ -2733,7 +2660,7 @@
           <w:color w:val="000000"/>
           <w:kern w:val="0"/>
           <w:lang w:val="es-ES" w:eastAsia="es-ES"/>
-          <ns2:ligatures ns2:val="none"/>
+          <w14:ligatures w14:val="none"/>
         </w:rPr>
         <w:t xml:space="preserve"/>
       </w:r>
@@ -2743,7 +2670,7 @@
           <w:color w:val="000000"/>
           <w:kern w:val="0"/>
           <w:lang w:val="es-ES" w:eastAsia="es-ES"/>
-          <ns2:ligatures ns2:val="none"/>
+          <w14:ligatures w14:val="none"/>
         </w:rPr>
         <w:t xml:space="preserve"/>
       </w:r>
@@ -2753,7 +2680,7 @@
           <w:color w:val="000000"/>
           <w:kern w:val="0"/>
           <w:lang w:val="es-ES" w:eastAsia="es-ES"/>
-          <ns2:ligatures ns2:val="none"/>
+          <w14:ligatures w14:val="none"/>
         </w:rPr>
         <w:t/>
       </w:r>
@@ -2763,7 +2690,7 @@
           <w:color w:val="000000"/>
           <w:kern w:val="0"/>
           <w:lang w:val="es-ES" w:eastAsia="es-ES"/>
-          <ns2:ligatures ns2:val="none"/>
+          <w14:ligatures w14:val="none"/>
         </w:rPr>
         <w:t xml:space="preserve"/>
       </w:r>
@@ -2773,7 +2700,7 @@
           <w:color w:val="000000"/>
           <w:kern w:val="0"/>
           <w:lang w:val="es-ES" w:eastAsia="es-ES"/>
-          <ns2:ligatures ns2:val="none"/>
+          <w14:ligatures w14:val="none"/>
         </w:rPr>
         <w:t/>
       </w:r>
@@ -2783,7 +2710,7 @@
           <w:color w:val="000000"/>
           <w:kern w:val="0"/>
           <w:lang w:val="es-ES" w:eastAsia="es-ES"/>
-          <ns2:ligatures ns2:val="none"/>
+          <w14:ligatures w14:val="none"/>
         </w:rPr>
         <w:t/>
       </w:r>
@@ -2793,7 +2720,7 @@
           <w:color w:val="000000"/>
           <w:kern w:val="0"/>
           <w:lang w:val="es-ES" w:eastAsia="es-ES"/>
-          <ns2:ligatures ns2:val="none"/>
+          <w14:ligatures w14:val="none"/>
         </w:rPr>
         <w:t xml:space="preserve"/>
       </w:r>
@@ -2803,7 +2730,7 @@
           <w:color w:val="000000"/>
           <w:kern w:val="0"/>
           <w:lang w:val="es-ES" w:eastAsia="es-ES"/>
-          <ns2:ligatures ns2:val="none"/>
+          <w14:ligatures w14:val="none"/>
         </w:rPr>
         <w:t xml:space="preserve"/>
       </w:r>
@@ -2813,7 +2740,7 @@
           <w:color w:val="000000"/>
           <w:kern w:val="0"/>
           <w:lang w:val="es-ES" w:eastAsia="es-ES"/>
-          <ns2:ligatures ns2:val="none"/>
+          <w14:ligatures w14:val="none"/>
         </w:rPr>
         <w:t xml:space="preserve"/>
       </w:r>
@@ -2823,7 +2750,7 @@
           <w:color w:val="000000"/>
           <w:kern w:val="0"/>
           <w:lang w:val="es-ES" w:eastAsia="es-ES"/>
-          <ns2:ligatures ns2:val="none"/>
+          <w14:ligatures w14:val="none"/>
         </w:rPr>
         <w:t/>
       </w:r>
@@ -2833,12 +2760,12 @@
           <w:color w:val="000000"/>
           <w:kern w:val="0"/>
           <w:lang w:val="es-ES" w:eastAsia="es-ES"/>
-          <ns2:ligatures ns2:val="none"/>
+          <w14:ligatures w14:val="none"/>
         </w:rPr>
         <w:t xml:space="preserve"/>
       </w:r>
     </w:p>
-    <w:p ns2:paraId="1086DFA0" ns2:textId="77777777">
+    <w:p>
       <w:pPr>
         <w:spacing w:after="0" w:line="240" w:lineRule="auto"/>
         <w:contextualSpacing/>
@@ -2848,11 +2775,11 @@
           <w:color w:val="000000"/>
           <w:kern w:val="0"/>
           <w:lang w:eastAsia="es-PE"/>
-          <ns2:ligatures ns2:val="none"/>
-        </w:rPr>
-      </w:pPr>
-    </w:p>
-    <w:p ns2:paraId="213DC32F" ns2:textId="2C8E0ED7">
+          <w14:ligatures w14:val="none"/>
+        </w:rPr>
+      </w:pPr>
+    </w:p>
+    <w:p>
       <w:pPr>
         <w:pStyle w:val="Prrafodelista"/>
         <w:numPr>
@@ -2872,22 +2799,22 @@
           <w:color w:val="000000"/>
           <w:kern w:val="0"/>
           <w:lang w:eastAsia="es-PE"/>
-          <ns2:ligatures ns2:val="none"/>
-        </w:rPr>
-      </w:pPr>
-      <w:r>
-        <w:rPr>
-          <w:rFonts w:ascii="Arial Narrow" w:eastAsia="Arial Narrow" w:hAnsi="Arial Narrow" w:cs="Arial Narrow"/>
-          <w:b/>
-          <w:color w:val="000000"/>
-          <w:kern w:val="0"/>
-          <w:lang w:eastAsia="es-PE"/>
-          <ns2:ligatures ns2:val="none"/>
+          <w14:ligatures w14:val="none"/>
+        </w:rPr>
+      </w:pPr>
+      <w:r>
+        <w:rPr>
+          <w:rFonts w:ascii="Arial Narrow" w:eastAsia="Arial Narrow" w:hAnsi="Arial Narrow" w:cs="Arial Narrow"/>
+          <w:b/>
+          <w:color w:val="000000"/>
+          <w:kern w:val="0"/>
+          <w:lang w:eastAsia="es-PE"/>
+          <w14:ligatures w14:val="none"/>
         </w:rPr>
         <w:t>CUESTION PREVIA</w:t>
       </w:r>
     </w:p>
-    <w:p ns2:paraId="5975B58B" ns2:textId="77777777">
+    <w:p>
       <w:pPr>
         <w:spacing w:after="0" w:line="240" w:lineRule="auto"/>
         <w:jc w:val="both"/>
@@ -2896,12 +2823,12 @@
           <w:color w:val="000000"/>
           <w:kern w:val="0"/>
           <w:lang w:val="es-ES" w:eastAsia="es-ES"/>
-          <ns2:ligatures ns2:val="none"/>
+          <w14:ligatures w14:val="none"/>
         </w:rPr>
       </w:pPr>
     </w:p>
     <w:bookmarkEnd w:id="2"/>
-    <w:p ns2:paraId="13DECA1F" ns2:textId="77777777">
+    <w:p>
       <w:pPr>
         <w:pStyle w:val="Prrafodelista"/>
         <w:numPr>
@@ -2966,7 +2893,7 @@
         <w:t>.</w:t>
       </w:r>
     </w:p>
-    <w:p ns2:paraId="70140AAD" ns2:textId="77777777">
+    <w:p>
       <w:pPr>
         <w:pStyle w:val="Prrafodelista"/>
         <w:numPr>
@@ -3012,7 +2939,7 @@
         <w:t>.</w:t>
       </w:r>
     </w:p>
-    <w:p ns2:paraId="7D189BDF" ns2:textId="77777777">
+    <w:p>
       <w:pPr>
         <w:pStyle w:val="Prrafodelista"/>
         <w:spacing w:after="0" w:line="240" w:lineRule="auto"/>
@@ -3024,7 +2951,7 @@
         </w:rPr>
       </w:pPr>
     </w:p>
-    <w:p ns2:paraId="2F558326" ns2:textId="77777777">
+    <w:p>
       <w:pPr>
         <w:pStyle w:val="Prrafodelista"/>
         <w:numPr>
@@ -3065,7 +2992,7 @@
         <w:t>.</w:t>
       </w:r>
     </w:p>
-    <w:p ns2:paraId="7E950B90" ns2:textId="77777777">
+    <w:p>
       <w:pPr>
         <w:pStyle w:val="Prrafodelista"/>
         <w:spacing w:line="240" w:lineRule="auto"/>
@@ -3074,7 +3001,7 @@
         </w:rPr>
       </w:pPr>
     </w:p>
-    <w:p ns2:paraId="3BBF42E8" ns2:textId="77777777">
+    <w:p>
       <w:pPr>
         <w:pStyle w:val="Prrafodelista"/>
         <w:numPr>
@@ -3128,7 +3055,7 @@
         <w:t>.</w:t>
       </w:r>
     </w:p>
-    <w:p ns2:paraId="33769280" ns2:textId="77777777">
+    <w:p>
       <w:pPr>
         <w:pStyle w:val="Prrafodelista"/>
         <w:spacing w:line="240" w:lineRule="auto"/>
@@ -3137,7 +3064,7 @@
         </w:rPr>
       </w:pPr>
     </w:p>
-    <w:p ns2:paraId="658F17D2" ns2:textId="71383DB4">
+    <w:p>
       <w:pPr>
         <w:pStyle w:val="Prrafodelista"/>
         <w:numPr>
@@ -3206,7 +3133,7 @@
         <w:t>.</w:t>
       </w:r>
     </w:p>
-    <w:p ns2:paraId="3D91B97E" ns2:textId="77777777">
+    <w:p>
       <w:pPr>
         <w:pStyle w:val="Prrafodelista"/>
         <w:spacing w:line="240" w:lineRule="auto"/>
@@ -3216,7 +3143,7 @@
         </w:rPr>
       </w:pPr>
     </w:p>
-    <w:p ns2:paraId="02C6FA5A" ns2:textId="51E06AB6">
+    <w:p>
       <w:pPr>
         <w:pStyle w:val="Prrafodelista"/>
         <w:numPr>
@@ -3262,7 +3189,7 @@
         <w:rPr>
           <w:rFonts w:ascii="Arial Narrow" w:eastAsia="Calibri" w:hAnsi="Arial Narrow" w:cs="Arial"/>
           <w:kern w:val="0"/>
-          <ns2:ligatures ns2:val="none"/>
+          <w14:ligatures w14:val="none"/>
         </w:rPr>
         <w:t xml:space="preserve"/>
       </w:r>
@@ -3311,7 +3238,7 @@
         <w:t xml:space="preserve"/>
       </w:r>
     </w:p>
-    <w:p ns2:paraId="11C86AA2" ns2:textId="77777777">
+    <w:p>
       <w:pPr>
         <w:pStyle w:val="Prrafodelista"/>
         <w:spacing w:line="240" w:lineRule="auto"/>
@@ -3321,7 +3248,7 @@
         </w:rPr>
       </w:pPr>
     </w:p>
-    <w:p ns2:paraId="4711D295" ns2:textId="2670DCC0">
+    <w:p>
       <w:pPr>
         <w:pStyle w:val="Prrafodelista"/>
         <w:numPr>
@@ -3368,7 +3295,7 @@
         <w:rPr>
           <w:rFonts w:ascii="Arial Narrow" w:eastAsia="Calibri" w:hAnsi="Arial Narrow" w:cs="Arial"/>
           <w:kern w:val="0"/>
-          <ns2:ligatures ns2:val="none"/>
+          <w14:ligatures w14:val="none"/>
         </w:rPr>
         <w:t/>
       </w:r>
@@ -3424,18 +3351,18 @@
         <w:t/>
       </w:r>
     </w:p>
-    <w:p ns2:paraId="4783C7B8" ns2:textId="78D148E7">
-      <w:pPr>
-        <w:spacing w:after="0" w:line="240" w:lineRule="auto"/>
-        <w:jc w:val="both"/>
-        <w:rPr>
-          <w:rFonts w:ascii="Arial Narrow" w:eastAsia="Arial Narrow" w:hAnsi="Arial Narrow" w:cs="Arial Narrow"/>
-          <w:kern w:val="0"/>
-          <ns2:ligatures ns2:val="none"/>
-        </w:rPr>
-      </w:pPr>
-    </w:p>
-    <w:p ns2:paraId="4713554A" ns2:textId="77777777">
+    <w:p>
+      <w:pPr>
+        <w:spacing w:after="0" w:line="240" w:lineRule="auto"/>
+        <w:jc w:val="both"/>
+        <w:rPr>
+          <w:rFonts w:ascii="Arial Narrow" w:eastAsia="Arial Narrow" w:hAnsi="Arial Narrow" w:cs="Arial Narrow"/>
+          <w:kern w:val="0"/>
+          <w14:ligatures w14:val="none"/>
+        </w:rPr>
+      </w:pPr>
+    </w:p>
+    <w:p>
       <w:pPr>
         <w:pStyle w:val="Prrafodelista"/>
         <w:numPr>
@@ -3455,22 +3382,22 @@
           <w:color w:val="000000"/>
           <w:kern w:val="0"/>
           <w:lang w:eastAsia="es-PE"/>
-          <ns2:ligatures ns2:val="none"/>
-        </w:rPr>
-      </w:pPr>
-      <w:r>
-        <w:rPr>
-          <w:rFonts w:ascii="Arial Narrow" w:eastAsia="Arial Narrow" w:hAnsi="Arial Narrow" w:cs="Arial Narrow"/>
-          <w:b/>
-          <w:color w:val="000000"/>
-          <w:kern w:val="0"/>
-          <w:lang w:eastAsia="es-PE"/>
-          <ns2:ligatures ns2:val="none"/>
+          <w14:ligatures w14:val="none"/>
+        </w:rPr>
+      </w:pPr>
+      <w:r>
+        <w:rPr>
+          <w:rFonts w:ascii="Arial Narrow" w:eastAsia="Arial Narrow" w:hAnsi="Arial Narrow" w:cs="Arial Narrow"/>
+          <w:b/>
+          <w:color w:val="000000"/>
+          <w:kern w:val="0"/>
+          <w:lang w:eastAsia="es-PE"/>
+          <w14:ligatures w14:val="none"/>
         </w:rPr>
         <w:t>DE LA ADMISIÓN A TRÁMITE DE LA DENUNCIA</w:t>
       </w:r>
     </w:p>
-    <w:p ns2:paraId="4BBBE1C2" ns2:textId="77777777">
+    <w:p>
       <w:pPr>
         <w:spacing w:after="0" w:line="240" w:lineRule="auto"/>
         <w:ind w:left="567"/>
@@ -3482,11 +3409,11 @@
           <w:color w:val="000000"/>
           <w:kern w:val="0"/>
           <w:lang w:eastAsia="es-PE"/>
-          <ns2:ligatures ns2:val="none"/>
-        </w:rPr>
-      </w:pPr>
-    </w:p>
-    <w:p ns2:paraId="749C69A0" ns2:textId="20583980">
+          <w14:ligatures w14:val="none"/>
+        </w:rPr>
+      </w:pPr>
+    </w:p>
+    <w:p>
       <w:pPr>
         <w:pStyle w:val="Prrafodelista"/>
         <w:numPr>
@@ -3499,7 +3426,7 @@
         <w:rPr>
           <w:rFonts w:ascii="Arial Narrow" w:eastAsia="Arial Narrow" w:hAnsi="Arial Narrow" w:cs="Arial Narrow"/>
           <w:kern w:val="0"/>
-          <ns2:ligatures ns2:val="none"/>
+          <w14:ligatures w14:val="none"/>
         </w:rPr>
       </w:pPr>
       <w:bookmarkStart w:id="3" w:name="_Hlk140755208"/>
@@ -3511,7 +3438,7 @@
           <w:color w:val="000000"/>
           <w:kern w:val="0"/>
           <w:lang w:eastAsia="es-PE"/>
-          <ns2:ligatures ns2:val="none"/>
+          <w14:ligatures w14:val="none"/>
         </w:rPr>
         <w:t xml:space="preserve">La Secretaría </w:t>
       </w:r>
@@ -3524,7 +3451,7 @@
           <w:color w:val="000000"/>
           <w:kern w:val="0"/>
           <w:lang w:eastAsia="es-PE"/>
-          <ns2:ligatures ns2:val="none"/>
+          <w14:ligatures w14:val="none"/>
         </w:rPr>
         <w:t>Técnica de la Comisión</w:t>
       </w:r>
@@ -3534,7 +3461,7 @@
           <w:color w:val="000000"/>
           <w:kern w:val="0"/>
           <w:lang w:eastAsia="es-PE"/>
-          <ns2:ligatures ns2:val="none"/>
+          <w14:ligatures w14:val="none"/>
         </w:rPr>
         <w:t xml:space="preserve"> de Protección al Consumidor 1 (en adelante, la Secretaría Técnica), en ejercicio de sus facultades</w:t>
       </w:r>
@@ -3544,7 +3471,7 @@
           <w:rFonts w:ascii="Arial Narrow" w:eastAsia="Arial Narrow" w:hAnsi="Arial Narrow" w:cs="Arial Narrow"/>
           <w:kern w:val="0"/>
           <w:vertAlign w:val="superscript"/>
-          <ns2:ligatures ns2:val="none"/>
+          <w14:ligatures w14:val="none"/>
         </w:rPr>
         <w:footnoteReference w:id="7"/>
       </w:r>
@@ -3554,7 +3481,7 @@
           <w:color w:val="000000"/>
           <w:kern w:val="0"/>
           <w:lang w:eastAsia="es-PE"/>
-          <ns2:ligatures ns2:val="none"/>
+          <w14:ligatures w14:val="none"/>
         </w:rPr>
         <w:t xml:space="preserve">, considera </w:t>
       </w:r>
@@ -3562,7 +3489,7 @@
         <w:rPr>
           <w:rFonts w:ascii="Arial Narrow" w:eastAsia="Arial Narrow" w:hAnsi="Arial Narrow" w:cs="Arial Narrow"/>
           <w:kern w:val="0"/>
-          <ns2:ligatures ns2:val="none"/>
+          <w14:ligatures w14:val="none"/>
         </w:rPr>
         <w:t xml:space="preserve">que el hecho denunciado, </w:t>
       </w:r>
@@ -3570,7 +3497,7 @@
         <w:rPr>
           <w:rFonts w:ascii="Arial Narrow" w:eastAsia="Arial Narrow" w:hAnsi="Arial Narrow" w:cs="Arial Narrow"/>
           <w:kern w:val="0"/>
-          <ns2:ligatures ns2:val="none"/>
+          <w14:ligatures w14:val="none"/>
         </w:rPr>
         <w:t xml:space="preserve">consistente en que </w:t>
       </w:r>
@@ -3581,7 +3508,7 @@
           <w:kern w:val="0"/>
           <w:shd w:val="clear" w:color="auto" w:fill="FFFFFF"/>
           <w:lang w:eastAsia="es-PE"/>
-          <ns2:ligatures ns2:val="none"/>
+          <w14:ligatures w14:val="none"/>
         </w:rPr>
         <w:t xml:space="preserve">BNP </w:t>
       </w:r>
@@ -3593,7 +3520,7 @@
           <w:kern w:val="0"/>
           <w:shd w:val="clear" w:color="auto" w:fill="FFFFFF"/>
           <w:lang w:eastAsia="es-PE"/>
-          <ns2:ligatures ns2:val="none"/>
+          <w14:ligatures w14:val="none"/>
         </w:rPr>
         <w:t>Paribas</w:t>
       </w:r>
@@ -3605,7 +3532,7 @@
           <w:kern w:val="0"/>
           <w:shd w:val="clear" w:color="auto" w:fill="FFFFFF"/>
           <w:lang w:eastAsia="es-PE"/>
-          <ns2:ligatures ns2:val="none"/>
+          <w14:ligatures w14:val="none"/>
         </w:rPr>
         <w:t xml:space="preserve"> </w:t>
       </w:r>
@@ -3617,7 +3544,7 @@
           <w:kern w:val="0"/>
           <w:shd w:val="clear" w:color="auto" w:fill="FFFFFF"/>
           <w:lang w:eastAsia="es-PE"/>
-          <ns2:ligatures ns2:val="none"/>
+          <w14:ligatures w14:val="none"/>
         </w:rPr>
         <w:t>Cardif</w:t>
       </w:r>
@@ -3629,7 +3556,7 @@
           <w:kern w:val="0"/>
           <w:shd w:val="clear" w:color="auto" w:fill="FFFFFF"/>
           <w:lang w:eastAsia="es-PE"/>
-          <ns2:ligatures ns2:val="none"/>
+          <w14:ligatures w14:val="none"/>
         </w:rPr>
         <w:t xml:space="preserve"> S.A. Compañía de Seguros y Reaseguros habría negado injustificadamente la cobertura del seguro de desgravamen asociado a la tarjeta de crédito </w:t>
       </w:r>
@@ -3641,7 +3568,7 @@
           <w:kern w:val="0"/>
           <w:shd w:val="clear" w:color="auto" w:fill="FFFFFF"/>
           <w:lang w:eastAsia="es-PE"/>
-          <ns2:ligatures ns2:val="none"/>
+          <w14:ligatures w14:val="none"/>
         </w:rPr>
         <w:t>Mastercard</w:t>
       </w:r>
@@ -3653,7 +3580,7 @@
           <w:kern w:val="0"/>
           <w:shd w:val="clear" w:color="auto" w:fill="FFFFFF"/>
           <w:lang w:eastAsia="es-PE"/>
-          <ns2:ligatures ns2:val="none"/>
+          <w14:ligatures w14:val="none"/>
         </w:rPr>
         <w:t xml:space="preserve"> Singular Black </w:t>
       </w:r>
@@ -3665,7 +3592,7 @@
           <w:kern w:val="0"/>
           <w:shd w:val="clear" w:color="auto" w:fill="FFFFFF"/>
           <w:lang w:eastAsia="es-PE"/>
-          <ns2:ligatures ns2:val="none"/>
+          <w14:ligatures w14:val="none"/>
         </w:rPr>
         <w:t/>
       </w:r>
@@ -3677,7 +3604,7 @@
           <w:kern w:val="0"/>
           <w:shd w:val="clear" w:color="auto" w:fill="FFFFFF"/>
           <w:lang w:eastAsia="es-PE"/>
-          <ns2:ligatures ns2:val="none"/>
+          <w14:ligatures w14:val="none"/>
         </w:rPr>
         <w:t xml:space="preserve"> 512372****3570 a la denunciante por la invalidez permanente total que padece</w:t>
       </w:r>
@@ -3685,7 +3612,7 @@
         <w:rPr>
           <w:rFonts w:ascii="Arial Narrow" w:eastAsia="Arial Narrow" w:hAnsi="Arial Narrow" w:cs="Arial Narrow"/>
           <w:kern w:val="0"/>
-          <ns2:ligatures ns2:val="none"/>
+          <w14:ligatures w14:val="none"/>
         </w:rPr>
         <w:t>; involucraría una presunta afectación a sus expectativas, quien no habría encontrado una correspondencia entre lo que esperaba recibir de parte del proveedor y lo que realmente recibió. Por consiguiente, corresponde calificar el hecho materia de denuncia como una presunta infracción al deber de idoneidad, tipificado en los artículos 18</w:t>
       </w:r>
@@ -3695,7 +3622,7 @@
           <w:color w:val="000000"/>
           <w:kern w:val="0"/>
           <w:lang w:eastAsia="es-PE"/>
-          <ns2:ligatures ns2:val="none"/>
+          <w14:ligatures w14:val="none"/>
         </w:rPr>
         <w:t/>
       </w:r>
@@ -3703,7 +3630,7 @@
         <w:rPr>
           <w:rFonts w:ascii="Arial Narrow" w:eastAsia="Arial Narrow" w:hAnsi="Arial Narrow" w:cs="Arial Narrow"/>
           <w:kern w:val="0"/>
-          <ns2:ligatures ns2:val="none"/>
+          <w14:ligatures w14:val="none"/>
         </w:rPr>
         <w:t xml:space="preserve"> y 19</w:t>
       </w:r>
@@ -3713,7 +3640,7 @@
           <w:color w:val="000000"/>
           <w:kern w:val="0"/>
           <w:lang w:eastAsia="es-PE"/>
-          <ns2:ligatures ns2:val="none"/>
+          <w14:ligatures w14:val="none"/>
         </w:rPr>
         <w:t/>
       </w:r>
@@ -3721,7 +3648,7 @@
         <w:rPr>
           <w:rFonts w:ascii="Arial Narrow" w:eastAsia="Arial Narrow" w:hAnsi="Arial Narrow" w:cs="Arial Narrow"/>
           <w:kern w:val="0"/>
-          <ns2:ligatures ns2:val="none"/>
+          <w14:ligatures w14:val="none"/>
         </w:rPr>
         <w:t xml:space="preserve"> del Código</w:t>
       </w:r>
@@ -3732,7 +3659,7 @@
           <w:rFonts w:ascii="Arial Narrow" w:eastAsia="Arial Narrow" w:hAnsi="Arial Narrow" w:cs="Arial"/>
           <w:kern w:val="0"/>
           <w:vertAlign w:val="superscript"/>
-          <ns2:ligatures ns2:val="none"/>
+          <w14:ligatures w14:val="none"/>
         </w:rPr>
         <w:footnoteReference w:id="8"/>
       </w:r>
@@ -3740,13 +3667,13 @@
         <w:rPr>
           <w:rFonts w:ascii="Arial Narrow" w:eastAsia="Arial Narrow" w:hAnsi="Arial Narrow" w:cs="Arial Narrow"/>
           <w:kern w:val="0"/>
-          <ns2:ligatures ns2:val="none"/>
+          <w14:ligatures w14:val="none"/>
         </w:rPr>
         <w:t>.</w:t>
       </w:r>
       <w:bookmarkEnd w:id="6"/>
     </w:p>
-    <w:p ns2:paraId="2F8D23C0" ns2:textId="77777777">
+    <w:p>
       <w:pPr>
         <w:pStyle w:val="Prrafodelista"/>
         <w:spacing w:after="0" w:line="240" w:lineRule="auto"/>
@@ -3755,11 +3682,11 @@
         <w:rPr>
           <w:rFonts w:ascii="Arial Narrow" w:eastAsia="Arial Narrow" w:hAnsi="Arial Narrow" w:cs="Arial Narrow"/>
           <w:kern w:val="0"/>
-          <ns2:ligatures ns2:val="none"/>
-        </w:rPr>
-      </w:pPr>
-    </w:p>
-    <w:p ns2:paraId="54A143B5" ns2:textId="5FD4978C">
+          <w14:ligatures w14:val="none"/>
+        </w:rPr>
+      </w:pPr>
+    </w:p>
+    <w:p>
       <w:pPr>
         <w:pStyle w:val="Prrafodelista"/>
         <w:numPr>
@@ -3772,14 +3699,14 @@
         <w:rPr>
           <w:rFonts w:ascii="Arial Narrow" w:eastAsia="Arial Narrow" w:hAnsi="Arial Narrow" w:cs="Arial Narrow"/>
           <w:kern w:val="0"/>
-          <ns2:ligatures ns2:val="none"/>
-        </w:rPr>
-      </w:pPr>
-      <w:r>
-        <w:rPr>
-          <w:rFonts w:ascii="Arial Narrow" w:eastAsia="Arial Narrow" w:hAnsi="Arial Narrow" w:cs="Arial Narrow"/>
-          <w:kern w:val="0"/>
-          <ns2:ligatures ns2:val="none"/>
+          <w14:ligatures w14:val="none"/>
+        </w:rPr>
+      </w:pPr>
+      <w:r>
+        <w:rPr>
+          <w:rFonts w:ascii="Arial Narrow" w:eastAsia="Arial Narrow" w:hAnsi="Arial Narrow" w:cs="Arial Narrow"/>
+          <w:kern w:val="0"/>
+          <w14:ligatures w14:val="none"/>
         </w:rPr>
         <w:t xml:space="preserve">Así también, la Secretaría Técnica, en ejercicio de sus facultades, </w:t>
       </w:r>
@@ -3790,7 +3717,7 @@
           <w:color w:val="000000"/>
           <w:kern w:val="0"/>
           <w:lang w:eastAsia="es-PE"/>
-          <ns2:ligatures ns2:val="none"/>
+          <w14:ligatures w14:val="none"/>
         </w:rPr>
         <w:t xml:space="preserve">considera </w:t>
       </w:r>
@@ -3798,7 +3725,7 @@
         <w:rPr>
           <w:rFonts w:ascii="Arial Narrow" w:eastAsia="Arial Narrow" w:hAnsi="Arial Narrow" w:cs="Arial Narrow"/>
           <w:kern w:val="0"/>
-          <ns2:ligatures ns2:val="none"/>
+          <w14:ligatures w14:val="none"/>
         </w:rPr>
         <w:t xml:space="preserve">que el hecho denunciado, consistente en que </w:t>
       </w:r>
@@ -3809,7 +3736,7 @@
           <w:kern w:val="0"/>
           <w:shd w:val="clear" w:color="auto" w:fill="FFFFFF"/>
           <w:lang w:eastAsia="es-PE"/>
-          <ns2:ligatures ns2:val="none"/>
+          <w14:ligatures w14:val="none"/>
         </w:rPr>
         <w:t xml:space="preserve">BNP </w:t>
       </w:r>
@@ -3821,7 +3748,7 @@
           <w:kern w:val="0"/>
           <w:shd w:val="clear" w:color="auto" w:fill="FFFFFF"/>
           <w:lang w:eastAsia="es-PE"/>
-          <ns2:ligatures ns2:val="none"/>
+          <w14:ligatures w14:val="none"/>
         </w:rPr>
         <w:t>Paribas</w:t>
       </w:r>
@@ -3833,7 +3760,7 @@
           <w:kern w:val="0"/>
           <w:shd w:val="clear" w:color="auto" w:fill="FFFFFF"/>
           <w:lang w:eastAsia="es-PE"/>
-          <ns2:ligatures ns2:val="none"/>
+          <w14:ligatures w14:val="none"/>
         </w:rPr>
         <w:t xml:space="preserve"> </w:t>
       </w:r>
@@ -3845,7 +3772,7 @@
           <w:kern w:val="0"/>
           <w:shd w:val="clear" w:color="auto" w:fill="FFFFFF"/>
           <w:lang w:eastAsia="es-PE"/>
-          <ns2:ligatures ns2:val="none"/>
+          <w14:ligatures w14:val="none"/>
         </w:rPr>
         <w:t>Cardif</w:t>
       </w:r>
@@ -3857,7 +3784,7 @@
           <w:kern w:val="0"/>
           <w:shd w:val="clear" w:color="auto" w:fill="FFFFFF"/>
           <w:lang w:eastAsia="es-PE"/>
-          <ns2:ligatures ns2:val="none"/>
+          <w14:ligatures w14:val="none"/>
         </w:rPr>
         <w:t xml:space="preserve"> S.A. Compañía de Seguros y Reaseguros habría negado injustificadamente la cobertura del seguro de desgravamen asociado al préstamo personal por S/ 58 814,59 a la denunciante por la invalidez permanente total que padece</w:t>
       </w:r>
@@ -3865,7 +3792,7 @@
         <w:rPr>
           <w:rFonts w:ascii="Arial Narrow" w:eastAsia="Arial Narrow" w:hAnsi="Arial Narrow" w:cs="Arial Narrow"/>
           <w:kern w:val="0"/>
-          <ns2:ligatures ns2:val="none"/>
+          <w14:ligatures w14:val="none"/>
         </w:rPr>
         <w:t>; involucraría una presunta afectación a sus expectativas, quien no habría encontrado una correspondencia entre lo que esperaba recibir de parte del proveedor y lo que realmente recibió. Por consiguiente, corresponde calificar el hecho materia de denuncia como una presunta infracción al deber de idoneidad, tipificado en los artículos 18</w:t>
       </w:r>
@@ -3875,7 +3802,7 @@
           <w:color w:val="000000"/>
           <w:kern w:val="0"/>
           <w:lang w:eastAsia="es-PE"/>
-          <ns2:ligatures ns2:val="none"/>
+          <w14:ligatures w14:val="none"/>
         </w:rPr>
         <w:t/>
       </w:r>
@@ -3883,7 +3810,7 @@
         <w:rPr>
           <w:rFonts w:ascii="Arial Narrow" w:eastAsia="Arial Narrow" w:hAnsi="Arial Narrow" w:cs="Arial Narrow"/>
           <w:kern w:val="0"/>
-          <ns2:ligatures ns2:val="none"/>
+          <w14:ligatures w14:val="none"/>
         </w:rPr>
         <w:t xml:space="preserve"> y 19</w:t>
       </w:r>
@@ -3893,7 +3820,7 @@
           <w:color w:val="000000"/>
           <w:kern w:val="0"/>
           <w:lang w:eastAsia="es-PE"/>
-          <ns2:ligatures ns2:val="none"/>
+          <w14:ligatures w14:val="none"/>
         </w:rPr>
         <w:t/>
       </w:r>
@@ -3901,7 +3828,7 @@
         <w:rPr>
           <w:rFonts w:ascii="Arial Narrow" w:eastAsia="Arial Narrow" w:hAnsi="Arial Narrow" w:cs="Arial Narrow"/>
           <w:kern w:val="0"/>
-          <ns2:ligatures ns2:val="none"/>
+          <w14:ligatures w14:val="none"/>
         </w:rPr>
         <w:t xml:space="preserve"> del Código</w:t>
       </w:r>
@@ -3912,23 +3839,23 @@
           <w:color w:val="000000"/>
           <w:kern w:val="0"/>
           <w:lang w:eastAsia="es-PE"/>
-          <ns2:ligatures ns2:val="none"/>
+          <w14:ligatures w14:val="none"/>
         </w:rPr>
         <w:t xml:space="preserve">. </w:t>
       </w:r>
     </w:p>
-    <w:p ns2:paraId="6CDF9CAA" ns2:textId="77777777">
+    <w:p>
       <w:pPr>
         <w:pStyle w:val="Prrafodelista"/>
         <w:spacing w:line="240" w:lineRule="auto"/>
         <w:rPr>
           <w:rFonts w:ascii="Arial Narrow" w:eastAsia="Arial Narrow" w:hAnsi="Arial Narrow" w:cs="Arial Narrow"/>
           <w:kern w:val="0"/>
-          <ns2:ligatures ns2:val="none"/>
-        </w:rPr>
-      </w:pPr>
-    </w:p>
-    <w:p ns2:paraId="25B65EC5" ns2:textId="7AAAF824">
+          <w14:ligatures w14:val="none"/>
+        </w:rPr>
+      </w:pPr>
+    </w:p>
+    <w:p>
       <w:pPr>
         <w:pStyle w:val="Prrafodelista"/>
         <w:numPr>
@@ -3941,14 +3868,14 @@
         <w:rPr>
           <w:rFonts w:ascii="Arial Narrow" w:eastAsia="Arial Narrow" w:hAnsi="Arial Narrow" w:cs="Arial Narrow"/>
           <w:kern w:val="0"/>
-          <ns2:ligatures ns2:val="none"/>
-        </w:rPr>
-      </w:pPr>
-      <w:r>
-        <w:rPr>
-          <w:rFonts w:ascii="Arial Narrow" w:eastAsia="Arial Narrow" w:hAnsi="Arial Narrow" w:cs="Arial Narrow"/>
-          <w:kern w:val="0"/>
-          <ns2:ligatures ns2:val="none"/>
+          <w14:ligatures w14:val="none"/>
+        </w:rPr>
+      </w:pPr>
+      <w:r>
+        <w:rPr>
+          <w:rFonts w:ascii="Arial Narrow" w:eastAsia="Arial Narrow" w:hAnsi="Arial Narrow" w:cs="Arial Narrow"/>
+          <w:kern w:val="0"/>
+          <w14:ligatures w14:val="none"/>
         </w:rPr>
         <w:t xml:space="preserve">Además, la Secretaría Técnica, en ejercicio de sus facultades, </w:t>
       </w:r>
@@ -3958,7 +3885,7 @@
           <w:color w:val="000000"/>
           <w:kern w:val="0"/>
           <w:lang w:eastAsia="es-PE"/>
-          <ns2:ligatures ns2:val="none"/>
+          <w14:ligatures w14:val="none"/>
         </w:rPr>
         <w:t xml:space="preserve">considera </w:t>
       </w:r>
@@ -3966,7 +3893,7 @@
         <w:rPr>
           <w:rFonts w:ascii="Arial Narrow" w:eastAsia="Arial Narrow" w:hAnsi="Arial Narrow" w:cs="Arial Narrow"/>
           <w:kern w:val="0"/>
-          <ns2:ligatures ns2:val="none"/>
+          <w14:ligatures w14:val="none"/>
         </w:rPr>
         <w:t xml:space="preserve">que el hecho denunciado, consistente en que </w:t>
       </w:r>
@@ -3977,7 +3904,7 @@
           <w:kern w:val="0"/>
           <w:shd w:val="clear" w:color="auto" w:fill="FFFFFF"/>
           <w:lang w:eastAsia="es-PE"/>
-          <ns2:ligatures ns2:val="none"/>
+          <w14:ligatures w14:val="none"/>
         </w:rPr>
         <w:t xml:space="preserve">Scotiabank Perú S.A.A. habría requerido indebidamente el 19 de febrero de 2026, para la entrega de documentación contractual vinculada a la tarjeta de crédito </w:t>
       </w:r>
@@ -3989,7 +3916,7 @@
           <w:kern w:val="0"/>
           <w:shd w:val="clear" w:color="auto" w:fill="FFFFFF"/>
           <w:lang w:eastAsia="es-PE"/>
-          <ns2:ligatures ns2:val="none"/>
+          <w14:ligatures w14:val="none"/>
         </w:rPr>
         <w:t>Mastercard</w:t>
       </w:r>
@@ -4001,7 +3928,7 @@
           <w:kern w:val="0"/>
           <w:shd w:val="clear" w:color="auto" w:fill="FFFFFF"/>
           <w:lang w:eastAsia="es-PE"/>
-          <ns2:ligatures ns2:val="none"/>
+          <w14:ligatures w14:val="none"/>
         </w:rPr>
         <w:t xml:space="preserve"> Singular Black </w:t>
       </w:r>
@@ -4013,7 +3940,7 @@
           <w:kern w:val="0"/>
           <w:shd w:val="clear" w:color="auto" w:fill="FFFFFF"/>
           <w:lang w:eastAsia="es-PE"/>
-          <ns2:ligatures ns2:val="none"/>
+          <w14:ligatures w14:val="none"/>
         </w:rPr>
         <w:t/>
       </w:r>
@@ -4025,7 +3952,7 @@
           <w:kern w:val="0"/>
           <w:shd w:val="clear" w:color="auto" w:fill="FFFFFF"/>
           <w:lang w:eastAsia="es-PE"/>
-          <ns2:ligatures ns2:val="none"/>
+          <w14:ligatures w14:val="none"/>
         </w:rPr>
         <w:t xml:space="preserve"> 512372****3570 y al préstamo personal por S/ 58 814,59, el pago de un tarifario</w:t>
       </w:r>
@@ -4033,7 +3960,7 @@
         <w:rPr>
           <w:rFonts w:ascii="Arial Narrow" w:eastAsia="Arial Narrow" w:hAnsi="Arial Narrow" w:cs="Arial Narrow"/>
           <w:kern w:val="0"/>
-          <ns2:ligatures ns2:val="none"/>
+          <w14:ligatures w14:val="none"/>
         </w:rPr>
         <w:t xml:space="preserve">; involucraría una presunta afectación a sus expectativas, quien no habría encontrado una correspondencia entre lo que esperaba recibir de parte del proveedor y lo que realmente recibió. Por consiguiente, corresponde calificar el hecho materia de denuncia como una presunta infracción al deber de </w:t>
       </w:r>
@@ -4041,7 +3968,7 @@
         <w:rPr>
           <w:rFonts w:ascii="Arial Narrow" w:eastAsia="Arial Narrow" w:hAnsi="Arial Narrow" w:cs="Arial Narrow"/>
           <w:kern w:val="0"/>
-          <ns2:ligatures ns2:val="none"/>
+          <w14:ligatures w14:val="none"/>
         </w:rPr>
         <w:t>idoneidad, tipificado en los artículos 18</w:t>
       </w:r>
@@ -4051,7 +3978,7 @@
           <w:color w:val="000000"/>
           <w:kern w:val="0"/>
           <w:lang w:eastAsia="es-PE"/>
-          <ns2:ligatures ns2:val="none"/>
+          <w14:ligatures w14:val="none"/>
         </w:rPr>
         <w:t/>
       </w:r>
@@ -4059,7 +3986,7 @@
         <w:rPr>
           <w:rFonts w:ascii="Arial Narrow" w:eastAsia="Arial Narrow" w:hAnsi="Arial Narrow" w:cs="Arial Narrow"/>
           <w:kern w:val="0"/>
-          <ns2:ligatures ns2:val="none"/>
+          <w14:ligatures w14:val="none"/>
         </w:rPr>
         <w:t xml:space="preserve"> y 19</w:t>
       </w:r>
@@ -4069,7 +3996,7 @@
           <w:color w:val="000000"/>
           <w:kern w:val="0"/>
           <w:lang w:eastAsia="es-PE"/>
-          <ns2:ligatures ns2:val="none"/>
+          <w14:ligatures w14:val="none"/>
         </w:rPr>
         <w:t/>
       </w:r>
@@ -4077,7 +4004,7 @@
         <w:rPr>
           <w:rFonts w:ascii="Arial Narrow" w:eastAsia="Arial Narrow" w:hAnsi="Arial Narrow" w:cs="Arial Narrow"/>
           <w:kern w:val="0"/>
-          <ns2:ligatures ns2:val="none"/>
+          <w14:ligatures w14:val="none"/>
         </w:rPr>
         <w:t xml:space="preserve"> del Código</w:t>
       </w:r>
@@ -4088,12 +4015,12 @@
           <w:color w:val="000000"/>
           <w:kern w:val="0"/>
           <w:lang w:eastAsia="es-PE"/>
-          <ns2:ligatures ns2:val="none"/>
+          <w14:ligatures w14:val="none"/>
         </w:rPr>
         <w:t xml:space="preserve">. </w:t>
       </w:r>
     </w:p>
-    <w:p ns2:paraId="759DA2BF" ns2:textId="77777777">
+    <w:p>
       <w:pPr>
         <w:pStyle w:val="Prrafodelista"/>
         <w:spacing w:after="0" w:line="240" w:lineRule="auto"/>
@@ -4102,12 +4029,12 @@
         <w:rPr>
           <w:rFonts w:ascii="Arial Narrow" w:eastAsia="Arial Narrow" w:hAnsi="Arial Narrow" w:cs="Arial Narrow"/>
           <w:kern w:val="0"/>
-          <ns2:ligatures ns2:val="none"/>
+          <w14:ligatures w14:val="none"/>
         </w:rPr>
       </w:pPr>
       <w:bookmarkStart w:id="8" w:name="_Hlk213150180"/>
     </w:p>
-    <w:p ns2:paraId="43409179" ns2:textId="7AD35CCA">
+    <w:p>
       <w:pPr>
         <w:pStyle w:val="Prrafodelista"/>
         <w:numPr>
@@ -4120,14 +4047,14 @@
         <w:rPr>
           <w:rFonts w:ascii="Arial Narrow" w:eastAsia="Arial Narrow" w:hAnsi="Arial Narrow" w:cs="Arial Narrow"/>
           <w:kern w:val="0"/>
-          <ns2:ligatures ns2:val="none"/>
-        </w:rPr>
-      </w:pPr>
-      <w:r>
-        <w:rPr>
-          <w:rFonts w:ascii="Arial Narrow" w:eastAsia="Arial Narrow" w:hAnsi="Arial Narrow" w:cs="Arial Narrow"/>
-          <w:kern w:val="0"/>
-          <ns2:ligatures ns2:val="none"/>
+          <w14:ligatures w14:val="none"/>
+        </w:rPr>
+      </w:pPr>
+      <w:r>
+        <w:rPr>
+          <w:rFonts w:ascii="Arial Narrow" w:eastAsia="Arial Narrow" w:hAnsi="Arial Narrow" w:cs="Arial Narrow"/>
+          <w:kern w:val="0"/>
+          <w14:ligatures w14:val="none"/>
         </w:rPr>
         <w:t xml:space="preserve">Así también, la Secretaría Técnica, en ejercicio de sus facultades, </w:t>
       </w:r>
@@ -4137,7 +4064,7 @@
           <w:color w:val="000000"/>
           <w:kern w:val="0"/>
           <w:lang w:eastAsia="es-PE"/>
-          <ns2:ligatures ns2:val="none"/>
+          <w14:ligatures w14:val="none"/>
         </w:rPr>
         <w:t xml:space="preserve">considera </w:t>
       </w:r>
@@ -4145,7 +4072,7 @@
         <w:rPr>
           <w:rFonts w:ascii="Arial Narrow" w:eastAsia="Arial Narrow" w:hAnsi="Arial Narrow" w:cs="Arial Narrow"/>
           <w:kern w:val="0"/>
-          <ns2:ligatures ns2:val="none"/>
+          <w14:ligatures w14:val="none"/>
         </w:rPr>
         <w:t xml:space="preserve">que el hecho denunciado, consistente en que </w:t>
       </w:r>
@@ -4154,7 +4081,7 @@
         <w:rPr>
           <w:rFonts w:ascii="Arial Narrow" w:eastAsia="Arial Narrow" w:hAnsi="Arial Narrow" w:cs="Arial Narrow"/>
           <w:kern w:val="0"/>
-          <ns2:ligatures ns2:val="none"/>
+          <w14:ligatures w14:val="none"/>
         </w:rPr>
         <w:t xml:space="preserve">los proveedores denunciados habrían afiliado a la denunciante a un seguro de desgravamen asociado a la tarjeta de crédito </w:t>
       </w:r>
@@ -4163,7 +4090,7 @@
         <w:rPr>
           <w:rFonts w:ascii="Arial Narrow" w:eastAsia="Arial Narrow" w:hAnsi="Arial Narrow" w:cs="Arial Narrow"/>
           <w:kern w:val="0"/>
-          <ns2:ligatures ns2:val="none"/>
+          <w14:ligatures w14:val="none"/>
         </w:rPr>
         <w:t>Mastercard</w:t>
       </w:r>
@@ -4172,7 +4099,7 @@
         <w:rPr>
           <w:rFonts w:ascii="Arial Narrow" w:eastAsia="Arial Narrow" w:hAnsi="Arial Narrow" w:cs="Arial Narrow"/>
           <w:kern w:val="0"/>
-          <ns2:ligatures ns2:val="none"/>
+          <w14:ligatures w14:val="none"/>
         </w:rPr>
         <w:t xml:space="preserve"> Singular Black </w:t>
       </w:r>
@@ -4181,7 +4108,7 @@
         <w:rPr>
           <w:rFonts w:ascii="Arial Narrow" w:eastAsia="Arial Narrow" w:hAnsi="Arial Narrow" w:cs="Arial Narrow"/>
           <w:kern w:val="0"/>
-          <ns2:ligatures ns2:val="none"/>
+          <w14:ligatures w14:val="none"/>
         </w:rPr>
         <w:t/>
       </w:r>
@@ -4190,7 +4117,7 @@
         <w:rPr>
           <w:rFonts w:ascii="Arial Narrow" w:eastAsia="Arial Narrow" w:hAnsi="Arial Narrow" w:cs="Arial Narrow"/>
           <w:kern w:val="0"/>
-          <ns2:ligatures ns2:val="none"/>
+          <w14:ligatures w14:val="none"/>
         </w:rPr>
         <w:t xml:space="preserve"> 512372****3570 sin contar con constancia de aceptación expresa ni su firma en la póliza</w:t>
       </w:r>
@@ -4198,7 +4125,7 @@
         <w:rPr>
           <w:rFonts w:ascii="Arial Narrow" w:eastAsia="Arial Narrow" w:hAnsi="Arial Narrow" w:cs="Arial Narrow"/>
           <w:kern w:val="0"/>
-          <ns2:ligatures ns2:val="none"/>
+          <w14:ligatures w14:val="none"/>
         </w:rPr>
         <w:t xml:space="preserve">. </w:t>
       </w:r>
@@ -4209,7 +4136,7 @@
           <w:color w:val="000000"/>
           <w:kern w:val="0"/>
           <w:lang w:eastAsia="es-PE"/>
-          <ns2:ligatures ns2:val="none"/>
+          <w14:ligatures w14:val="none"/>
         </w:rPr>
         <w:t xml:space="preserve">Por consiguiente, corresponde calificar el hecho materia de denuncia como una presunta infracción al deber de protección contra los métodos comerciales coercitivos, tipificado en </w:t>
       </w:r>
@@ -4220,7 +4147,7 @@
           <w:kern w:val="0"/>
           <w:shd w:val="clear" w:color="auto" w:fill="FFFFFF"/>
           <w:lang w:eastAsia="es-PE"/>
-          <ns2:ligatures ns2:val="none"/>
+          <w14:ligatures w14:val="none"/>
         </w:rPr>
         <w:t xml:space="preserve">literal </w:t>
       </w:r>
@@ -4231,7 +4158,7 @@
           <w:kern w:val="0"/>
           <w:shd w:val="clear" w:color="auto" w:fill="FFFFFF"/>
           <w:lang w:eastAsia="es-PE"/>
-          <ns2:ligatures ns2:val="none"/>
+          <w14:ligatures w14:val="none"/>
         </w:rPr>
         <w:t>b</w:t>
       </w:r>
@@ -4242,7 +4169,7 @@
           <w:kern w:val="0"/>
           <w:shd w:val="clear" w:color="auto" w:fill="FFFFFF"/>
           <w:lang w:eastAsia="es-PE"/>
-          <ns2:ligatures ns2:val="none"/>
+          <w14:ligatures w14:val="none"/>
         </w:rPr>
         <w:t xml:space="preserve">) del artículo 56 </w:t>
       </w:r>
@@ -4253,7 +4180,7 @@
           <w:color w:val="000000"/>
           <w:kern w:val="0"/>
           <w:lang w:eastAsia="es-PE"/>
-          <ns2:ligatures ns2:val="none"/>
+          <w14:ligatures w14:val="none"/>
         </w:rPr>
         <w:t>del Código</w:t>
       </w:r>
@@ -4272,22 +4199,22 @@
           <w:color w:val="000000"/>
           <w:kern w:val="0"/>
           <w:lang w:eastAsia="es-PE"/>
-          <ns2:ligatures ns2:val="none"/>
+          <w14:ligatures w14:val="none"/>
         </w:rPr>
         <w:t xml:space="preserve">. </w:t>
       </w:r>
     </w:p>
-    <w:p ns2:paraId="2A977551" ns2:textId="77777777">
+    <w:p>
       <w:pPr>
         <w:pStyle w:val="Prrafodelista"/>
         <w:rPr>
           <w:rFonts w:ascii="Arial Narrow" w:eastAsia="Arial Narrow" w:hAnsi="Arial Narrow" w:cs="Arial Narrow"/>
           <w:kern w:val="0"/>
-          <ns2:ligatures ns2:val="none"/>
-        </w:rPr>
-      </w:pPr>
-    </w:p>
-    <w:p ns2:paraId="281AA2F1" ns2:textId="2F876BB3">
+          <w14:ligatures w14:val="none"/>
+        </w:rPr>
+      </w:pPr>
+    </w:p>
+    <w:p>
       <w:pPr>
         <w:pStyle w:val="Prrafodelista"/>
         <w:numPr>
@@ -4300,14 +4227,14 @@
         <w:rPr>
           <w:rFonts w:ascii="Arial Narrow" w:eastAsia="Arial Narrow" w:hAnsi="Arial Narrow" w:cs="Arial Narrow"/>
           <w:kern w:val="0"/>
-          <ns2:ligatures ns2:val="none"/>
-        </w:rPr>
-      </w:pPr>
-      <w:r>
-        <w:rPr>
-          <w:rFonts w:ascii="Arial Narrow" w:eastAsia="Arial Narrow" w:hAnsi="Arial Narrow" w:cs="Arial Narrow"/>
-          <w:kern w:val="0"/>
-          <ns2:ligatures ns2:val="none"/>
+          <w14:ligatures w14:val="none"/>
+        </w:rPr>
+      </w:pPr>
+      <w:r>
+        <w:rPr>
+          <w:rFonts w:ascii="Arial Narrow" w:eastAsia="Arial Narrow" w:hAnsi="Arial Narrow" w:cs="Arial Narrow"/>
+          <w:kern w:val="0"/>
+          <w14:ligatures w14:val="none"/>
         </w:rPr>
         <w:t xml:space="preserve">Adicionalmente, </w:t>
       </w:r>
@@ -4315,7 +4242,7 @@
         <w:rPr>
           <w:rFonts w:ascii="Arial Narrow" w:eastAsia="Arial Narrow" w:hAnsi="Arial Narrow" w:cs="Arial Narrow"/>
           <w:kern w:val="0"/>
-          <ns2:ligatures ns2:val="none"/>
+          <w14:ligatures w14:val="none"/>
         </w:rPr>
         <w:t xml:space="preserve">la Secretaría Técnica, en ejercicio de sus facultades, </w:t>
       </w:r>
@@ -4325,7 +4252,7 @@
           <w:color w:val="000000"/>
           <w:kern w:val="0"/>
           <w:lang w:eastAsia="es-PE"/>
-          <ns2:ligatures ns2:val="none"/>
+          <w14:ligatures w14:val="none"/>
         </w:rPr>
         <w:t xml:space="preserve">considera </w:t>
       </w:r>
@@ -4333,7 +4260,7 @@
         <w:rPr>
           <w:rFonts w:ascii="Arial Narrow" w:eastAsia="Arial Narrow" w:hAnsi="Arial Narrow" w:cs="Arial Narrow"/>
           <w:kern w:val="0"/>
-          <ns2:ligatures ns2:val="none"/>
+          <w14:ligatures w14:val="none"/>
         </w:rPr>
         <w:t xml:space="preserve">que el hecho denunciado, consistente en que </w:t>
       </w:r>
@@ -4341,7 +4268,7 @@
         <w:rPr>
           <w:rFonts w:ascii="Arial Narrow" w:eastAsia="Arial Narrow" w:hAnsi="Arial Narrow" w:cs="Arial Narrow"/>
           <w:kern w:val="0"/>
-          <ns2:ligatures ns2:val="none"/>
+          <w14:ligatures w14:val="none"/>
         </w:rPr>
         <w:t>los proveedores denunciados habrían afiliado a la denunciante el 22 de abril de 2025 a un seguro de desgravamen vinculado al préstamo personal por S/ 58 814,59 sin solicitar declaración jurada de salud ni cuestionario médico</w:t>
       </w:r>
@@ -4349,7 +4276,7 @@
         <w:rPr>
           <w:rFonts w:ascii="Arial Narrow" w:eastAsia="Arial Narrow" w:hAnsi="Arial Narrow" w:cs="Arial Narrow"/>
           <w:kern w:val="0"/>
-          <ns2:ligatures ns2:val="none"/>
+          <w14:ligatures w14:val="none"/>
         </w:rPr>
         <w:t xml:space="preserve">. </w:t>
       </w:r>
@@ -4360,7 +4287,7 @@
           <w:color w:val="000000"/>
           <w:kern w:val="0"/>
           <w:lang w:eastAsia="es-PE"/>
-          <ns2:ligatures ns2:val="none"/>
+          <w14:ligatures w14:val="none"/>
         </w:rPr>
         <w:t xml:space="preserve">Por consiguiente, corresponde calificar el hecho materia de denuncia como una presunta infracción al deber de protección contra los métodos comerciales coercitivos, tipificado en </w:t>
       </w:r>
@@ -4371,7 +4298,7 @@
           <w:kern w:val="0"/>
           <w:shd w:val="clear" w:color="auto" w:fill="FFFFFF"/>
           <w:lang w:eastAsia="es-PE"/>
-          <ns2:ligatures ns2:val="none"/>
+          <w14:ligatures w14:val="none"/>
         </w:rPr>
         <w:t xml:space="preserve">literal b) del artículo 56 </w:t>
       </w:r>
@@ -4382,7 +4309,7 @@
           <w:color w:val="000000"/>
           <w:kern w:val="0"/>
           <w:lang w:eastAsia="es-PE"/>
-          <ns2:ligatures ns2:val="none"/>
+          <w14:ligatures w14:val="none"/>
         </w:rPr>
         <w:t>del Código</w:t>
       </w:r>
@@ -4393,24 +4320,24 @@
           <w:color w:val="000000"/>
           <w:kern w:val="0"/>
           <w:lang w:eastAsia="es-PE"/>
-          <ns2:ligatures ns2:val="none"/>
+          <w14:ligatures w14:val="none"/>
         </w:rPr>
         <w:t>.</w:t>
       </w:r>
     </w:p>
     <w:bookmarkEnd w:id="7"/>
-    <w:p ns2:paraId="6BDA4B7E" ns2:textId="49AF511E">
-      <w:pPr>
-        <w:spacing w:after="0" w:line="240" w:lineRule="auto"/>
-        <w:jc w:val="both"/>
-        <w:rPr>
-          <w:rFonts w:ascii="Arial Narrow" w:eastAsia="Arial Narrow" w:hAnsi="Arial Narrow" w:cs="Arial Narrow"/>
-          <w:kern w:val="0"/>
-          <ns2:ligatures ns2:val="none"/>
-        </w:rPr>
-      </w:pPr>
-    </w:p>
-    <w:p ns2:paraId="308F08C6" ns2:textId="1593180F">
+    <w:p>
+      <w:pPr>
+        <w:spacing w:after="0" w:line="240" w:lineRule="auto"/>
+        <w:jc w:val="both"/>
+        <w:rPr>
+          <w:rFonts w:ascii="Arial Narrow" w:eastAsia="Arial Narrow" w:hAnsi="Arial Narrow" w:cs="Arial Narrow"/>
+          <w:kern w:val="0"/>
+          <w14:ligatures w14:val="none"/>
+        </w:rPr>
+      </w:pPr>
+    </w:p>
+    <w:p>
       <w:pPr>
         <w:pStyle w:val="Prrafodelista"/>
         <w:numPr>
@@ -4423,14 +4350,14 @@
         <w:rPr>
           <w:rFonts w:ascii="Arial Narrow" w:eastAsia="Arial Narrow" w:hAnsi="Arial Narrow" w:cs="Arial Narrow"/>
           <w:kern w:val="0"/>
-          <ns2:ligatures ns2:val="none"/>
-        </w:rPr>
-      </w:pPr>
-      <w:r>
-        <w:rPr>
-          <w:rFonts w:ascii="Arial Narrow" w:eastAsia="Arial Narrow" w:hAnsi="Arial Narrow" w:cs="Arial Narrow"/>
-          <w:kern w:val="0"/>
-          <ns2:ligatures ns2:val="none"/>
+          <w14:ligatures w14:val="none"/>
+        </w:rPr>
+      </w:pPr>
+      <w:r>
+        <w:rPr>
+          <w:rFonts w:ascii="Arial Narrow" w:eastAsia="Arial Narrow" w:hAnsi="Arial Narrow" w:cs="Arial Narrow"/>
+          <w:kern w:val="0"/>
+          <w14:ligatures w14:val="none"/>
         </w:rPr>
         <w:t xml:space="preserve">Asimismo, </w:t>
       </w:r>
@@ -4440,7 +4367,7 @@
           <w:color w:val="000000"/>
           <w:kern w:val="0"/>
           <w:lang w:eastAsia="es-PE"/>
-          <ns2:ligatures ns2:val="none"/>
+          <w14:ligatures w14:val="none"/>
         </w:rPr>
         <w:t>la Secretaría Técnica, en ejercicio de sus</w:t>
       </w:r>
@@ -4450,7 +4377,7 @@
           <w:color w:val="000000"/>
           <w:kern w:val="0"/>
           <w:lang w:eastAsia="es-PE"/>
-          <ns2:ligatures ns2:val="none"/>
+          <w14:ligatures w14:val="none"/>
         </w:rPr>
         <w:t xml:space="preserve"> facultades, considera </w:t>
       </w:r>
@@ -4458,7 +4385,7 @@
         <w:rPr>
           <w:rFonts w:ascii="Arial Narrow" w:eastAsia="Arial Narrow" w:hAnsi="Arial Narrow" w:cs="Arial"/>
           <w:kern w:val="0"/>
-          <ns2:ligatures ns2:val="none"/>
+          <w14:ligatures w14:val="none"/>
         </w:rPr>
         <w:t xml:space="preserve">que el hecho denunciado, consistente en que </w:t>
       </w:r>
@@ -4466,7 +4393,7 @@
         <w:rPr>
           <w:rFonts w:ascii="Arial Narrow" w:eastAsia="Arial Narrow" w:hAnsi="Arial Narrow" w:cs="Arial Narrow"/>
           <w:kern w:val="0"/>
-          <ns2:ligatures ns2:val="none"/>
+          <w14:ligatures w14:val="none"/>
         </w:rPr>
         <w:t xml:space="preserve">BNP </w:t>
       </w:r>
@@ -4475,7 +4402,7 @@
         <w:rPr>
           <w:rFonts w:ascii="Arial Narrow" w:eastAsia="Arial Narrow" w:hAnsi="Arial Narrow" w:cs="Arial Narrow"/>
           <w:kern w:val="0"/>
-          <ns2:ligatures ns2:val="none"/>
+          <w14:ligatures w14:val="none"/>
         </w:rPr>
         <w:t>Paribas</w:t>
       </w:r>
@@ -4484,7 +4411,7 @@
         <w:rPr>
           <w:rFonts w:ascii="Arial Narrow" w:eastAsia="Arial Narrow" w:hAnsi="Arial Narrow" w:cs="Arial Narrow"/>
           <w:kern w:val="0"/>
-          <ns2:ligatures ns2:val="none"/>
+          <w14:ligatures w14:val="none"/>
         </w:rPr>
         <w:t xml:space="preserve"> </w:t>
       </w:r>
@@ -4493,7 +4420,7 @@
         <w:rPr>
           <w:rFonts w:ascii="Arial Narrow" w:eastAsia="Arial Narrow" w:hAnsi="Arial Narrow" w:cs="Arial Narrow"/>
           <w:kern w:val="0"/>
-          <ns2:ligatures ns2:val="none"/>
+          <w14:ligatures w14:val="none"/>
         </w:rPr>
         <w:t>Cardif</w:t>
       </w:r>
@@ -4502,7 +4429,7 @@
         <w:rPr>
           <w:rFonts w:ascii="Arial Narrow" w:eastAsia="Arial Narrow" w:hAnsi="Arial Narrow" w:cs="Arial Narrow"/>
           <w:kern w:val="0"/>
-          <ns2:ligatures ns2:val="none"/>
+          <w14:ligatures w14:val="none"/>
         </w:rPr>
         <w:t xml:space="preserve"> S.A. Compañía de Seguros y Reaseguros no habría remitido a la denunciante los documentos contractuales del seguro de desgravamen vinculado a la tarjeta de crédito </w:t>
       </w:r>
@@ -4511,7 +4438,7 @@
         <w:rPr>
           <w:rFonts w:ascii="Arial Narrow" w:eastAsia="Arial Narrow" w:hAnsi="Arial Narrow" w:cs="Arial Narrow"/>
           <w:kern w:val="0"/>
-          <ns2:ligatures ns2:val="none"/>
+          <w14:ligatures w14:val="none"/>
         </w:rPr>
         <w:t>Mastercard</w:t>
       </w:r>
@@ -4520,7 +4447,7 @@
         <w:rPr>
           <w:rFonts w:ascii="Arial Narrow" w:eastAsia="Arial Narrow" w:hAnsi="Arial Narrow" w:cs="Arial Narrow"/>
           <w:kern w:val="0"/>
-          <ns2:ligatures ns2:val="none"/>
+          <w14:ligatures w14:val="none"/>
         </w:rPr>
         <w:t xml:space="preserve"> Singular Black </w:t>
       </w:r>
@@ -4529,7 +4456,7 @@
         <w:rPr>
           <w:rFonts w:ascii="Arial Narrow" w:eastAsia="Arial Narrow" w:hAnsi="Arial Narrow" w:cs="Arial Narrow"/>
           <w:kern w:val="0"/>
-          <ns2:ligatures ns2:val="none"/>
+          <w14:ligatures w14:val="none"/>
         </w:rPr>
         <w:t/>
       </w:r>
@@ -4538,7 +4465,7 @@
         <w:rPr>
           <w:rFonts w:ascii="Arial Narrow" w:eastAsia="Arial Narrow" w:hAnsi="Arial Narrow" w:cs="Arial Narrow"/>
           <w:kern w:val="0"/>
-          <ns2:ligatures ns2:val="none"/>
+          <w14:ligatures w14:val="none"/>
         </w:rPr>
         <w:t xml:space="preserve"> 512372****3570, pese a sus solicitudes posteriores a la </w:t>
       </w:r>
@@ -4546,7 +4473,7 @@
         <w:rPr>
           <w:rFonts w:ascii="Arial Narrow" w:eastAsia="Arial Narrow" w:hAnsi="Arial Narrow" w:cs="Arial Narrow"/>
           <w:kern w:val="0"/>
-          <ns2:ligatures ns2:val="none"/>
+          <w14:ligatures w14:val="none"/>
         </w:rPr>
         <w:lastRenderedPageBreak/>
         <w:t>contratación</w:t>
@@ -4555,7 +4482,7 @@
         <w:rPr>
           <w:rFonts w:ascii="Arial Narrow" w:eastAsia="Arial Narrow" w:hAnsi="Arial Narrow" w:cs="Arial"/>
           <w:kern w:val="0"/>
-          <ns2:ligatures ns2:val="none"/>
+          <w14:ligatures w14:val="none"/>
         </w:rPr>
         <w:t>. Por consiguiente, corresponde calificar el hecho materia de denuncia como una presunta infracción al deber de entregar a los usuarios copia de los contratos y demás documentación relacionada con dichos actos jurídicos, tipificado en el literal e) del artículo 47 del Código</w:t>
       </w:r>
@@ -4565,7 +4492,7 @@
           <w:rFonts w:ascii="Arial Narrow" w:eastAsia="Arial Narrow" w:hAnsi="Arial Narrow" w:cs="Arial"/>
           <w:kern w:val="0"/>
           <w:vertAlign w:val="superscript"/>
-          <ns2:ligatures ns2:val="none"/>
+          <w14:ligatures w14:val="none"/>
         </w:rPr>
         <w:footnoteReference w:id="10"/>
       </w:r>
@@ -4573,23 +4500,23 @@
         <w:rPr>
           <w:rFonts w:ascii="Arial Narrow" w:eastAsia="Arial Narrow" w:hAnsi="Arial Narrow" w:cs="Arial"/>
           <w:kern w:val="0"/>
-          <ns2:ligatures ns2:val="none"/>
+          <w14:ligatures w14:val="none"/>
         </w:rPr>
         <w:t>.</w:t>
       </w:r>
     </w:p>
-    <w:p ns2:paraId="26DBF7D5" ns2:textId="77777777">
+    <w:p>
       <w:pPr>
         <w:pStyle w:val="Prrafodelista"/>
         <w:spacing w:line="240" w:lineRule="auto"/>
         <w:rPr>
           <w:rFonts w:ascii="Arial Narrow" w:eastAsia="Arial Narrow" w:hAnsi="Arial Narrow" w:cs="Arial Narrow"/>
           <w:kern w:val="0"/>
-          <ns2:ligatures ns2:val="none"/>
-        </w:rPr>
-      </w:pPr>
-    </w:p>
-    <w:p ns2:paraId="060C7472" ns2:textId="203D7FD5">
+          <w14:ligatures w14:val="none"/>
+        </w:rPr>
+      </w:pPr>
+    </w:p>
+    <w:p>
       <w:pPr>
         <w:pStyle w:val="Prrafodelista"/>
         <w:numPr>
@@ -4602,14 +4529,14 @@
         <w:rPr>
           <w:rFonts w:ascii="Arial Narrow" w:eastAsia="Arial Narrow" w:hAnsi="Arial Narrow" w:cs="Arial Narrow"/>
           <w:kern w:val="0"/>
-          <ns2:ligatures ns2:val="none"/>
-        </w:rPr>
-      </w:pPr>
-      <w:r>
-        <w:rPr>
-          <w:rFonts w:ascii="Arial Narrow" w:eastAsia="Arial Narrow" w:hAnsi="Arial Narrow" w:cs="Arial Narrow"/>
-          <w:kern w:val="0"/>
-          <ns2:ligatures ns2:val="none"/>
+          <w14:ligatures w14:val="none"/>
+        </w:rPr>
+      </w:pPr>
+      <w:r>
+        <w:rPr>
+          <w:rFonts w:ascii="Arial Narrow" w:eastAsia="Arial Narrow" w:hAnsi="Arial Narrow" w:cs="Arial Narrow"/>
+          <w:kern w:val="0"/>
+          <w14:ligatures w14:val="none"/>
         </w:rPr>
         <w:t xml:space="preserve">Además, </w:t>
       </w:r>
@@ -4619,7 +4546,7 @@
           <w:color w:val="000000"/>
           <w:kern w:val="0"/>
           <w:lang w:eastAsia="es-PE"/>
-          <ns2:ligatures ns2:val="none"/>
+          <w14:ligatures w14:val="none"/>
         </w:rPr>
         <w:t xml:space="preserve">la Secretaría Técnica, en ejercicio de sus facultades, considera </w:t>
       </w:r>
@@ -4627,7 +4554,7 @@
         <w:rPr>
           <w:rFonts w:ascii="Arial Narrow" w:eastAsia="Arial Narrow" w:hAnsi="Arial Narrow" w:cs="Arial"/>
           <w:kern w:val="0"/>
-          <ns2:ligatures ns2:val="none"/>
+          <w14:ligatures w14:val="none"/>
         </w:rPr>
         <w:t xml:space="preserve">que el hecho denunciado, consistente en que </w:t>
       </w:r>
@@ -4635,7 +4562,7 @@
         <w:rPr>
           <w:rFonts w:ascii="Arial Narrow" w:eastAsia="Arial Narrow" w:hAnsi="Arial Narrow" w:cs="Arial Narrow"/>
           <w:kern w:val="0"/>
-          <ns2:ligatures ns2:val="none"/>
+          <w14:ligatures w14:val="none"/>
         </w:rPr>
         <w:t xml:space="preserve">BNP </w:t>
       </w:r>
@@ -4644,7 +4571,7 @@
         <w:rPr>
           <w:rFonts w:ascii="Arial Narrow" w:eastAsia="Arial Narrow" w:hAnsi="Arial Narrow" w:cs="Arial Narrow"/>
           <w:kern w:val="0"/>
-          <ns2:ligatures ns2:val="none"/>
+          <w14:ligatures w14:val="none"/>
         </w:rPr>
         <w:t>Paribas</w:t>
       </w:r>
@@ -4653,7 +4580,7 @@
         <w:rPr>
           <w:rFonts w:ascii="Arial Narrow" w:eastAsia="Arial Narrow" w:hAnsi="Arial Narrow" w:cs="Arial Narrow"/>
           <w:kern w:val="0"/>
-          <ns2:ligatures ns2:val="none"/>
+          <w14:ligatures w14:val="none"/>
         </w:rPr>
         <w:t xml:space="preserve"> </w:t>
       </w:r>
@@ -4662,7 +4589,7 @@
         <w:rPr>
           <w:rFonts w:ascii="Arial Narrow" w:eastAsia="Arial Narrow" w:hAnsi="Arial Narrow" w:cs="Arial Narrow"/>
           <w:kern w:val="0"/>
-          <ns2:ligatures ns2:val="none"/>
+          <w14:ligatures w14:val="none"/>
         </w:rPr>
         <w:t>Cardif</w:t>
       </w:r>
@@ -4671,7 +4598,7 @@
         <w:rPr>
           <w:rFonts w:ascii="Arial Narrow" w:eastAsia="Arial Narrow" w:hAnsi="Arial Narrow" w:cs="Arial Narrow"/>
           <w:kern w:val="0"/>
-          <ns2:ligatures ns2:val="none"/>
+          <w14:ligatures w14:val="none"/>
         </w:rPr>
         <w:t xml:space="preserve"> S.A. Compañía de Seguros y Reaseguros no habría remitido a la denunciante los documentos contractuales del seguro de desgravamen vinculado al préstamo personal por S/ 58 814,59, pese a sus solicitudes posteriores a la contratación</w:t>
       </w:r>
@@ -4679,23 +4606,23 @@
         <w:rPr>
           <w:rFonts w:ascii="Arial Narrow" w:eastAsia="Arial Narrow" w:hAnsi="Arial Narrow" w:cs="Arial"/>
           <w:kern w:val="0"/>
-          <ns2:ligatures ns2:val="none"/>
+          <w14:ligatures w14:val="none"/>
         </w:rPr>
         <w:t>. Por consiguiente, corresponde calificar el hecho materia de denuncia como una presunta infracción al deber de entregar a los usuarios copia de los contratos y demás documentación relacionada con dichos actos jurídicos, tipificado en el literal e) del artículo 47 del Código.</w:t>
       </w:r>
     </w:p>
-    <w:p ns2:paraId="7A507243" ns2:textId="77777777">
-      <w:pPr>
-        <w:spacing w:after="0" w:line="240" w:lineRule="auto"/>
-        <w:jc w:val="both"/>
-        <w:rPr>
-          <w:rFonts w:ascii="Arial Narrow" w:eastAsia="Arial Narrow" w:hAnsi="Arial Narrow" w:cs="Arial Narrow"/>
-          <w:kern w:val="0"/>
-          <ns2:ligatures ns2:val="none"/>
-        </w:rPr>
-      </w:pPr>
-    </w:p>
-    <w:p ns2:paraId="272C2C84" ns2:textId="07A8CC37">
+    <w:p>
+      <w:pPr>
+        <w:spacing w:after="0" w:line="240" w:lineRule="auto"/>
+        <w:jc w:val="both"/>
+        <w:rPr>
+          <w:rFonts w:ascii="Arial Narrow" w:eastAsia="Arial Narrow" w:hAnsi="Arial Narrow" w:cs="Arial Narrow"/>
+          <w:kern w:val="0"/>
+          <w14:ligatures w14:val="none"/>
+        </w:rPr>
+      </w:pPr>
+    </w:p>
+    <w:p>
       <w:pPr>
         <w:pStyle w:val="Prrafodelista"/>
         <w:numPr>
@@ -4708,16 +4635,16 @@
         <w:rPr>
           <w:rFonts w:ascii="Arial Narrow" w:eastAsia="Arial Narrow" w:hAnsi="Arial Narrow" w:cs="Arial Narrow"/>
           <w:kern w:val="0"/>
-          <ns2:ligatures ns2:val="none"/>
-        </w:rPr>
-      </w:pPr>
-      <w:r>
-        <w:rPr>
-          <w:rFonts w:ascii="Arial Narrow" w:eastAsia="Times New Roman" w:hAnsi="Arial Narrow" w:cs="Arial"/>
-          <w:color w:val="000000"/>
-          <w:kern w:val="0"/>
-          <w:lang w:eastAsia="es-PE"/>
-          <ns2:ligatures ns2:val="none"/>
+          <w14:ligatures w14:val="none"/>
+        </w:rPr>
+      </w:pPr>
+      <w:r>
+        <w:rPr>
+          <w:rFonts w:ascii="Arial Narrow" w:eastAsia="Times New Roman" w:hAnsi="Arial Narrow" w:cs="Arial"/>
+          <w:color w:val="000000"/>
+          <w:kern w:val="0"/>
+          <w:lang w:eastAsia="es-PE"/>
+          <w14:ligatures w14:val="none"/>
         </w:rPr>
         <w:t>Asimismo</w:t>
       </w:r>
@@ -4727,7 +4654,7 @@
           <w:color w:val="000000"/>
           <w:kern w:val="0"/>
           <w:lang w:eastAsia="es-PE"/>
-          <ns2:ligatures ns2:val="none"/>
+          <w14:ligatures w14:val="none"/>
         </w:rPr>
         <w:t xml:space="preserve">, la Secretaría Técnica, en ejercicio de sus facultades, considera </w:t>
       </w:r>
@@ -4735,7 +4662,7 @@
         <w:rPr>
           <w:rFonts w:ascii="Arial Narrow" w:eastAsia="Arial Narrow" w:hAnsi="Arial Narrow" w:cs="Arial"/>
           <w:kern w:val="0"/>
-          <ns2:ligatures ns2:val="none"/>
+          <w14:ligatures w14:val="none"/>
         </w:rPr>
         <w:t xml:space="preserve">que el hecho denunciado, consistente en que </w:t>
       </w:r>
@@ -4743,7 +4670,7 @@
         <w:rPr>
           <w:rFonts w:ascii="Arial Narrow" w:eastAsia="Arial Narrow" w:hAnsi="Arial Narrow" w:cs="Arial Narrow"/>
           <w:kern w:val="0"/>
-          <ns2:ligatures ns2:val="none"/>
+          <w14:ligatures w14:val="none"/>
         </w:rPr>
         <w:t xml:space="preserve">Scotiabank Perú S.A.A. habría comercializado telefónicamente el 13 de abril de 2025 la tarjeta de crédito </w:t>
       </w:r>
@@ -4752,7 +4679,7 @@
         <w:rPr>
           <w:rFonts w:ascii="Arial Narrow" w:eastAsia="Arial Narrow" w:hAnsi="Arial Narrow" w:cs="Arial Narrow"/>
           <w:kern w:val="0"/>
-          <ns2:ligatures ns2:val="none"/>
+          <w14:ligatures w14:val="none"/>
         </w:rPr>
         <w:t>Mastercard</w:t>
       </w:r>
@@ -4761,7 +4688,7 @@
         <w:rPr>
           <w:rFonts w:ascii="Arial Narrow" w:eastAsia="Arial Narrow" w:hAnsi="Arial Narrow" w:cs="Arial Narrow"/>
           <w:kern w:val="0"/>
-          <ns2:ligatures ns2:val="none"/>
+          <w14:ligatures w14:val="none"/>
         </w:rPr>
         <w:t xml:space="preserve"> Singular Black </w:t>
       </w:r>
@@ -4770,7 +4697,7 @@
         <w:rPr>
           <w:rFonts w:ascii="Arial Narrow" w:eastAsia="Arial Narrow" w:hAnsi="Arial Narrow" w:cs="Arial Narrow"/>
           <w:kern w:val="0"/>
-          <ns2:ligatures ns2:val="none"/>
+          <w14:ligatures w14:val="none"/>
         </w:rPr>
         <w:t/>
       </w:r>
@@ -4779,7 +4706,7 @@
         <w:rPr>
           <w:rFonts w:ascii="Arial Narrow" w:eastAsia="Arial Narrow" w:hAnsi="Arial Narrow" w:cs="Arial Narrow"/>
           <w:kern w:val="0"/>
-          <ns2:ligatures ns2:val="none"/>
+          <w14:ligatures w14:val="none"/>
         </w:rPr>
         <w:t xml:space="preserve"> 512372****3570 sin informar de manera clara, previa y expresa las exclusiones por enfermedades preexistentes del seguro de desgravamen asociado emitido por BNP </w:t>
       </w:r>
@@ -4788,7 +4715,7 @@
         <w:rPr>
           <w:rFonts w:ascii="Arial Narrow" w:eastAsia="Arial Narrow" w:hAnsi="Arial Narrow" w:cs="Arial Narrow"/>
           <w:kern w:val="0"/>
-          <ns2:ligatures ns2:val="none"/>
+          <w14:ligatures w14:val="none"/>
         </w:rPr>
         <w:t>Paribas</w:t>
       </w:r>
@@ -4797,7 +4724,7 @@
         <w:rPr>
           <w:rFonts w:ascii="Arial Narrow" w:eastAsia="Arial Narrow" w:hAnsi="Arial Narrow" w:cs="Arial Narrow"/>
           <w:kern w:val="0"/>
-          <ns2:ligatures ns2:val="none"/>
+          <w14:ligatures w14:val="none"/>
         </w:rPr>
         <w:t xml:space="preserve"> </w:t>
       </w:r>
@@ -4806,7 +4733,7 @@
         <w:rPr>
           <w:rFonts w:ascii="Arial Narrow" w:eastAsia="Arial Narrow" w:hAnsi="Arial Narrow" w:cs="Arial Narrow"/>
           <w:kern w:val="0"/>
-          <ns2:ligatures ns2:val="none"/>
+          <w14:ligatures w14:val="none"/>
         </w:rPr>
         <w:t>Cardif</w:t>
       </w:r>
@@ -4815,7 +4742,7 @@
         <w:rPr>
           <w:rFonts w:ascii="Arial Narrow" w:eastAsia="Arial Narrow" w:hAnsi="Arial Narrow" w:cs="Arial Narrow"/>
           <w:kern w:val="0"/>
-          <ns2:ligatures ns2:val="none"/>
+          <w14:ligatures w14:val="none"/>
         </w:rPr>
         <w:t xml:space="preserve"> S.A. Compañía de Seguros y Reaseguros</w:t>
       </w:r>
@@ -4826,7 +4753,7 @@
           <w:color w:val="000000"/>
           <w:kern w:val="0"/>
           <w:lang w:eastAsia="es-PE"/>
-          <ns2:ligatures ns2:val="none"/>
+          <w14:ligatures w14:val="none"/>
         </w:rPr>
         <w:t xml:space="preserve">. Por consiguiente, corresponde calificar el hecho materia de denuncia como una presunta infracción al deber de información, tipificado en el </w:t>
       </w:r>
@@ -4838,7 +4765,7 @@
           <w:color w:val="000000"/>
           <w:kern w:val="0"/>
           <w:lang w:eastAsia="es-PE"/>
-          <ns2:ligatures ns2:val="none"/>
+          <w14:ligatures w14:val="none"/>
         </w:rPr>
         <w:t xml:space="preserve">artículo 1, numeral 1, literal b) </w:t>
       </w:r>
@@ -4850,7 +4777,7 @@
           <w:color w:val="000000"/>
           <w:kern w:val="0"/>
           <w:lang w:eastAsia="es-PE"/>
-          <ns2:ligatures ns2:val="none"/>
+          <w14:ligatures w14:val="none"/>
         </w:rPr>
         <w:t>y al artículo 2 del Código</w:t>
       </w:r>
@@ -4863,7 +4790,7 @@
           <w:kern w:val="0"/>
           <w:vertAlign w:val="superscript"/>
           <w:lang w:eastAsia="es-PE"/>
-          <ns2:ligatures ns2:val="none"/>
+          <w14:ligatures w14:val="none"/>
         </w:rPr>
         <w:footnoteReference w:id="11"/>
       </w:r>
@@ -4874,23 +4801,23 @@
           <w:color w:val="000000"/>
           <w:kern w:val="0"/>
           <w:lang w:eastAsia="es-PE"/>
-          <ns2:ligatures ns2:val="none"/>
+          <w14:ligatures w14:val="none"/>
         </w:rPr>
         <w:t xml:space="preserve">. </w:t>
       </w:r>
     </w:p>
-    <w:p ns2:paraId="7DC40D15" ns2:textId="77777777">
+    <w:p>
       <w:pPr>
         <w:pStyle w:val="Prrafodelista"/>
         <w:spacing w:line="240" w:lineRule="auto"/>
         <w:rPr>
           <w:rFonts w:ascii="Arial Narrow" w:eastAsia="Arial Narrow" w:hAnsi="Arial Narrow" w:cs="Arial Narrow"/>
           <w:kern w:val="0"/>
-          <ns2:ligatures ns2:val="none"/>
-        </w:rPr>
-      </w:pPr>
-    </w:p>
-    <w:p ns2:paraId="13C8146B" ns2:textId="1D68AF2D">
+          <w14:ligatures w14:val="none"/>
+        </w:rPr>
+      </w:pPr>
+    </w:p>
+    <w:p>
       <w:pPr>
         <w:pStyle w:val="Prrafodelista"/>
         <w:numPr>
@@ -4903,14 +4830,14 @@
         <w:rPr>
           <w:rFonts w:ascii="Arial Narrow" w:eastAsia="Arial Narrow" w:hAnsi="Arial Narrow" w:cs="Arial Narrow"/>
           <w:kern w:val="0"/>
-          <ns2:ligatures ns2:val="none"/>
-        </w:rPr>
-      </w:pPr>
-      <w:r>
-        <w:rPr>
-          <w:rFonts w:ascii="Arial Narrow" w:eastAsia="Arial Narrow" w:hAnsi="Arial Narrow" w:cs="Arial Narrow"/>
-          <w:kern w:val="0"/>
-          <ns2:ligatures ns2:val="none"/>
+          <w14:ligatures w14:val="none"/>
+        </w:rPr>
+      </w:pPr>
+      <w:r>
+        <w:rPr>
+          <w:rFonts w:ascii="Arial Narrow" w:eastAsia="Arial Narrow" w:hAnsi="Arial Narrow" w:cs="Arial Narrow"/>
+          <w:kern w:val="0"/>
+          <w14:ligatures w14:val="none"/>
         </w:rPr>
         <w:t>Adicionalmente</w:t>
       </w:r>
@@ -4920,7 +4847,7 @@
           <w:color w:val="000000"/>
           <w:kern w:val="0"/>
           <w:lang w:eastAsia="es-PE"/>
-          <ns2:ligatures ns2:val="none"/>
+          <w14:ligatures w14:val="none"/>
         </w:rPr>
         <w:t xml:space="preserve">, la Secretaría Técnica, en ejercicio de sus facultades, considera </w:t>
       </w:r>
@@ -4928,7 +4855,7 @@
         <w:rPr>
           <w:rFonts w:ascii="Arial Narrow" w:eastAsia="Arial Narrow" w:hAnsi="Arial Narrow" w:cs="Arial"/>
           <w:kern w:val="0"/>
-          <ns2:ligatures ns2:val="none"/>
+          <w14:ligatures w14:val="none"/>
         </w:rPr>
         <w:t xml:space="preserve">que el hecho denunciado, consistente en que </w:t>
       </w:r>
@@ -4936,7 +4863,7 @@
         <w:rPr>
           <w:rFonts w:ascii="Arial Narrow" w:eastAsia="Arial Narrow" w:hAnsi="Arial Narrow" w:cs="Arial Narrow"/>
           <w:kern w:val="0"/>
-          <ns2:ligatures ns2:val="none"/>
+          <w14:ligatures w14:val="none"/>
         </w:rPr>
         <w:t xml:space="preserve">Scotiabank Perú S.A.A. habría comercializado telefónicamente el 22 de abril de 2025 el préstamo personal por S/ 58 814,59 sin informar de manera clara, previa y expresa las exclusiones por enfermedades preexistentes del seguro de desgravamen asociado emitido por BNP </w:t>
       </w:r>
@@ -4945,7 +4872,7 @@
         <w:rPr>
           <w:rFonts w:ascii="Arial Narrow" w:eastAsia="Arial Narrow" w:hAnsi="Arial Narrow" w:cs="Arial Narrow"/>
           <w:kern w:val="0"/>
-          <ns2:ligatures ns2:val="none"/>
+          <w14:ligatures w14:val="none"/>
         </w:rPr>
         <w:t>Paribas</w:t>
       </w:r>
@@ -4954,7 +4881,7 @@
         <w:rPr>
           <w:rFonts w:ascii="Arial Narrow" w:eastAsia="Arial Narrow" w:hAnsi="Arial Narrow" w:cs="Arial Narrow"/>
           <w:kern w:val="0"/>
-          <ns2:ligatures ns2:val="none"/>
+          <w14:ligatures w14:val="none"/>
         </w:rPr>
         <w:t xml:space="preserve"> </w:t>
       </w:r>
@@ -4963,7 +4890,7 @@
         <w:rPr>
           <w:rFonts w:ascii="Arial Narrow" w:eastAsia="Arial Narrow" w:hAnsi="Arial Narrow" w:cs="Arial Narrow"/>
           <w:kern w:val="0"/>
-          <ns2:ligatures ns2:val="none"/>
+          <w14:ligatures w14:val="none"/>
         </w:rPr>
         <w:t>Cardif</w:t>
       </w:r>
@@ -4972,7 +4899,7 @@
         <w:rPr>
           <w:rFonts w:ascii="Arial Narrow" w:eastAsia="Arial Narrow" w:hAnsi="Arial Narrow" w:cs="Arial Narrow"/>
           <w:kern w:val="0"/>
-          <ns2:ligatures ns2:val="none"/>
+          <w14:ligatures w14:val="none"/>
         </w:rPr>
         <w:t xml:space="preserve"> S.A. Compañía de Seguros y Reaseguros</w:t>
       </w:r>
@@ -4983,23 +4910,23 @@
           <w:color w:val="000000"/>
           <w:kern w:val="0"/>
           <w:lang w:eastAsia="es-PE"/>
-          <ns2:ligatures ns2:val="none"/>
+          <w14:ligatures w14:val="none"/>
         </w:rPr>
         <w:t>. Por consiguiente, corresponde calificar el hecho materia de denuncia como una presunta infracción al deber de información, tipificado en el artículo 1, numeral 1, literal b) y al artículo 2 del Código.</w:t>
       </w:r>
     </w:p>
-    <w:p ns2:paraId="31AE3A96" ns2:textId="77777777">
+    <w:p>
       <w:pPr>
         <w:pStyle w:val="Prrafodelista"/>
         <w:spacing w:line="240" w:lineRule="auto"/>
         <w:rPr>
           <w:rFonts w:ascii="Arial Narrow" w:eastAsia="Arial Narrow" w:hAnsi="Arial Narrow" w:cs="Arial Narrow"/>
           <w:kern w:val="0"/>
-          <ns2:ligatures ns2:val="none"/>
-        </w:rPr>
-      </w:pPr>
-    </w:p>
-    <w:p ns2:paraId="13FB7B19" ns2:textId="0EA2FD83">
+          <w14:ligatures w14:val="none"/>
+        </w:rPr>
+      </w:pPr>
+    </w:p>
+    <w:p>
       <w:pPr>
         <w:pStyle w:val="Prrafodelista"/>
         <w:numPr>
@@ -5012,14 +4939,14 @@
         <w:rPr>
           <w:rFonts w:ascii="Arial Narrow" w:eastAsia="Arial Narrow" w:hAnsi="Arial Narrow" w:cs="Arial Narrow"/>
           <w:kern w:val="0"/>
-          <ns2:ligatures ns2:val="none"/>
-        </w:rPr>
-      </w:pPr>
-      <w:r>
-        <w:rPr>
-          <w:rFonts w:ascii="Arial Narrow" w:eastAsia="Arial Narrow" w:hAnsi="Arial Narrow" w:cs="Arial Narrow"/>
-          <w:kern w:val="0"/>
-          <ns2:ligatures ns2:val="none"/>
+          <w14:ligatures w14:val="none"/>
+        </w:rPr>
+      </w:pPr>
+      <w:r>
+        <w:rPr>
+          <w:rFonts w:ascii="Arial Narrow" w:eastAsia="Arial Narrow" w:hAnsi="Arial Narrow" w:cs="Arial Narrow"/>
+          <w:kern w:val="0"/>
+          <w14:ligatures w14:val="none"/>
         </w:rPr>
         <w:lastRenderedPageBreak/>
         <w:t xml:space="preserve">Además, </w:t>
@@ -5030,7 +4957,7 @@
           <w:color w:val="000000"/>
           <w:kern w:val="0"/>
           <w:lang w:eastAsia="es-PE"/>
-          <ns2:ligatures ns2:val="none"/>
+          <w14:ligatures w14:val="none"/>
         </w:rPr>
         <w:t xml:space="preserve">la Secretaría Técnica, en ejercicio de sus facultades, considera </w:t>
       </w:r>
@@ -5038,7 +4965,7 @@
         <w:rPr>
           <w:rFonts w:ascii="Arial Narrow" w:eastAsia="Arial Narrow" w:hAnsi="Arial Narrow" w:cs="Arial"/>
           <w:kern w:val="0"/>
-          <ns2:ligatures ns2:val="none"/>
+          <w14:ligatures w14:val="none"/>
         </w:rPr>
         <w:t xml:space="preserve">que el hecho denunciado, consistente en que </w:t>
       </w:r>
@@ -5046,7 +4973,7 @@
         <w:rPr>
           <w:rFonts w:ascii="Arial Narrow" w:eastAsia="Arial Narrow" w:hAnsi="Arial Narrow" w:cs="Arial Narrow"/>
           <w:kern w:val="0"/>
-          <ns2:ligatures ns2:val="none"/>
+          <w14:ligatures w14:val="none"/>
         </w:rPr>
         <w:t xml:space="preserve">Scotiabank Perú S.A.A. no habría cumplido con entregar a la denunciante los audios completos de contratación de la tarjeta de crédito </w:t>
       </w:r>
@@ -5055,7 +4982,7 @@
         <w:rPr>
           <w:rFonts w:ascii="Arial Narrow" w:eastAsia="Arial Narrow" w:hAnsi="Arial Narrow" w:cs="Arial Narrow"/>
           <w:kern w:val="0"/>
-          <ns2:ligatures ns2:val="none"/>
+          <w14:ligatures w14:val="none"/>
         </w:rPr>
         <w:t>Mastercard</w:t>
       </w:r>
@@ -5064,7 +4991,7 @@
         <w:rPr>
           <w:rFonts w:ascii="Arial Narrow" w:eastAsia="Arial Narrow" w:hAnsi="Arial Narrow" w:cs="Arial Narrow"/>
           <w:kern w:val="0"/>
-          <ns2:ligatures ns2:val="none"/>
+          <w14:ligatures w14:val="none"/>
         </w:rPr>
         <w:t xml:space="preserve"> Singular Black </w:t>
       </w:r>
@@ -5073,7 +5000,7 @@
         <w:rPr>
           <w:rFonts w:ascii="Arial Narrow" w:eastAsia="Arial Narrow" w:hAnsi="Arial Narrow" w:cs="Arial Narrow"/>
           <w:kern w:val="0"/>
-          <ns2:ligatures ns2:val="none"/>
+          <w14:ligatures w14:val="none"/>
         </w:rPr>
         <w:t/>
       </w:r>
@@ -5082,7 +5009,7 @@
         <w:rPr>
           <w:rFonts w:ascii="Arial Narrow" w:eastAsia="Arial Narrow" w:hAnsi="Arial Narrow" w:cs="Arial Narrow"/>
           <w:kern w:val="0"/>
-          <ns2:ligatures ns2:val="none"/>
+          <w14:ligatures w14:val="none"/>
         </w:rPr>
         <w:t xml:space="preserve"> 512372****3570 y del préstamo personal por S/ 58 814,59, pese a sus solicitudes</w:t>
       </w:r>
@@ -5093,12 +5020,12 @@
           <w:color w:val="000000"/>
           <w:kern w:val="0"/>
           <w:lang w:eastAsia="es-PE"/>
-          <ns2:ligatures ns2:val="none"/>
+          <w14:ligatures w14:val="none"/>
         </w:rPr>
         <w:t>. Por consiguiente, corresponde calificar el hecho materia de denuncia como una presunta infracción al deber de información, tipificado en el artículo 1, numeral 1, literal b) y al artículo 2 del Código.</w:t>
       </w:r>
     </w:p>
-    <w:p ns2:paraId="64B4971F" ns2:textId="77777777">
+    <w:p>
       <w:pPr>
         <w:pStyle w:val="Prrafodelista"/>
         <w:spacing w:line="240" w:lineRule="auto"/>
@@ -5108,11 +5035,11 @@
           <w:color w:val="000000"/>
           <w:kern w:val="0"/>
           <w:lang w:eastAsia="es-PE"/>
-          <ns2:ligatures ns2:val="none"/>
-        </w:rPr>
-      </w:pPr>
-    </w:p>
-    <w:p ns2:paraId="7B3C687A" ns2:textId="27BFBE1C">
+          <w14:ligatures w14:val="none"/>
+        </w:rPr>
+      </w:pPr>
+    </w:p>
+    <w:p>
       <w:pPr>
         <w:pStyle w:val="Prrafodelista"/>
         <w:numPr>
@@ -5125,14 +5052,14 @@
         <w:rPr>
           <w:rFonts w:ascii="Arial Narrow" w:eastAsia="Arial Narrow" w:hAnsi="Arial Narrow" w:cs="Arial Narrow"/>
           <w:kern w:val="0"/>
-          <ns2:ligatures ns2:val="none"/>
-        </w:rPr>
-      </w:pPr>
-      <w:r>
-        <w:rPr>
-          <w:rFonts w:ascii="Arial Narrow" w:eastAsia="Arial Narrow" w:hAnsi="Arial Narrow" w:cs="Arial Narrow"/>
-          <w:kern w:val="0"/>
-          <ns2:ligatures ns2:val="none"/>
+          <w14:ligatures w14:val="none"/>
+        </w:rPr>
+      </w:pPr>
+      <w:r>
+        <w:rPr>
+          <w:rFonts w:ascii="Arial Narrow" w:eastAsia="Arial Narrow" w:hAnsi="Arial Narrow" w:cs="Arial Narrow"/>
+          <w:kern w:val="0"/>
+          <w14:ligatures w14:val="none"/>
         </w:rPr>
         <w:t xml:space="preserve">Asimismo, </w:t>
       </w:r>
@@ -5140,7 +5067,7 @@
         <w:rPr>
           <w:rFonts w:ascii="Arial Narrow" w:eastAsia="Arial Narrow" w:hAnsi="Arial Narrow" w:cs="Arial Narrow"/>
           <w:kern w:val="0"/>
-          <ns2:ligatures ns2:val="none"/>
+          <w14:ligatures w14:val="none"/>
         </w:rPr>
         <w:t xml:space="preserve">la Secretaría Técnica, en ejercicio de sus facultades, </w:t>
       </w:r>
@@ -5150,7 +5077,7 @@
           <w:color w:val="000000"/>
           <w:kern w:val="0"/>
           <w:lang w:eastAsia="es-PE"/>
-          <ns2:ligatures ns2:val="none"/>
+          <w14:ligatures w14:val="none"/>
         </w:rPr>
         <w:t xml:space="preserve">considera </w:t>
       </w:r>
@@ -5158,7 +5085,7 @@
         <w:rPr>
           <w:rFonts w:ascii="Arial Narrow" w:eastAsia="Arial Narrow" w:hAnsi="Arial Narrow" w:cs="Arial Narrow"/>
           <w:kern w:val="0"/>
-          <ns2:ligatures ns2:val="none"/>
+          <w14:ligatures w14:val="none"/>
         </w:rPr>
         <w:t>que el hecho denunciado</w:t>
       </w:r>
@@ -5168,7 +5095,7 @@
           <w:color w:val="000000"/>
           <w:kern w:val="0"/>
           <w:lang w:eastAsia="es-PE"/>
-          <ns2:ligatures ns2:val="none"/>
+          <w14:ligatures w14:val="none"/>
         </w:rPr>
         <w:t xml:space="preserve">, consistente en que </w:t>
       </w:r>
@@ -5178,7 +5105,7 @@
           <w:color w:val="000000"/>
           <w:kern w:val="0"/>
           <w:lang w:val="es-ES" w:eastAsia="es-ES"/>
-          <ns2:ligatures ns2:val="none"/>
+          <w14:ligatures w14:val="none"/>
         </w:rPr>
         <w:t>Scotiabank Perú S.A.A. habría brindado una respuesta inadecuada al reclamo presentado por la denunciante el 8 de enero de 2026</w:t>
       </w:r>
@@ -5188,7 +5115,7 @@
           <w:color w:val="000000"/>
           <w:kern w:val="0"/>
           <w:lang w:eastAsia="es-PE"/>
-          <ns2:ligatures ns2:val="none"/>
+          <w14:ligatures w14:val="none"/>
         </w:rPr>
         <w:t>. Por consiguiente, corresponde calificar el hecho materia de denuncia como una presunta infracción al</w:t>
       </w:r>
@@ -5196,7 +5123,7 @@
         <w:rPr>
           <w:rFonts w:ascii="Arial Narrow" w:eastAsia="Arial Narrow" w:hAnsi="Arial Narrow" w:cs="Arial Narrow"/>
           <w:kern w:val="0"/>
-          <ns2:ligatures ns2:val="none"/>
+          <w14:ligatures w14:val="none"/>
         </w:rPr>
         <w:t xml:space="preserve"> numeral 88.1</w:t>
       </w:r>
@@ -5204,7 +5131,7 @@
         <w:rPr>
           <w:rFonts w:ascii="Arial Narrow" w:eastAsia="Arial Narrow" w:hAnsi="Arial Narrow" w:cs="Arial Narrow"/>
           <w:kern w:val="0"/>
-          <ns2:ligatures ns2:val="none"/>
+          <w14:ligatures w14:val="none"/>
         </w:rPr>
         <w:t/>
       </w:r>
@@ -5212,7 +5139,7 @@
         <w:rPr>
           <w:rFonts w:ascii="Arial Narrow" w:eastAsia="Arial Narrow" w:hAnsi="Arial Narrow" w:cs="Arial Narrow"/>
           <w:kern w:val="0"/>
-          <ns2:ligatures ns2:val="none"/>
+          <w14:ligatures w14:val="none"/>
         </w:rPr>
         <w:t xml:space="preserve"> del artículo 88</w:t>
       </w:r>
@@ -5220,7 +5147,7 @@
         <w:rPr>
           <w:rFonts w:ascii="Arial Narrow" w:eastAsia="Arial Narrow" w:hAnsi="Arial Narrow" w:cs="Arial Narrow"/>
           <w:kern w:val="0"/>
-          <ns2:ligatures ns2:val="none"/>
+          <w14:ligatures w14:val="none"/>
         </w:rPr>
         <w:t/>
       </w:r>
@@ -5228,7 +5155,7 @@
         <w:rPr>
           <w:rFonts w:ascii="Arial Narrow" w:eastAsia="Arial Narrow" w:hAnsi="Arial Narrow" w:cs="Arial Narrow"/>
           <w:kern w:val="0"/>
-          <ns2:ligatures ns2:val="none"/>
+          <w14:ligatures w14:val="none"/>
         </w:rPr>
         <w:t xml:space="preserve"> del Código</w:t>
       </w:r>
@@ -5238,7 +5165,7 @@
           <w:rFonts w:ascii="Arial Narrow" w:eastAsia="Arial Narrow" w:hAnsi="Arial Narrow" w:cs="Arial"/>
           <w:kern w:val="0"/>
           <w:vertAlign w:val="superscript"/>
-          <ns2:ligatures ns2:val="none"/>
+          <w14:ligatures w14:val="none"/>
         </w:rPr>
         <w:footnoteReference w:id="12"/>
       </w:r>
@@ -5246,12 +5173,12 @@
         <w:rPr>
           <w:rFonts w:ascii="Arial Narrow" w:eastAsia="Arial Narrow" w:hAnsi="Arial Narrow" w:cs="Arial Narrow"/>
           <w:kern w:val="0"/>
-          <ns2:ligatures ns2:val="none"/>
+          <w14:ligatures w14:val="none"/>
         </w:rPr>
         <w:t>.</w:t>
       </w:r>
     </w:p>
-    <w:p ns2:paraId="2E7770E0" ns2:textId="77777777">
+    <w:p>
       <w:pPr>
         <w:pStyle w:val="Prrafodelista"/>
         <w:spacing w:after="0" w:line="240" w:lineRule="auto"/>
@@ -5261,11 +5188,11 @@
           <w:rFonts w:ascii="Arial Narrow" w:eastAsia="Calibri" w:hAnsi="Arial Narrow" w:cs="Arial Narrow"/>
           <w:kern w:val="0"/>
           <w:lang w:eastAsia="es-PE"/>
-          <ns2:ligatures ns2:val="none"/>
-        </w:rPr>
-      </w:pPr>
-    </w:p>
-    <w:p ns2:paraId="37321452" ns2:textId="77777777">
+          <w14:ligatures w14:val="none"/>
+        </w:rPr>
+      </w:pPr>
+    </w:p>
+    <w:p>
       <w:pPr>
         <w:pStyle w:val="Prrafodelista"/>
         <w:numPr>
@@ -5279,7 +5206,7 @@
           <w:rFonts w:ascii="Arial Narrow" w:eastAsia="Calibri" w:hAnsi="Arial Narrow" w:cs="Arial Narrow"/>
           <w:kern w:val="0"/>
           <w:lang w:eastAsia="es-PE"/>
-          <ns2:ligatures ns2:val="none"/>
+          <w14:ligatures w14:val="none"/>
         </w:rPr>
       </w:pPr>
       <w:r>
@@ -5288,7 +5215,7 @@
           <w:color w:val="000000"/>
           <w:kern w:val="0"/>
           <w:lang w:eastAsia="es-PE"/>
-          <ns2:ligatures ns2:val="none"/>
+          <w14:ligatures w14:val="none"/>
         </w:rPr>
         <w:t>En tanto la denuncia reúne los requisitos establecidos por la norma citada, corresponde admitirla a trámite</w:t>
       </w:r>
@@ -5298,7 +5225,7 @@
           <w:rFonts w:ascii="Arial Narrow" w:eastAsia="Arial Narrow" w:hAnsi="Arial Narrow" w:cs="Arial Narrow"/>
           <w:kern w:val="0"/>
           <w:vertAlign w:val="superscript"/>
-          <ns2:ligatures ns2:val="none"/>
+          <w14:ligatures w14:val="none"/>
         </w:rPr>
         <w:footnoteReference w:id="13"/>
       </w:r>
@@ -5308,12 +5235,12 @@
           <w:color w:val="000000"/>
           <w:kern w:val="0"/>
           <w:lang w:eastAsia="es-PE"/>
-          <ns2:ligatures ns2:val="none"/>
+          <w14:ligatures w14:val="none"/>
         </w:rPr>
         <w:t>.</w:t>
       </w:r>
     </w:p>
-    <w:p ns2:paraId="17426A8E" ns2:textId="77777777">
+    <w:p>
       <w:pPr>
         <w:spacing w:after="0" w:line="240" w:lineRule="auto"/>
         <w:ind w:left="567"/>
@@ -5324,11 +5251,11 @@
           <w:color w:val="000000"/>
           <w:kern w:val="0"/>
           <w:lang w:eastAsia="es-PE"/>
-          <ns2:ligatures ns2:val="none"/>
-        </w:rPr>
-      </w:pPr>
-    </w:p>
-    <w:p ns2:paraId="69FE781D" ns2:textId="77777777">
+          <w14:ligatures w14:val="none"/>
+        </w:rPr>
+      </w:pPr>
+    </w:p>
+    <w:p>
       <w:pPr>
         <w:pStyle w:val="Prrafodelista"/>
         <w:numPr>
@@ -5348,22 +5275,22 @@
           <w:color w:val="000000"/>
           <w:kern w:val="0"/>
           <w:lang w:eastAsia="es-PE"/>
-          <ns2:ligatures ns2:val="none"/>
-        </w:rPr>
-      </w:pPr>
-      <w:r>
-        <w:rPr>
-          <w:rFonts w:ascii="Arial Narrow" w:eastAsia="Arial Narrow" w:hAnsi="Arial Narrow" w:cs="Arial Narrow"/>
-          <w:b/>
-          <w:color w:val="000000"/>
-          <w:kern w:val="0"/>
-          <w:lang w:eastAsia="es-PE"/>
-          <ns2:ligatures ns2:val="none"/>
+          <w14:ligatures w14:val="none"/>
+        </w:rPr>
+      </w:pPr>
+      <w:r>
+        <w:rPr>
+          <w:rFonts w:ascii="Arial Narrow" w:eastAsia="Arial Narrow" w:hAnsi="Arial Narrow" w:cs="Arial Narrow"/>
+          <w:b/>
+          <w:color w:val="000000"/>
+          <w:kern w:val="0"/>
+          <w:lang w:eastAsia="es-PE"/>
+          <w14:ligatures w14:val="none"/>
         </w:rPr>
         <w:t>REQUERIMIENTO DE INFORMACION</w:t>
       </w:r>
     </w:p>
-    <w:p ns2:paraId="6252E905" ns2:textId="77777777">
+    <w:p>
       <w:pPr>
         <w:spacing w:after="0" w:line="240" w:lineRule="auto"/>
         <w:jc w:val="both"/>
@@ -5372,11 +5299,11 @@
           <w:color w:val="000000"/>
           <w:kern w:val="0"/>
           <w:lang w:val="es-ES" w:eastAsia="es-ES"/>
-          <ns2:ligatures ns2:val="none"/>
-        </w:rPr>
-      </w:pPr>
-    </w:p>
-    <w:p ns2:paraId="21C241A8" ns2:textId="77777777">
+          <w14:ligatures w14:val="none"/>
+        </w:rPr>
+      </w:pPr>
+    </w:p>
+    <w:p>
       <w:pPr>
         <w:pStyle w:val="Prrafodelista"/>
         <w:numPr>
@@ -5391,7 +5318,7 @@
           <w:color w:val="000000"/>
           <w:kern w:val="0"/>
           <w:lang w:val="es-ES" w:eastAsia="es-ES"/>
-          <ns2:ligatures ns2:val="none"/>
+          <w14:ligatures w14:val="none"/>
         </w:rPr>
       </w:pPr>
       <w:r>
@@ -5400,7 +5327,7 @@
           <w:color w:val="000000"/>
           <w:kern w:val="0"/>
           <w:lang w:val="es-ES" w:eastAsia="es-ES"/>
-          <ns2:ligatures ns2:val="none"/>
+          <w14:ligatures w14:val="none"/>
         </w:rPr>
         <w:t xml:space="preserve">A efectos de tener mayores elementos que sirvan para la resolución </w:t>
       </w:r>
@@ -5410,7 +5337,7 @@
           <w:color w:val="000000"/>
           <w:kern w:val="0"/>
           <w:lang w:val="es-ES" w:eastAsia="es-ES"/>
-          <ns2:ligatures ns2:val="none"/>
+          <w14:ligatures w14:val="none"/>
         </w:rPr>
         <w:t xml:space="preserve">definitiva del presente caso, la Secretaría Técnica, en ejercicio de las facultades que la ley le confiere, </w:t>
       </w:r>
@@ -5421,7 +5348,7 @@
           <w:color w:val="000000"/>
           <w:kern w:val="0"/>
           <w:lang w:val="es-ES" w:eastAsia="es-ES"/>
-          <ns2:ligatures ns2:val="none"/>
+          <w14:ligatures w14:val="none"/>
         </w:rPr>
         <w:t xml:space="preserve">conviene requerir a los proveedores denunciados </w:t>
       </w:r>
@@ -5432,7 +5359,7 @@
           <w:color w:val="000000"/>
           <w:kern w:val="0"/>
           <w:lang w:val="es-ES" w:eastAsia="es-ES"/>
-          <ns2:ligatures ns2:val="none"/>
+          <w14:ligatures w14:val="none"/>
         </w:rPr>
         <w:t>qu</w:t>
       </w:r>
@@ -5442,7 +5369,7 @@
           <w:color w:val="000000"/>
           <w:kern w:val="0"/>
           <w:lang w:val="es-ES" w:eastAsia="es-ES"/>
-          <ns2:ligatures ns2:val="none"/>
+          <w14:ligatures w14:val="none"/>
         </w:rPr>
         <w:t xml:space="preserve">e, en un plazo no mayor de cinco (5) días hábiles contado a partir del día siguiente de la notificación de la presente resolución, </w:t>
       </w:r>
@@ -5453,12 +5380,12 @@
           <w:color w:val="000000"/>
           <w:kern w:val="0"/>
           <w:lang w:val="es-ES" w:eastAsia="es-ES"/>
-          <ns2:ligatures ns2:val="none"/>
+          <w14:ligatures w14:val="none"/>
         </w:rPr>
         <w:t>cumplan con lo siguiente:</w:t>
       </w:r>
     </w:p>
-    <w:p ns2:paraId="345D7F88" ns2:textId="77777777">
+    <w:p>
       <w:pPr>
         <w:pStyle w:val="Prrafodelista"/>
         <w:spacing w:after="0" w:line="240" w:lineRule="auto"/>
@@ -5469,11 +5396,11 @@
           <w:color w:val="000000"/>
           <w:kern w:val="0"/>
           <w:lang w:val="es-ES" w:eastAsia="es-ES"/>
-          <ns2:ligatures ns2:val="none"/>
-        </w:rPr>
-      </w:pPr>
-    </w:p>
-    <w:p ns2:paraId="01F25269" ns2:textId="5D606609">
+          <w14:ligatures w14:val="none"/>
+        </w:rPr>
+      </w:pPr>
+    </w:p>
+    <w:p>
       <w:pPr>
         <w:pStyle w:val="Prrafodelista"/>
         <w:spacing w:after="0" w:line="240" w:lineRule="auto"/>
@@ -5484,7 +5411,7 @@
           <w:color w:val="000000"/>
           <w:kern w:val="0"/>
           <w:lang w:val="es-ES" w:eastAsia="es-ES"/>
-          <ns2:ligatures ns2:val="none"/>
+          <w14:ligatures w14:val="none"/>
         </w:rPr>
       </w:pPr>
       <w:r>
@@ -5494,7 +5421,7 @@
           <w:kern w:val="0"/>
           <w:u w:val="single"/>
           <w:lang w:val="es-ES" w:eastAsia="es-ES"/>
-          <ns2:ligatures ns2:val="none"/>
+          <w14:ligatures w14:val="none"/>
         </w:rPr>
         <w:t xml:space="preserve">A </w:t>
       </w:r>
@@ -5505,7 +5432,7 @@
           <w:kern w:val="0"/>
           <w:u w:val="single"/>
           <w:lang w:val="es-ES" w:eastAsia="es-ES"/>
-          <ns2:ligatures ns2:val="none"/>
+          <w14:ligatures w14:val="none"/>
         </w:rPr>
         <w:t xml:space="preserve">BNP </w:t>
       </w:r>
@@ -5517,7 +5444,7 @@
           <w:kern w:val="0"/>
           <w:u w:val="single"/>
           <w:lang w:val="es-ES" w:eastAsia="es-ES"/>
-          <ns2:ligatures ns2:val="none"/>
+          <w14:ligatures w14:val="none"/>
         </w:rPr>
         <w:t>Paribas</w:t>
       </w:r>
@@ -5528,7 +5455,7 @@
           <w:color w:val="000000"/>
           <w:kern w:val="0"/>
           <w:lang w:val="es-ES" w:eastAsia="es-ES"/>
-          <ns2:ligatures ns2:val="none"/>
+          <w14:ligatures w14:val="none"/>
         </w:rPr>
         <w:t xml:space="preserve">: </w:t>
       </w:r>
@@ -5538,7 +5465,7 @@
           <w:color w:val="000000"/>
           <w:kern w:val="0"/>
           <w:lang w:val="es-ES" w:eastAsia="es-ES"/>
-          <ns2:ligatures ns2:val="none"/>
+          <w14:ligatures w14:val="none"/>
         </w:rPr>
         <w:t xml:space="preserve">(i) presentar una copia debidamente suscrita de la Póliza del Seguro de Desgravamen de la tarjeta de crédito </w:t>
       </w:r>
@@ -5549,7 +5476,7 @@
           <w:color w:val="000000"/>
           <w:kern w:val="0"/>
           <w:lang w:val="es-ES" w:eastAsia="es-ES"/>
-          <ns2:ligatures ns2:val="none"/>
+          <w14:ligatures w14:val="none"/>
         </w:rPr>
         <w:t>Mastercard</w:t>
       </w:r>
@@ -5560,7 +5487,7 @@
           <w:color w:val="000000"/>
           <w:kern w:val="0"/>
           <w:lang w:val="es-ES" w:eastAsia="es-ES"/>
-          <ns2:ligatures ns2:val="none"/>
+          <w14:ligatures w14:val="none"/>
         </w:rPr>
         <w:t xml:space="preserve"> Singular Black </w:t>
       </w:r>
@@ -5571,7 +5498,7 @@
           <w:color w:val="000000"/>
           <w:kern w:val="0"/>
           <w:lang w:val="es-ES" w:eastAsia="es-ES"/>
-          <ns2:ligatures ns2:val="none"/>
+          <w14:ligatures w14:val="none"/>
         </w:rPr>
         <w:t/>
       </w:r>
@@ -5582,7 +5509,7 @@
           <w:color w:val="000000"/>
           <w:kern w:val="0"/>
           <w:lang w:val="es-ES" w:eastAsia="es-ES"/>
-          <ns2:ligatures ns2:val="none"/>
+          <w14:ligatures w14:val="none"/>
         </w:rPr>
         <w:t xml:space="preserve"> 512372****3570 materia de denuncia, así como el cargo de remisión de la póliza; (</w:t>
       </w:r>
@@ -5593,7 +5520,7 @@
           <w:color w:val="000000"/>
           <w:kern w:val="0"/>
           <w:lang w:val="es-ES" w:eastAsia="es-ES"/>
-          <ns2:ligatures ns2:val="none"/>
+          <w14:ligatures w14:val="none"/>
         </w:rPr>
         <w:t>ii</w:t>
       </w:r>
@@ -5604,7 +5531,7 @@
           <w:color w:val="000000"/>
           <w:kern w:val="0"/>
           <w:lang w:val="es-ES" w:eastAsia="es-ES"/>
-          <ns2:ligatures ns2:val="none"/>
+          <w14:ligatures w14:val="none"/>
         </w:rPr>
         <w:t>) presentar una copia debidamente suscrita de la Póliza del Seguro de Desgravamen del préstamo personal adquirido el 22 de abril de 2025 materia de denuncia, así como el cargo de remisión de la póliza; (</w:t>
       </w:r>
@@ -5615,7 +5542,7 @@
           <w:color w:val="000000"/>
           <w:kern w:val="0"/>
           <w:lang w:val="es-ES" w:eastAsia="es-ES"/>
-          <ns2:ligatures ns2:val="none"/>
+          <w14:ligatures w14:val="none"/>
         </w:rPr>
         <w:t>iii</w:t>
       </w:r>
@@ -5626,7 +5553,7 @@
           <w:color w:val="000000"/>
           <w:kern w:val="0"/>
           <w:lang w:val="es-ES" w:eastAsia="es-ES"/>
-          <ns2:ligatures ns2:val="none"/>
+          <w14:ligatures w14:val="none"/>
         </w:rPr>
         <w:t xml:space="preserve">) presentar los medios probatorios que acrediten que la negativa de otorgamiento de cobertura de la Póliza del Seguro de Desgravamen de la tarjeta de crédito </w:t>
       </w:r>
@@ -5637,7 +5564,7 @@
           <w:color w:val="000000"/>
           <w:kern w:val="0"/>
           <w:lang w:val="es-ES" w:eastAsia="es-ES"/>
-          <ns2:ligatures ns2:val="none"/>
+          <w14:ligatures w14:val="none"/>
         </w:rPr>
         <w:t>Mastercard</w:t>
       </w:r>
@@ -5648,7 +5575,7 @@
           <w:color w:val="000000"/>
           <w:kern w:val="0"/>
           <w:lang w:val="es-ES" w:eastAsia="es-ES"/>
-          <ns2:ligatures ns2:val="none"/>
+          <w14:ligatures w14:val="none"/>
         </w:rPr>
         <w:t xml:space="preserve"> Singular Black </w:t>
       </w:r>
@@ -5659,7 +5586,7 @@
           <w:color w:val="000000"/>
           <w:kern w:val="0"/>
           <w:lang w:val="es-ES" w:eastAsia="es-ES"/>
-          <ns2:ligatures ns2:val="none"/>
+          <w14:ligatures w14:val="none"/>
         </w:rPr>
         <w:t/>
       </w:r>
@@ -5670,7 +5597,7 @@
           <w:color w:val="000000"/>
           <w:kern w:val="0"/>
           <w:lang w:val="es-ES" w:eastAsia="es-ES"/>
-          <ns2:ligatures ns2:val="none"/>
+          <w14:ligatures w14:val="none"/>
         </w:rPr>
         <w:t xml:space="preserve"> 512372****3570 fue justificada; (</w:t>
       </w:r>
@@ -5681,7 +5608,7 @@
           <w:color w:val="000000"/>
           <w:kern w:val="0"/>
           <w:lang w:val="es-ES" w:eastAsia="es-ES"/>
-          <ns2:ligatures ns2:val="none"/>
+          <w14:ligatures w14:val="none"/>
         </w:rPr>
         <w:t>iv</w:t>
       </w:r>
@@ -5692,7 +5619,7 @@
           <w:color w:val="000000"/>
           <w:kern w:val="0"/>
           <w:lang w:val="es-ES" w:eastAsia="es-ES"/>
-          <ns2:ligatures ns2:val="none"/>
+          <w14:ligatures w14:val="none"/>
         </w:rPr>
         <w:t>) presentar los medios probatorios que acrediten que la negativa de otorgamiento de cobertura de la Póliza del Seguro de Desgravamen del préstamo personal adquirido el 22 de abril de 2025 materia de denuncia fue justificada; y, (v) presentar todas las comunicaciones cursadas con la parte denunciante en virtud de los hechos materia de denuncia</w:t>
       </w:r>
@@ -5702,12 +5629,12 @@
           <w:color w:val="000000"/>
           <w:kern w:val="0"/>
           <w:lang w:val="es-ES" w:eastAsia="es-ES"/>
-          <ns2:ligatures ns2:val="none"/>
+          <w14:ligatures w14:val="none"/>
         </w:rPr>
         <w:t>.</w:t>
       </w:r>
     </w:p>
-    <w:p ns2:paraId="48503CFE" ns2:textId="77777777">
+    <w:p>
       <w:pPr>
         <w:pStyle w:val="Prrafodelista"/>
         <w:spacing w:after="0" w:line="240" w:lineRule="auto"/>
@@ -5719,11 +5646,11 @@
           <w:kern w:val="0"/>
           <w:u w:val="single"/>
           <w:lang w:val="es-ES" w:eastAsia="es-ES"/>
-          <ns2:ligatures ns2:val="none"/>
-        </w:rPr>
-      </w:pPr>
-    </w:p>
-    <w:p ns2:paraId="525DE1CC" ns2:textId="6B653F21">
+          <w14:ligatures w14:val="none"/>
+        </w:rPr>
+      </w:pPr>
+    </w:p>
+    <w:p>
       <w:pPr>
         <w:pStyle w:val="Prrafodelista"/>
         <w:spacing w:after="0" w:line="240" w:lineRule="auto"/>
@@ -5735,7 +5662,7 @@
           <w:kern w:val="0"/>
           <w:u w:val="single"/>
           <w:lang w:val="es-ES" w:eastAsia="es-ES"/>
-          <ns2:ligatures ns2:val="none"/>
+          <w14:ligatures w14:val="none"/>
         </w:rPr>
       </w:pPr>
       <w:r>
@@ -5745,7 +5672,7 @@
           <w:kern w:val="0"/>
           <w:u w:val="single"/>
           <w:lang w:val="es-ES" w:eastAsia="es-ES"/>
-          <ns2:ligatures ns2:val="none"/>
+          <w14:ligatures w14:val="none"/>
         </w:rPr>
         <w:t>A</w:t>
       </w:r>
@@ -5756,7 +5683,7 @@
           <w:kern w:val="0"/>
           <w:u w:val="single"/>
           <w:lang w:val="es-ES" w:eastAsia="es-ES"/>
-          <ns2:ligatures ns2:val="none"/>
+          <w14:ligatures w14:val="none"/>
         </w:rPr>
         <w:t>l</w:t>
       </w:r>
@@ -5767,7 +5694,7 @@
           <w:kern w:val="0"/>
           <w:u w:val="single"/>
           <w:lang w:val="es-ES" w:eastAsia="es-ES"/>
-          <ns2:ligatures ns2:val="none"/>
+          <w14:ligatures w14:val="none"/>
         </w:rPr>
         <w:t xml:space="preserve"> </w:t>
       </w:r>
@@ -5778,7 +5705,7 @@
           <w:kern w:val="0"/>
           <w:u w:val="single"/>
           <w:lang w:val="es-ES" w:eastAsia="es-ES"/>
-          <ns2:ligatures ns2:val="none"/>
+          <w14:ligatures w14:val="none"/>
         </w:rPr>
         <w:t>Banco</w:t>
       </w:r>
@@ -5788,7 +5715,7 @@
           <w:color w:val="000000"/>
           <w:kern w:val="0"/>
           <w:lang w:val="es-ES" w:eastAsia="es-ES"/>
-          <ns2:ligatures ns2:val="none"/>
+          <w14:ligatures w14:val="none"/>
         </w:rPr>
         <w:t>:</w:t>
       </w:r>
@@ -5798,7 +5725,7 @@
           <w:color w:val="000000"/>
           <w:kern w:val="0"/>
           <w:lang w:eastAsia="es-ES"/>
-          <ns2:ligatures ns2:val="none"/>
+          <w14:ligatures w14:val="none"/>
         </w:rPr>
         <w:t xml:space="preserve"> </w:t>
       </w:r>
@@ -5808,7 +5735,7 @@
           <w:color w:val="000000"/>
           <w:kern w:val="0"/>
           <w:lang w:val="es-ES" w:eastAsia="es-ES"/>
-          <ns2:ligatures ns2:val="none"/>
+          <w14:ligatures w14:val="none"/>
         </w:rPr>
         <w:t xml:space="preserve">(i) presentar una copia debidamente suscrita de la Póliza del Seguro de Desgravamen de la tarjeta de crédito </w:t>
       </w:r>
@@ -5819,7 +5746,7 @@
           <w:color w:val="000000"/>
           <w:kern w:val="0"/>
           <w:lang w:val="es-ES" w:eastAsia="es-ES"/>
-          <ns2:ligatures ns2:val="none"/>
+          <w14:ligatures w14:val="none"/>
         </w:rPr>
         <w:t>Mastercard</w:t>
       </w:r>
@@ -5830,7 +5757,7 @@
           <w:color w:val="000000"/>
           <w:kern w:val="0"/>
           <w:lang w:val="es-ES" w:eastAsia="es-ES"/>
-          <ns2:ligatures ns2:val="none"/>
+          <w14:ligatures w14:val="none"/>
         </w:rPr>
         <w:t xml:space="preserve"> Singular Black </w:t>
       </w:r>
@@ -5841,7 +5768,7 @@
           <w:color w:val="000000"/>
           <w:kern w:val="0"/>
           <w:lang w:val="es-ES" w:eastAsia="es-ES"/>
-          <ns2:ligatures ns2:val="none"/>
+          <w14:ligatures w14:val="none"/>
         </w:rPr>
         <w:t/>
       </w:r>
@@ -5852,7 +5779,7 @@
           <w:color w:val="000000"/>
           <w:kern w:val="0"/>
           <w:lang w:val="es-ES" w:eastAsia="es-ES"/>
-          <ns2:ligatures ns2:val="none"/>
+          <w14:ligatures w14:val="none"/>
         </w:rPr>
         <w:t xml:space="preserve"> 512372****3570 materia de denuncia, así como el cargo de remisión de la póliza; (</w:t>
       </w:r>
@@ -5863,7 +5790,7 @@
           <w:color w:val="000000"/>
           <w:kern w:val="0"/>
           <w:lang w:val="es-ES" w:eastAsia="es-ES"/>
-          <ns2:ligatures ns2:val="none"/>
+          <w14:ligatures w14:val="none"/>
         </w:rPr>
         <w:t>ii</w:t>
       </w:r>
@@ -5874,7 +5801,7 @@
           <w:color w:val="000000"/>
           <w:kern w:val="0"/>
           <w:lang w:val="es-ES" w:eastAsia="es-ES"/>
-          <ns2:ligatures ns2:val="none"/>
+          <w14:ligatures w14:val="none"/>
         </w:rPr>
         <w:t xml:space="preserve">) presentar una copia debidamente suscrita de la Póliza del Seguro </w:t>
       </w:r>
@@ -5884,7 +5811,7 @@
           <w:color w:val="000000"/>
           <w:kern w:val="0"/>
           <w:lang w:val="es-ES" w:eastAsia="es-ES"/>
-          <ns2:ligatures ns2:val="none"/>
+          <w14:ligatures w14:val="none"/>
         </w:rPr>
         <w:lastRenderedPageBreak/>
         <w:t>de Desgravamen del préstamo personal adquirido el 22 de abril de 2025 materia de denuncia, así como el cargo de remisión de la póliza; (</w:t>
@@ -5896,7 +5823,7 @@
           <w:color w:val="000000"/>
           <w:kern w:val="0"/>
           <w:lang w:val="es-ES" w:eastAsia="es-ES"/>
-          <ns2:ligatures ns2:val="none"/>
+          <w14:ligatures w14:val="none"/>
         </w:rPr>
         <w:t>iii</w:t>
       </w:r>
@@ -5907,7 +5834,7 @@
           <w:color w:val="000000"/>
           <w:kern w:val="0"/>
           <w:lang w:val="es-ES" w:eastAsia="es-ES"/>
-          <ns2:ligatures ns2:val="none"/>
+          <w14:ligatures w14:val="none"/>
         </w:rPr>
         <w:t xml:space="preserve">) presentar la grabación de la contratación realizada vía telefónica de la Póliza del Seguro de Desgravamen de la tarjeta de crédito </w:t>
       </w:r>
@@ -5918,7 +5845,7 @@
           <w:color w:val="000000"/>
           <w:kern w:val="0"/>
           <w:lang w:val="es-ES" w:eastAsia="es-ES"/>
-          <ns2:ligatures ns2:val="none"/>
+          <w14:ligatures w14:val="none"/>
         </w:rPr>
         <w:t>Mastercard</w:t>
       </w:r>
@@ -5929,7 +5856,7 @@
           <w:color w:val="000000"/>
           <w:kern w:val="0"/>
           <w:lang w:val="es-ES" w:eastAsia="es-ES"/>
-          <ns2:ligatures ns2:val="none"/>
+          <w14:ligatures w14:val="none"/>
         </w:rPr>
         <w:t xml:space="preserve"> Singular Black </w:t>
       </w:r>
@@ -5940,7 +5867,7 @@
           <w:color w:val="000000"/>
           <w:kern w:val="0"/>
           <w:lang w:val="es-ES" w:eastAsia="es-ES"/>
-          <ns2:ligatures ns2:val="none"/>
+          <w14:ligatures w14:val="none"/>
         </w:rPr>
         <w:t/>
       </w:r>
@@ -5951,7 +5878,7 @@
           <w:color w:val="000000"/>
           <w:kern w:val="0"/>
           <w:lang w:val="es-ES" w:eastAsia="es-ES"/>
-          <ns2:ligatures ns2:val="none"/>
+          <w14:ligatures w14:val="none"/>
         </w:rPr>
         <w:t xml:space="preserve"> 512372****3570; (</w:t>
       </w:r>
@@ -5962,7 +5889,7 @@
           <w:color w:val="000000"/>
           <w:kern w:val="0"/>
           <w:lang w:val="es-ES" w:eastAsia="es-ES"/>
-          <ns2:ligatures ns2:val="none"/>
+          <w14:ligatures w14:val="none"/>
         </w:rPr>
         <w:t>iv</w:t>
       </w:r>
@@ -5973,7 +5900,7 @@
           <w:color w:val="000000"/>
           <w:kern w:val="0"/>
           <w:lang w:val="es-ES" w:eastAsia="es-ES"/>
-          <ns2:ligatures ns2:val="none"/>
+          <w14:ligatures w14:val="none"/>
         </w:rPr>
         <w:t>) presentar la grabación de la contratación realizada vía telefónica de la Póliza del Seguro de Desgravamen del préstamo personal adquirida el 22 de abril de 2025 y, (v) presentar todas las comunicaciones cursadas con la parte denunciante en virtud de los hechos materia de denuncia</w:t>
       </w:r>
@@ -5983,13 +5910,13 @@
           <w:color w:val="000000"/>
           <w:kern w:val="0"/>
           <w:lang w:val="es-ES" w:eastAsia="es-ES"/>
-          <ns2:ligatures ns2:val="none"/>
+          <w14:ligatures w14:val="none"/>
         </w:rPr>
         <w:t>.</w:t>
       </w:r>
       <w:bookmarkEnd w:id="11"/>
     </w:p>
-    <w:p ns2:paraId="76AC2520" ns2:textId="77777777">
+    <w:p>
       <w:pPr>
         <w:pStyle w:val="Prrafodelista"/>
         <w:spacing w:after="0" w:line="240" w:lineRule="auto"/>
@@ -6000,11 +5927,11 @@
           <w:color w:val="000000"/>
           <w:kern w:val="0"/>
           <w:lang w:val="es-ES" w:eastAsia="es-ES"/>
-          <ns2:ligatures ns2:val="none"/>
-        </w:rPr>
-      </w:pPr>
-    </w:p>
-    <w:p ns2:paraId="45192A8B" ns2:textId="77777777">
+          <w14:ligatures w14:val="none"/>
+        </w:rPr>
+      </w:pPr>
+    </w:p>
+    <w:p>
       <w:pPr>
         <w:pStyle w:val="Prrafodelista"/>
         <w:numPr>
@@ -6024,36 +5951,36 @@
           <w:color w:val="000000"/>
           <w:kern w:val="0"/>
           <w:lang w:eastAsia="es-PE"/>
-          <ns2:ligatures ns2:val="none"/>
-        </w:rPr>
-      </w:pPr>
-      <w:r>
-        <w:rPr>
-          <w:rFonts w:ascii="Arial Narrow" w:eastAsia="Arial Narrow" w:hAnsi="Arial Narrow" w:cs="Arial Narrow"/>
-          <w:b/>
-          <w:color w:val="000000"/>
-          <w:kern w:val="0"/>
-          <w:lang w:eastAsia="es-PE"/>
-          <ns2:ligatures ns2:val="none"/>
+          <w14:ligatures w14:val="none"/>
+        </w:rPr>
+      </w:pPr>
+      <w:r>
+        <w:rPr>
+          <w:rFonts w:ascii="Arial Narrow" w:eastAsia="Arial Narrow" w:hAnsi="Arial Narrow" w:cs="Arial Narrow"/>
+          <w:b/>
+          <w:color w:val="000000"/>
+          <w:kern w:val="0"/>
+          <w:lang w:eastAsia="es-PE"/>
+          <w14:ligatures w14:val="none"/>
         </w:rPr>
         <w:t xml:space="preserve">RESOLUCIÓN DE LA SECRETARÍA TÉCNICA </w:t>
       </w:r>
     </w:p>
-    <w:p ns2:paraId="71820251" ns2:textId="77777777">
-      <w:pPr>
-        <w:spacing w:after="0" w:line="240" w:lineRule="auto"/>
-        <w:jc w:val="both"/>
-        <w:rPr>
-          <w:rFonts w:ascii="Arial Narrow" w:eastAsia="Arial Narrow" w:hAnsi="Arial Narrow" w:cs="Arial Narrow"/>
-          <w:b/>
-          <w:color w:val="000000"/>
-          <w:kern w:val="0"/>
-          <w:lang w:eastAsia="es-PE"/>
-          <ns2:ligatures ns2:val="none"/>
-        </w:rPr>
-      </w:pPr>
-    </w:p>
-    <w:p ns2:paraId="207A02CB" ns2:textId="10F1F905">
+    <w:p>
+      <w:pPr>
+        <w:spacing w:after="0" w:line="240" w:lineRule="auto"/>
+        <w:jc w:val="both"/>
+        <w:rPr>
+          <w:rFonts w:ascii="Arial Narrow" w:eastAsia="Arial Narrow" w:hAnsi="Arial Narrow" w:cs="Arial Narrow"/>
+          <w:b/>
+          <w:color w:val="000000"/>
+          <w:kern w:val="0"/>
+          <w:lang w:eastAsia="es-PE"/>
+          <w14:ligatures w14:val="none"/>
+        </w:rPr>
+      </w:pPr>
+    </w:p>
+    <w:p>
       <w:pPr>
         <w:tabs>
           <w:tab w:val="left" w:pos="284"/>
@@ -6091,7 +6018,7 @@
           <w:kern w:val="0"/>
           <w:shd w:val="clear" w:color="auto" w:fill="FFFFFF"/>
           <w:lang w:eastAsia="es-PE"/>
-          <ns2:ligatures ns2:val="none"/>
+          <w14:ligatures w14:val="none"/>
         </w:rPr>
         <w:t xml:space="preserve"/>
       </w:r>
@@ -6153,21 +6080,21 @@
         <w:t xml:space="preserve"/>
       </w:r>
     </w:p>
-    <w:p ns2:paraId="75006A73" ns2:textId="77777777">
-      <w:pPr>
-        <w:spacing w:after="0" w:line="240" w:lineRule="auto"/>
-        <w:jc w:val="both"/>
-        <w:rPr>
-          <w:rFonts w:ascii="Arial Narrow" w:eastAsia="Arial Narrow" w:hAnsi="Arial Narrow" w:cs="Arial Narrow"/>
-          <w:b/>
-          <w:color w:val="000000"/>
-          <w:kern w:val="0"/>
-          <w:lang w:eastAsia="es-PE"/>
-          <ns2:ligatures ns2:val="none"/>
-        </w:rPr>
-      </w:pPr>
-    </w:p>
-    <w:p ns2:paraId="5E432484" ns2:textId="2AC39DE3">
+    <w:p>
+      <w:pPr>
+        <w:spacing w:after="0" w:line="240" w:lineRule="auto"/>
+        <w:jc w:val="both"/>
+        <w:rPr>
+          <w:rFonts w:ascii="Arial Narrow" w:eastAsia="Arial Narrow" w:hAnsi="Arial Narrow" w:cs="Arial Narrow"/>
+          <w:b/>
+          <w:color w:val="000000"/>
+          <w:kern w:val="0"/>
+          <w:lang w:eastAsia="es-PE"/>
+          <w14:ligatures w14:val="none"/>
+        </w:rPr>
+      </w:pPr>
+    </w:p>
+    <w:p>
       <w:pPr>
         <w:spacing w:after="0" w:line="240" w:lineRule="auto"/>
         <w:jc w:val="both"/>
@@ -6176,17 +6103,17 @@
           <w:color w:val="000000"/>
           <w:kern w:val="0"/>
           <w:lang w:eastAsia="es-PE"/>
-          <ns2:ligatures ns2:val="none"/>
-        </w:rPr>
-      </w:pPr>
-      <w:r>
-        <w:rPr>
-          <w:rFonts w:ascii="Arial Narrow" w:eastAsia="Arial Narrow" w:hAnsi="Arial Narrow" w:cs="Arial Narrow"/>
-          <w:b/>
-          <w:color w:val="000000"/>
-          <w:kern w:val="0"/>
-          <w:lang w:eastAsia="es-PE"/>
-          <ns2:ligatures ns2:val="none"/>
+          <w14:ligatures w14:val="none"/>
+        </w:rPr>
+      </w:pPr>
+      <w:r>
+        <w:rPr>
+          <w:rFonts w:ascii="Arial Narrow" w:eastAsia="Arial Narrow" w:hAnsi="Arial Narrow" w:cs="Arial Narrow"/>
+          <w:b/>
+          <w:color w:val="000000"/>
+          <w:kern w:val="0"/>
+          <w:lang w:eastAsia="es-PE"/>
+          <w14:ligatures w14:val="none"/>
         </w:rPr>
         <w:t xml:space="preserve">SEGUNDO: admitir a trámite la denuncia del 21 de enero de 2026, complementado mediante escritos del 27 de enero de 2026, 28 de enero de 2026, dos (2) escritos del 29 de enero de 2026, subsanada mediante escrito del 13 de febrero de 2026, y mediante escritos del 10 de febrero de 2026, dos (2) escritos del 13 de febrero de 2026, escritos del 17 de febrero de 2026 y del 19 de febrero de 2026, interpuesta por la señora [DENUNCIANTE] contra BNP Paribas Cardif S.A. Compañía de Seguros y Reaseguros y Scotiabank Perú S.A.A, por lo siguiente:</w:t>
       </w:r>
@@ -6197,7 +6124,7 @@
           <w:color w:val="000000"/>
           <w:kern w:val="0"/>
           <w:lang w:eastAsia="es-PE"/>
-          <ns2:ligatures ns2:val="none"/>
+          <w14:ligatures w14:val="none"/>
         </w:rPr>
         <w:t xml:space="preserve"/>
       </w:r>
@@ -6208,7 +6135,7 @@
           <w:kern w:val="0"/>
           <w:shd w:val="clear" w:color="auto" w:fill="FFFFFF"/>
           <w:lang w:eastAsia="es-PE"/>
-          <ns2:ligatures ns2:val="none"/>
+          <w14:ligatures w14:val="none"/>
         </w:rPr>
         <w:t xml:space="preserve"/>
       </w:r>
@@ -6218,7 +6145,7 @@
           <w:color w:val="000000"/>
           <w:kern w:val="0"/>
           <w:lang w:val="es-ES" w:eastAsia="es-ES"/>
-          <ns2:ligatures ns2:val="none"/>
+          <w14:ligatures w14:val="none"/>
         </w:rPr>
         <w:t/>
       </w:r>
@@ -6228,7 +6155,7 @@
           <w:color w:val="000000"/>
           <w:kern w:val="0"/>
           <w:lang w:val="es-ES" w:eastAsia="es-ES"/>
-          <ns2:ligatures ns2:val="none"/>
+          <w14:ligatures w14:val="none"/>
         </w:rPr>
         <w:t xml:space="preserve"/>
       </w:r>
@@ -6239,7 +6166,7 @@
           <w:kern w:val="0"/>
           <w:shd w:val="clear" w:color="auto" w:fill="FFFFFF"/>
           <w:lang w:eastAsia="es-PE"/>
-          <ns2:ligatures ns2:val="none"/>
+          <w14:ligatures w14:val="none"/>
         </w:rPr>
         <w:t xml:space="preserve"/>
       </w:r>
@@ -6250,7 +6177,7 @@
           <w:kern w:val="0"/>
           <w:shd w:val="clear" w:color="auto" w:fill="FFFFFF"/>
           <w:lang w:eastAsia="es-PE"/>
-          <ns2:ligatures ns2:val="none"/>
+          <w14:ligatures w14:val="none"/>
         </w:rPr>
         <w:t/>
       </w:r>
@@ -6261,7 +6188,7 @@
           <w:kern w:val="0"/>
           <w:shd w:val="clear" w:color="auto" w:fill="FFFFFF"/>
           <w:lang w:eastAsia="es-PE"/>
-          <ns2:ligatures ns2:val="none"/>
+          <w14:ligatures w14:val="none"/>
         </w:rPr>
         <w:t xml:space="preserve"/>
       </w:r>
@@ -6272,7 +6199,7 @@
           <w:kern w:val="0"/>
           <w:shd w:val="clear" w:color="auto" w:fill="FFFFFF"/>
           <w:lang w:eastAsia="es-PE"/>
-          <ns2:ligatures ns2:val="none"/>
+          <w14:ligatures w14:val="none"/>
         </w:rPr>
         <w:t xml:space="preserve"/>
       </w:r>
@@ -6283,7 +6210,7 @@
           <w:kern w:val="0"/>
           <w:shd w:val="clear" w:color="auto" w:fill="FFFFFF"/>
           <w:lang w:eastAsia="es-PE"/>
-          <ns2:ligatures ns2:val="none"/>
+          <w14:ligatures w14:val="none"/>
         </w:rPr>
         <w:t xml:space="preserve"/>
       </w:r>
@@ -6333,7 +6260,7 @@
           <w:kern w:val="0"/>
           <w:shd w:val="clear" w:color="auto" w:fill="FFFFFF"/>
           <w:lang w:eastAsia="es-PE"/>
-          <ns2:ligatures ns2:val="none"/>
+          <w14:ligatures w14:val="none"/>
         </w:rPr>
         <w:t xml:space="preserve"/>
       </w:r>
@@ -6344,22 +6271,22 @@
           <w:kern w:val="0"/>
           <w:shd w:val="clear" w:color="auto" w:fill="FFFFFF"/>
           <w:lang w:eastAsia="es-PE"/>
-          <ns2:ligatures ns2:val="none"/>
+          <w14:ligatures w14:val="none"/>
         </w:rPr>
         <w:t/>
       </w:r>
     </w:p>
-    <w:p ns2:paraId="0E294A1F" ns2:textId="77777777">
+    <w:p>
       <w:pPr>
         <w:spacing w:line="240" w:lineRule="auto"/>
         <w:rPr>
           <w:rFonts w:ascii="Arial Narrow" w:eastAsia="Arial Narrow" w:hAnsi="Arial Narrow" w:cs="Arial Narrow"/>
           <w:kern w:val="0"/>
-          <ns2:ligatures ns2:val="none"/>
-        </w:rPr>
-      </w:pPr>
-    </w:p>
-    <w:p ns2:paraId="04AF7A1A" ns2:textId="2BBE1DA6">
+          <w14:ligatures w14:val="none"/>
+        </w:rPr>
+      </w:pPr>
+    </w:p>
+    <w:p>
       <w:pPr>
         <w:pStyle w:val="Prrafodelista"/>
         <w:numPr>
@@ -6375,14 +6302,14 @@
         <w:rPr>
           <w:rFonts w:ascii="Arial Narrow" w:eastAsia="Arial Narrow" w:hAnsi="Arial Narrow" w:cs="Arial Narrow"/>
           <w:kern w:val="0"/>
-          <ns2:ligatures ns2:val="none"/>
-        </w:rPr>
-      </w:pPr>
-      <w:r>
-        <w:rPr>
-          <w:rFonts w:ascii="Arial Narrow" w:eastAsia="Arial Narrow" w:hAnsi="Arial Narrow" w:cs="Arial Narrow"/>
-          <w:kern w:val="0"/>
-          <ns2:ligatures ns2:val="none"/>
+          <w14:ligatures w14:val="none"/>
+        </w:rPr>
+      </w:pPr>
+      <w:r>
+        <w:rPr>
+          <w:rFonts w:ascii="Arial Narrow" w:eastAsia="Arial Narrow" w:hAnsi="Arial Narrow" w:cs="Arial Narrow"/>
+          <w:kern w:val="0"/>
+          <w14:ligatures w14:val="none"/>
         </w:rPr>
         <w:t xml:space="preserve">Presunta </w:t>
       </w:r>
@@ -6390,7 +6317,7 @@
         <w:rPr>
           <w:rFonts w:ascii="Arial Narrow" w:eastAsia="Arial Narrow" w:hAnsi="Arial Narrow" w:cs="Arial Narrow"/>
           <w:kern w:val="0"/>
-          <ns2:ligatures ns2:val="none"/>
+          <w14:ligatures w14:val="none"/>
         </w:rPr>
         <w:t>infracción a los artículos 18 y 19 de la Ley 29571, Código de Protección y Defensa del Consumidor</w:t>
       </w:r>
@@ -6398,7 +6325,7 @@
         <w:rPr>
           <w:rFonts w:ascii="Arial Narrow" w:eastAsia="Arial Narrow" w:hAnsi="Arial Narrow" w:cs="Arial Narrow"/>
           <w:kern w:val="0"/>
-          <ns2:ligatures ns2:val="none"/>
+          <w14:ligatures w14:val="none"/>
         </w:rPr>
         <w:t xml:space="preserve">, en tanto </w:t>
       </w:r>
@@ -6406,7 +6333,7 @@
         <w:rPr>
           <w:rFonts w:ascii="Arial Narrow" w:eastAsia="Arial Narrow" w:hAnsi="Arial Narrow" w:cs="Arial Narrow"/>
           <w:kern w:val="0"/>
-          <ns2:ligatures ns2:val="none"/>
+          <w14:ligatures w14:val="none"/>
         </w:rPr>
         <w:t xml:space="preserve">BNP </w:t>
       </w:r>
@@ -6415,7 +6342,7 @@
         <w:rPr>
           <w:rFonts w:ascii="Arial Narrow" w:eastAsia="Arial Narrow" w:hAnsi="Arial Narrow" w:cs="Arial Narrow"/>
           <w:kern w:val="0"/>
-          <ns2:ligatures ns2:val="none"/>
+          <w14:ligatures w14:val="none"/>
         </w:rPr>
         <w:t>Paribas</w:t>
       </w:r>
@@ -6424,7 +6351,7 @@
         <w:rPr>
           <w:rFonts w:ascii="Arial Narrow" w:eastAsia="Arial Narrow" w:hAnsi="Arial Narrow" w:cs="Arial Narrow"/>
           <w:kern w:val="0"/>
-          <ns2:ligatures ns2:val="none"/>
+          <w14:ligatures w14:val="none"/>
         </w:rPr>
         <w:t xml:space="preserve"> </w:t>
       </w:r>
@@ -6433,7 +6360,7 @@
         <w:rPr>
           <w:rFonts w:ascii="Arial Narrow" w:eastAsia="Arial Narrow" w:hAnsi="Arial Narrow" w:cs="Arial Narrow"/>
           <w:kern w:val="0"/>
-          <ns2:ligatures ns2:val="none"/>
+          <w14:ligatures w14:val="none"/>
         </w:rPr>
         <w:t>Cardif</w:t>
       </w:r>
@@ -6442,7 +6369,7 @@
         <w:rPr>
           <w:rFonts w:ascii="Arial Narrow" w:eastAsia="Arial Narrow" w:hAnsi="Arial Narrow" w:cs="Arial Narrow"/>
           <w:kern w:val="0"/>
-          <ns2:ligatures ns2:val="none"/>
+          <w14:ligatures w14:val="none"/>
         </w:rPr>
         <w:t xml:space="preserve"> S.A. Compañía de Seguros y Reaseguros </w:t>
       </w:r>
@@ -6450,7 +6377,7 @@
         <w:rPr>
           <w:rFonts w:ascii="Arial Narrow" w:eastAsia="Arial Narrow" w:hAnsi="Arial Narrow" w:cs="Arial Narrow"/>
           <w:kern w:val="0"/>
-          <ns2:ligatures ns2:val="none"/>
+          <w14:ligatures w14:val="none"/>
         </w:rPr>
         <w:t xml:space="preserve">habría negado </w:t>
       </w:r>
@@ -6458,7 +6385,7 @@
         <w:rPr>
           <w:rFonts w:ascii="Arial Narrow" w:eastAsia="Arial Narrow" w:hAnsi="Arial Narrow" w:cs="Arial Narrow"/>
           <w:kern w:val="0"/>
-          <ns2:ligatures ns2:val="none"/>
+          <w14:ligatures w14:val="none"/>
         </w:rPr>
         <w:t xml:space="preserve">injustificadamente </w:t>
       </w:r>
@@ -6466,7 +6393,7 @@
         <w:rPr>
           <w:rFonts w:ascii="Arial Narrow" w:eastAsia="Arial Narrow" w:hAnsi="Arial Narrow" w:cs="Arial Narrow"/>
           <w:kern w:val="0"/>
-          <ns2:ligatures ns2:val="none"/>
+          <w14:ligatures w14:val="none"/>
         </w:rPr>
         <w:t xml:space="preserve">la cobertura del seguro de desgravamen asociado a la tarjeta de crédito </w:t>
       </w:r>
@@ -6475,7 +6402,7 @@
         <w:rPr>
           <w:rFonts w:ascii="Arial Narrow" w:eastAsia="Arial Narrow" w:hAnsi="Arial Narrow" w:cs="Arial Narrow"/>
           <w:kern w:val="0"/>
-          <ns2:ligatures ns2:val="none"/>
+          <w14:ligatures w14:val="none"/>
         </w:rPr>
         <w:t>Mastercard</w:t>
       </w:r>
@@ -6484,7 +6411,7 @@
         <w:rPr>
           <w:rFonts w:ascii="Arial Narrow" w:eastAsia="Arial Narrow" w:hAnsi="Arial Narrow" w:cs="Arial Narrow"/>
           <w:kern w:val="0"/>
-          <ns2:ligatures ns2:val="none"/>
+          <w14:ligatures w14:val="none"/>
         </w:rPr>
         <w:t xml:space="preserve"> Singular Black </w:t>
       </w:r>
@@ -6493,7 +6420,7 @@
         <w:rPr>
           <w:rFonts w:ascii="Arial Narrow" w:eastAsia="Arial Narrow" w:hAnsi="Arial Narrow" w:cs="Arial Narrow"/>
           <w:kern w:val="0"/>
-          <ns2:ligatures ns2:val="none"/>
+          <w14:ligatures w14:val="none"/>
         </w:rPr>
         <w:t/>
       </w:r>
@@ -6502,7 +6429,7 @@
         <w:rPr>
           <w:rFonts w:ascii="Arial Narrow" w:eastAsia="Arial Narrow" w:hAnsi="Arial Narrow" w:cs="Arial Narrow"/>
           <w:kern w:val="0"/>
-          <ns2:ligatures ns2:val="none"/>
+          <w14:ligatures w14:val="none"/>
         </w:rPr>
         <w:t xml:space="preserve"> 512372****3570</w:t>
       </w:r>
@@ -6510,7 +6437,7 @@
         <w:rPr>
           <w:rFonts w:ascii="Arial Narrow" w:eastAsia="Arial Narrow" w:hAnsi="Arial Narrow" w:cs="Arial Narrow"/>
           <w:kern w:val="0"/>
-          <ns2:ligatures ns2:val="none"/>
+          <w14:ligatures w14:val="none"/>
         </w:rPr>
         <w:t xml:space="preserve"> a la denunciante</w:t>
       </w:r>
@@ -6518,7 +6445,7 @@
         <w:rPr>
           <w:rFonts w:ascii="Arial Narrow" w:eastAsia="Arial Narrow" w:hAnsi="Arial Narrow" w:cs="Arial Narrow"/>
           <w:kern w:val="0"/>
-          <ns2:ligatures ns2:val="none"/>
+          <w14:ligatures w14:val="none"/>
         </w:rPr>
         <w:t xml:space="preserve"> por la invalidez permanente total que padece</w:t>
       </w:r>
@@ -6526,12 +6453,12 @@
         <w:rPr>
           <w:rFonts w:ascii="Arial Narrow" w:eastAsia="Arial Narrow" w:hAnsi="Arial Narrow" w:cs="Arial Narrow"/>
           <w:kern w:val="0"/>
-          <ns2:ligatures ns2:val="none"/>
+          <w14:ligatures w14:val="none"/>
         </w:rPr>
         <w:t>.</w:t>
       </w:r>
     </w:p>
-    <w:p ns2:paraId="64B25AE9" ns2:textId="77777777">
+    <w:p>
       <w:pPr>
         <w:pStyle w:val="Prrafodelista"/>
         <w:spacing w:after="0" w:line="240" w:lineRule="auto"/>
@@ -6540,11 +6467,11 @@
         <w:rPr>
           <w:rFonts w:ascii="Arial Narrow" w:eastAsia="Arial Narrow" w:hAnsi="Arial Narrow" w:cs="Arial Narrow"/>
           <w:kern w:val="0"/>
-          <ns2:ligatures ns2:val="none"/>
-        </w:rPr>
-      </w:pPr>
-    </w:p>
-    <w:p ns2:paraId="509BD10B" ns2:textId="52AD0B6A">
+          <w14:ligatures w14:val="none"/>
+        </w:rPr>
+      </w:pPr>
+    </w:p>
+    <w:p>
       <w:pPr>
         <w:pStyle w:val="Prrafodelista"/>
         <w:numPr>
@@ -6560,14 +6487,14 @@
         <w:rPr>
           <w:rFonts w:ascii="Arial Narrow" w:eastAsia="Arial Narrow" w:hAnsi="Arial Narrow" w:cs="Arial Narrow"/>
           <w:kern w:val="0"/>
-          <ns2:ligatures ns2:val="none"/>
-        </w:rPr>
-      </w:pPr>
-      <w:r>
-        <w:rPr>
-          <w:rFonts w:ascii="Arial Narrow" w:eastAsia="Arial Narrow" w:hAnsi="Arial Narrow" w:cs="Arial Narrow"/>
-          <w:kern w:val="0"/>
-          <ns2:ligatures ns2:val="none"/>
+          <w14:ligatures w14:val="none"/>
+        </w:rPr>
+      </w:pPr>
+      <w:r>
+        <w:rPr>
+          <w:rFonts w:ascii="Arial Narrow" w:eastAsia="Arial Narrow" w:hAnsi="Arial Narrow" w:cs="Arial Narrow"/>
+          <w:kern w:val="0"/>
+          <w14:ligatures w14:val="none"/>
         </w:rPr>
         <w:t xml:space="preserve">Presunta infracción a los artículos 18 y 19 de la Ley 29571, Código de Protección y Defensa del Consumidor, en tanto </w:t>
       </w:r>
@@ -6575,7 +6502,7 @@
         <w:rPr>
           <w:rFonts w:ascii="Arial Narrow" w:eastAsia="Arial Narrow" w:hAnsi="Arial Narrow" w:cs="Arial Narrow"/>
           <w:kern w:val="0"/>
-          <ns2:ligatures ns2:val="none"/>
+          <w14:ligatures w14:val="none"/>
         </w:rPr>
         <w:t xml:space="preserve">BNP </w:t>
       </w:r>
@@ -6584,7 +6511,7 @@
         <w:rPr>
           <w:rFonts w:ascii="Arial Narrow" w:eastAsia="Arial Narrow" w:hAnsi="Arial Narrow" w:cs="Arial Narrow"/>
           <w:kern w:val="0"/>
-          <ns2:ligatures ns2:val="none"/>
+          <w14:ligatures w14:val="none"/>
         </w:rPr>
         <w:t>Paribas</w:t>
       </w:r>
@@ -6593,7 +6520,7 @@
         <w:rPr>
           <w:rFonts w:ascii="Arial Narrow" w:eastAsia="Arial Narrow" w:hAnsi="Arial Narrow" w:cs="Arial Narrow"/>
           <w:kern w:val="0"/>
-          <ns2:ligatures ns2:val="none"/>
+          <w14:ligatures w14:val="none"/>
         </w:rPr>
         <w:t xml:space="preserve"> </w:t>
       </w:r>
@@ -6602,7 +6529,7 @@
         <w:rPr>
           <w:rFonts w:ascii="Arial Narrow" w:eastAsia="Arial Narrow" w:hAnsi="Arial Narrow" w:cs="Arial Narrow"/>
           <w:kern w:val="0"/>
-          <ns2:ligatures ns2:val="none"/>
+          <w14:ligatures w14:val="none"/>
         </w:rPr>
         <w:t>Cardif</w:t>
       </w:r>
@@ -6611,7 +6538,7 @@
         <w:rPr>
           <w:rFonts w:ascii="Arial Narrow" w:eastAsia="Arial Narrow" w:hAnsi="Arial Narrow" w:cs="Arial Narrow"/>
           <w:kern w:val="0"/>
-          <ns2:ligatures ns2:val="none"/>
+          <w14:ligatures w14:val="none"/>
         </w:rPr>
         <w:t xml:space="preserve"> S.A. Compañía de Seguros y Reaseguros </w:t>
       </w:r>
@@ -6619,7 +6546,7 @@
         <w:rPr>
           <w:rFonts w:ascii="Arial Narrow" w:eastAsia="Arial Narrow" w:hAnsi="Arial Narrow" w:cs="Arial Narrow"/>
           <w:kern w:val="0"/>
-          <ns2:ligatures ns2:val="none"/>
+          <w14:ligatures w14:val="none"/>
         </w:rPr>
         <w:t>habría negado</w:t>
       </w:r>
@@ -6627,7 +6554,7 @@
         <w:rPr>
           <w:rFonts w:ascii="Arial Narrow" w:eastAsia="Arial Narrow" w:hAnsi="Arial Narrow" w:cs="Arial Narrow"/>
           <w:kern w:val="0"/>
-          <ns2:ligatures ns2:val="none"/>
+          <w14:ligatures w14:val="none"/>
         </w:rPr>
         <w:t xml:space="preserve"> injustificadamente</w:t>
       </w:r>
@@ -6635,7 +6562,7 @@
         <w:rPr>
           <w:rFonts w:ascii="Arial Narrow" w:eastAsia="Arial Narrow" w:hAnsi="Arial Narrow" w:cs="Arial Narrow"/>
           <w:kern w:val="0"/>
-          <ns2:ligatures ns2:val="none"/>
+          <w14:ligatures w14:val="none"/>
         </w:rPr>
         <w:t xml:space="preserve"> la cobertura del seguro de desgravamen asociado al préstamo personal por S/ 58 814,59</w:t>
       </w:r>
@@ -6643,7 +6570,7 @@
         <w:rPr>
           <w:rFonts w:ascii="Arial Narrow" w:eastAsia="Arial Narrow" w:hAnsi="Arial Narrow" w:cs="Arial Narrow"/>
           <w:kern w:val="0"/>
-          <ns2:ligatures ns2:val="none"/>
+          <w14:ligatures w14:val="none"/>
         </w:rPr>
         <w:t xml:space="preserve"> a la denunciante</w:t>
       </w:r>
@@ -6651,7 +6578,7 @@
         <w:rPr>
           <w:rFonts w:ascii="Arial Narrow" w:eastAsia="Arial Narrow" w:hAnsi="Arial Narrow" w:cs="Arial Narrow"/>
           <w:kern w:val="0"/>
-          <ns2:ligatures ns2:val="none"/>
+          <w14:ligatures w14:val="none"/>
         </w:rPr>
         <w:t xml:space="preserve"> por la invalidez permanente total que padece</w:t>
       </w:r>
@@ -6659,23 +6586,23 @@
         <w:rPr>
           <w:rFonts w:ascii="Arial Narrow" w:eastAsia="Arial Narrow" w:hAnsi="Arial Narrow" w:cs="Arial Narrow"/>
           <w:kern w:val="0"/>
-          <ns2:ligatures ns2:val="none"/>
+          <w14:ligatures w14:val="none"/>
         </w:rPr>
         <w:t>.</w:t>
       </w:r>
     </w:p>
-    <w:p ns2:paraId="7F57C842" ns2:textId="77777777">
+    <w:p>
       <w:pPr>
         <w:pStyle w:val="Prrafodelista"/>
         <w:spacing w:line="240" w:lineRule="auto"/>
         <w:rPr>
           <w:rFonts w:ascii="Arial Narrow" w:eastAsia="Arial Narrow" w:hAnsi="Arial Narrow" w:cs="Arial Narrow"/>
           <w:kern w:val="0"/>
-          <ns2:ligatures ns2:val="none"/>
-        </w:rPr>
-      </w:pPr>
-    </w:p>
-    <w:p ns2:paraId="59D5EFA7" ns2:textId="1D2B829A">
+          <w14:ligatures w14:val="none"/>
+        </w:rPr>
+      </w:pPr>
+    </w:p>
+    <w:p>
       <w:pPr>
         <w:pStyle w:val="Prrafodelista"/>
         <w:numPr>
@@ -6691,14 +6618,14 @@
         <w:rPr>
           <w:rFonts w:ascii="Arial Narrow" w:eastAsia="Arial Narrow" w:hAnsi="Arial Narrow" w:cs="Arial Narrow"/>
           <w:kern w:val="0"/>
-          <ns2:ligatures ns2:val="none"/>
-        </w:rPr>
-      </w:pPr>
-      <w:r>
-        <w:rPr>
-          <w:rFonts w:ascii="Arial Narrow" w:eastAsia="Arial Narrow" w:hAnsi="Arial Narrow" w:cs="Arial Narrow"/>
-          <w:kern w:val="0"/>
-          <ns2:ligatures ns2:val="none"/>
+          <w14:ligatures w14:val="none"/>
+        </w:rPr>
+      </w:pPr>
+      <w:r>
+        <w:rPr>
+          <w:rFonts w:ascii="Arial Narrow" w:eastAsia="Arial Narrow" w:hAnsi="Arial Narrow" w:cs="Arial Narrow"/>
+          <w:kern w:val="0"/>
+          <w14:ligatures w14:val="none"/>
         </w:rPr>
         <w:t xml:space="preserve">Presunta infracción a los artículos 18 y 19 de la Ley 29571, Código de Protección y Defensa del Consumidor, en tanto </w:t>
       </w:r>
@@ -6706,7 +6633,7 @@
         <w:rPr>
           <w:rFonts w:ascii="Arial Narrow" w:eastAsia="Arial Narrow" w:hAnsi="Arial Narrow" w:cs="Arial Narrow"/>
           <w:kern w:val="0"/>
-          <ns2:ligatures ns2:val="none"/>
+          <w14:ligatures w14:val="none"/>
         </w:rPr>
         <w:t xml:space="preserve">Scotiabank Perú S.A.A. habría </w:t>
       </w:r>
@@ -6714,7 +6641,7 @@
         <w:rPr>
           <w:rFonts w:ascii="Arial Narrow" w:eastAsia="Arial Narrow" w:hAnsi="Arial Narrow" w:cs="Arial Narrow"/>
           <w:kern w:val="0"/>
-          <ns2:ligatures ns2:val="none"/>
+          <w14:ligatures w14:val="none"/>
         </w:rPr>
         <w:t>requerido indebidamente</w:t>
       </w:r>
@@ -6722,7 +6649,7 @@
         <w:rPr>
           <w:rFonts w:ascii="Arial Narrow" w:eastAsia="Arial Narrow" w:hAnsi="Arial Narrow" w:cs="Arial Narrow"/>
           <w:kern w:val="0"/>
-          <ns2:ligatures ns2:val="none"/>
+          <w14:ligatures w14:val="none"/>
         </w:rPr>
         <w:t xml:space="preserve"> el 19 de febrero de 2026</w:t>
       </w:r>
@@ -6730,7 +6657,7 @@
         <w:rPr>
           <w:rFonts w:ascii="Arial Narrow" w:eastAsia="Arial Narrow" w:hAnsi="Arial Narrow" w:cs="Arial Narrow"/>
           <w:kern w:val="0"/>
-          <ns2:ligatures ns2:val="none"/>
+          <w14:ligatures w14:val="none"/>
         </w:rPr>
         <w:t xml:space="preserve">, para </w:t>
       </w:r>
@@ -6738,7 +6665,7 @@
         <w:rPr>
           <w:rFonts w:ascii="Arial Narrow" w:eastAsia="Arial Narrow" w:hAnsi="Arial Narrow" w:cs="Arial Narrow"/>
           <w:kern w:val="0"/>
-          <ns2:ligatures ns2:val="none"/>
+          <w14:ligatures w14:val="none"/>
         </w:rPr>
         <w:t xml:space="preserve">la entrega de </w:t>
       </w:r>
@@ -6746,7 +6673,7 @@
         <w:rPr>
           <w:rFonts w:ascii="Arial Narrow" w:eastAsia="Arial Narrow" w:hAnsi="Arial Narrow" w:cs="Arial Narrow"/>
           <w:kern w:val="0"/>
-          <ns2:ligatures ns2:val="none"/>
+          <w14:ligatures w14:val="none"/>
         </w:rPr>
         <w:t>documentación contractual</w:t>
       </w:r>
@@ -6754,7 +6681,7 @@
         <w:rPr>
           <w:rFonts w:ascii="Arial Narrow" w:eastAsia="Arial Narrow" w:hAnsi="Arial Narrow" w:cs="Arial Narrow"/>
           <w:kern w:val="0"/>
-          <ns2:ligatures ns2:val="none"/>
+          <w14:ligatures w14:val="none"/>
         </w:rPr>
         <w:t xml:space="preserve"> vinculada a la tarjeta de crédito </w:t>
       </w:r>
@@ -6763,7 +6690,7 @@
         <w:rPr>
           <w:rFonts w:ascii="Arial Narrow" w:eastAsia="Arial Narrow" w:hAnsi="Arial Narrow" w:cs="Arial Narrow"/>
           <w:kern w:val="0"/>
-          <ns2:ligatures ns2:val="none"/>
+          <w14:ligatures w14:val="none"/>
         </w:rPr>
         <w:t>Mastercard</w:t>
       </w:r>
@@ -6772,7 +6699,7 @@
         <w:rPr>
           <w:rFonts w:ascii="Arial Narrow" w:eastAsia="Arial Narrow" w:hAnsi="Arial Narrow" w:cs="Arial Narrow"/>
           <w:kern w:val="0"/>
-          <ns2:ligatures ns2:val="none"/>
+          <w14:ligatures w14:val="none"/>
         </w:rPr>
         <w:t xml:space="preserve"> Singular Black </w:t>
       </w:r>
@@ -6781,7 +6708,7 @@
         <w:rPr>
           <w:rFonts w:ascii="Arial Narrow" w:eastAsia="Arial Narrow" w:hAnsi="Arial Narrow" w:cs="Arial Narrow"/>
           <w:kern w:val="0"/>
-          <ns2:ligatures ns2:val="none"/>
+          <w14:ligatures w14:val="none"/>
         </w:rPr>
         <w:t/>
       </w:r>
@@ -6790,7 +6717,7 @@
         <w:rPr>
           <w:rFonts w:ascii="Arial Narrow" w:eastAsia="Arial Narrow" w:hAnsi="Arial Narrow" w:cs="Arial Narrow"/>
           <w:kern w:val="0"/>
-          <ns2:ligatures ns2:val="none"/>
+          <w14:ligatures w14:val="none"/>
         </w:rPr>
         <w:t xml:space="preserve"> 512372****3570 y al préstamo personal por S/ 58 814,59, </w:t>
       </w:r>
@@ -6798,7 +6725,7 @@
         <w:rPr>
           <w:rFonts w:ascii="Arial Narrow" w:eastAsia="Arial Narrow" w:hAnsi="Arial Narrow" w:cs="Arial Narrow"/>
           <w:kern w:val="0"/>
-          <ns2:ligatures ns2:val="none"/>
+          <w14:ligatures w14:val="none"/>
         </w:rPr>
         <w:t>el</w:t>
       </w:r>
@@ -6806,7 +6733,7 @@
         <w:rPr>
           <w:rFonts w:ascii="Arial Narrow" w:eastAsia="Arial Narrow" w:hAnsi="Arial Narrow" w:cs="Arial Narrow"/>
           <w:kern w:val="0"/>
-          <ns2:ligatures ns2:val="none"/>
+          <w14:ligatures w14:val="none"/>
         </w:rPr>
         <w:t xml:space="preserve"> pago de un tarifario</w:t>
       </w:r>
@@ -6814,22 +6741,22 @@
         <w:rPr>
           <w:rFonts w:ascii="Arial Narrow" w:eastAsia="Arial Narrow" w:hAnsi="Arial Narrow" w:cs="Arial Narrow"/>
           <w:kern w:val="0"/>
-          <ns2:ligatures ns2:val="none"/>
+          <w14:ligatures w14:val="none"/>
         </w:rPr>
         <w:t>.</w:t>
       </w:r>
     </w:p>
-    <w:p ns2:paraId="13B1D7D3" ns2:textId="77777777">
+    <w:p>
       <w:pPr>
         <w:pStyle w:val="Prrafodelista"/>
         <w:rPr>
           <w:rFonts w:ascii="Arial Narrow" w:eastAsia="Arial Narrow" w:hAnsi="Arial Narrow" w:cs="Arial Narrow"/>
           <w:kern w:val="0"/>
-          <ns2:ligatures ns2:val="none"/>
-        </w:rPr>
-      </w:pPr>
-    </w:p>
-    <w:p ns2:paraId="6E3D9382" ns2:textId="707CABFE">
+          <w14:ligatures w14:val="none"/>
+        </w:rPr>
+      </w:pPr>
+    </w:p>
+    <w:p>
       <w:pPr>
         <w:pStyle w:val="Prrafodelista"/>
         <w:numPr>
@@ -6845,14 +6772,14 @@
         <w:rPr>
           <w:rFonts w:ascii="Arial Narrow" w:eastAsia="Arial Narrow" w:hAnsi="Arial Narrow" w:cs="Arial Narrow"/>
           <w:kern w:val="0"/>
-          <ns2:ligatures ns2:val="none"/>
-        </w:rPr>
-      </w:pPr>
-      <w:r>
-        <w:rPr>
-          <w:rFonts w:ascii="Arial Narrow" w:eastAsia="Arial Narrow" w:hAnsi="Arial Narrow" w:cs="Arial Narrow"/>
-          <w:kern w:val="0"/>
-          <ns2:ligatures ns2:val="none"/>
+          <w14:ligatures w14:val="none"/>
+        </w:rPr>
+      </w:pPr>
+      <w:r>
+        <w:rPr>
+          <w:rFonts w:ascii="Arial Narrow" w:eastAsia="Arial Narrow" w:hAnsi="Arial Narrow" w:cs="Arial Narrow"/>
+          <w:kern w:val="0"/>
+          <w14:ligatures w14:val="none"/>
         </w:rPr>
         <w:t xml:space="preserve">Presunta </w:t>
       </w:r>
@@ -6862,7 +6789,7 @@
           <w:color w:val="000000"/>
           <w:kern w:val="0"/>
           <w:lang w:eastAsia="es-PE"/>
-          <ns2:ligatures ns2:val="none"/>
+          <w14:ligatures w14:val="none"/>
         </w:rPr>
         <w:t>infracción al literal b) del artículo 56 de la Ley 29571, Código de Protección y Defensa del Consumidor</w:t>
       </w:r>
@@ -6870,7 +6797,7 @@
         <w:rPr>
           <w:rFonts w:ascii="Arial Narrow" w:eastAsia="Arial Narrow" w:hAnsi="Arial Narrow" w:cs="Arial Narrow"/>
           <w:kern w:val="0"/>
-          <ns2:ligatures ns2:val="none"/>
+          <w14:ligatures w14:val="none"/>
         </w:rPr>
         <w:t>,</w:t>
       </w:r>
@@ -6878,7 +6805,7 @@
         <w:rPr>
           <w:rFonts w:ascii="Arial Narrow" w:eastAsia="Arial Narrow" w:hAnsi="Arial Narrow" w:cs="Arial Narrow"/>
           <w:kern w:val="0"/>
-          <ns2:ligatures ns2:val="none"/>
+          <w14:ligatures w14:val="none"/>
         </w:rPr>
         <w:t xml:space="preserve"> en tanto </w:t>
       </w:r>
@@ -6886,7 +6813,7 @@
         <w:rPr>
           <w:rFonts w:ascii="Arial Narrow" w:eastAsia="Arial Narrow" w:hAnsi="Arial Narrow" w:cs="Arial Narrow"/>
           <w:kern w:val="0"/>
-          <ns2:ligatures ns2:val="none"/>
+          <w14:ligatures w14:val="none"/>
         </w:rPr>
         <w:t xml:space="preserve">los proveedores denunciados habrían afiliado a la denunciante a un seguro de desgravamen asociado a la tarjeta de crédito </w:t>
       </w:r>
@@ -6895,7 +6822,7 @@
         <w:rPr>
           <w:rFonts w:ascii="Arial Narrow" w:eastAsia="Arial Narrow" w:hAnsi="Arial Narrow" w:cs="Arial Narrow"/>
           <w:kern w:val="0"/>
-          <ns2:ligatures ns2:val="none"/>
+          <w14:ligatures w14:val="none"/>
         </w:rPr>
         <w:t>Mastercard</w:t>
       </w:r>
@@ -6904,7 +6831,7 @@
         <w:rPr>
           <w:rFonts w:ascii="Arial Narrow" w:eastAsia="Arial Narrow" w:hAnsi="Arial Narrow" w:cs="Arial Narrow"/>
           <w:kern w:val="0"/>
-          <ns2:ligatures ns2:val="none"/>
+          <w14:ligatures w14:val="none"/>
         </w:rPr>
         <w:t xml:space="preserve"> Singular Black </w:t>
       </w:r>
@@ -6913,7 +6840,7 @@
         <w:rPr>
           <w:rFonts w:ascii="Arial Narrow" w:eastAsia="Arial Narrow" w:hAnsi="Arial Narrow" w:cs="Arial Narrow"/>
           <w:kern w:val="0"/>
-          <ns2:ligatures ns2:val="none"/>
+          <w14:ligatures w14:val="none"/>
         </w:rPr>
         <w:t/>
       </w:r>
@@ -6922,7 +6849,7 @@
         <w:rPr>
           <w:rFonts w:ascii="Arial Narrow" w:eastAsia="Arial Narrow" w:hAnsi="Arial Narrow" w:cs="Arial Narrow"/>
           <w:kern w:val="0"/>
-          <ns2:ligatures ns2:val="none"/>
+          <w14:ligatures w14:val="none"/>
         </w:rPr>
         <w:t xml:space="preserve"> 512372****3570 sin contar con constancia de aceptación expresa ni su firma en la póliza</w:t>
       </w:r>
@@ -6930,23 +6857,23 @@
         <w:rPr>
           <w:rFonts w:ascii="Arial Narrow" w:eastAsia="Arial Narrow" w:hAnsi="Arial Narrow" w:cs="Arial Narrow"/>
           <w:kern w:val="0"/>
-          <ns2:ligatures ns2:val="none"/>
+          <w14:ligatures w14:val="none"/>
         </w:rPr>
         <w:t>.</w:t>
       </w:r>
     </w:p>
-    <w:p ns2:paraId="4B50D491" ns2:textId="77777777">
+    <w:p>
       <w:pPr>
         <w:pStyle w:val="Prrafodelista"/>
         <w:spacing w:line="240" w:lineRule="auto"/>
         <w:rPr>
           <w:rFonts w:ascii="Arial Narrow" w:eastAsia="Arial Narrow" w:hAnsi="Arial Narrow" w:cs="Arial Narrow"/>
           <w:kern w:val="0"/>
-          <ns2:ligatures ns2:val="none"/>
-        </w:rPr>
-      </w:pPr>
-    </w:p>
-    <w:p ns2:paraId="4EDD1D17" ns2:textId="3A0380B7">
+          <w14:ligatures w14:val="none"/>
+        </w:rPr>
+      </w:pPr>
+    </w:p>
+    <w:p>
       <w:pPr>
         <w:pStyle w:val="Prrafodelista"/>
         <w:numPr>
@@ -6962,14 +6889,14 @@
         <w:rPr>
           <w:rFonts w:ascii="Arial Narrow" w:eastAsia="Arial Narrow" w:hAnsi="Arial Narrow" w:cs="Arial Narrow"/>
           <w:kern w:val="0"/>
-          <ns2:ligatures ns2:val="none"/>
-        </w:rPr>
-      </w:pPr>
-      <w:r>
-        <w:rPr>
-          <w:rFonts w:ascii="Arial Narrow" w:eastAsia="Arial Narrow" w:hAnsi="Arial Narrow" w:cs="Arial Narrow"/>
-          <w:kern w:val="0"/>
-          <ns2:ligatures ns2:val="none"/>
+          <w14:ligatures w14:val="none"/>
+        </w:rPr>
+      </w:pPr>
+      <w:r>
+        <w:rPr>
+          <w:rFonts w:ascii="Arial Narrow" w:eastAsia="Arial Narrow" w:hAnsi="Arial Narrow" w:cs="Arial Narrow"/>
+          <w:kern w:val="0"/>
+          <w14:ligatures w14:val="none"/>
         </w:rPr>
         <w:t xml:space="preserve">Presunta </w:t>
       </w:r>
@@ -6979,7 +6906,7 @@
           <w:color w:val="000000"/>
           <w:kern w:val="0"/>
           <w:lang w:eastAsia="es-PE"/>
-          <ns2:ligatures ns2:val="none"/>
+          <w14:ligatures w14:val="none"/>
         </w:rPr>
         <w:t xml:space="preserve">infracción al literal </w:t>
       </w:r>
@@ -6989,7 +6916,7 @@
           <w:color w:val="000000"/>
           <w:kern w:val="0"/>
           <w:lang w:eastAsia="es-PE"/>
-          <ns2:ligatures ns2:val="none"/>
+          <w14:ligatures w14:val="none"/>
         </w:rPr>
         <w:t>b</w:t>
       </w:r>
@@ -6999,7 +6926,7 @@
           <w:color w:val="000000"/>
           <w:kern w:val="0"/>
           <w:lang w:eastAsia="es-PE"/>
-          <ns2:ligatures ns2:val="none"/>
+          <w14:ligatures w14:val="none"/>
         </w:rPr>
         <w:t>) del artículo 56 de la Ley 29571, Código de Protección y Defensa del Consumidor</w:t>
       </w:r>
@@ -7007,7 +6934,7 @@
         <w:rPr>
           <w:rFonts w:ascii="Arial Narrow" w:eastAsia="Arial Narrow" w:hAnsi="Arial Narrow" w:cs="Arial Narrow"/>
           <w:kern w:val="0"/>
-          <ns2:ligatures ns2:val="none"/>
+          <w14:ligatures w14:val="none"/>
         </w:rPr>
         <w:t>,</w:t>
       </w:r>
@@ -7015,7 +6942,7 @@
         <w:rPr>
           <w:rFonts w:ascii="Arial Narrow" w:eastAsia="Arial Narrow" w:hAnsi="Arial Narrow" w:cs="Arial Narrow"/>
           <w:kern w:val="0"/>
-          <ns2:ligatures ns2:val="none"/>
+          <w14:ligatures w14:val="none"/>
         </w:rPr>
         <w:t xml:space="preserve"> en tanto </w:t>
       </w:r>
@@ -7023,7 +6950,7 @@
         <w:rPr>
           <w:rFonts w:ascii="Arial Narrow" w:eastAsia="Arial Narrow" w:hAnsi="Arial Narrow" w:cs="Arial Narrow"/>
           <w:kern w:val="0"/>
-          <ns2:ligatures ns2:val="none"/>
+          <w14:ligatures w14:val="none"/>
         </w:rPr>
         <w:t xml:space="preserve">los proveedores denunciados habrían afiliado a la denunciante el 22 de abril de 2025</w:t>
       </w:r>
@@ -7031,7 +6958,7 @@
         <w:rPr>
           <w:rFonts w:ascii="Arial Narrow" w:eastAsia="Arial Narrow" w:hAnsi="Arial Narrow" w:cs="Arial Narrow"/>
           <w:kern w:val="0"/>
-          <ns2:ligatures ns2:val="none"/>
+          <w14:ligatures w14:val="none"/>
         </w:rPr>
         <w:lastRenderedPageBreak/>
         <w:t xml:space="preserve"> a un seguro de desgravamen vinculado al préstamo personal por S/ 58 814,59 sin solicitar declaración jurada de salud ni cuestionario médico</w:t>
@@ -7040,23 +6967,23 @@
         <w:rPr>
           <w:rFonts w:ascii="Arial Narrow" w:eastAsia="Arial Narrow" w:hAnsi="Arial Narrow" w:cs="Arial Narrow"/>
           <w:kern w:val="0"/>
-          <ns2:ligatures ns2:val="none"/>
+          <w14:ligatures w14:val="none"/>
         </w:rPr>
         <w:t xml:space="preserve">. </w:t>
       </w:r>
     </w:p>
-    <w:p ns2:paraId="7C2D1102" ns2:textId="77777777">
+    <w:p>
       <w:pPr>
         <w:pStyle w:val="Prrafodelista"/>
         <w:spacing w:line="240" w:lineRule="auto"/>
         <w:rPr>
           <w:rFonts w:ascii="Arial Narrow" w:eastAsia="Arial Narrow" w:hAnsi="Arial Narrow" w:cs="Arial Narrow"/>
           <w:kern w:val="0"/>
-          <ns2:ligatures ns2:val="none"/>
-        </w:rPr>
-      </w:pPr>
-    </w:p>
-    <w:p ns2:paraId="6201F227" ns2:textId="6765F52A">
+          <w14:ligatures w14:val="none"/>
+        </w:rPr>
+      </w:pPr>
+    </w:p>
+    <w:p>
       <w:pPr>
         <w:pStyle w:val="Prrafodelista"/>
         <w:numPr>
@@ -7072,14 +6999,14 @@
         <w:rPr>
           <w:rFonts w:ascii="Arial Narrow" w:eastAsia="Arial Narrow" w:hAnsi="Arial Narrow" w:cs="Arial Narrow"/>
           <w:kern w:val="0"/>
-          <ns2:ligatures ns2:val="none"/>
-        </w:rPr>
-      </w:pPr>
-      <w:r>
-        <w:rPr>
-          <w:rFonts w:ascii="Arial Narrow" w:eastAsia="Arial Narrow" w:hAnsi="Arial Narrow" w:cs="Arial Narrow"/>
-          <w:kern w:val="0"/>
-          <ns2:ligatures ns2:val="none"/>
+          <w14:ligatures w14:val="none"/>
+        </w:rPr>
+      </w:pPr>
+      <w:r>
+        <w:rPr>
+          <w:rFonts w:ascii="Arial Narrow" w:eastAsia="Arial Narrow" w:hAnsi="Arial Narrow" w:cs="Arial Narrow"/>
+          <w:kern w:val="0"/>
+          <w14:ligatures w14:val="none"/>
         </w:rPr>
         <w:t xml:space="preserve">Presunta infracción al literal e) del artículo 47 de la Ley 29571, Código de Protección y Defensa del Consumidor, en tanto </w:t>
       </w:r>
@@ -7087,7 +7014,7 @@
         <w:rPr>
           <w:rFonts w:ascii="Arial Narrow" w:eastAsia="Arial Narrow" w:hAnsi="Arial Narrow" w:cs="Arial Narrow"/>
           <w:kern w:val="0"/>
-          <ns2:ligatures ns2:val="none"/>
+          <w14:ligatures w14:val="none"/>
         </w:rPr>
         <w:t xml:space="preserve">BNP </w:t>
       </w:r>
@@ -7096,7 +7023,7 @@
         <w:rPr>
           <w:rFonts w:ascii="Arial Narrow" w:eastAsia="Arial Narrow" w:hAnsi="Arial Narrow" w:cs="Arial Narrow"/>
           <w:kern w:val="0"/>
-          <ns2:ligatures ns2:val="none"/>
+          <w14:ligatures w14:val="none"/>
         </w:rPr>
         <w:t>Paribas</w:t>
       </w:r>
@@ -7105,7 +7032,7 @@
         <w:rPr>
           <w:rFonts w:ascii="Arial Narrow" w:eastAsia="Arial Narrow" w:hAnsi="Arial Narrow" w:cs="Arial Narrow"/>
           <w:kern w:val="0"/>
-          <ns2:ligatures ns2:val="none"/>
+          <w14:ligatures w14:val="none"/>
         </w:rPr>
         <w:t xml:space="preserve"> </w:t>
       </w:r>
@@ -7114,7 +7041,7 @@
         <w:rPr>
           <w:rFonts w:ascii="Arial Narrow" w:eastAsia="Arial Narrow" w:hAnsi="Arial Narrow" w:cs="Arial Narrow"/>
           <w:kern w:val="0"/>
-          <ns2:ligatures ns2:val="none"/>
+          <w14:ligatures w14:val="none"/>
         </w:rPr>
         <w:t>Cardif</w:t>
       </w:r>
@@ -7123,7 +7050,7 @@
         <w:rPr>
           <w:rFonts w:ascii="Arial Narrow" w:eastAsia="Arial Narrow" w:hAnsi="Arial Narrow" w:cs="Arial Narrow"/>
           <w:kern w:val="0"/>
-          <ns2:ligatures ns2:val="none"/>
+          <w14:ligatures w14:val="none"/>
         </w:rPr>
         <w:t xml:space="preserve"> S.A. Compañía de Seguros y Reaseguros </w:t>
       </w:r>
@@ -7131,7 +7058,7 @@
         <w:rPr>
           <w:rFonts w:ascii="Arial Narrow" w:eastAsia="Arial Narrow" w:hAnsi="Arial Narrow" w:cs="Arial Narrow"/>
           <w:kern w:val="0"/>
-          <ns2:ligatures ns2:val="none"/>
+          <w14:ligatures w14:val="none"/>
         </w:rPr>
         <w:t xml:space="preserve">no habría remitido a </w:t>
       </w:r>
@@ -7139,7 +7066,7 @@
         <w:rPr>
           <w:rFonts w:ascii="Arial Narrow" w:eastAsia="Arial Narrow" w:hAnsi="Arial Narrow" w:cs="Arial Narrow"/>
           <w:kern w:val="0"/>
-          <ns2:ligatures ns2:val="none"/>
+          <w14:ligatures w14:val="none"/>
         </w:rPr>
         <w:t xml:space="preserve">la denunciante </w:t>
       </w:r>
@@ -7147,7 +7074,7 @@
         <w:rPr>
           <w:rFonts w:ascii="Arial Narrow" w:eastAsia="Arial Narrow" w:hAnsi="Arial Narrow" w:cs="Arial Narrow"/>
           <w:kern w:val="0"/>
-          <ns2:ligatures ns2:val="none"/>
+          <w14:ligatures w14:val="none"/>
         </w:rPr>
         <w:t>los documentos contractuales del</w:t>
       </w:r>
@@ -7155,7 +7082,7 @@
         <w:rPr>
           <w:rFonts w:ascii="Arial Narrow" w:eastAsia="Arial Narrow" w:hAnsi="Arial Narrow" w:cs="Arial Narrow"/>
           <w:kern w:val="0"/>
-          <ns2:ligatures ns2:val="none"/>
+          <w14:ligatures w14:val="none"/>
         </w:rPr>
         <w:t xml:space="preserve"> seguro de desgravamen vinculado a la tarjeta de crédito </w:t>
       </w:r>
@@ -7164,7 +7091,7 @@
         <w:rPr>
           <w:rFonts w:ascii="Arial Narrow" w:eastAsia="Arial Narrow" w:hAnsi="Arial Narrow" w:cs="Arial Narrow"/>
           <w:kern w:val="0"/>
-          <ns2:ligatures ns2:val="none"/>
+          <w14:ligatures w14:val="none"/>
         </w:rPr>
         <w:t>Mastercard</w:t>
       </w:r>
@@ -7173,7 +7100,7 @@
         <w:rPr>
           <w:rFonts w:ascii="Arial Narrow" w:eastAsia="Arial Narrow" w:hAnsi="Arial Narrow" w:cs="Arial Narrow"/>
           <w:kern w:val="0"/>
-          <ns2:ligatures ns2:val="none"/>
+          <w14:ligatures w14:val="none"/>
         </w:rPr>
         <w:t xml:space="preserve"> Singular Black </w:t>
       </w:r>
@@ -7182,7 +7109,7 @@
         <w:rPr>
           <w:rFonts w:ascii="Arial Narrow" w:eastAsia="Arial Narrow" w:hAnsi="Arial Narrow" w:cs="Arial Narrow"/>
           <w:kern w:val="0"/>
-          <ns2:ligatures ns2:val="none"/>
+          <w14:ligatures w14:val="none"/>
         </w:rPr>
         <w:t/>
       </w:r>
@@ -7191,7 +7118,7 @@
         <w:rPr>
           <w:rFonts w:ascii="Arial Narrow" w:eastAsia="Arial Narrow" w:hAnsi="Arial Narrow" w:cs="Arial Narrow"/>
           <w:kern w:val="0"/>
-          <ns2:ligatures ns2:val="none"/>
+          <w14:ligatures w14:val="none"/>
         </w:rPr>
         <w:t xml:space="preserve"> 512372****3570</w:t>
       </w:r>
@@ -7199,7 +7126,7 @@
         <w:rPr>
           <w:rFonts w:ascii="Arial Narrow" w:eastAsia="Arial Narrow" w:hAnsi="Arial Narrow" w:cs="Arial Narrow"/>
           <w:kern w:val="0"/>
-          <ns2:ligatures ns2:val="none"/>
+          <w14:ligatures w14:val="none"/>
         </w:rPr>
         <w:t>,</w:t>
       </w:r>
@@ -7207,7 +7134,7 @@
         <w:rPr>
           <w:rFonts w:ascii="Arial Narrow" w:eastAsia="Arial Narrow" w:hAnsi="Arial Narrow" w:cs="Arial Narrow"/>
           <w:kern w:val="0"/>
-          <ns2:ligatures ns2:val="none"/>
+          <w14:ligatures w14:val="none"/>
         </w:rPr>
         <w:t xml:space="preserve"> pese a sus solicitudes posteriores a la contratación</w:t>
       </w:r>
@@ -7215,23 +7142,23 @@
         <w:rPr>
           <w:rFonts w:ascii="Arial Narrow" w:eastAsia="Arial Narrow" w:hAnsi="Arial Narrow" w:cs="Arial Narrow"/>
           <w:kern w:val="0"/>
-          <ns2:ligatures ns2:val="none"/>
+          <w14:ligatures w14:val="none"/>
         </w:rPr>
         <w:t>.</w:t>
       </w:r>
     </w:p>
-    <w:p ns2:paraId="50B9F64C" ns2:textId="77777777">
-      <w:pPr>
-        <w:spacing w:after="0" w:line="240" w:lineRule="auto"/>
-        <w:jc w:val="both"/>
-        <w:rPr>
-          <w:rFonts w:ascii="Arial Narrow" w:eastAsia="Arial Narrow" w:hAnsi="Arial Narrow" w:cs="Arial Narrow"/>
-          <w:kern w:val="0"/>
-          <ns2:ligatures ns2:val="none"/>
-        </w:rPr>
-      </w:pPr>
-    </w:p>
-    <w:p ns2:paraId="0978D918" ns2:textId="46F27604">
+    <w:p>
+      <w:pPr>
+        <w:spacing w:after="0" w:line="240" w:lineRule="auto"/>
+        <w:jc w:val="both"/>
+        <w:rPr>
+          <w:rFonts w:ascii="Arial Narrow" w:eastAsia="Arial Narrow" w:hAnsi="Arial Narrow" w:cs="Arial Narrow"/>
+          <w:kern w:val="0"/>
+          <w14:ligatures w14:val="none"/>
+        </w:rPr>
+      </w:pPr>
+    </w:p>
+    <w:p>
       <w:pPr>
         <w:pStyle w:val="Prrafodelista"/>
         <w:numPr>
@@ -7244,14 +7171,14 @@
         <w:rPr>
           <w:rFonts w:ascii="Arial Narrow" w:eastAsia="Arial Narrow" w:hAnsi="Arial Narrow" w:cs="Arial Narrow"/>
           <w:kern w:val="0"/>
-          <ns2:ligatures ns2:val="none"/>
-        </w:rPr>
-      </w:pPr>
-      <w:r>
-        <w:rPr>
-          <w:rFonts w:ascii="Arial Narrow" w:eastAsia="Arial Narrow" w:hAnsi="Arial Narrow" w:cs="Arial Narrow"/>
-          <w:kern w:val="0"/>
-          <ns2:ligatures ns2:val="none"/>
+          <w14:ligatures w14:val="none"/>
+        </w:rPr>
+      </w:pPr>
+      <w:r>
+        <w:rPr>
+          <w:rFonts w:ascii="Arial Narrow" w:eastAsia="Arial Narrow" w:hAnsi="Arial Narrow" w:cs="Arial Narrow"/>
+          <w:kern w:val="0"/>
+          <w14:ligatures w14:val="none"/>
         </w:rPr>
         <w:t xml:space="preserve">Presunta infracción al literal e) del artículo 47 de la Ley 29571, Código de Protección y Defensa del Consumidor, en tanto </w:t>
       </w:r>
@@ -7259,7 +7186,7 @@
         <w:rPr>
           <w:rFonts w:ascii="Arial Narrow" w:eastAsia="Arial Narrow" w:hAnsi="Arial Narrow" w:cs="Arial Narrow"/>
           <w:kern w:val="0"/>
-          <ns2:ligatures ns2:val="none"/>
+          <w14:ligatures w14:val="none"/>
         </w:rPr>
         <w:t xml:space="preserve">BNP </w:t>
       </w:r>
@@ -7268,7 +7195,7 @@
         <w:rPr>
           <w:rFonts w:ascii="Arial Narrow" w:eastAsia="Arial Narrow" w:hAnsi="Arial Narrow" w:cs="Arial Narrow"/>
           <w:kern w:val="0"/>
-          <ns2:ligatures ns2:val="none"/>
+          <w14:ligatures w14:val="none"/>
         </w:rPr>
         <w:t>Paribas</w:t>
       </w:r>
@@ -7277,7 +7204,7 @@
         <w:rPr>
           <w:rFonts w:ascii="Arial Narrow" w:eastAsia="Arial Narrow" w:hAnsi="Arial Narrow" w:cs="Arial Narrow"/>
           <w:kern w:val="0"/>
-          <ns2:ligatures ns2:val="none"/>
+          <w14:ligatures w14:val="none"/>
         </w:rPr>
         <w:t xml:space="preserve"> </w:t>
       </w:r>
@@ -7286,7 +7213,7 @@
         <w:rPr>
           <w:rFonts w:ascii="Arial Narrow" w:eastAsia="Arial Narrow" w:hAnsi="Arial Narrow" w:cs="Arial Narrow"/>
           <w:kern w:val="0"/>
-          <ns2:ligatures ns2:val="none"/>
+          <w14:ligatures w14:val="none"/>
         </w:rPr>
         <w:t>Cardif</w:t>
       </w:r>
@@ -7295,7 +7222,7 @@
         <w:rPr>
           <w:rFonts w:ascii="Arial Narrow" w:eastAsia="Arial Narrow" w:hAnsi="Arial Narrow" w:cs="Arial Narrow"/>
           <w:kern w:val="0"/>
-          <ns2:ligatures ns2:val="none"/>
+          <w14:ligatures w14:val="none"/>
         </w:rPr>
         <w:t xml:space="preserve"> S.A. Compañía de Seguros y Reaseguros </w:t>
       </w:r>
@@ -7303,7 +7230,7 @@
         <w:rPr>
           <w:rFonts w:ascii="Arial Narrow" w:eastAsia="Arial Narrow" w:hAnsi="Arial Narrow" w:cs="Arial Narrow"/>
           <w:kern w:val="0"/>
-          <ns2:ligatures ns2:val="none"/>
+          <w14:ligatures w14:val="none"/>
         </w:rPr>
         <w:t xml:space="preserve">no habría remitido a </w:t>
       </w:r>
@@ -7311,7 +7238,7 @@
         <w:rPr>
           <w:rFonts w:ascii="Arial Narrow" w:eastAsia="Arial Narrow" w:hAnsi="Arial Narrow" w:cs="Arial Narrow"/>
           <w:kern w:val="0"/>
-          <ns2:ligatures ns2:val="none"/>
+          <w14:ligatures w14:val="none"/>
         </w:rPr>
         <w:t xml:space="preserve">la denunciante </w:t>
       </w:r>
@@ -7319,7 +7246,7 @@
         <w:rPr>
           <w:rFonts w:ascii="Arial Narrow" w:eastAsia="Arial Narrow" w:hAnsi="Arial Narrow" w:cs="Arial Narrow"/>
           <w:kern w:val="0"/>
-          <ns2:ligatures ns2:val="none"/>
+          <w14:ligatures w14:val="none"/>
         </w:rPr>
         <w:t>los documentos contractuales del</w:t>
       </w:r>
@@ -7327,7 +7254,7 @@
         <w:rPr>
           <w:rFonts w:ascii="Arial Narrow" w:eastAsia="Arial Narrow" w:hAnsi="Arial Narrow" w:cs="Arial Narrow"/>
           <w:kern w:val="0"/>
-          <ns2:ligatures ns2:val="none"/>
+          <w14:ligatures w14:val="none"/>
         </w:rPr>
         <w:t xml:space="preserve"> seguro de desgravamen vinculado al préstamo personal por S/ 58 814,59</w:t>
       </w:r>
@@ -7335,7 +7262,7 @@
         <w:rPr>
           <w:rFonts w:ascii="Arial Narrow" w:eastAsia="Arial Narrow" w:hAnsi="Arial Narrow" w:cs="Arial Narrow"/>
           <w:kern w:val="0"/>
-          <ns2:ligatures ns2:val="none"/>
+          <w14:ligatures w14:val="none"/>
         </w:rPr>
         <w:t>,</w:t>
       </w:r>
@@ -7343,7 +7270,7 @@
         <w:rPr>
           <w:rFonts w:ascii="Arial Narrow" w:eastAsia="Arial Narrow" w:hAnsi="Arial Narrow" w:cs="Arial Narrow"/>
           <w:kern w:val="0"/>
-          <ns2:ligatures ns2:val="none"/>
+          <w14:ligatures w14:val="none"/>
         </w:rPr>
         <w:t xml:space="preserve"> pese a sus solicitudes posteriores a la contratación</w:t>
       </w:r>
@@ -7351,23 +7278,23 @@
         <w:rPr>
           <w:rFonts w:ascii="Arial Narrow" w:eastAsia="Arial Narrow" w:hAnsi="Arial Narrow" w:cs="Arial Narrow"/>
           <w:kern w:val="0"/>
-          <ns2:ligatures ns2:val="none"/>
+          <w14:ligatures w14:val="none"/>
         </w:rPr>
         <w:t>.</w:t>
       </w:r>
     </w:p>
-    <w:p ns2:paraId="579F377F" ns2:textId="77777777">
-      <w:pPr>
-        <w:spacing w:after="0" w:line="240" w:lineRule="auto"/>
-        <w:jc w:val="both"/>
-        <w:rPr>
-          <w:rFonts w:ascii="Arial Narrow" w:eastAsia="Arial Narrow" w:hAnsi="Arial Narrow" w:cs="Arial Narrow"/>
-          <w:kern w:val="0"/>
-          <ns2:ligatures ns2:val="none"/>
-        </w:rPr>
-      </w:pPr>
-    </w:p>
-    <w:p ns2:paraId="60817FEF" ns2:textId="4DCB6297">
+    <w:p>
+      <w:pPr>
+        <w:spacing w:after="0" w:line="240" w:lineRule="auto"/>
+        <w:jc w:val="both"/>
+        <w:rPr>
+          <w:rFonts w:ascii="Arial Narrow" w:eastAsia="Arial Narrow" w:hAnsi="Arial Narrow" w:cs="Arial Narrow"/>
+          <w:kern w:val="0"/>
+          <w14:ligatures w14:val="none"/>
+        </w:rPr>
+      </w:pPr>
+    </w:p>
+    <w:p>
       <w:pPr>
         <w:pStyle w:val="Prrafodelista"/>
         <w:numPr>
@@ -7383,14 +7310,14 @@
         <w:rPr>
           <w:rFonts w:ascii="Arial Narrow" w:eastAsia="Arial Narrow" w:hAnsi="Arial Narrow" w:cs="Arial Narrow"/>
           <w:kern w:val="0"/>
-          <ns2:ligatures ns2:val="none"/>
-        </w:rPr>
-      </w:pPr>
-      <w:r>
-        <w:rPr>
-          <w:rFonts w:ascii="Arial Narrow" w:eastAsia="Arial Narrow" w:hAnsi="Arial Narrow" w:cs="Arial Narrow"/>
-          <w:kern w:val="0"/>
-          <ns2:ligatures ns2:val="none"/>
+          <w14:ligatures w14:val="none"/>
+        </w:rPr>
+      </w:pPr>
+      <w:r>
+        <w:rPr>
+          <w:rFonts w:ascii="Arial Narrow" w:eastAsia="Arial Narrow" w:hAnsi="Arial Narrow" w:cs="Arial Narrow"/>
+          <w:kern w:val="0"/>
+          <w14:ligatures w14:val="none"/>
         </w:rPr>
         <w:t xml:space="preserve">Presunta </w:t>
       </w:r>
@@ -7398,7 +7325,7 @@
         <w:rPr>
           <w:rFonts w:ascii="Arial Narrow" w:eastAsia="Arial Narrow" w:hAnsi="Arial Narrow" w:cs="Arial Narrow"/>
           <w:kern w:val="0"/>
-          <ns2:ligatures ns2:val="none"/>
+          <w14:ligatures w14:val="none"/>
         </w:rPr>
         <w:t>infracción al artículo 1, numeral 1, literal b) y al artículo 2 de la Ley 29571, Código de Protección y Defensa del Consumidor</w:t>
       </w:r>
@@ -7406,7 +7333,7 @@
         <w:rPr>
           <w:rFonts w:ascii="Arial Narrow" w:eastAsia="Arial Narrow" w:hAnsi="Arial Narrow" w:cs="Arial Narrow"/>
           <w:kern w:val="0"/>
-          <ns2:ligatures ns2:val="none"/>
+          <w14:ligatures w14:val="none"/>
         </w:rPr>
         <w:t xml:space="preserve">, en tanto </w:t>
       </w:r>
@@ -7414,7 +7341,7 @@
         <w:rPr>
           <w:rFonts w:ascii="Arial Narrow" w:eastAsia="Arial Narrow" w:hAnsi="Arial Narrow" w:cs="Arial Narrow"/>
           <w:kern w:val="0"/>
-          <ns2:ligatures ns2:val="none"/>
+          <w14:ligatures w14:val="none"/>
         </w:rPr>
         <w:t xml:space="preserve">Scotiabank Perú S.A.A. </w:t>
       </w:r>
@@ -7422,7 +7349,7 @@
         <w:rPr>
           <w:rFonts w:ascii="Arial Narrow" w:eastAsia="Arial Narrow" w:hAnsi="Arial Narrow" w:cs="Arial Narrow"/>
           <w:kern w:val="0"/>
-          <ns2:ligatures ns2:val="none"/>
+          <w14:ligatures w14:val="none"/>
         </w:rPr>
         <w:t xml:space="preserve">habría comercializado telefónicamente el 13 de abril de 2025 la tarjeta de crédito </w:t>
       </w:r>
@@ -7431,7 +7358,7 @@
         <w:rPr>
           <w:rFonts w:ascii="Arial Narrow" w:eastAsia="Arial Narrow" w:hAnsi="Arial Narrow" w:cs="Arial Narrow"/>
           <w:kern w:val="0"/>
-          <ns2:ligatures ns2:val="none"/>
+          <w14:ligatures w14:val="none"/>
         </w:rPr>
         <w:t>Mastercard</w:t>
       </w:r>
@@ -7440,7 +7367,7 @@
         <w:rPr>
           <w:rFonts w:ascii="Arial Narrow" w:eastAsia="Arial Narrow" w:hAnsi="Arial Narrow" w:cs="Arial Narrow"/>
           <w:kern w:val="0"/>
-          <ns2:ligatures ns2:val="none"/>
+          <w14:ligatures w14:val="none"/>
         </w:rPr>
         <w:t xml:space="preserve"> Singular Black </w:t>
       </w:r>
@@ -7449,7 +7376,7 @@
         <w:rPr>
           <w:rFonts w:ascii="Arial Narrow" w:eastAsia="Arial Narrow" w:hAnsi="Arial Narrow" w:cs="Arial Narrow"/>
           <w:kern w:val="0"/>
-          <ns2:ligatures ns2:val="none"/>
+          <w14:ligatures w14:val="none"/>
         </w:rPr>
         <w:t/>
       </w:r>
@@ -7458,7 +7385,7 @@
         <w:rPr>
           <w:rFonts w:ascii="Arial Narrow" w:eastAsia="Arial Narrow" w:hAnsi="Arial Narrow" w:cs="Arial Narrow"/>
           <w:kern w:val="0"/>
-          <ns2:ligatures ns2:val="none"/>
+          <w14:ligatures w14:val="none"/>
         </w:rPr>
         <w:t xml:space="preserve"> 512372****3570 sin informar de manera clara, previa y expresa las exclusiones por enfermedades preexistentes del seguro de desgravamen asociado emitido por </w:t>
       </w:r>
@@ -7466,7 +7393,7 @@
         <w:rPr>
           <w:rFonts w:ascii="Arial Narrow" w:eastAsia="Arial Narrow" w:hAnsi="Arial Narrow" w:cs="Arial Narrow"/>
           <w:kern w:val="0"/>
-          <ns2:ligatures ns2:val="none"/>
+          <w14:ligatures w14:val="none"/>
         </w:rPr>
         <w:t xml:space="preserve">BNP </w:t>
       </w:r>
@@ -7475,7 +7402,7 @@
         <w:rPr>
           <w:rFonts w:ascii="Arial Narrow" w:eastAsia="Arial Narrow" w:hAnsi="Arial Narrow" w:cs="Arial Narrow"/>
           <w:kern w:val="0"/>
-          <ns2:ligatures ns2:val="none"/>
+          <w14:ligatures w14:val="none"/>
         </w:rPr>
         <w:t>Paribas</w:t>
       </w:r>
@@ -7484,7 +7411,7 @@
         <w:rPr>
           <w:rFonts w:ascii="Arial Narrow" w:eastAsia="Arial Narrow" w:hAnsi="Arial Narrow" w:cs="Arial Narrow"/>
           <w:kern w:val="0"/>
-          <ns2:ligatures ns2:val="none"/>
+          <w14:ligatures w14:val="none"/>
         </w:rPr>
         <w:t xml:space="preserve"> </w:t>
       </w:r>
@@ -7493,7 +7420,7 @@
         <w:rPr>
           <w:rFonts w:ascii="Arial Narrow" w:eastAsia="Arial Narrow" w:hAnsi="Arial Narrow" w:cs="Arial Narrow"/>
           <w:kern w:val="0"/>
-          <ns2:ligatures ns2:val="none"/>
+          <w14:ligatures w14:val="none"/>
         </w:rPr>
         <w:t>Cardif</w:t>
       </w:r>
@@ -7502,7 +7429,7 @@
         <w:rPr>
           <w:rFonts w:ascii="Arial Narrow" w:eastAsia="Arial Narrow" w:hAnsi="Arial Narrow" w:cs="Arial Narrow"/>
           <w:kern w:val="0"/>
-          <ns2:ligatures ns2:val="none"/>
+          <w14:ligatures w14:val="none"/>
         </w:rPr>
         <w:t xml:space="preserve"> S.A. Compañía de Seguros y Reaseguros</w:t>
       </w:r>
@@ -7510,12 +7437,12 @@
         <w:rPr>
           <w:rFonts w:ascii="Arial Narrow" w:eastAsia="Arial Narrow" w:hAnsi="Arial Narrow" w:cs="Arial Narrow"/>
           <w:kern w:val="0"/>
-          <ns2:ligatures ns2:val="none"/>
+          <w14:ligatures w14:val="none"/>
         </w:rPr>
         <w:t>.</w:t>
       </w:r>
     </w:p>
-    <w:p ns2:paraId="4F28DF25" ns2:textId="77777777">
+    <w:p>
       <w:pPr>
         <w:pStyle w:val="Prrafodelista"/>
         <w:spacing w:after="0" w:line="240" w:lineRule="auto"/>
@@ -7524,11 +7451,11 @@
         <w:rPr>
           <w:rFonts w:ascii="Arial Narrow" w:eastAsia="Arial Narrow" w:hAnsi="Arial Narrow" w:cs="Arial Narrow"/>
           <w:kern w:val="0"/>
-          <ns2:ligatures ns2:val="none"/>
-        </w:rPr>
-      </w:pPr>
-    </w:p>
-    <w:p ns2:paraId="615B197B" ns2:textId="7BFF7711">
+          <w14:ligatures w14:val="none"/>
+        </w:rPr>
+      </w:pPr>
+    </w:p>
+    <w:p>
       <w:pPr>
         <w:pStyle w:val="Prrafodelista"/>
         <w:numPr>
@@ -7544,14 +7471,14 @@
         <w:rPr>
           <w:rFonts w:ascii="Arial Narrow" w:eastAsia="Arial Narrow" w:hAnsi="Arial Narrow" w:cs="Arial Narrow"/>
           <w:kern w:val="0"/>
-          <ns2:ligatures ns2:val="none"/>
-        </w:rPr>
-      </w:pPr>
-      <w:r>
-        <w:rPr>
-          <w:rFonts w:ascii="Arial Narrow" w:eastAsia="Arial Narrow" w:hAnsi="Arial Narrow" w:cs="Arial Narrow"/>
-          <w:kern w:val="0"/>
-          <ns2:ligatures ns2:val="none"/>
+          <w14:ligatures w14:val="none"/>
+        </w:rPr>
+      </w:pPr>
+      <w:r>
+        <w:rPr>
+          <w:rFonts w:ascii="Arial Narrow" w:eastAsia="Arial Narrow" w:hAnsi="Arial Narrow" w:cs="Arial Narrow"/>
+          <w:kern w:val="0"/>
+          <w14:ligatures w14:val="none"/>
         </w:rPr>
         <w:t xml:space="preserve">Presunta </w:t>
       </w:r>
@@ -7559,7 +7486,7 @@
         <w:rPr>
           <w:rFonts w:ascii="Arial Narrow" w:eastAsia="Arial Narrow" w:hAnsi="Arial Narrow" w:cs="Arial Narrow"/>
           <w:kern w:val="0"/>
-          <ns2:ligatures ns2:val="none"/>
+          <w14:ligatures w14:val="none"/>
         </w:rPr>
         <w:t>infracción al artículo 1, numeral 1, literal b) y al artículo 2 de la Ley 29571, Código de Protección y Defensa del Consumidor</w:t>
       </w:r>
@@ -7567,7 +7494,7 @@
         <w:rPr>
           <w:rFonts w:ascii="Arial Narrow" w:eastAsia="Arial Narrow" w:hAnsi="Arial Narrow" w:cs="Arial Narrow"/>
           <w:kern w:val="0"/>
-          <ns2:ligatures ns2:val="none"/>
+          <w14:ligatures w14:val="none"/>
         </w:rPr>
         <w:t xml:space="preserve">, en tanto </w:t>
       </w:r>
@@ -7575,7 +7502,7 @@
         <w:rPr>
           <w:rFonts w:ascii="Arial Narrow" w:eastAsia="Arial Narrow" w:hAnsi="Arial Narrow" w:cs="Arial Narrow"/>
           <w:kern w:val="0"/>
-          <ns2:ligatures ns2:val="none"/>
+          <w14:ligatures w14:val="none"/>
         </w:rPr>
         <w:t xml:space="preserve">Scotiabank Perú S.A.A. </w:t>
       </w:r>
@@ -7583,7 +7510,7 @@
         <w:rPr>
           <w:rFonts w:ascii="Arial Narrow" w:eastAsia="Arial Narrow" w:hAnsi="Arial Narrow" w:cs="Arial Narrow"/>
           <w:kern w:val="0"/>
-          <ns2:ligatures ns2:val="none"/>
+          <w14:ligatures w14:val="none"/>
         </w:rPr>
         <w:t xml:space="preserve">habría comercializado telefónicamente el 22 de abril de 2025 el préstamo personal por S/ 58 814,59 sin informar de manera clara, previa y expresa las exclusiones por enfermedades preexistentes del seguro de desgravamen asociado emitido por </w:t>
       </w:r>
@@ -7591,7 +7518,7 @@
         <w:rPr>
           <w:rFonts w:ascii="Arial Narrow" w:eastAsia="Arial Narrow" w:hAnsi="Arial Narrow" w:cs="Arial Narrow"/>
           <w:kern w:val="0"/>
-          <ns2:ligatures ns2:val="none"/>
+          <w14:ligatures w14:val="none"/>
         </w:rPr>
         <w:t xml:space="preserve">BNP </w:t>
       </w:r>
@@ -7600,7 +7527,7 @@
         <w:rPr>
           <w:rFonts w:ascii="Arial Narrow" w:eastAsia="Arial Narrow" w:hAnsi="Arial Narrow" w:cs="Arial Narrow"/>
           <w:kern w:val="0"/>
-          <ns2:ligatures ns2:val="none"/>
+          <w14:ligatures w14:val="none"/>
         </w:rPr>
         <w:t>Paribas</w:t>
       </w:r>
@@ -7609,7 +7536,7 @@
         <w:rPr>
           <w:rFonts w:ascii="Arial Narrow" w:eastAsia="Arial Narrow" w:hAnsi="Arial Narrow" w:cs="Arial Narrow"/>
           <w:kern w:val="0"/>
-          <ns2:ligatures ns2:val="none"/>
+          <w14:ligatures w14:val="none"/>
         </w:rPr>
         <w:t xml:space="preserve"> </w:t>
       </w:r>
@@ -7618,7 +7545,7 @@
         <w:rPr>
           <w:rFonts w:ascii="Arial Narrow" w:eastAsia="Arial Narrow" w:hAnsi="Arial Narrow" w:cs="Arial Narrow"/>
           <w:kern w:val="0"/>
-          <ns2:ligatures ns2:val="none"/>
+          <w14:ligatures w14:val="none"/>
         </w:rPr>
         <w:t>Cardif</w:t>
       </w:r>
@@ -7627,7 +7554,7 @@
         <w:rPr>
           <w:rFonts w:ascii="Arial Narrow" w:eastAsia="Arial Narrow" w:hAnsi="Arial Narrow" w:cs="Arial Narrow"/>
           <w:kern w:val="0"/>
-          <ns2:ligatures ns2:val="none"/>
+          <w14:ligatures w14:val="none"/>
         </w:rPr>
         <w:t xml:space="preserve"> S.A. Compañía de Seguros y Reaseguros</w:t>
       </w:r>
@@ -7635,23 +7562,23 @@
         <w:rPr>
           <w:rFonts w:ascii="Arial Narrow" w:eastAsia="Arial Narrow" w:hAnsi="Arial Narrow" w:cs="Arial Narrow"/>
           <w:kern w:val="0"/>
-          <ns2:ligatures ns2:val="none"/>
+          <w14:ligatures w14:val="none"/>
         </w:rPr>
         <w:t>.</w:t>
       </w:r>
     </w:p>
-    <w:p ns2:paraId="0E90F07C" ns2:textId="77777777">
-      <w:pPr>
-        <w:spacing w:after="0" w:line="240" w:lineRule="auto"/>
-        <w:jc w:val="both"/>
-        <w:rPr>
-          <w:rFonts w:ascii="Arial Narrow" w:eastAsia="Arial Narrow" w:hAnsi="Arial Narrow" w:cs="Arial Narrow"/>
-          <w:kern w:val="0"/>
-          <ns2:ligatures ns2:val="none"/>
-        </w:rPr>
-      </w:pPr>
-    </w:p>
-    <w:p ns2:paraId="21841894" ns2:textId="2FAE8338">
+    <w:p>
+      <w:pPr>
+        <w:spacing w:after="0" w:line="240" w:lineRule="auto"/>
+        <w:jc w:val="both"/>
+        <w:rPr>
+          <w:rFonts w:ascii="Arial Narrow" w:eastAsia="Arial Narrow" w:hAnsi="Arial Narrow" w:cs="Arial Narrow"/>
+          <w:kern w:val="0"/>
+          <w14:ligatures w14:val="none"/>
+        </w:rPr>
+      </w:pPr>
+    </w:p>
+    <w:p>
       <w:pPr>
         <w:pStyle w:val="Prrafodelista"/>
         <w:numPr>
@@ -7667,14 +7594,14 @@
         <w:rPr>
           <w:rFonts w:ascii="Arial Narrow" w:eastAsia="Arial Narrow" w:hAnsi="Arial Narrow" w:cs="Arial Narrow"/>
           <w:kern w:val="0"/>
-          <ns2:ligatures ns2:val="none"/>
-        </w:rPr>
-      </w:pPr>
-      <w:r>
-        <w:rPr>
-          <w:rFonts w:ascii="Arial Narrow" w:eastAsia="Arial Narrow" w:hAnsi="Arial Narrow" w:cs="Arial Narrow"/>
-          <w:kern w:val="0"/>
-          <ns2:ligatures ns2:val="none"/>
+          <w14:ligatures w14:val="none"/>
+        </w:rPr>
+      </w:pPr>
+      <w:r>
+        <w:rPr>
+          <w:rFonts w:ascii="Arial Narrow" w:eastAsia="Arial Narrow" w:hAnsi="Arial Narrow" w:cs="Arial Narrow"/>
+          <w:kern w:val="0"/>
+          <w14:ligatures w14:val="none"/>
         </w:rPr>
         <w:t xml:space="preserve">Presunta </w:t>
       </w:r>
@@ -7682,7 +7609,7 @@
         <w:rPr>
           <w:rFonts w:ascii="Arial Narrow" w:eastAsia="Arial Narrow" w:hAnsi="Arial Narrow" w:cs="Arial Narrow"/>
           <w:kern w:val="0"/>
-          <ns2:ligatures ns2:val="none"/>
+          <w14:ligatures w14:val="none"/>
         </w:rPr>
         <w:t>infracción al artículo 1, numeral 1, literal b) y al artículo 2 de la Ley 29571, Código de Protección y Defensa del Consumidor</w:t>
       </w:r>
@@ -7690,7 +7617,7 @@
         <w:rPr>
           <w:rFonts w:ascii="Arial Narrow" w:eastAsia="Arial Narrow" w:hAnsi="Arial Narrow" w:cs="Arial Narrow"/>
           <w:kern w:val="0"/>
-          <ns2:ligatures ns2:val="none"/>
+          <w14:ligatures w14:val="none"/>
         </w:rPr>
         <w:t xml:space="preserve">, en tanto </w:t>
       </w:r>
@@ -7698,7 +7625,7 @@
         <w:rPr>
           <w:rFonts w:ascii="Arial Narrow" w:eastAsia="Arial Narrow" w:hAnsi="Arial Narrow" w:cs="Arial Narrow"/>
           <w:kern w:val="0"/>
-          <ns2:ligatures ns2:val="none"/>
+          <w14:ligatures w14:val="none"/>
         </w:rPr>
         <w:t xml:space="preserve">Scotiabank Perú S.A.A. </w:t>
       </w:r>
@@ -7706,7 +7633,7 @@
         <w:rPr>
           <w:rFonts w:ascii="Arial Narrow" w:eastAsia="Arial Narrow" w:hAnsi="Arial Narrow" w:cs="Arial Narrow"/>
           <w:kern w:val="0"/>
-          <ns2:ligatures ns2:val="none"/>
+          <w14:ligatures w14:val="none"/>
         </w:rPr>
         <w:t xml:space="preserve">no habría cumplido con entregar a la denunciante los audios completos de contratación de la tarjeta de crédito </w:t>
       </w:r>
@@ -7715,7 +7642,7 @@
         <w:rPr>
           <w:rFonts w:ascii="Arial Narrow" w:eastAsia="Arial Narrow" w:hAnsi="Arial Narrow" w:cs="Arial Narrow"/>
           <w:kern w:val="0"/>
-          <ns2:ligatures ns2:val="none"/>
+          <w14:ligatures w14:val="none"/>
         </w:rPr>
         <w:t>Mastercard</w:t>
       </w:r>
@@ -7724,7 +7651,7 @@
         <w:rPr>
           <w:rFonts w:ascii="Arial Narrow" w:eastAsia="Arial Narrow" w:hAnsi="Arial Narrow" w:cs="Arial Narrow"/>
           <w:kern w:val="0"/>
-          <ns2:ligatures ns2:val="none"/>
+          <w14:ligatures w14:val="none"/>
         </w:rPr>
         <w:t xml:space="preserve"> Singular Black </w:t>
       </w:r>
@@ -7733,7 +7660,7 @@
         <w:rPr>
           <w:rFonts w:ascii="Arial Narrow" w:eastAsia="Arial Narrow" w:hAnsi="Arial Narrow" w:cs="Arial Narrow"/>
           <w:kern w:val="0"/>
-          <ns2:ligatures ns2:val="none"/>
+          <w14:ligatures w14:val="none"/>
         </w:rPr>
         <w:t/>
       </w:r>
@@ -7742,7 +7669,7 @@
         <w:rPr>
           <w:rFonts w:ascii="Arial Narrow" w:eastAsia="Arial Narrow" w:hAnsi="Arial Narrow" w:cs="Arial Narrow"/>
           <w:kern w:val="0"/>
-          <ns2:ligatures ns2:val="none"/>
+          <w14:ligatures w14:val="none"/>
         </w:rPr>
         <w:t xml:space="preserve"> 512372****3570</w:t>
       </w:r>
@@ -7750,7 +7677,7 @@
         <w:rPr>
           <w:rFonts w:ascii="Arial Narrow" w:eastAsia="Arial Narrow" w:hAnsi="Arial Narrow" w:cs="Arial Narrow"/>
           <w:kern w:val="0"/>
-          <ns2:ligatures ns2:val="none"/>
+          <w14:ligatures w14:val="none"/>
         </w:rPr>
         <w:t xml:space="preserve"> y del préstamo personal por S/ 58 814,59,</w:t>
       </w:r>
@@ -7758,7 +7685,7 @@
         <w:rPr>
           <w:rFonts w:ascii="Arial Narrow" w:eastAsia="Arial Narrow" w:hAnsi="Arial Narrow" w:cs="Arial Narrow"/>
           <w:kern w:val="0"/>
-          <ns2:ligatures ns2:val="none"/>
+          <w14:ligatures w14:val="none"/>
         </w:rPr>
         <w:t xml:space="preserve"> pese a sus solicitudes</w:t>
       </w:r>
@@ -7766,23 +7693,23 @@
         <w:rPr>
           <w:rFonts w:ascii="Arial Narrow" w:eastAsia="Arial Narrow" w:hAnsi="Arial Narrow" w:cs="Arial Narrow"/>
           <w:kern w:val="0"/>
-          <ns2:ligatures ns2:val="none"/>
+          <w14:ligatures w14:val="none"/>
         </w:rPr>
         <w:t>.</w:t>
       </w:r>
     </w:p>
-    <w:p ns2:paraId="2DBCCBF2" ns2:textId="77777777">
-      <w:pPr>
-        <w:spacing w:after="0" w:line="240" w:lineRule="auto"/>
-        <w:jc w:val="both"/>
-        <w:rPr>
-          <w:rFonts w:ascii="Arial Narrow" w:eastAsia="Arial Narrow" w:hAnsi="Arial Narrow" w:cs="Arial Narrow"/>
-          <w:kern w:val="0"/>
-          <ns2:ligatures ns2:val="none"/>
-        </w:rPr>
-      </w:pPr>
-    </w:p>
-    <w:p ns2:paraId="555B9CFC" ns2:textId="6614F953">
+    <w:p>
+      <w:pPr>
+        <w:spacing w:after="0" w:line="240" w:lineRule="auto"/>
+        <w:jc w:val="both"/>
+        <w:rPr>
+          <w:rFonts w:ascii="Arial Narrow" w:eastAsia="Arial Narrow" w:hAnsi="Arial Narrow" w:cs="Arial Narrow"/>
+          <w:kern w:val="0"/>
+          <w14:ligatures w14:val="none"/>
+        </w:rPr>
+      </w:pPr>
+    </w:p>
+    <w:p>
       <w:pPr>
         <w:pStyle w:val="Prrafodelista"/>
         <w:numPr>
@@ -7798,14 +7725,14 @@
         <w:rPr>
           <w:rFonts w:ascii="Arial Narrow" w:eastAsia="Arial Narrow" w:hAnsi="Arial Narrow" w:cs="Arial Narrow"/>
           <w:kern w:val="0"/>
-          <ns2:ligatures ns2:val="none"/>
-        </w:rPr>
-      </w:pPr>
-      <w:r>
-        <w:rPr>
-          <w:rFonts w:ascii="Arial Narrow" w:eastAsia="Arial Narrow" w:hAnsi="Arial Narrow" w:cs="Arial Narrow"/>
-          <w:kern w:val="0"/>
-          <ns2:ligatures ns2:val="none"/>
+          <w14:ligatures w14:val="none"/>
+        </w:rPr>
+      </w:pPr>
+      <w:r>
+        <w:rPr>
+          <w:rFonts w:ascii="Arial Narrow" w:eastAsia="Arial Narrow" w:hAnsi="Arial Narrow" w:cs="Arial Narrow"/>
+          <w:kern w:val="0"/>
+          <w14:ligatures w14:val="none"/>
         </w:rPr>
         <w:t xml:space="preserve">Presunta infracción al numeral 88.1 del artículo 88 de la Ley </w:t>
       </w:r>
@@ -7814,7 +7741,7 @@
         <w:rPr>
           <w:rFonts w:ascii="Arial Narrow" w:eastAsia="Arial Narrow" w:hAnsi="Arial Narrow" w:cs="Arial Narrow"/>
           <w:kern w:val="0"/>
-          <ns2:ligatures ns2:val="none"/>
+          <w14:ligatures w14:val="none"/>
         </w:rPr>
         <w:t/>
       </w:r>
@@ -7823,7 +7750,7 @@
         <w:rPr>
           <w:rFonts w:ascii="Arial Narrow" w:eastAsia="Arial Narrow" w:hAnsi="Arial Narrow" w:cs="Arial Narrow"/>
           <w:kern w:val="0"/>
-          <ns2:ligatures ns2:val="none"/>
+          <w14:ligatures w14:val="none"/>
         </w:rPr>
         <w:t xml:space="preserve"> 29571, Código de Protección y Defensa del Consumidor, en tanto </w:t>
       </w:r>
@@ -7831,7 +7758,7 @@
         <w:rPr>
           <w:rFonts w:ascii="Arial Narrow" w:eastAsia="Arial Narrow" w:hAnsi="Arial Narrow" w:cs="Arial Narrow"/>
           <w:kern w:val="0"/>
-          <ns2:ligatures ns2:val="none"/>
+          <w14:ligatures w14:val="none"/>
         </w:rPr>
         <w:t>Scotiabank Perú S.A.A.</w:t>
       </w:r>
@@ -7839,7 +7766,7 @@
         <w:rPr>
           <w:rFonts w:ascii="Arial Narrow" w:eastAsia="Arial Narrow" w:hAnsi="Arial Narrow" w:cs="Arial Narrow"/>
           <w:kern w:val="0"/>
-          <ns2:ligatures ns2:val="none"/>
+          <w14:ligatures w14:val="none"/>
         </w:rPr>
         <w:t xml:space="preserve"> </w:t>
       </w:r>
@@ -7849,7 +7776,7 @@
           <w:color w:val="000000"/>
           <w:kern w:val="0"/>
           <w:lang w:val="es-ES" w:eastAsia="es-ES"/>
-          <ns2:ligatures ns2:val="none"/>
+          <w14:ligatures w14:val="none"/>
         </w:rPr>
         <w:t xml:space="preserve">habría brindado una respuesta inadecuada al reclamo presentado por la denunciante el </w:t>
       </w:r>
@@ -7857,7 +7784,7 @@
         <w:rPr>
           <w:rFonts w:ascii="Arial Narrow" w:eastAsia="Arial Narrow" w:hAnsi="Arial Narrow" w:cs="Arial Narrow"/>
           <w:kern w:val="0"/>
-          <ns2:ligatures ns2:val="none"/>
+          <w14:ligatures w14:val="none"/>
         </w:rPr>
         <w:t>8 de enero de 2026</w:t>
       </w:r>
@@ -7865,23 +7792,23 @@
         <w:rPr>
           <w:rFonts w:ascii="Arial Narrow" w:eastAsia="Arial Narrow" w:hAnsi="Arial Narrow" w:cs="Arial Narrow"/>
           <w:kern w:val="0"/>
-          <ns2:ligatures ns2:val="none"/>
+          <w14:ligatures w14:val="none"/>
         </w:rPr>
         <w:t>.</w:t>
       </w:r>
     </w:p>
-    <w:p ns2:paraId="1DEB3481" ns2:textId="77777777">
-      <w:pPr>
-        <w:spacing w:after="0" w:line="240" w:lineRule="auto"/>
-        <w:jc w:val="both"/>
-        <w:rPr>
-          <w:rFonts w:ascii="Arial Narrow" w:eastAsia="Arial Narrow" w:hAnsi="Arial Narrow" w:cs="Arial Narrow"/>
-          <w:kern w:val="0"/>
-          <ns2:ligatures ns2:val="none"/>
-        </w:rPr>
-      </w:pPr>
-    </w:p>
-    <w:p ns2:paraId="634A0D61" ns2:textId="348DB3E2">
+    <w:p>
+      <w:pPr>
+        <w:spacing w:after="0" w:line="240" w:lineRule="auto"/>
+        <w:jc w:val="both"/>
+        <w:rPr>
+          <w:rFonts w:ascii="Arial Narrow" w:eastAsia="Arial Narrow" w:hAnsi="Arial Narrow" w:cs="Arial Narrow"/>
+          <w:kern w:val="0"/>
+          <w14:ligatures w14:val="none"/>
+        </w:rPr>
+      </w:pPr>
+    </w:p>
+    <w:p>
       <w:pPr>
         <w:spacing w:line="240" w:lineRule="auto"/>
         <w:contextualSpacing/>
@@ -7889,17 +7816,17 @@
         <w:rPr>
           <w:rFonts w:ascii="Arial Narrow" w:eastAsia="Calibri" w:hAnsi="Arial Narrow" w:cs="Arial"/>
           <w:kern w:val="0"/>
-          <ns2:ligatures ns2:val="none"/>
-        </w:rPr>
-      </w:pPr>
-      <w:r>
-        <w:rPr>
-          <w:rFonts w:ascii="Arial Narrow" w:eastAsia="Arial Narrow" w:hAnsi="Arial Narrow" w:cs="Arial Narrow"/>
-          <w:b/>
-          <w:color w:val="000000"/>
-          <w:kern w:val="0"/>
-          <w:lang w:eastAsia="es-PE"/>
-          <ns2:ligatures ns2:val="none"/>
+          <w14:ligatures w14:val="none"/>
+        </w:rPr>
+      </w:pPr>
+      <w:r>
+        <w:rPr>
+          <w:rFonts w:ascii="Arial Narrow" w:eastAsia="Arial Narrow" w:hAnsi="Arial Narrow" w:cs="Arial Narrow"/>
+          <w:b/>
+          <w:color w:val="000000"/>
+          <w:kern w:val="0"/>
+          <w:lang w:eastAsia="es-PE"/>
+          <w14:ligatures w14:val="none"/>
         </w:rPr>
         <w:t>TERCERO</w:t>
       </w:r>
@@ -7910,7 +7837,7 @@
           <w:color w:val="000000"/>
           <w:kern w:val="0"/>
           <w:lang w:eastAsia="es-PE"/>
-          <ns2:ligatures ns2:val="none"/>
+          <w14:ligatures w14:val="none"/>
         </w:rPr>
         <w:t>:</w:t>
       </w:r>
@@ -7920,7 +7847,7 @@
           <w:color w:val="000000"/>
           <w:kern w:val="0"/>
           <w:lang w:eastAsia="es-PE"/>
-          <ns2:ligatures ns2:val="none"/>
+          <w14:ligatures w14:val="none"/>
         </w:rPr>
         <w:t xml:space="preserve"> tener por ofrecidos los medios</w:t>
       </w:r>
@@ -7930,7 +7857,7 @@
           <w:color w:val="000000"/>
           <w:kern w:val="0"/>
           <w:lang w:eastAsia="es-PE"/>
-          <ns2:ligatures ns2:val="none"/>
+          <w14:ligatures w14:val="none"/>
         </w:rPr>
         <w:t xml:space="preserve"> probatorios presentados en el escrito de </w:t>
       </w:r>
@@ -7940,7 +7867,7 @@
           <w:color w:val="000000"/>
           <w:kern w:val="0"/>
           <w:lang w:eastAsia="es-PE"/>
-          <ns2:ligatures ns2:val="none"/>
+          <w14:ligatures w14:val="none"/>
         </w:rPr>
         <w:t xml:space="preserve">denuncia </w:t>
       </w:r>
@@ -7950,7 +7877,7 @@
           <w:color w:val="000000"/>
           <w:kern w:val="0"/>
           <w:lang w:val="es-ES" w:eastAsia="es-ES"/>
-          <ns2:ligatures ns2:val="none"/>
+          <w14:ligatures w14:val="none"/>
         </w:rPr>
         <w:t xml:space="preserve">del </w:t>
       </w:r>
@@ -7960,7 +7887,7 @@
           <w:color w:val="000000"/>
           <w:kern w:val="0"/>
           <w:lang w:val="es-ES" w:eastAsia="es-ES"/>
-          <ns2:ligatures ns2:val="none"/>
+          <w14:ligatures w14:val="none"/>
         </w:rPr>
         <w:t>21 de enero de 2026, complementado mediante escritos del 27 de enero de 2026, 28 de enero de 2026, dos (2) escritos del 29 de enero de 2026, subsanada mediante escrito del 13 de febrero de 2026, y mediante escritos del 10 de febrero de 2026, dos (2) escritos del 13 de febrero de 2026, escritos del 17 de febrero de 2026 y del 19 de febrero de 2026</w:t>
       </w:r>
@@ -7968,12 +7895,12 @@
         <w:rPr>
           <w:rFonts w:ascii="Arial Narrow" w:eastAsia="Calibri" w:hAnsi="Arial Narrow" w:cs="Arial"/>
           <w:kern w:val="0"/>
-          <ns2:ligatures ns2:val="none"/>
+          <w14:ligatures w14:val="none"/>
         </w:rPr>
         <w:t>.</w:t>
       </w:r>
     </w:p>
-    <w:p ns2:paraId="2AF03E3F" ns2:textId="77777777">
+    <w:p>
       <w:pPr>
         <w:spacing w:line="240" w:lineRule="auto"/>
         <w:contextualSpacing/>
@@ -7983,30 +7910,30 @@
           <w:color w:val="000000"/>
           <w:kern w:val="0"/>
           <w:lang w:eastAsia="es-PE"/>
-          <ns2:ligatures ns2:val="none"/>
-        </w:rPr>
-      </w:pPr>
-    </w:p>
-    <w:p ns2:paraId="5D90C1F7" ns2:textId="25769C4B">
-      <w:pPr>
-        <w:spacing w:after="0" w:line="240" w:lineRule="auto"/>
-        <w:jc w:val="both"/>
-        <w:rPr>
-          <w:rFonts w:ascii="Arial Narrow" w:eastAsia="Arial Narrow" w:hAnsi="Arial Narrow" w:cs="Arial Narrow"/>
-          <w:color w:val="000000"/>
-          <w:kern w:val="0"/>
-          <w:lang w:eastAsia="es-PE"/>
-          <ns2:ligatures ns2:val="none"/>
-        </w:rPr>
-      </w:pPr>
-      <w:r>
-        <w:rPr>
-          <w:rFonts w:ascii="Arial Narrow" w:eastAsia="Arial Narrow" w:hAnsi="Arial Narrow" w:cs="Arial Narrow"/>
-          <w:b/>
-          <w:color w:val="000000"/>
-          <w:kern w:val="0"/>
-          <w:lang w:eastAsia="es-PE"/>
-          <ns2:ligatures ns2:val="none"/>
+          <w14:ligatures w14:val="none"/>
+        </w:rPr>
+      </w:pPr>
+    </w:p>
+    <w:p>
+      <w:pPr>
+        <w:spacing w:after="0" w:line="240" w:lineRule="auto"/>
+        <w:jc w:val="both"/>
+        <w:rPr>
+          <w:rFonts w:ascii="Arial Narrow" w:eastAsia="Arial Narrow" w:hAnsi="Arial Narrow" w:cs="Arial Narrow"/>
+          <w:color w:val="000000"/>
+          <w:kern w:val="0"/>
+          <w:lang w:eastAsia="es-PE"/>
+          <w14:ligatures w14:val="none"/>
+        </w:rPr>
+      </w:pPr>
+      <w:r>
+        <w:rPr>
+          <w:rFonts w:ascii="Arial Narrow" w:eastAsia="Arial Narrow" w:hAnsi="Arial Narrow" w:cs="Arial Narrow"/>
+          <w:b/>
+          <w:color w:val="000000"/>
+          <w:kern w:val="0"/>
+          <w:lang w:eastAsia="es-PE"/>
+          <w14:ligatures w14:val="none"/>
         </w:rPr>
         <w:t>CUARTO</w:t>
       </w:r>
@@ -8017,7 +7944,7 @@
           <w:color w:val="000000"/>
           <w:kern w:val="0"/>
           <w:lang w:eastAsia="es-PE"/>
-          <ns2:ligatures ns2:val="none"/>
+          <w14:ligatures w14:val="none"/>
         </w:rPr>
         <w:t xml:space="preserve">: </w:t>
       </w:r>
@@ -8027,7 +7954,7 @@
           <w:color w:val="000000"/>
           <w:kern w:val="0"/>
           <w:lang w:eastAsia="es-PE"/>
-          <ns2:ligatures ns2:val="none"/>
+          <w14:ligatures w14:val="none"/>
         </w:rPr>
         <w:t xml:space="preserve">requerir a </w:t>
       </w:r>
@@ -8083,7 +8010,7 @@
           <w:color w:val="000000"/>
           <w:kern w:val="0"/>
           <w:lang w:eastAsia="es-PE"/>
-          <ns2:ligatures ns2:val="none"/>
+          <w14:ligatures w14:val="none"/>
         </w:rPr>
         <w:t>que cumpla</w:t>
       </w:r>
@@ -8093,7 +8020,7 @@
           <w:color w:val="000000"/>
           <w:kern w:val="0"/>
           <w:lang w:eastAsia="es-PE"/>
-          <ns2:ligatures ns2:val="none"/>
+          <w14:ligatures w14:val="none"/>
         </w:rPr>
         <w:t>n</w:t>
       </w:r>
@@ -8103,12 +8030,12 @@
           <w:color w:val="000000"/>
           <w:kern w:val="0"/>
           <w:lang w:eastAsia="es-PE"/>
-          <ns2:ligatures ns2:val="none"/>
+          <w14:ligatures w14:val="none"/>
         </w:rPr>
         <w:t xml:space="preserve"> con lo siguiente:</w:t>
       </w:r>
     </w:p>
-    <w:p ns2:paraId="156DFAB9" ns2:textId="77777777">
+    <w:p>
       <w:pPr>
         <w:spacing w:after="0" w:line="240" w:lineRule="auto"/>
         <w:jc w:val="both"/>
@@ -8117,11 +8044,11 @@
           <w:color w:val="000000"/>
           <w:kern w:val="0"/>
           <w:lang w:eastAsia="es-PE"/>
-          <ns2:ligatures ns2:val="none"/>
-        </w:rPr>
-      </w:pPr>
-    </w:p>
-    <w:p ns2:paraId="37384474" ns2:textId="77777777">
+          <w14:ligatures w14:val="none"/>
+        </w:rPr>
+      </w:pPr>
+    </w:p>
+    <w:p>
       <w:pPr>
         <w:numPr>
           <w:ilvl w:val="0"/>
@@ -8135,21 +8062,21 @@
           <w:color w:val="000000"/>
           <w:kern w:val="0"/>
           <w:lang w:eastAsia="es-PE"/>
-          <ns2:ligatures ns2:val="none"/>
-        </w:rPr>
-      </w:pPr>
-      <w:r>
-        <w:rPr>
-          <w:rFonts w:ascii="Arial Narrow" w:eastAsia="Arial Narrow" w:hAnsi="Arial Narrow" w:cs="Arial Narrow"/>
-          <w:color w:val="000000"/>
-          <w:kern w:val="0"/>
-          <w:lang w:eastAsia="es-PE"/>
-          <ns2:ligatures ns2:val="none"/>
+          <w14:ligatures w14:val="none"/>
+        </w:rPr>
+      </w:pPr>
+      <w:r>
+        <w:rPr>
+          <w:rFonts w:ascii="Arial Narrow" w:eastAsia="Arial Narrow" w:hAnsi="Arial Narrow" w:cs="Arial Narrow"/>
+          <w:color w:val="000000"/>
+          <w:kern w:val="0"/>
+          <w:lang w:eastAsia="es-PE"/>
+          <w14:ligatures w14:val="none"/>
         </w:rPr>
         <w:t>presentar documentos que acrediten su inscripción en los Registros Públicos o una declaración jurada que indique que cuenta con dicha inscripción;</w:t>
       </w:r>
     </w:p>
-    <w:p ns2:paraId="04A6E74B" ns2:textId="77777777">
+    <w:p>
       <w:pPr>
         <w:numPr>
           <w:ilvl w:val="0"/>
@@ -8163,22 +8090,22 @@
           <w:color w:val="000000"/>
           <w:kern w:val="0"/>
           <w:lang w:eastAsia="es-PE"/>
-          <ns2:ligatures ns2:val="none"/>
-        </w:rPr>
-      </w:pPr>
-      <w:r>
-        <w:rPr>
-          <w:rFonts w:ascii="Arial Narrow" w:eastAsia="Arial Narrow" w:hAnsi="Arial Narrow" w:cs="Arial Narrow"/>
-          <w:color w:val="000000"/>
-          <w:kern w:val="0"/>
-          <w:lang w:eastAsia="es-PE"/>
-          <ns2:ligatures ns2:val="none"/>
+          <w14:ligatures w14:val="none"/>
+        </w:rPr>
+      </w:pPr>
+      <w:r>
+        <w:rPr>
+          <w:rFonts w:ascii="Arial Narrow" w:eastAsia="Arial Narrow" w:hAnsi="Arial Narrow" w:cs="Arial Narrow"/>
+          <w:color w:val="000000"/>
+          <w:kern w:val="0"/>
+          <w:lang w:eastAsia="es-PE"/>
+          <w14:ligatures w14:val="none"/>
         </w:rPr>
         <w:lastRenderedPageBreak/>
         <w:t>presentar copia simple de las facultades de representación de su representante legal en el presente procedimiento o la declaración jurada que indique que cuenta con dichas facultades y que estas se encuentran vigentes;</w:t>
       </w:r>
     </w:p>
-    <w:p ns2:paraId="1203D0DC" ns2:textId="77777777">
+    <w:p>
       <w:pPr>
         <w:numPr>
           <w:ilvl w:val="0"/>
@@ -8192,21 +8119,21 @@
           <w:color w:val="000000"/>
           <w:kern w:val="0"/>
           <w:lang w:eastAsia="es-PE"/>
-          <ns2:ligatures ns2:val="none"/>
-        </w:rPr>
-      </w:pPr>
-      <w:r>
-        <w:rPr>
-          <w:rFonts w:ascii="Arial Narrow" w:eastAsia="Arial Narrow" w:hAnsi="Arial Narrow" w:cs="Arial Narrow"/>
-          <w:color w:val="000000"/>
-          <w:kern w:val="0"/>
-          <w:lang w:eastAsia="es-PE"/>
-          <ns2:ligatures ns2:val="none"/>
+          <w14:ligatures w14:val="none"/>
+        </w:rPr>
+      </w:pPr>
+      <w:r>
+        <w:rPr>
+          <w:rFonts w:ascii="Arial Narrow" w:eastAsia="Arial Narrow" w:hAnsi="Arial Narrow" w:cs="Arial Narrow"/>
+          <w:color w:val="000000"/>
+          <w:kern w:val="0"/>
+          <w:lang w:eastAsia="es-PE"/>
+          <w14:ligatures w14:val="none"/>
         </w:rPr>
         <w:t>consignar el Número de Registro Único de Contribuyentes (RUC); y,</w:t>
       </w:r>
     </w:p>
-    <w:p ns2:paraId="37704CA2" ns2:textId="77777777">
+    <w:p>
       <w:pPr>
         <w:numPr>
           <w:ilvl w:val="0"/>
@@ -8218,16 +8145,16 @@
         <w:rPr>
           <w:rFonts w:ascii="Arial Narrow" w:eastAsia="Calibri" w:hAnsi="Arial Narrow" w:cs="Arial"/>
           <w:kern w:val="0"/>
-          <ns2:ligatures ns2:val="none"/>
-        </w:rPr>
-      </w:pPr>
-      <w:r>
-        <w:rPr>
-          <w:rFonts w:ascii="Arial Narrow" w:eastAsia="Arial Narrow" w:hAnsi="Arial Narrow" w:cs="Arial Narrow"/>
-          <w:color w:val="000000"/>
-          <w:kern w:val="0"/>
-          <w:lang w:eastAsia="es-PE"/>
-          <ns2:ligatures ns2:val="none"/>
+          <w14:ligatures w14:val="none"/>
+        </w:rPr>
+      </w:pPr>
+      <w:r>
+        <w:rPr>
+          <w:rFonts w:ascii="Arial Narrow" w:eastAsia="Arial Narrow" w:hAnsi="Arial Narrow" w:cs="Arial Narrow"/>
+          <w:color w:val="000000"/>
+          <w:kern w:val="0"/>
+          <w:lang w:eastAsia="es-PE"/>
+          <w14:ligatures w14:val="none"/>
         </w:rPr>
         <w:t>fijar domicilio procesal para el procedimiento, de conformidad con el numeral 1 del artículo 442</w:t>
       </w:r>
@@ -8237,7 +8164,7 @@
           <w:color w:val="000000"/>
           <w:kern w:val="0"/>
           <w:lang w:eastAsia="es-PE"/>
-          <ns2:ligatures ns2:val="none"/>
+          <w14:ligatures w14:val="none"/>
         </w:rPr>
         <w:t/>
       </w:r>
@@ -8247,7 +8174,7 @@
           <w:color w:val="000000"/>
           <w:kern w:val="0"/>
           <w:lang w:eastAsia="es-PE"/>
-          <ns2:ligatures ns2:val="none"/>
+          <w14:ligatures w14:val="none"/>
         </w:rPr>
         <w:t xml:space="preserve"> del Código Procesal Civil. </w:t>
       </w:r>
@@ -8255,7 +8182,7 @@
         <w:rPr>
           <w:rFonts w:ascii="Arial Narrow" w:eastAsia="Calibri" w:hAnsi="Arial Narrow" w:cs="Arial"/>
           <w:kern w:val="0"/>
-          <ns2:ligatures ns2:val="none"/>
+          <w14:ligatures w14:val="none"/>
         </w:rPr>
         <w:t>Para ello podrá señalar domicilio físico o una dirección electrónica a la que pueda remitirse las notificaciones</w:t>
       </w:r>
@@ -8264,12 +8191,12 @@
           <w:rFonts w:ascii="Arial Narrow" w:eastAsia="Arial" w:hAnsi="Arial Narrow" w:cs="Arial"/>
           <w:kern w:val="0"/>
           <w:lang w:val="es"/>
-          <ns2:ligatures ns2:val="none"/>
+          <w14:ligatures w14:val="none"/>
         </w:rPr>
         <w:t>;</w:t>
       </w:r>
     </w:p>
-    <w:p ns2:paraId="6A38ABFB" ns2:textId="77777777">
+    <w:p>
       <w:pPr>
         <w:numPr>
           <w:ilvl w:val="0"/>
@@ -8281,14 +8208,14 @@
         <w:rPr>
           <w:rFonts w:ascii="Arial Narrow" w:eastAsia="Calibri" w:hAnsi="Arial Narrow" w:cs="Arial"/>
           <w:kern w:val="0"/>
-          <ns2:ligatures ns2:val="none"/>
+          <w14:ligatures w14:val="none"/>
         </w:rPr>
       </w:pPr>
       <w:r>
         <w:rPr>
           <w:rFonts w:ascii="Arial Narrow" w:eastAsia="Calibri" w:hAnsi="Arial Narrow" w:cs="Arial"/>
           <w:kern w:val="0"/>
-          <ns2:ligatures ns2:val="none"/>
+          <w14:ligatures w14:val="none"/>
         </w:rPr>
         <w:t xml:space="preserve">en caso califique como </w:t>
       </w:r>
@@ -8297,7 +8224,7 @@
         <w:rPr>
           <w:rFonts w:ascii="Arial Narrow" w:eastAsia="Calibri" w:hAnsi="Arial Narrow" w:cs="Arial"/>
           <w:kern w:val="0"/>
-          <ns2:ligatures ns2:val="none"/>
+          <w14:ligatures w14:val="none"/>
         </w:rPr>
         <w:t>micro empresa</w:t>
       </w:r>
@@ -8306,7 +8233,7 @@
         <w:rPr>
           <w:rFonts w:ascii="Arial Narrow" w:eastAsia="Calibri" w:hAnsi="Arial Narrow" w:cs="Arial"/>
           <w:kern w:val="0"/>
-          <ns2:ligatures ns2:val="none"/>
+          <w14:ligatures w14:val="none"/>
         </w:rPr>
         <w:t xml:space="preserve"> o pequeña empresa, presentar los documentos que acrediten su volumen de ventas o ingresos brutos percibidos el año anterior relativo a todas sus actividades económicas y el número de trabajadores con el que cuenta</w:t>
       </w:r>
@@ -8316,7 +8243,7 @@
           <w:rFonts w:ascii="Arial Narrow" w:eastAsia="Calibri" w:hAnsi="Arial Narrow" w:cs="Arial"/>
           <w:kern w:val="0"/>
           <w:vertAlign w:val="superscript"/>
-          <ns2:ligatures ns2:val="none"/>
+          <w14:ligatures w14:val="none"/>
         </w:rPr>
         <w:footnoteReference w:id="14"/>
       </w:r>
@@ -8324,7 +8251,7 @@
         <w:rPr>
           <w:rFonts w:ascii="Arial Narrow" w:eastAsia="Calibri" w:hAnsi="Arial Narrow" w:cs="Arial"/>
           <w:kern w:val="0"/>
-          <ns2:ligatures ns2:val="none"/>
+          <w14:ligatures w14:val="none"/>
         </w:rPr>
         <w:t>. Ello, a fin de que la Comisión pueda meritar dicha documentación, conforme lo establece el artículo 110</w:t>
       </w:r>
@@ -8334,7 +8261,7 @@
           <w:color w:val="000000"/>
           <w:kern w:val="0"/>
           <w:lang w:eastAsia="es-PE"/>
-          <ns2:ligatures ns2:val="none"/>
+          <w14:ligatures w14:val="none"/>
         </w:rPr>
         <w:t/>
       </w:r>
@@ -8342,7 +8269,7 @@
         <w:rPr>
           <w:rFonts w:ascii="Arial Narrow" w:eastAsia="Calibri" w:hAnsi="Arial Narrow" w:cs="Arial"/>
           <w:kern w:val="0"/>
-          <ns2:ligatures ns2:val="none"/>
+          <w14:ligatures w14:val="none"/>
         </w:rPr>
         <w:t xml:space="preserve"> del </w:t>
       </w:r>
@@ -8351,7 +8278,7 @@
           <w:rFonts w:ascii="Arial Narrow" w:eastAsia="Calibri" w:hAnsi="Arial Narrow" w:cs="Arial"/>
           <w:spacing w:val="-2"/>
           <w:kern w:val="0"/>
-          <ns2:ligatures ns2:val="none"/>
+          <w14:ligatures w14:val="none"/>
         </w:rPr>
         <w:t>Código</w:t>
       </w:r>
@@ -8362,7 +8289,7 @@
           <w:spacing w:val="-2"/>
           <w:kern w:val="0"/>
           <w:vertAlign w:val="superscript"/>
-          <ns2:ligatures ns2:val="none"/>
+          <w14:ligatures w14:val="none"/>
         </w:rPr>
         <w:footnoteReference w:id="15"/>
       </w:r>
@@ -8371,12 +8298,12 @@
           <w:rFonts w:ascii="Arial Narrow" w:eastAsia="Calibri" w:hAnsi="Arial Narrow" w:cs="Arial"/>
           <w:spacing w:val="-2"/>
           <w:kern w:val="0"/>
-          <ns2:ligatures ns2:val="none"/>
+          <w14:ligatures w14:val="none"/>
         </w:rPr>
         <w:t>.</w:t>
       </w:r>
     </w:p>
-    <w:p ns2:paraId="1B2AA0D1" ns2:textId="77777777">
+    <w:p>
       <w:pPr>
         <w:spacing w:after="0" w:line="240" w:lineRule="auto"/>
         <w:ind w:left="567"/>
@@ -8386,20 +8313,20 @@
           <w:color w:val="000000"/>
           <w:kern w:val="0"/>
           <w:lang w:eastAsia="es-PE"/>
-          <ns2:ligatures ns2:val="none"/>
-        </w:rPr>
-      </w:pPr>
-    </w:p>
-    <w:p>
-      <w:pPr>
-        <w:spacing w:after="0" w:line="240" w:lineRule="auto"/>
-        <w:jc w:val="both"/>
-        <w:rPr>
-          <w:rFonts w:ascii="Arial Narrow" w:eastAsia="Arial Narrow" w:hAnsi="Arial Narrow" w:cs="Arial Narrow"/>
-          <w:color w:val="000000"/>
-          <w:kern w:val="0"/>
-          <w:lang w:eastAsia="es-PE"/>
-          <ns2:ligatures ns2:val="none"/>
+          <w14:ligatures w14:val="none"/>
+        </w:rPr>
+      </w:pPr>
+    </w:p>
+    <w:p>
+      <w:pPr>
+        <w:spacing w:after="0" w:line="240" w:lineRule="auto"/>
+        <w:jc w:val="both"/>
+        <w:rPr>
+          <w:rFonts w:ascii="Arial Narrow" w:eastAsia="Arial Narrow" w:hAnsi="Arial Narrow" w:cs="Arial Narrow"/>
+          <w:color w:val="000000"/>
+          <w:kern w:val="0"/>
+          <w:lang w:eastAsia="es-PE"/>
+          <w14:ligatures w14:val="none"/>
         </w:rPr>
       </w:pPr>
       <w:r>
@@ -8418,42 +8345,82 @@
           <w:sz w:val="20"/>
           <w:szCs w:val="20"/>
         </w:rPr>
-        <w:t xml:space="preserve">correr traslado de la presente resolución a BNP Paribas Cardif S.A. Compañía de Seguros y Reaseguros y Scotiabank Perú S.A.A. para que, de conformidad con lo dispuesto por el artículo 26 de la Ley sobre Facultades, Normas y Organización del Indecopi, aprobada por Decreto Legislativo 807, presenten sus descargos sobre la imputación de cargos realizada en un plazo no mayor a cinco (5) días hábiles contado a partir del día siguiente de la notificación de la presente resolución, vencido el cual, el Secretario Técnico declarará en rebeldía a los denunciados que no lo hubieran presentado. Debe precisarse que de conformidad con lo establecido por el artículo 223 del Texto Único Ordenado de la Ley 27444, Ley del Procedimiento Administrativo General, las alegaciones y los hechos relevantes de la reclamación, salvo que hayan sido específicamente negadas en la contestación, se tendrán por aceptadas o merituadas como ciertas.</w:t>
-      </w:r>
-    </w:p>
-    <w:p ns2:paraId="2F1C55D7" ns2:textId="77777777">
-      <w:pPr>
-        <w:spacing w:after="0" w:line="240" w:lineRule="auto"/>
-        <w:jc w:val="both"/>
-        <w:rPr>
-          <w:rFonts w:ascii="Arial Narrow" w:eastAsia="Arial Narrow" w:hAnsi="Arial Narrow" w:cs="Arial Narrow"/>
-          <w:color w:val="000000"/>
-          <w:kern w:val="0"/>
-          <w:lang w:eastAsia="es-PE"/>
-          <ns2:ligatures ns2:val="none"/>
-        </w:rPr>
-      </w:pPr>
-    </w:p>
-    <w:p ns2:paraId="6D15F6EA" ns2:textId="20226BE7">
-      <w:pPr>
-        <w:spacing w:after="0" w:line="240" w:lineRule="auto"/>
-        <w:jc w:val="both"/>
-        <w:rPr>
-          <w:rFonts w:ascii="Arial Narrow" w:eastAsia="Times New Roman" w:hAnsi="Arial Narrow" w:cs="Arial"/>
-          <w:color w:val="000000"/>
-          <w:kern w:val="0"/>
+        <w:t xml:space="preserve">correr traslado de la presente resolución a BNP Paribas Cardif S.A. Compañía de Seguros y Reaseguros y Scotiabank Perú S.A.A. para que, de conformidad con lo dispuesto por el artículo 26 de la Ley sobre Facultades, Normas y Organización del Indecopi, aprobada por Decreto Legislativo 807</w:t>
+      </w:r>
+      <w:r>
+        <w:rPr>
+          <w:rStyle w:val="Refdenotaalpie"/>
+          <w:rFonts w:ascii="Arial Narrow" w:eastAsia="Times New Roman" w:hAnsi="Arial Narrow" w:cs="Times New Roman"/>
+          <w:color w:val="000000"/>
+          <w:kern w:val="0"/>
+          <w:vertAlign w:val="superscript"/>
           <w:lang w:val="es-ES" w:eastAsia="es-ES"/>
-          <ns2:ligatures ns2:val="none"/>
-        </w:rPr>
-      </w:pPr>
-      <w:r>
-        <w:rPr>
-          <w:rFonts w:ascii="Arial Narrow" w:eastAsia="Arial Narrow" w:hAnsi="Arial Narrow" w:cs="Arial Narrow"/>
-          <w:b/>
-          <w:color w:val="000000"/>
-          <w:kern w:val="0"/>
-          <w:lang w:eastAsia="es-PE"/>
-          <ns2:ligatures ns2:val="none"/>
+          <w14:ligatures w14:val="none"/>
+        </w:rPr>
+        <w:footnoteReference w:id="21"/>
+      </w:r>
+      <w:r>
+        <w:rPr>
+          <w:rFonts w:ascii="Arial Narrow" w:hAnsi="Arial Narrow" w:cs="Arial Narrow"/>
+          <w:sz w:val="20"/>
+          <w:szCs w:val="20"/>
+        </w:rPr>
+        <w:t xml:space="preserve">, presenten sus descargos sobre la imputación de cargos realizada en un plazo no mayor a cinco (5) días hábiles contado a partir del día siguiente de la notificación de la presente resolución, vencido el cual, el Secretario Técnico declarará en rebeldía a los denunciados que no lo hubieran presentado. Debe precisarse que de conformidad con lo establecido por el artículo 223 del Texto Único Ordenado de la Ley 27444, Ley del Procedimiento Administrativo General</w:t>
+      </w:r>
+      <w:r>
+        <w:rPr>
+          <w:rStyle w:val="Refdenotaalpie"/>
+          <w:rFonts w:ascii="Arial Narrow" w:eastAsia="Times New Roman" w:hAnsi="Arial Narrow" w:cs="Times New Roman"/>
+          <w:color w:val="000000"/>
+          <w:kern w:val="0"/>
+          <w:vertAlign w:val="superscript"/>
+          <w:lang w:val="es-ES" w:eastAsia="es-ES"/>
+          <w14:ligatures w14:val="none"/>
+        </w:rPr>
+        <w:footnoteReference w:id="22"/>
+      </w:r>
+      <w:r>
+        <w:rPr>
+          <w:rFonts w:ascii="Arial Narrow" w:hAnsi="Arial Narrow" w:cs="Arial Narrow"/>
+          <w:sz w:val="20"/>
+          <w:szCs w:val="20"/>
+        </w:rPr>
+        <w:t xml:space="preserve">, las alegaciones y los hechos relevantes de la reclamación, salvo que hayan sido específicamente negadas en la contestación, se tendrán por aceptadas o merituadas como ciertas.</w:t>
+      </w:r>
+    </w:p>
+    <w:p>
+      <w:pPr>
+        <w:spacing w:after="0" w:line="240" w:lineRule="auto"/>
+        <w:jc w:val="both"/>
+        <w:rPr>
+          <w:rFonts w:ascii="Arial Narrow" w:eastAsia="Arial Narrow" w:hAnsi="Arial Narrow" w:cs="Arial Narrow"/>
+          <w:color w:val="000000"/>
+          <w:kern w:val="0"/>
+          <w:lang w:eastAsia="es-PE"/>
+          <w14:ligatures w14:val="none"/>
+        </w:rPr>
+      </w:pPr>
+    </w:p>
+    <w:p>
+      <w:pPr>
+        <w:spacing w:after="0" w:line="240" w:lineRule="auto"/>
+        <w:jc w:val="both"/>
+        <w:rPr>
+          <w:rFonts w:ascii="Arial Narrow" w:eastAsia="Times New Roman" w:hAnsi="Arial Narrow" w:cs="Arial"/>
+          <w:color w:val="000000"/>
+          <w:kern w:val="0"/>
+          <w:lang w:val="es-ES" w:eastAsia="es-ES"/>
+          <w14:ligatures w14:val="none"/>
+        </w:rPr>
+      </w:pPr>
+      <w:r>
+        <w:rPr>
+          <w:rFonts w:ascii="Arial Narrow" w:eastAsia="Arial Narrow" w:hAnsi="Arial Narrow" w:cs="Arial Narrow"/>
+          <w:b/>
+          <w:color w:val="000000"/>
+          <w:kern w:val="0"/>
+          <w:lang w:eastAsia="es-PE"/>
+          <w14:ligatures w14:val="none"/>
         </w:rPr>
         <w:t>SEXTO</w:t>
       </w:r>
@@ -8464,7 +8431,7 @@
           <w:color w:val="000000"/>
           <w:kern w:val="0"/>
           <w:lang w:eastAsia="es-PE"/>
-          <ns2:ligatures ns2:val="none"/>
+          <w14:ligatures w14:val="none"/>
         </w:rPr>
         <w:t xml:space="preserve">: </w:t>
       </w:r>
@@ -8475,7 +8442,7 @@
           <w:color w:val="000000"/>
           <w:kern w:val="0"/>
           <w:lang w:eastAsia="es-ES"/>
-          <ns2:ligatures ns2:val="none"/>
+          <w14:ligatures w14:val="none"/>
         </w:rPr>
         <w:t xml:space="preserve">requerir </w:t>
       </w:r>
@@ -8485,7 +8452,7 @@
           <w:color w:val="000000"/>
           <w:kern w:val="0"/>
           <w:lang w:val="es-ES" w:eastAsia="es-ES"/>
-          <ns2:ligatures ns2:val="none"/>
+          <w14:ligatures w14:val="none"/>
         </w:rPr>
         <w:t xml:space="preserve">que, en un </w:t>
       </w:r>
@@ -8495,7 +8462,7 @@
           <w:color w:val="000000"/>
           <w:kern w:val="0"/>
           <w:lang w:eastAsia="es-ES"/>
-          <ns2:ligatures ns2:val="none"/>
+          <w14:ligatures w14:val="none"/>
         </w:rPr>
         <w:t>plazo no mayor de cinco (5) días hábiles contado a partir del día siguiente de la notificación de la presente resolución</w:t>
       </w:r>
@@ -8506,7 +8473,7 @@
           <w:color w:val="000000"/>
           <w:kern w:val="0"/>
           <w:lang w:eastAsia="es-ES"/>
-          <ns2:ligatures ns2:val="none"/>
+          <w14:ligatures w14:val="none"/>
         </w:rPr>
         <w:t xml:space="preserve">, </w:t>
       </w:r>
@@ -8556,7 +8523,7 @@
           <w:color w:val="000000"/>
           <w:kern w:val="0"/>
           <w:lang w:eastAsia="es-ES"/>
-          <ns2:ligatures ns2:val="none"/>
+          <w14:ligatures w14:val="none"/>
         </w:rPr>
         <w:t xml:space="preserve">, </w:t>
       </w:r>
@@ -8567,7 +8534,7 @@
           <w:color w:val="000000"/>
           <w:kern w:val="0"/>
           <w:lang w:val="es-ES" w:eastAsia="es-ES"/>
-          <ns2:ligatures ns2:val="none"/>
+          <w14:ligatures w14:val="none"/>
         </w:rPr>
         <w:t>cumpla</w:t>
       </w:r>
@@ -8577,7 +8544,7 @@
           <w:color w:val="000000"/>
           <w:kern w:val="0"/>
           <w:lang w:val="es-ES" w:eastAsia="es-ES"/>
-          <ns2:ligatures ns2:val="none"/>
+          <w14:ligatures w14:val="none"/>
         </w:rPr>
         <w:t xml:space="preserve"> con: </w:t>
       </w:r>
@@ -8587,7 +8554,7 @@
           <w:color w:val="000000"/>
           <w:kern w:val="0"/>
           <w:lang w:val="es-ES" w:eastAsia="es-ES"/>
-          <ns2:ligatures ns2:val="none"/>
+          <w14:ligatures w14:val="none"/>
         </w:rPr>
         <w:t xml:space="preserve">(i) presentar una copia debidamente suscrita de la Póliza del Seguro de Desgravamen de la tarjeta de crédito </w:t>
       </w:r>
@@ -8598,7 +8565,7 @@
           <w:color w:val="000000"/>
           <w:kern w:val="0"/>
           <w:lang w:val="es-ES" w:eastAsia="es-ES"/>
-          <ns2:ligatures ns2:val="none"/>
+          <w14:ligatures w14:val="none"/>
         </w:rPr>
         <w:t>Mastercard</w:t>
       </w:r>
@@ -8609,7 +8576,7 @@
           <w:color w:val="000000"/>
           <w:kern w:val="0"/>
           <w:lang w:val="es-ES" w:eastAsia="es-ES"/>
-          <ns2:ligatures ns2:val="none"/>
+          <w14:ligatures w14:val="none"/>
         </w:rPr>
         <w:t xml:space="preserve"> Singular Black </w:t>
       </w:r>
@@ -8620,7 +8587,7 @@
           <w:color w:val="000000"/>
           <w:kern w:val="0"/>
           <w:lang w:val="es-ES" w:eastAsia="es-ES"/>
-          <ns2:ligatures ns2:val="none"/>
+          <w14:ligatures w14:val="none"/>
         </w:rPr>
         <w:t/>
       </w:r>
@@ -8631,7 +8598,7 @@
           <w:color w:val="000000"/>
           <w:kern w:val="0"/>
           <w:lang w:val="es-ES" w:eastAsia="es-ES"/>
-          <ns2:ligatures ns2:val="none"/>
+          <w14:ligatures w14:val="none"/>
         </w:rPr>
         <w:t xml:space="preserve"> 512372****3570 materia de denuncia, así como el cargo de remisión de la póliza; (</w:t>
       </w:r>
@@ -8642,7 +8609,7 @@
           <w:color w:val="000000"/>
           <w:kern w:val="0"/>
           <w:lang w:val="es-ES" w:eastAsia="es-ES"/>
-          <ns2:ligatures ns2:val="none"/>
+          <w14:ligatures w14:val="none"/>
         </w:rPr>
         <w:t>ii</w:t>
       </w:r>
@@ -8653,7 +8620,7 @@
           <w:color w:val="000000"/>
           <w:kern w:val="0"/>
           <w:lang w:val="es-ES" w:eastAsia="es-ES"/>
-          <ns2:ligatures ns2:val="none"/>
+          <w14:ligatures w14:val="none"/>
         </w:rPr>
         <w:t>) presentar una copia debidamente suscrita de la Póliza del Seguro de Desgravamen del préstamo personal adquirido el 22 de abril de 2025 materia de denuncia, así como el cargo de remisión de la póliza; (</w:t>
       </w:r>
@@ -8664,7 +8631,7 @@
           <w:color w:val="000000"/>
           <w:kern w:val="0"/>
           <w:lang w:val="es-ES" w:eastAsia="es-ES"/>
-          <ns2:ligatures ns2:val="none"/>
+          <w14:ligatures w14:val="none"/>
         </w:rPr>
         <w:t>iii</w:t>
       </w:r>
@@ -8675,7 +8642,7 @@
           <w:color w:val="000000"/>
           <w:kern w:val="0"/>
           <w:lang w:val="es-ES" w:eastAsia="es-ES"/>
-          <ns2:ligatures ns2:val="none"/>
+          <w14:ligatures w14:val="none"/>
         </w:rPr>
         <w:t xml:space="preserve">) presentar los medios probatorios que acrediten que la negativa de otorgamiento de cobertura de la Póliza del Seguro de Desgravamen de la tarjeta de crédito </w:t>
       </w:r>
@@ -8686,7 +8653,7 @@
           <w:color w:val="000000"/>
           <w:kern w:val="0"/>
           <w:lang w:val="es-ES" w:eastAsia="es-ES"/>
-          <ns2:ligatures ns2:val="none"/>
+          <w14:ligatures w14:val="none"/>
         </w:rPr>
         <w:t>Mastercard</w:t>
       </w:r>
@@ -8697,7 +8664,7 @@
           <w:color w:val="000000"/>
           <w:kern w:val="0"/>
           <w:lang w:val="es-ES" w:eastAsia="es-ES"/>
-          <ns2:ligatures ns2:val="none"/>
+          <w14:ligatures w14:val="none"/>
         </w:rPr>
         <w:t xml:space="preserve"> Singular Black </w:t>
       </w:r>
@@ -8708,7 +8675,7 @@
           <w:color w:val="000000"/>
           <w:kern w:val="0"/>
           <w:lang w:val="es-ES" w:eastAsia="es-ES"/>
-          <ns2:ligatures ns2:val="none"/>
+          <w14:ligatures w14:val="none"/>
         </w:rPr>
         <w:t/>
       </w:r>
@@ -8719,7 +8686,7 @@
           <w:color w:val="000000"/>
           <w:kern w:val="0"/>
           <w:lang w:val="es-ES" w:eastAsia="es-ES"/>
-          <ns2:ligatures ns2:val="none"/>
+          <w14:ligatures w14:val="none"/>
         </w:rPr>
         <w:t xml:space="preserve"> 512372****3570 fue justificada; (</w:t>
       </w:r>
@@ -8730,7 +8697,7 @@
           <w:color w:val="000000"/>
           <w:kern w:val="0"/>
           <w:lang w:val="es-ES" w:eastAsia="es-ES"/>
-          <ns2:ligatures ns2:val="none"/>
+          <w14:ligatures w14:val="none"/>
         </w:rPr>
         <w:t>iv</w:t>
       </w:r>
@@ -8741,7 +8708,7 @@
           <w:color w:val="000000"/>
           <w:kern w:val="0"/>
           <w:lang w:val="es-ES" w:eastAsia="es-ES"/>
-          <ns2:ligatures ns2:val="none"/>
+          <w14:ligatures w14:val="none"/>
         </w:rPr>
         <w:t>) presentar los medios probatorios que acrediten que la negativa de otorgamiento de cobertura de la Póliza del Seguro de Desgravamen del préstamo personal adquirido el 22 de abril de 2025 materia de denuncia fue justificada; y, (v) presentar todas las comunicaciones cursadas con la parte denunciante en virtud de los hechos materia de denuncia</w:t>
       </w:r>
@@ -8751,12 +8718,12 @@
           <w:color w:val="000000"/>
           <w:kern w:val="0"/>
           <w:lang w:val="es-ES" w:eastAsia="es-ES"/>
-          <ns2:ligatures ns2:val="none"/>
+          <w14:ligatures w14:val="none"/>
         </w:rPr>
         <w:t>.</w:t>
       </w:r>
     </w:p>
-    <w:p ns2:paraId="7EAE58BA" ns2:textId="77777777">
+    <w:p>
       <w:pPr>
         <w:spacing w:after="0" w:line="240" w:lineRule="auto"/>
         <w:jc w:val="both"/>
@@ -8765,11 +8732,11 @@
           <w:color w:val="000000"/>
           <w:kern w:val="0"/>
           <w:lang w:val="es-ES" w:eastAsia="es-ES"/>
-          <ns2:ligatures ns2:val="none"/>
-        </w:rPr>
-      </w:pPr>
-    </w:p>
-    <w:p ns2:paraId="018EE32A" ns2:textId="4B7E803D">
+          <w14:ligatures w14:val="none"/>
+        </w:rPr>
+      </w:pPr>
+    </w:p>
+    <w:p>
       <w:pPr>
         <w:spacing w:after="0" w:line="240" w:lineRule="auto"/>
         <w:jc w:val="both"/>
@@ -8778,17 +8745,17 @@
           <w:color w:val="000000"/>
           <w:kern w:val="0"/>
           <w:lang w:val="es-ES" w:eastAsia="es-ES"/>
-          <ns2:ligatures ns2:val="none"/>
-        </w:rPr>
-      </w:pPr>
-      <w:r>
-        <w:rPr>
-          <w:rFonts w:ascii="Arial Narrow" w:eastAsia="Arial Narrow" w:hAnsi="Arial Narrow" w:cs="Arial Narrow"/>
-          <w:b/>
-          <w:color w:val="000000"/>
-          <w:kern w:val="0"/>
-          <w:lang w:eastAsia="es-PE"/>
-          <ns2:ligatures ns2:val="none"/>
+          <w14:ligatures w14:val="none"/>
+        </w:rPr>
+      </w:pPr>
+      <w:r>
+        <w:rPr>
+          <w:rFonts w:ascii="Arial Narrow" w:eastAsia="Arial Narrow" w:hAnsi="Arial Narrow" w:cs="Arial Narrow"/>
+          <w:b/>
+          <w:color w:val="000000"/>
+          <w:kern w:val="0"/>
+          <w:lang w:eastAsia="es-PE"/>
+          <w14:ligatures w14:val="none"/>
         </w:rPr>
         <w:t>SÉTIMO</w:t>
       </w:r>
@@ -8799,7 +8766,7 @@
           <w:color w:val="000000"/>
           <w:kern w:val="0"/>
           <w:lang w:eastAsia="es-PE"/>
-          <ns2:ligatures ns2:val="none"/>
+          <w14:ligatures w14:val="none"/>
         </w:rPr>
         <w:t xml:space="preserve">: </w:t>
       </w:r>
@@ -8809,7 +8776,7 @@
           <w:color w:val="000000"/>
           <w:kern w:val="0"/>
           <w:lang w:eastAsia="es-ES"/>
-          <ns2:ligatures ns2:val="none"/>
+          <w14:ligatures w14:val="none"/>
         </w:rPr>
         <w:t xml:space="preserve">requerir </w:t>
       </w:r>
@@ -8819,7 +8786,7 @@
           <w:color w:val="000000"/>
           <w:kern w:val="0"/>
           <w:lang w:val="es-ES" w:eastAsia="es-ES"/>
-          <ns2:ligatures ns2:val="none"/>
+          <w14:ligatures w14:val="none"/>
         </w:rPr>
         <w:t xml:space="preserve">que, en un </w:t>
       </w:r>
@@ -8829,7 +8796,7 @@
           <w:color w:val="000000"/>
           <w:kern w:val="0"/>
           <w:lang w:eastAsia="es-ES"/>
-          <ns2:ligatures ns2:val="none"/>
+          <w14:ligatures w14:val="none"/>
         </w:rPr>
         <w:t xml:space="preserve">plazo no mayor de cinco (5) días hábiles contado a partir del día siguiente de la notificación de la presente resolución, </w:t>
       </w:r>
@@ -8840,7 +8807,7 @@
           <w:kern w:val="0"/>
           <w:shd w:val="clear" w:color="auto" w:fill="FFFFFF"/>
           <w:lang w:eastAsia="es-PE"/>
-          <ns2:ligatures ns2:val="none"/>
+          <w14:ligatures w14:val="none"/>
         </w:rPr>
         <w:t>Scotiabank Perú S.A.A.</w:t>
       </w:r>
@@ -8850,7 +8817,7 @@
           <w:color w:val="000000"/>
           <w:kern w:val="0"/>
           <w:lang w:eastAsia="es-ES"/>
-          <ns2:ligatures ns2:val="none"/>
+          <w14:ligatures w14:val="none"/>
         </w:rPr>
         <w:t xml:space="preserve">, </w:t>
       </w:r>
@@ -8860,7 +8827,7 @@
           <w:color w:val="000000"/>
           <w:kern w:val="0"/>
           <w:lang w:val="es-ES" w:eastAsia="es-ES"/>
-          <ns2:ligatures ns2:val="none"/>
+          <w14:ligatures w14:val="none"/>
         </w:rPr>
         <w:t xml:space="preserve">cumpla con: </w:t>
       </w:r>
@@ -8870,7 +8837,7 @@
           <w:color w:val="000000"/>
           <w:kern w:val="0"/>
           <w:lang w:val="es-ES" w:eastAsia="es-ES"/>
-          <ns2:ligatures ns2:val="none"/>
+          <w14:ligatures w14:val="none"/>
         </w:rPr>
         <w:t xml:space="preserve">(i) presentar una copia debidamente suscrita de la Póliza del Seguro de Desgravamen de la tarjeta de crédito </w:t>
       </w:r>
@@ -8881,7 +8848,7 @@
           <w:color w:val="000000"/>
           <w:kern w:val="0"/>
           <w:lang w:val="es-ES" w:eastAsia="es-ES"/>
-          <ns2:ligatures ns2:val="none"/>
+          <w14:ligatures w14:val="none"/>
         </w:rPr>
         <w:t>Mastercard</w:t>
       </w:r>
@@ -8892,7 +8859,7 @@
           <w:color w:val="000000"/>
           <w:kern w:val="0"/>
           <w:lang w:val="es-ES" w:eastAsia="es-ES"/>
-          <ns2:ligatures ns2:val="none"/>
+          <w14:ligatures w14:val="none"/>
         </w:rPr>
         <w:t xml:space="preserve"> Singular Black </w:t>
       </w:r>
@@ -8903,7 +8870,7 @@
           <w:color w:val="000000"/>
           <w:kern w:val="0"/>
           <w:lang w:val="es-ES" w:eastAsia="es-ES"/>
-          <ns2:ligatures ns2:val="none"/>
+          <w14:ligatures w14:val="none"/>
         </w:rPr>
         <w:t/>
       </w:r>
@@ -8914,7 +8881,7 @@
           <w:color w:val="000000"/>
           <w:kern w:val="0"/>
           <w:lang w:val="es-ES" w:eastAsia="es-ES"/>
-          <ns2:ligatures ns2:val="none"/>
+          <w14:ligatures w14:val="none"/>
         </w:rPr>
         <w:t xml:space="preserve"> 512372****3570 materia de denuncia, así como el cargo de remisión de la póliza; (</w:t>
       </w:r>
@@ -8925,7 +8892,7 @@
           <w:color w:val="000000"/>
           <w:kern w:val="0"/>
           <w:lang w:val="es-ES" w:eastAsia="es-ES"/>
-          <ns2:ligatures ns2:val="none"/>
+          <w14:ligatures w14:val="none"/>
         </w:rPr>
         <w:t>ii</w:t>
       </w:r>
@@ -8936,7 +8903,7 @@
           <w:color w:val="000000"/>
           <w:kern w:val="0"/>
           <w:lang w:val="es-ES" w:eastAsia="es-ES"/>
-          <ns2:ligatures ns2:val="none"/>
+          <w14:ligatures w14:val="none"/>
         </w:rPr>
         <w:t xml:space="preserve">) presentar </w:t>
       </w:r>
@@ -8946,7 +8913,7 @@
           <w:color w:val="000000"/>
           <w:kern w:val="0"/>
           <w:lang w:val="es-ES" w:eastAsia="es-ES"/>
-          <ns2:ligatures ns2:val="none"/>
+          <w14:ligatures w14:val="none"/>
         </w:rPr>
         <w:lastRenderedPageBreak/>
         <w:t>una copia debidamente suscrita de la Póliza del Seguro de Desgravamen del préstamo personal adquirido el 22 de abril de 2025 materia de denuncia, así como el cargo de remisión de la póliza; (</w:t>
@@ -8958,7 +8925,7 @@
           <w:color w:val="000000"/>
           <w:kern w:val="0"/>
           <w:lang w:val="es-ES" w:eastAsia="es-ES"/>
-          <ns2:ligatures ns2:val="none"/>
+          <w14:ligatures w14:val="none"/>
         </w:rPr>
         <w:t>iii</w:t>
       </w:r>
@@ -8969,7 +8936,7 @@
           <w:color w:val="000000"/>
           <w:kern w:val="0"/>
           <w:lang w:val="es-ES" w:eastAsia="es-ES"/>
-          <ns2:ligatures ns2:val="none"/>
+          <w14:ligatures w14:val="none"/>
         </w:rPr>
         <w:t xml:space="preserve">) presentar la grabación de la contratación realizada vía telefónica de la Póliza del Seguro de Desgravamen de la tarjeta de crédito </w:t>
       </w:r>
@@ -8980,7 +8947,7 @@
           <w:color w:val="000000"/>
           <w:kern w:val="0"/>
           <w:lang w:val="es-ES" w:eastAsia="es-ES"/>
-          <ns2:ligatures ns2:val="none"/>
+          <w14:ligatures w14:val="none"/>
         </w:rPr>
         <w:t>Mastercard</w:t>
       </w:r>
@@ -8991,7 +8958,7 @@
           <w:color w:val="000000"/>
           <w:kern w:val="0"/>
           <w:lang w:val="es-ES" w:eastAsia="es-ES"/>
-          <ns2:ligatures ns2:val="none"/>
+          <w14:ligatures w14:val="none"/>
         </w:rPr>
         <w:t xml:space="preserve"> Singular Black </w:t>
       </w:r>
@@ -9002,7 +8969,7 @@
           <w:color w:val="000000"/>
           <w:kern w:val="0"/>
           <w:lang w:val="es-ES" w:eastAsia="es-ES"/>
-          <ns2:ligatures ns2:val="none"/>
+          <w14:ligatures w14:val="none"/>
         </w:rPr>
         <w:t/>
       </w:r>
@@ -9013,7 +8980,7 @@
           <w:color w:val="000000"/>
           <w:kern w:val="0"/>
           <w:lang w:val="es-ES" w:eastAsia="es-ES"/>
-          <ns2:ligatures ns2:val="none"/>
+          <w14:ligatures w14:val="none"/>
         </w:rPr>
         <w:t xml:space="preserve"> 512372****3570; (</w:t>
       </w:r>
@@ -9024,7 +8991,7 @@
           <w:color w:val="000000"/>
           <w:kern w:val="0"/>
           <w:lang w:val="es-ES" w:eastAsia="es-ES"/>
-          <ns2:ligatures ns2:val="none"/>
+          <w14:ligatures w14:val="none"/>
         </w:rPr>
         <w:t>iv</w:t>
       </w:r>
@@ -9035,7 +9002,7 @@
           <w:color w:val="000000"/>
           <w:kern w:val="0"/>
           <w:lang w:val="es-ES" w:eastAsia="es-ES"/>
-          <ns2:ligatures ns2:val="none"/>
+          <w14:ligatures w14:val="none"/>
         </w:rPr>
         <w:t>) presentar la grabación de la contratación realizada vía telefónica de la Póliza del Seguro de Desgravamen del préstamo personal adquirida el 22 de abril de 2025 y, (v) presentar todas las comunicaciones cursadas con la parte denunciante en virtud de los hechos materia de denuncia</w:t>
       </w:r>
@@ -9045,12 +9012,12 @@
           <w:color w:val="000000"/>
           <w:kern w:val="0"/>
           <w:lang w:val="es-ES" w:eastAsia="es-ES"/>
-          <ns2:ligatures ns2:val="none"/>
+          <w14:ligatures w14:val="none"/>
         </w:rPr>
         <w:t>.</w:t>
       </w:r>
     </w:p>
-    <w:p ns2:paraId="61AD8504" ns2:textId="77777777">
+    <w:p>
       <w:pPr>
         <w:spacing w:after="0" w:line="240" w:lineRule="auto"/>
         <w:jc w:val="both"/>
@@ -9060,20 +9027,20 @@
           <w:color w:val="000000"/>
           <w:kern w:val="0"/>
           <w:lang w:val="es-ES" w:eastAsia="es-PE"/>
-          <ns2:ligatures ns2:val="none"/>
-        </w:rPr>
-      </w:pPr>
-    </w:p>
-    <w:p ns2:paraId="58D4E496" ns2:textId="7535C293">
-      <w:pPr>
-        <w:spacing w:after="0" w:line="240" w:lineRule="auto"/>
-        <w:jc w:val="both"/>
-        <w:rPr>
-          <w:rFonts w:ascii="Arial Narrow" w:eastAsia="Arial Narrow" w:hAnsi="Arial Narrow" w:cs="Arial Narrow"/>
-          <w:color w:val="000000"/>
-          <w:kern w:val="0"/>
-          <w:lang w:eastAsia="es-PE"/>
-          <ns2:ligatures ns2:val="none"/>
+          <w14:ligatures w14:val="none"/>
+        </w:rPr>
+      </w:pPr>
+    </w:p>
+    <w:p>
+      <w:pPr>
+        <w:spacing w:after="0" w:line="240" w:lineRule="auto"/>
+        <w:jc w:val="both"/>
+        <w:rPr>
+          <w:rFonts w:ascii="Arial Narrow" w:eastAsia="Arial Narrow" w:hAnsi="Arial Narrow" w:cs="Arial Narrow"/>
+          <w:color w:val="000000"/>
+          <w:kern w:val="0"/>
+          <w:lang w:eastAsia="es-PE"/>
+          <w14:ligatures w14:val="none"/>
         </w:rPr>
       </w:pPr>
       <w:r>
@@ -9082,7 +9049,7 @@
           <w:b/>
           <w:bCs/>
           <w:kern w:val="0"/>
-          <ns2:ligatures ns2:val="none"/>
+          <w14:ligatures w14:val="none"/>
         </w:rPr>
         <w:t>OCTAVO</w:t>
       </w:r>
@@ -9093,7 +9060,7 @@
           <w:color w:val="000000"/>
           <w:kern w:val="0"/>
           <w:lang w:eastAsia="es-PE"/>
-          <ns2:ligatures ns2:val="none"/>
+          <w14:ligatures w14:val="none"/>
         </w:rPr>
         <w:t>:</w:t>
       </w:r>
@@ -9103,7 +9070,7 @@
           <w:color w:val="000000"/>
           <w:kern w:val="0"/>
           <w:lang w:eastAsia="es-PE"/>
-          <ns2:ligatures ns2:val="none"/>
+          <w14:ligatures w14:val="none"/>
         </w:rPr>
         <w:t xml:space="preserve"> </w:t>
       </w:r>
@@ -9114,7 +9081,7 @@
           <w:color w:val="000000"/>
           <w:kern w:val="0"/>
           <w:lang w:eastAsia="es-PE"/>
-          <ns2:ligatures ns2:val="none"/>
+          <w14:ligatures w14:val="none"/>
         </w:rPr>
         <w:t>informar a las partes que el artículo 110</w:t>
       </w:r>
@@ -9124,7 +9091,7 @@
           <w:color w:val="000000"/>
           <w:kern w:val="0"/>
           <w:lang w:eastAsia="es-PE"/>
-          <ns2:ligatures ns2:val="none"/>
+          <w14:ligatures w14:val="none"/>
         </w:rPr>
         <w:t/>
       </w:r>
@@ -9134,7 +9101,7 @@
           <w:color w:val="000000"/>
           <w:kern w:val="0"/>
           <w:lang w:eastAsia="es-PE"/>
-          <ns2:ligatures ns2:val="none"/>
+          <w14:ligatures w14:val="none"/>
         </w:rPr>
         <w:t xml:space="preserve"> de la Ley 29571, Código de Protección y Defensa del Consumidor</w:t>
       </w:r>
@@ -9146,7 +9113,7 @@
           <w:kern w:val="0"/>
           <w:vertAlign w:val="superscript"/>
           <w:lang w:eastAsia="es-PE"/>
-          <ns2:ligatures ns2:val="none"/>
+          <w14:ligatures w14:val="none"/>
         </w:rPr>
         <w:footnoteReference w:id="16"/>
       </w:r>
@@ -9156,7 +9123,7 @@
           <w:color w:val="000000"/>
           <w:kern w:val="0"/>
           <w:lang w:eastAsia="es-PE"/>
-          <ns2:ligatures ns2:val="none"/>
+          <w14:ligatures w14:val="none"/>
         </w:rPr>
         <w:t>, faculta a la Comisión a calificar las infracciones de la referida norma como leves, graves o muy graves e imponer sanciones que van desde una amonestación hasta una multa por un máximo de 450 Unidades Impositivas Tributarias, sin perjuicio de las medidas correctivas, reparadoras y complementarias, que puedan ordenarse de acuerdo a lo estipulado en los artículos 114</w:t>
       </w:r>
@@ -9166,7 +9133,7 @@
           <w:color w:val="000000"/>
           <w:kern w:val="0"/>
           <w:lang w:eastAsia="es-PE"/>
-          <ns2:ligatures ns2:val="none"/>
+          <w14:ligatures w14:val="none"/>
         </w:rPr>
         <w:t/>
       </w:r>
@@ -9176,7 +9143,7 @@
           <w:color w:val="000000"/>
           <w:kern w:val="0"/>
           <w:lang w:eastAsia="es-PE"/>
-          <ns2:ligatures ns2:val="none"/>
+          <w14:ligatures w14:val="none"/>
         </w:rPr>
         <w:t>, 115</w:t>
       </w:r>
@@ -9186,7 +9153,7 @@
           <w:color w:val="000000"/>
           <w:kern w:val="0"/>
           <w:lang w:eastAsia="es-PE"/>
-          <ns2:ligatures ns2:val="none"/>
+          <w14:ligatures w14:val="none"/>
         </w:rPr>
         <w:t/>
       </w:r>
@@ -9196,7 +9163,7 @@
           <w:color w:val="000000"/>
           <w:kern w:val="0"/>
           <w:lang w:eastAsia="es-PE"/>
-          <ns2:ligatures ns2:val="none"/>
+          <w14:ligatures w14:val="none"/>
         </w:rPr>
         <w:t xml:space="preserve"> y 116</w:t>
       </w:r>
@@ -9206,7 +9173,7 @@
           <w:color w:val="000000"/>
           <w:kern w:val="0"/>
           <w:lang w:eastAsia="es-PE"/>
-          <ns2:ligatures ns2:val="none"/>
+          <w14:ligatures w14:val="none"/>
         </w:rPr>
         <w:t/>
       </w:r>
@@ -9216,7 +9183,7 @@
           <w:color w:val="000000"/>
           <w:kern w:val="0"/>
           <w:lang w:eastAsia="es-PE"/>
-          <ns2:ligatures ns2:val="none"/>
+          <w14:ligatures w14:val="none"/>
         </w:rPr>
         <w:t xml:space="preserve"> de la referida norma</w:t>
       </w:r>
@@ -9228,7 +9195,7 @@
           <w:kern w:val="0"/>
           <w:vertAlign w:val="superscript"/>
           <w:lang w:eastAsia="es-PE"/>
-          <ns2:ligatures ns2:val="none"/>
+          <w14:ligatures w14:val="none"/>
         </w:rPr>
         <w:footnoteReference w:id="17"/>
       </w:r>
@@ -9238,7 +9205,7 @@
           <w:color w:val="000000"/>
           <w:kern w:val="0"/>
           <w:lang w:eastAsia="es-PE"/>
-          <ns2:ligatures ns2:val="none"/>
+          <w14:ligatures w14:val="none"/>
         </w:rPr>
         <w:t xml:space="preserve">. </w:t>
       </w:r>
@@ -9249,7 +9216,7 @@
           <w:color w:val="000000"/>
           <w:kern w:val="0"/>
           <w:lang w:eastAsia="es-PE"/>
-          <ns2:ligatures ns2:val="none"/>
+          <w14:ligatures w14:val="none"/>
         </w:rPr>
         <w:lastRenderedPageBreak/>
         <w:t>Asimismo, se consideran circunstancias atenuantes para la graduación de la sanción, el allanamiento de la denuncia o el reconocimiento de las pretensiones en ella contenidas, de acuerdo con el artículo 112</w:t>
@@ -9260,7 +9227,7 @@
           <w:color w:val="000000"/>
           <w:kern w:val="0"/>
           <w:lang w:eastAsia="es-PE"/>
-          <ns2:ligatures ns2:val="none"/>
+          <w14:ligatures w14:val="none"/>
         </w:rPr>
         <w:t/>
       </w:r>
@@ -9270,7 +9237,7 @@
           <w:color w:val="000000"/>
           <w:kern w:val="0"/>
           <w:lang w:eastAsia="es-PE"/>
-          <ns2:ligatures ns2:val="none"/>
+          <w14:ligatures w14:val="none"/>
         </w:rPr>
         <w:t xml:space="preserve"> del Código</w:t>
       </w:r>
@@ -9282,7 +9249,7 @@
           <w:kern w:val="0"/>
           <w:vertAlign w:val="superscript"/>
           <w:lang w:eastAsia="es-PE"/>
-          <ns2:ligatures ns2:val="none"/>
+          <w14:ligatures w14:val="none"/>
         </w:rPr>
         <w:footnoteReference w:id="18"/>
       </w:r>
@@ -9292,12 +9259,12 @@
           <w:color w:val="000000"/>
           <w:kern w:val="0"/>
           <w:lang w:eastAsia="es-PE"/>
-          <ns2:ligatures ns2:val="none"/>
+          <w14:ligatures w14:val="none"/>
         </w:rPr>
         <w:t>.</w:t>
       </w:r>
     </w:p>
-    <w:p ns2:paraId="7A5236A4" ns2:textId="77777777">
+    <w:p>
       <w:pPr>
         <w:shd w:val="clear" w:color="auto" w:fill="FFFFFF"/>
         <w:spacing w:after="0" w:line="240" w:lineRule="auto"/>
@@ -9308,11 +9275,11 @@
           <w:color w:val="000000"/>
           <w:kern w:val="0"/>
           <w:lang w:eastAsia="es-PE"/>
-          <ns2:ligatures ns2:val="none"/>
-        </w:rPr>
-      </w:pPr>
-    </w:p>
-    <w:p ns2:paraId="3F071DDA" ns2:textId="12DCFDF5">
+          <w14:ligatures w14:val="none"/>
+        </w:rPr>
+      </w:pPr>
+    </w:p>
+    <w:p>
       <w:pPr>
         <w:shd w:val="clear" w:color="auto" w:fill="FFFFFF"/>
         <w:spacing w:after="0" w:line="240" w:lineRule="auto"/>
@@ -9322,7 +9289,7 @@
           <w:color w:val="000000"/>
           <w:kern w:val="0"/>
           <w:lang w:eastAsia="es-PE"/>
-          <ns2:ligatures ns2:val="none"/>
+          <w14:ligatures w14:val="none"/>
         </w:rPr>
       </w:pPr>
       <w:r>
@@ -9332,7 +9299,7 @@
           <w:color w:val="000000"/>
           <w:kern w:val="0"/>
           <w:lang w:eastAsia="es-PE"/>
-          <ns2:ligatures ns2:val="none"/>
+          <w14:ligatures w14:val="none"/>
         </w:rPr>
         <w:t>NOVENO</w:t>
       </w:r>
@@ -9343,7 +9310,7 @@
           <w:color w:val="000000"/>
           <w:kern w:val="0"/>
           <w:lang w:eastAsia="es-PE"/>
-          <ns2:ligatures ns2:val="none"/>
+          <w14:ligatures w14:val="none"/>
         </w:rPr>
         <w:t>:</w:t>
       </w:r>
@@ -9353,7 +9320,7 @@
           <w:color w:val="000000"/>
           <w:kern w:val="0"/>
           <w:lang w:eastAsia="es-PE"/>
-          <ns2:ligatures ns2:val="none"/>
+          <w14:ligatures w14:val="none"/>
         </w:rPr>
         <w:t xml:space="preserve"> informar a las partes que conforme a lo establecido en el artículo 39</w:t>
       </w:r>
@@ -9363,7 +9330,7 @@
           <w:color w:val="000000"/>
           <w:kern w:val="0"/>
           <w:lang w:eastAsia="es-PE"/>
-          <ns2:ligatures ns2:val="none"/>
+          <w14:ligatures w14:val="none"/>
         </w:rPr>
         <w:t/>
       </w:r>
@@ -9373,12 +9340,12 @@
           <w:color w:val="000000"/>
           <w:kern w:val="0"/>
           <w:lang w:eastAsia="es-PE"/>
-          <ns2:ligatures ns2:val="none"/>
+          <w14:ligatures w14:val="none"/>
         </w:rPr>
         <w:t xml:space="preserve"> de la Ley sobre Facultades, Normas y Organización del Indecopi, aprobada por Decreto Legislativo 807, los gastos por los peritajes realizados, actuación de pruebas, inspecciones y otros derivados de la tramitación del proceso serán de cargo de la parte que solicita la prueba, salvo pacto en contrario. En todos los casos, la resolución final determinará si los gastos deben ser asumidos por alguna de las partes, o reembolsados a la otra parte o al Indecopi, según sea el caso, de manera adicional a la sanción que haya podido imponerse. </w:t>
       </w:r>
     </w:p>
-    <w:p ns2:paraId="0F10F9CF" ns2:textId="77777777">
+    <w:p>
       <w:pPr>
         <w:shd w:val="clear" w:color="auto" w:fill="FFFFFF"/>
         <w:spacing w:after="0" w:line="240" w:lineRule="auto"/>
@@ -9388,11 +9355,11 @@
           <w:color w:val="000000"/>
           <w:kern w:val="0"/>
           <w:lang w:eastAsia="es-PE"/>
-          <ns2:ligatures ns2:val="none"/>
-        </w:rPr>
-      </w:pPr>
-    </w:p>
-    <w:p ns2:paraId="194C23DD" ns2:textId="1D36B01F">
+          <w14:ligatures w14:val="none"/>
+        </w:rPr>
+      </w:pPr>
+    </w:p>
+    <w:p>
       <w:pPr>
         <w:suppressAutoHyphens/>
         <w:spacing w:after="0" w:line="240" w:lineRule="auto"/>
@@ -9401,7 +9368,7 @@
           <w:rFonts w:ascii="Arial Narrow" w:eastAsia="Calibri" w:hAnsi="Arial Narrow" w:cs="Arial"/>
           <w:kern w:val="0"/>
           <w:u w:val="single"/>
-          <ns2:ligatures ns2:val="none"/>
+          <w14:ligatures w14:val="none"/>
         </w:rPr>
       </w:pPr>
       <w:r>
@@ -9410,7 +9377,7 @@
           <w:b/>
           <w:spacing w:val="-3"/>
           <w:kern w:val="0"/>
-          <ns2:ligatures ns2:val="none"/>
+          <w14:ligatures w14:val="none"/>
         </w:rPr>
         <w:t>DÉCIMO</w:t>
       </w:r>
@@ -9419,7 +9386,7 @@
           <w:rFonts w:ascii="Arial Narrow" w:eastAsia="Calibri" w:hAnsi="Arial Narrow" w:cs="Arial"/>
           <w:b/>
           <w:kern w:val="0"/>
-          <ns2:ligatures ns2:val="none"/>
+          <w14:ligatures w14:val="none"/>
         </w:rPr>
         <w:t>:</w:t>
       </w:r>
@@ -9427,7 +9394,7 @@
         <w:rPr>
           <w:rFonts w:ascii="Arial Narrow" w:eastAsia="Calibri" w:hAnsi="Arial Narrow" w:cs="Arial"/>
           <w:kern w:val="0"/>
-          <ns2:ligatures ns2:val="none"/>
+          <w14:ligatures w14:val="none"/>
         </w:rPr>
         <w:t xml:space="preserve"> comunicar a las partes que, </w:t>
       </w:r>
@@ -9436,7 +9403,7 @@
         <w:rPr>
           <w:rFonts w:ascii="Arial Narrow" w:eastAsia="Calibri" w:hAnsi="Arial Narrow" w:cs="Arial"/>
           <w:kern w:val="0"/>
-          <ns2:ligatures ns2:val="none"/>
+          <w14:ligatures w14:val="none"/>
         </w:rPr>
         <w:t>de acuerdo a</w:t>
       </w:r>
@@ -9445,7 +9412,7 @@
         <w:rPr>
           <w:rFonts w:ascii="Arial Narrow" w:eastAsia="Calibri" w:hAnsi="Arial Narrow" w:cs="Arial"/>
           <w:kern w:val="0"/>
-          <ns2:ligatures ns2:val="none"/>
+          <w14:ligatures w14:val="none"/>
         </w:rPr>
         <w:t xml:space="preserve"> lo señalado por el artículo 29</w:t>
       </w:r>
@@ -9455,7 +9422,7 @@
           <w:color w:val="000000"/>
           <w:kern w:val="0"/>
           <w:lang w:eastAsia="es-PE"/>
-          <ns2:ligatures ns2:val="none"/>
+          <w14:ligatures w14:val="none"/>
         </w:rPr>
         <w:t/>
       </w:r>
@@ -9463,7 +9430,7 @@
         <w:rPr>
           <w:rFonts w:ascii="Arial Narrow" w:eastAsia="Calibri" w:hAnsi="Arial Narrow" w:cs="Arial"/>
           <w:kern w:val="0"/>
-          <ns2:ligatures ns2:val="none"/>
+          <w14:ligatures w14:val="none"/>
         </w:rPr>
         <w:t xml:space="preserve"> del Decreto Legislativo </w:t>
       </w:r>
@@ -9472,7 +9439,7 @@
         <w:rPr>
           <w:rFonts w:ascii="Arial Narrow" w:eastAsia="Calibri" w:hAnsi="Arial Narrow" w:cs="Arial"/>
           <w:kern w:val="0"/>
-          <ns2:ligatures ns2:val="none"/>
+          <w14:ligatures w14:val="none"/>
         </w:rPr>
         <w:t/>
       </w:r>
@@ -9481,7 +9448,7 @@
         <w:rPr>
           <w:rFonts w:ascii="Arial Narrow" w:eastAsia="Calibri" w:hAnsi="Arial Narrow" w:cs="Arial"/>
           <w:kern w:val="0"/>
-          <ns2:ligatures ns2:val="none"/>
+          <w14:ligatures w14:val="none"/>
         </w:rPr>
         <w:t xml:space="preserve"> 807</w:t>
       </w:r>
@@ -9491,7 +9458,7 @@
           <w:rFonts w:ascii="Arial Narrow" w:eastAsia="Calibri" w:hAnsi="Arial Narrow" w:cs="Arial"/>
           <w:kern w:val="0"/>
           <w:vertAlign w:val="superscript"/>
-          <ns2:ligatures ns2:val="none"/>
+          <w14:ligatures w14:val="none"/>
         </w:rPr>
         <w:footnoteReference w:id="19"/>
       </w:r>
@@ -9499,7 +9466,7 @@
         <w:rPr>
           <w:rFonts w:ascii="Arial Narrow" w:eastAsia="Calibri" w:hAnsi="Arial Narrow" w:cs="Arial"/>
           <w:kern w:val="0"/>
-          <ns2:ligatures ns2:val="none"/>
+          <w14:ligatures w14:val="none"/>
         </w:rPr>
         <w:t xml:space="preserve">, hasta antes de la emisión de la Resolución Final tienen la posibilidad de solicitar una audiencia de conciliación. En caso deleguen a favor de una tercera persona su actuación en la diligencia programada, esta deberá presentar un poder especial con firma legalizada ante Notario Público, donde conste </w:t>
       </w:r>
@@ -9508,7 +9475,7 @@
           <w:rFonts w:ascii="Arial Narrow" w:eastAsia="Calibri" w:hAnsi="Arial Narrow" w:cs="Arial"/>
           <w:kern w:val="0"/>
           <w:u w:val="single"/>
-          <ns2:ligatures ns2:val="none"/>
+          <w14:ligatures w14:val="none"/>
         </w:rPr>
         <w:t>expresamente su facultad para asistir y conciliar en su representación</w:t>
       </w:r>
@@ -9517,7 +9484,7 @@
           <w:rFonts w:ascii="Arial Narrow" w:eastAsia="Calibri" w:hAnsi="Arial Narrow" w:cs="Arial"/>
           <w:bCs/>
           <w:kern w:val="0"/>
-          <ns2:ligatures ns2:val="none"/>
+          <w14:ligatures w14:val="none"/>
         </w:rPr>
         <w:t>.</w:t>
       </w:r>
@@ -9527,7 +9494,7 @@
           <w:b/>
           <w:bCs/>
           <w:kern w:val="0"/>
-          <ns2:ligatures ns2:val="none"/>
+          <w14:ligatures w14:val="none"/>
         </w:rPr>
         <w:t xml:space="preserve"> </w:t>
       </w:r>
@@ -9536,12 +9503,12 @@
           <w:rFonts w:ascii="Arial Narrow" w:eastAsia="Calibri" w:hAnsi="Arial Narrow" w:cs="Arial"/>
           <w:kern w:val="0"/>
           <w:u w:val="single"/>
-          <ns2:ligatures ns2:val="none"/>
+          <w14:ligatures w14:val="none"/>
         </w:rPr>
         <w:t xml:space="preserve">Ello bajo apercibimiento de no realizar la audiencia de conciliación y levantar el acta de inasistencia correspondiente. </w:t>
       </w:r>
     </w:p>
-    <w:p ns2:paraId="19088877" ns2:textId="77777777">
+    <w:p>
       <w:pPr>
         <w:suppressAutoHyphens/>
         <w:spacing w:after="0" w:line="240" w:lineRule="auto"/>
@@ -9550,11 +9517,11 @@
           <w:rFonts w:ascii="Arial Narrow" w:eastAsia="Calibri" w:hAnsi="Arial Narrow" w:cs="Arial"/>
           <w:kern w:val="0"/>
           <w:u w:val="single"/>
-          <ns2:ligatures ns2:val="none"/>
-        </w:rPr>
-      </w:pPr>
-    </w:p>
-    <w:p ns2:paraId="7767F307" ns2:textId="597E686A">
+          <w14:ligatures w14:val="none"/>
+        </w:rPr>
+      </w:pPr>
+    </w:p>
+    <w:p>
       <w:pPr>
         <w:suppressAutoHyphens/>
         <w:spacing w:after="0" w:line="240" w:lineRule="auto"/>
@@ -9571,7 +9538,7 @@
           <w:b/>
           <w:spacing w:val="-3"/>
           <w:kern w:val="0"/>
-          <ns2:ligatures ns2:val="none"/>
+          <w14:ligatures w14:val="none"/>
         </w:rPr>
         <w:t>DÉCIMO</w:t>
       </w:r>
@@ -9581,7 +9548,7 @@
           <w:b/>
           <w:spacing w:val="-3"/>
           <w:kern w:val="0"/>
-          <ns2:ligatures ns2:val="none"/>
+          <w14:ligatures w14:val="none"/>
         </w:rPr>
         <w:t xml:space="preserve"> </w:t>
       </w:r>
@@ -9600,7 +9567,7 @@
           <w:color w:val="000000"/>
           <w:kern w:val="0"/>
           <w:lang w:eastAsia="es-PE"/>
-          <ns2:ligatures ns2:val="none"/>
+          <w14:ligatures w14:val="none"/>
         </w:rPr>
         <w:t>:</w:t>
       </w:r>
@@ -9610,7 +9577,7 @@
           <w:color w:val="000000"/>
           <w:kern w:val="0"/>
           <w:lang w:eastAsia="es-PE"/>
-          <ns2:ligatures ns2:val="none"/>
+          <w14:ligatures w14:val="none"/>
         </w:rPr>
         <w:t xml:space="preserve"> poner en conocimiento de las partes que, antes de la emisión de la Resolución Final, tienen la posibilidad de formular su desistimiento o presentar el acuerdo arribado mediante la conciliación, mediación, transacción o cualquier </w:t>
       </w:r>
@@ -9620,14 +9587,14 @@
           <w:color w:val="000000"/>
           <w:kern w:val="0"/>
           <w:lang w:eastAsia="es-PE"/>
-          <ns2:ligatures ns2:val="none"/>
+          <w14:ligatures w14:val="none"/>
         </w:rPr>
         <w:t>otro que, de forma indubitable, deje constancia que se ha solucionado la controversia materia de denuncia.</w:t>
       </w:r>
       <w:bookmarkStart w:id="15" w:name="h.gjdgxs" w:colFirst="0" w:colLast="0"/>
       <w:bookmarkEnd w:id="15"/>
     </w:p>
-    <w:p ns2:paraId="69E33D6A" ns2:textId="77777777">
+    <w:p>
       <w:pPr>
         <w:suppressAutoHyphens/>
         <w:spacing w:after="0" w:line="240" w:lineRule="auto"/>
@@ -9637,11 +9604,11 @@
           <w:color w:val="000000"/>
           <w:kern w:val="0"/>
           <w:lang w:eastAsia="es-PE"/>
-          <ns2:ligatures ns2:val="none"/>
-        </w:rPr>
-      </w:pPr>
-    </w:p>
-    <w:p ns2:paraId="26B1ED4B" ns2:textId="75E4DD72">
+          <w14:ligatures w14:val="none"/>
+        </w:rPr>
+      </w:pPr>
+    </w:p>
+    <w:p>
       <w:pPr>
         <w:suppressAutoHyphens/>
         <w:spacing w:after="0" w:line="240" w:lineRule="auto"/>
@@ -9672,7 +9639,7 @@
           <w:b/>
           <w:spacing w:val="-3"/>
           <w:kern w:val="0"/>
-          <ns2:ligatures ns2:val="none"/>
+          <w14:ligatures w14:val="none"/>
         </w:rPr>
         <w:t/>
       </w:r>
@@ -9682,7 +9649,7 @@
           <w:bCs/>
           <w:spacing w:val="-3"/>
           <w:kern w:val="0"/>
-          <ns2:ligatures ns2:val="none"/>
+          <w14:ligatures w14:val="none"/>
         </w:rPr>
         <w:t xml:space="preserve"/>
       </w:r>
@@ -9693,7 +9660,7 @@
           <w:kern w:val="0"/>
           <w:shd w:val="clear" w:color="auto" w:fill="FFFFFF"/>
           <w:lang w:eastAsia="es-PE"/>
-          <ns2:ligatures ns2:val="none"/>
+          <w14:ligatures w14:val="none"/>
         </w:rPr>
         <w:t/>
       </w:r>
@@ -9704,7 +9671,7 @@
           <w:kern w:val="0"/>
           <w:shd w:val="clear" w:color="auto" w:fill="FFFFFF"/>
           <w:lang w:eastAsia="es-PE"/>
-          <ns2:ligatures ns2:val="none"/>
+          <w14:ligatures w14:val="none"/>
         </w:rPr>
         <w:t xml:space="preserve"/>
       </w:r>
@@ -9715,7 +9682,7 @@
           <w:kern w:val="0"/>
           <w:shd w:val="clear" w:color="auto" w:fill="FFFFFF"/>
           <w:lang w:eastAsia="es-PE"/>
-          <ns2:ligatures ns2:val="none"/>
+          <w14:ligatures w14:val="none"/>
         </w:rPr>
         <w:t xml:space="preserve"/>
       </w:r>
@@ -9838,7 +9805,7 @@
           <w:color w:val="000000"/>
           <w:kern w:val="0"/>
           <w:lang w:eastAsia="es-PE"/>
-          <ns2:ligatures ns2:val="none"/>
+          <w14:ligatures w14:val="none"/>
         </w:rPr>
         <w:t/>
       </w:r>
@@ -9878,7 +9845,7 @@
           <w:color w:val="000000"/>
           <w:kern w:val="0"/>
           <w:lang w:eastAsia="es-PE"/>
-          <ns2:ligatures ns2:val="none"/>
+          <w14:ligatures w14:val="none"/>
         </w:rPr>
         <w:t/>
       </w:r>
@@ -9904,7 +9871,7 @@
         <w:t/>
       </w:r>
     </w:p>
-    <w:p ns2:paraId="43054CEE" ns2:textId="77777777">
+    <w:p>
       <w:pPr>
         <w:suppressAutoHyphens/>
         <w:spacing w:after="0" w:line="240" w:lineRule="auto"/>
@@ -9914,7 +9881,7 @@
         </w:rPr>
       </w:pPr>
     </w:p>
-    <w:p ns2:paraId="12E923CD" ns2:textId="35C3E1C1">
+    <w:p>
       <w:pPr>
         <w:suppressAutoHyphens/>
         <w:spacing w:line="240" w:lineRule="auto"/>
@@ -10013,7 +9980,7 @@
         <w:t>efectúe el acuse de recibo mediante la confirmación de recepción de la notificación remitida por este despacho a su Casilla Electrónica, dentro de los cinco (5) primeros días hábiles siguientes a la fecha en que recibe la notificación.</w:t>
       </w:r>
     </w:p>
-    <w:p ns2:paraId="00B9B615" ns2:textId="77777777">
+    <w:p>
       <w:pPr>
         <w:suppressAutoHyphens/>
         <w:spacing w:after="0" w:line="240" w:lineRule="auto"/>
@@ -10024,55 +9991,55 @@
           <w:color w:val="000000"/>
           <w:kern w:val="0"/>
           <w:lang w:eastAsia="es-PE"/>
-          <ns2:ligatures ns2:val="none"/>
+          <w14:ligatures w14:val="none"/>
         </w:rPr>
       </w:pPr>
     </w:p>
     <w:bookmarkEnd w:id="0"/>
-    <w:p ns2:paraId="6F8AFAC6" ns2:textId="77777777">
-      <w:pPr>
-        <w:spacing w:after="0" w:line="240" w:lineRule="auto"/>
-        <w:jc w:val="both"/>
-        <w:rPr>
-          <w:rFonts w:ascii="Arial Narrow" w:eastAsia="Arial Narrow" w:hAnsi="Arial Narrow" w:cs="Arial Narrow"/>
-          <w:b/>
-          <w:color w:val="000000"/>
-          <w:kern w:val="0"/>
-          <w:lang w:eastAsia="es-PE"/>
-          <ns2:ligatures ns2:val="none"/>
-        </w:rPr>
-      </w:pPr>
-    </w:p>
-    <w:p ns2:paraId="5C9C1DCE" ns2:textId="77777777">
-      <w:pPr>
-        <w:spacing w:after="0" w:line="240" w:lineRule="auto"/>
-        <w:jc w:val="both"/>
-        <w:rPr>
-          <w:rFonts w:ascii="Arial Narrow" w:eastAsia="Arial Narrow" w:hAnsi="Arial Narrow" w:cs="Arial Narrow"/>
-          <w:b/>
-          <w:color w:val="000000"/>
-          <w:kern w:val="0"/>
-          <w:lang w:eastAsia="es-PE"/>
-          <ns2:ligatures ns2:val="none"/>
-        </w:rPr>
-      </w:pPr>
-    </w:p>
-    <w:p ns2:paraId="5290426A" ns2:textId="77777777">
-      <w:pPr>
-        <w:spacing w:after="0" w:line="240" w:lineRule="auto"/>
-        <w:jc w:val="both"/>
-        <w:rPr>
-          <w:rFonts w:ascii="Arial Narrow" w:eastAsia="Arial Narrow" w:hAnsi="Arial Narrow" w:cs="Arial Narrow"/>
-          <w:b/>
-          <w:color w:val="000000"/>
-          <w:kern w:val="0"/>
-          <w:lang w:eastAsia="es-PE"/>
-          <ns2:ligatures ns2:val="none"/>
+    <w:p>
+      <w:pPr>
+        <w:spacing w:after="0" w:line="240" w:lineRule="auto"/>
+        <w:jc w:val="both"/>
+        <w:rPr>
+          <w:rFonts w:ascii="Arial Narrow" w:eastAsia="Arial Narrow" w:hAnsi="Arial Narrow" w:cs="Arial Narrow"/>
+          <w:b/>
+          <w:color w:val="000000"/>
+          <w:kern w:val="0"/>
+          <w:lang w:eastAsia="es-PE"/>
+          <w14:ligatures w14:val="none"/>
+        </w:rPr>
+      </w:pPr>
+    </w:p>
+    <w:p>
+      <w:pPr>
+        <w:spacing w:after="0" w:line="240" w:lineRule="auto"/>
+        <w:jc w:val="both"/>
+        <w:rPr>
+          <w:rFonts w:ascii="Arial Narrow" w:eastAsia="Arial Narrow" w:hAnsi="Arial Narrow" w:cs="Arial Narrow"/>
+          <w:b/>
+          <w:color w:val="000000"/>
+          <w:kern w:val="0"/>
+          <w:lang w:eastAsia="es-PE"/>
+          <w14:ligatures w14:val="none"/>
+        </w:rPr>
+      </w:pPr>
+    </w:p>
+    <w:p>
+      <w:pPr>
+        <w:spacing w:after="0" w:line="240" w:lineRule="auto"/>
+        <w:jc w:val="both"/>
+        <w:rPr>
+          <w:rFonts w:ascii="Arial Narrow" w:eastAsia="Arial Narrow" w:hAnsi="Arial Narrow" w:cs="Arial Narrow"/>
+          <w:b/>
+          <w:color w:val="000000"/>
+          <w:kern w:val="0"/>
+          <w:lang w:eastAsia="es-PE"/>
+          <w14:ligatures w14:val="none"/>
         </w:rPr>
       </w:pPr>
       <w:bookmarkStart w:id="17" w:name="_Hlk218074855"/>
     </w:p>
-    <w:p ns2:paraId="59FDFBB8" ns2:textId="384BF311">
+    <w:p>
       <w:pPr>
         <w:spacing w:after="0" w:line="240" w:lineRule="auto"/>
         <w:jc w:val="center"/>
@@ -10082,7 +10049,7 @@
           <w:bCs/>
           <w:color w:val="000000"/>
           <w:kern w:val="0"/>
-          <ns2:ligatures ns2:val="none"/>
+          <w14:ligatures w14:val="none"/>
         </w:rPr>
       </w:pPr>
       <w:r>
@@ -10092,12 +10059,12 @@
           <w:bCs/>
           <w:color w:val="000000"/>
           <w:kern w:val="0"/>
-          <ns2:ligatures ns2:val="none"/>
+          <w14:ligatures w14:val="none"/>
         </w:rPr>
         <w:t>Firmado digitalmente por</w:t>
       </w:r>
     </w:p>
-    <w:p ns2:paraId="6A4F2675" ns2:textId="54B8A6A5">
+    <w:p>
       <w:pPr>
         <w:spacing w:after="0" w:line="240" w:lineRule="auto"/>
         <w:jc w:val="center"/>
@@ -10107,7 +10074,7 @@
           <w:bCs/>
           <w:color w:val="000000"/>
           <w:kern w:val="0"/>
-          <ns2:ligatures ns2:val="none"/>
+          <w14:ligatures w14:val="none"/>
         </w:rPr>
       </w:pPr>
       <w:r>
@@ -10117,12 +10084,12 @@
           <w:bCs/>
           <w:color w:val="000000"/>
           <w:kern w:val="0"/>
-          <ns2:ligatures ns2:val="none"/>
+          <w14:ligatures w14:val="none"/>
         </w:rPr>
         <w:t xml:space="preserve">EVELING ROA QUISPE</w:t>
       </w:r>
     </w:p>
-    <w:p ns2:paraId="3C12CCEA" ns2:textId="4ADDEF1E">
+    <w:p>
       <w:pPr>
         <w:spacing w:after="0" w:line="240" w:lineRule="auto"/>
         <w:jc w:val="center"/>
@@ -10132,7 +10099,7 @@
           <w:bCs/>
           <w:color w:val="000000"/>
           <w:kern w:val="0"/>
-          <ns2:ligatures ns2:val="none"/>
+          <w14:ligatures w14:val="none"/>
         </w:rPr>
       </w:pPr>
       <w:r>
@@ -10142,12 +10109,12 @@
           <w:bCs/>
           <w:color w:val="000000"/>
           <w:kern w:val="0"/>
-          <ns2:ligatures ns2:val="none"/>
+          <w14:ligatures w14:val="none"/>
         </w:rPr>
         <w:t xml:space="preserve">Secretaria Técnica</w:t>
       </w:r>
     </w:p>
-    <w:p ns2:paraId="15733869" ns2:textId="7983459F">
+    <w:p>
       <w:pPr>
         <w:spacing w:after="0" w:line="240" w:lineRule="auto"/>
         <w:jc w:val="center"/>
@@ -10157,7 +10124,7 @@
           <w:bCs/>
           <w:color w:val="000000"/>
           <w:kern w:val="0"/>
-          <ns2:ligatures ns2:val="none"/>
+          <w14:ligatures w14:val="none"/>
         </w:rPr>
       </w:pPr>
       <w:r>
@@ -10167,26 +10134,26 @@
           <w:bCs/>
           <w:color w:val="000000"/>
           <w:kern w:val="0"/>
-          <ns2:ligatures ns2:val="none"/>
+          <w14:ligatures w14:val="none"/>
         </w:rPr>
         <w:t>Comisión de Protección al Consumidor 1</w:t>
       </w:r>
     </w:p>
-    <w:p ns2:paraId="2B7AB659" ns2:textId="77777777">
-      <w:pPr>
-        <w:spacing w:after="0" w:line="240" w:lineRule="auto"/>
-        <w:jc w:val="both"/>
-        <w:rPr>
-          <w:rFonts w:ascii="Arial Narrow" w:eastAsia="Arial Narrow" w:hAnsi="Arial Narrow" w:cs="Arial Narrow"/>
-          <w:b/>
-          <w:color w:val="000000"/>
-          <w:kern w:val="0"/>
-          <w:lang w:eastAsia="es-PE"/>
-          <ns2:ligatures ns2:val="none"/>
-        </w:rPr>
-      </w:pPr>
-    </w:p>
-    <w:p ns2:paraId="68107EE2" ns2:textId="3E1F8E12">
+    <w:p>
+      <w:pPr>
+        <w:spacing w:after="0" w:line="240" w:lineRule="auto"/>
+        <w:jc w:val="both"/>
+        <w:rPr>
+          <w:rFonts w:ascii="Arial Narrow" w:eastAsia="Arial Narrow" w:hAnsi="Arial Narrow" w:cs="Arial Narrow"/>
+          <w:b/>
+          <w:color w:val="000000"/>
+          <w:kern w:val="0"/>
+          <w:lang w:eastAsia="es-PE"/>
+          <w14:ligatures w14:val="none"/>
+        </w:rPr>
+      </w:pPr>
+    </w:p>
+    <w:p>
       <w:pPr>
         <w:spacing w:after="0" w:line="240" w:lineRule="auto"/>
         <w:jc w:val="both"/>
@@ -10204,15 +10171,15 @@
           <w:sz w:val="16"/>
           <w:szCs w:val="16"/>
           <w:lang w:eastAsia="es-PE"/>
-          <ns2:ligatures ns2:val="none"/>
+          <w14:ligatures w14:val="none"/>
         </w:rPr>
         <w:t>LSM/JCQ</w:t>
       </w:r>
       <w:bookmarkEnd w:id="17"/>
     </w:p>
     <w:sectPr>
-      <w:headerReference w:type="default" ns3:id="rId8"/>
-      <w:footerReference w:type="default" ns3:id="rId9"/>
+      <w:headerReference w:type="default" r:id="rId8"/>
+      <w:footerReference w:type="default" r:id="rId9"/>
       <w:pgSz w:w="11906" w:h="16838"/>
       <w:pgMar w:top="1417" w:right="1701" w:bottom="1417" w:left="1701" w:header="708" w:footer="708" w:gutter="0"/>
       <w:cols w:space="708"/>
@@ -10223,7 +10190,7 @@
 </file>
 
 <file path=word/endnotes.xml><?xml version="1.0" encoding="utf-8"?>
-<w:endnotes xmlns:wpc="http://schemas.microsoft.com/office/word/2010/wordprocessingCanvas" xmlns:cx="http://schemas.microsoft.com/office/drawing/2014/chartex" xmlns:cx1="http://schemas.microsoft.com/office/drawing/2015/9/8/chartex" xmlns:cx2="http://schemas.microsoft.com/office/drawing/2015/10/21/chartex" xmlns:cx3="http://schemas.microsoft.com/office/drawing/2016/5/9/chartex" xmlns:cx4="http://schemas.microsoft.com/office/drawing/2016/5/10/chartex" xmlns:cx5="http://schemas.microsoft.com/office/drawing/2016/5/11/chartex" xmlns:cx6="http://schemas.microsoft.com/office/drawing/2016/5/12/chartex" xmlns:cx7="http://schemas.microsoft.com/office/drawing/2016/5/13/chartex" xmlns:cx8="http://schemas.microsoft.com/office/drawing/2016/5/14/chartex" xmlns:mc="http://schemas.openxmlformats.org/markup-compatibility/2006" xmlns:aink="http://schemas.microsoft.com/office/drawing/2016/ink" xmlns:am3d="http://schemas.microsoft.com/office/drawing/2017/model3d" xmlns:o="urn:schemas-microsoft-com:office:office" xmlns:oel="http://schemas.microsoft.com/office/2019/extlst" xmlns:r="http://schemas.openxmlformats.org/officeDocument/2006/relationships" xmlns:m="http://schemas.openxmlformats.org/officeDocument/2006/math" xmlns:v="urn:schemas-microsoft-com:vml" xmlns:wp14="http://schemas.microsoft.com/office/word/2010/wordprocessingDrawing" xmlns:wp="http://schemas.openxmlformats.org/drawingml/2006/wordprocessingDrawing" xmlns:w10="urn:schemas-microsoft-com:office:word" xmlns:w="http://schemas.openxmlformats.org/wordprocessingml/2006/main" xmlns:w14="http://schemas.microsoft.com/office/word/2010/wordml" xmlns:w15="http://schemas.microsoft.com/office/word/2012/wordml" xmlns:w16cex="http://schemas.microsoft.com/office/word/2018/wordml/cex" xmlns:w16cid="http://schemas.microsoft.com/office/word/2016/wordml/cid" xmlns:w16="http://schemas.microsoft.com/office/word/2018/wordml" xmlns:w16du="http://schemas.microsoft.com/office/word/2023/wordml/word16du" xmlns:w16sdtdh="http://schemas.microsoft.com/office/word/2020/wordml/sdtdatahash" xmlns:w16sdtfl="http://schemas.microsoft.com/office/word/2024/wordml/sdtformatlock" xmlns:w16se="http://schemas.microsoft.com/office/word/2015/wordml/symex" xmlns:wpg="http://schemas.microsoft.com/office/word/2010/wordprocessingGroup" xmlns:wpi="http://schemas.microsoft.com/office/word/2010/wordprocessingInk" xmlns:wne="http://schemas.microsoft.com/office/word/2006/wordml" xmlns:wps="http://schemas.microsoft.com/office/word/2010/wordprocessingShape" mc:Ignorable="w14 w15 w16se w16cid w16 w16cex w16sdtdh w16sdtfl w16du wp14">
+<w:endnotes xmlns:mc="http://schemas.openxmlformats.org/markup-compatibility/2006" xmlns:r="http://schemas.openxmlformats.org/officeDocument/2006/relationships" xmlns:w="http://schemas.openxmlformats.org/wordprocessingml/2006/main" xmlns:w14="http://schemas.microsoft.com/office/word/2010/wordml" xmlns:w15="http://schemas.microsoft.com/office/word/2012/wordml" xmlns:w16="http://schemas.microsoft.com/office/word/2018/wordml" xmlns:w16cex="http://schemas.microsoft.com/office/word/2018/wordml/cex" xmlns:w16cid="http://schemas.microsoft.com/office/word/2016/wordml/cid" xmlns:w16du="http://schemas.microsoft.com/office/word/2023/wordml/word16du" xmlns:w16sdtdh="http://schemas.microsoft.com/office/word/2020/wordml/sdtdatahash" xmlns:w16se="http://schemas.microsoft.com/office/word/2015/wordml/symex" xmlns:wp14="http://schemas.microsoft.com/office/word/2010/wordprocessingDrawing" mc:Ignorable="w14 w15 w16se w16cid w16 w16cex w16sdtdh w16du wp14">
   <w:endnote w:type="separator" w:id="-1">
     <w:p>
       <w:pPr>
@@ -10248,7 +10215,7 @@
 </file>
 
 <file path=word/footer1.xml><?xml version="1.0" encoding="utf-8"?>
-<w:ftr xmlns:wpc="http://schemas.microsoft.com/office/word/2010/wordprocessingCanvas" xmlns:cx="http://schemas.microsoft.com/office/drawing/2014/chartex" xmlns:cx1="http://schemas.microsoft.com/office/drawing/2015/9/8/chartex" xmlns:cx2="http://schemas.microsoft.com/office/drawing/2015/10/21/chartex" xmlns:cx3="http://schemas.microsoft.com/office/drawing/2016/5/9/chartex" xmlns:cx4="http://schemas.microsoft.com/office/drawing/2016/5/10/chartex" xmlns:cx5="http://schemas.microsoft.com/office/drawing/2016/5/11/chartex" xmlns:cx6="http://schemas.microsoft.com/office/drawing/2016/5/12/chartex" xmlns:cx7="http://schemas.microsoft.com/office/drawing/2016/5/13/chartex" xmlns:cx8="http://schemas.microsoft.com/office/drawing/2016/5/14/chartex" xmlns:mc="http://schemas.openxmlformats.org/markup-compatibility/2006" xmlns:aink="http://schemas.microsoft.com/office/drawing/2016/ink" xmlns:am3d="http://schemas.microsoft.com/office/drawing/2017/model3d" xmlns:o="urn:schemas-microsoft-com:office:office" xmlns:oel="http://schemas.microsoft.com/office/2019/extlst" xmlns:r="http://schemas.openxmlformats.org/officeDocument/2006/relationships" xmlns:m="http://schemas.openxmlformats.org/officeDocument/2006/math" xmlns:v="urn:schemas-microsoft-com:vml" xmlns:wp14="http://schemas.microsoft.com/office/word/2010/wordprocessingDrawing" xmlns:wp="http://schemas.openxmlformats.org/drawingml/2006/wordprocessingDrawing" xmlns:w10="urn:schemas-microsoft-com:office:word" xmlns:w="http://schemas.openxmlformats.org/wordprocessingml/2006/main" xmlns:w14="http://schemas.microsoft.com/office/word/2010/wordml" xmlns:w15="http://schemas.microsoft.com/office/word/2012/wordml" xmlns:w16cex="http://schemas.microsoft.com/office/word/2018/wordml/cex" xmlns:w16cid="http://schemas.microsoft.com/office/word/2016/wordml/cid" xmlns:w16="http://schemas.microsoft.com/office/word/2018/wordml" xmlns:w16du="http://schemas.microsoft.com/office/word/2023/wordml/word16du" xmlns:w16sdtdh="http://schemas.microsoft.com/office/word/2020/wordml/sdtdatahash" xmlns:w16sdtfl="http://schemas.microsoft.com/office/word/2024/wordml/sdtformatlock" xmlns:w16se="http://schemas.microsoft.com/office/word/2015/wordml/symex" xmlns:wpg="http://schemas.microsoft.com/office/word/2010/wordprocessingGroup" xmlns:wpi="http://schemas.microsoft.com/office/word/2010/wordprocessingInk" xmlns:wne="http://schemas.microsoft.com/office/word/2006/wordml" xmlns:wps="http://schemas.microsoft.com/office/word/2010/wordprocessingShape" mc:Ignorable="w14 w15 w16se w16cid w16 w16cex w16sdtdh w16sdtfl w16du wp14">
+<w:ftr xmlns:mc="http://schemas.openxmlformats.org/markup-compatibility/2006" xmlns:r="http://schemas.openxmlformats.org/officeDocument/2006/relationships" xmlns:w="http://schemas.openxmlformats.org/wordprocessingml/2006/main" xmlns:w14="http://schemas.microsoft.com/office/word/2010/wordml" xmlns:w15="http://schemas.microsoft.com/office/word/2012/wordml" xmlns:w16="http://schemas.microsoft.com/office/word/2018/wordml" xmlns:w16cex="http://schemas.microsoft.com/office/word/2018/wordml/cex" xmlns:w16cid="http://schemas.microsoft.com/office/word/2016/wordml/cid" xmlns:w16du="http://schemas.microsoft.com/office/word/2023/wordml/word16du" xmlns:w16sdtdh="http://schemas.microsoft.com/office/word/2020/wordml/sdtdatahash" xmlns:w16se="http://schemas.microsoft.com/office/word/2015/wordml/symex" xmlns:wp14="http://schemas.microsoft.com/office/word/2010/wordprocessingDrawing" mc:Ignorable="w14 w15 w16se w16cid w16 w16cex w16sdtdh w16du wp14">
   <w:p>
     <w:pPr>
       <w:pBdr>
@@ -10327,7 +10294,7 @@
 </file>
 
 <file path=word/footnotes.xml><?xml version="1.0" encoding="utf-8"?>
-<w:footnotes xmlns:wpc="http://schemas.microsoft.com/office/word/2010/wordprocessingCanvas" xmlns:cx="http://schemas.microsoft.com/office/drawing/2014/chartex" xmlns:cx1="http://schemas.microsoft.com/office/drawing/2015/9/8/chartex" xmlns:cx2="http://schemas.microsoft.com/office/drawing/2015/10/21/chartex" xmlns:cx3="http://schemas.microsoft.com/office/drawing/2016/5/9/chartex" xmlns:cx4="http://schemas.microsoft.com/office/drawing/2016/5/10/chartex" xmlns:cx5="http://schemas.microsoft.com/office/drawing/2016/5/11/chartex" xmlns:cx6="http://schemas.microsoft.com/office/drawing/2016/5/12/chartex" xmlns:cx7="http://schemas.microsoft.com/office/drawing/2016/5/13/chartex" xmlns:cx8="http://schemas.microsoft.com/office/drawing/2016/5/14/chartex" xmlns:mc="http://schemas.openxmlformats.org/markup-compatibility/2006" xmlns:aink="http://schemas.microsoft.com/office/drawing/2016/ink" xmlns:am3d="http://schemas.microsoft.com/office/drawing/2017/model3d" xmlns:o="urn:schemas-microsoft-com:office:office" xmlns:oel="http://schemas.microsoft.com/office/2019/extlst" xmlns:r="http://schemas.openxmlformats.org/officeDocument/2006/relationships" xmlns:m="http://schemas.openxmlformats.org/officeDocument/2006/math" xmlns:v="urn:schemas-microsoft-com:vml" xmlns:wp14="http://schemas.microsoft.com/office/word/2010/wordprocessingDrawing" xmlns:wp="http://schemas.openxmlformats.org/drawingml/2006/wordprocessingDrawing" xmlns:w10="urn:schemas-microsoft-com:office:word" xmlns:w="http://schemas.openxmlformats.org/wordprocessingml/2006/main" xmlns:w14="http://schemas.microsoft.com/office/word/2010/wordml" xmlns:w15="http://schemas.microsoft.com/office/word/2012/wordml" xmlns:w16cex="http://schemas.microsoft.com/office/word/2018/wordml/cex" xmlns:w16cid="http://schemas.microsoft.com/office/word/2016/wordml/cid" xmlns:w16="http://schemas.microsoft.com/office/word/2018/wordml" xmlns:w16du="http://schemas.microsoft.com/office/word/2023/wordml/word16du" xmlns:w16sdtdh="http://schemas.microsoft.com/office/word/2020/wordml/sdtdatahash" xmlns:w16sdtfl="http://schemas.microsoft.com/office/word/2024/wordml/sdtformatlock" xmlns:w16se="http://schemas.microsoft.com/office/word/2015/wordml/symex" xmlns:wpg="http://schemas.microsoft.com/office/word/2010/wordprocessingGroup" xmlns:wpi="http://schemas.microsoft.com/office/word/2010/wordprocessingInk" xmlns:wne="http://schemas.microsoft.com/office/word/2006/wordml" xmlns:wps="http://schemas.microsoft.com/office/word/2010/wordprocessingShape" mc:Ignorable="w14 w15 w16se w16cid w16 w16cex w16sdtdh w16sdtfl w16du wp14">
+<w:footnotes xmlns:mc="http://schemas.openxmlformats.org/markup-compatibility/2006" xmlns:r="http://schemas.openxmlformats.org/officeDocument/2006/relationships" xmlns:w="http://schemas.openxmlformats.org/wordprocessingml/2006/main" xmlns:w14="http://schemas.microsoft.com/office/word/2010/wordml" xmlns:w15="http://schemas.microsoft.com/office/word/2012/wordml" xmlns:w16="http://schemas.microsoft.com/office/word/2018/wordml" xmlns:w16cex="http://schemas.microsoft.com/office/word/2018/wordml/cex" xmlns:w16cid="http://schemas.microsoft.com/office/word/2016/wordml/cid" xmlns:w16du="http://schemas.microsoft.com/office/word/2023/wordml/word16du" xmlns:w16sdtdh="http://schemas.microsoft.com/office/word/2020/wordml/sdtdatahash" xmlns:w16se="http://schemas.microsoft.com/office/word/2015/wordml/symex" xmlns:wp14="http://schemas.microsoft.com/office/word/2010/wordprocessingDrawing" mc:Ignorable="w14 w15 w16se w16cid w16 w16cex w16sdtdh w16du wp14">
   <w:footnote w:type="separator" w:id="-1">
     <w:p>
       <w:pPr>
@@ -13573,6 +13540,161 @@
       </w:pPr>
     </w:p>
   </w:footnote>
+  <w:footnote w:id="21">
+    <w:p>
+      <w:pPr>
+        <w:pStyle w:val="Textonotapie"/>
+        <w:ind w:left="567" w:hanging="567"/>
+        <w:jc w:val="both"/>
+      </w:pPr>
+      <w:r>
+        <w:rPr>
+          <w:rStyle w:val="Refdenotaalpie"/>
+          <w:rFonts w:ascii="Arial Narrow" w:hAnsi="Arial Narrow" w:cs="Arial"/>
+          <w:sz w:val="16"/>
+          <w:szCs w:val="14"/>
+          <w:vertAlign w:val="superscript"/>
+        </w:rPr>
+        <w:footnoteRef/>
+      </w:r>
+      <w:r>
+        <w:rPr>
+          <w:rFonts w:ascii="Arial Narrow" w:hAnsi="Arial Narrow" w:cs="Arial"/>
+          <w:sz w:val="14"/>
+          <w:szCs w:val="14"/>
+        </w:rPr>
+        <w:tab/>
+      </w:r>
+      <w:r>
+        <w:rPr>
+          <w:rFonts w:ascii="Arial Narrow" w:hAnsi="Arial Narrow" w:cs="Arial"/>
+          <w:b/>
+          <w:bCs/>
+          <w:sz w:val="14"/>
+          <w:szCs w:val="14"/>
+        </w:rPr>
+        <w:t xml:space="preserve">DECRETO LEGISLATIVO 807, LEY SOBRE FACULTADES, NORMAS Y ORGANIZACIÓN DEL INDECOPI, publicado el 18 de abril de 1996</w:t>
+      </w:r>
+    </w:p>
+    <w:p>
+      <w:pPr>
+        <w:pStyle w:val="Textonotapie"/>
+        <w:ind w:left="567" w:hanging="567"/>
+        <w:jc w:val="both"/>
+      </w:pPr>
+      <w:r>
+        <w:rPr>
+          <w:rFonts w:ascii="Arial Narrow" w:hAnsi="Arial Narrow" w:cs="Arial"/>
+          <w:sz w:val="14"/>
+          <w:szCs w:val="14"/>
+        </w:rPr>
+        <w:tab/>
+      </w:r>
+      <w:r>
+        <w:rPr>
+          <w:rFonts w:ascii="Arial Narrow" w:hAnsi="Arial Narrow" w:cs="Arial"/>
+          <w:b/>
+          <w:bCs/>
+          <w:sz w:val="14"/>
+          <w:szCs w:val="14"/>
+        </w:rPr>
+        <w:t xml:space="preserve">Artículo 26.-</w:t>
+      </w:r>
+      <w:r>
+        <w:rPr>
+          <w:rFonts w:ascii="Arial Narrow" w:hAnsi="Arial Narrow" w:cs="Arial"/>
+          <w:sz w:val="14"/>
+          <w:szCs w:val="14"/>
+        </w:rPr>
+        <w:t xml:space="preserve"> Una vez admitida a trámite la denuncia, se correrá traslado de la misma al denunciado, a fin de que éste presente su descargo. El plazo para la presentación del descargo será de cinco (5) días contados desde la notificación, vencido el cual, el Secretario Técnico declarará en rebeldía al denunciado que no lo hubiera presentado.</w:t>
+      </w:r>
+    </w:p>
+  </w:footnote>
+  <w:footnote w:id="22">
+    <w:p>
+      <w:pPr>
+        <w:pStyle w:val="Textonotapie"/>
+        <w:ind w:left="567" w:hanging="567"/>
+        <w:jc w:val="both"/>
+      </w:pPr>
+      <w:r>
+        <w:rPr>
+          <w:rStyle w:val="Refdenotaalpie"/>
+          <w:rFonts w:ascii="Arial Narrow" w:hAnsi="Arial Narrow" w:cs="Arial"/>
+          <w:sz w:val="16"/>
+          <w:szCs w:val="14"/>
+          <w:vertAlign w:val="superscript"/>
+        </w:rPr>
+        <w:footnoteRef/>
+      </w:r>
+      <w:r>
+        <w:rPr>
+          <w:rFonts w:ascii="Arial Narrow" w:hAnsi="Arial Narrow" w:cs="Arial"/>
+          <w:sz w:val="14"/>
+          <w:szCs w:val="14"/>
+        </w:rPr>
+        <w:tab/>
+      </w:r>
+      <w:r>
+        <w:rPr>
+          <w:rFonts w:ascii="Arial Narrow" w:hAnsi="Arial Narrow" w:cs="Arial"/>
+          <w:b/>
+          <w:bCs/>
+          <w:sz w:val="14"/>
+          <w:szCs w:val="14"/>
+        </w:rPr>
+        <w:t xml:space="preserve">DECRETO SUPREMO 006-2026-JUS, TEXTO ÚNICO ORDENADO DE LA LEY 27444, LEY DEL PROCEDIMIENTO ADMINISTRATIVO GENERAL, publicado el 30 de abril de 2026</w:t>
+      </w:r>
+    </w:p>
+    <w:p>
+      <w:pPr>
+        <w:pStyle w:val="Textonotapie"/>
+        <w:ind w:left="567" w:hanging="567"/>
+        <w:jc w:val="both"/>
+      </w:pPr>
+      <w:r>
+        <w:rPr>
+          <w:rFonts w:ascii="Arial Narrow" w:hAnsi="Arial Narrow" w:cs="Arial"/>
+          <w:sz w:val="14"/>
+          <w:szCs w:val="14"/>
+        </w:rPr>
+        <w:tab/>
+      </w:r>
+      <w:r>
+        <w:rPr>
+          <w:rFonts w:ascii="Arial Narrow" w:hAnsi="Arial Narrow" w:cs="Arial"/>
+          <w:b/>
+          <w:bCs/>
+          <w:sz w:val="14"/>
+          <w:szCs w:val="14"/>
+        </w:rPr>
+        <w:t xml:space="preserve">Artículo 223.- Contestación de la reclamación</w:t>
+      </w:r>
+    </w:p>
+    <w:p>
+      <w:pPr>
+        <w:pStyle w:val="Textonotapie"/>
+        <w:ind w:left="567" w:hanging="567"/>
+        <w:jc w:val="both"/>
+      </w:pPr>
+      <w:r>
+        <w:rPr>
+          <w:rFonts w:ascii="Arial Narrow" w:hAnsi="Arial Narrow" w:cs="Arial"/>
+          <w:sz w:val="14"/>
+          <w:szCs w:val="14"/>
+        </w:rPr>
+        <w:tab/>
+      </w:r>
+      <w:r>
+        <w:rPr>
+          <w:rFonts w:ascii="Arial Narrow" w:hAnsi="Arial Narrow" w:cs="Arial"/>
+          <w:sz w:val="14"/>
+          <w:szCs w:val="14"/>
+        </w:rPr>
+        <w:t xml:space="preserve">223.1 El reclamado deberá presentar la contestación de la reclamación dentro de los quince (15) días posteriores a la notificación de ésta; vencido este plazo, la Administración declarará en rebeldía al reclamado que no la hubiera presentado. La contestación deberá contener los requisitos de los escritos previstos en el artículo 113 de la presente Ley, así como la absolución de todos los asuntos controvertidos de hecho y de derecho, Las alegaciones y los hechos relevantes de la reclamación, salvo que hayan sido específicamente negadas en la contestación, se tendrán por aceptadas o merituadas como ciertas.</w:t>
+      </w:r>
+    </w:p>
+  </w:footnote>
   <w:footnote w:id="16">
     <w:p>
       <w:pPr>
@@ -15179,7 +15301,7 @@
 </file>
 
 <file path=word/header1.xml><?xml version="1.0" encoding="utf-8"?>
-<w:hdr xmlns:wpc="http://schemas.microsoft.com/office/word/2010/wordprocessingCanvas" xmlns:cx="http://schemas.microsoft.com/office/drawing/2014/chartex" xmlns:cx1="http://schemas.microsoft.com/office/drawing/2015/9/8/chartex" xmlns:cx2="http://schemas.microsoft.com/office/drawing/2015/10/21/chartex" xmlns:cx3="http://schemas.microsoft.com/office/drawing/2016/5/9/chartex" xmlns:cx4="http://schemas.microsoft.com/office/drawing/2016/5/10/chartex" xmlns:cx5="http://schemas.microsoft.com/office/drawing/2016/5/11/chartex" xmlns:cx6="http://schemas.microsoft.com/office/drawing/2016/5/12/chartex" xmlns:cx7="http://schemas.microsoft.com/office/drawing/2016/5/13/chartex" xmlns:cx8="http://schemas.microsoft.com/office/drawing/2016/5/14/chartex" xmlns:mc="http://schemas.openxmlformats.org/markup-compatibility/2006" xmlns:aink="http://schemas.microsoft.com/office/drawing/2016/ink" xmlns:am3d="http://schemas.microsoft.com/office/drawing/2017/model3d" xmlns:o="urn:schemas-microsoft-com:office:office" xmlns:oel="http://schemas.microsoft.com/office/2019/extlst" xmlns:r="http://schemas.openxmlformats.org/officeDocument/2006/relationships" xmlns:m="http://schemas.openxmlformats.org/officeDocument/2006/math" xmlns:v="urn:schemas-microsoft-com:vml" xmlns:wp14="http://schemas.microsoft.com/office/word/2010/wordprocessingDrawing" xmlns:wp="http://schemas.openxmlformats.org/drawingml/2006/wordprocessingDrawing" xmlns:w10="urn:schemas-microsoft-com:office:word" xmlns:w="http://schemas.openxmlformats.org/wordprocessingml/2006/main" xmlns:w14="http://schemas.microsoft.com/office/word/2010/wordml" xmlns:w15="http://schemas.microsoft.com/office/word/2012/wordml" xmlns:w16cex="http://schemas.microsoft.com/office/word/2018/wordml/cex" xmlns:w16cid="http://schemas.microsoft.com/office/word/2016/wordml/cid" xmlns:w16="http://schemas.microsoft.com/office/word/2018/wordml" xmlns:w16du="http://schemas.microsoft.com/office/word/2023/wordml/word16du" xmlns:w16sdtdh="http://schemas.microsoft.com/office/word/2020/wordml/sdtdatahash" xmlns:w16sdtfl="http://schemas.microsoft.com/office/word/2024/wordml/sdtformatlock" xmlns:w16se="http://schemas.microsoft.com/office/word/2015/wordml/symex" xmlns:wpg="http://schemas.microsoft.com/office/word/2010/wordprocessingGroup" xmlns:wpi="http://schemas.microsoft.com/office/word/2010/wordprocessingInk" xmlns:wne="http://schemas.microsoft.com/office/word/2006/wordml" xmlns:wps="http://schemas.microsoft.com/office/word/2010/wordprocessingShape" mc:Ignorable="w14 w15 w16se w16cid w16 w16cex w16sdtdh w16sdtfl w16du wp14">
+<w:hdr xmlns:a="http://schemas.openxmlformats.org/drawingml/2006/main" xmlns:a14="http://schemas.microsoft.com/office/drawing/2010/main" xmlns:mc="http://schemas.openxmlformats.org/markup-compatibility/2006" xmlns:pic="http://schemas.openxmlformats.org/drawingml/2006/picture" xmlns:r="http://schemas.openxmlformats.org/officeDocument/2006/relationships" xmlns:w="http://schemas.openxmlformats.org/wordprocessingml/2006/main" xmlns:w14="http://schemas.microsoft.com/office/word/2010/wordml" xmlns:w15="http://schemas.microsoft.com/office/word/2012/wordml" xmlns:w16="http://schemas.microsoft.com/office/word/2018/wordml" xmlns:w16cex="http://schemas.microsoft.com/office/word/2018/wordml/cex" xmlns:w16cid="http://schemas.microsoft.com/office/word/2016/wordml/cid" xmlns:w16du="http://schemas.microsoft.com/office/word/2023/wordml/word16du" xmlns:w16sdtdh="http://schemas.microsoft.com/office/word/2020/wordml/sdtdatahash" xmlns:w16se="http://schemas.microsoft.com/office/word/2015/wordml/symex" xmlns:wp="http://schemas.openxmlformats.org/drawingml/2006/wordprocessingDrawing" xmlns:wp14="http://schemas.microsoft.com/office/word/2010/wordprocessingDrawing" mc:Ignorable="w14 w15 w16se w16cid w16 w16cex w16sdtdh w16du wp14">
   <w:tbl>
     <w:tblPr>
       <w:tblW w:w="8645" w:type="dxa"/>

--- a/plantillas_maestras/17_seguro_no_especificado/materia_general_asegurativa/2_ddos_banco_y_aseguradora/mujer/TPL_221_2026_SEGURO_NO_ESPECIFICADO_MATERIA_GENERAL_ASEGURATIVA_BANCO_MUJER_R2.docx
+++ b/plantillas_maestras/17_seguro_no_especificado/materia_general_asegurativa/2_ddos_banco_y_aseguradora/mujer/TPL_221_2026_SEGURO_NO_ESPECIFICADO_MATERIA_GENERAL_ASEGURATIVA_BANCO_MUJER_R2.docx
@@ -708,367 +708,7 @@
           <w:lang w:val="es-ES" w:eastAsia="es-ES"/>
           <w14:ligatures w14:val="none"/>
         </w:rPr>
-        <w:t xml:space="preserve">Mediante la denuncia del 21 de enero de 2026, complementado mediante escritos del 27 de enero de 2026, 28 de enero de 2026, dos (2) escritos del 29 de enero de 2026, subsanada mediante escrito del 13 de febrero de 2026, y mediante dos (2) escritos del 13 de febrero de 2026, escritos del 17 de febrero de 2026 y del 19 de febrero de 2026, la señora [APELLIDO] denunció a BNP Paribas y el Banco por presuntas infracciones a la Ley 29571, Código de Protección y Defensa del Consumidor (en adelante, Código), señalando lo siguiente:</w:t>
-      </w:r>
-      <w:r>
-        <w:rPr>
-          <w:rFonts w:ascii="Arial Narrow" w:eastAsia="Arial Narrow" w:hAnsi="Arial Narrow" w:cs="Arial Narrow"/>
-          <w:color w:val="000000"/>
-          <w:kern w:val="0"/>
-          <w:sz w:val="22"/>
-          <w:szCs w:val="22"/>
-          <w:lang w:val="es-ES" w:eastAsia="es-ES"/>
-          <w14:ligatures w14:val="none"/>
-        </w:rPr>
-        <w:t/>
-      </w:r>
-      <w:r>
-        <w:rPr>
-          <w:rFonts w:ascii="Arial Narrow" w:eastAsia="Arial Narrow" w:hAnsi="Arial Narrow" w:cs="Arial Narrow"/>
-          <w:color w:val="000000"/>
-          <w:kern w:val="0"/>
-          <w:sz w:val="22"/>
-          <w:szCs w:val="22"/>
-          <w:lang w:val="es-ES" w:eastAsia="es-ES"/>
-          <w14:ligatures w14:val="none"/>
-        </w:rPr>
-        <w:t xml:space="preserve"/>
-      </w:r>
-      <w:r>
-        <w:rPr>
-          <w:rFonts w:ascii="Arial Narrow" w:eastAsia="Arial Narrow" w:hAnsi="Arial Narrow" w:cs="Arial Narrow"/>
-          <w:color w:val="000000"/>
-          <w:kern w:val="0"/>
-          <w:sz w:val="22"/>
-          <w:szCs w:val="22"/>
-          <w:lang w:val="es-ES" w:eastAsia="es-ES"/>
-          <w14:ligatures w14:val="none"/>
-        </w:rPr>
-        <w:t xml:space="preserve"/>
-      </w:r>
-      <w:r>
-        <w:rPr>
-          <w:rFonts w:ascii="Arial Narrow" w:eastAsia="Arial Narrow" w:hAnsi="Arial Narrow" w:cs="Arial Narrow"/>
-          <w:color w:val="000000"/>
-          <w:kern w:val="0"/>
-          <w:sz w:val="22"/>
-          <w:szCs w:val="22"/>
-          <w:lang w:val="es-ES" w:eastAsia="es-ES"/>
-          <w14:ligatures w14:val="none"/>
-        </w:rPr>
-        <w:t/>
-      </w:r>
-      <w:r>
-        <w:rPr>
-          <w:rFonts w:ascii="Arial Narrow" w:eastAsia="Arial Narrow" w:hAnsi="Arial Narrow" w:cs="Arial Narrow"/>
-          <w:color w:val="000000"/>
-          <w:kern w:val="0"/>
-          <w:sz w:val="22"/>
-          <w:szCs w:val="22"/>
-          <w:lang w:val="es-ES" w:eastAsia="es-ES"/>
-          <w14:ligatures w14:val="none"/>
-        </w:rPr>
-        <w:t xml:space="preserve"/>
-      </w:r>
-      <w:r>
-        <w:rPr>
-          <w:rFonts w:ascii="Arial Narrow" w:eastAsia="Arial Narrow" w:hAnsi="Arial Narrow" w:cs="Arial Narrow"/>
-          <w:color w:val="000000"/>
-          <w:kern w:val="0"/>
-          <w:sz w:val="22"/>
-          <w:szCs w:val="22"/>
-          <w:lang w:val="es-ES" w:eastAsia="es-ES"/>
-          <w14:ligatures w14:val="none"/>
-        </w:rPr>
-        <w:t/>
-      </w:r>
-      <w:r>
-        <w:rPr>
-          <w:rFonts w:ascii="Arial Narrow" w:eastAsia="Arial Narrow" w:hAnsi="Arial Narrow" w:cs="Arial Narrow"/>
-          <w:kern w:val="0"/>
-          <w14:ligatures w14:val="none"/>
-          <w:sz w:val="22"/>
-          <w:szCs w:val="22"/>
-        </w:rPr>
-        <w:t xml:space="preserve"/>
-      </w:r>
-      <w:r>
-        <w:rPr>
-          <w:rFonts w:ascii="Arial Narrow" w:eastAsia="Arial Narrow" w:hAnsi="Arial Narrow" w:cs="Arial Narrow"/>
-          <w:kern w:val="0"/>
-          <w14:ligatures w14:val="none"/>
-          <w:sz w:val="22"/>
-          <w:szCs w:val="22"/>
-        </w:rPr>
-        <w:t xml:space="preserve"/>
-      </w:r>
-      <w:r>
-        <w:rPr>
-          <w:rFonts w:ascii="Arial Narrow" w:eastAsia="Arial Narrow" w:hAnsi="Arial Narrow" w:cs="Arial Narrow"/>
-          <w:kern w:val="0"/>
-          <w14:ligatures w14:val="none"/>
-          <w:sz w:val="22"/>
-          <w:szCs w:val="22"/>
-        </w:rPr>
-        <w:t xml:space="preserve"/>
-      </w:r>
-      <w:r>
-        <w:rPr>
-          <w:rFonts w:ascii="Arial Narrow" w:eastAsia="Arial Narrow" w:hAnsi="Arial Narrow" w:cs="Arial Narrow"/>
-          <w:kern w:val="0"/>
-          <w14:ligatures w14:val="none"/>
-          <w:sz w:val="22"/>
-          <w:szCs w:val="22"/>
-        </w:rPr>
-        <w:t xml:space="preserve"/>
-      </w:r>
-      <w:r>
-        <w:rPr>
-          <w:rFonts w:ascii="Arial Narrow" w:eastAsia="Arial Narrow" w:hAnsi="Arial Narrow" w:cs="Arial Narrow"/>
-          <w:kern w:val="0"/>
-          <w14:ligatures w14:val="none"/>
-          <w:sz w:val="22"/>
-          <w:szCs w:val="22"/>
-        </w:rPr>
-        <w:t/>
-      </w:r>
-      <w:r>
-        <w:rPr>
-          <w:rFonts w:ascii="Arial Narrow" w:eastAsia="Arial Narrow" w:hAnsi="Arial Narrow" w:cs="Arial Narrow"/>
-          <w:kern w:val="0"/>
-          <w14:ligatures w14:val="none"/>
-          <w:sz w:val="22"/>
-          <w:szCs w:val="22"/>
-        </w:rPr>
-        <w:t xml:space="preserve"/>
-      </w:r>
-      <w:r>
-        <w:rPr>
-          <w:rFonts w:ascii="Arial Narrow" w:eastAsia="Arial Narrow" w:hAnsi="Arial Narrow" w:cs="Arial Narrow"/>
-          <w:kern w:val="0"/>
-          <w14:ligatures w14:val="none"/>
-          <w:sz w:val="22"/>
-          <w:szCs w:val="22"/>
-        </w:rPr>
-        <w:t xml:space="preserve"/>
-      </w:r>
-      <w:r>
-        <w:rPr>
-          <w:rFonts w:ascii="Arial Narrow" w:eastAsia="Arial Narrow" w:hAnsi="Arial Narrow" w:cs="Arial Narrow"/>
-          <w:kern w:val="0"/>
-          <w14:ligatures w14:val="none"/>
-          <w:sz w:val="22"/>
-          <w:szCs w:val="22"/>
-        </w:rPr>
-        <w:t xml:space="preserve"/>
-      </w:r>
-      <w:r>
-        <w:rPr>
-          <w:rFonts w:ascii="Arial Narrow" w:eastAsia="Arial Narrow" w:hAnsi="Arial Narrow" w:cs="Arial Narrow"/>
-          <w:kern w:val="0"/>
-          <w14:ligatures w14:val="none"/>
-          <w:sz w:val="22"/>
-          <w:szCs w:val="22"/>
-        </w:rPr>
-        <w:t xml:space="preserve"/>
-      </w:r>
-      <w:r>
-        <w:rPr>
-          <w:rFonts w:ascii="Arial Narrow" w:eastAsia="Arial Narrow" w:hAnsi="Arial Narrow" w:cs="Arial Narrow"/>
-          <w:kern w:val="0"/>
-          <w14:ligatures w14:val="none"/>
-          <w:sz w:val="22"/>
-          <w:szCs w:val="22"/>
-        </w:rPr>
-        <w:t/>
-      </w:r>
-      <w:r>
-        <w:rPr>
-          <w:rFonts w:ascii="Arial Narrow" w:eastAsia="Arial Narrow" w:hAnsi="Arial Narrow" w:cs="Arial Narrow"/>
-          <w:kern w:val="0"/>
-          <w14:ligatures w14:val="none"/>
-          <w:sz w:val="22"/>
-          <w:szCs w:val="22"/>
-        </w:rPr>
-        <w:t/>
-      </w:r>
-      <w:r>
-        <w:rPr>
-          <w:rFonts w:ascii="Arial Narrow" w:eastAsia="Arial Narrow" w:hAnsi="Arial Narrow" w:cs="Arial Narrow"/>
-          <w:kern w:val="0"/>
-          <w14:ligatures w14:val="none"/>
-          <w:sz w:val="22"/>
-          <w:szCs w:val="22"/>
-        </w:rPr>
-        <w:t/>
-      </w:r>
-      <w:r>
-        <w:rPr>
-          <w:rFonts w:ascii="Arial Narrow" w:eastAsia="Arial Narrow" w:hAnsi="Arial Narrow" w:cs="Arial Narrow"/>
-          <w:kern w:val="0"/>
-          <w14:ligatures w14:val="none"/>
-          <w:sz w:val="22"/>
-          <w:szCs w:val="22"/>
-        </w:rPr>
-        <w:t xml:space="preserve"/>
-      </w:r>
-      <w:r>
-        <w:rPr>
-          <w:rFonts w:ascii="Arial Narrow" w:eastAsia="Arial Narrow" w:hAnsi="Arial Narrow" w:cs="Arial Narrow"/>
-          <w:kern w:val="0"/>
-          <w14:ligatures w14:val="none"/>
-          <w:sz w:val="22"/>
-          <w:szCs w:val="22"/>
-        </w:rPr>
-        <w:t/>
-      </w:r>
-      <w:r>
-        <w:rPr>
-          <w:rFonts w:ascii="Arial Narrow" w:eastAsia="Arial Narrow" w:hAnsi="Arial Narrow" w:cs="Arial Narrow"/>
-          <w:kern w:val="0"/>
-          <w14:ligatures w14:val="none"/>
-          <w:sz w:val="22"/>
-          <w:szCs w:val="22"/>
-        </w:rPr>
-        <w:t xml:space="preserve"/>
-      </w:r>
-      <w:r>
-        <w:rPr>
-          <w:rFonts w:ascii="Arial Narrow" w:eastAsia="Arial Narrow" w:hAnsi="Arial Narrow" w:cs="Arial Narrow"/>
-          <w:kern w:val="0"/>
-          <w14:ligatures w14:val="none"/>
-          <w:sz w:val="22"/>
-          <w:szCs w:val="22"/>
-        </w:rPr>
-        <w:t/>
-      </w:r>
-      <w:r>
-        <w:rPr>
-          <w:rFonts w:ascii="Arial Narrow" w:eastAsia="Arial Narrow" w:hAnsi="Arial Narrow" w:cs="Arial Narrow"/>
-          <w:kern w:val="0"/>
-          <w14:ligatures w14:val="none"/>
-          <w:sz w:val="22"/>
-          <w:szCs w:val="22"/>
-        </w:rPr>
-        <w:t xml:space="preserve"/>
-      </w:r>
-      <w:r>
-        <w:rPr>
-          <w:rFonts w:ascii="Arial Narrow" w:eastAsia="Arial Narrow" w:hAnsi="Arial Narrow" w:cs="Arial Narrow"/>
-          <w:kern w:val="0"/>
-          <w14:ligatures w14:val="none"/>
-          <w:sz w:val="22"/>
-          <w:szCs w:val="22"/>
-        </w:rPr>
-        <w:t xml:space="preserve"/>
-      </w:r>
-      <w:r>
-        <w:rPr>
-          <w:rFonts w:ascii="Arial Narrow" w:eastAsia="Arial Narrow" w:hAnsi="Arial Narrow" w:cs="Arial Narrow"/>
-          <w:kern w:val="0"/>
-          <w14:ligatures w14:val="none"/>
-          <w:sz w:val="22"/>
-          <w:szCs w:val="22"/>
-        </w:rPr>
-        <w:t/>
-      </w:r>
-      <w:r>
-        <w:rPr>
-          <w:rFonts w:ascii="Arial Narrow" w:eastAsia="Arial Narrow" w:hAnsi="Arial Narrow" w:cs="Arial Narrow"/>
-          <w:color w:val="000000"/>
-          <w:kern w:val="0"/>
-          <w:sz w:val="22"/>
-          <w:szCs w:val="22"/>
-          <w:lang w:val="es-ES" w:eastAsia="es-ES"/>
-          <w14:ligatures w14:val="none"/>
-        </w:rPr>
-        <w:t xml:space="preserve"/>
-      </w:r>
-      <w:r>
-        <w:rPr>
-          <w:rFonts w:ascii="Arial Narrow" w:eastAsia="Arial Narrow" w:hAnsi="Arial Narrow" w:cs="Arial Narrow"/>
-          <w:color w:val="000000"/>
-          <w:kern w:val="0"/>
-          <w:sz w:val="22"/>
-          <w:szCs w:val="22"/>
-          <w:lang w:val="es-ES" w:eastAsia="es-ES"/>
-          <w14:ligatures w14:val="none"/>
-        </w:rPr>
-        <w:t xml:space="preserve"/>
-      </w:r>
-      <w:proofErr w:type="spellStart"/>
-      <w:r>
-        <w:rPr>
-          <w:rFonts w:ascii="Arial Narrow" w:eastAsia="Arial Narrow" w:hAnsi="Arial Narrow" w:cs="Arial Narrow"/>
-          <w:color w:val="000000"/>
-          <w:kern w:val="0"/>
-          <w:sz w:val="22"/>
-          <w:szCs w:val="22"/>
-          <w:lang w:val="es-ES" w:eastAsia="es-ES"/>
-          <w14:ligatures w14:val="none"/>
-        </w:rPr>
-        <w:t/>
-      </w:r>
-      <w:proofErr w:type="spellEnd"/>
-      <w:r>
-        <w:rPr>
-          <w:rFonts w:ascii="Arial Narrow" w:eastAsia="Arial Narrow" w:hAnsi="Arial Narrow" w:cs="Arial Narrow"/>
-          <w:color w:val="000000"/>
-          <w:kern w:val="0"/>
-          <w:sz w:val="22"/>
-          <w:szCs w:val="22"/>
-          <w:lang w:val="es-ES" w:eastAsia="es-ES"/>
-          <w14:ligatures w14:val="none"/>
-        </w:rPr>
-        <w:t xml:space="preserve"/>
-      </w:r>
-      <w:r>
-        <w:rPr>
-          <w:rFonts w:ascii="Arial Narrow" w:eastAsia="Arial Narrow" w:hAnsi="Arial Narrow" w:cs="Arial Narrow"/>
-          <w:color w:val="000000"/>
-          <w:kern w:val="0"/>
-          <w:sz w:val="22"/>
-          <w:szCs w:val="22"/>
-          <w:lang w:val="es-ES" w:eastAsia="es-ES"/>
-          <w14:ligatures w14:val="none"/>
-        </w:rPr>
-        <w:t xml:space="preserve"/>
-      </w:r>
-      <w:r>
-        <w:rPr>
-          <w:rFonts w:ascii="Arial Narrow" w:eastAsia="Arial Narrow" w:hAnsi="Arial Narrow" w:cs="Arial Narrow"/>
-          <w:color w:val="000000"/>
-          <w:kern w:val="0"/>
-          <w:sz w:val="22"/>
-          <w:szCs w:val="22"/>
-          <w:lang w:val="es-ES" w:eastAsia="es-ES"/>
-          <w14:ligatures w14:val="none"/>
-        </w:rPr>
-        <w:t xml:space="preserve"/>
-      </w:r>
-      <w:r>
-        <w:rPr>
-          <w:rFonts w:ascii="Arial Narrow" w:eastAsia="Arial Narrow" w:hAnsi="Arial Narrow" w:cs="Arial Narrow"/>
-          <w:color w:val="000000"/>
-          <w:kern w:val="0"/>
-          <w:sz w:val="22"/>
-          <w:szCs w:val="22"/>
-          <w:lang w:val="es-ES" w:eastAsia="es-ES"/>
-          <w14:ligatures w14:val="none"/>
-        </w:rPr>
-        <w:t xml:space="preserve"/>
-      </w:r>
-      <w:r>
-        <w:rPr>
-          <w:rFonts w:ascii="Arial Narrow" w:eastAsia="Arial Narrow" w:hAnsi="Arial Narrow" w:cs="Arial Narrow"/>
-          <w:color w:val="000000"/>
-          <w:kern w:val="0"/>
-          <w:sz w:val="22"/>
-          <w:szCs w:val="22"/>
-          <w:lang w:val="es-ES" w:eastAsia="es-ES"/>
-          <w14:ligatures w14:val="none"/>
-        </w:rPr>
-        <w:t/>
+        <w:t xml:space="preserve">Mediante la denuncia del 21 de enero de 2026, complementado mediante escritos del 27 de enero de 2026, 28 de enero de 2026, dos (2) escritos del 29 de enero de 2026, subsanada mediante escrito del 13 de febrero de 2026, y mediante dos (2) escritos del 13 de febrero de 2026, escritos del 17 de febrero de 2026 y del 19 de febrero de 2026, la señora [APELLIDO] denunció a BNP Paribas y el Banco por presuntas infracciones a la Ley 29571, Código de Protección y Defensa del Consumidor</w:t>
       </w:r>
       <w:r>
         <w:rPr>
@@ -1083,6 +723,378 @@
           <w14:ligatures w14:val="none"/>
         </w:rPr>
         <w:footnoteReference w:id="1"/>
+      </w:r>
+      <w:r>
+        <w:rPr>
+          <w:rFonts w:ascii="Arial Narrow" w:eastAsia="Arial Narrow" w:hAnsi="Arial Narrow" w:cs="Arial Narrow"/>
+          <w:color w:val="000000"/>
+          <w:kern w:val="0"/>
+          <w:sz w:val="22"/>
+          <w:szCs w:val="22"/>
+          <w:lang w:val="es-ES" w:eastAsia="es-ES"/>
+          <w14:ligatures w14:val="none"/>
+        </w:rPr>
+        <w:t xml:space="preserve"> (en adelante, Código), señalando lo siguiente:</w:t>
+      </w:r>
+      <w:r>
+        <w:rPr>
+          <w:rFonts w:ascii="Arial Narrow" w:eastAsia="Arial Narrow" w:hAnsi="Arial Narrow" w:cs="Arial Narrow"/>
+          <w:color w:val="000000"/>
+          <w:kern w:val="0"/>
+          <w:sz w:val="22"/>
+          <w:szCs w:val="22"/>
+          <w:lang w:val="es-ES" w:eastAsia="es-ES"/>
+          <w14:ligatures w14:val="none"/>
+        </w:rPr>
+        <w:t/>
+      </w:r>
+      <w:r>
+        <w:rPr>
+          <w:rFonts w:ascii="Arial Narrow" w:eastAsia="Arial Narrow" w:hAnsi="Arial Narrow" w:cs="Arial Narrow"/>
+          <w:color w:val="000000"/>
+          <w:kern w:val="0"/>
+          <w:sz w:val="22"/>
+          <w:szCs w:val="22"/>
+          <w:lang w:val="es-ES" w:eastAsia="es-ES"/>
+          <w14:ligatures w14:val="none"/>
+        </w:rPr>
+        <w:t xml:space="preserve"/>
+      </w:r>
+      <w:r>
+        <w:rPr>
+          <w:rFonts w:ascii="Arial Narrow" w:eastAsia="Arial Narrow" w:hAnsi="Arial Narrow" w:cs="Arial Narrow"/>
+          <w:color w:val="000000"/>
+          <w:kern w:val="0"/>
+          <w:sz w:val="22"/>
+          <w:szCs w:val="22"/>
+          <w:lang w:val="es-ES" w:eastAsia="es-ES"/>
+          <w14:ligatures w14:val="none"/>
+        </w:rPr>
+        <w:t xml:space="preserve"/>
+      </w:r>
+      <w:r>
+        <w:rPr>
+          <w:rFonts w:ascii="Arial Narrow" w:eastAsia="Arial Narrow" w:hAnsi="Arial Narrow" w:cs="Arial Narrow"/>
+          <w:color w:val="000000"/>
+          <w:kern w:val="0"/>
+          <w:sz w:val="22"/>
+          <w:szCs w:val="22"/>
+          <w:lang w:val="es-ES" w:eastAsia="es-ES"/>
+          <w14:ligatures w14:val="none"/>
+        </w:rPr>
+        <w:t/>
+      </w:r>
+      <w:r>
+        <w:rPr>
+          <w:rFonts w:ascii="Arial Narrow" w:eastAsia="Arial Narrow" w:hAnsi="Arial Narrow" w:cs="Arial Narrow"/>
+          <w:color w:val="000000"/>
+          <w:kern w:val="0"/>
+          <w:sz w:val="22"/>
+          <w:szCs w:val="22"/>
+          <w:lang w:val="es-ES" w:eastAsia="es-ES"/>
+          <w14:ligatures w14:val="none"/>
+        </w:rPr>
+        <w:t xml:space="preserve"/>
+      </w:r>
+      <w:r>
+        <w:rPr>
+          <w:rFonts w:ascii="Arial Narrow" w:eastAsia="Arial Narrow" w:hAnsi="Arial Narrow" w:cs="Arial Narrow"/>
+          <w:color w:val="000000"/>
+          <w:kern w:val="0"/>
+          <w:sz w:val="22"/>
+          <w:szCs w:val="22"/>
+          <w:lang w:val="es-ES" w:eastAsia="es-ES"/>
+          <w14:ligatures w14:val="none"/>
+        </w:rPr>
+        <w:t/>
+      </w:r>
+      <w:r>
+        <w:rPr>
+          <w:rFonts w:ascii="Arial Narrow" w:eastAsia="Arial Narrow" w:hAnsi="Arial Narrow" w:cs="Arial Narrow"/>
+          <w:kern w:val="0"/>
+          <w14:ligatures w14:val="none"/>
+          <w:sz w:val="22"/>
+          <w:szCs w:val="22"/>
+        </w:rPr>
+        <w:t xml:space="preserve"/>
+      </w:r>
+      <w:r>
+        <w:rPr>
+          <w:rFonts w:ascii="Arial Narrow" w:eastAsia="Arial Narrow" w:hAnsi="Arial Narrow" w:cs="Arial Narrow"/>
+          <w:kern w:val="0"/>
+          <w14:ligatures w14:val="none"/>
+          <w:sz w:val="22"/>
+          <w:szCs w:val="22"/>
+        </w:rPr>
+        <w:t xml:space="preserve"/>
+      </w:r>
+      <w:r>
+        <w:rPr>
+          <w:rFonts w:ascii="Arial Narrow" w:eastAsia="Arial Narrow" w:hAnsi="Arial Narrow" w:cs="Arial Narrow"/>
+          <w:kern w:val="0"/>
+          <w14:ligatures w14:val="none"/>
+          <w:sz w:val="22"/>
+          <w:szCs w:val="22"/>
+        </w:rPr>
+        <w:t xml:space="preserve"/>
+      </w:r>
+      <w:r>
+        <w:rPr>
+          <w:rFonts w:ascii="Arial Narrow" w:eastAsia="Arial Narrow" w:hAnsi="Arial Narrow" w:cs="Arial Narrow"/>
+          <w:kern w:val="0"/>
+          <w14:ligatures w14:val="none"/>
+          <w:sz w:val="22"/>
+          <w:szCs w:val="22"/>
+        </w:rPr>
+        <w:t xml:space="preserve"/>
+      </w:r>
+      <w:r>
+        <w:rPr>
+          <w:rFonts w:ascii="Arial Narrow" w:eastAsia="Arial Narrow" w:hAnsi="Arial Narrow" w:cs="Arial Narrow"/>
+          <w:kern w:val="0"/>
+          <w14:ligatures w14:val="none"/>
+          <w:sz w:val="22"/>
+          <w:szCs w:val="22"/>
+        </w:rPr>
+        <w:t/>
+      </w:r>
+      <w:r>
+        <w:rPr>
+          <w:rFonts w:ascii="Arial Narrow" w:eastAsia="Arial Narrow" w:hAnsi="Arial Narrow" w:cs="Arial Narrow"/>
+          <w:kern w:val="0"/>
+          <w14:ligatures w14:val="none"/>
+          <w:sz w:val="22"/>
+          <w:szCs w:val="22"/>
+        </w:rPr>
+        <w:t xml:space="preserve"/>
+      </w:r>
+      <w:r>
+        <w:rPr>
+          <w:rFonts w:ascii="Arial Narrow" w:eastAsia="Arial Narrow" w:hAnsi="Arial Narrow" w:cs="Arial Narrow"/>
+          <w:kern w:val="0"/>
+          <w14:ligatures w14:val="none"/>
+          <w:sz w:val="22"/>
+          <w:szCs w:val="22"/>
+        </w:rPr>
+        <w:t xml:space="preserve"/>
+      </w:r>
+      <w:r>
+        <w:rPr>
+          <w:rFonts w:ascii="Arial Narrow" w:eastAsia="Arial Narrow" w:hAnsi="Arial Narrow" w:cs="Arial Narrow"/>
+          <w:kern w:val="0"/>
+          <w14:ligatures w14:val="none"/>
+          <w:sz w:val="22"/>
+          <w:szCs w:val="22"/>
+        </w:rPr>
+        <w:t xml:space="preserve"/>
+      </w:r>
+      <w:r>
+        <w:rPr>
+          <w:rFonts w:ascii="Arial Narrow" w:eastAsia="Arial Narrow" w:hAnsi="Arial Narrow" w:cs="Arial Narrow"/>
+          <w:kern w:val="0"/>
+          <w14:ligatures w14:val="none"/>
+          <w:sz w:val="22"/>
+          <w:szCs w:val="22"/>
+        </w:rPr>
+        <w:t xml:space="preserve"/>
+      </w:r>
+      <w:r>
+        <w:rPr>
+          <w:rFonts w:ascii="Arial Narrow" w:eastAsia="Arial Narrow" w:hAnsi="Arial Narrow" w:cs="Arial Narrow"/>
+          <w:kern w:val="0"/>
+          <w14:ligatures w14:val="none"/>
+          <w:sz w:val="22"/>
+          <w:szCs w:val="22"/>
+        </w:rPr>
+        <w:t/>
+      </w:r>
+      <w:r>
+        <w:rPr>
+          <w:rFonts w:ascii="Arial Narrow" w:eastAsia="Arial Narrow" w:hAnsi="Arial Narrow" w:cs="Arial Narrow"/>
+          <w:kern w:val="0"/>
+          <w14:ligatures w14:val="none"/>
+          <w:sz w:val="22"/>
+          <w:szCs w:val="22"/>
+        </w:rPr>
+        <w:t/>
+      </w:r>
+      <w:r>
+        <w:rPr>
+          <w:rFonts w:ascii="Arial Narrow" w:eastAsia="Arial Narrow" w:hAnsi="Arial Narrow" w:cs="Arial Narrow"/>
+          <w:kern w:val="0"/>
+          <w14:ligatures w14:val="none"/>
+          <w:sz w:val="22"/>
+          <w:szCs w:val="22"/>
+        </w:rPr>
+        <w:t/>
+      </w:r>
+      <w:r>
+        <w:rPr>
+          <w:rFonts w:ascii="Arial Narrow" w:eastAsia="Arial Narrow" w:hAnsi="Arial Narrow" w:cs="Arial Narrow"/>
+          <w:kern w:val="0"/>
+          <w14:ligatures w14:val="none"/>
+          <w:sz w:val="22"/>
+          <w:szCs w:val="22"/>
+        </w:rPr>
+        <w:t xml:space="preserve"/>
+      </w:r>
+      <w:r>
+        <w:rPr>
+          <w:rFonts w:ascii="Arial Narrow" w:eastAsia="Arial Narrow" w:hAnsi="Arial Narrow" w:cs="Arial Narrow"/>
+          <w:kern w:val="0"/>
+          <w14:ligatures w14:val="none"/>
+          <w:sz w:val="22"/>
+          <w:szCs w:val="22"/>
+        </w:rPr>
+        <w:t/>
+      </w:r>
+      <w:r>
+        <w:rPr>
+          <w:rFonts w:ascii="Arial Narrow" w:eastAsia="Arial Narrow" w:hAnsi="Arial Narrow" w:cs="Arial Narrow"/>
+          <w:kern w:val="0"/>
+          <w14:ligatures w14:val="none"/>
+          <w:sz w:val="22"/>
+          <w:szCs w:val="22"/>
+        </w:rPr>
+        <w:t xml:space="preserve"/>
+      </w:r>
+      <w:r>
+        <w:rPr>
+          <w:rFonts w:ascii="Arial Narrow" w:eastAsia="Arial Narrow" w:hAnsi="Arial Narrow" w:cs="Arial Narrow"/>
+          <w:kern w:val="0"/>
+          <w14:ligatures w14:val="none"/>
+          <w:sz w:val="22"/>
+          <w:szCs w:val="22"/>
+        </w:rPr>
+        <w:t/>
+      </w:r>
+      <w:r>
+        <w:rPr>
+          <w:rFonts w:ascii="Arial Narrow" w:eastAsia="Arial Narrow" w:hAnsi="Arial Narrow" w:cs="Arial Narrow"/>
+          <w:kern w:val="0"/>
+          <w14:ligatures w14:val="none"/>
+          <w:sz w:val="22"/>
+          <w:szCs w:val="22"/>
+        </w:rPr>
+        <w:t xml:space="preserve"/>
+      </w:r>
+      <w:r>
+        <w:rPr>
+          <w:rFonts w:ascii="Arial Narrow" w:eastAsia="Arial Narrow" w:hAnsi="Arial Narrow" w:cs="Arial Narrow"/>
+          <w:kern w:val="0"/>
+          <w14:ligatures w14:val="none"/>
+          <w:sz w:val="22"/>
+          <w:szCs w:val="22"/>
+        </w:rPr>
+        <w:t xml:space="preserve"/>
+      </w:r>
+      <w:r>
+        <w:rPr>
+          <w:rFonts w:ascii="Arial Narrow" w:eastAsia="Arial Narrow" w:hAnsi="Arial Narrow" w:cs="Arial Narrow"/>
+          <w:kern w:val="0"/>
+          <w14:ligatures w14:val="none"/>
+          <w:sz w:val="22"/>
+          <w:szCs w:val="22"/>
+        </w:rPr>
+        <w:t/>
+      </w:r>
+      <w:r>
+        <w:rPr>
+          <w:rFonts w:ascii="Arial Narrow" w:eastAsia="Arial Narrow" w:hAnsi="Arial Narrow" w:cs="Arial Narrow"/>
+          <w:color w:val="000000"/>
+          <w:kern w:val="0"/>
+          <w:sz w:val="22"/>
+          <w:szCs w:val="22"/>
+          <w:lang w:val="es-ES" w:eastAsia="es-ES"/>
+          <w14:ligatures w14:val="none"/>
+        </w:rPr>
+        <w:t xml:space="preserve"/>
+      </w:r>
+      <w:r>
+        <w:rPr>
+          <w:rFonts w:ascii="Arial Narrow" w:eastAsia="Arial Narrow" w:hAnsi="Arial Narrow" w:cs="Arial Narrow"/>
+          <w:color w:val="000000"/>
+          <w:kern w:val="0"/>
+          <w:sz w:val="22"/>
+          <w:szCs w:val="22"/>
+          <w:lang w:val="es-ES" w:eastAsia="es-ES"/>
+          <w14:ligatures w14:val="none"/>
+        </w:rPr>
+        <w:t xml:space="preserve"/>
+      </w:r>
+      <w:proofErr w:type="spellStart"/>
+      <w:r>
+        <w:rPr>
+          <w:rFonts w:ascii="Arial Narrow" w:eastAsia="Arial Narrow" w:hAnsi="Arial Narrow" w:cs="Arial Narrow"/>
+          <w:color w:val="000000"/>
+          <w:kern w:val="0"/>
+          <w:sz w:val="22"/>
+          <w:szCs w:val="22"/>
+          <w:lang w:val="es-ES" w:eastAsia="es-ES"/>
+          <w14:ligatures w14:val="none"/>
+        </w:rPr>
+        <w:t/>
+      </w:r>
+      <w:proofErr w:type="spellEnd"/>
+      <w:r>
+        <w:rPr>
+          <w:rFonts w:ascii="Arial Narrow" w:eastAsia="Arial Narrow" w:hAnsi="Arial Narrow" w:cs="Arial Narrow"/>
+          <w:color w:val="000000"/>
+          <w:kern w:val="0"/>
+          <w:sz w:val="22"/>
+          <w:szCs w:val="22"/>
+          <w:lang w:val="es-ES" w:eastAsia="es-ES"/>
+          <w14:ligatures w14:val="none"/>
+        </w:rPr>
+        <w:t xml:space="preserve"/>
+      </w:r>
+      <w:r>
+        <w:rPr>
+          <w:rFonts w:ascii="Arial Narrow" w:eastAsia="Arial Narrow" w:hAnsi="Arial Narrow" w:cs="Arial Narrow"/>
+          <w:color w:val="000000"/>
+          <w:kern w:val="0"/>
+          <w:sz w:val="22"/>
+          <w:szCs w:val="22"/>
+          <w:lang w:val="es-ES" w:eastAsia="es-ES"/>
+          <w14:ligatures w14:val="none"/>
+        </w:rPr>
+        <w:t xml:space="preserve"/>
+      </w:r>
+      <w:r>
+        <w:rPr>
+          <w:rFonts w:ascii="Arial Narrow" w:eastAsia="Arial Narrow" w:hAnsi="Arial Narrow" w:cs="Arial Narrow"/>
+          <w:color w:val="000000"/>
+          <w:kern w:val="0"/>
+          <w:sz w:val="22"/>
+          <w:szCs w:val="22"/>
+          <w:lang w:val="es-ES" w:eastAsia="es-ES"/>
+          <w14:ligatures w14:val="none"/>
+        </w:rPr>
+        <w:t xml:space="preserve"/>
+      </w:r>
+      <w:r>
+        <w:rPr>
+          <w:rFonts w:ascii="Arial Narrow" w:eastAsia="Arial Narrow" w:hAnsi="Arial Narrow" w:cs="Arial Narrow"/>
+          <w:color w:val="000000"/>
+          <w:kern w:val="0"/>
+          <w:sz w:val="22"/>
+          <w:szCs w:val="22"/>
+          <w:lang w:val="es-ES" w:eastAsia="es-ES"/>
+          <w14:ligatures w14:val="none"/>
+        </w:rPr>
+        <w:t xml:space="preserve"/>
+      </w:r>
+      <w:r>
+        <w:rPr>
+          <w:rFonts w:ascii="Arial Narrow" w:eastAsia="Arial Narrow" w:hAnsi="Arial Narrow" w:cs="Arial Narrow"/>
+          <w:color w:val="000000"/>
+          <w:kern w:val="0"/>
+          <w:sz w:val="22"/>
+          <w:szCs w:val="22"/>
+          <w:lang w:val="es-ES" w:eastAsia="es-ES"/>
+          <w14:ligatures w14:val="none"/>
+        </w:rPr>
+        <w:t/>
       </w:r>
       <w:r>
         <w:rPr>
@@ -3694,7 +3706,6 @@
           <w:rFonts w:ascii="Arial Narrow" w:eastAsia="Arial Narrow" w:hAnsi="Arial Narrow" w:cs="Arial Narrow"/>
           <w:sz w:val="22"/>
           <w:szCs w:val="22"/>
-          <w:u w:val="single"/>
         </w:rPr>
         <w:t>existen tres (3) presupuestos que deben presentarse de forma concurrente a efectos de analizar la viabilidad de dictar una medida cautelar solicitada en los procedimientos por infracción a las normas de protección al consumidor: a) acreditar la verosimilitud de la infracción; b) demostrar que existe peligro en la demora; y, señalar cuál es la medida adecuada para cautelar la decisión final</w:t>
       </w:r>
@@ -7126,7 +7137,7 @@
           <w:szCs w:val="22"/>
           <w:lang w:val="es-ES"/>
         </w:rPr>
-        <w:t xml:space="preserve">PRIMERO: requerir a la señora [DENUNCIANTE] que, en el plazo improrrogable de dos (2) días hábiles, contado a partir del día siguiente de notificada la presente, cumpla con señalar expresamente si la solicitud contenida en el escrito del 10 de febrero de 2026 se trata de un pedido de medida cautelar; de ser así, cumpla con fundamentar los motivos de su pedido conforme al artículo 109 de la Ley 29571, Código de Protección y Defensa del Consumidor, con la finalidad de que la Comisión de Protección al Consumidor 1 pueda evaluar los presupuestos para vialidad de dictar la medida cautelar requerida. </w:t>
+        <w:t xml:space="preserve">PRIMERO:</w:t>
       </w:r>
       <w:r>
         <w:rPr>
@@ -7136,6 +7147,16 @@
           <w:szCs w:val="22"/>
           <w:lang w:val="es-ES"/>
         </w:rPr>
+        <w:t xml:space="preserve"> requerir a la señora [DENUNCIANTE] que, en el plazo improrrogable de dos (2) días hábiles, contado a partir del día siguiente de notificada la presente, cumpla con señalar expresamente si la solicitud contenida en el escrito del 10 de febrero de 2026 se trata de un pedido de medida cautelar; de ser así, cumpla con fundamentar los motivos de su pedido conforme al artículo 109 de la Ley 29571, Código de Protección y Defensa del Consumidor, con la finalidad de que la Comisión de Protección al Consumidor 1 pueda evaluar los presupuestos para vialidad de dictar la medida cautelar requerida. </w:t>
+      </w:r>
+      <w:r>
+        <w:rPr>
+          <w:rStyle w:val="normaltextrun"/>
+          <w:rFonts w:ascii="Arial Narrow" w:eastAsia="Arial Narrow" w:hAnsi="Arial Narrow" w:cs="Arial Narrow"/>
+          <w:sz w:val="22"/>
+          <w:szCs w:val="22"/>
+          <w:lang w:val="es-ES"/>
+        </w:rPr>
         <w:t xml:space="preserve"/>
       </w:r>
       <w:r>
@@ -7165,11 +7186,8 @@
         <w:rPr>
           <w:rStyle w:val="normaltextrun"/>
           <w:rFonts w:ascii="Arial Narrow" w:eastAsia="Arial Narrow" w:hAnsi="Arial Narrow" w:cs="Arial Narrow"/>
-          <w:b/>
-          <w:bCs/>
-          <w:sz w:val="22"/>
-          <w:szCs w:val="22"/>
-          <w:u w:val="single"/>
+          <w:sz w:val="22"/>
+          <w:szCs w:val="22"/>
           <w:lang w:val="es-ES"/>
         </w:rPr>
         <w:t/>
@@ -7264,12 +7282,23 @@
           <w:lang w:eastAsia="es-PE"/>
           <w14:ligatures w14:val="none"/>
         </w:rPr>
-        <w:t xml:space="preserve">SEGUNDO: admitir a trámite la denuncia del 21 de enero de 2026, complementado mediante escritos del 27 de enero de 2026, 28 de enero de 2026, dos (2) escritos del 29 de enero de 2026, subsanada mediante escrito del 13 de febrero de 2026, y mediante escritos del 10 de febrero de 2026, dos (2) escritos del 13 de febrero de 2026, escritos del 17 de febrero de 2026 y del 19 de febrero de 2026, interpuesta por la señora [DENUNCIANTE] contra BNP Paribas Cardif S.A. Compañía de Seguros y Reaseguros y Scotiabank Perú S.A.A, por lo siguiente:</w:t>
-      </w:r>
-      <w:r>
-        <w:rPr>
-          <w:rFonts w:ascii="Arial Narrow" w:eastAsia="Arial Narrow" w:hAnsi="Arial Narrow" w:cs="Arial Narrow"/>
-          <w:b/>
+        <w:t xml:space="preserve">SEGUNDO:</w:t>
+      </w:r>
+      <w:r>
+        <w:rPr>
+          <w:rFonts w:ascii="Arial Narrow" w:eastAsia="Arial Narrow" w:hAnsi="Arial Narrow" w:cs="Arial Narrow"/>
+          <w:color w:val="000000"/>
+          <w:kern w:val="0"/>
+          <w:sz w:val="22"/>
+          <w:szCs w:val="22"/>
+          <w:lang w:eastAsia="es-PE"/>
+          <w14:ligatures w14:val="none"/>
+        </w:rPr>
+        <w:t xml:space="preserve"> admitir a trámite la denuncia del 21 de enero de 2026, complementado mediante escritos del 27 de enero de 2026, 28 de enero de 2026, dos (2) escritos del 29 de enero de 2026, subsanada mediante escrito del 13 de febrero de 2026, y mediante escritos del 10 de febrero de 2026, dos (2) escritos del 13 de febrero de 2026, escritos del 17 de febrero de 2026 y del 19 de febrero de 2026, interpuesta por la señora [DENUNCIANTE] contra BNP Paribas Cardif S.A. Compañía de Seguros y Reaseguros y Scotiabank Perú S.A.A, por lo siguiente:</w:t>
+      </w:r>
+      <w:r>
+        <w:rPr>
+          <w:rFonts w:ascii="Arial Narrow" w:eastAsia="Arial Narrow" w:hAnsi="Arial Narrow" w:cs="Arial Narrow"/>
           <w:color w:val="000000"/>
           <w:kern w:val="0"/>
           <w:sz w:val="22"/>
@@ -7384,7 +7413,6 @@
       <w:r>
         <w:rPr>
           <w:rFonts w:ascii="Arial Narrow" w:eastAsia="Arial Narrow" w:hAnsi="Arial Narrow" w:cs="Arial Narrow"/>
-          <w:bCs/>
           <w:sz w:val="22"/>
           <w:szCs w:val="22"/>
         </w:rPr>
@@ -7394,7 +7422,6 @@
       <w:r>
         <w:rPr>
           <w:rFonts w:ascii="Arial Narrow" w:eastAsia="Arial Narrow" w:hAnsi="Arial Narrow" w:cs="Arial Narrow"/>
-          <w:bCs/>
           <w:sz w:val="22"/>
           <w:szCs w:val="22"/>
         </w:rPr>
@@ -7404,7 +7431,6 @@
       <w:r>
         <w:rPr>
           <w:rFonts w:ascii="Arial Narrow" w:eastAsia="Arial Narrow" w:hAnsi="Arial Narrow" w:cs="Arial Narrow"/>
-          <w:bCs/>
           <w:sz w:val="22"/>
           <w:szCs w:val="22"/>
         </w:rPr>
@@ -7414,7 +7440,6 @@
       <w:r>
         <w:rPr>
           <w:rFonts w:ascii="Arial Narrow" w:eastAsia="Arial Narrow" w:hAnsi="Arial Narrow" w:cs="Arial Narrow"/>
-          <w:bCs/>
           <w:sz w:val="22"/>
           <w:szCs w:val="22"/>
         </w:rPr>
@@ -7424,7 +7449,6 @@
       <w:r>
         <w:rPr>
           <w:rFonts w:ascii="Arial Narrow" w:eastAsia="Arial Narrow" w:hAnsi="Arial Narrow" w:cs="Arial Narrow"/>
-          <w:bCs/>
           <w:sz w:val="22"/>
           <w:szCs w:val="22"/>
         </w:rPr>
@@ -9479,7 +9503,19 @@
           <w:lang w:eastAsia="es-PE"/>
           <w14:ligatures w14:val="none"/>
         </w:rPr>
-        <w:t xml:space="preserve">: </w:t>
+        <w:t xml:space="preserve">:</w:t>
+      </w:r>
+      <w:r>
+        <w:rPr>
+          <w:rFonts w:ascii="Arial Narrow" w:eastAsia="Arial Narrow" w:hAnsi="Arial Narrow" w:cs="Arial Narrow"/>
+          <w:color w:val="000000"/>
+          <w:kern w:val="0"/>
+          <w:sz w:val="22"/>
+          <w:szCs w:val="22"/>
+          <w:lang w:eastAsia="es-PE"/>
+          <w14:ligatures w14:val="none"/>
+        </w:rPr>
+        <w:t xml:space="preserve"> </w:t>
       </w:r>
       <w:r>
         <w:rPr>
@@ -9496,7 +9532,6 @@
       <w:r>
         <w:rPr>
           <w:rFonts w:ascii="Arial Narrow" w:eastAsia="Arial Narrow" w:hAnsi="Arial Narrow" w:cs="Arial Narrow"/>
-          <w:bCs/>
           <w:sz w:val="22"/>
           <w:szCs w:val="22"/>
         </w:rPr>
@@ -9506,7 +9541,6 @@
       <w:r>
         <w:rPr>
           <w:rFonts w:ascii="Arial Narrow" w:eastAsia="Arial Narrow" w:hAnsi="Arial Narrow" w:cs="Arial Narrow"/>
-          <w:bCs/>
           <w:sz w:val="22"/>
           <w:szCs w:val="22"/>
         </w:rPr>
@@ -9516,7 +9550,6 @@
       <w:r>
         <w:rPr>
           <w:rFonts w:ascii="Arial Narrow" w:eastAsia="Arial Narrow" w:hAnsi="Arial Narrow" w:cs="Arial Narrow"/>
-          <w:bCs/>
           <w:sz w:val="22"/>
           <w:szCs w:val="22"/>
         </w:rPr>
@@ -9526,7 +9559,6 @@
       <w:r>
         <w:rPr>
           <w:rFonts w:ascii="Arial Narrow" w:eastAsia="Arial Narrow" w:hAnsi="Arial Narrow" w:cs="Arial Narrow"/>
-          <w:bCs/>
           <w:sz w:val="22"/>
           <w:szCs w:val="22"/>
         </w:rPr>
@@ -9536,7 +9568,6 @@
       <w:r>
         <w:rPr>
           <w:rFonts w:ascii="Arial Narrow" w:eastAsia="Arial Narrow" w:hAnsi="Arial Narrow" w:cs="Arial Narrow"/>
-          <w:bCs/>
           <w:sz w:val="22"/>
           <w:szCs w:val="22"/>
         </w:rPr>
@@ -9545,7 +9576,6 @@
       <w:r>
         <w:rPr>
           <w:rFonts w:ascii="Arial Narrow" w:eastAsia="Arial Narrow" w:hAnsi="Arial Narrow" w:cs="Arial Narrow"/>
-          <w:bCs/>
           <w:sz w:val="22"/>
           <w:szCs w:val="22"/>
         </w:rPr>
@@ -9942,7 +9972,15 @@
           <w:sz w:val="22"/>
           <w:szCs w:val="22"/>
         </w:rPr>
-        <w:t xml:space="preserve">QUINTO: </w:t>
+        <w:t xml:space="preserve">QUINTO:</w:t>
+      </w:r>
+      <w:r>
+        <w:rPr>
+          <w:rFonts w:ascii="Arial Narrow" w:eastAsia="Arial Narrow" w:hAnsi="Arial Narrow" w:cs="Arial Narrow"/>
+          <w:sz w:val="22"/>
+          <w:szCs w:val="22"/>
+        </w:rPr>
+        <w:t xml:space="preserve"> </w:t>
       </w:r>
       <w:r>
         <w:rPr>
@@ -9964,7 +10002,7 @@
           <w:lang w:val="es-ES" w:eastAsia="es-ES"/>
           <w14:ligatures w14:val="none"/>
         </w:rPr>
-        <w:footnoteReference w:id="21"/>
+        <w:footnoteReference w:id="16"/>
       </w:r>
       <w:r>
         <w:rPr>
@@ -9986,7 +10024,7 @@
           <w:lang w:val="es-ES" w:eastAsia="es-ES"/>
           <w14:ligatures w14:val="none"/>
         </w:rPr>
-        <w:footnoteReference w:id="22"/>
+        <w:footnoteReference w:id="17"/>
       </w:r>
       <w:r>
         <w:rPr>
@@ -10050,7 +10088,19 @@
           <w:lang w:eastAsia="es-PE"/>
           <w14:ligatures w14:val="none"/>
         </w:rPr>
-        <w:t xml:space="preserve">: </w:t>
+        <w:t xml:space="preserve">:</w:t>
+      </w:r>
+      <w:r>
+        <w:rPr>
+          <w:rFonts w:ascii="Arial Narrow" w:eastAsia="Arial Narrow" w:hAnsi="Arial Narrow" w:cs="Arial Narrow"/>
+          <w:color w:val="000000"/>
+          <w:kern w:val="0"/>
+          <w:sz w:val="22"/>
+          <w:szCs w:val="22"/>
+          <w:lang w:eastAsia="es-PE"/>
+          <w14:ligatures w14:val="none"/>
+        </w:rPr>
+        <w:t xml:space="preserve"> </w:t>
       </w:r>
       <w:bookmarkStart w:id="12" w:name="_Hlk188286813"/>
       <w:r>
@@ -10106,7 +10156,6 @@
       <w:r>
         <w:rPr>
           <w:rFonts w:ascii="Arial Narrow" w:eastAsia="Arial Narrow" w:hAnsi="Arial Narrow" w:cs="Arial Narrow"/>
-          <w:bCs/>
           <w:sz w:val="22"/>
           <w:szCs w:val="22"/>
         </w:rPr>
@@ -10116,7 +10165,6 @@
       <w:r>
         <w:rPr>
           <w:rFonts w:ascii="Arial Narrow" w:eastAsia="Arial Narrow" w:hAnsi="Arial Narrow" w:cs="Arial Narrow"/>
-          <w:bCs/>
           <w:sz w:val="22"/>
           <w:szCs w:val="22"/>
         </w:rPr>
@@ -10126,7 +10174,6 @@
       <w:r>
         <w:rPr>
           <w:rFonts w:ascii="Arial Narrow" w:eastAsia="Arial Narrow" w:hAnsi="Arial Narrow" w:cs="Arial Narrow"/>
-          <w:bCs/>
           <w:sz w:val="22"/>
           <w:szCs w:val="22"/>
         </w:rPr>
@@ -10136,7 +10183,6 @@
       <w:r>
         <w:rPr>
           <w:rFonts w:ascii="Arial Narrow" w:eastAsia="Arial Narrow" w:hAnsi="Arial Narrow" w:cs="Arial Narrow"/>
-          <w:bCs/>
           <w:sz w:val="22"/>
           <w:szCs w:val="22"/>
         </w:rPr>
@@ -10146,7 +10192,6 @@
       <w:r>
         <w:rPr>
           <w:rFonts w:ascii="Arial Narrow" w:eastAsia="Arial Narrow" w:hAnsi="Arial Narrow" w:cs="Arial Narrow"/>
-          <w:bCs/>
           <w:sz w:val="22"/>
           <w:szCs w:val="22"/>
         </w:rPr>
@@ -10449,7 +10494,19 @@
           <w:lang w:eastAsia="es-PE"/>
           <w14:ligatures w14:val="none"/>
         </w:rPr>
-        <w:t xml:space="preserve">: </w:t>
+        <w:t xml:space="preserve">:</w:t>
+      </w:r>
+      <w:r>
+        <w:rPr>
+          <w:rFonts w:ascii="Arial Narrow" w:eastAsia="Arial Narrow" w:hAnsi="Arial Narrow" w:cs="Arial Narrow"/>
+          <w:color w:val="000000"/>
+          <w:kern w:val="0"/>
+          <w:sz w:val="22"/>
+          <w:szCs w:val="22"/>
+          <w:lang w:eastAsia="es-PE"/>
+          <w14:ligatures w14:val="none"/>
+        </w:rPr>
+        <w:t xml:space="preserve"> </w:t>
       </w:r>
       <w:r>
         <w:rPr>
@@ -10860,7 +10917,7 @@
           <w:lang w:eastAsia="es-PE"/>
           <w14:ligatures w14:val="none"/>
         </w:rPr>
-        <w:footnoteReference w:id="16"/>
+        <w:footnoteReference w:id="18"/>
       </w:r>
       <w:r>
         <w:rPr>
@@ -10958,7 +11015,7 @@
           <w:lang w:eastAsia="es-PE"/>
           <w14:ligatures w14:val="none"/>
         </w:rPr>
-        <w:footnoteReference w:id="17"/>
+        <w:footnoteReference w:id="19"/>
       </w:r>
       <w:r>
         <w:rPr>
@@ -11022,7 +11079,7 @@
           <w:lang w:eastAsia="es-PE"/>
           <w14:ligatures w14:val="none"/>
         </w:rPr>
-        <w:footnoteReference w:id="18"/>
+        <w:footnoteReference w:id="20"/>
       </w:r>
       <w:r>
         <w:rPr>
@@ -11281,7 +11338,7 @@
           <w:vertAlign w:val="superscript"/>
           <w14:ligatures w14:val="none"/>
         </w:rPr>
-        <w:footnoteReference w:id="19"/>
+        <w:footnoteReference w:id="21"/>
       </w:r>
       <w:r>
         <w:rPr>
@@ -11299,7 +11356,6 @@
           <w:kern w:val="0"/>
           <w:sz w:val="22"/>
           <w:szCs w:val="22"/>
-          <w:u w:val="single"/>
           <w14:ligatures w14:val="none"/>
         </w:rPr>
         <w:t>expresamente su facultad para asistir y conciliar en su representación</w:t>
@@ -11330,7 +11386,6 @@
           <w:kern w:val="0"/>
           <w:sz w:val="22"/>
           <w:szCs w:val="22"/>
-          <w:u w:val="single"/>
           <w14:ligatures w14:val="none"/>
         </w:rPr>
         <w:t xml:space="preserve">Ello bajo apercibimiento de no realizar la audiencia de conciliación y levantar el acta de inasistencia correspondiente. </w:t>
@@ -11485,15 +11540,23 @@
           <w:sz w:val="22"/>
           <w:szCs w:val="22"/>
         </w:rPr>
-        <w:t xml:space="preserve">DÉCIMO SEGUNDO: </w:t>
-      </w:r>
-      <w:r>
-        <w:rPr>
-          <w:rFonts w:ascii="Arial Narrow" w:eastAsia="Arial Narrow" w:hAnsi="Arial Narrow" w:cs="Arial Narrow"/>
-          <w:sz w:val="22"/>
-          <w:szCs w:val="22"/>
-        </w:rPr>
-        <w:t xml:space="preserve">requerir a la señora [DENUNCIANTE] y a Scotiabank Perú S.A.A. para que, dentro del plazo de dos (2) días hábiles siguientes a la fecha en que reciban la notificación en sus bandejas de correo electrónico, efectúen la confirmación de recepción de la notificación remitida por este despacho a sus correos electrónicos, de conformidad con el segundo párrafo del numeral 4 del artículo 20 del Texto Único Ordenado de la Ley del Procedimiento Administrativo General, aprobado mediante Decreto Supremo 006-2026-JUS, bajo apercibimiento de rehacer el acto de notificación y notificarle conforme al numeral 1 del artículo 20 del citado cuerpo normativo.</w:t>
+        <w:t xml:space="preserve">DÉCIMO SEGUNDO:</w:t>
+      </w:r>
+      <w:r>
+        <w:rPr>
+          <w:rFonts w:ascii="Arial Narrow" w:eastAsia="Arial Narrow" w:hAnsi="Arial Narrow" w:cs="Arial Narrow"/>
+          <w:sz w:val="22"/>
+          <w:szCs w:val="22"/>
+        </w:rPr>
+        <w:t xml:space="preserve"> </w:t>
+      </w:r>
+      <w:r>
+        <w:rPr>
+          <w:rFonts w:ascii="Arial Narrow" w:eastAsia="Arial Narrow" w:hAnsi="Arial Narrow" w:cs="Arial Narrow"/>
+          <w:sz w:val="22"/>
+          <w:szCs w:val="22"/>
+        </w:rPr>
+        <w:t xml:space="preserve">requerir a la señora [DENUNCIANTE] y a Scotiabank Perú S.A.A. para que, dentro del plazo de dos (2) días hábiles siguientes a la fecha en que reciban la notificación en sus bandejas de correo electrónico, efectúen la confirmación de recepción de la notificación remitida por este despacho a sus correos electrónicos, de conformidad con el segundo párrafo del numeral 4 del artículo 20 del Texto Único Ordenado de la Ley del Procedimiento Administrativo General, aprobado mediante Decreto Supremo 006-2026-JUS, bajo apercibimiento de rehacer el acto de notificación y notificarles conforme al numeral 1 del artículo 20 del citado cuerpo normativo.</w:t>
       </w:r>
       <w:r>
         <w:rPr>
@@ -11788,7 +11851,7 @@
           <w:szCs w:val="22"/>
           <w:vertAlign w:val="superscript"/>
         </w:rPr>
-        <w:footnoteReference w:id="20"/>
+        <w:footnoteReference w:id="22"/>
       </w:r>
       <w:r>
         <w:rPr>
@@ -12296,6 +12359,9 @@
     <w:p>
       <w:pPr>
         <w:pStyle w:val="Textonotapie"/>
+        <w:tabs>
+          <w:tab w:val="left" w:pos="567"/>
+        </w:tabs>
         <w:ind w:left="567" w:hanging="567"/>
         <w:jc w:val="both"/>
         <w:rPr>
@@ -12320,7 +12386,8 @@
           <w:sz w:val="16"/>
           <w:szCs w:val="16"/>
         </w:rPr>
-        <w:t xml:space="preserve"> </w:t>
+        <w:tab/>
+        <w:t xml:space="preserve"/>
       </w:r>
       <w:r>
         <w:rPr>
@@ -12365,6 +12432,9 @@
   <w:footnote w:id="2">
     <w:p>
       <w:pPr>
+        <w:tabs>
+          <w:tab w:val="left" w:pos="567"/>
+        </w:tabs>
         <w:spacing w:after="0" w:line="240" w:lineRule="auto"/>
         <w:ind w:left="567" w:hanging="567"/>
         <w:jc w:val="both"/>
@@ -12392,15 +12462,16 @@
           <w:sz w:val="16"/>
           <w:szCs w:val="16"/>
         </w:rPr>
-        <w:t xml:space="preserve"> </w:t>
-      </w:r>
-      <w:r>
-        <w:rPr>
-          <w:rFonts w:ascii="Arial Narrow" w:eastAsia="Arial Narrow" w:hAnsi="Arial Narrow" w:cs="Arial Narrow"/>
-          <w:sz w:val="16"/>
-          <w:szCs w:val="16"/>
-        </w:rPr>
         <w:tab/>
+        <w:t xml:space="preserve"/>
+      </w:r>
+      <w:r>
+        <w:rPr>
+          <w:rFonts w:ascii="Arial Narrow" w:eastAsia="Arial Narrow" w:hAnsi="Arial Narrow" w:cs="Arial Narrow"/>
+          <w:sz w:val="16"/>
+          <w:szCs w:val="16"/>
+        </w:rPr>
+        <w:tab/>
       </w:r>
       <w:r>
         <w:rPr>
@@ -12448,7 +12519,7 @@
           <w:sz w:val="16"/>
           <w:szCs w:val="16"/>
         </w:rPr>
-        <w:t xml:space="preserve"> 006-2026-JUS y publicado el 30 de abril de 2026</w:t>
+        <w:t xml:space="preserve">006-2026-JUS y publicado el 30 de abril de 2026</w:t>
       </w:r>
     </w:p>
     <w:p>
@@ -12716,7 +12787,8 @@
           <w:sz w:val="16"/>
           <w:szCs w:val="16"/>
         </w:rPr>
-        <w:t xml:space="preserve"> </w:t>
+        <w:tab/>
+        <w:t xml:space="preserve"/>
       </w:r>
       <w:r>
         <w:rPr>
@@ -12913,232 +12985,6 @@
     <w:p>
       <w:pPr>
         <w:widowControl w:val="0"/>
-        <w:spacing w:after="0" w:line="240" w:lineRule="auto"/>
-        <w:ind w:left="567" w:hanging="567"/>
-        <w:jc w:val="both"/>
-        <w:rPr>
-          <w:rFonts w:ascii="Arial Narrow" w:eastAsia="Arial Narrow" w:hAnsi="Arial Narrow" w:cs="Arial Narrow"/>
-          <w:b/>
-          <w:sz w:val="16"/>
-          <w:szCs w:val="16"/>
-        </w:rPr>
-      </w:pPr>
-      <w:r>
-        <w:rPr>
-          <w:rStyle w:val="Refdenotaalpie"/>
-          <w:rFonts w:ascii="Arial Narrow" w:eastAsia="Arial Narrow" w:hAnsi="Arial Narrow" w:cs="Arial Narrow"/>
-          <w:sz w:val="16"/>
-          <w:szCs w:val="16"/>
-          <w:vertAlign w:val="superscript"/>
-        </w:rPr>
-        <w:footnoteRef/>
-      </w:r>
-      <w:r>
-        <w:rPr>
-          <w:rFonts w:ascii="Arial Narrow" w:eastAsia="Arial Narrow" w:hAnsi="Arial Narrow" w:cs="Arial Narrow"/>
-          <w:sz w:val="16"/>
-          <w:szCs w:val="16"/>
-        </w:rPr>
-        <w:t xml:space="preserve"> </w:t>
-      </w:r>
-      <w:r>
-        <w:rPr>
-          <w:rFonts w:ascii="Arial Narrow" w:eastAsia="Arial Narrow" w:hAnsi="Arial Narrow" w:cs="Arial Narrow"/>
-          <w:sz w:val="16"/>
-          <w:szCs w:val="16"/>
-        </w:rPr>
-        <w:tab/>
-      </w:r>
-      <w:r>
-        <w:rPr>
-          <w:rFonts w:ascii="Arial Narrow" w:eastAsia="Arial Narrow" w:hAnsi="Arial Narrow" w:cs="Arial Narrow"/>
-          <w:b/>
-          <w:sz w:val="16"/>
-          <w:szCs w:val="16"/>
-        </w:rPr>
-        <w:t>LEY 29571, CÓDIGO DE PROTECCIÓN Y DEFENSA DEL CONSUMIDOR, publicada el 2 de setiembre de 2010 y modificada por el Decreto Legislativo 1308, publicado el 30 de diciembre de 2016</w:t>
-      </w:r>
-    </w:p>
-    <w:p>
-      <w:pPr>
-        <w:spacing w:after="0" w:line="240" w:lineRule="auto"/>
-        <w:ind w:left="577" w:hanging="571"/>
-        <w:contextualSpacing/>
-        <w:jc w:val="both"/>
-        <w:rPr>
-          <w:rFonts w:ascii="Arial Narrow" w:eastAsia="Arial Narrow" w:hAnsi="Arial Narrow" w:cs="Arial Narrow"/>
-          <w:sz w:val="16"/>
-          <w:szCs w:val="16"/>
-        </w:rPr>
-      </w:pPr>
-      <w:r>
-        <w:rPr>
-          <w:rFonts w:ascii="Arial Narrow" w:eastAsia="Arial Narrow" w:hAnsi="Arial Narrow" w:cs="Arial Narrow"/>
-          <w:b/>
-          <w:sz w:val="16"/>
-          <w:szCs w:val="16"/>
-        </w:rPr>
-        <w:tab/>
-        <w:t xml:space="preserve">Artículo </w:t>
-      </w:r>
-      <w:proofErr w:type="gramStart"/>
-      <w:r>
-        <w:rPr>
-          <w:rFonts w:ascii="Arial Narrow" w:eastAsia="Arial Narrow" w:hAnsi="Arial Narrow" w:cs="Arial Narrow"/>
-          <w:b/>
-          <w:sz w:val="16"/>
-          <w:szCs w:val="16"/>
-        </w:rPr>
-        <w:t>109 .</w:t>
-      </w:r>
-      <w:proofErr w:type="gramEnd"/>
-      <w:r>
-        <w:rPr>
-          <w:rFonts w:ascii="Arial Narrow" w:eastAsia="Arial Narrow" w:hAnsi="Arial Narrow" w:cs="Arial Narrow"/>
-          <w:b/>
-          <w:sz w:val="16"/>
-          <w:szCs w:val="16"/>
-        </w:rPr>
-        <w:t>- Medidas cautelares</w:t>
-      </w:r>
-    </w:p>
-    <w:p>
-      <w:pPr>
-        <w:spacing w:after="0" w:line="240" w:lineRule="auto"/>
-        <w:ind w:left="577" w:hanging="7"/>
-        <w:contextualSpacing/>
-        <w:jc w:val="both"/>
-        <w:rPr>
-          <w:rFonts w:ascii="Arial Narrow" w:eastAsia="Arial Narrow" w:hAnsi="Arial Narrow" w:cs="Arial Narrow"/>
-          <w:sz w:val="16"/>
-          <w:szCs w:val="16"/>
-        </w:rPr>
-      </w:pPr>
-      <w:r>
-        <w:rPr>
-          <w:rFonts w:ascii="Arial Narrow" w:eastAsia="Arial Narrow" w:hAnsi="Arial Narrow" w:cs="Arial Narrow"/>
-          <w:sz w:val="16"/>
-          <w:szCs w:val="16"/>
-        </w:rPr>
-        <w:t>En cualquier etapa del procedimiento, de oficio o a pedido de parte, el Indecopi puede, dentro del ámbito de su correspondiente competencia, dictar una o varias de las siguientes medidas cautelares destinadas a asegurar el cumplimiento de la decisión definitiva:</w:t>
-      </w:r>
-    </w:p>
-    <w:p>
-      <w:pPr>
-        <w:spacing w:after="0" w:line="240" w:lineRule="auto"/>
-        <w:ind w:left="577" w:hanging="571"/>
-        <w:contextualSpacing/>
-        <w:jc w:val="both"/>
-        <w:rPr>
-          <w:rFonts w:ascii="Arial Narrow" w:eastAsia="Arial Narrow" w:hAnsi="Arial Narrow" w:cs="Arial Narrow"/>
-          <w:sz w:val="16"/>
-          <w:szCs w:val="16"/>
-        </w:rPr>
-      </w:pPr>
-      <w:r>
-        <w:rPr>
-          <w:rFonts w:ascii="Arial Narrow" w:eastAsia="Arial Narrow" w:hAnsi="Arial Narrow" w:cs="Arial Narrow"/>
-          <w:sz w:val="16"/>
-          <w:szCs w:val="16"/>
-        </w:rPr>
-        <w:t xml:space="preserve"> </w:t>
-      </w:r>
-      <w:r>
-        <w:rPr>
-          <w:rFonts w:ascii="Arial Narrow" w:eastAsia="Arial Narrow" w:hAnsi="Arial Narrow" w:cs="Arial Narrow"/>
-          <w:sz w:val="16"/>
-          <w:szCs w:val="16"/>
-        </w:rPr>
-        <w:tab/>
-        <w:t>a. La cesación de los actos materia de denuncia.</w:t>
-      </w:r>
-    </w:p>
-    <w:p>
-      <w:pPr>
-        <w:spacing w:after="0" w:line="240" w:lineRule="auto"/>
-        <w:ind w:left="570" w:firstLine="7"/>
-        <w:contextualSpacing/>
-        <w:jc w:val="both"/>
-        <w:rPr>
-          <w:rFonts w:ascii="Arial Narrow" w:eastAsia="Arial Narrow" w:hAnsi="Arial Narrow" w:cs="Arial Narrow"/>
-          <w:sz w:val="16"/>
-          <w:szCs w:val="16"/>
-        </w:rPr>
-      </w:pPr>
-      <w:r>
-        <w:rPr>
-          <w:rFonts w:ascii="Arial Narrow" w:eastAsia="Arial Narrow" w:hAnsi="Arial Narrow" w:cs="Arial Narrow"/>
-          <w:sz w:val="16"/>
-          <w:szCs w:val="16"/>
-        </w:rPr>
-        <w:t>b. El comiso, el depósito o la inmovilización de los productos, etiquetas, envases y de cualquier otro bien que sea materia de denuncia.</w:t>
-      </w:r>
-    </w:p>
-    <w:p>
-      <w:pPr>
-        <w:spacing w:after="0" w:line="240" w:lineRule="auto"/>
-        <w:ind w:left="570" w:firstLine="7"/>
-        <w:contextualSpacing/>
-        <w:jc w:val="both"/>
-        <w:rPr>
-          <w:rFonts w:ascii="Arial Narrow" w:eastAsia="Arial Narrow" w:hAnsi="Arial Narrow" w:cs="Arial Narrow"/>
-          <w:sz w:val="16"/>
-          <w:szCs w:val="16"/>
-        </w:rPr>
-      </w:pPr>
-      <w:r>
-        <w:rPr>
-          <w:rFonts w:ascii="Arial Narrow" w:eastAsia="Arial Narrow" w:hAnsi="Arial Narrow" w:cs="Arial Narrow"/>
-          <w:sz w:val="16"/>
-          <w:szCs w:val="16"/>
-        </w:rPr>
-        <w:t>c. La adopción de las medidas necesarias para que las autoridades aduaneras impidan el ingreso al país de los productos materia de denuncia.</w:t>
-      </w:r>
-    </w:p>
-    <w:p>
-      <w:pPr>
-        <w:spacing w:after="0" w:line="240" w:lineRule="auto"/>
-        <w:ind w:left="1140" w:hanging="562"/>
-        <w:contextualSpacing/>
-        <w:jc w:val="both"/>
-        <w:rPr>
-          <w:rFonts w:ascii="Arial Narrow" w:eastAsia="Arial Narrow" w:hAnsi="Arial Narrow" w:cs="Arial Narrow"/>
-          <w:sz w:val="16"/>
-          <w:szCs w:val="16"/>
-        </w:rPr>
-      </w:pPr>
-      <w:r>
-        <w:rPr>
-          <w:rFonts w:ascii="Arial Narrow" w:eastAsia="Arial Narrow" w:hAnsi="Arial Narrow" w:cs="Arial Narrow"/>
-          <w:sz w:val="16"/>
-          <w:szCs w:val="16"/>
-        </w:rPr>
-        <w:t>d. El cierre temporal del establecimiento del denunciado.</w:t>
-      </w:r>
-    </w:p>
-    <w:p>
-      <w:pPr>
-        <w:spacing w:after="0" w:line="240" w:lineRule="auto"/>
-        <w:ind w:left="570" w:firstLine="7"/>
-        <w:contextualSpacing/>
-        <w:jc w:val="both"/>
-        <w:rPr>
-          <w:rFonts w:ascii="Arial Narrow" w:eastAsia="Arial Narrow" w:hAnsi="Arial Narrow" w:cs="Arial Narrow"/>
-          <w:sz w:val="16"/>
-          <w:szCs w:val="16"/>
-        </w:rPr>
-      </w:pPr>
-      <w:r>
-        <w:rPr>
-          <w:rFonts w:ascii="Arial Narrow" w:eastAsia="Arial Narrow" w:hAnsi="Arial Narrow" w:cs="Arial Narrow"/>
-          <w:sz w:val="16"/>
-          <w:szCs w:val="16"/>
-        </w:rPr>
-        <w:t>e. Cualquier otra medida que tenga por objeto evitar que se produzca algún perjuicio derivado del acto denunciado o que tenga como finalidad la cesación de este.</w:t>
-      </w:r>
-    </w:p>
-    <w:p>
-      <w:pPr>
         <w:tabs>
           <w:tab w:val="left" w:pos="567"/>
         </w:tabs>
@@ -13147,6 +12993,236 @@
         <w:jc w:val="both"/>
         <w:rPr>
           <w:rFonts w:ascii="Arial Narrow" w:eastAsia="Arial Narrow" w:hAnsi="Arial Narrow" w:cs="Arial Narrow"/>
+          <w:b/>
+          <w:sz w:val="16"/>
+          <w:szCs w:val="16"/>
+        </w:rPr>
+      </w:pPr>
+      <w:r>
+        <w:rPr>
+          <w:rStyle w:val="Refdenotaalpie"/>
+          <w:rFonts w:ascii="Arial Narrow" w:eastAsia="Arial Narrow" w:hAnsi="Arial Narrow" w:cs="Arial Narrow"/>
+          <w:sz w:val="16"/>
+          <w:szCs w:val="16"/>
+          <w:vertAlign w:val="superscript"/>
+        </w:rPr>
+        <w:footnoteRef/>
+      </w:r>
+      <w:r>
+        <w:rPr>
+          <w:rFonts w:ascii="Arial Narrow" w:eastAsia="Arial Narrow" w:hAnsi="Arial Narrow" w:cs="Arial Narrow"/>
+          <w:sz w:val="16"/>
+          <w:szCs w:val="16"/>
+        </w:rPr>
+        <w:tab/>
+        <w:t xml:space="preserve"/>
+      </w:r>
+      <w:r>
+        <w:rPr>
+          <w:rFonts w:ascii="Arial Narrow" w:eastAsia="Arial Narrow" w:hAnsi="Arial Narrow" w:cs="Arial Narrow"/>
+          <w:sz w:val="16"/>
+          <w:szCs w:val="16"/>
+        </w:rPr>
+        <w:tab/>
+      </w:r>
+      <w:r>
+        <w:rPr>
+          <w:rFonts w:ascii="Arial Narrow" w:eastAsia="Arial Narrow" w:hAnsi="Arial Narrow" w:cs="Arial Narrow"/>
+          <w:b/>
+          <w:sz w:val="16"/>
+          <w:szCs w:val="16"/>
+        </w:rPr>
+        <w:t>LEY 29571, CÓDIGO DE PROTECCIÓN Y DEFENSA DEL CONSUMIDOR, publicada el 2 de setiembre de 2010 y modificada por el Decreto Legislativo 1308, publicado el 30 de diciembre de 2016</w:t>
+      </w:r>
+    </w:p>
+    <w:p>
+      <w:pPr>
+        <w:spacing w:after="0" w:line="240" w:lineRule="auto"/>
+        <w:ind w:left="577" w:hanging="571"/>
+        <w:contextualSpacing/>
+        <w:jc w:val="both"/>
+        <w:rPr>
+          <w:rFonts w:ascii="Arial Narrow" w:eastAsia="Arial Narrow" w:hAnsi="Arial Narrow" w:cs="Arial Narrow"/>
+          <w:sz w:val="16"/>
+          <w:szCs w:val="16"/>
+        </w:rPr>
+      </w:pPr>
+      <w:r>
+        <w:rPr>
+          <w:rFonts w:ascii="Arial Narrow" w:eastAsia="Arial Narrow" w:hAnsi="Arial Narrow" w:cs="Arial Narrow"/>
+          <w:b/>
+          <w:sz w:val="16"/>
+          <w:szCs w:val="16"/>
+        </w:rPr>
+        <w:tab/>
+        <w:t xml:space="preserve">Artículo </w:t>
+      </w:r>
+      <w:proofErr w:type="gramStart"/>
+      <w:r>
+        <w:rPr>
+          <w:rFonts w:ascii="Arial Narrow" w:eastAsia="Arial Narrow" w:hAnsi="Arial Narrow" w:cs="Arial Narrow"/>
+          <w:b/>
+          <w:sz w:val="16"/>
+          <w:szCs w:val="16"/>
+        </w:rPr>
+        <w:t>109 .</w:t>
+      </w:r>
+      <w:proofErr w:type="gramEnd"/>
+      <w:r>
+        <w:rPr>
+          <w:rFonts w:ascii="Arial Narrow" w:eastAsia="Arial Narrow" w:hAnsi="Arial Narrow" w:cs="Arial Narrow"/>
+          <w:b/>
+          <w:sz w:val="16"/>
+          <w:szCs w:val="16"/>
+        </w:rPr>
+        <w:t>- Medidas cautelares</w:t>
+      </w:r>
+    </w:p>
+    <w:p>
+      <w:pPr>
+        <w:spacing w:after="0" w:line="240" w:lineRule="auto"/>
+        <w:ind w:left="577" w:hanging="7"/>
+        <w:contextualSpacing/>
+        <w:jc w:val="both"/>
+        <w:rPr>
+          <w:rFonts w:ascii="Arial Narrow" w:eastAsia="Arial Narrow" w:hAnsi="Arial Narrow" w:cs="Arial Narrow"/>
+          <w:sz w:val="16"/>
+          <w:szCs w:val="16"/>
+        </w:rPr>
+      </w:pPr>
+      <w:r>
+        <w:rPr>
+          <w:rFonts w:ascii="Arial Narrow" w:eastAsia="Arial Narrow" w:hAnsi="Arial Narrow" w:cs="Arial Narrow"/>
+          <w:sz w:val="16"/>
+          <w:szCs w:val="16"/>
+        </w:rPr>
+        <w:t>En cualquier etapa del procedimiento, de oficio o a pedido de parte, el Indecopi puede, dentro del ámbito de su correspondiente competencia, dictar una o varias de las siguientes medidas cautelares destinadas a asegurar el cumplimiento de la decisión definitiva:</w:t>
+      </w:r>
+    </w:p>
+    <w:p>
+      <w:pPr>
+        <w:spacing w:after="0" w:line="240" w:lineRule="auto"/>
+        <w:ind w:left="577" w:hanging="571"/>
+        <w:contextualSpacing/>
+        <w:jc w:val="both"/>
+        <w:rPr>
+          <w:rFonts w:ascii="Arial Narrow" w:eastAsia="Arial Narrow" w:hAnsi="Arial Narrow" w:cs="Arial Narrow"/>
+          <w:sz w:val="16"/>
+          <w:szCs w:val="16"/>
+        </w:rPr>
+      </w:pPr>
+      <w:r>
+        <w:rPr>
+          <w:rFonts w:ascii="Arial Narrow" w:eastAsia="Arial Narrow" w:hAnsi="Arial Narrow" w:cs="Arial Narrow"/>
+          <w:sz w:val="16"/>
+          <w:szCs w:val="16"/>
+        </w:rPr>
+        <w:t xml:space="preserve"> </w:t>
+      </w:r>
+      <w:r>
+        <w:rPr>
+          <w:rFonts w:ascii="Arial Narrow" w:eastAsia="Arial Narrow" w:hAnsi="Arial Narrow" w:cs="Arial Narrow"/>
+          <w:sz w:val="16"/>
+          <w:szCs w:val="16"/>
+        </w:rPr>
+        <w:tab/>
+        <w:t>a. La cesación de los actos materia de denuncia.</w:t>
+      </w:r>
+    </w:p>
+    <w:p>
+      <w:pPr>
+        <w:spacing w:after="0" w:line="240" w:lineRule="auto"/>
+        <w:ind w:left="570" w:firstLine="7"/>
+        <w:contextualSpacing/>
+        <w:jc w:val="both"/>
+        <w:rPr>
+          <w:rFonts w:ascii="Arial Narrow" w:eastAsia="Arial Narrow" w:hAnsi="Arial Narrow" w:cs="Arial Narrow"/>
+          <w:sz w:val="16"/>
+          <w:szCs w:val="16"/>
+        </w:rPr>
+      </w:pPr>
+      <w:r>
+        <w:rPr>
+          <w:rFonts w:ascii="Arial Narrow" w:eastAsia="Arial Narrow" w:hAnsi="Arial Narrow" w:cs="Arial Narrow"/>
+          <w:sz w:val="16"/>
+          <w:szCs w:val="16"/>
+        </w:rPr>
+        <w:t>b. El comiso, el depósito o la inmovilización de los productos, etiquetas, envases y de cualquier otro bien que sea materia de denuncia.</w:t>
+      </w:r>
+    </w:p>
+    <w:p>
+      <w:pPr>
+        <w:spacing w:after="0" w:line="240" w:lineRule="auto"/>
+        <w:ind w:left="570" w:firstLine="7"/>
+        <w:contextualSpacing/>
+        <w:jc w:val="both"/>
+        <w:rPr>
+          <w:rFonts w:ascii="Arial Narrow" w:eastAsia="Arial Narrow" w:hAnsi="Arial Narrow" w:cs="Arial Narrow"/>
+          <w:sz w:val="16"/>
+          <w:szCs w:val="16"/>
+        </w:rPr>
+      </w:pPr>
+      <w:r>
+        <w:rPr>
+          <w:rFonts w:ascii="Arial Narrow" w:eastAsia="Arial Narrow" w:hAnsi="Arial Narrow" w:cs="Arial Narrow"/>
+          <w:sz w:val="16"/>
+          <w:szCs w:val="16"/>
+        </w:rPr>
+        <w:t>c. La adopción de las medidas necesarias para que las autoridades aduaneras impidan el ingreso al país de los productos materia de denuncia.</w:t>
+      </w:r>
+    </w:p>
+    <w:p>
+      <w:pPr>
+        <w:spacing w:after="0" w:line="240" w:lineRule="auto"/>
+        <w:ind w:left="1140" w:hanging="562"/>
+        <w:contextualSpacing/>
+        <w:jc w:val="both"/>
+        <w:rPr>
+          <w:rFonts w:ascii="Arial Narrow" w:eastAsia="Arial Narrow" w:hAnsi="Arial Narrow" w:cs="Arial Narrow"/>
+          <w:sz w:val="16"/>
+          <w:szCs w:val="16"/>
+        </w:rPr>
+      </w:pPr>
+      <w:r>
+        <w:rPr>
+          <w:rFonts w:ascii="Arial Narrow" w:eastAsia="Arial Narrow" w:hAnsi="Arial Narrow" w:cs="Arial Narrow"/>
+          <w:sz w:val="16"/>
+          <w:szCs w:val="16"/>
+        </w:rPr>
+        <w:t>d. El cierre temporal del establecimiento del denunciado.</w:t>
+      </w:r>
+    </w:p>
+    <w:p>
+      <w:pPr>
+        <w:spacing w:after="0" w:line="240" w:lineRule="auto"/>
+        <w:ind w:left="570" w:firstLine="7"/>
+        <w:contextualSpacing/>
+        <w:jc w:val="both"/>
+        <w:rPr>
+          <w:rFonts w:ascii="Arial Narrow" w:eastAsia="Arial Narrow" w:hAnsi="Arial Narrow" w:cs="Arial Narrow"/>
+          <w:sz w:val="16"/>
+          <w:szCs w:val="16"/>
+        </w:rPr>
+      </w:pPr>
+      <w:r>
+        <w:rPr>
+          <w:rFonts w:ascii="Arial Narrow" w:eastAsia="Arial Narrow" w:hAnsi="Arial Narrow" w:cs="Arial Narrow"/>
+          <w:sz w:val="16"/>
+          <w:szCs w:val="16"/>
+        </w:rPr>
+        <w:t>e. Cualquier otra medida que tenga por objeto evitar que se produzca algún perjuicio derivado del acto denunciado o que tenga como finalidad la cesación de este.</w:t>
+      </w:r>
+    </w:p>
+    <w:p>
+      <w:pPr>
+        <w:tabs>
+          <w:tab w:val="left" w:pos="567"/>
+        </w:tabs>
+        <w:spacing w:after="0" w:line="240" w:lineRule="auto"/>
+        <w:ind w:left="567" w:hanging="567"/>
+        <w:jc w:val="both"/>
+        <w:rPr>
+          <w:rFonts w:ascii="Arial Narrow" w:eastAsia="Arial Narrow" w:hAnsi="Arial Narrow" w:cs="Arial Narrow"/>
           <w:sz w:val="16"/>
           <w:szCs w:val="16"/>
         </w:rPr>
@@ -13207,15 +13283,16 @@
           <w:sz w:val="16"/>
           <w:szCs w:val="16"/>
         </w:rPr>
-        <w:t xml:space="preserve"> </w:t>
-      </w:r>
-      <w:r>
-        <w:rPr>
-          <w:rFonts w:ascii="Arial Narrow" w:eastAsia="Arial Narrow" w:hAnsi="Arial Narrow" w:cs="Arial Narrow"/>
-          <w:sz w:val="16"/>
-          <w:szCs w:val="16"/>
-        </w:rPr>
         <w:tab/>
+        <w:t xml:space="preserve"/>
+      </w:r>
+      <w:r>
+        <w:rPr>
+          <w:rFonts w:ascii="Arial Narrow" w:eastAsia="Arial Narrow" w:hAnsi="Arial Narrow" w:cs="Arial Narrow"/>
+          <w:sz w:val="16"/>
+          <w:szCs w:val="16"/>
+        </w:rPr>
+        <w:tab/>
       </w:r>
       <w:r>
         <w:rPr>
@@ -13257,7 +13334,7 @@
           <w:sz w:val="16"/>
           <w:szCs w:val="16"/>
         </w:rPr>
-        <w:t xml:space="preserve"> 00</w:t>
+        <w:t xml:space="preserve">00</w:t>
       </w:r>
       <w:r>
         <w:rPr>
@@ -13462,7 +13539,8 @@
           <w:sz w:val="16"/>
           <w:szCs w:val="16"/>
         </w:rPr>
-        <w:t xml:space="preserve"> </w:t>
+        <w:tab/>
+        <w:t xml:space="preserve"/>
       </w:r>
       <w:r>
         <w:rPr>
@@ -13500,7 +13578,7 @@
           <w:szCs w:val="16"/>
           <w:lang w:val="es-ES"/>
         </w:rPr>
-        <w:t xml:space="preserve"> 4446-2025/CC1 y la Resolución </w:t>
+        <w:t xml:space="preserve">4446-2025/CC1 y la Resolución </w:t>
       </w:r>
       <w:proofErr w:type="spellStart"/>
       <w:r>
@@ -13520,7 +13598,7 @@
           <w:szCs w:val="16"/>
           <w:lang w:val="es-ES"/>
         </w:rPr>
-        <w:t xml:space="preserve"> 4528-2025/CC1.</w:t>
+        <w:t xml:space="preserve">4528-2025/CC1.</w:t>
       </w:r>
     </w:p>
     <w:p>
@@ -13572,15 +13650,16 @@
           <w:sz w:val="16"/>
           <w:szCs w:val="16"/>
         </w:rPr>
-        <w:t xml:space="preserve"> </w:t>
-      </w:r>
-      <w:r>
-        <w:rPr>
-          <w:rFonts w:ascii="Arial Narrow" w:eastAsia="Arial Narrow" w:hAnsi="Arial Narrow" w:cs="Arial Narrow"/>
-          <w:sz w:val="16"/>
-          <w:szCs w:val="16"/>
-        </w:rPr>
         <w:tab/>
+        <w:t xml:space="preserve"/>
+      </w:r>
+      <w:r>
+        <w:rPr>
+          <w:rFonts w:ascii="Arial Narrow" w:eastAsia="Arial Narrow" w:hAnsi="Arial Narrow" w:cs="Arial Narrow"/>
+          <w:sz w:val="16"/>
+          <w:szCs w:val="16"/>
+        </w:rPr>
+        <w:tab/>
       </w:r>
       <w:r>
         <w:rPr>
@@ -13612,7 +13691,7 @@
           <w:sz w:val="16"/>
           <w:szCs w:val="16"/>
         </w:rPr>
-        <w:t xml:space="preserve"> 29571, CÓDIGO DE PROTECCIÓN Y DEFENSA DEL CONSUMIDOR, publicado el 2 de setiembre de 2010 y modificado por Decreto Legislativo </w:t>
+        <w:t xml:space="preserve">29571, CÓDIGO DE PROTECCIÓN Y DEFENSA DEL CONSUMIDOR, publicado el 2 de setiembre de 2010 y modificado por Decreto Legislativo </w:t>
       </w:r>
       <w:proofErr w:type="spellStart"/>
       <w:r>
@@ -13634,7 +13713,7 @@
           <w:sz w:val="16"/>
           <w:szCs w:val="16"/>
         </w:rPr>
-        <w:t xml:space="preserve"> 1308 </w:t>
+        <w:t xml:space="preserve">1308 </w:t>
       </w:r>
     </w:p>
     <w:p>
@@ -13704,7 +13783,7 @@
           <w:sz w:val="16"/>
           <w:szCs w:val="16"/>
         </w:rPr>
-        <w:t xml:space="preserve"> 1033, Ley de Organización y Funciones del Indecopi. Dicha competencia solo puede ser negada cuando ella haya sido asignada o se asigne a favor de otro organismo por norma expresa con rango de ley. </w:t>
+        <w:t xml:space="preserve">1033, Ley de Organización y Funciones del Indecopi. Dicha competencia solo puede ser negada cuando ella haya sido asignada o se asigne a favor de otro organismo por norma expresa con rango de ley. </w:t>
       </w:r>
     </w:p>
     <w:p>
@@ -13741,10 +13820,52 @@
         <w:jc w:val="both"/>
         <w:rPr>
           <w:rFonts w:ascii="Arial Narrow" w:eastAsia="Arial Narrow" w:hAnsi="Arial Narrow" w:cs="Arial Narrow"/>
-          <w:sz w:val="16"/>
-          <w:szCs w:val="16"/>
-        </w:rPr>
-      </w:pPr>
+          <w:b/>
+          <w:bCs/>
+          <w:sz w:val="16"/>
+          <w:szCs w:val="16"/>
+        </w:rPr>
+      </w:pPr>
+      <w:r>
+        <w:rPr>
+          <w:rFonts w:ascii="Arial Narrow" w:eastAsia="Arial Narrow" w:hAnsi="Arial Narrow" w:cs="Arial Narrow"/>
+          <w:sz w:val="16"/>
+          <w:szCs w:val="16"/>
+        </w:rPr>
+        <w:tab/>
+      </w:r>
+      <w:r>
+        <w:rPr>
+          <w:rFonts w:ascii="Arial Narrow" w:eastAsia="Arial Narrow" w:hAnsi="Arial Narrow" w:cs="Arial Narrow"/>
+          <w:b/>
+          <w:bCs/>
+          <w:sz w:val="16"/>
+          <w:szCs w:val="16"/>
+        </w:rPr>
+        <w:t xml:space="preserve">LEY DE ORGANIZACIÓN Y FUNCIONES DEL INDECOPI, APROBADA POR DECRETO LEGISLATIVO </w:t>
+      </w:r>
+      <w:proofErr w:type="spellStart"/>
+      <w:r>
+        <w:rPr>
+          <w:rFonts w:ascii="Arial Narrow" w:eastAsia="Arial Narrow" w:hAnsi="Arial Narrow" w:cs="Arial Narrow"/>
+          <w:b/>
+          <w:bCs/>
+          <w:sz w:val="16"/>
+          <w:szCs w:val="16"/>
+        </w:rPr>
+        <w:t/>
+      </w:r>
+      <w:proofErr w:type="spellEnd"/>
+      <w:r>
+        <w:rPr>
+          <w:rFonts w:ascii="Arial Narrow" w:eastAsia="Arial Narrow" w:hAnsi="Arial Narrow" w:cs="Arial Narrow"/>
+          <w:b/>
+          <w:bCs/>
+          <w:sz w:val="16"/>
+          <w:szCs w:val="16"/>
+        </w:rPr>
+        <w:t xml:space="preserve">1033 </w:t>
+      </w:r>
     </w:p>
     <w:p>
       <w:pPr>
@@ -13756,51 +13877,46 @@
         <w:jc w:val="both"/>
         <w:rPr>
           <w:rFonts w:ascii="Arial Narrow" w:eastAsia="Arial Narrow" w:hAnsi="Arial Narrow" w:cs="Arial Narrow"/>
+          <w:sz w:val="16"/>
+          <w:szCs w:val="16"/>
+        </w:rPr>
+      </w:pPr>
+      <w:r>
+        <w:rPr>
+          <w:rFonts w:ascii="Arial Narrow" w:eastAsia="Arial Narrow" w:hAnsi="Arial Narrow" w:cs="Arial Narrow"/>
           <w:b/>
           <w:bCs/>
           <w:sz w:val="16"/>
           <w:szCs w:val="16"/>
         </w:rPr>
-      </w:pPr>
-      <w:r>
-        <w:rPr>
-          <w:rFonts w:ascii="Arial Narrow" w:eastAsia="Arial Narrow" w:hAnsi="Arial Narrow" w:cs="Arial Narrow"/>
-          <w:sz w:val="16"/>
-          <w:szCs w:val="16"/>
-        </w:rPr>
         <w:tab/>
-      </w:r>
-      <w:r>
-        <w:rPr>
-          <w:rFonts w:ascii="Arial Narrow" w:eastAsia="Arial Narrow" w:hAnsi="Arial Narrow" w:cs="Arial Narrow"/>
-          <w:b/>
-          <w:bCs/>
-          <w:sz w:val="16"/>
-          <w:szCs w:val="16"/>
-        </w:rPr>
-        <w:t xml:space="preserve">LEY DE ORGANIZACIÓN Y FUNCIONES DEL INDECOPI, APROBADA POR DECRETO LEGISLATIVO </w:t>
-      </w:r>
-      <w:proofErr w:type="spellStart"/>
-      <w:r>
-        <w:rPr>
-          <w:rFonts w:ascii="Arial Narrow" w:eastAsia="Arial Narrow" w:hAnsi="Arial Narrow" w:cs="Arial Narrow"/>
-          <w:b/>
-          <w:bCs/>
-          <w:sz w:val="16"/>
-          <w:szCs w:val="16"/>
-        </w:rPr>
-        <w:t/>
-      </w:r>
-      <w:proofErr w:type="spellEnd"/>
-      <w:r>
-        <w:rPr>
-          <w:rFonts w:ascii="Arial Narrow" w:eastAsia="Arial Narrow" w:hAnsi="Arial Narrow" w:cs="Arial Narrow"/>
-          <w:b/>
-          <w:bCs/>
-          <w:sz w:val="16"/>
-          <w:szCs w:val="16"/>
-        </w:rPr>
-        <w:t xml:space="preserve"> 1033 </w:t>
+        <w:t>Artículo 27.-</w:t>
+      </w:r>
+      <w:r>
+        <w:rPr>
+          <w:rFonts w:ascii="Arial Narrow" w:eastAsia="Arial Narrow" w:hAnsi="Arial Narrow" w:cs="Arial Narrow"/>
+          <w:sz w:val="16"/>
+          <w:szCs w:val="16"/>
+        </w:rPr>
+        <w:t xml:space="preserve"> De la Comisión de Protección al </w:t>
+      </w:r>
+      <w:proofErr w:type="gramStart"/>
+      <w:r>
+        <w:rPr>
+          <w:rFonts w:ascii="Arial Narrow" w:eastAsia="Arial Narrow" w:hAnsi="Arial Narrow" w:cs="Arial Narrow"/>
+          <w:sz w:val="16"/>
+          <w:szCs w:val="16"/>
+        </w:rPr>
+        <w:t>Consumidor.-</w:t>
+      </w:r>
+      <w:proofErr w:type="gramEnd"/>
+      <w:r>
+        <w:rPr>
+          <w:rFonts w:ascii="Arial Narrow" w:eastAsia="Arial Narrow" w:hAnsi="Arial Narrow" w:cs="Arial Narrow"/>
+          <w:sz w:val="16"/>
+          <w:szCs w:val="16"/>
+        </w:rPr>
+        <w:t xml:space="preserve"> </w:t>
       </w:r>
     </w:p>
     <w:p>
@@ -13820,39 +13936,11 @@
       <w:r>
         <w:rPr>
           <w:rFonts w:ascii="Arial Narrow" w:eastAsia="Arial Narrow" w:hAnsi="Arial Narrow" w:cs="Arial Narrow"/>
-          <w:b/>
-          <w:bCs/>
           <w:sz w:val="16"/>
           <w:szCs w:val="16"/>
         </w:rPr>
         <w:tab/>
-        <w:t>Artículo 27.-</w:t>
-      </w:r>
-      <w:r>
-        <w:rPr>
-          <w:rFonts w:ascii="Arial Narrow" w:eastAsia="Arial Narrow" w:hAnsi="Arial Narrow" w:cs="Arial Narrow"/>
-          <w:sz w:val="16"/>
-          <w:szCs w:val="16"/>
-        </w:rPr>
-        <w:t xml:space="preserve"> De la Comisión de Protección al </w:t>
-      </w:r>
-      <w:proofErr w:type="gramStart"/>
-      <w:r>
-        <w:rPr>
-          <w:rFonts w:ascii="Arial Narrow" w:eastAsia="Arial Narrow" w:hAnsi="Arial Narrow" w:cs="Arial Narrow"/>
-          <w:sz w:val="16"/>
-          <w:szCs w:val="16"/>
-        </w:rPr>
-        <w:t>Consumidor.-</w:t>
-      </w:r>
-      <w:proofErr w:type="gramEnd"/>
-      <w:r>
-        <w:rPr>
-          <w:rFonts w:ascii="Arial Narrow" w:eastAsia="Arial Narrow" w:hAnsi="Arial Narrow" w:cs="Arial Narrow"/>
-          <w:sz w:val="16"/>
-          <w:szCs w:val="16"/>
-        </w:rPr>
-        <w:t xml:space="preserve"> </w:t>
+        <w:t>Corresponde a la Comisión de Protección al Consumidor velar por el cumplimiento de la Ley de Protección al Consumidor y de las leyes que, en general, protegen a los consumidores de la falta de idoneidad de los bienes y servicios en función de la información brindada, de las omisiones de información y de la discriminación en el consumo, así como de aquellas que complementen o sustituyan a las anteriores.</w:t>
       </w:r>
     </w:p>
     <w:p>
@@ -13865,20 +13953,15 @@
         <w:jc w:val="both"/>
         <w:rPr>
           <w:rFonts w:ascii="Arial Narrow" w:eastAsia="Arial Narrow" w:hAnsi="Arial Narrow" w:cs="Arial Narrow"/>
-          <w:sz w:val="16"/>
-          <w:szCs w:val="16"/>
-        </w:rPr>
-      </w:pPr>
-      <w:r>
-        <w:rPr>
-          <w:rFonts w:ascii="Arial Narrow" w:eastAsia="Arial Narrow" w:hAnsi="Arial Narrow" w:cs="Arial Narrow"/>
-          <w:sz w:val="16"/>
-          <w:szCs w:val="16"/>
-        </w:rPr>
-        <w:tab/>
-        <w:t>Corresponde a la Comisión de Protección al Consumidor velar por el cumplimiento de la Ley de Protección al Consumidor y de las leyes que, en general, protegen a los consumidores de la falta de idoneidad de los bienes y servicios en función de la información brindada, de las omisiones de información y de la discriminación en el consumo, así como de aquellas que complementen o sustituyan a las anteriores.</w:t>
-      </w:r>
-    </w:p>
+          <w:b/>
+          <w:bCs/>
+          <w:sz w:val="16"/>
+          <w:szCs w:val="16"/>
+        </w:rPr>
+      </w:pPr>
+    </w:p>
+  </w:footnote>
+  <w:footnote w:id="8">
     <w:p>
       <w:pPr>
         <w:pStyle w:val="Textonotapie"/>
@@ -13895,9 +13978,194 @@
           <w:szCs w:val="16"/>
         </w:rPr>
       </w:pPr>
-    </w:p>
-  </w:footnote>
-  <w:footnote w:id="8">
+      <w:r>
+        <w:rPr>
+          <w:rStyle w:val="Refdenotaalpie"/>
+          <w:rFonts w:ascii="Arial Narrow" w:eastAsia="Arial Narrow" w:hAnsi="Arial Narrow" w:cs="Arial Narrow"/>
+          <w:sz w:val="16"/>
+          <w:szCs w:val="16"/>
+          <w:vertAlign w:val="superscript"/>
+        </w:rPr>
+        <w:footnoteRef/>
+      </w:r>
+      <w:r>
+        <w:rPr>
+          <w:rFonts w:ascii="Arial Narrow" w:eastAsia="Arial Narrow" w:hAnsi="Arial Narrow" w:cs="Arial Narrow"/>
+          <w:sz w:val="16"/>
+          <w:szCs w:val="16"/>
+        </w:rPr>
+        <w:tab/>
+        <w:t xml:space="preserve"/>
+      </w:r>
+      <w:r>
+        <w:rPr>
+          <w:rFonts w:ascii="Arial Narrow" w:eastAsia="Arial Narrow" w:hAnsi="Arial Narrow" w:cs="Arial Narrow"/>
+          <w:sz w:val="16"/>
+          <w:szCs w:val="16"/>
+        </w:rPr>
+        <w:tab/>
+      </w:r>
+      <w:r>
+        <w:rPr>
+          <w:rFonts w:ascii="Arial Narrow" w:eastAsia="Arial Narrow" w:hAnsi="Arial Narrow" w:cs="Arial Narrow"/>
+          <w:b/>
+          <w:bCs/>
+          <w:sz w:val="16"/>
+          <w:szCs w:val="16"/>
+        </w:rPr>
+        <w:t xml:space="preserve">LEY </w:t>
+      </w:r>
+      <w:proofErr w:type="spellStart"/>
+      <w:r>
+        <w:rPr>
+          <w:rFonts w:ascii="Arial Narrow" w:eastAsia="Arial Narrow" w:hAnsi="Arial Narrow" w:cs="Arial Narrow"/>
+          <w:b/>
+          <w:bCs/>
+          <w:sz w:val="16"/>
+          <w:szCs w:val="16"/>
+        </w:rPr>
+        <w:t/>
+      </w:r>
+      <w:proofErr w:type="spellEnd"/>
+      <w:r>
+        <w:rPr>
+          <w:rFonts w:ascii="Arial Narrow" w:eastAsia="Arial Narrow" w:hAnsi="Arial Narrow" w:cs="Arial Narrow"/>
+          <w:b/>
+          <w:bCs/>
+          <w:sz w:val="16"/>
+          <w:szCs w:val="16"/>
+        </w:rPr>
+        <w:t xml:space="preserve">29571, CÓDIGO DE PROTECCIÓN Y DEFENSA DEL CONSUMIDOR, publicado el 2 de setiembre de 2010 y modificado por Decreto Legislativo </w:t>
+      </w:r>
+      <w:proofErr w:type="spellStart"/>
+      <w:r>
+        <w:rPr>
+          <w:rFonts w:ascii="Arial Narrow" w:eastAsia="Arial Narrow" w:hAnsi="Arial Narrow" w:cs="Arial Narrow"/>
+          <w:b/>
+          <w:bCs/>
+          <w:sz w:val="16"/>
+          <w:szCs w:val="16"/>
+        </w:rPr>
+        <w:t/>
+      </w:r>
+      <w:proofErr w:type="spellEnd"/>
+      <w:r>
+        <w:rPr>
+          <w:rFonts w:ascii="Arial Narrow" w:eastAsia="Arial Narrow" w:hAnsi="Arial Narrow" w:cs="Arial Narrow"/>
+          <w:b/>
+          <w:bCs/>
+          <w:sz w:val="16"/>
+          <w:szCs w:val="16"/>
+        </w:rPr>
+        <w:t xml:space="preserve">1308 </w:t>
+      </w:r>
+    </w:p>
+    <w:p>
+      <w:pPr>
+        <w:pStyle w:val="Textonotapie"/>
+        <w:ind w:left="567" w:right="-1"/>
+        <w:jc w:val="both"/>
+        <w:rPr>
+          <w:rFonts w:ascii="Arial Narrow" w:eastAsia="Arial Narrow" w:hAnsi="Arial Narrow" w:cs="Arial Narrow"/>
+          <w:b/>
+          <w:bCs/>
+          <w:sz w:val="16"/>
+          <w:szCs w:val="16"/>
+        </w:rPr>
+      </w:pPr>
+      <w:r>
+        <w:rPr>
+          <w:rFonts w:ascii="Arial Narrow" w:eastAsia="Arial Narrow" w:hAnsi="Arial Narrow" w:cs="Arial Narrow"/>
+          <w:b/>
+          <w:bCs/>
+          <w:sz w:val="16"/>
+          <w:szCs w:val="16"/>
+        </w:rPr>
+        <w:t xml:space="preserve">Artículo 18.- Idoneidad </w:t>
+      </w:r>
+    </w:p>
+    <w:p>
+      <w:pPr>
+        <w:pStyle w:val="Textonotapie"/>
+        <w:ind w:left="567" w:right="-1"/>
+        <w:jc w:val="both"/>
+        <w:rPr>
+          <w:rFonts w:ascii="Arial Narrow" w:eastAsia="Arial Narrow" w:hAnsi="Arial Narrow" w:cs="Arial Narrow"/>
+          <w:sz w:val="16"/>
+          <w:szCs w:val="16"/>
+        </w:rPr>
+      </w:pPr>
+      <w:r>
+        <w:rPr>
+          <w:rFonts w:ascii="Arial Narrow" w:eastAsia="Arial Narrow" w:hAnsi="Arial Narrow" w:cs="Arial Narrow"/>
+          <w:sz w:val="16"/>
+          <w:szCs w:val="16"/>
+        </w:rPr>
+        <w:t xml:space="preserve">Se entiende por idoneidad la correspondencia entre lo que un consumidor espera y lo que efectivamente recibe, en función a lo que se le hubiera ofrecido, la publicidad e información transmitida, las condiciones y circunstancias de la transacción, las características y naturaleza del producto o servicio, el precio, entre otros factores, atendiendo a las circunstancias del caso. </w:t>
+      </w:r>
+    </w:p>
+    <w:p>
+      <w:pPr>
+        <w:pStyle w:val="Textonotapie"/>
+        <w:ind w:left="567" w:right="-1"/>
+        <w:jc w:val="both"/>
+        <w:rPr>
+          <w:rFonts w:ascii="Arial Narrow" w:eastAsia="Arial Narrow" w:hAnsi="Arial Narrow" w:cs="Arial Narrow"/>
+          <w:sz w:val="16"/>
+          <w:szCs w:val="16"/>
+        </w:rPr>
+      </w:pPr>
+      <w:r>
+        <w:rPr>
+          <w:rFonts w:ascii="Arial Narrow" w:eastAsia="Arial Narrow" w:hAnsi="Arial Narrow" w:cs="Arial Narrow"/>
+          <w:sz w:val="16"/>
+          <w:szCs w:val="16"/>
+        </w:rPr>
+        <w:t xml:space="preserve">La idoneidad es evaluada en función a la propia naturaleza del producto o servicio y a su aptitud para satisfacer la finalidad para la cual ha sido puesto en el mercado. Las autorizaciones por parte de los organismos del Estado para la fabricación de un producto o la prestación de un servicio, en los casos que sea necesario, no eximen de responsabilidad al proveedor frente al consumidor. </w:t>
+      </w:r>
+    </w:p>
+    <w:p>
+      <w:pPr>
+        <w:pStyle w:val="Textonotapie"/>
+        <w:ind w:left="567" w:right="-1"/>
+        <w:jc w:val="both"/>
+        <w:rPr>
+          <w:rFonts w:ascii="Arial Narrow" w:eastAsia="Arial Narrow" w:hAnsi="Arial Narrow" w:cs="Arial Narrow"/>
+          <w:sz w:val="16"/>
+          <w:szCs w:val="16"/>
+        </w:rPr>
+      </w:pPr>
+      <w:r>
+        <w:rPr>
+          <w:rFonts w:ascii="Arial Narrow" w:eastAsia="Arial Narrow" w:hAnsi="Arial Narrow" w:cs="Arial Narrow"/>
+          <w:b/>
+          <w:bCs/>
+          <w:sz w:val="16"/>
+          <w:szCs w:val="16"/>
+        </w:rPr>
+        <w:t xml:space="preserve">Artículo 19.- Obligación de los proveedores </w:t>
+      </w:r>
+    </w:p>
+    <w:p>
+      <w:pPr>
+        <w:pStyle w:val="Textonotapie"/>
+        <w:ind w:left="567" w:right="-1"/>
+        <w:jc w:val="both"/>
+        <w:rPr>
+          <w:rFonts w:ascii="Arial Narrow" w:eastAsia="Arial Narrow" w:hAnsi="Arial Narrow" w:cs="Arial Narrow"/>
+          <w:sz w:val="16"/>
+          <w:szCs w:val="16"/>
+        </w:rPr>
+      </w:pPr>
+      <w:r>
+        <w:rPr>
+          <w:rFonts w:ascii="Arial Narrow" w:eastAsia="Arial Narrow" w:hAnsi="Arial Narrow" w:cs="Arial Narrow"/>
+          <w:sz w:val="16"/>
+          <w:szCs w:val="16"/>
+        </w:rPr>
+        <w:t>El proveedor responde por la idoneidad y calidad de los productos y servicios ofrecidos; por la autenticidad de las marcas y leyendas que exhiben sus productos o del signo que respalda al prestador del servicio, por la falta de conformidad entre la publicidad comercial de los productos y servicios y estos, así como por el contenido y la vida útil del producto indicado en el envase, en lo que corresponda.</w:t>
+      </w:r>
+    </w:p>
     <w:p>
       <w:pPr>
         <w:pStyle w:val="Textonotapie"/>
@@ -13914,205 +14182,9 @@
           <w:szCs w:val="16"/>
         </w:rPr>
       </w:pPr>
-      <w:r>
-        <w:rPr>
-          <w:rStyle w:val="Refdenotaalpie"/>
-          <w:rFonts w:ascii="Arial Narrow" w:eastAsia="Arial Narrow" w:hAnsi="Arial Narrow" w:cs="Arial Narrow"/>
-          <w:sz w:val="16"/>
-          <w:szCs w:val="16"/>
-          <w:vertAlign w:val="superscript"/>
-        </w:rPr>
-        <w:footnoteRef/>
-      </w:r>
-      <w:r>
-        <w:rPr>
-          <w:rFonts w:ascii="Arial Narrow" w:eastAsia="Arial Narrow" w:hAnsi="Arial Narrow" w:cs="Arial Narrow"/>
-          <w:sz w:val="16"/>
-          <w:szCs w:val="16"/>
-        </w:rPr>
-        <w:t xml:space="preserve"> </w:t>
-      </w:r>
-      <w:r>
-        <w:rPr>
-          <w:rFonts w:ascii="Arial Narrow" w:eastAsia="Arial Narrow" w:hAnsi="Arial Narrow" w:cs="Arial Narrow"/>
-          <w:sz w:val="16"/>
-          <w:szCs w:val="16"/>
-        </w:rPr>
-        <w:tab/>
-      </w:r>
-      <w:r>
-        <w:rPr>
-          <w:rFonts w:ascii="Arial Narrow" w:eastAsia="Arial Narrow" w:hAnsi="Arial Narrow" w:cs="Arial Narrow"/>
-          <w:b/>
-          <w:bCs/>
-          <w:sz w:val="16"/>
-          <w:szCs w:val="16"/>
-        </w:rPr>
-        <w:t xml:space="preserve">LEY </w:t>
-      </w:r>
-      <w:proofErr w:type="spellStart"/>
-      <w:r>
-        <w:rPr>
-          <w:rFonts w:ascii="Arial Narrow" w:eastAsia="Arial Narrow" w:hAnsi="Arial Narrow" w:cs="Arial Narrow"/>
-          <w:b/>
-          <w:bCs/>
-          <w:sz w:val="16"/>
-          <w:szCs w:val="16"/>
-        </w:rPr>
-        <w:t/>
-      </w:r>
-      <w:proofErr w:type="spellEnd"/>
-      <w:r>
-        <w:rPr>
-          <w:rFonts w:ascii="Arial Narrow" w:eastAsia="Arial Narrow" w:hAnsi="Arial Narrow" w:cs="Arial Narrow"/>
-          <w:b/>
-          <w:bCs/>
-          <w:sz w:val="16"/>
-          <w:szCs w:val="16"/>
-        </w:rPr>
-        <w:t xml:space="preserve"> 29571, CÓDIGO DE PROTECCIÓN Y DEFENSA DEL CONSUMIDOR, publicado el 2 de setiembre de 2010 y modificado por Decreto Legislativo </w:t>
-      </w:r>
-      <w:proofErr w:type="spellStart"/>
-      <w:r>
-        <w:rPr>
-          <w:rFonts w:ascii="Arial Narrow" w:eastAsia="Arial Narrow" w:hAnsi="Arial Narrow" w:cs="Arial Narrow"/>
-          <w:b/>
-          <w:bCs/>
-          <w:sz w:val="16"/>
-          <w:szCs w:val="16"/>
-        </w:rPr>
-        <w:t/>
-      </w:r>
-      <w:proofErr w:type="spellEnd"/>
-      <w:r>
-        <w:rPr>
-          <w:rFonts w:ascii="Arial Narrow" w:eastAsia="Arial Narrow" w:hAnsi="Arial Narrow" w:cs="Arial Narrow"/>
-          <w:b/>
-          <w:bCs/>
-          <w:sz w:val="16"/>
-          <w:szCs w:val="16"/>
-        </w:rPr>
-        <w:t xml:space="preserve"> 1308 </w:t>
-      </w:r>
-    </w:p>
-    <w:p>
-      <w:pPr>
-        <w:pStyle w:val="Textonotapie"/>
-        <w:ind w:left="567" w:right="-1"/>
-        <w:jc w:val="both"/>
-        <w:rPr>
-          <w:rFonts w:ascii="Arial Narrow" w:eastAsia="Arial Narrow" w:hAnsi="Arial Narrow" w:cs="Arial Narrow"/>
-          <w:b/>
-          <w:bCs/>
-          <w:sz w:val="16"/>
-          <w:szCs w:val="16"/>
-        </w:rPr>
-      </w:pPr>
-      <w:r>
-        <w:rPr>
-          <w:rFonts w:ascii="Arial Narrow" w:eastAsia="Arial Narrow" w:hAnsi="Arial Narrow" w:cs="Arial Narrow"/>
-          <w:b/>
-          <w:bCs/>
-          <w:sz w:val="16"/>
-          <w:szCs w:val="16"/>
-        </w:rPr>
-        <w:t xml:space="preserve">Artículo 18.- Idoneidad </w:t>
-      </w:r>
-    </w:p>
-    <w:p>
-      <w:pPr>
-        <w:pStyle w:val="Textonotapie"/>
-        <w:ind w:left="567" w:right="-1"/>
-        <w:jc w:val="both"/>
-        <w:rPr>
-          <w:rFonts w:ascii="Arial Narrow" w:eastAsia="Arial Narrow" w:hAnsi="Arial Narrow" w:cs="Arial Narrow"/>
-          <w:sz w:val="16"/>
-          <w:szCs w:val="16"/>
-        </w:rPr>
-      </w:pPr>
-      <w:r>
-        <w:rPr>
-          <w:rFonts w:ascii="Arial Narrow" w:eastAsia="Arial Narrow" w:hAnsi="Arial Narrow" w:cs="Arial Narrow"/>
-          <w:sz w:val="16"/>
-          <w:szCs w:val="16"/>
-        </w:rPr>
-        <w:t xml:space="preserve">Se entiende por idoneidad la correspondencia entre lo que un consumidor espera y lo que efectivamente recibe, en función a lo que se le hubiera ofrecido, la publicidad e información transmitida, las condiciones y circunstancias de la transacción, las características y naturaleza del producto o servicio, el precio, entre otros factores, atendiendo a las circunstancias del caso. </w:t>
-      </w:r>
-    </w:p>
-    <w:p>
-      <w:pPr>
-        <w:pStyle w:val="Textonotapie"/>
-        <w:ind w:left="567" w:right="-1"/>
-        <w:jc w:val="both"/>
-        <w:rPr>
-          <w:rFonts w:ascii="Arial Narrow" w:eastAsia="Arial Narrow" w:hAnsi="Arial Narrow" w:cs="Arial Narrow"/>
-          <w:sz w:val="16"/>
-          <w:szCs w:val="16"/>
-        </w:rPr>
-      </w:pPr>
-      <w:r>
-        <w:rPr>
-          <w:rFonts w:ascii="Arial Narrow" w:eastAsia="Arial Narrow" w:hAnsi="Arial Narrow" w:cs="Arial Narrow"/>
-          <w:sz w:val="16"/>
-          <w:szCs w:val="16"/>
-        </w:rPr>
-        <w:t xml:space="preserve">La idoneidad es evaluada en función a la propia naturaleza del producto o servicio y a su aptitud para satisfacer la finalidad para la cual ha sido puesto en el mercado. Las autorizaciones por parte de los organismos del Estado para la fabricación de un producto o la prestación de un servicio, en los casos que sea necesario, no eximen de responsabilidad al proveedor frente al consumidor. </w:t>
-      </w:r>
-    </w:p>
-    <w:p>
-      <w:pPr>
-        <w:pStyle w:val="Textonotapie"/>
-        <w:ind w:left="567" w:right="-1"/>
-        <w:jc w:val="both"/>
-        <w:rPr>
-          <w:rFonts w:ascii="Arial Narrow" w:eastAsia="Arial Narrow" w:hAnsi="Arial Narrow" w:cs="Arial Narrow"/>
-          <w:sz w:val="16"/>
-          <w:szCs w:val="16"/>
-        </w:rPr>
-      </w:pPr>
-    </w:p>
-    <w:p>
-      <w:pPr>
-        <w:pStyle w:val="Textonotapie"/>
-        <w:ind w:left="567" w:right="-1"/>
-        <w:jc w:val="both"/>
-        <w:rPr>
-          <w:rFonts w:ascii="Arial Narrow" w:eastAsia="Arial Narrow" w:hAnsi="Arial Narrow" w:cs="Arial Narrow"/>
-          <w:sz w:val="16"/>
-          <w:szCs w:val="16"/>
-        </w:rPr>
-      </w:pPr>
-      <w:r>
-        <w:rPr>
-          <w:rFonts w:ascii="Arial Narrow" w:eastAsia="Arial Narrow" w:hAnsi="Arial Narrow" w:cs="Arial Narrow"/>
-          <w:b/>
-          <w:bCs/>
-          <w:sz w:val="16"/>
-          <w:szCs w:val="16"/>
-        </w:rPr>
-        <w:t xml:space="preserve">Artículo 19.- Obligación de los proveedores </w:t>
-      </w:r>
-    </w:p>
-    <w:p>
-      <w:pPr>
-        <w:pStyle w:val="Textonotapie"/>
-        <w:ind w:left="567" w:right="-1"/>
-        <w:jc w:val="both"/>
-        <w:rPr>
-          <w:rFonts w:ascii="Arial Narrow" w:eastAsia="Arial Narrow" w:hAnsi="Arial Narrow" w:cs="Arial Narrow"/>
-          <w:sz w:val="16"/>
-          <w:szCs w:val="16"/>
-        </w:rPr>
-      </w:pPr>
-      <w:r>
-        <w:rPr>
-          <w:rFonts w:ascii="Arial Narrow" w:eastAsia="Arial Narrow" w:hAnsi="Arial Narrow" w:cs="Arial Narrow"/>
-          <w:sz w:val="16"/>
-          <w:szCs w:val="16"/>
-        </w:rPr>
-        <w:t>El proveedor responde por la idoneidad y calidad de los productos y servicios ofrecidos; por la autenticidad de las marcas y leyendas que exhiben sus productos o del signo que respalda al prestador del servicio, por la falta de conformidad entre la publicidad comercial de los productos y servicios y estos, así como por el contenido y la vida útil del producto indicado en el envase, en lo que corresponda.</w:t>
-      </w:r>
-    </w:p>
+    </w:p>
+  </w:footnote>
+  <w:footnote w:id="9">
     <w:p>
       <w:pPr>
         <w:pStyle w:val="Textonotapie"/>
@@ -14129,9 +14201,197 @@
           <w:szCs w:val="16"/>
         </w:rPr>
       </w:pPr>
-    </w:p>
-  </w:footnote>
-  <w:footnote w:id="9">
+      <w:r>
+        <w:rPr>
+          <w:rStyle w:val="Refdenotaalpie"/>
+          <w:rFonts w:ascii="Arial Narrow" w:eastAsia="Arial Narrow" w:hAnsi="Arial Narrow" w:cs="Arial Narrow"/>
+          <w:sz w:val="16"/>
+          <w:szCs w:val="16"/>
+          <w:vertAlign w:val="superscript"/>
+        </w:rPr>
+        <w:footnoteRef/>
+      </w:r>
+      <w:r>
+        <w:rPr>
+          <w:rFonts w:ascii="Arial Narrow" w:eastAsia="Arial Narrow" w:hAnsi="Arial Narrow" w:cs="Arial Narrow"/>
+          <w:sz w:val="16"/>
+          <w:szCs w:val="16"/>
+        </w:rPr>
+        <w:tab/>
+        <w:t xml:space="preserve"/>
+      </w:r>
+      <w:r>
+        <w:rPr>
+          <w:rFonts w:ascii="Arial Narrow" w:eastAsia="Arial Narrow" w:hAnsi="Arial Narrow" w:cs="Arial Narrow"/>
+          <w:sz w:val="16"/>
+          <w:szCs w:val="16"/>
+        </w:rPr>
+        <w:tab/>
+      </w:r>
+      <w:r>
+        <w:rPr>
+          <w:rFonts w:ascii="Arial Narrow" w:eastAsia="Arial Narrow" w:hAnsi="Arial Narrow" w:cs="Arial Narrow"/>
+          <w:b/>
+          <w:bCs/>
+          <w:sz w:val="16"/>
+          <w:szCs w:val="16"/>
+        </w:rPr>
+        <w:t xml:space="preserve">LEY </w:t>
+      </w:r>
+      <w:proofErr w:type="spellStart"/>
+      <w:r>
+        <w:rPr>
+          <w:rFonts w:ascii="Arial Narrow" w:eastAsia="Arial Narrow" w:hAnsi="Arial Narrow" w:cs="Arial Narrow"/>
+          <w:b/>
+          <w:bCs/>
+          <w:sz w:val="16"/>
+          <w:szCs w:val="16"/>
+        </w:rPr>
+        <w:t/>
+      </w:r>
+      <w:proofErr w:type="spellEnd"/>
+      <w:r>
+        <w:rPr>
+          <w:rFonts w:ascii="Arial Narrow" w:eastAsia="Arial Narrow" w:hAnsi="Arial Narrow" w:cs="Arial Narrow"/>
+          <w:b/>
+          <w:bCs/>
+          <w:sz w:val="16"/>
+          <w:szCs w:val="16"/>
+        </w:rPr>
+        <w:t xml:space="preserve">29571, CÓDIGO DE PROTECCIÓN Y DEFENSA DEL CONSUMIDOR, publicado el 2 de setiembre de 2010 y modificado por Decreto Legislativo </w:t>
+      </w:r>
+      <w:proofErr w:type="spellStart"/>
+      <w:r>
+        <w:rPr>
+          <w:rFonts w:ascii="Arial Narrow" w:eastAsia="Arial Narrow" w:hAnsi="Arial Narrow" w:cs="Arial Narrow"/>
+          <w:b/>
+          <w:bCs/>
+          <w:sz w:val="16"/>
+          <w:szCs w:val="16"/>
+        </w:rPr>
+        <w:t/>
+      </w:r>
+      <w:proofErr w:type="spellEnd"/>
+      <w:r>
+        <w:rPr>
+          <w:rFonts w:ascii="Arial Narrow" w:eastAsia="Arial Narrow" w:hAnsi="Arial Narrow" w:cs="Arial Narrow"/>
+          <w:b/>
+          <w:bCs/>
+          <w:sz w:val="16"/>
+          <w:szCs w:val="16"/>
+        </w:rPr>
+        <w:t xml:space="preserve">1308 </w:t>
+      </w:r>
+    </w:p>
+    <w:p>
+      <w:pPr>
+        <w:pStyle w:val="Textonotapie"/>
+        <w:tabs>
+          <w:tab w:val="left" w:pos="567"/>
+        </w:tabs>
+        <w:jc w:val="both"/>
+        <w:rPr>
+          <w:rFonts w:ascii="Arial Narrow" w:eastAsia="Arial Narrow" w:hAnsi="Arial Narrow" w:cs="Arial Narrow"/>
+          <w:sz w:val="16"/>
+          <w:szCs w:val="16"/>
+        </w:rPr>
+      </w:pPr>
+      <w:r>
+        <w:rPr>
+          <w:rFonts w:ascii="Arial Narrow" w:eastAsia="Arial Narrow" w:hAnsi="Arial Narrow" w:cs="Arial Narrow"/>
+          <w:b/>
+          <w:bCs/>
+          <w:sz w:val="16"/>
+          <w:szCs w:val="16"/>
+        </w:rPr>
+        <w:tab/>
+        <w:t>Artículo 56.- Métodos comerciales coercitivos</w:t>
+      </w:r>
+    </w:p>
+    <w:p>
+      <w:pPr>
+        <w:pStyle w:val="Textonotapie"/>
+        <w:ind w:left="567"/>
+        <w:jc w:val="both"/>
+        <w:rPr>
+          <w:rFonts w:ascii="Arial Narrow" w:eastAsia="Arial Narrow" w:hAnsi="Arial Narrow" w:cs="Arial Narrow"/>
+          <w:sz w:val="16"/>
+          <w:szCs w:val="16"/>
+        </w:rPr>
+      </w:pPr>
+      <w:r>
+        <w:rPr>
+          <w:rFonts w:ascii="Arial Narrow" w:eastAsia="Arial Narrow" w:hAnsi="Arial Narrow" w:cs="Arial Narrow"/>
+          <w:sz w:val="16"/>
+          <w:szCs w:val="16"/>
+        </w:rPr>
+        <w:t>56.1 De manera enunciativa y no limitativa, el derecho de todo consumidor a la protección contra los métodos comerciales coercitivos implica que los proveedores no pueden:</w:t>
+      </w:r>
+    </w:p>
+    <w:p>
+      <w:pPr>
+        <w:pStyle w:val="Textonotapie"/>
+        <w:ind w:left="567"/>
+        <w:jc w:val="both"/>
+        <w:rPr>
+          <w:rFonts w:ascii="Arial Narrow" w:eastAsia="Arial Narrow" w:hAnsi="Arial Narrow" w:cs="Arial Narrow"/>
+          <w:sz w:val="16"/>
+          <w:szCs w:val="16"/>
+        </w:rPr>
+      </w:pPr>
+      <w:r>
+        <w:rPr>
+          <w:rFonts w:ascii="Arial Narrow" w:eastAsia="Arial Narrow" w:hAnsi="Arial Narrow" w:cs="Arial Narrow"/>
+          <w:sz w:val="16"/>
+          <w:szCs w:val="16"/>
+        </w:rPr>
+        <w:t>(…)</w:t>
+      </w:r>
+    </w:p>
+    <w:p>
+      <w:pPr>
+        <w:pStyle w:val="Textonotapie"/>
+        <w:ind w:left="567"/>
+        <w:jc w:val="both"/>
+        <w:rPr>
+          <w:rFonts w:ascii="Arial Narrow" w:eastAsia="Arial Narrow" w:hAnsi="Arial Narrow" w:cs="Arial Narrow"/>
+          <w:sz w:val="16"/>
+          <w:szCs w:val="16"/>
+        </w:rPr>
+      </w:pPr>
+      <w:r>
+        <w:rPr>
+          <w:rFonts w:ascii="Arial Narrow" w:eastAsia="Arial Narrow" w:hAnsi="Arial Narrow" w:cs="Arial Narrow"/>
+          <w:sz w:val="16"/>
+          <w:szCs w:val="16"/>
+        </w:rPr>
+        <w:t>b</w:t>
+      </w:r>
+      <w:r>
+        <w:rPr>
+          <w:rFonts w:ascii="Arial Narrow" w:eastAsia="Arial Narrow" w:hAnsi="Arial Narrow" w:cs="Arial Narrow"/>
+          <w:sz w:val="16"/>
+          <w:szCs w:val="16"/>
+        </w:rPr>
+        <w:t xml:space="preserve">. </w:t>
+      </w:r>
+      <w:r>
+        <w:rPr>
+          <w:rFonts w:ascii="Arial Narrow" w:eastAsia="Arial Narrow" w:hAnsi="Arial Narrow" w:cs="Arial Narrow"/>
+          <w:sz w:val="16"/>
+          <w:szCs w:val="16"/>
+        </w:rPr>
+        <w:t>Obligar al consumidor a asumir prestaciones que no ha pactado o a efectuar pagos por productos o servicios que no han sido requeridos previamente. En ningún caso puede interpretarse el silencio del consumidor como aceptación de dichas prestaciones o pagos, salvo que lo haya autorizado previamente de manera expresa</w:t>
+      </w:r>
+      <w:r>
+        <w:rPr>
+          <w:rFonts w:ascii="Arial Narrow" w:eastAsia="Arial Narrow" w:hAnsi="Arial Narrow" w:cs="Arial Narrow"/>
+          <w:sz w:val="16"/>
+          <w:szCs w:val="16"/>
+        </w:rPr>
+        <w:t>.</w:t>
+      </w:r>
+    </w:p>
     <w:p>
       <w:pPr>
         <w:pStyle w:val="Textonotapie"/>
@@ -14148,196 +14408,9 @@
           <w:szCs w:val="16"/>
         </w:rPr>
       </w:pPr>
-      <w:r>
-        <w:rPr>
-          <w:rStyle w:val="Refdenotaalpie"/>
-          <w:rFonts w:ascii="Arial Narrow" w:eastAsia="Arial Narrow" w:hAnsi="Arial Narrow" w:cs="Arial Narrow"/>
-          <w:sz w:val="16"/>
-          <w:szCs w:val="16"/>
-          <w:vertAlign w:val="superscript"/>
-        </w:rPr>
-        <w:footnoteRef/>
-      </w:r>
-      <w:r>
-        <w:rPr>
-          <w:rFonts w:ascii="Arial Narrow" w:eastAsia="Arial Narrow" w:hAnsi="Arial Narrow" w:cs="Arial Narrow"/>
-          <w:sz w:val="16"/>
-          <w:szCs w:val="16"/>
-        </w:rPr>
-        <w:t xml:space="preserve"> </w:t>
-      </w:r>
-      <w:r>
-        <w:rPr>
-          <w:rFonts w:ascii="Arial Narrow" w:eastAsia="Arial Narrow" w:hAnsi="Arial Narrow" w:cs="Arial Narrow"/>
-          <w:sz w:val="16"/>
-          <w:szCs w:val="16"/>
-        </w:rPr>
-        <w:tab/>
-      </w:r>
-      <w:r>
-        <w:rPr>
-          <w:rFonts w:ascii="Arial Narrow" w:eastAsia="Arial Narrow" w:hAnsi="Arial Narrow" w:cs="Arial Narrow"/>
-          <w:b/>
-          <w:bCs/>
-          <w:sz w:val="16"/>
-          <w:szCs w:val="16"/>
-        </w:rPr>
-        <w:t xml:space="preserve">LEY </w:t>
-      </w:r>
-      <w:proofErr w:type="spellStart"/>
-      <w:r>
-        <w:rPr>
-          <w:rFonts w:ascii="Arial Narrow" w:eastAsia="Arial Narrow" w:hAnsi="Arial Narrow" w:cs="Arial Narrow"/>
-          <w:b/>
-          <w:bCs/>
-          <w:sz w:val="16"/>
-          <w:szCs w:val="16"/>
-        </w:rPr>
-        <w:t/>
-      </w:r>
-      <w:proofErr w:type="spellEnd"/>
-      <w:r>
-        <w:rPr>
-          <w:rFonts w:ascii="Arial Narrow" w:eastAsia="Arial Narrow" w:hAnsi="Arial Narrow" w:cs="Arial Narrow"/>
-          <w:b/>
-          <w:bCs/>
-          <w:sz w:val="16"/>
-          <w:szCs w:val="16"/>
-        </w:rPr>
-        <w:t xml:space="preserve"> 29571, CÓDIGO DE PROTECCIÓN Y DEFENSA DEL CONSUMIDOR, publicado el 2 de setiembre de 2010 y modificado por Decreto Legislativo </w:t>
-      </w:r>
-      <w:proofErr w:type="spellStart"/>
-      <w:r>
-        <w:rPr>
-          <w:rFonts w:ascii="Arial Narrow" w:eastAsia="Arial Narrow" w:hAnsi="Arial Narrow" w:cs="Arial Narrow"/>
-          <w:b/>
-          <w:bCs/>
-          <w:sz w:val="16"/>
-          <w:szCs w:val="16"/>
-        </w:rPr>
-        <w:t/>
-      </w:r>
-      <w:proofErr w:type="spellEnd"/>
-      <w:r>
-        <w:rPr>
-          <w:rFonts w:ascii="Arial Narrow" w:eastAsia="Arial Narrow" w:hAnsi="Arial Narrow" w:cs="Arial Narrow"/>
-          <w:b/>
-          <w:bCs/>
-          <w:sz w:val="16"/>
-          <w:szCs w:val="16"/>
-        </w:rPr>
-        <w:t xml:space="preserve"> 1308 </w:t>
-      </w:r>
-    </w:p>
-    <w:p>
-      <w:pPr>
-        <w:pStyle w:val="Textonotapie"/>
-        <w:tabs>
-          <w:tab w:val="left" w:pos="567"/>
-        </w:tabs>
-        <w:jc w:val="both"/>
-        <w:rPr>
-          <w:rFonts w:ascii="Arial Narrow" w:eastAsia="Arial Narrow" w:hAnsi="Arial Narrow" w:cs="Arial Narrow"/>
-          <w:sz w:val="16"/>
-          <w:szCs w:val="16"/>
-        </w:rPr>
-      </w:pPr>
-      <w:r>
-        <w:rPr>
-          <w:rFonts w:ascii="Arial Narrow" w:eastAsia="Arial Narrow" w:hAnsi="Arial Narrow" w:cs="Arial Narrow"/>
-          <w:b/>
-          <w:bCs/>
-          <w:sz w:val="16"/>
-          <w:szCs w:val="16"/>
-        </w:rPr>
-        <w:tab/>
-        <w:t>Artículo 56.- Métodos comerciales coercitivos</w:t>
-      </w:r>
-    </w:p>
-    <w:p>
-      <w:pPr>
-        <w:pStyle w:val="Textonotapie"/>
-        <w:ind w:left="567"/>
-        <w:jc w:val="both"/>
-        <w:rPr>
-          <w:rFonts w:ascii="Arial Narrow" w:eastAsia="Arial Narrow" w:hAnsi="Arial Narrow" w:cs="Arial Narrow"/>
-          <w:sz w:val="16"/>
-          <w:szCs w:val="16"/>
-        </w:rPr>
-      </w:pPr>
-      <w:r>
-        <w:rPr>
-          <w:rFonts w:ascii="Arial Narrow" w:eastAsia="Arial Narrow" w:hAnsi="Arial Narrow" w:cs="Arial Narrow"/>
-          <w:sz w:val="16"/>
-          <w:szCs w:val="16"/>
-        </w:rPr>
-        <w:t>56.1 De manera enunciativa y no limitativa, el derecho de todo consumidor a la protección contra los métodos comerciales coercitivos implica que los proveedores no pueden:</w:t>
-      </w:r>
-    </w:p>
-    <w:p>
-      <w:pPr>
-        <w:pStyle w:val="Textonotapie"/>
-        <w:ind w:left="567"/>
-        <w:jc w:val="both"/>
-        <w:rPr>
-          <w:rFonts w:ascii="Arial Narrow" w:eastAsia="Arial Narrow" w:hAnsi="Arial Narrow" w:cs="Arial Narrow"/>
-          <w:sz w:val="16"/>
-          <w:szCs w:val="16"/>
-        </w:rPr>
-      </w:pPr>
-      <w:r>
-        <w:rPr>
-          <w:rFonts w:ascii="Arial Narrow" w:eastAsia="Arial Narrow" w:hAnsi="Arial Narrow" w:cs="Arial Narrow"/>
-          <w:sz w:val="16"/>
-          <w:szCs w:val="16"/>
-        </w:rPr>
-        <w:t>(…)</w:t>
-      </w:r>
-    </w:p>
-    <w:p>
-      <w:pPr>
-        <w:pStyle w:val="Textonotapie"/>
-        <w:ind w:left="567"/>
-        <w:jc w:val="both"/>
-        <w:rPr>
-          <w:rFonts w:ascii="Arial Narrow" w:eastAsia="Arial Narrow" w:hAnsi="Arial Narrow" w:cs="Arial Narrow"/>
-          <w:sz w:val="16"/>
-          <w:szCs w:val="16"/>
-        </w:rPr>
-      </w:pPr>
-      <w:r>
-        <w:rPr>
-          <w:rFonts w:ascii="Arial Narrow" w:eastAsia="Arial Narrow" w:hAnsi="Arial Narrow" w:cs="Arial Narrow"/>
-          <w:sz w:val="16"/>
-          <w:szCs w:val="16"/>
-        </w:rPr>
-        <w:t>b</w:t>
-      </w:r>
-      <w:r>
-        <w:rPr>
-          <w:rFonts w:ascii="Arial Narrow" w:eastAsia="Arial Narrow" w:hAnsi="Arial Narrow" w:cs="Arial Narrow"/>
-          <w:sz w:val="16"/>
-          <w:szCs w:val="16"/>
-        </w:rPr>
-        <w:t xml:space="preserve">. </w:t>
-      </w:r>
-      <w:r>
-        <w:rPr>
-          <w:rFonts w:ascii="Arial Narrow" w:eastAsia="Arial Narrow" w:hAnsi="Arial Narrow" w:cs="Arial Narrow"/>
-          <w:sz w:val="16"/>
-          <w:szCs w:val="16"/>
-        </w:rPr>
-        <w:t>Obligar al consumidor a asumir prestaciones que no ha pactado o a efectuar pagos por productos o servicios que no han sido requeridos previamente. En ningún caso puede interpretarse el silencio del consumidor como aceptación de dichas prestaciones o pagos, salvo que lo haya autorizado previamente de manera expresa</w:t>
-      </w:r>
-      <w:r>
-        <w:rPr>
-          <w:rFonts w:ascii="Arial Narrow" w:eastAsia="Arial Narrow" w:hAnsi="Arial Narrow" w:cs="Arial Narrow"/>
-          <w:sz w:val="16"/>
-          <w:szCs w:val="16"/>
-        </w:rPr>
-        <w:t>.</w:t>
-      </w:r>
-    </w:p>
+    </w:p>
+  </w:footnote>
+  <w:footnote w:id="10">
     <w:p>
       <w:pPr>
         <w:pStyle w:val="Textonotapie"/>
@@ -14354,9 +14427,172 @@
           <w:szCs w:val="16"/>
         </w:rPr>
       </w:pPr>
-    </w:p>
-  </w:footnote>
-  <w:footnote w:id="10">
+      <w:r>
+        <w:rPr>
+          <w:rStyle w:val="Refdenotaalpie"/>
+          <w:rFonts w:ascii="Arial Narrow" w:eastAsia="Arial Narrow" w:hAnsi="Arial Narrow" w:cs="Arial Narrow"/>
+          <w:sz w:val="16"/>
+          <w:szCs w:val="16"/>
+          <w:vertAlign w:val="superscript"/>
+        </w:rPr>
+        <w:footnoteRef/>
+      </w:r>
+      <w:r>
+        <w:rPr>
+          <w:rFonts w:ascii="Arial Narrow" w:eastAsia="Arial Narrow" w:hAnsi="Arial Narrow" w:cs="Arial Narrow"/>
+          <w:sz w:val="16"/>
+          <w:szCs w:val="16"/>
+        </w:rPr>
+        <w:tab/>
+        <w:t xml:space="preserve"/>
+      </w:r>
+      <w:r>
+        <w:rPr>
+          <w:rFonts w:ascii="Arial Narrow" w:eastAsia="Arial Narrow" w:hAnsi="Arial Narrow" w:cs="Arial Narrow"/>
+          <w:sz w:val="16"/>
+          <w:szCs w:val="16"/>
+        </w:rPr>
+        <w:tab/>
+      </w:r>
+      <w:r>
+        <w:rPr>
+          <w:rFonts w:ascii="Arial Narrow" w:eastAsia="Arial Narrow" w:hAnsi="Arial Narrow" w:cs="Arial Narrow"/>
+          <w:b/>
+          <w:bCs/>
+          <w:sz w:val="16"/>
+          <w:szCs w:val="16"/>
+        </w:rPr>
+        <w:t xml:space="preserve">LEY </w:t>
+      </w:r>
+      <w:proofErr w:type="spellStart"/>
+      <w:r>
+        <w:rPr>
+          <w:rFonts w:ascii="Arial Narrow" w:eastAsia="Arial Narrow" w:hAnsi="Arial Narrow" w:cs="Arial Narrow"/>
+          <w:b/>
+          <w:bCs/>
+          <w:sz w:val="16"/>
+          <w:szCs w:val="16"/>
+        </w:rPr>
+        <w:t/>
+      </w:r>
+      <w:proofErr w:type="spellEnd"/>
+      <w:r>
+        <w:rPr>
+          <w:rFonts w:ascii="Arial Narrow" w:eastAsia="Arial Narrow" w:hAnsi="Arial Narrow" w:cs="Arial Narrow"/>
+          <w:b/>
+          <w:bCs/>
+          <w:sz w:val="16"/>
+          <w:szCs w:val="16"/>
+        </w:rPr>
+        <w:t xml:space="preserve">29571, CÓDIGO DE PROTECCIÓN Y DEFENSA DEL CONSUMIDOR, publicado el 2 de setiembre de 2010 y modificado por Decreto Legislativo </w:t>
+      </w:r>
+      <w:proofErr w:type="spellStart"/>
+      <w:r>
+        <w:rPr>
+          <w:rFonts w:ascii="Arial Narrow" w:eastAsia="Arial Narrow" w:hAnsi="Arial Narrow" w:cs="Arial Narrow"/>
+          <w:b/>
+          <w:bCs/>
+          <w:sz w:val="16"/>
+          <w:szCs w:val="16"/>
+        </w:rPr>
+        <w:t/>
+      </w:r>
+      <w:proofErr w:type="spellEnd"/>
+      <w:r>
+        <w:rPr>
+          <w:rFonts w:ascii="Arial Narrow" w:eastAsia="Arial Narrow" w:hAnsi="Arial Narrow" w:cs="Arial Narrow"/>
+          <w:b/>
+          <w:bCs/>
+          <w:sz w:val="16"/>
+          <w:szCs w:val="16"/>
+        </w:rPr>
+        <w:t xml:space="preserve">1308 </w:t>
+      </w:r>
+    </w:p>
+    <w:p>
+      <w:pPr>
+        <w:pStyle w:val="Textonotapie"/>
+        <w:ind w:left="567" w:right="-1"/>
+        <w:jc w:val="both"/>
+        <w:rPr>
+          <w:rFonts w:ascii="Arial Narrow" w:eastAsia="Arial Narrow" w:hAnsi="Arial Narrow" w:cs="Arial Narrow"/>
+          <w:b/>
+          <w:bCs/>
+          <w:sz w:val="16"/>
+          <w:szCs w:val="16"/>
+        </w:rPr>
+      </w:pPr>
+      <w:r>
+        <w:rPr>
+          <w:rFonts w:ascii="Arial Narrow" w:eastAsia="Arial Narrow" w:hAnsi="Arial Narrow" w:cs="Arial Narrow"/>
+          <w:b/>
+          <w:bCs/>
+          <w:sz w:val="16"/>
+          <w:szCs w:val="16"/>
+        </w:rPr>
+        <w:t>Artículo 47.- Protección mínima del contrato de consumo</w:t>
+      </w:r>
+    </w:p>
+    <w:p>
+      <w:pPr>
+        <w:pStyle w:val="Textonotapie"/>
+        <w:ind w:left="567" w:right="-1"/>
+        <w:jc w:val="both"/>
+        <w:rPr>
+          <w:rFonts w:ascii="Arial Narrow" w:eastAsia="Arial Narrow" w:hAnsi="Arial Narrow" w:cs="Arial Narrow"/>
+          <w:sz w:val="16"/>
+          <w:szCs w:val="16"/>
+        </w:rPr>
+      </w:pPr>
+      <w:r>
+        <w:rPr>
+          <w:rFonts w:ascii="Arial Narrow" w:eastAsia="Arial Narrow" w:hAnsi="Arial Narrow" w:cs="Arial Narrow"/>
+          <w:sz w:val="16"/>
+          <w:szCs w:val="16"/>
+        </w:rPr>
+        <w:t>En los contratos de consumo se observa lo siguiente:</w:t>
+      </w:r>
+    </w:p>
+    <w:p>
+      <w:pPr>
+        <w:pStyle w:val="Textonotapie"/>
+        <w:ind w:left="567" w:right="-1"/>
+        <w:jc w:val="both"/>
+        <w:rPr>
+          <w:rFonts w:ascii="Arial Narrow" w:eastAsia="Arial Narrow" w:hAnsi="Arial Narrow" w:cs="Arial Narrow"/>
+          <w:sz w:val="16"/>
+          <w:szCs w:val="16"/>
+        </w:rPr>
+      </w:pPr>
+      <w:r>
+        <w:rPr>
+          <w:rFonts w:ascii="Arial Narrow" w:eastAsia="Arial Narrow" w:hAnsi="Arial Narrow" w:cs="Arial Narrow"/>
+          <w:sz w:val="16"/>
+          <w:szCs w:val="16"/>
+        </w:rPr>
+        <w:t>(…)</w:t>
+      </w:r>
+    </w:p>
+    <w:p>
+      <w:pPr>
+        <w:pStyle w:val="Textonotapie"/>
+        <w:ind w:left="567" w:right="-1"/>
+        <w:jc w:val="both"/>
+        <w:rPr>
+          <w:rFonts w:ascii="Arial Narrow" w:eastAsia="Arial Narrow" w:hAnsi="Arial Narrow" w:cs="Arial Narrow"/>
+          <w:sz w:val="16"/>
+          <w:szCs w:val="16"/>
+        </w:rPr>
+      </w:pPr>
+      <w:r>
+        <w:rPr>
+          <w:rFonts w:ascii="Arial Narrow" w:eastAsia="Arial Narrow" w:hAnsi="Arial Narrow" w:cs="Arial Narrow"/>
+          <w:sz w:val="16"/>
+          <w:szCs w:val="16"/>
+        </w:rPr>
+        <w:t>e. Los proveedores deben entregar a los usuarios copia de los contratos y demás documentación relacionada con dichos actos jurídicos cuando estos hayan sido celebrados por escrito, incluidas las condiciones generales de la contratación. Asimismo, cuando el consumidor solicite copia física o virtual de estos, el proveedor debe entregar los documentos en un plazo máximo de quince días hábiles contados desde que recibió la solicitud. Los proveedores son responsables de dejar constancia de la entrega de los documentos al consumidor.</w:t>
+      </w:r>
+    </w:p>
     <w:p>
       <w:pPr>
         <w:pStyle w:val="Textonotapie"/>
@@ -14373,171 +14609,9 @@
           <w:szCs w:val="16"/>
         </w:rPr>
       </w:pPr>
-      <w:r>
-        <w:rPr>
-          <w:rStyle w:val="Refdenotaalpie"/>
-          <w:rFonts w:ascii="Arial Narrow" w:eastAsia="Arial Narrow" w:hAnsi="Arial Narrow" w:cs="Arial Narrow"/>
-          <w:sz w:val="16"/>
-          <w:szCs w:val="16"/>
-          <w:vertAlign w:val="superscript"/>
-        </w:rPr>
-        <w:footnoteRef/>
-      </w:r>
-      <w:r>
-        <w:rPr>
-          <w:rFonts w:ascii="Arial Narrow" w:eastAsia="Arial Narrow" w:hAnsi="Arial Narrow" w:cs="Arial Narrow"/>
-          <w:sz w:val="16"/>
-          <w:szCs w:val="16"/>
-        </w:rPr>
-        <w:t xml:space="preserve"> </w:t>
-      </w:r>
-      <w:r>
-        <w:rPr>
-          <w:rFonts w:ascii="Arial Narrow" w:eastAsia="Arial Narrow" w:hAnsi="Arial Narrow" w:cs="Arial Narrow"/>
-          <w:sz w:val="16"/>
-          <w:szCs w:val="16"/>
-        </w:rPr>
-        <w:tab/>
-      </w:r>
-      <w:r>
-        <w:rPr>
-          <w:rFonts w:ascii="Arial Narrow" w:eastAsia="Arial Narrow" w:hAnsi="Arial Narrow" w:cs="Arial Narrow"/>
-          <w:b/>
-          <w:bCs/>
-          <w:sz w:val="16"/>
-          <w:szCs w:val="16"/>
-        </w:rPr>
-        <w:t xml:space="preserve">LEY </w:t>
-      </w:r>
-      <w:proofErr w:type="spellStart"/>
-      <w:r>
-        <w:rPr>
-          <w:rFonts w:ascii="Arial Narrow" w:eastAsia="Arial Narrow" w:hAnsi="Arial Narrow" w:cs="Arial Narrow"/>
-          <w:b/>
-          <w:bCs/>
-          <w:sz w:val="16"/>
-          <w:szCs w:val="16"/>
-        </w:rPr>
-        <w:t/>
-      </w:r>
-      <w:proofErr w:type="spellEnd"/>
-      <w:r>
-        <w:rPr>
-          <w:rFonts w:ascii="Arial Narrow" w:eastAsia="Arial Narrow" w:hAnsi="Arial Narrow" w:cs="Arial Narrow"/>
-          <w:b/>
-          <w:bCs/>
-          <w:sz w:val="16"/>
-          <w:szCs w:val="16"/>
-        </w:rPr>
-        <w:t xml:space="preserve"> 29571, CÓDIGO DE PROTECCIÓN Y DEFENSA DEL CONSUMIDOR, publicado el 2 de setiembre de 2010 y modificado por Decreto Legislativo </w:t>
-      </w:r>
-      <w:proofErr w:type="spellStart"/>
-      <w:r>
-        <w:rPr>
-          <w:rFonts w:ascii="Arial Narrow" w:eastAsia="Arial Narrow" w:hAnsi="Arial Narrow" w:cs="Arial Narrow"/>
-          <w:b/>
-          <w:bCs/>
-          <w:sz w:val="16"/>
-          <w:szCs w:val="16"/>
-        </w:rPr>
-        <w:t/>
-      </w:r>
-      <w:proofErr w:type="spellEnd"/>
-      <w:r>
-        <w:rPr>
-          <w:rFonts w:ascii="Arial Narrow" w:eastAsia="Arial Narrow" w:hAnsi="Arial Narrow" w:cs="Arial Narrow"/>
-          <w:b/>
-          <w:bCs/>
-          <w:sz w:val="16"/>
-          <w:szCs w:val="16"/>
-        </w:rPr>
-        <w:t xml:space="preserve"> 1308 </w:t>
-      </w:r>
-    </w:p>
-    <w:p>
-      <w:pPr>
-        <w:pStyle w:val="Textonotapie"/>
-        <w:ind w:left="567" w:right="-1"/>
-        <w:jc w:val="both"/>
-        <w:rPr>
-          <w:rFonts w:ascii="Arial Narrow" w:eastAsia="Arial Narrow" w:hAnsi="Arial Narrow" w:cs="Arial Narrow"/>
-          <w:b/>
-          <w:bCs/>
-          <w:sz w:val="16"/>
-          <w:szCs w:val="16"/>
-        </w:rPr>
-      </w:pPr>
-      <w:r>
-        <w:rPr>
-          <w:rFonts w:ascii="Arial Narrow" w:eastAsia="Arial Narrow" w:hAnsi="Arial Narrow" w:cs="Arial Narrow"/>
-          <w:b/>
-          <w:bCs/>
-          <w:sz w:val="16"/>
-          <w:szCs w:val="16"/>
-        </w:rPr>
-        <w:t>Artículo 47.- Protección mínima del contrato de consumo</w:t>
-      </w:r>
-    </w:p>
-    <w:p>
-      <w:pPr>
-        <w:pStyle w:val="Textonotapie"/>
-        <w:ind w:left="567" w:right="-1"/>
-        <w:jc w:val="both"/>
-        <w:rPr>
-          <w:rFonts w:ascii="Arial Narrow" w:eastAsia="Arial Narrow" w:hAnsi="Arial Narrow" w:cs="Arial Narrow"/>
-          <w:sz w:val="16"/>
-          <w:szCs w:val="16"/>
-        </w:rPr>
-      </w:pPr>
-      <w:r>
-        <w:rPr>
-          <w:rFonts w:ascii="Arial Narrow" w:eastAsia="Arial Narrow" w:hAnsi="Arial Narrow" w:cs="Arial Narrow"/>
-          <w:sz w:val="16"/>
-          <w:szCs w:val="16"/>
-        </w:rPr>
-        <w:t>En los contratos de consumo se observa lo siguiente:</w:t>
-      </w:r>
-    </w:p>
-    <w:p>
-      <w:pPr>
-        <w:pStyle w:val="Textonotapie"/>
-        <w:ind w:left="567" w:right="-1"/>
-        <w:jc w:val="both"/>
-        <w:rPr>
-          <w:rFonts w:ascii="Arial Narrow" w:eastAsia="Arial Narrow" w:hAnsi="Arial Narrow" w:cs="Arial Narrow"/>
-          <w:sz w:val="16"/>
-          <w:szCs w:val="16"/>
-        </w:rPr>
-      </w:pPr>
-      <w:r>
-        <w:rPr>
-          <w:rFonts w:ascii="Arial Narrow" w:eastAsia="Arial Narrow" w:hAnsi="Arial Narrow" w:cs="Arial Narrow"/>
-          <w:sz w:val="16"/>
-          <w:szCs w:val="16"/>
-        </w:rPr>
-        <w:t>(…)</w:t>
-      </w:r>
-    </w:p>
-    <w:p>
-      <w:pPr>
-        <w:pStyle w:val="Textonotapie"/>
-        <w:ind w:left="567" w:right="-1"/>
-        <w:jc w:val="both"/>
-        <w:rPr>
-          <w:rFonts w:ascii="Arial Narrow" w:eastAsia="Arial Narrow" w:hAnsi="Arial Narrow" w:cs="Arial Narrow"/>
-          <w:sz w:val="16"/>
-          <w:szCs w:val="16"/>
-        </w:rPr>
-      </w:pPr>
-      <w:r>
-        <w:rPr>
-          <w:rFonts w:ascii="Arial Narrow" w:eastAsia="Arial Narrow" w:hAnsi="Arial Narrow" w:cs="Arial Narrow"/>
-          <w:sz w:val="16"/>
-          <w:szCs w:val="16"/>
-        </w:rPr>
-        <w:t>e. Los proveedores deben entregar a los usuarios copia de los contratos y demás documentación relacionada con dichos actos jurídicos cuando estos hayan sido celebrados por escrito, incluidas las condiciones generales de la contratación. Asimismo, cuando el consumidor solicite copia física o virtual de estos, el proveedor debe entregar los documentos en un plazo máximo de quince días hábiles contados desde que recibió la solicitud. Los proveedores son responsables de dejar constancia de la entrega de los documentos al consumidor.</w:t>
-      </w:r>
-    </w:p>
+    </w:p>
+  </w:footnote>
+  <w:footnote w:id="11">
     <w:p>
       <w:pPr>
         <w:pStyle w:val="Textonotapie"/>
@@ -14554,9 +14628,166 @@
           <w:szCs w:val="16"/>
         </w:rPr>
       </w:pPr>
-    </w:p>
-  </w:footnote>
-  <w:footnote w:id="11">
+      <w:r>
+        <w:rPr>
+          <w:rStyle w:val="Refdenotaalpie"/>
+          <w:rFonts w:ascii="Arial Narrow" w:eastAsia="Arial Narrow" w:hAnsi="Arial Narrow" w:cs="Arial Narrow"/>
+          <w:sz w:val="16"/>
+          <w:szCs w:val="16"/>
+          <w:vertAlign w:val="superscript"/>
+        </w:rPr>
+        <w:footnoteRef/>
+      </w:r>
+      <w:r>
+        <w:rPr>
+          <w:rFonts w:ascii="Arial Narrow" w:eastAsia="Arial Narrow" w:hAnsi="Arial Narrow" w:cs="Arial Narrow"/>
+          <w:sz w:val="16"/>
+          <w:szCs w:val="16"/>
+        </w:rPr>
+        <w:tab/>
+        <w:t xml:space="preserve"/>
+      </w:r>
+      <w:r>
+        <w:rPr>
+          <w:rFonts w:ascii="Arial Narrow" w:eastAsia="Arial Narrow" w:hAnsi="Arial Narrow" w:cs="Arial Narrow"/>
+          <w:sz w:val="16"/>
+          <w:szCs w:val="16"/>
+        </w:rPr>
+        <w:tab/>
+      </w:r>
+      <w:r>
+        <w:rPr>
+          <w:rFonts w:ascii="Arial Narrow" w:eastAsia="Arial Narrow" w:hAnsi="Arial Narrow" w:cs="Arial Narrow"/>
+          <w:b/>
+          <w:bCs/>
+          <w:sz w:val="16"/>
+          <w:szCs w:val="16"/>
+        </w:rPr>
+        <w:t xml:space="preserve">LEY </w:t>
+      </w:r>
+      <w:proofErr w:type="spellStart"/>
+      <w:r>
+        <w:rPr>
+          <w:rFonts w:ascii="Arial Narrow" w:eastAsia="Arial Narrow" w:hAnsi="Arial Narrow" w:cs="Arial Narrow"/>
+          <w:b/>
+          <w:bCs/>
+          <w:sz w:val="16"/>
+          <w:szCs w:val="16"/>
+        </w:rPr>
+        <w:t/>
+      </w:r>
+      <w:proofErr w:type="spellEnd"/>
+      <w:r>
+        <w:rPr>
+          <w:rFonts w:ascii="Arial Narrow" w:eastAsia="Arial Narrow" w:hAnsi="Arial Narrow" w:cs="Arial Narrow"/>
+          <w:b/>
+          <w:bCs/>
+          <w:sz w:val="16"/>
+          <w:szCs w:val="16"/>
+        </w:rPr>
+        <w:t xml:space="preserve">29571, CÓDIGO DE PROTECCIÓN Y DEFENSA DEL CONSUMIDOR, publicado el 2 de setiembre de 2010 y modificado por Decreto Legislativo </w:t>
+      </w:r>
+      <w:proofErr w:type="spellStart"/>
+      <w:r>
+        <w:rPr>
+          <w:rFonts w:ascii="Arial Narrow" w:eastAsia="Arial Narrow" w:hAnsi="Arial Narrow" w:cs="Arial Narrow"/>
+          <w:b/>
+          <w:bCs/>
+          <w:sz w:val="16"/>
+          <w:szCs w:val="16"/>
+        </w:rPr>
+        <w:t/>
+      </w:r>
+      <w:proofErr w:type="spellEnd"/>
+      <w:r>
+        <w:rPr>
+          <w:rFonts w:ascii="Arial Narrow" w:eastAsia="Arial Narrow" w:hAnsi="Arial Narrow" w:cs="Arial Narrow"/>
+          <w:b/>
+          <w:bCs/>
+          <w:sz w:val="16"/>
+          <w:szCs w:val="16"/>
+        </w:rPr>
+        <w:t xml:space="preserve">1308 </w:t>
+      </w:r>
+    </w:p>
+    <w:p>
+      <w:pPr>
+        <w:pStyle w:val="Textonotapie"/>
+        <w:ind w:firstLine="567"/>
+        <w:jc w:val="both"/>
+        <w:rPr>
+          <w:rFonts w:ascii="Arial Narrow" w:eastAsia="Arial Narrow" w:hAnsi="Arial Narrow" w:cs="Arial Narrow"/>
+          <w:b/>
+          <w:bCs/>
+          <w:sz w:val="16"/>
+          <w:szCs w:val="16"/>
+        </w:rPr>
+      </w:pPr>
+      <w:r>
+        <w:rPr>
+          <w:rFonts w:ascii="Arial Narrow" w:eastAsia="Arial Narrow" w:hAnsi="Arial Narrow" w:cs="Arial Narrow"/>
+          <w:b/>
+          <w:bCs/>
+          <w:sz w:val="16"/>
+          <w:szCs w:val="16"/>
+        </w:rPr>
+        <w:t>Artículo 1.- Derechos de los consumidores</w:t>
+      </w:r>
+    </w:p>
+    <w:p>
+      <w:pPr>
+        <w:pStyle w:val="Textonotapie"/>
+        <w:tabs>
+          <w:tab w:val="left" w:pos="567"/>
+        </w:tabs>
+        <w:jc w:val="both"/>
+        <w:rPr>
+          <w:rFonts w:ascii="Arial Narrow" w:eastAsia="Arial Narrow" w:hAnsi="Arial Narrow" w:cs="Arial Narrow"/>
+          <w:sz w:val="16"/>
+          <w:szCs w:val="16"/>
+        </w:rPr>
+      </w:pPr>
+      <w:r>
+        <w:rPr>
+          <w:rFonts w:ascii="Arial Narrow" w:eastAsia="Arial Narrow" w:hAnsi="Arial Narrow" w:cs="Arial Narrow"/>
+          <w:sz w:val="16"/>
+          <w:szCs w:val="16"/>
+        </w:rPr>
+        <w:tab/>
+        <w:t>1.1 (…)</w:t>
+      </w:r>
+    </w:p>
+    <w:p>
+      <w:pPr>
+        <w:pStyle w:val="Textonotapie"/>
+        <w:tabs>
+          <w:tab w:val="left" w:pos="567"/>
+        </w:tabs>
+        <w:ind w:left="570"/>
+        <w:jc w:val="both"/>
+        <w:rPr>
+          <w:rFonts w:ascii="Arial Narrow" w:eastAsia="Arial Narrow" w:hAnsi="Arial Narrow" w:cs="Arial Narrow"/>
+          <w:sz w:val="16"/>
+          <w:szCs w:val="16"/>
+        </w:rPr>
+      </w:pPr>
+      <w:r>
+        <w:rPr>
+          <w:rFonts w:ascii="Arial Narrow" w:eastAsia="Arial Narrow" w:hAnsi="Arial Narrow" w:cs="Arial Narrow"/>
+          <w:sz w:val="16"/>
+          <w:szCs w:val="16"/>
+        </w:rPr>
+        <w:t xml:space="preserve">b. </w:t>
+      </w:r>
+      <w:r>
+        <w:rPr>
+          <w:rFonts w:ascii="Arial Narrow" w:eastAsia="Arial Narrow" w:hAnsi="Arial Narrow" w:cs="Arial Narrow"/>
+          <w:sz w:val="16"/>
+          <w:szCs w:val="16"/>
+        </w:rPr>
+        <w:t xml:space="preserve">Derecho a acceder a información oportuna, suficiente, veraz y fácilmente accesible, relevante para tomar una decisión o realizar una elección de consumo que se ajuste a sus intereses, así como para efectuar un uso o consumo adecuado de los productos o servicios. </w:t>
+      </w:r>
+    </w:p>
     <w:p>
       <w:pPr>
         <w:pStyle w:val="Textonotapie"/>
@@ -14567,30 +14798,10 @@
         <w:jc w:val="both"/>
         <w:rPr>
           <w:rFonts w:ascii="Arial Narrow" w:eastAsia="Arial Narrow" w:hAnsi="Arial Narrow" w:cs="Arial Narrow"/>
-          <w:b/>
-          <w:bCs/>
-          <w:sz w:val="16"/>
-          <w:szCs w:val="16"/>
-        </w:rPr>
-      </w:pPr>
-      <w:r>
-        <w:rPr>
-          <w:rStyle w:val="Refdenotaalpie"/>
-          <w:rFonts w:ascii="Arial Narrow" w:eastAsia="Arial Narrow" w:hAnsi="Arial Narrow" w:cs="Arial Narrow"/>
-          <w:sz w:val="16"/>
-          <w:szCs w:val="16"/>
-          <w:vertAlign w:val="superscript"/>
-        </w:rPr>
-        <w:footnoteRef/>
-      </w:r>
-      <w:r>
-        <w:rPr>
-          <w:rFonts w:ascii="Arial Narrow" w:eastAsia="Arial Narrow" w:hAnsi="Arial Narrow" w:cs="Arial Narrow"/>
-          <w:sz w:val="16"/>
-          <w:szCs w:val="16"/>
-        </w:rPr>
-        <w:t xml:space="preserve"> </w:t>
-      </w:r>
+          <w:sz w:val="16"/>
+          <w:szCs w:val="16"/>
+        </w:rPr>
+      </w:pPr>
       <w:r>
         <w:rPr>
           <w:rFonts w:ascii="Arial Narrow" w:eastAsia="Arial Narrow" w:hAnsi="Arial Narrow" w:cs="Arial Narrow"/>
@@ -14598,60 +14809,7 @@
           <w:szCs w:val="16"/>
         </w:rPr>
         <w:tab/>
-      </w:r>
-      <w:r>
-        <w:rPr>
-          <w:rFonts w:ascii="Arial Narrow" w:eastAsia="Arial Narrow" w:hAnsi="Arial Narrow" w:cs="Arial Narrow"/>
-          <w:b/>
-          <w:bCs/>
-          <w:sz w:val="16"/>
-          <w:szCs w:val="16"/>
-        </w:rPr>
-        <w:t xml:space="preserve">LEY </w:t>
-      </w:r>
-      <w:proofErr w:type="spellStart"/>
-      <w:r>
-        <w:rPr>
-          <w:rFonts w:ascii="Arial Narrow" w:eastAsia="Arial Narrow" w:hAnsi="Arial Narrow" w:cs="Arial Narrow"/>
-          <w:b/>
-          <w:bCs/>
-          <w:sz w:val="16"/>
-          <w:szCs w:val="16"/>
-        </w:rPr>
-        <w:t/>
-      </w:r>
-      <w:proofErr w:type="spellEnd"/>
-      <w:r>
-        <w:rPr>
-          <w:rFonts w:ascii="Arial Narrow" w:eastAsia="Arial Narrow" w:hAnsi="Arial Narrow" w:cs="Arial Narrow"/>
-          <w:b/>
-          <w:bCs/>
-          <w:sz w:val="16"/>
-          <w:szCs w:val="16"/>
-        </w:rPr>
-        <w:t xml:space="preserve"> 29571, CÓDIGO DE PROTECCIÓN Y DEFENSA DEL CONSUMIDOR, publicado el 2 de setiembre de 2010 y modificado por Decreto Legislativo </w:t>
-      </w:r>
-      <w:proofErr w:type="spellStart"/>
-      <w:r>
-        <w:rPr>
-          <w:rFonts w:ascii="Arial Narrow" w:eastAsia="Arial Narrow" w:hAnsi="Arial Narrow" w:cs="Arial Narrow"/>
-          <w:b/>
-          <w:bCs/>
-          <w:sz w:val="16"/>
-          <w:szCs w:val="16"/>
-        </w:rPr>
-        <w:t/>
-      </w:r>
-      <w:proofErr w:type="spellEnd"/>
-      <w:r>
-        <w:rPr>
-          <w:rFonts w:ascii="Arial Narrow" w:eastAsia="Arial Narrow" w:hAnsi="Arial Narrow" w:cs="Arial Narrow"/>
-          <w:b/>
-          <w:bCs/>
-          <w:sz w:val="16"/>
-          <w:szCs w:val="16"/>
-        </w:rPr>
-        <w:t xml:space="preserve"> 1308 </w:t>
+        <w:t>(…).</w:t>
       </w:r>
     </w:p>
     <w:p>
@@ -14675,7 +14833,7 @@
           <w:sz w:val="16"/>
           <w:szCs w:val="16"/>
         </w:rPr>
-        <w:t>Artículo 1.- Derechos de los consumidores</w:t>
+        <w:t>Artículo 2.- Información relevante</w:t>
       </w:r>
     </w:p>
     <w:p>
@@ -14684,21 +14842,21 @@
         <w:tabs>
           <w:tab w:val="left" w:pos="567"/>
         </w:tabs>
-        <w:jc w:val="both"/>
-        <w:rPr>
-          <w:rFonts w:ascii="Arial Narrow" w:eastAsia="Arial Narrow" w:hAnsi="Arial Narrow" w:cs="Arial Narrow"/>
-          <w:sz w:val="16"/>
-          <w:szCs w:val="16"/>
-        </w:rPr>
-      </w:pPr>
-      <w:r>
-        <w:rPr>
-          <w:rFonts w:ascii="Arial Narrow" w:eastAsia="Arial Narrow" w:hAnsi="Arial Narrow" w:cs="Arial Narrow"/>
-          <w:sz w:val="16"/>
-          <w:szCs w:val="16"/>
-        </w:rPr>
-        <w:tab/>
-        <w:t>1.1 (…)</w:t>
+        <w:ind w:left="567"/>
+        <w:jc w:val="both"/>
+        <w:rPr>
+          <w:rFonts w:ascii="Arial Narrow" w:eastAsia="Arial Narrow" w:hAnsi="Arial Narrow" w:cs="Arial Narrow"/>
+          <w:sz w:val="16"/>
+          <w:szCs w:val="16"/>
+        </w:rPr>
+      </w:pPr>
+      <w:r>
+        <w:rPr>
+          <w:rFonts w:ascii="Arial Narrow" w:eastAsia="Arial Narrow" w:hAnsi="Arial Narrow" w:cs="Arial Narrow"/>
+          <w:sz w:val="16"/>
+          <w:szCs w:val="16"/>
+        </w:rPr>
+        <w:t xml:space="preserve">2.1 El proveedor tiene la obligación de ofrecer al consumidor toda la información relevante para tomar una decisión o realizar una elección adecuada de consumo, así como para efectuar un uso o consumo adecuado de los productos o servicios. </w:t>
       </w:r>
     </w:p>
     <w:p>
@@ -14707,29 +14865,75 @@
         <w:tabs>
           <w:tab w:val="left" w:pos="567"/>
         </w:tabs>
-        <w:ind w:left="570"/>
-        <w:jc w:val="both"/>
-        <w:rPr>
-          <w:rFonts w:ascii="Arial Narrow" w:eastAsia="Arial Narrow" w:hAnsi="Arial Narrow" w:cs="Arial Narrow"/>
-          <w:sz w:val="16"/>
-          <w:szCs w:val="16"/>
-        </w:rPr>
-      </w:pPr>
-      <w:r>
-        <w:rPr>
-          <w:rFonts w:ascii="Arial Narrow" w:eastAsia="Arial Narrow" w:hAnsi="Arial Narrow" w:cs="Arial Narrow"/>
-          <w:sz w:val="16"/>
-          <w:szCs w:val="16"/>
-        </w:rPr>
-        <w:t xml:space="preserve">b. </w:t>
-      </w:r>
-      <w:r>
-        <w:rPr>
-          <w:rFonts w:ascii="Arial Narrow" w:eastAsia="Arial Narrow" w:hAnsi="Arial Narrow" w:cs="Arial Narrow"/>
-          <w:sz w:val="16"/>
-          <w:szCs w:val="16"/>
-        </w:rPr>
-        <w:t xml:space="preserve">Derecho a acceder a información oportuna, suficiente, veraz y fácilmente accesible, relevante para tomar una decisión o realizar una elección de consumo que se ajuste a sus intereses, así como para efectuar un uso o consumo adecuado de los productos o servicios. </w:t>
+        <w:ind w:left="567"/>
+        <w:jc w:val="both"/>
+        <w:rPr>
+          <w:rFonts w:ascii="Arial Narrow" w:eastAsia="Arial Narrow" w:hAnsi="Arial Narrow" w:cs="Arial Narrow"/>
+          <w:sz w:val="16"/>
+          <w:szCs w:val="16"/>
+        </w:rPr>
+      </w:pPr>
+      <w:r>
+        <w:rPr>
+          <w:rFonts w:ascii="Arial Narrow" w:eastAsia="Arial Narrow" w:hAnsi="Arial Narrow" w:cs="Arial Narrow"/>
+          <w:sz w:val="16"/>
+          <w:szCs w:val="16"/>
+        </w:rPr>
+        <w:t xml:space="preserve">2.2 La información debe ser veraz, suficiente, de fácil comprensión, apropiada, oportuna y fácilmente accesible, debiendo ser brindada en idioma castellano. </w:t>
+      </w:r>
+    </w:p>
+    <w:p>
+      <w:pPr>
+        <w:pStyle w:val="Textonotapie"/>
+        <w:tabs>
+          <w:tab w:val="left" w:pos="567"/>
+        </w:tabs>
+        <w:ind w:left="567"/>
+        <w:jc w:val="both"/>
+        <w:rPr>
+          <w:rFonts w:ascii="Arial Narrow" w:eastAsia="Arial Narrow" w:hAnsi="Arial Narrow" w:cs="Arial Narrow"/>
+          <w:sz w:val="16"/>
+          <w:szCs w:val="16"/>
+        </w:rPr>
+      </w:pPr>
+      <w:r>
+        <w:rPr>
+          <w:rFonts w:ascii="Arial Narrow" w:eastAsia="Arial Narrow" w:hAnsi="Arial Narrow" w:cs="Arial Narrow"/>
+          <w:sz w:val="16"/>
+          <w:szCs w:val="16"/>
+        </w:rPr>
+        <w:t xml:space="preserve">2.3 Sin perjuicio de las exigencias concretas de las normas sectoriales correspondientes, para analizar la información relevante se tiene en consideración a toda aquella sin la cual no se hubiera adoptado la decisión de consumo o se hubiera efectuado en términos substancialmente distintos. Para ello se debe examinar si la información omitida desnaturaliza las condiciones en que se realizó la oferta al consumidor. </w:t>
+      </w:r>
+    </w:p>
+    <w:p>
+      <w:pPr>
+        <w:pStyle w:val="Textonotapie"/>
+        <w:tabs>
+          <w:tab w:val="left" w:pos="567"/>
+        </w:tabs>
+        <w:ind w:left="567"/>
+        <w:jc w:val="both"/>
+        <w:rPr>
+          <w:rFonts w:ascii="Arial Narrow" w:eastAsia="Arial Narrow" w:hAnsi="Arial Narrow" w:cs="Arial Narrow"/>
+          <w:sz w:val="16"/>
+          <w:szCs w:val="16"/>
+        </w:rPr>
+      </w:pPr>
+      <w:r>
+        <w:rPr>
+          <w:rFonts w:ascii="Arial Narrow" w:eastAsia="Arial Narrow" w:hAnsi="Arial Narrow" w:cs="Arial Narrow"/>
+          <w:sz w:val="16"/>
+          <w:szCs w:val="16"/>
+        </w:rPr>
+        <w:t>2.4 Al evaluarse la información, deben considerarse los problemas de confusión que generarían al consumidor el suministro de información excesiva o sumamente compleja, atendiendo a la naturaleza del producto adquirido o al servicio contratado</w:t>
+      </w:r>
+      <w:r>
+        <w:rPr>
+          <w:rFonts w:ascii="Arial Narrow" w:eastAsia="Arial Narrow" w:hAnsi="Arial Narrow" w:cs="Arial Narrow"/>
+          <w:sz w:val="16"/>
+          <w:szCs w:val="16"/>
+        </w:rPr>
+        <w:t xml:space="preserve">. </w:t>
       </w:r>
     </w:p>
     <w:p>
@@ -14742,20 +14946,15 @@
         <w:jc w:val="both"/>
         <w:rPr>
           <w:rFonts w:ascii="Arial Narrow" w:eastAsia="Arial Narrow" w:hAnsi="Arial Narrow" w:cs="Arial Narrow"/>
-          <w:sz w:val="16"/>
-          <w:szCs w:val="16"/>
-        </w:rPr>
-      </w:pPr>
-      <w:r>
-        <w:rPr>
-          <w:rFonts w:ascii="Arial Narrow" w:eastAsia="Arial Narrow" w:hAnsi="Arial Narrow" w:cs="Arial Narrow"/>
-          <w:sz w:val="16"/>
-          <w:szCs w:val="16"/>
-        </w:rPr>
-        <w:tab/>
-        <w:t>(…).</w:t>
-      </w:r>
-    </w:p>
+          <w:b/>
+          <w:bCs/>
+          <w:sz w:val="16"/>
+          <w:szCs w:val="16"/>
+        </w:rPr>
+      </w:pPr>
+    </w:p>
+  </w:footnote>
+  <w:footnote w:id="12">
     <w:p>
       <w:pPr>
         <w:pStyle w:val="Textonotapie"/>
@@ -14772,11 +14971,92 @@
           <w:szCs w:val="16"/>
         </w:rPr>
       </w:pPr>
+      <w:r>
+        <w:rPr>
+          <w:rStyle w:val="Refdenotaalpie"/>
+          <w:rFonts w:ascii="Arial Narrow" w:eastAsia="Arial Narrow" w:hAnsi="Arial Narrow" w:cs="Arial Narrow"/>
+          <w:sz w:val="16"/>
+          <w:szCs w:val="16"/>
+          <w:vertAlign w:val="superscript"/>
+        </w:rPr>
+        <w:footnoteRef/>
+      </w:r>
+      <w:r>
+        <w:rPr>
+          <w:rFonts w:ascii="Arial Narrow" w:eastAsia="Arial Narrow" w:hAnsi="Arial Narrow" w:cs="Arial Narrow"/>
+          <w:sz w:val="16"/>
+          <w:szCs w:val="16"/>
+        </w:rPr>
+        <w:tab/>
+        <w:t xml:space="preserve"/>
+      </w:r>
+      <w:r>
+        <w:rPr>
+          <w:rFonts w:ascii="Arial Narrow" w:eastAsia="Arial Narrow" w:hAnsi="Arial Narrow" w:cs="Arial Narrow"/>
+          <w:sz w:val="16"/>
+          <w:szCs w:val="16"/>
+        </w:rPr>
+        <w:tab/>
+      </w:r>
+      <w:r>
+        <w:rPr>
+          <w:rFonts w:ascii="Arial Narrow" w:eastAsia="Arial Narrow" w:hAnsi="Arial Narrow" w:cs="Arial Narrow"/>
+          <w:b/>
+          <w:bCs/>
+          <w:sz w:val="16"/>
+          <w:szCs w:val="16"/>
+        </w:rPr>
+        <w:t xml:space="preserve">LEY </w:t>
+      </w:r>
+      <w:proofErr w:type="spellStart"/>
+      <w:r>
+        <w:rPr>
+          <w:rFonts w:ascii="Arial Narrow" w:eastAsia="Arial Narrow" w:hAnsi="Arial Narrow" w:cs="Arial Narrow"/>
+          <w:b/>
+          <w:bCs/>
+          <w:sz w:val="16"/>
+          <w:szCs w:val="16"/>
+        </w:rPr>
+        <w:t/>
+      </w:r>
+      <w:proofErr w:type="spellEnd"/>
+      <w:r>
+        <w:rPr>
+          <w:rFonts w:ascii="Arial Narrow" w:eastAsia="Arial Narrow" w:hAnsi="Arial Narrow" w:cs="Arial Narrow"/>
+          <w:b/>
+          <w:bCs/>
+          <w:sz w:val="16"/>
+          <w:szCs w:val="16"/>
+        </w:rPr>
+        <w:t xml:space="preserve">29571, CÓDIGO DE PROTECCIÓN Y DEFENSA DEL CONSUMIDOR, publicado el 2 de setiembre de 2010 y modificado por Decreto Legislativo </w:t>
+      </w:r>
+      <w:proofErr w:type="spellStart"/>
+      <w:r>
+        <w:rPr>
+          <w:rFonts w:ascii="Arial Narrow" w:eastAsia="Arial Narrow" w:hAnsi="Arial Narrow" w:cs="Arial Narrow"/>
+          <w:b/>
+          <w:bCs/>
+          <w:sz w:val="16"/>
+          <w:szCs w:val="16"/>
+        </w:rPr>
+        <w:t/>
+      </w:r>
+      <w:proofErr w:type="spellEnd"/>
+      <w:r>
+        <w:rPr>
+          <w:rFonts w:ascii="Arial Narrow" w:eastAsia="Arial Narrow" w:hAnsi="Arial Narrow" w:cs="Arial Narrow"/>
+          <w:b/>
+          <w:bCs/>
+          <w:sz w:val="16"/>
+          <w:szCs w:val="16"/>
+        </w:rPr>
+        <w:t xml:space="preserve">1308 </w:t>
+      </w:r>
     </w:p>
     <w:p>
       <w:pPr>
         <w:pStyle w:val="Textonotapie"/>
-        <w:ind w:firstLine="567"/>
+        <w:ind w:left="567" w:right="-1"/>
         <w:jc w:val="both"/>
         <w:rPr>
           <w:rFonts w:ascii="Arial Narrow" w:eastAsia="Arial Narrow" w:hAnsi="Arial Narrow" w:cs="Arial Narrow"/>
@@ -14794,107 +15074,27 @@
           <w:sz w:val="16"/>
           <w:szCs w:val="16"/>
         </w:rPr>
-        <w:t>Artículo 2.- Información relevante</w:t>
+        <w:t>Artículo 88.- Reclamo de productos o servicios financieros y de seguros</w:t>
       </w:r>
     </w:p>
     <w:p>
       <w:pPr>
         <w:pStyle w:val="Textonotapie"/>
-        <w:tabs>
-          <w:tab w:val="left" w:pos="567"/>
-        </w:tabs>
-        <w:ind w:left="567"/>
-        <w:jc w:val="both"/>
-        <w:rPr>
-          <w:rFonts w:ascii="Arial Narrow" w:eastAsia="Arial Narrow" w:hAnsi="Arial Narrow" w:cs="Arial Narrow"/>
-          <w:sz w:val="16"/>
-          <w:szCs w:val="16"/>
-        </w:rPr>
-      </w:pPr>
-      <w:r>
-        <w:rPr>
-          <w:rFonts w:ascii="Arial Narrow" w:eastAsia="Arial Narrow" w:hAnsi="Arial Narrow" w:cs="Arial Narrow"/>
-          <w:sz w:val="16"/>
-          <w:szCs w:val="16"/>
-        </w:rPr>
-        <w:t xml:space="preserve">2.1 El proveedor tiene la obligación de ofrecer al consumidor toda la información relevante para tomar una decisión o realizar una elección adecuada de consumo, así como para efectuar un uso o consumo adecuado de los productos o servicios. </w:t>
-      </w:r>
-    </w:p>
-    <w:p>
-      <w:pPr>
-        <w:pStyle w:val="Textonotapie"/>
-        <w:tabs>
-          <w:tab w:val="left" w:pos="567"/>
-        </w:tabs>
-        <w:ind w:left="567"/>
-        <w:jc w:val="both"/>
-        <w:rPr>
-          <w:rFonts w:ascii="Arial Narrow" w:eastAsia="Arial Narrow" w:hAnsi="Arial Narrow" w:cs="Arial Narrow"/>
-          <w:sz w:val="16"/>
-          <w:szCs w:val="16"/>
-        </w:rPr>
-      </w:pPr>
-      <w:r>
-        <w:rPr>
-          <w:rFonts w:ascii="Arial Narrow" w:eastAsia="Arial Narrow" w:hAnsi="Arial Narrow" w:cs="Arial Narrow"/>
-          <w:sz w:val="16"/>
-          <w:szCs w:val="16"/>
-        </w:rPr>
-        <w:t xml:space="preserve">2.2 La información debe ser veraz, suficiente, de fácil comprensión, apropiada, oportuna y fácilmente accesible, debiendo ser brindada en idioma castellano. </w:t>
-      </w:r>
-    </w:p>
-    <w:p>
-      <w:pPr>
-        <w:pStyle w:val="Textonotapie"/>
-        <w:tabs>
-          <w:tab w:val="left" w:pos="567"/>
-        </w:tabs>
-        <w:ind w:left="567"/>
-        <w:jc w:val="both"/>
-        <w:rPr>
-          <w:rFonts w:ascii="Arial Narrow" w:eastAsia="Arial Narrow" w:hAnsi="Arial Narrow" w:cs="Arial Narrow"/>
-          <w:sz w:val="16"/>
-          <w:szCs w:val="16"/>
-        </w:rPr>
-      </w:pPr>
-      <w:r>
-        <w:rPr>
-          <w:rFonts w:ascii="Arial Narrow" w:eastAsia="Arial Narrow" w:hAnsi="Arial Narrow" w:cs="Arial Narrow"/>
-          <w:sz w:val="16"/>
-          <w:szCs w:val="16"/>
-        </w:rPr>
-        <w:t xml:space="preserve">2.3 Sin perjuicio de las exigencias concretas de las normas sectoriales correspondientes, para analizar la información relevante se tiene en consideración a toda aquella sin la cual no se hubiera adoptado la decisión de consumo o se hubiera efectuado en términos substancialmente distintos. Para ello se debe examinar si la información omitida desnaturaliza las condiciones en que se realizó la oferta al consumidor. </w:t>
-      </w:r>
-    </w:p>
-    <w:p>
-      <w:pPr>
-        <w:pStyle w:val="Textonotapie"/>
-        <w:tabs>
-          <w:tab w:val="left" w:pos="567"/>
-        </w:tabs>
-        <w:ind w:left="567"/>
-        <w:jc w:val="both"/>
-        <w:rPr>
-          <w:rFonts w:ascii="Arial Narrow" w:eastAsia="Arial Narrow" w:hAnsi="Arial Narrow" w:cs="Arial Narrow"/>
-          <w:sz w:val="16"/>
-          <w:szCs w:val="16"/>
-        </w:rPr>
-      </w:pPr>
-      <w:r>
-        <w:rPr>
-          <w:rFonts w:ascii="Arial Narrow" w:eastAsia="Arial Narrow" w:hAnsi="Arial Narrow" w:cs="Arial Narrow"/>
-          <w:sz w:val="16"/>
-          <w:szCs w:val="16"/>
-        </w:rPr>
-        <w:t>2.4 Al evaluarse la información, deben considerarse los problemas de confusión que generarían al consumidor el suministro de información excesiva o sumamente compleja, atendiendo a la naturaleza del producto adquirido o al servicio contratado</w:t>
-      </w:r>
-      <w:r>
-        <w:rPr>
-          <w:rFonts w:ascii="Arial Narrow" w:eastAsia="Arial Narrow" w:hAnsi="Arial Narrow" w:cs="Arial Narrow"/>
-          <w:sz w:val="16"/>
-          <w:szCs w:val="16"/>
-        </w:rPr>
-        <w:t xml:space="preserve">. </w:t>
+        <w:ind w:left="567" w:right="-1"/>
+        <w:jc w:val="both"/>
+        <w:rPr>
+          <w:rFonts w:ascii="Arial Narrow" w:eastAsia="Arial Narrow" w:hAnsi="Arial Narrow" w:cs="Arial Narrow"/>
+          <w:sz w:val="16"/>
+          <w:szCs w:val="16"/>
+        </w:rPr>
+      </w:pPr>
+      <w:r>
+        <w:rPr>
+          <w:rFonts w:ascii="Arial Narrow" w:eastAsia="Arial Narrow" w:hAnsi="Arial Narrow" w:cs="Arial Narrow"/>
+          <w:sz w:val="16"/>
+          <w:szCs w:val="16"/>
+        </w:rPr>
+        <w:t xml:space="preserve">88.1 Las entidades del sistema financiero y de seguros, en todas sus oficinas en la República, deben resolver los reclamos en un plazo no mayor de quince días hábiles. Excepcionalmente, la Superintendencia de Banca, Seguros y Administradoras Privadas de Fondos de Pensiones podrá establecer un plazo ampliatorio cuando la naturaleza y complejidad de la operación, producto o servicio materia del reclamo o requerimiento lo justifique, situación que debe ponerse en conocimiento del consumidor antes de la culminación del plazo inicial, sin perjuicio del derecho del consumidor de recurrir directamente ante la Autoridad de Consumo. </w:t>
       </w:r>
     </w:p>
     <w:p>
@@ -14915,7 +15115,7 @@
       </w:pPr>
     </w:p>
   </w:footnote>
-  <w:footnote w:id="12">
+  <w:footnote w:id="13">
     <w:p>
       <w:pPr>
         <w:pStyle w:val="Textonotapie"/>
@@ -14926,38 +15126,48 @@
         <w:jc w:val="both"/>
         <w:rPr>
           <w:rFonts w:ascii="Arial Narrow" w:eastAsia="Arial Narrow" w:hAnsi="Arial Narrow" w:cs="Arial Narrow"/>
+          <w:sz w:val="16"/>
+          <w:szCs w:val="16"/>
+        </w:rPr>
+      </w:pPr>
+      <w:r>
+        <w:rPr>
+          <w:rStyle w:val="Refdenotaalpie"/>
+          <w:rFonts w:ascii="Arial Narrow" w:eastAsia="Arial Narrow" w:hAnsi="Arial Narrow" w:cs="Arial Narrow"/>
+          <w:sz w:val="16"/>
+          <w:szCs w:val="16"/>
+          <w:vertAlign w:val="superscript"/>
+        </w:rPr>
+        <w:footnoteRef/>
+      </w:r>
+      <w:r>
+        <w:rPr>
+          <w:rFonts w:ascii="Arial Narrow" w:eastAsia="Arial Narrow" w:hAnsi="Arial Narrow" w:cs="Arial Narrow"/>
+          <w:sz w:val="16"/>
+          <w:szCs w:val="16"/>
+        </w:rPr>
+        <w:tab/>
+        <w:t xml:space="preserve"/>
+      </w:r>
+      <w:r>
+        <w:rPr>
+          <w:rFonts w:ascii="Arial Narrow" w:eastAsia="Arial Narrow" w:hAnsi="Arial Narrow" w:cs="Arial Narrow"/>
+          <w:sz w:val="16"/>
+          <w:szCs w:val="16"/>
+        </w:rPr>
+        <w:tab/>
+      </w:r>
+      <w:r>
+        <w:rPr>
+          <w:rFonts w:ascii="Arial Narrow" w:eastAsia="Arial Narrow" w:hAnsi="Arial Narrow" w:cs="Arial Narrow"/>
           <w:b/>
           <w:bCs/>
           <w:sz w:val="16"/>
           <w:szCs w:val="16"/>
         </w:rPr>
-      </w:pPr>
-      <w:r>
-        <w:rPr>
-          <w:rStyle w:val="Refdenotaalpie"/>
-          <w:rFonts w:ascii="Arial Narrow" w:eastAsia="Arial Narrow" w:hAnsi="Arial Narrow" w:cs="Arial Narrow"/>
-          <w:sz w:val="16"/>
-          <w:szCs w:val="16"/>
-          <w:vertAlign w:val="superscript"/>
-        </w:rPr>
-        <w:footnoteRef/>
-      </w:r>
-      <w:r>
-        <w:rPr>
-          <w:rFonts w:ascii="Arial Narrow" w:eastAsia="Arial Narrow" w:hAnsi="Arial Narrow" w:cs="Arial Narrow"/>
-          <w:sz w:val="16"/>
-          <w:szCs w:val="16"/>
-        </w:rPr>
-        <w:t xml:space="preserve"> </w:t>
-      </w:r>
-      <w:r>
-        <w:rPr>
-          <w:rFonts w:ascii="Arial Narrow" w:eastAsia="Arial Narrow" w:hAnsi="Arial Narrow" w:cs="Arial Narrow"/>
-          <w:sz w:val="16"/>
-          <w:szCs w:val="16"/>
-        </w:rPr>
-        <w:tab/>
-      </w:r>
+        <w:t xml:space="preserve">LEY SOBRE FACULTADES, NORMAS Y ORGANIZACIÓN DEL INDECOPI, APROBADA POR DECRETO LEGISLATIVO </w:t>
+      </w:r>
+      <w:proofErr w:type="spellStart"/>
       <w:r>
         <w:rPr>
           <w:rFonts w:ascii="Arial Narrow" w:eastAsia="Arial Narrow" w:hAnsi="Arial Narrow" w:cs="Arial Narrow"/>
@@ -14966,9 +15176,9 @@
           <w:sz w:val="16"/>
           <w:szCs w:val="16"/>
         </w:rPr>
-        <w:t xml:space="preserve">LEY </w:t>
-      </w:r>
-      <w:proofErr w:type="spellStart"/>
+        <w:t/>
+      </w:r>
+      <w:proofErr w:type="spellEnd"/>
       <w:r>
         <w:rPr>
           <w:rFonts w:ascii="Arial Narrow" w:eastAsia="Arial Narrow" w:hAnsi="Arial Narrow" w:cs="Arial Narrow"/>
@@ -14977,84 +15187,33 @@
           <w:sz w:val="16"/>
           <w:szCs w:val="16"/>
         </w:rPr>
-        <w:t/>
-      </w:r>
-      <w:proofErr w:type="spellEnd"/>
-      <w:r>
-        <w:rPr>
-          <w:rFonts w:ascii="Arial Narrow" w:eastAsia="Arial Narrow" w:hAnsi="Arial Narrow" w:cs="Arial Narrow"/>
-          <w:b/>
-          <w:bCs/>
-          <w:sz w:val="16"/>
-          <w:szCs w:val="16"/>
-        </w:rPr>
-        <w:t xml:space="preserve"> 29571, CÓDIGO DE PROTECCIÓN Y DEFENSA DEL CONSUMIDOR, publicado el 2 de setiembre de 2010 y modificado por Decreto Legislativo </w:t>
-      </w:r>
-      <w:proofErr w:type="spellStart"/>
-      <w:r>
-        <w:rPr>
-          <w:rFonts w:ascii="Arial Narrow" w:eastAsia="Arial Narrow" w:hAnsi="Arial Narrow" w:cs="Arial Narrow"/>
-          <w:b/>
-          <w:bCs/>
-          <w:sz w:val="16"/>
-          <w:szCs w:val="16"/>
-        </w:rPr>
-        <w:t/>
-      </w:r>
-      <w:proofErr w:type="spellEnd"/>
-      <w:r>
-        <w:rPr>
-          <w:rFonts w:ascii="Arial Narrow" w:eastAsia="Arial Narrow" w:hAnsi="Arial Narrow" w:cs="Arial Narrow"/>
-          <w:b/>
-          <w:bCs/>
-          <w:sz w:val="16"/>
-          <w:szCs w:val="16"/>
-        </w:rPr>
-        <w:t xml:space="preserve"> 1308 </w:t>
-      </w:r>
-    </w:p>
-    <w:p>
-      <w:pPr>
-        <w:pStyle w:val="Textonotapie"/>
-        <w:ind w:left="567" w:right="-1"/>
-        <w:jc w:val="both"/>
-        <w:rPr>
-          <w:rFonts w:ascii="Arial Narrow" w:eastAsia="Arial Narrow" w:hAnsi="Arial Narrow" w:cs="Arial Narrow"/>
-          <w:b/>
-          <w:bCs/>
-          <w:sz w:val="16"/>
-          <w:szCs w:val="16"/>
-        </w:rPr>
-      </w:pPr>
-      <w:r>
-        <w:rPr>
-          <w:rFonts w:ascii="Arial Narrow" w:eastAsia="Arial Narrow" w:hAnsi="Arial Narrow" w:cs="Arial Narrow"/>
-          <w:b/>
-          <w:bCs/>
-          <w:sz w:val="16"/>
-          <w:szCs w:val="16"/>
-        </w:rPr>
-        <w:t>Artículo 88.- Reclamo de productos o servicios financieros y de seguros</w:t>
-      </w:r>
-    </w:p>
-    <w:p>
-      <w:pPr>
-        <w:pStyle w:val="Textonotapie"/>
-        <w:ind w:left="567" w:right="-1"/>
-        <w:jc w:val="both"/>
-        <w:rPr>
-          <w:rFonts w:ascii="Arial Narrow" w:eastAsia="Arial Narrow" w:hAnsi="Arial Narrow" w:cs="Arial Narrow"/>
-          <w:sz w:val="16"/>
-          <w:szCs w:val="16"/>
-        </w:rPr>
-      </w:pPr>
-      <w:r>
-        <w:rPr>
-          <w:rFonts w:ascii="Arial Narrow" w:eastAsia="Arial Narrow" w:hAnsi="Arial Narrow" w:cs="Arial Narrow"/>
-          <w:sz w:val="16"/>
-          <w:szCs w:val="16"/>
-        </w:rPr>
-        <w:t xml:space="preserve">88.1 Las entidades del sistema financiero y de seguros, en todas sus oficinas en la República, deben resolver los reclamos en un plazo no mayor de quince días hábiles. Excepcionalmente, la Superintendencia de Banca, Seguros y Administradoras Privadas de Fondos de Pensiones podrá establecer un plazo ampliatorio cuando la naturaleza y complejidad de la operación, producto o servicio materia del reclamo o requerimiento lo justifique, situación que debe ponerse en conocimiento del consumidor antes de la culminación del plazo inicial, sin perjuicio del derecho del consumidor de recurrir directamente ante la Autoridad de Consumo. </w:t>
+        <w:t xml:space="preserve">807 Artículo 24.-</w:t>
+      </w:r>
+      <w:r>
+        <w:rPr>
+          <w:rFonts w:ascii="Arial Narrow" w:eastAsia="Arial Narrow" w:hAnsi="Arial Narrow" w:cs="Arial Narrow"/>
+          <w:sz w:val="16"/>
+          <w:szCs w:val="16"/>
+        </w:rPr>
+        <w:t xml:space="preserve"> El </w:t>
+      </w:r>
+      <w:proofErr w:type="gramStart"/>
+      <w:r>
+        <w:rPr>
+          <w:rFonts w:ascii="Arial Narrow" w:eastAsia="Arial Narrow" w:hAnsi="Arial Narrow" w:cs="Arial Narrow"/>
+          <w:sz w:val="16"/>
+          <w:szCs w:val="16"/>
+        </w:rPr>
+        <w:t>Secretario Técnico</w:t>
+      </w:r>
+      <w:proofErr w:type="gramEnd"/>
+      <w:r>
+        <w:rPr>
+          <w:rFonts w:ascii="Arial Narrow" w:eastAsia="Arial Narrow" w:hAnsi="Arial Narrow" w:cs="Arial Narrow"/>
+          <w:sz w:val="16"/>
+          <w:szCs w:val="16"/>
+        </w:rPr>
+        <w:t xml:space="preserve"> se encargará de la tramitación del procedimiento. Para ello, cuenta con las siguientes facultades:</w:t>
       </w:r>
     </w:p>
     <w:p>
@@ -15067,15 +15226,20 @@
         <w:jc w:val="both"/>
         <w:rPr>
           <w:rFonts w:ascii="Arial Narrow" w:eastAsia="Arial Narrow" w:hAnsi="Arial Narrow" w:cs="Arial Narrow"/>
-          <w:b/>
-          <w:bCs/>
-          <w:sz w:val="16"/>
-          <w:szCs w:val="16"/>
-        </w:rPr>
-      </w:pPr>
-    </w:p>
-  </w:footnote>
-  <w:footnote w:id="13">
+          <w:sz w:val="16"/>
+          <w:szCs w:val="16"/>
+        </w:rPr>
+      </w:pPr>
+      <w:r>
+        <w:rPr>
+          <w:rFonts w:ascii="Arial Narrow" w:eastAsia="Arial Narrow" w:hAnsi="Arial Narrow" w:cs="Arial Narrow"/>
+          <w:sz w:val="16"/>
+          <w:szCs w:val="16"/>
+        </w:rPr>
+        <w:tab/>
+        <w:t xml:space="preserve">(...) </w:t>
+      </w:r>
+    </w:p>
     <w:p>
       <w:pPr>
         <w:pStyle w:val="Textonotapie"/>
@@ -15092,87 +15256,12 @@
       </w:pPr>
       <w:r>
         <w:rPr>
-          <w:rStyle w:val="Refdenotaalpie"/>
-          <w:rFonts w:ascii="Arial Narrow" w:eastAsia="Arial Narrow" w:hAnsi="Arial Narrow" w:cs="Arial Narrow"/>
-          <w:sz w:val="16"/>
-          <w:szCs w:val="16"/>
-          <w:vertAlign w:val="superscript"/>
-        </w:rPr>
-        <w:footnoteRef/>
-      </w:r>
-      <w:r>
-        <w:rPr>
-          <w:rFonts w:ascii="Arial Narrow" w:eastAsia="Arial Narrow" w:hAnsi="Arial Narrow" w:cs="Arial Narrow"/>
-          <w:sz w:val="16"/>
-          <w:szCs w:val="16"/>
-        </w:rPr>
-        <w:t xml:space="preserve"> </w:t>
-      </w:r>
-      <w:r>
-        <w:rPr>
           <w:rFonts w:ascii="Arial Narrow" w:eastAsia="Arial Narrow" w:hAnsi="Arial Narrow" w:cs="Arial Narrow"/>
           <w:sz w:val="16"/>
           <w:szCs w:val="16"/>
         </w:rPr>
         <w:tab/>
-      </w:r>
-      <w:r>
-        <w:rPr>
-          <w:rFonts w:ascii="Arial Narrow" w:eastAsia="Arial Narrow" w:hAnsi="Arial Narrow" w:cs="Arial Narrow"/>
-          <w:b/>
-          <w:bCs/>
-          <w:sz w:val="16"/>
-          <w:szCs w:val="16"/>
-        </w:rPr>
-        <w:t xml:space="preserve">LEY SOBRE FACULTADES, NORMAS Y ORGANIZACIÓN DEL INDECOPI, APROBADA POR DECRETO LEGISLATIVO </w:t>
-      </w:r>
-      <w:proofErr w:type="spellStart"/>
-      <w:r>
-        <w:rPr>
-          <w:rFonts w:ascii="Arial Narrow" w:eastAsia="Arial Narrow" w:hAnsi="Arial Narrow" w:cs="Arial Narrow"/>
-          <w:b/>
-          <w:bCs/>
-          <w:sz w:val="16"/>
-          <w:szCs w:val="16"/>
-        </w:rPr>
-        <w:t/>
-      </w:r>
-      <w:proofErr w:type="spellEnd"/>
-      <w:r>
-        <w:rPr>
-          <w:rFonts w:ascii="Arial Narrow" w:eastAsia="Arial Narrow" w:hAnsi="Arial Narrow" w:cs="Arial Narrow"/>
-          <w:b/>
-          <w:bCs/>
-          <w:sz w:val="16"/>
-          <w:szCs w:val="16"/>
-        </w:rPr>
-        <w:t xml:space="preserve"> 807 Artículo 24.-</w:t>
-      </w:r>
-      <w:r>
-        <w:rPr>
-          <w:rFonts w:ascii="Arial Narrow" w:eastAsia="Arial Narrow" w:hAnsi="Arial Narrow" w:cs="Arial Narrow"/>
-          <w:sz w:val="16"/>
-          <w:szCs w:val="16"/>
-        </w:rPr>
-        <w:t xml:space="preserve"> El </w:t>
-      </w:r>
-      <w:proofErr w:type="gramStart"/>
-      <w:r>
-        <w:rPr>
-          <w:rFonts w:ascii="Arial Narrow" w:eastAsia="Arial Narrow" w:hAnsi="Arial Narrow" w:cs="Arial Narrow"/>
-          <w:sz w:val="16"/>
-          <w:szCs w:val="16"/>
-        </w:rPr>
-        <w:t>Secretario Técnico</w:t>
-      </w:r>
-      <w:proofErr w:type="gramEnd"/>
-      <w:r>
-        <w:rPr>
-          <w:rFonts w:ascii="Arial Narrow" w:eastAsia="Arial Narrow" w:hAnsi="Arial Narrow" w:cs="Arial Narrow"/>
-          <w:sz w:val="16"/>
-          <w:szCs w:val="16"/>
-        </w:rPr>
-        <w:t xml:space="preserve"> se encargará de la tramitación del procedimiento. Para ello, cuenta con las siguientes facultades:</w:t>
+        <w:t xml:space="preserve">c) Admitir denuncias a trámite, en aquellos casos en que la Comisión le haya delegado esta facultad. </w:t>
       </w:r>
     </w:p>
     <w:p>
@@ -15196,7 +15285,7 @@
           <w:szCs w:val="16"/>
         </w:rPr>
         <w:tab/>
-        <w:t xml:space="preserve">(...) </w:t>
+        <w:t>(...).</w:t>
       </w:r>
     </w:p>
     <w:p>
@@ -15213,30 +15302,33 @@
           <w:szCs w:val="16"/>
         </w:rPr>
       </w:pPr>
-      <w:r>
-        <w:rPr>
-          <w:rFonts w:ascii="Arial Narrow" w:eastAsia="Arial Narrow" w:hAnsi="Arial Narrow" w:cs="Arial Narrow"/>
-          <w:sz w:val="16"/>
-          <w:szCs w:val="16"/>
-        </w:rPr>
-        <w:tab/>
-        <w:t xml:space="preserve">c) Admitir denuncias a trámite, en aquellos casos en que la Comisión le haya delegado esta facultad. </w:t>
-      </w:r>
-    </w:p>
+    </w:p>
+  </w:footnote>
+  <w:footnote w:id="14">
     <w:p>
       <w:pPr>
         <w:pStyle w:val="Textonotapie"/>
         <w:tabs>
           <w:tab w:val="left" w:pos="567"/>
         </w:tabs>
-        <w:ind w:left="567" w:right="-1" w:hanging="567"/>
-        <w:jc w:val="both"/>
-        <w:rPr>
-          <w:rFonts w:ascii="Arial Narrow" w:eastAsia="Arial Narrow" w:hAnsi="Arial Narrow" w:cs="Arial Narrow"/>
-          <w:sz w:val="16"/>
-          <w:szCs w:val="16"/>
-        </w:rPr>
-      </w:pPr>
+        <w:ind w:left="567" w:hanging="567"/>
+        <w:jc w:val="both"/>
+        <w:rPr>
+          <w:rFonts w:ascii="Arial Narrow" w:eastAsia="Arial Narrow" w:hAnsi="Arial Narrow" w:cs="Arial Narrow"/>
+          <w:sz w:val="16"/>
+          <w:szCs w:val="16"/>
+        </w:rPr>
+      </w:pPr>
+      <w:r>
+        <w:rPr>
+          <w:rStyle w:val="Refdenotaalpie"/>
+          <w:rFonts w:ascii="Arial Narrow" w:eastAsia="Arial Narrow" w:hAnsi="Arial Narrow" w:cs="Arial Narrow"/>
+          <w:sz w:val="16"/>
+          <w:szCs w:val="16"/>
+          <w:vertAlign w:val="superscript"/>
+        </w:rPr>
+        <w:footnoteRef/>
+      </w:r>
       <w:r>
         <w:rPr>
           <w:rFonts w:ascii="Arial Narrow" w:eastAsia="Arial Narrow" w:hAnsi="Arial Narrow" w:cs="Arial Narrow"/>
@@ -15244,52 +15336,74 @@
           <w:szCs w:val="16"/>
         </w:rPr>
         <w:tab/>
-        <w:t>(...).</w:t>
-      </w:r>
-    </w:p>
+        <w:t xml:space="preserve"/>
+      </w:r>
+      <w:r>
+        <w:rPr>
+          <w:rFonts w:ascii="Arial Narrow" w:eastAsia="Arial Narrow" w:hAnsi="Arial Narrow" w:cs="Arial Narrow"/>
+          <w:sz w:val="16"/>
+          <w:szCs w:val="16"/>
+        </w:rPr>
+        <w:tab/>
+        <w:t xml:space="preserve">El número de trabajadores se atenderá siempre que la empresa haya sido constituida antes de la vigencia de la Ley </w:t>
+      </w:r>
+      <w:proofErr w:type="spellStart"/>
+      <w:r>
+        <w:rPr>
+          <w:rFonts w:ascii="Arial Narrow" w:eastAsia="Arial Narrow" w:hAnsi="Arial Narrow" w:cs="Arial Narrow"/>
+          <w:sz w:val="16"/>
+          <w:szCs w:val="16"/>
+        </w:rPr>
+        <w:t/>
+      </w:r>
+      <w:proofErr w:type="spellEnd"/>
+      <w:r>
+        <w:rPr>
+          <w:rFonts w:ascii="Arial Narrow" w:eastAsia="Arial Narrow" w:hAnsi="Arial Narrow" w:cs="Arial Narrow"/>
+          <w:sz w:val="16"/>
+          <w:szCs w:val="16"/>
+        </w:rPr>
+        <w:t xml:space="preserve">30056, publicada el 2 de julio de 2013, que modificó el artículo 5 del Texto Único Ordenado de la Ley de Promoción de la Competitividad, Formalización y Desarrollo de la Micro y Pequeña Empresa y de Acceso al Empleo Decente (LEY MYPE). Ello, en la medida que la Tercera Disposición Complementaria Transitoria de la norma modificatoria precisa que las empresas constituidas antes de la </w:t>
+      </w:r>
+      <w:proofErr w:type="gramStart"/>
+      <w:r>
+        <w:rPr>
+          <w:rFonts w:ascii="Arial Narrow" w:eastAsia="Arial Narrow" w:hAnsi="Arial Narrow" w:cs="Arial Narrow"/>
+          <w:sz w:val="16"/>
+          <w:szCs w:val="16"/>
+        </w:rPr>
+        <w:t>entrada en vigencia</w:t>
+      </w:r>
+      <w:proofErr w:type="gramEnd"/>
+      <w:r>
+        <w:rPr>
+          <w:rFonts w:ascii="Arial Narrow" w:eastAsia="Arial Narrow" w:hAnsi="Arial Narrow" w:cs="Arial Narrow"/>
+          <w:sz w:val="16"/>
+          <w:szCs w:val="16"/>
+        </w:rPr>
+        <w:t xml:space="preserve"> de dicha Ley se rigen por los requisitos de acogimiento al régimen de las micro y pequeñas empresas regulados en el Decreto Legislativo 1086.</w:t>
+      </w:r>
+    </w:p>
+    <w:p>
+      <w:pPr>
+        <w:pStyle w:val="Textonotapie"/>
+        <w:ind w:left="567" w:hanging="567"/>
+        <w:jc w:val="both"/>
+        <w:rPr>
+          <w:rFonts w:ascii="Arial Narrow" w:eastAsia="Arial Narrow" w:hAnsi="Arial Narrow" w:cs="Arial Narrow"/>
+          <w:sz w:val="16"/>
+          <w:szCs w:val="16"/>
+        </w:rPr>
+      </w:pPr>
+    </w:p>
+  </w:footnote>
+  <w:footnote w:id="15">
     <w:p>
       <w:pPr>
         <w:pStyle w:val="Textonotapie"/>
         <w:tabs>
           <w:tab w:val="left" w:pos="567"/>
         </w:tabs>
-        <w:ind w:left="567" w:right="-1" w:hanging="567"/>
-        <w:jc w:val="both"/>
-        <w:rPr>
-          <w:rFonts w:ascii="Arial Narrow" w:eastAsia="Arial Narrow" w:hAnsi="Arial Narrow" w:cs="Arial Narrow"/>
-          <w:sz w:val="16"/>
-          <w:szCs w:val="16"/>
-        </w:rPr>
-      </w:pPr>
-      <w:r>
-        <w:rPr>
-          <w:rFonts w:ascii="Arial Narrow" w:eastAsia="Arial Narrow" w:hAnsi="Arial Narrow" w:cs="Arial Narrow"/>
-          <w:sz w:val="16"/>
-          <w:szCs w:val="16"/>
-        </w:rPr>
-        <w:t xml:space="preserve">. </w:t>
-      </w:r>
-    </w:p>
-    <w:p>
-      <w:pPr>
-        <w:pStyle w:val="Textonotapie"/>
-        <w:tabs>
-          <w:tab w:val="left" w:pos="567"/>
-        </w:tabs>
-        <w:ind w:left="567" w:right="-1" w:hanging="567"/>
-        <w:jc w:val="both"/>
-        <w:rPr>
-          <w:rFonts w:ascii="Arial Narrow" w:eastAsia="Arial Narrow" w:hAnsi="Arial Narrow" w:cs="Arial Narrow"/>
-          <w:sz w:val="16"/>
-          <w:szCs w:val="16"/>
-        </w:rPr>
-      </w:pPr>
-    </w:p>
-  </w:footnote>
-  <w:footnote w:id="14">
-    <w:p>
-      <w:pPr>
-        <w:pStyle w:val="Textonotapie"/>
         <w:ind w:left="567" w:hanging="567"/>
         <w:jc w:val="both"/>
         <w:rPr>
@@ -15314,21 +15428,50 @@
           <w:sz w:val="16"/>
           <w:szCs w:val="16"/>
         </w:rPr>
-        <w:t xml:space="preserve"> </w:t>
-      </w:r>
-      <w:r>
-        <w:rPr>
-          <w:rFonts w:ascii="Arial Narrow" w:eastAsia="Arial Narrow" w:hAnsi="Arial Narrow" w:cs="Arial Narrow"/>
-          <w:sz w:val="16"/>
-          <w:szCs w:val="16"/>
-        </w:rPr>
         <w:tab/>
-        <w:t xml:space="preserve">El número de trabajadores se atenderá siempre que la empresa haya sido constituida antes de la vigencia de la Ley </w:t>
+        <w:t xml:space="preserve"/>
+      </w:r>
+      <w:r>
+        <w:rPr>
+          <w:rFonts w:ascii="Arial Narrow" w:eastAsia="Arial Narrow" w:hAnsi="Arial Narrow" w:cs="Arial Narrow"/>
+          <w:sz w:val="16"/>
+          <w:szCs w:val="16"/>
+        </w:rPr>
+        <w:tab/>
+      </w:r>
+      <w:r>
+        <w:rPr>
+          <w:rFonts w:ascii="Arial Narrow" w:eastAsia="Arial Narrow" w:hAnsi="Arial Narrow" w:cs="Arial Narrow"/>
+          <w:b/>
+          <w:sz w:val="16"/>
+          <w:szCs w:val="16"/>
+        </w:rPr>
+        <w:t>LEY 29571, CÓDIGO DE PROTECCIÓN Y DEFENSA DEL CONSUMIDOR</w:t>
+      </w:r>
+      <w:r>
+        <w:rPr>
+          <w:rFonts w:ascii="Arial Narrow" w:eastAsia="Arial Narrow" w:hAnsi="Arial Narrow" w:cs="Arial Narrow"/>
+          <w:b/>
+          <w:bCs/>
+          <w:sz w:val="16"/>
+          <w:szCs w:val="16"/>
+        </w:rPr>
+        <w:t xml:space="preserve">, </w:t>
+      </w:r>
+      <w:r>
+        <w:rPr>
+          <w:rFonts w:ascii="Arial Narrow" w:eastAsia="Arial Narrow" w:hAnsi="Arial Narrow" w:cs="Arial Narrow"/>
+          <w:b/>
+          <w:sz w:val="16"/>
+          <w:szCs w:val="16"/>
+        </w:rPr>
+        <w:t xml:space="preserve">publicado el 2 de setiembre de 2010 y modificado por Decreto Legislativo </w:t>
       </w:r>
       <w:proofErr w:type="spellStart"/>
       <w:r>
         <w:rPr>
           <w:rFonts w:ascii="Arial Narrow" w:eastAsia="Arial Narrow" w:hAnsi="Arial Narrow" w:cs="Arial Narrow"/>
+          <w:b/>
           <w:sz w:val="16"/>
           <w:szCs w:val="16"/>
         </w:rPr>
@@ -15338,128 +15481,11 @@
       <w:r>
         <w:rPr>
           <w:rFonts w:ascii="Arial Narrow" w:eastAsia="Arial Narrow" w:hAnsi="Arial Narrow" w:cs="Arial Narrow"/>
-          <w:sz w:val="16"/>
-          <w:szCs w:val="16"/>
-        </w:rPr>
-        <w:t xml:space="preserve"> 30056, publicada el 2 de julio de 2013, que modificó el artículo 5 del Texto Único Ordenado de la Ley de Promoción de la Competitividad, Formalización y Desarrollo de la Micro y Pequeña Empresa y de Acceso al Empleo Decente (LEY MYPE). Ello, en la medida que la Tercera Disposición Complementaria Transitoria de la norma modificatoria precisa que las empresas constituidas antes de la </w:t>
-      </w:r>
-      <w:proofErr w:type="gramStart"/>
-      <w:r>
-        <w:rPr>
-          <w:rFonts w:ascii="Arial Narrow" w:eastAsia="Arial Narrow" w:hAnsi="Arial Narrow" w:cs="Arial Narrow"/>
-          <w:sz w:val="16"/>
-          <w:szCs w:val="16"/>
-        </w:rPr>
-        <w:t>entrada en vigencia</w:t>
-      </w:r>
-      <w:proofErr w:type="gramEnd"/>
-      <w:r>
-        <w:rPr>
-          <w:rFonts w:ascii="Arial Narrow" w:eastAsia="Arial Narrow" w:hAnsi="Arial Narrow" w:cs="Arial Narrow"/>
-          <w:sz w:val="16"/>
-          <w:szCs w:val="16"/>
-        </w:rPr>
-        <w:t xml:space="preserve"> de dicha Ley se rigen por los requisitos de acogimiento al régimen de las micro y pequeñas empresas regulados en el Decreto Legislativo 1086.</w:t>
-      </w:r>
-    </w:p>
-    <w:p>
-      <w:pPr>
-        <w:pStyle w:val="Textonotapie"/>
-        <w:ind w:left="567" w:hanging="567"/>
-        <w:jc w:val="both"/>
-        <w:rPr>
-          <w:rFonts w:ascii="Arial Narrow" w:eastAsia="Arial Narrow" w:hAnsi="Arial Narrow" w:cs="Arial Narrow"/>
-          <w:sz w:val="16"/>
-          <w:szCs w:val="16"/>
-        </w:rPr>
-      </w:pPr>
-    </w:p>
-  </w:footnote>
-  <w:footnote w:id="15">
-    <w:p>
-      <w:pPr>
-        <w:pStyle w:val="Textonotapie"/>
-        <w:ind w:left="567" w:hanging="567"/>
-        <w:jc w:val="both"/>
-        <w:rPr>
-          <w:rFonts w:ascii="Arial Narrow" w:eastAsia="Arial Narrow" w:hAnsi="Arial Narrow" w:cs="Arial Narrow"/>
-          <w:sz w:val="16"/>
-          <w:szCs w:val="16"/>
-        </w:rPr>
-      </w:pPr>
-      <w:r>
-        <w:rPr>
-          <w:rStyle w:val="Refdenotaalpie"/>
-          <w:rFonts w:ascii="Arial Narrow" w:eastAsia="Arial Narrow" w:hAnsi="Arial Narrow" w:cs="Arial Narrow"/>
-          <w:sz w:val="16"/>
-          <w:szCs w:val="16"/>
-          <w:vertAlign w:val="superscript"/>
-        </w:rPr>
-        <w:footnoteRef/>
-      </w:r>
-      <w:r>
-        <w:rPr>
-          <w:rFonts w:ascii="Arial Narrow" w:eastAsia="Arial Narrow" w:hAnsi="Arial Narrow" w:cs="Arial Narrow"/>
-          <w:sz w:val="16"/>
-          <w:szCs w:val="16"/>
-        </w:rPr>
-        <w:t xml:space="preserve"> </w:t>
-      </w:r>
-      <w:r>
-        <w:rPr>
-          <w:rFonts w:ascii="Arial Narrow" w:eastAsia="Arial Narrow" w:hAnsi="Arial Narrow" w:cs="Arial Narrow"/>
-          <w:sz w:val="16"/>
-          <w:szCs w:val="16"/>
-        </w:rPr>
-        <w:tab/>
-      </w:r>
-      <w:r>
-        <w:rPr>
-          <w:rFonts w:ascii="Arial Narrow" w:eastAsia="Arial Narrow" w:hAnsi="Arial Narrow" w:cs="Arial Narrow"/>
-          <w:b/>
-          <w:sz w:val="16"/>
-          <w:szCs w:val="16"/>
-        </w:rPr>
-        <w:t>LEY 29571, CÓDIGO DE PROTECCIÓN Y DEFENSA DEL CONSUMIDOR</w:t>
-      </w:r>
-      <w:r>
-        <w:rPr>
-          <w:rFonts w:ascii="Arial Narrow" w:eastAsia="Arial Narrow" w:hAnsi="Arial Narrow" w:cs="Arial Narrow"/>
-          <w:b/>
-          <w:bCs/>
-          <w:sz w:val="16"/>
-          <w:szCs w:val="16"/>
-        </w:rPr>
-        <w:t xml:space="preserve">, </w:t>
-      </w:r>
-      <w:r>
-        <w:rPr>
-          <w:rFonts w:ascii="Arial Narrow" w:eastAsia="Arial Narrow" w:hAnsi="Arial Narrow" w:cs="Arial Narrow"/>
-          <w:b/>
-          <w:sz w:val="16"/>
-          <w:szCs w:val="16"/>
-        </w:rPr>
-        <w:t xml:space="preserve">publicado el 2 de setiembre de 2010 y modificado por Decreto Legislativo </w:t>
-      </w:r>
-      <w:proofErr w:type="spellStart"/>
-      <w:r>
-        <w:rPr>
-          <w:rFonts w:ascii="Arial Narrow" w:eastAsia="Arial Narrow" w:hAnsi="Arial Narrow" w:cs="Arial Narrow"/>
-          <w:b/>
-          <w:sz w:val="16"/>
-          <w:szCs w:val="16"/>
-        </w:rPr>
-        <w:t/>
-      </w:r>
-      <w:proofErr w:type="spellEnd"/>
-      <w:r>
-        <w:rPr>
-          <w:rFonts w:ascii="Arial Narrow" w:eastAsia="Arial Narrow" w:hAnsi="Arial Narrow" w:cs="Arial Narrow"/>
-          <w:b/>
-          <w:sz w:val="16"/>
-          <w:szCs w:val="16"/>
-        </w:rPr>
-        <w:t xml:space="preserve"> 1308</w:t>
+          <w:b/>
+          <w:sz w:val="16"/>
+          <w:szCs w:val="16"/>
+        </w:rPr>
+        <w:t xml:space="preserve">1308</w:t>
       </w:r>
     </w:p>
     <w:p>
@@ -15582,7 +15608,50 @@
       </w:pPr>
     </w:p>
   </w:footnote>
-  <w:footnote w:id="21">
+  <w:footnote w:id="16">
+    <w:p>
+      <w:pPr>
+        <w:pStyle w:val="Textonotapie"/>
+        <w:tabs>
+          <w:tab w:val="left" w:pos="567"/>
+        </w:tabs>
+        <w:ind w:left="567" w:hanging="567"/>
+        <w:jc w:val="both"/>
+        <w:rPr>
+          <w:rFonts w:ascii="Arial Narrow" w:eastAsia="Arial Narrow" w:hAnsi="Arial Narrow" w:cs="Arial Narrow"/>
+          <w:sz w:val="16"/>
+          <w:szCs w:val="16"/>
+        </w:rPr>
+      </w:pPr>
+      <w:r>
+        <w:rPr>
+          <w:rStyle w:val="Refdenotaalpie"/>
+          <w:rFonts w:ascii="Arial Narrow" w:eastAsia="Arial Narrow" w:hAnsi="Arial Narrow" w:cs="Arial Narrow"/>
+          <w:sz w:val="16"/>
+          <w:szCs w:val="16"/>
+          <w:vertAlign w:val="superscript"/>
+        </w:rPr>
+        <w:footnoteRef/>
+      </w:r>
+      <w:r>
+        <w:rPr>
+          <w:rFonts w:ascii="Arial Narrow" w:eastAsia="Arial Narrow" w:hAnsi="Arial Narrow" w:cs="Arial Narrow"/>
+          <w:sz w:val="16"/>
+          <w:szCs w:val="16"/>
+        </w:rPr>
+        <w:tab/>
+      </w:r>
+      <w:r>
+        <w:rPr>
+          <w:rFonts w:ascii="Arial Narrow" w:eastAsia="Arial Narrow" w:hAnsi="Arial Narrow" w:cs="Arial Narrow"/>
+          <w:b/>
+          <w:bCs/>
+          <w:sz w:val="16"/>
+          <w:szCs w:val="16"/>
+        </w:rPr>
+        <w:t xml:space="preserve">DECRETO LEGISLATIVO 807, LEY SOBRE FACULTADES, NORMAS Y ORGANIZACIÓN DEL INDECOPI, publicado el 18 de abril de 1996</w:t>
+      </w:r>
+    </w:p>
     <w:p>
       <w:pPr>
         <w:pStyle w:val="Textonotapie"/>
@@ -15596,16 +15665,6 @@
       </w:pPr>
       <w:r>
         <w:rPr>
-          <w:rStyle w:val="Refdenotaalpie"/>
-          <w:rFonts w:ascii="Arial Narrow" w:eastAsia="Arial Narrow" w:hAnsi="Arial Narrow" w:cs="Arial Narrow"/>
-          <w:sz w:val="16"/>
-          <w:szCs w:val="16"/>
-          <w:vertAlign w:val="superscript"/>
-        </w:rPr>
-        <w:footnoteRef/>
-      </w:r>
-      <w:r>
-        <w:rPr>
           <w:rFonts w:ascii="Arial Narrow" w:eastAsia="Arial Narrow" w:hAnsi="Arial Narrow" w:cs="Arial Narrow"/>
           <w:sz w:val="16"/>
           <w:szCs w:val="16"/>
@@ -15620,7 +15679,15 @@
           <w:sz w:val="16"/>
           <w:szCs w:val="16"/>
         </w:rPr>
-        <w:t xml:space="preserve">DECRETO LEGISLATIVO 807, LEY SOBRE FACULTADES, NORMAS Y ORGANIZACIÓN DEL INDECOPI, publicado el 18 de abril de 1996</w:t>
+        <w:t xml:space="preserve">Artículo 26.-</w:t>
+      </w:r>
+      <w:r>
+        <w:rPr>
+          <w:rFonts w:ascii="Arial Narrow" w:eastAsia="Arial Narrow" w:hAnsi="Arial Narrow" w:cs="Arial Narrow"/>
+          <w:sz w:val="16"/>
+          <w:szCs w:val="16"/>
+        </w:rPr>
+        <w:t xml:space="preserve"> Una vez admitida a trámite la denuncia, se correrá traslado de la misma al denunciado, a fin de que éste presente su descargo. El plazo para la presentación del descargo será de cinco (5) días contados desde la notificación, vencido el cual, el Secretario Técnico declarará en rebeldía al denunciado que no lo hubiera presentado.</w:t>
       </w:r>
     </w:p>
     <w:p>
@@ -15634,6 +15701,33 @@
           <w:szCs w:val="16"/>
         </w:rPr>
       </w:pPr>
+    </w:p>
+  </w:footnote>
+  <w:footnote w:id="17">
+    <w:p>
+      <w:pPr>
+        <w:pStyle w:val="Textonotapie"/>
+        <w:tabs>
+          <w:tab w:val="left" w:pos="567"/>
+        </w:tabs>
+        <w:ind w:left="567" w:hanging="567"/>
+        <w:jc w:val="both"/>
+        <w:rPr>
+          <w:rFonts w:ascii="Arial Narrow" w:eastAsia="Arial Narrow" w:hAnsi="Arial Narrow" w:cs="Arial Narrow"/>
+          <w:sz w:val="16"/>
+          <w:szCs w:val="16"/>
+        </w:rPr>
+      </w:pPr>
+      <w:r>
+        <w:rPr>
+          <w:rStyle w:val="Refdenotaalpie"/>
+          <w:rFonts w:ascii="Arial Narrow" w:eastAsia="Arial Narrow" w:hAnsi="Arial Narrow" w:cs="Arial Narrow"/>
+          <w:sz w:val="16"/>
+          <w:szCs w:val="16"/>
+          <w:vertAlign w:val="superscript"/>
+        </w:rPr>
+        <w:footnoteRef/>
+      </w:r>
       <w:r>
         <w:rPr>
           <w:rFonts w:ascii="Arial Narrow" w:eastAsia="Arial Narrow" w:hAnsi="Arial Narrow" w:cs="Arial Narrow"/>
@@ -15650,15 +15744,7 @@
           <w:sz w:val="16"/>
           <w:szCs w:val="16"/>
         </w:rPr>
-        <w:t xml:space="preserve">Artículo 26.-</w:t>
-      </w:r>
-      <w:r>
-        <w:rPr>
-          <w:rFonts w:ascii="Arial Narrow" w:eastAsia="Arial Narrow" w:hAnsi="Arial Narrow" w:cs="Arial Narrow"/>
-          <w:sz w:val="16"/>
-          <w:szCs w:val="16"/>
-        </w:rPr>
-        <w:t xml:space="preserve"> Una vez admitida a trámite la denuncia, se correrá traslado de la misma al denunciado, a fin de que éste presente su descargo. El plazo para la presentación del descargo será de cinco (5) días contados desde la notificación, vencido el cual, el Secretario Técnico declarará en rebeldía al denunciado que no lo hubiera presentado.</w:t>
+        <w:t xml:space="preserve">DECRETO SUPREMO 006-2026-JUS, TEXTO ÚNICO ORDENADO DE LA LEY 27444, LEY DEL PROCEDIMIENTO ADMINISTRATIVO GENERAL, publicado el 30 de abril de 2026</w:t>
       </w:r>
     </w:p>
     <w:p>
@@ -15672,9 +15758,25 @@
           <w:szCs w:val="16"/>
         </w:rPr>
       </w:pPr>
-    </w:p>
-  </w:footnote>
-  <w:footnote w:id="22">
+      <w:r>
+        <w:rPr>
+          <w:rFonts w:ascii="Arial Narrow" w:eastAsia="Arial Narrow" w:hAnsi="Arial Narrow" w:cs="Arial Narrow"/>
+          <w:sz w:val="16"/>
+          <w:szCs w:val="16"/>
+        </w:rPr>
+        <w:tab/>
+      </w:r>
+      <w:r>
+        <w:rPr>
+          <w:rFonts w:ascii="Arial Narrow" w:eastAsia="Arial Narrow" w:hAnsi="Arial Narrow" w:cs="Arial Narrow"/>
+          <w:b/>
+          <w:bCs/>
+          <w:sz w:val="16"/>
+          <w:szCs w:val="16"/>
+        </w:rPr>
+        <w:t xml:space="preserve">Artículo 223.- Contestación de la reclamación</w:t>
+      </w:r>
+    </w:p>
     <w:p>
       <w:pPr>
         <w:pStyle w:val="Textonotapie"/>
@@ -15688,16 +15790,6 @@
       </w:pPr>
       <w:r>
         <w:rPr>
-          <w:rStyle w:val="Refdenotaalpie"/>
-          <w:rFonts w:ascii="Arial Narrow" w:eastAsia="Arial Narrow" w:hAnsi="Arial Narrow" w:cs="Arial Narrow"/>
-          <w:sz w:val="16"/>
-          <w:szCs w:val="16"/>
-          <w:vertAlign w:val="superscript"/>
-        </w:rPr>
-        <w:footnoteRef/>
-      </w:r>
-      <w:r>
-        <w:rPr>
           <w:rFonts w:ascii="Arial Narrow" w:eastAsia="Arial Narrow" w:hAnsi="Arial Narrow" w:cs="Arial Narrow"/>
           <w:sz w:val="16"/>
           <w:szCs w:val="16"/>
@@ -15707,12 +15799,10 @@
       <w:r>
         <w:rPr>
           <w:rFonts w:ascii="Arial Narrow" w:eastAsia="Arial Narrow" w:hAnsi="Arial Narrow" w:cs="Arial Narrow"/>
-          <w:b/>
-          <w:bCs/>
-          <w:sz w:val="16"/>
-          <w:szCs w:val="16"/>
-        </w:rPr>
-        <w:t xml:space="preserve">DECRETO SUPREMO 006-2026-JUS, TEXTO ÚNICO ORDENADO DE LA LEY 27444, LEY DEL PROCEDIMIENTO ADMINISTRATIVO GENERAL, publicado el 30 de abril de 2026</w:t>
+          <w:sz w:val="16"/>
+          <w:szCs w:val="16"/>
+        </w:rPr>
+        <w:t xml:space="preserve">223.1 El reclamado deberá presentar la contestación de la reclamación dentro de los quince (15) días posteriores a la notificación de ésta; vencido este plazo, la Administración declarará en rebeldía al reclamado que no la hubiera presentado. La contestación deberá contener los requisitos de los escritos previstos en el artículo 113 de la presente Ley, así como la absolución de todos los asuntos controvertidos de hecho y de derecho, Las alegaciones y los hechos relevantes de la reclamación, salvo que hayan sido específicamente negadas en la contestación, se tendrán por aceptadas o merituadas como ciertas.</w:t>
       </w:r>
     </w:p>
     <w:p>
@@ -15726,69 +15816,14 @@
           <w:szCs w:val="16"/>
         </w:rPr>
       </w:pPr>
-      <w:r>
-        <w:rPr>
-          <w:rFonts w:ascii="Arial Narrow" w:eastAsia="Arial Narrow" w:hAnsi="Arial Narrow" w:cs="Arial Narrow"/>
-          <w:sz w:val="16"/>
-          <w:szCs w:val="16"/>
-        </w:rPr>
-        <w:tab/>
-      </w:r>
-      <w:r>
-        <w:rPr>
-          <w:rFonts w:ascii="Arial Narrow" w:eastAsia="Arial Narrow" w:hAnsi="Arial Narrow" w:cs="Arial Narrow"/>
-          <w:b/>
-          <w:bCs/>
-          <w:sz w:val="16"/>
-          <w:szCs w:val="16"/>
-        </w:rPr>
-        <w:t xml:space="preserve">Artículo 223.- Contestación de la reclamación</w:t>
-      </w:r>
-    </w:p>
-    <w:p>
-      <w:pPr>
-        <w:pStyle w:val="Textonotapie"/>
-        <w:ind w:left="567" w:hanging="567"/>
-        <w:jc w:val="both"/>
-        <w:rPr>
-          <w:rFonts w:ascii="Arial Narrow" w:eastAsia="Arial Narrow" w:hAnsi="Arial Narrow" w:cs="Arial Narrow"/>
-          <w:sz w:val="16"/>
-          <w:szCs w:val="16"/>
-        </w:rPr>
-      </w:pPr>
-      <w:r>
-        <w:rPr>
-          <w:rFonts w:ascii="Arial Narrow" w:eastAsia="Arial Narrow" w:hAnsi="Arial Narrow" w:cs="Arial Narrow"/>
-          <w:sz w:val="16"/>
-          <w:szCs w:val="16"/>
-        </w:rPr>
-        <w:tab/>
-      </w:r>
-      <w:r>
-        <w:rPr>
-          <w:rFonts w:ascii="Arial Narrow" w:eastAsia="Arial Narrow" w:hAnsi="Arial Narrow" w:cs="Arial Narrow"/>
-          <w:sz w:val="16"/>
-          <w:szCs w:val="16"/>
-        </w:rPr>
-        <w:t xml:space="preserve">223.1 El reclamado deberá presentar la contestación de la reclamación dentro de los quince (15) días posteriores a la notificación de ésta; vencido este plazo, la Administración declarará en rebeldía al reclamado que no la hubiera presentado. La contestación deberá contener los requisitos de los escritos previstos en el artículo 113 de la presente Ley, así como la absolución de todos los asuntos controvertidos de hecho y de derecho, Las alegaciones y los hechos relevantes de la reclamación, salvo que hayan sido específicamente negadas en la contestación, se tendrán por aceptadas o merituadas como ciertas.</w:t>
-      </w:r>
-    </w:p>
-    <w:p>
-      <w:pPr>
-        <w:pStyle w:val="Textonotapie"/>
-        <w:ind w:left="567" w:hanging="567"/>
-        <w:jc w:val="both"/>
-        <w:rPr>
-          <w:rFonts w:ascii="Arial Narrow" w:eastAsia="Arial Narrow" w:hAnsi="Arial Narrow" w:cs="Arial Narrow"/>
-          <w:sz w:val="16"/>
-          <w:szCs w:val="16"/>
-        </w:rPr>
-      </w:pPr>
     </w:p>
   </w:footnote>
-  <w:footnote w:id="16">
-    <w:p>
-      <w:pPr>
+  <w:footnote w:id="18">
+    <w:p>
+      <w:pPr>
+        <w:tabs>
+          <w:tab w:val="left" w:pos="567"/>
+        </w:tabs>
         <w:spacing w:after="0" w:line="240" w:lineRule="auto"/>
         <w:ind w:left="567" w:hanging="567"/>
         <w:jc w:val="both"/>
@@ -15815,6 +15850,15 @@
           <w:szCs w:val="16"/>
           <w:vertAlign w:val="superscript"/>
         </w:rPr>
+        <w:tab/>
+        <w:t xml:space="preserve"/>
+      </w:r>
+      <w:r>
+        <w:rPr>
+          <w:rFonts w:ascii="Arial Narrow" w:eastAsia="Arial Narrow" w:hAnsi="Arial Narrow" w:cs="Arial Narrow"/>
+          <w:sz w:val="16"/>
+          <w:szCs w:val="16"/>
+        </w:rPr>
         <w:t xml:space="preserve"> </w:t>
       </w:r>
       <w:r>
@@ -15823,14 +15867,6 @@
           <w:sz w:val="16"/>
           <w:szCs w:val="16"/>
         </w:rPr>
-        <w:t xml:space="preserve"> </w:t>
-      </w:r>
-      <w:r>
-        <w:rPr>
-          <w:rFonts w:ascii="Arial Narrow" w:eastAsia="Arial Narrow" w:hAnsi="Arial Narrow" w:cs="Arial Narrow"/>
-          <w:sz w:val="16"/>
-          <w:szCs w:val="16"/>
-        </w:rPr>
         <w:tab/>
       </w:r>
       <w:r>
@@ -15879,7 +15915,7 @@
           <w:sz w:val="16"/>
           <w:szCs w:val="16"/>
         </w:rPr>
-        <w:t xml:space="preserve"> 1308</w:t>
+        <w:t xml:space="preserve">1308</w:t>
       </w:r>
     </w:p>
     <w:p>
@@ -16030,14 +16066,19 @@
       </w:pPr>
     </w:p>
   </w:footnote>
-  <w:footnote w:id="17">
-    <w:p>
-      <w:pPr>
+  <w:footnote w:id="19">
+    <w:p>
+      <w:pPr>
+        <w:widowControl w:val="0"/>
+        <w:tabs>
+          <w:tab w:val="left" w:pos="567"/>
+        </w:tabs>
         <w:spacing w:after="0" w:line="240" w:lineRule="auto"/>
         <w:ind w:left="567" w:hanging="567"/>
         <w:jc w:val="both"/>
         <w:rPr>
           <w:rFonts w:ascii="Arial Narrow" w:eastAsia="Arial Narrow" w:hAnsi="Arial Narrow" w:cs="Arial Narrow"/>
+          <w:b/>
           <w:sz w:val="16"/>
           <w:szCs w:val="16"/>
         </w:rPr>
@@ -16058,15 +16099,49 @@
           <w:sz w:val="16"/>
           <w:szCs w:val="16"/>
         </w:rPr>
-        <w:t xml:space="preserve"> </w:t>
-      </w:r>
-      <w:r>
-        <w:rPr>
-          <w:rFonts w:ascii="Arial Narrow" w:eastAsia="Arial Narrow" w:hAnsi="Arial Narrow" w:cs="Arial Narrow"/>
-          <w:sz w:val="16"/>
-          <w:szCs w:val="16"/>
-        </w:rPr>
         <w:tab/>
+        <w:t xml:space="preserve"/>
+      </w:r>
+      <w:r>
+        <w:rPr>
+          <w:rFonts w:ascii="Arial Narrow" w:eastAsia="Arial Narrow" w:hAnsi="Arial Narrow" w:cs="Arial Narrow"/>
+          <w:sz w:val="16"/>
+          <w:szCs w:val="16"/>
+        </w:rPr>
+        <w:tab/>
+      </w:r>
+      <w:r>
+        <w:rPr>
+          <w:rFonts w:ascii="Arial Narrow" w:eastAsia="Arial Narrow" w:hAnsi="Arial Narrow" w:cs="Arial Narrow"/>
+          <w:b/>
+          <w:sz w:val="16"/>
+          <w:szCs w:val="16"/>
+        </w:rPr>
+        <w:t>LEY 29571, CÓDIGO DE PROTECCIÓN Y DEFENSA DEL CONSUMIDOR, publicada el 2 de setiembre de 2010 y modificada por el Decreto Legislativo 1308, publicado el 30 de diciembre de 2016</w:t>
+      </w:r>
+    </w:p>
+    <w:p>
+      <w:pPr>
+        <w:tabs>
+          <w:tab w:val="left" w:pos="567"/>
+        </w:tabs>
+        <w:spacing w:after="0" w:line="240" w:lineRule="auto"/>
+        <w:ind w:left="567" w:hanging="567"/>
+        <w:jc w:val="both"/>
+        <w:rPr>
+          <w:rFonts w:ascii="Arial Narrow" w:eastAsia="Arial Narrow" w:hAnsi="Arial Narrow" w:cs="Arial Narrow"/>
+          <w:sz w:val="16"/>
+          <w:szCs w:val="16"/>
+        </w:rPr>
+      </w:pPr>
+      <w:r>
+        <w:rPr>
+          <w:rFonts w:ascii="Arial Narrow" w:eastAsia="Arial Narrow" w:hAnsi="Arial Narrow" w:cs="Arial Narrow"/>
+          <w:sz w:val="16"/>
+          <w:szCs w:val="16"/>
+        </w:rPr>
+        <w:tab/>
+        <w:t xml:space="preserve"/>
       </w:r>
       <w:r>
         <w:rPr>
@@ -16139,18 +16214,6 @@
         <w:tab/>
         <w:t>Las medidas correctivas complementarias pueden dictarse de oficio o a pedido de parte.</w:t>
       </w:r>
-    </w:p>
-    <w:p>
-      <w:pPr>
-        <w:spacing w:after="0" w:line="240" w:lineRule="auto"/>
-        <w:ind w:left="567" w:hanging="567"/>
-        <w:jc w:val="both"/>
-        <w:rPr>
-          <w:rFonts w:ascii="Arial Narrow" w:eastAsia="Arial Narrow" w:hAnsi="Arial Narrow" w:cs="Arial Narrow"/>
-          <w:sz w:val="16"/>
-          <w:szCs w:val="16"/>
-        </w:rPr>
-      </w:pPr>
     </w:p>
     <w:p>
       <w:pPr>
@@ -16365,8 +16428,12 @@
     </w:p>
     <w:p>
       <w:pPr>
-        <w:pStyle w:val="Sinespaciado"/>
-        <w:ind w:firstLine="567"/>
+        <w:numPr>
+          <w:ilvl w:val="0"/>
+          <w:numId w:val="1"/>
+        </w:numPr>
+        <w:spacing w:after="0" w:line="240" w:lineRule="auto"/>
+        <w:ind w:left="567" w:firstLine="0"/>
         <w:jc w:val="both"/>
         <w:rPr>
           <w:rFonts w:ascii="Arial Narrow" w:eastAsia="Arial Narrow" w:hAnsi="Arial Narrow" w:cs="Arial Narrow"/>
@@ -16385,8 +16452,12 @@
     </w:p>
     <w:p>
       <w:pPr>
-        <w:pStyle w:val="Sinespaciado"/>
-        <w:ind w:firstLine="567"/>
+        <w:numPr>
+          <w:ilvl w:val="0"/>
+          <w:numId w:val="1"/>
+        </w:numPr>
+        <w:spacing w:after="0" w:line="240" w:lineRule="auto"/>
+        <w:ind w:left="567" w:firstLine="0"/>
         <w:jc w:val="both"/>
         <w:rPr>
           <w:rFonts w:ascii="Arial Narrow" w:eastAsia="Arial Narrow" w:hAnsi="Arial Narrow" w:cs="Arial Narrow"/>
@@ -16548,10 +16619,22 @@
         <w:jc w:val="both"/>
         <w:rPr>
           <w:rFonts w:ascii="Arial Narrow" w:eastAsia="Arial Narrow" w:hAnsi="Arial Narrow" w:cs="Arial Narrow"/>
-          <w:sz w:val="16"/>
-          <w:szCs w:val="16"/>
-        </w:rPr>
-      </w:pPr>
+          <w:b/>
+          <w:bCs/>
+          <w:sz w:val="16"/>
+          <w:szCs w:val="16"/>
+        </w:rPr>
+      </w:pPr>
+      <w:r>
+        <w:rPr>
+          <w:rFonts w:ascii="Arial Narrow" w:eastAsia="Arial Narrow" w:hAnsi="Arial Narrow" w:cs="Arial Narrow"/>
+          <w:b/>
+          <w:bCs/>
+          <w:sz w:val="16"/>
+          <w:szCs w:val="16"/>
+        </w:rPr>
+        <w:t>Artículo 116.- Medidas correctivas complementarias</w:t>
+      </w:r>
     </w:p>
     <w:p>
       <w:pPr>
@@ -16560,21 +16643,17 @@
         <w:jc w:val="both"/>
         <w:rPr>
           <w:rFonts w:ascii="Arial Narrow" w:eastAsia="Arial Narrow" w:hAnsi="Arial Narrow" w:cs="Arial Narrow"/>
-          <w:b/>
-          <w:bCs/>
-          <w:sz w:val="16"/>
-          <w:szCs w:val="16"/>
-        </w:rPr>
-      </w:pPr>
-      <w:r>
-        <w:rPr>
-          <w:rFonts w:ascii="Arial Narrow" w:eastAsia="Arial Narrow" w:hAnsi="Arial Narrow" w:cs="Arial Narrow"/>
-          <w:b/>
-          <w:bCs/>
-          <w:sz w:val="16"/>
-          <w:szCs w:val="16"/>
-        </w:rPr>
-        <w:t>Artículo 116.- Medidas correctivas complementarias</w:t>
+          <w:sz w:val="16"/>
+          <w:szCs w:val="16"/>
+        </w:rPr>
+      </w:pPr>
+      <w:r>
+        <w:rPr>
+          <w:rFonts w:ascii="Arial Narrow" w:eastAsia="Arial Narrow" w:hAnsi="Arial Narrow" w:cs="Arial Narrow"/>
+          <w:sz w:val="16"/>
+          <w:szCs w:val="16"/>
+        </w:rPr>
+        <w:t xml:space="preserve">Las medidas correctivas complementarias tienen el objeto de revertir los efectos de la conducta infractora o evitar que esta se produzca nuevamente en el futuro y pueden ser, entre otras, las siguientes: </w:t>
       </w:r>
     </w:p>
     <w:p>
@@ -16594,7 +16673,7 @@
           <w:sz w:val="16"/>
           <w:szCs w:val="16"/>
         </w:rPr>
-        <w:t xml:space="preserve">Las medidas correctivas complementarias tienen el objeto de revertir los efectos de la conducta infractora o evitar que esta se produzca nuevamente en el futuro y pueden ser, entre otras, las siguientes: </w:t>
+        <w:t xml:space="preserve">a. Que el proveedor cumpla con atender la solicitud de información requerida por el consumidor, siempre que dicho requerimiento guarde relación con el producto adquirido o servicio contratado. </w:t>
       </w:r>
     </w:p>
     <w:p>
@@ -16614,7 +16693,7 @@
           <w:sz w:val="16"/>
           <w:szCs w:val="16"/>
         </w:rPr>
-        <w:t xml:space="preserve">a. Que el proveedor cumpla con atender la solicitud de información requerida por el consumidor, siempre que dicho requerimiento guarde relación con el producto adquirido o servicio contratado. </w:t>
+        <w:t xml:space="preserve">b. Declarar inexigibles las cláusulas que han sido identificadas como abusivas en el procedimiento. </w:t>
       </w:r>
     </w:p>
     <w:p>
@@ -16634,7 +16713,7 @@
           <w:sz w:val="16"/>
           <w:szCs w:val="16"/>
         </w:rPr>
-        <w:t xml:space="preserve">b. Declarar inexigibles las cláusulas que han sido identificadas como abusivas en el procedimiento. </w:t>
+        <w:t xml:space="preserve">c. El decomiso y destrucción de la mercadería, envases, envolturas o etiquetas. </w:t>
       </w:r>
     </w:p>
     <w:p>
@@ -16654,7 +16733,25 @@
           <w:sz w:val="16"/>
           <w:szCs w:val="16"/>
         </w:rPr>
-        <w:t xml:space="preserve">c. El decomiso y destrucción de la mercadería, envases, envolturas o etiquetas. </w:t>
+        <w:t xml:space="preserve">d. En caso de infracciones muy graves y de reincidencia o </w:t>
+      </w:r>
+      <w:proofErr w:type="spellStart"/>
+      <w:r>
+        <w:rPr>
+          <w:rFonts w:ascii="Arial Narrow" w:eastAsia="Arial Narrow" w:hAnsi="Arial Narrow" w:cs="Arial Narrow"/>
+          <w:sz w:val="16"/>
+          <w:szCs w:val="16"/>
+        </w:rPr>
+        <w:t>reiterancia</w:t>
+      </w:r>
+      <w:proofErr w:type="spellEnd"/>
+      <w:r>
+        <w:rPr>
+          <w:rFonts w:ascii="Arial Narrow" w:eastAsia="Arial Narrow" w:hAnsi="Arial Narrow" w:cs="Arial Narrow"/>
+          <w:sz w:val="16"/>
+          <w:szCs w:val="16"/>
+        </w:rPr>
+        <w:t xml:space="preserve">: </w:t>
       </w:r>
     </w:p>
     <w:p>
@@ -16674,25 +16771,7 @@
           <w:sz w:val="16"/>
           <w:szCs w:val="16"/>
         </w:rPr>
-        <w:t xml:space="preserve">d. En caso de infracciones muy graves y de reincidencia o </w:t>
-      </w:r>
-      <w:proofErr w:type="spellStart"/>
-      <w:r>
-        <w:rPr>
-          <w:rFonts w:ascii="Arial Narrow" w:eastAsia="Arial Narrow" w:hAnsi="Arial Narrow" w:cs="Arial Narrow"/>
-          <w:sz w:val="16"/>
-          <w:szCs w:val="16"/>
-        </w:rPr>
-        <w:t>reiterancia</w:t>
-      </w:r>
-      <w:proofErr w:type="spellEnd"/>
-      <w:r>
-        <w:rPr>
-          <w:rFonts w:ascii="Arial Narrow" w:eastAsia="Arial Narrow" w:hAnsi="Arial Narrow" w:cs="Arial Narrow"/>
-          <w:sz w:val="16"/>
-          <w:szCs w:val="16"/>
-        </w:rPr>
-        <w:t xml:space="preserve">: </w:t>
+        <w:t xml:space="preserve">(i) Solicitar a la autoridad correspondiente la clausura temporal del establecimiento industrial, comercial o de servicios por un plazo máximo de seis (6) meses. </w:t>
       </w:r>
     </w:p>
     <w:p>
@@ -16712,7 +16791,25 @@
           <w:sz w:val="16"/>
           <w:szCs w:val="16"/>
         </w:rPr>
-        <w:t xml:space="preserve">(i) Solicitar a la autoridad correspondiente la clausura temporal del establecimiento industrial, comercial o de servicios por un plazo máximo de seis (6) meses. </w:t>
+        <w:t>(</w:t>
+      </w:r>
+      <w:proofErr w:type="spellStart"/>
+      <w:r>
+        <w:rPr>
+          <w:rFonts w:ascii="Arial Narrow" w:eastAsia="Arial Narrow" w:hAnsi="Arial Narrow" w:cs="Arial Narrow"/>
+          <w:sz w:val="16"/>
+          <w:szCs w:val="16"/>
+        </w:rPr>
+        <w:t>ii</w:t>
+      </w:r>
+      <w:proofErr w:type="spellEnd"/>
+      <w:r>
+        <w:rPr>
+          <w:rFonts w:ascii="Arial Narrow" w:eastAsia="Arial Narrow" w:hAnsi="Arial Narrow" w:cs="Arial Narrow"/>
+          <w:sz w:val="16"/>
+          <w:szCs w:val="16"/>
+        </w:rPr>
+        <w:t xml:space="preserve">) Solicitar a la autoridad competente la inhabilitación, temporal o permanente, del proveedor en función de los alcances de la infracción sancionada. </w:t>
       </w:r>
     </w:p>
     <w:p>
@@ -16732,7 +16829,7 @@
           <w:sz w:val="16"/>
           <w:szCs w:val="16"/>
         </w:rPr>
-        <w:t>(</w:t>
+        <w:t xml:space="preserve">e. Publicación de avisos </w:t>
       </w:r>
       <w:proofErr w:type="spellStart"/>
       <w:r>
@@ -16741,7 +16838,7 @@
           <w:sz w:val="16"/>
           <w:szCs w:val="16"/>
         </w:rPr>
-        <w:t>ii</w:t>
+        <w:t>rectificatorios</w:t>
       </w:r>
       <w:proofErr w:type="spellEnd"/>
       <w:r>
@@ -16750,7 +16847,7 @@
           <w:sz w:val="16"/>
           <w:szCs w:val="16"/>
         </w:rPr>
-        <w:t xml:space="preserve">) Solicitar a la autoridad competente la inhabilitación, temporal o permanente, del proveedor en función de los alcances de la infracción sancionada. </w:t>
+        <w:t xml:space="preserve"> o informativos en la forma que determine el Indecopi, tomando en consideración los medios que resulten idóneos para revertir los efectos que el acto objeto de sanción ha ocasionado. </w:t>
       </w:r>
     </w:p>
     <w:p>
@@ -16770,25 +16867,7 @@
           <w:sz w:val="16"/>
           <w:szCs w:val="16"/>
         </w:rPr>
-        <w:t xml:space="preserve">e. Publicación de avisos </w:t>
-      </w:r>
-      <w:proofErr w:type="spellStart"/>
-      <w:r>
-        <w:rPr>
-          <w:rFonts w:ascii="Arial Narrow" w:eastAsia="Arial Narrow" w:hAnsi="Arial Narrow" w:cs="Arial Narrow"/>
-          <w:sz w:val="16"/>
-          <w:szCs w:val="16"/>
-        </w:rPr>
-        <w:t>rectificatorios</w:t>
-      </w:r>
-      <w:proofErr w:type="spellEnd"/>
-      <w:r>
-        <w:rPr>
-          <w:rFonts w:ascii="Arial Narrow" w:eastAsia="Arial Narrow" w:hAnsi="Arial Narrow" w:cs="Arial Narrow"/>
-          <w:sz w:val="16"/>
-          <w:szCs w:val="16"/>
-        </w:rPr>
-        <w:t xml:space="preserve"> o informativos en la forma que determine el Indecopi, tomando en consideración los medios que resulten idóneos para revertir los efectos que el acto objeto de sanción ha ocasionado. </w:t>
+        <w:t xml:space="preserve">f. Cualquier otra medida correctiva que tenga el objeto de revertir los efectos de la conducta infractora o evitar que esta se produzca nuevamente en el futuro. </w:t>
       </w:r>
     </w:p>
     <w:p>
@@ -16808,26 +16887,6 @@
           <w:sz w:val="16"/>
           <w:szCs w:val="16"/>
         </w:rPr>
-        <w:t xml:space="preserve">f. Cualquier otra medida correctiva que tenga el objeto de revertir los efectos de la conducta infractora o evitar que esta se produzca nuevamente en el futuro. </w:t>
-      </w:r>
-    </w:p>
-    <w:p>
-      <w:pPr>
-        <w:spacing w:after="0" w:line="240" w:lineRule="auto"/>
-        <w:ind w:left="567"/>
-        <w:jc w:val="both"/>
-        <w:rPr>
-          <w:rFonts w:ascii="Arial Narrow" w:eastAsia="Arial Narrow" w:hAnsi="Arial Narrow" w:cs="Arial Narrow"/>
-          <w:sz w:val="16"/>
-          <w:szCs w:val="16"/>
-        </w:rPr>
-      </w:pPr>
-      <w:r>
-        <w:rPr>
-          <w:rFonts w:ascii="Arial Narrow" w:eastAsia="Arial Narrow" w:hAnsi="Arial Narrow" w:cs="Arial Narrow"/>
-          <w:sz w:val="16"/>
-          <w:szCs w:val="16"/>
-        </w:rPr>
         <w:t>El Indecopi está facultado para solicitar a la autoridad municipal y policial el apoyo respectivo para la ejecución de las medidas correctivas complementarias correspondientes.</w:t>
       </w:r>
     </w:p>
@@ -16844,7 +16903,7 @@
       </w:pPr>
     </w:p>
   </w:footnote>
-  <w:footnote w:id="18">
+  <w:footnote w:id="20">
     <w:p>
       <w:pPr>
         <w:pStyle w:val="Textonotapie"/>
@@ -16876,15 +16935,16 @@
           <w:sz w:val="16"/>
           <w:szCs w:val="16"/>
         </w:rPr>
-        <w:t xml:space="preserve"> </w:t>
-      </w:r>
-      <w:r>
-        <w:rPr>
-          <w:rFonts w:ascii="Arial Narrow" w:eastAsia="Arial Narrow" w:hAnsi="Arial Narrow" w:cs="Arial Narrow"/>
-          <w:sz w:val="16"/>
-          <w:szCs w:val="16"/>
-        </w:rPr>
         <w:tab/>
+        <w:t xml:space="preserve"/>
+      </w:r>
+      <w:r>
+        <w:rPr>
+          <w:rFonts w:ascii="Arial Narrow" w:eastAsia="Arial Narrow" w:hAnsi="Arial Narrow" w:cs="Arial Narrow"/>
+          <w:sz w:val="16"/>
+          <w:szCs w:val="16"/>
+        </w:rPr>
+        <w:tab/>
       </w:r>
       <w:r>
         <w:rPr>
@@ -16932,7 +16992,7 @@
           <w:sz w:val="16"/>
           <w:szCs w:val="16"/>
         </w:rPr>
-        <w:t xml:space="preserve"> 1308</w:t>
+        <w:t xml:space="preserve">1308</w:t>
       </w:r>
     </w:p>
     <w:p>
@@ -17087,7 +17147,155 @@
       </w:pPr>
     </w:p>
   </w:footnote>
-  <w:footnote w:id="19">
+  <w:footnote w:id="21">
+    <w:p>
+      <w:pPr>
+        <w:autoSpaceDE w:val="0"/>
+        <w:autoSpaceDN w:val="0"/>
+        <w:adjustRightInd w:val="0"/>
+        <w:tabs>
+          <w:tab w:val="left" w:pos="567"/>
+        </w:tabs>
+        <w:spacing w:after="0" w:line="240" w:lineRule="auto"/>
+        <w:ind w:left="567" w:hanging="567"/>
+        <w:jc w:val="both"/>
+        <w:rPr>
+          <w:rFonts w:ascii="Arial Narrow" w:eastAsia="Arial Narrow" w:hAnsi="Arial Narrow" w:cs="Arial Narrow"/>
+          <w:b/>
+          <w:bCs/>
+          <w:sz w:val="16"/>
+          <w:szCs w:val="16"/>
+        </w:rPr>
+      </w:pPr>
+      <w:r>
+        <w:rPr>
+          <w:rStyle w:val="Refdenotaalpie"/>
+          <w:rFonts w:ascii="Arial Narrow" w:eastAsia="Arial Narrow" w:hAnsi="Arial Narrow" w:cs="Arial Narrow"/>
+          <w:b/>
+          <w:bCs/>
+          <w:sz w:val="16"/>
+          <w:szCs w:val="16"/>
+          <w:vertAlign w:val="superscript"/>
+        </w:rPr>
+        <w:footnoteRef/>
+      </w:r>
+      <w:r>
+        <w:rPr>
+          <w:rFonts w:ascii="Arial Narrow" w:eastAsia="Arial Narrow" w:hAnsi="Arial Narrow" w:cs="Arial Narrow"/>
+          <w:b/>
+          <w:bCs/>
+          <w:sz w:val="16"/>
+          <w:szCs w:val="16"/>
+        </w:rPr>
+        <w:tab/>
+        <w:t xml:space="preserve"/>
+      </w:r>
+      <w:r>
+        <w:rPr>
+          <w:rFonts w:ascii="Arial Narrow" w:eastAsia="Arial Narrow" w:hAnsi="Arial Narrow" w:cs="Arial Narrow"/>
+          <w:b/>
+          <w:bCs/>
+          <w:sz w:val="16"/>
+          <w:szCs w:val="16"/>
+        </w:rPr>
+        <w:tab/>
+        <w:t xml:space="preserve">DECRETO LEGISLATIVO </w:t>
+      </w:r>
+      <w:proofErr w:type="spellStart"/>
+      <w:r>
+        <w:rPr>
+          <w:rFonts w:ascii="Arial Narrow" w:eastAsia="Arial Narrow" w:hAnsi="Arial Narrow" w:cs="Arial Narrow"/>
+          <w:b/>
+          <w:bCs/>
+          <w:sz w:val="16"/>
+          <w:szCs w:val="16"/>
+        </w:rPr>
+        <w:t/>
+      </w:r>
+      <w:proofErr w:type="spellEnd"/>
+      <w:r>
+        <w:rPr>
+          <w:rFonts w:ascii="Arial Narrow" w:eastAsia="Arial Narrow" w:hAnsi="Arial Narrow" w:cs="Arial Narrow"/>
+          <w:b/>
+          <w:bCs/>
+          <w:sz w:val="16"/>
+          <w:szCs w:val="16"/>
+        </w:rPr>
+        <w:t xml:space="preserve">807, LEY SOBRE FACULTADES, NORMAS Y ORGANIZACIÓN DEL INDECOPI FACULTADES DE LAS COMISIONES Y OFICINAS DEL INDECOPI</w:t>
+      </w:r>
+    </w:p>
+    <w:p>
+      <w:pPr>
+        <w:pStyle w:val="NormalWeb"/>
+        <w:spacing w:after="0" w:line="240" w:lineRule="auto"/>
+        <w:ind w:left="567"/>
+        <w:jc w:val="both"/>
+        <w:rPr>
+          <w:rFonts w:ascii="Arial Narrow" w:eastAsia="Arial Narrow" w:hAnsi="Arial Narrow" w:cs="Arial Narrow"/>
+          <w:bCs/>
+          <w:sz w:val="16"/>
+          <w:szCs w:val="16"/>
+        </w:rPr>
+      </w:pPr>
+      <w:r>
+        <w:rPr>
+          <w:rFonts w:ascii="Arial Narrow" w:eastAsia="Arial Narrow" w:hAnsi="Arial Narrow" w:cs="Arial Narrow"/>
+          <w:b/>
+          <w:sz w:val="16"/>
+          <w:szCs w:val="16"/>
+        </w:rPr>
+        <w:t xml:space="preserve">Artículo 29.- </w:t>
+      </w:r>
+      <w:r>
+        <w:rPr>
+          <w:rFonts w:ascii="Arial Narrow" w:eastAsia="Arial Narrow" w:hAnsi="Arial Narrow" w:cs="Arial Narrow"/>
+          <w:bCs/>
+          <w:sz w:val="16"/>
+          <w:szCs w:val="16"/>
+        </w:rPr>
+        <w:t xml:space="preserve">En cualquier estado del procedimiento, e incluso antes de admitirse a trámite la denuncia, el </w:t>
+      </w:r>
+      <w:proofErr w:type="gramStart"/>
+      <w:r>
+        <w:rPr>
+          <w:rFonts w:ascii="Arial Narrow" w:eastAsia="Arial Narrow" w:hAnsi="Arial Narrow" w:cs="Arial Narrow"/>
+          <w:bCs/>
+          <w:sz w:val="16"/>
+          <w:szCs w:val="16"/>
+        </w:rPr>
+        <w:t>Secretario Técnico</w:t>
+      </w:r>
+      <w:proofErr w:type="gramEnd"/>
+      <w:r>
+        <w:rPr>
+          <w:rFonts w:ascii="Arial Narrow" w:eastAsia="Arial Narrow" w:hAnsi="Arial Narrow" w:cs="Arial Narrow"/>
+          <w:bCs/>
+          <w:sz w:val="16"/>
+          <w:szCs w:val="16"/>
+        </w:rPr>
+        <w:t xml:space="preserve"> podrá citar a las partes a audiencia de conciliación. La audiencia se desarrollará ante el </w:t>
+      </w:r>
+      <w:proofErr w:type="gramStart"/>
+      <w:r>
+        <w:rPr>
+          <w:rFonts w:ascii="Arial Narrow" w:eastAsia="Arial Narrow" w:hAnsi="Arial Narrow" w:cs="Arial Narrow"/>
+          <w:bCs/>
+          <w:sz w:val="16"/>
+          <w:szCs w:val="16"/>
+        </w:rPr>
+        <w:t>Secretario Técnico</w:t>
+      </w:r>
+      <w:proofErr w:type="gramEnd"/>
+      <w:r>
+        <w:rPr>
+          <w:rFonts w:ascii="Arial Narrow" w:eastAsia="Arial Narrow" w:hAnsi="Arial Narrow" w:cs="Arial Narrow"/>
+          <w:bCs/>
+          <w:sz w:val="16"/>
+          <w:szCs w:val="16"/>
+        </w:rPr>
+        <w:t xml:space="preserve"> o ante la persona que este designe. Si ambas partes arribaran a un acuerdo respecto de la denuncia, se levantará un acta donde conste el acuerdo respectivo, el mismo que tendrá efectos de transacción extrajudicial. En cualquier caso, la Comisión podrá continuar de oficio el procedimiento, si del análisis de los hechos denunciados considera que podría estarse afectando intereses de terceros.</w:t>
+      </w:r>
+    </w:p>
     <w:p>
       <w:pPr>
         <w:autoSpaceDE w:val="0"/>
@@ -17104,12 +17312,27 @@
           <w:szCs w:val="16"/>
         </w:rPr>
       </w:pPr>
+    </w:p>
+  </w:footnote>
+  <w:footnote w:id="22">
+    <w:p>
+      <w:pPr>
+        <w:pStyle w:val="Textonotapie"/>
+        <w:tabs>
+          <w:tab w:val="left" w:pos="567"/>
+        </w:tabs>
+        <w:ind w:left="567" w:hanging="567"/>
+        <w:jc w:val="both"/>
+        <w:rPr>
+          <w:rFonts w:ascii="Arial Narrow" w:eastAsia="Arial Narrow" w:hAnsi="Arial Narrow" w:cs="Arial Narrow"/>
+          <w:sz w:val="16"/>
+          <w:szCs w:val="16"/>
+        </w:rPr>
+      </w:pPr>
       <w:r>
         <w:rPr>
           <w:rStyle w:val="Refdenotaalpie"/>
           <w:rFonts w:ascii="Arial Narrow" w:eastAsia="Arial Narrow" w:hAnsi="Arial Narrow" w:cs="Arial Narrow"/>
-          <w:b/>
-          <w:bCs/>
           <w:sz w:val="16"/>
           <w:szCs w:val="16"/>
           <w:vertAlign w:val="superscript"/>
@@ -17119,30 +17342,34 @@
       <w:r>
         <w:rPr>
           <w:rFonts w:ascii="Arial Narrow" w:eastAsia="Arial Narrow" w:hAnsi="Arial Narrow" w:cs="Arial Narrow"/>
-          <w:b/>
-          <w:bCs/>
-          <w:sz w:val="16"/>
-          <w:szCs w:val="16"/>
-        </w:rPr>
-        <w:t xml:space="preserve"> </w:t>
-      </w:r>
-      <w:r>
-        <w:rPr>
-          <w:rFonts w:ascii="Arial Narrow" w:eastAsia="Arial Narrow" w:hAnsi="Arial Narrow" w:cs="Arial Narrow"/>
-          <w:b/>
-          <w:bCs/>
           <w:sz w:val="16"/>
           <w:szCs w:val="16"/>
         </w:rPr>
         <w:tab/>
-        <w:t xml:space="preserve">DECRETO LEGISLATIVO </w:t>
+        <w:t xml:space="preserve"/>
+      </w:r>
+      <w:r>
+        <w:rPr>
+          <w:rFonts w:ascii="Arial Narrow" w:eastAsia="Arial Narrow" w:hAnsi="Arial Narrow" w:cs="Arial Narrow"/>
+          <w:sz w:val="16"/>
+          <w:szCs w:val="16"/>
+        </w:rPr>
+        <w:tab/>
+      </w:r>
+      <w:r>
+        <w:rPr>
+          <w:rFonts w:ascii="Arial Narrow" w:eastAsia="Arial Narrow" w:hAnsi="Arial Narrow" w:cs="Arial Narrow"/>
+          <w:b/>
+          <w:sz w:val="16"/>
+          <w:szCs w:val="16"/>
+        </w:rPr>
+        <w:t xml:space="preserve">TEXTO ÚNICO ORDENADO DE LA LEY DEL PROCEDIMIENTO ADMINISTRATIVO GENERAL, aprobado mediante DECRETO SUPREMO </w:t>
       </w:r>
       <w:proofErr w:type="spellStart"/>
       <w:r>
         <w:rPr>
           <w:rFonts w:ascii="Arial Narrow" w:eastAsia="Arial Narrow" w:hAnsi="Arial Narrow" w:cs="Arial Narrow"/>
           <w:b/>
-          <w:bCs/>
           <w:sz w:val="16"/>
           <w:szCs w:val="16"/>
         </w:rPr>
@@ -17153,169 +17380,10 @@
         <w:rPr>
           <w:rFonts w:ascii="Arial Narrow" w:eastAsia="Arial Narrow" w:hAnsi="Arial Narrow" w:cs="Arial Narrow"/>
           <w:b/>
-          <w:bCs/>
-          <w:sz w:val="16"/>
-          <w:szCs w:val="16"/>
-        </w:rPr>
-        <w:t xml:space="preserve"> 807, LEY SOBRE FACULTADES, NORMAS Y ORGANIZACIÓN DEL INDECOPI FACULTADES DE LAS COMISIONES Y OFICINAS DEL INDECOPI</w:t>
-      </w:r>
-    </w:p>
-    <w:p>
-      <w:pPr>
-        <w:pStyle w:val="NormalWeb"/>
-        <w:spacing w:after="0" w:line="240" w:lineRule="auto"/>
-        <w:ind w:left="567"/>
-        <w:jc w:val="both"/>
-        <w:rPr>
-          <w:rFonts w:ascii="Arial Narrow" w:eastAsia="Arial Narrow" w:hAnsi="Arial Narrow" w:cs="Arial Narrow"/>
-          <w:bCs/>
-          <w:sz w:val="16"/>
-          <w:szCs w:val="16"/>
-        </w:rPr>
-      </w:pPr>
-      <w:r>
-        <w:rPr>
-          <w:rFonts w:ascii="Arial Narrow" w:eastAsia="Arial Narrow" w:hAnsi="Arial Narrow" w:cs="Arial Narrow"/>
-          <w:b/>
-          <w:sz w:val="16"/>
-          <w:szCs w:val="16"/>
-        </w:rPr>
-        <w:t xml:space="preserve">Artículo 29.- </w:t>
-      </w:r>
-      <w:r>
-        <w:rPr>
-          <w:rFonts w:ascii="Arial Narrow" w:eastAsia="Arial Narrow" w:hAnsi="Arial Narrow" w:cs="Arial Narrow"/>
-          <w:bCs/>
-          <w:sz w:val="16"/>
-          <w:szCs w:val="16"/>
-        </w:rPr>
-        <w:t xml:space="preserve">En cualquier estado del procedimiento, e incluso antes de admitirse a trámite la denuncia, el </w:t>
-      </w:r>
-      <w:proofErr w:type="gramStart"/>
-      <w:r>
-        <w:rPr>
-          <w:rFonts w:ascii="Arial Narrow" w:eastAsia="Arial Narrow" w:hAnsi="Arial Narrow" w:cs="Arial Narrow"/>
-          <w:bCs/>
-          <w:sz w:val="16"/>
-          <w:szCs w:val="16"/>
-        </w:rPr>
-        <w:t>Secretario Técnico</w:t>
-      </w:r>
-      <w:proofErr w:type="gramEnd"/>
-      <w:r>
-        <w:rPr>
-          <w:rFonts w:ascii="Arial Narrow" w:eastAsia="Arial Narrow" w:hAnsi="Arial Narrow" w:cs="Arial Narrow"/>
-          <w:bCs/>
-          <w:sz w:val="16"/>
-          <w:szCs w:val="16"/>
-        </w:rPr>
-        <w:t xml:space="preserve"> podrá citar a las partes a audiencia de conciliación. La audiencia se desarrollará ante el </w:t>
-      </w:r>
-      <w:proofErr w:type="gramStart"/>
-      <w:r>
-        <w:rPr>
-          <w:rFonts w:ascii="Arial Narrow" w:eastAsia="Arial Narrow" w:hAnsi="Arial Narrow" w:cs="Arial Narrow"/>
-          <w:bCs/>
-          <w:sz w:val="16"/>
-          <w:szCs w:val="16"/>
-        </w:rPr>
-        <w:t>Secretario Técnico</w:t>
-      </w:r>
-      <w:proofErr w:type="gramEnd"/>
-      <w:r>
-        <w:rPr>
-          <w:rFonts w:ascii="Arial Narrow" w:eastAsia="Arial Narrow" w:hAnsi="Arial Narrow" w:cs="Arial Narrow"/>
-          <w:bCs/>
-          <w:sz w:val="16"/>
-          <w:szCs w:val="16"/>
-        </w:rPr>
-        <w:t xml:space="preserve"> o ante la persona que este designe. Si ambas partes arribaran a un acuerdo respecto de la denuncia, se levantará un acta donde conste el acuerdo respectivo, el mismo que tendrá efectos de transacción extrajudicial. En cualquier caso, la Comisión podrá continuar de oficio el procedimiento, si del análisis de los hechos denunciados considera que podría estarse afectando intereses de terceros.</w:t>
-      </w:r>
-    </w:p>
-    <w:p>
-      <w:pPr>
-        <w:autoSpaceDE w:val="0"/>
-        <w:autoSpaceDN w:val="0"/>
-        <w:adjustRightInd w:val="0"/>
-        <w:spacing w:after="0" w:line="240" w:lineRule="auto"/>
-        <w:ind w:left="567" w:hanging="567"/>
-        <w:jc w:val="both"/>
-        <w:rPr>
-          <w:rFonts w:ascii="Arial Narrow" w:eastAsia="Arial Narrow" w:hAnsi="Arial Narrow" w:cs="Arial Narrow"/>
-          <w:b/>
-          <w:bCs/>
-          <w:sz w:val="16"/>
-          <w:szCs w:val="16"/>
-        </w:rPr>
-      </w:pPr>
-    </w:p>
-  </w:footnote>
-  <w:footnote w:id="20">
-    <w:p>
-      <w:pPr>
-        <w:pStyle w:val="Textonotapie"/>
-        <w:ind w:left="567" w:hanging="567"/>
-        <w:jc w:val="both"/>
-        <w:rPr>
-          <w:rFonts w:ascii="Arial Narrow" w:eastAsia="Arial Narrow" w:hAnsi="Arial Narrow" w:cs="Arial Narrow"/>
-          <w:sz w:val="16"/>
-          <w:szCs w:val="16"/>
-        </w:rPr>
-      </w:pPr>
-      <w:r>
-        <w:rPr>
-          <w:rStyle w:val="Refdenotaalpie"/>
-          <w:rFonts w:ascii="Arial Narrow" w:eastAsia="Arial Narrow" w:hAnsi="Arial Narrow" w:cs="Arial Narrow"/>
-          <w:sz w:val="16"/>
-          <w:szCs w:val="16"/>
-          <w:vertAlign w:val="superscript"/>
-        </w:rPr>
-        <w:footnoteRef/>
-      </w:r>
-      <w:r>
-        <w:rPr>
-          <w:rFonts w:ascii="Arial Narrow" w:eastAsia="Arial Narrow" w:hAnsi="Arial Narrow" w:cs="Arial Narrow"/>
-          <w:sz w:val="16"/>
-          <w:szCs w:val="16"/>
-        </w:rPr>
-        <w:t xml:space="preserve"> </w:t>
-      </w:r>
-      <w:r>
-        <w:rPr>
-          <w:rFonts w:ascii="Arial Narrow" w:eastAsia="Arial Narrow" w:hAnsi="Arial Narrow" w:cs="Arial Narrow"/>
-          <w:sz w:val="16"/>
-          <w:szCs w:val="16"/>
-        </w:rPr>
-        <w:tab/>
-      </w:r>
-      <w:r>
-        <w:rPr>
-          <w:rFonts w:ascii="Arial Narrow" w:eastAsia="Arial Narrow" w:hAnsi="Arial Narrow" w:cs="Arial Narrow"/>
-          <w:b/>
-          <w:sz w:val="16"/>
-          <w:szCs w:val="16"/>
-        </w:rPr>
-        <w:t xml:space="preserve">TEXTO ÚNICO ORDENADO DE LA LEY DEL PROCEDIMIENTO ADMINISTRATIVO GENERAL, aprobado mediante DECRETO SUPREMO </w:t>
-      </w:r>
-      <w:proofErr w:type="spellStart"/>
-      <w:r>
-        <w:rPr>
-          <w:rFonts w:ascii="Arial Narrow" w:eastAsia="Arial Narrow" w:hAnsi="Arial Narrow" w:cs="Arial Narrow"/>
-          <w:b/>
-          <w:sz w:val="16"/>
-          <w:szCs w:val="16"/>
-        </w:rPr>
-        <w:t/>
-      </w:r>
-      <w:proofErr w:type="spellEnd"/>
-      <w:r>
-        <w:rPr>
-          <w:rFonts w:ascii="Arial Narrow" w:eastAsia="Arial Narrow" w:hAnsi="Arial Narrow" w:cs="Arial Narrow"/>
-          <w:b/>
-          <w:sz w:val="16"/>
-          <w:szCs w:val="16"/>
-        </w:rPr>
-        <w:t xml:space="preserve"> 006-2026-JUS y publicado el 30 de abril de 2026</w:t>
+          <w:sz w:val="16"/>
+          <w:szCs w:val="16"/>
+        </w:rPr>
+        <w:t xml:space="preserve">006-2026-JUS y publicado el 30 de abril de 2026</w:t>
       </w:r>
     </w:p>
     <w:p>

--- a/plantillas_maestras/17_seguro_no_especificado/materia_general_asegurativa/2_ddos_banco_y_aseguradora/mujer/TPL_221_2026_SEGURO_NO_ESPECIFICADO_MATERIA_GENERAL_ASEGURATIVA_BANCO_MUJER_R2.docx
+++ b/plantillas_maestras/17_seguro_no_especificado/materia_general_asegurativa/2_ddos_banco_y_aseguradora/mujer/TPL_221_2026_SEGURO_NO_ESPECIFICADO_MATERIA_GENERAL_ASEGURATIVA_BANCO_MUJER_R2.docx
@@ -666,7 +666,7 @@
     </w:p>
     <w:p>
       <w:pPr>
-        <w:spacing w:after="0" w:line="240" w:lineRule="auto"/>
+        <w:spacing w:before="0" w:after="0" w:line="240" w:lineRule="auto"/>
         <w:jc w:val="both"/>
         <w:rPr>
           <w:rFonts w:ascii="Arial Narrow" w:eastAsia="Arial Narrow" w:hAnsi="Arial Narrow" w:cs="Arial Narrow"/>
@@ -1124,7 +1124,7 @@
     </w:p>
     <w:p>
       <w:pPr>
-        <w:spacing w:after="0" w:line="240" w:lineRule="auto"/>
+        <w:spacing w:before="0" w:after="0" w:line="240" w:lineRule="auto"/>
         <w:jc w:val="both"/>
         <w:rPr>
           <w:rFonts w:ascii="Arial Narrow" w:eastAsia="Arial Narrow" w:hAnsi="Arial Narrow" w:cs="Arial Narrow"/>
@@ -1458,7 +1458,7 @@
     <w:p>
       <w:pPr>
         <w:pStyle w:val="Prrafodelista"/>
-        <w:spacing w:after="0" w:line="240" w:lineRule="auto"/>
+        <w:spacing w:before="0" w:after="0" w:line="240" w:lineRule="auto"/>
         <w:ind w:left="1134"/>
         <w:jc w:val="both"/>
         <w:rPr>
@@ -1704,7 +1704,7 @@
     </w:p>
     <w:p>
       <w:pPr>
-        <w:spacing w:after="0" w:line="240" w:lineRule="auto"/>
+        <w:spacing w:before="0" w:after="0" w:line="240" w:lineRule="auto"/>
         <w:jc w:val="both"/>
         <w:rPr>
           <w:rFonts w:ascii="Arial Narrow" w:eastAsia="Arial Narrow" w:hAnsi="Arial Narrow" w:cs="Arial Narrow"/>
@@ -1878,7 +1878,7 @@
     <w:p>
       <w:pPr>
         <w:pStyle w:val="Prrafodelista"/>
-        <w:spacing w:line="240" w:lineRule="auto"/>
+        <w:spacing w:before="0" w:after="0" w:line="240" w:lineRule="auto"/>
         <w:rPr>
           <w:rFonts w:ascii="Arial Narrow" w:eastAsia="Arial Narrow" w:hAnsi="Arial Narrow" w:cs="Arial Narrow"/>
           <w:color w:val="000000"/>
@@ -2037,7 +2037,7 @@
     <w:p>
       <w:pPr>
         <w:pStyle w:val="Prrafodelista"/>
-        <w:spacing w:after="0" w:line="240" w:lineRule="auto"/>
+        <w:spacing w:before="0" w:after="0" w:line="240" w:lineRule="auto"/>
         <w:ind w:left="1134"/>
         <w:jc w:val="both"/>
         <w:rPr>
@@ -2175,7 +2175,7 @@
     <w:p>
       <w:pPr>
         <w:pStyle w:val="Prrafodelista"/>
-        <w:spacing w:after="0" w:line="240" w:lineRule="auto"/>
+        <w:spacing w:before="0" w:after="0" w:line="240" w:lineRule="auto"/>
         <w:ind w:left="1134"/>
         <w:jc w:val="both"/>
         <w:rPr>
@@ -2376,7 +2376,7 @@
     <w:p>
       <w:pPr>
         <w:pStyle w:val="Prrafodelista"/>
-        <w:spacing w:after="0" w:line="240" w:lineRule="auto"/>
+        <w:spacing w:before="0" w:after="0" w:line="240" w:lineRule="auto"/>
         <w:ind w:left="1134"/>
         <w:jc w:val="both"/>
         <w:rPr>
@@ -2550,7 +2550,7 @@
     </w:p>
     <w:p>
       <w:pPr>
-        <w:spacing w:after="0" w:line="240" w:lineRule="auto"/>
+        <w:spacing w:before="0" w:after="0" w:line="240" w:lineRule="auto"/>
         <w:jc w:val="both"/>
         <w:rPr>
           <w:rFonts w:ascii="Arial Narrow" w:eastAsia="Arial Narrow" w:hAnsi="Arial Narrow" w:cs="Arial Narrow"/>
@@ -2798,7 +2798,7 @@
     <w:p>
       <w:pPr>
         <w:pStyle w:val="Prrafodelista"/>
-        <w:spacing w:after="0" w:line="240" w:lineRule="auto"/>
+        <w:spacing w:before="0" w:after="0" w:line="240" w:lineRule="auto"/>
         <w:ind w:left="1134"/>
         <w:jc w:val="both"/>
         <w:rPr>
@@ -2875,7 +2875,7 @@
     <w:p>
       <w:pPr>
         <w:pStyle w:val="Prrafodelista"/>
-        <w:spacing w:after="0" w:line="240" w:lineRule="auto"/>
+        <w:spacing w:before="0" w:after="0" w:line="240" w:lineRule="auto"/>
         <w:ind w:left="1134"/>
         <w:jc w:val="both"/>
         <w:rPr>
@@ -2936,10 +2936,10 @@
     </w:p>
     <w:p>
       <w:pPr>
+        <w:spacing w:before="0" w:after="0" w:line="240" w:lineRule="auto"/>
         <w:tabs>
           <w:tab w:val="left" w:pos="1134"/>
         </w:tabs>
-        <w:spacing w:after="0" w:line="240" w:lineRule="auto"/>
         <w:jc w:val="both"/>
         <w:rPr>
           <w:rFonts w:ascii="Arial Narrow" w:eastAsia="Arial Narrow" w:hAnsi="Arial Narrow" w:cs="Arial Narrow"/>
@@ -3269,7 +3269,7 @@
     </w:p>
     <w:p>
       <w:pPr>
-        <w:spacing w:after="0" w:line="240" w:lineRule="auto"/>
+        <w:spacing w:before="0" w:after="0" w:line="240" w:lineRule="auto"/>
         <w:contextualSpacing/>
         <w:jc w:val="both"/>
         <w:rPr>
@@ -3324,7 +3324,7 @@
     </w:p>
     <w:p>
       <w:pPr>
-        <w:spacing w:after="0" w:line="240" w:lineRule="auto"/>
+        <w:spacing w:before="0" w:after="0" w:line="240" w:lineRule="auto"/>
         <w:jc w:val="both"/>
         <w:rPr>
           <w:rFonts w:ascii="Arial Narrow" w:eastAsia="Arial Narrow" w:hAnsi="Arial Narrow" w:cs="Arial Narrow"/>
@@ -3478,7 +3478,7 @@
     <w:p>
       <w:pPr>
         <w:pStyle w:val="Prrafodelista"/>
-        <w:spacing w:after="0" w:line="240" w:lineRule="auto"/>
+        <w:spacing w:before="0" w:after="0" w:line="240" w:lineRule="auto"/>
         <w:ind w:left="567"/>
         <w:jc w:val="both"/>
         <w:rPr>
@@ -3544,7 +3544,7 @@
     <w:p>
       <w:pPr>
         <w:pStyle w:val="Prrafodelista"/>
-        <w:spacing w:line="240" w:lineRule="auto"/>
+        <w:spacing w:before="0" w:after="0" w:line="240" w:lineRule="auto"/>
         <w:rPr>
           <w:rFonts w:ascii="Arial Narrow" w:eastAsia="Arial Narrow" w:hAnsi="Arial Narrow" w:cs="Arial Narrow"/>
           <w:sz w:val="22"/>
@@ -3624,7 +3624,7 @@
     <w:p>
       <w:pPr>
         <w:pStyle w:val="Prrafodelista"/>
-        <w:spacing w:line="240" w:lineRule="auto"/>
+        <w:spacing w:before="0" w:after="0" w:line="240" w:lineRule="auto"/>
         <w:rPr>
           <w:rFonts w:ascii="Arial Narrow" w:eastAsia="Arial Narrow" w:hAnsi="Arial Narrow" w:cs="Arial Narrow"/>
           <w:sz w:val="22"/>
@@ -3721,7 +3721,7 @@
     <w:p>
       <w:pPr>
         <w:pStyle w:val="Prrafodelista"/>
-        <w:spacing w:line="240" w:lineRule="auto"/>
+        <w:spacing w:before="0" w:after="0" w:line="240" w:lineRule="auto"/>
         <w:rPr>
           <w:rStyle w:val="normaltextrun"/>
           <w:rFonts w:ascii="Arial Narrow" w:eastAsia="Arial Narrow" w:hAnsi="Arial Narrow" w:cs="Arial Narrow"/>
@@ -3854,7 +3854,7 @@
     <w:p>
       <w:pPr>
         <w:pStyle w:val="Prrafodelista"/>
-        <w:spacing w:line="240" w:lineRule="auto"/>
+        <w:spacing w:before="0" w:after="0" w:line="240" w:lineRule="auto"/>
         <w:rPr>
           <w:rStyle w:val="normaltextrun"/>
           <w:rFonts w:ascii="Arial Narrow" w:eastAsia="Arial Narrow" w:hAnsi="Arial Narrow" w:cs="Arial Narrow"/>
@@ -3994,7 +3994,7 @@
     </w:p>
     <w:p>
       <w:pPr>
-        <w:spacing w:after="0" w:line="240" w:lineRule="auto"/>
+        <w:spacing w:before="0" w:after="0" w:line="240" w:lineRule="auto"/>
         <w:jc w:val="both"/>
         <w:rPr>
           <w:rFonts w:ascii="Arial Narrow" w:eastAsia="Arial Narrow" w:hAnsi="Arial Narrow" w:cs="Arial Narrow"/>
@@ -4046,7 +4046,7 @@
     </w:p>
     <w:p>
       <w:pPr>
-        <w:spacing w:after="0" w:line="240" w:lineRule="auto"/>
+        <w:spacing w:before="0" w:after="0" w:line="240" w:lineRule="auto"/>
         <w:ind w:left="567"/>
         <w:contextualSpacing/>
         <w:jc w:val="both"/>
@@ -4373,7 +4373,7 @@
     <w:p>
       <w:pPr>
         <w:pStyle w:val="Prrafodelista"/>
-        <w:spacing w:after="0" w:line="240" w:lineRule="auto"/>
+        <w:spacing w:before="0" w:after="0" w:line="240" w:lineRule="auto"/>
         <w:ind w:left="567"/>
         <w:jc w:val="both"/>
         <w:rPr>
@@ -4576,7 +4576,7 @@
     <w:p>
       <w:pPr>
         <w:pStyle w:val="Prrafodelista"/>
-        <w:spacing w:line="240" w:lineRule="auto"/>
+        <w:spacing w:before="0" w:after="0" w:line="240" w:lineRule="auto"/>
         <w:rPr>
           <w:rFonts w:ascii="Arial Narrow" w:eastAsia="Arial Narrow" w:hAnsi="Arial Narrow" w:cs="Arial Narrow"/>
           <w:kern w:val="0"/>
@@ -4786,7 +4786,7 @@
     <w:p>
       <w:pPr>
         <w:pStyle w:val="Prrafodelista"/>
-        <w:spacing w:after="0" w:line="240" w:lineRule="auto"/>
+        <w:spacing w:before="0" w:after="0" w:line="240" w:lineRule="auto"/>
         <w:ind w:left="567"/>
         <w:jc w:val="both"/>
         <w:rPr>
@@ -5007,6 +5007,7 @@
     <w:p>
       <w:pPr>
         <w:pStyle w:val="Prrafodelista"/>
+        <w:spacing w:before="0" w:after="0" w:line="240" w:lineRule="auto"/>
         <w:rPr>
           <w:rFonts w:ascii="Arial Narrow" w:eastAsia="Arial Narrow" w:hAnsi="Arial Narrow" w:cs="Arial Narrow"/>
           <w:kern w:val="0"/>
@@ -5152,7 +5153,7 @@
     <w:bookmarkEnd w:id="7"/>
     <w:p>
       <w:pPr>
-        <w:spacing w:after="0" w:line="240" w:lineRule="auto"/>
+        <w:spacing w:before="0" w:after="0" w:line="240" w:lineRule="auto"/>
         <w:jc w:val="both"/>
         <w:rPr>
           <w:rFonts w:ascii="Arial Narrow" w:eastAsia="Arial Narrow" w:hAnsi="Arial Narrow" w:cs="Arial Narrow"/>
@@ -5370,7 +5371,7 @@
     <w:p>
       <w:pPr>
         <w:pStyle w:val="Prrafodelista"/>
-        <w:spacing w:line="240" w:lineRule="auto"/>
+        <w:spacing w:before="0" w:after="0" w:line="240" w:lineRule="auto"/>
         <w:rPr>
           <w:rFonts w:ascii="Arial Narrow" w:eastAsia="Arial Narrow" w:hAnsi="Arial Narrow" w:cs="Arial Narrow"/>
           <w:kern w:val="0"/>
@@ -5497,7 +5498,7 @@
     </w:p>
     <w:p>
       <w:pPr>
-        <w:spacing w:after="0" w:line="240" w:lineRule="auto"/>
+        <w:spacing w:before="0" w:after="0" w:line="240" w:lineRule="auto"/>
         <w:jc w:val="both"/>
         <w:rPr>
           <w:rFonts w:ascii="Arial Narrow" w:eastAsia="Arial Narrow" w:hAnsi="Arial Narrow" w:cs="Arial Narrow"/>
@@ -5731,7 +5732,7 @@
     <w:p>
       <w:pPr>
         <w:pStyle w:val="Prrafodelista"/>
-        <w:spacing w:line="240" w:lineRule="auto"/>
+        <w:spacing w:before="0" w:after="0" w:line="240" w:lineRule="auto"/>
         <w:rPr>
           <w:rFonts w:ascii="Arial Narrow" w:eastAsia="Arial Narrow" w:hAnsi="Arial Narrow" w:cs="Arial Narrow"/>
           <w:kern w:val="0"/>
@@ -5862,7 +5863,7 @@
     <w:p>
       <w:pPr>
         <w:pStyle w:val="Prrafodelista"/>
-        <w:spacing w:line="240" w:lineRule="auto"/>
+        <w:spacing w:before="0" w:after="0" w:line="240" w:lineRule="auto"/>
         <w:rPr>
           <w:rFonts w:ascii="Arial Narrow" w:eastAsia="Arial Narrow" w:hAnsi="Arial Narrow" w:cs="Arial Narrow"/>
           <w:kern w:val="0"/>
@@ -5994,7 +5995,7 @@
     <w:p>
       <w:pPr>
         <w:pStyle w:val="Prrafodelista"/>
-        <w:spacing w:line="240" w:lineRule="auto"/>
+        <w:spacing w:before="0" w:after="0" w:line="240" w:lineRule="auto"/>
         <w:rPr>
           <w:rFonts w:ascii="Arial Narrow" w:eastAsia="Arial Narrow" w:hAnsi="Arial Narrow" w:cs="Arial Narrow"/>
           <w:bCs/>
@@ -6179,7 +6180,7 @@
     <w:p>
       <w:pPr>
         <w:pStyle w:val="Prrafodelista"/>
-        <w:spacing w:after="0" w:line="240" w:lineRule="auto"/>
+        <w:spacing w:before="0" w:after="0" w:line="240" w:lineRule="auto"/>
         <w:ind w:left="567"/>
         <w:jc w:val="both"/>
         <w:rPr>
@@ -6250,7 +6251,7 @@
     </w:p>
     <w:p>
       <w:pPr>
-        <w:spacing w:after="0" w:line="240" w:lineRule="auto"/>
+        <w:spacing w:before="0" w:after="0" w:line="240" w:lineRule="auto"/>
         <w:ind w:left="567"/>
         <w:contextualSpacing/>
         <w:jc w:val="both"/>
@@ -6306,7 +6307,7 @@
     </w:p>
     <w:p>
       <w:pPr>
-        <w:spacing w:after="0" w:line="240" w:lineRule="auto"/>
+        <w:spacing w:before="0" w:after="0" w:line="240" w:lineRule="auto"/>
         <w:jc w:val="both"/>
         <w:rPr>
           <w:rFonts w:ascii="Arial Narrow" w:eastAsia="Arial Narrow" w:hAnsi="Arial Narrow" w:cs="Arial Narrow"/>
@@ -6418,7 +6419,7 @@
     <w:p>
       <w:pPr>
         <w:pStyle w:val="Prrafodelista"/>
-        <w:spacing w:after="0" w:line="240" w:lineRule="auto"/>
+        <w:spacing w:before="0" w:after="0" w:line="240" w:lineRule="auto"/>
         <w:ind w:left="567"/>
         <w:jc w:val="both"/>
         <w:rPr>
@@ -6499,7 +6500,7 @@
           <w:lang w:val="es-ES" w:eastAsia="es-ES"/>
           <w14:ligatures w14:val="none"/>
         </w:rPr>
-        <w:t xml:space="preserve">: </w:t>
+        <w:t xml:space="preserve">:</w:t>
       </w:r>
       <w:r>
         <w:rPr>
@@ -6511,6 +6512,18 @@
           <w:lang w:val="es-ES" w:eastAsia="es-ES"/>
           <w14:ligatures w14:val="none"/>
         </w:rPr>
+        <w:t xml:space="preserve"> </w:t>
+      </w:r>
+      <w:r>
+        <w:rPr>
+          <w:rFonts w:ascii="Arial Narrow" w:eastAsia="Arial Narrow" w:hAnsi="Arial Narrow" w:cs="Arial Narrow"/>
+          <w:color w:val="000000"/>
+          <w:kern w:val="0"/>
+          <w:sz w:val="22"/>
+          <w:szCs w:val="22"/>
+          <w:lang w:val="es-ES" w:eastAsia="es-ES"/>
+          <w14:ligatures w14:val="none"/>
+        </w:rPr>
         <w:t xml:space="preserve">(i) presentar una copia debidamente suscrita de la Póliza del Seguro de Desgravamen de la tarjeta de crédito </w:t>
       </w:r>
       <w:proofErr w:type="spellStart"/>
@@ -6707,6 +6720,24 @@
         </w:rPr>
         <w:t>.</w:t>
       </w:r>
+    </w:p>
+    <w:p>
+      <w:pPr>
+        <w:pStyle w:val="Prrafodelista"/>
+        <w:spacing w:before="0" w:after="0" w:line="240" w:lineRule="auto"/>
+        <w:ind w:left="567"/>
+        <w:jc w:val="both"/>
+        <w:rPr>
+          <w:rFonts w:ascii="Arial Narrow" w:eastAsia="Arial Narrow" w:hAnsi="Arial Narrow" w:cs="Arial Narrow"/>
+          <w:color w:val="000000"/>
+          <w:kern w:val="0"/>
+          <w:sz w:val="22"/>
+          <w:szCs w:val="22"/>
+          <w:u w:val="single"/>
+          <w:lang w:val="es-ES" w:eastAsia="es-ES"/>
+          <w14:ligatures w14:val="none"/>
+        </w:rPr>
+      </w:pPr>
     </w:p>
     <w:p>
       <w:pPr>
@@ -6725,13 +6756,7 @@
           <w14:ligatures w14:val="none"/>
         </w:rPr>
       </w:pPr>
-    </w:p>
-    <w:p>
-      <w:pPr>
-        <w:pStyle w:val="Prrafodelista"/>
-        <w:spacing w:after="0" w:line="240" w:lineRule="auto"/>
-        <w:ind w:left="567"/>
-        <w:jc w:val="both"/>
+      <w:r>
         <w:rPr>
           <w:rFonts w:ascii="Arial Narrow" w:eastAsia="Arial Narrow" w:hAnsi="Arial Narrow" w:cs="Arial Narrow"/>
           <w:color w:val="000000"/>
@@ -6742,7 +6767,8 @@
           <w:lang w:val="es-ES" w:eastAsia="es-ES"/>
           <w14:ligatures w14:val="none"/>
         </w:rPr>
-      </w:pPr>
+        <w:t>A</w:t>
+      </w:r>
       <w:r>
         <w:rPr>
           <w:rFonts w:ascii="Arial Narrow" w:eastAsia="Arial Narrow" w:hAnsi="Arial Narrow" w:cs="Arial Narrow"/>
@@ -6754,7 +6780,7 @@
           <w:lang w:val="es-ES" w:eastAsia="es-ES"/>
           <w14:ligatures w14:val="none"/>
         </w:rPr>
-        <w:t>A</w:t>
+        <w:t>l</w:t>
       </w:r>
       <w:r>
         <w:rPr>
@@ -6767,7 +6793,7 @@
           <w:lang w:val="es-ES" w:eastAsia="es-ES"/>
           <w14:ligatures w14:val="none"/>
         </w:rPr>
-        <w:t>l</w:t>
+        <w:t xml:space="preserve"> </w:t>
       </w:r>
       <w:r>
         <w:rPr>
@@ -6780,19 +6806,6 @@
           <w:lang w:val="es-ES" w:eastAsia="es-ES"/>
           <w14:ligatures w14:val="none"/>
         </w:rPr>
-        <w:t xml:space="preserve"> </w:t>
-      </w:r>
-      <w:r>
-        <w:rPr>
-          <w:rFonts w:ascii="Arial Narrow" w:eastAsia="Arial Narrow" w:hAnsi="Arial Narrow" w:cs="Arial Narrow"/>
-          <w:color w:val="000000"/>
-          <w:kern w:val="0"/>
-          <w:sz w:val="22"/>
-          <w:szCs w:val="22"/>
-          <w:u w:val="single"/>
-          <w:lang w:val="es-ES" w:eastAsia="es-ES"/>
-          <w14:ligatures w14:val="none"/>
-        </w:rPr>
         <w:t>Banco</w:t>
       </w:r>
       <w:r>
@@ -7043,7 +7056,7 @@
     <w:p>
       <w:pPr>
         <w:pStyle w:val="Prrafodelista"/>
-        <w:spacing w:after="0" w:line="240" w:lineRule="auto"/>
+        <w:spacing w:before="0" w:after="0" w:line="240" w:lineRule="auto"/>
         <w:ind w:left="567"/>
         <w:jc w:val="both"/>
         <w:rPr>
@@ -7098,7 +7111,7 @@
     </w:p>
     <w:p>
       <w:pPr>
-        <w:spacing w:after="0" w:line="240" w:lineRule="auto"/>
+        <w:spacing w:before="0" w:after="0" w:line="240" w:lineRule="auto"/>
         <w:jc w:val="both"/>
         <w:rPr>
           <w:rFonts w:ascii="Arial Narrow" w:eastAsia="Arial Narrow" w:hAnsi="Arial Narrow" w:cs="Arial Narrow"/>
@@ -7243,26 +7256,26 @@
     </w:p>
     <w:p>
       <w:pPr>
+        <w:spacing w:before="0" w:after="0" w:line="240" w:lineRule="auto"/>
+        <w:jc w:val="both"/>
+        <w:rPr>
+          <w:rFonts w:ascii="Arial Narrow" w:eastAsia="Arial Narrow" w:hAnsi="Arial Narrow" w:cs="Arial Narrow"/>
+          <w:b/>
+          <w:color w:val="000000"/>
+          <w:kern w:val="0"/>
+          <w:sz w:val="22"/>
+          <w:szCs w:val="22"/>
+          <w:lang w:eastAsia="es-PE"/>
+          <w14:ligatures w14:val="none"/>
+        </w:rPr>
+      </w:pPr>
+    </w:p>
+    <w:p>
+      <w:pPr>
         <w:spacing w:after="0" w:line="240" w:lineRule="auto"/>
         <w:jc w:val="both"/>
         <w:rPr>
           <w:rFonts w:ascii="Arial Narrow" w:eastAsia="Arial Narrow" w:hAnsi="Arial Narrow" w:cs="Arial Narrow"/>
-          <w:b/>
-          <w:color w:val="000000"/>
-          <w:kern w:val="0"/>
-          <w:sz w:val="22"/>
-          <w:szCs w:val="22"/>
-          <w:lang w:eastAsia="es-PE"/>
-          <w14:ligatures w14:val="none"/>
-        </w:rPr>
-      </w:pPr>
-    </w:p>
-    <w:p>
-      <w:pPr>
-        <w:spacing w:after="0" w:line="240" w:lineRule="auto"/>
-        <w:jc w:val="both"/>
-        <w:rPr>
-          <w:rFonts w:ascii="Arial Narrow" w:eastAsia="Arial Narrow" w:hAnsi="Arial Narrow" w:cs="Arial Narrow"/>
           <w:color w:val="000000"/>
           <w:kern w:val="0"/>
           <w:sz w:val="22"/>
@@ -7483,7 +7496,7 @@
     </w:p>
     <w:p>
       <w:pPr>
-        <w:spacing w:line="240" w:lineRule="auto"/>
+        <w:spacing w:before="0" w:after="0" w:line="240" w:lineRule="auto"/>
         <w:rPr>
           <w:rFonts w:ascii="Arial Narrow" w:eastAsia="Arial Narrow" w:hAnsi="Arial Narrow" w:cs="Arial Narrow"/>
           <w:kern w:val="0"/>
@@ -7706,7 +7719,7 @@
     <w:p>
       <w:pPr>
         <w:pStyle w:val="Prrafodelista"/>
-        <w:spacing w:after="0" w:line="240" w:lineRule="auto"/>
+        <w:spacing w:before="0" w:after="0" w:line="240" w:lineRule="auto"/>
         <w:ind w:left="567"/>
         <w:jc w:val="both"/>
         <w:rPr>
@@ -7867,7 +7880,7 @@
     <w:p>
       <w:pPr>
         <w:pStyle w:val="Prrafodelista"/>
-        <w:spacing w:line="240" w:lineRule="auto"/>
+        <w:spacing w:before="0" w:after="0" w:line="240" w:lineRule="auto"/>
         <w:rPr>
           <w:rFonts w:ascii="Arial Narrow" w:eastAsia="Arial Narrow" w:hAnsi="Arial Narrow" w:cs="Arial Narrow"/>
           <w:kern w:val="0"/>
@@ -8056,6 +8069,7 @@
     <w:p>
       <w:pPr>
         <w:pStyle w:val="Prrafodelista"/>
+        <w:spacing w:before="0" w:after="0" w:line="240" w:lineRule="auto"/>
         <w:rPr>
           <w:rFonts w:ascii="Arial Narrow" w:eastAsia="Arial Narrow" w:hAnsi="Arial Narrow" w:cs="Arial Narrow"/>
           <w:kern w:val="0"/>
@@ -8196,7 +8210,7 @@
     <w:p>
       <w:pPr>
         <w:pStyle w:val="Prrafodelista"/>
-        <w:spacing w:line="240" w:lineRule="auto"/>
+        <w:spacing w:before="0" w:after="0" w:line="240" w:lineRule="auto"/>
         <w:rPr>
           <w:rFonts w:ascii="Arial Narrow" w:eastAsia="Arial Narrow" w:hAnsi="Arial Narrow" w:cs="Arial Narrow"/>
           <w:kern w:val="0"/>
@@ -8328,7 +8342,7 @@
     <w:p>
       <w:pPr>
         <w:pStyle w:val="Prrafodelista"/>
-        <w:spacing w:line="240" w:lineRule="auto"/>
+        <w:spacing w:before="0" w:after="0" w:line="240" w:lineRule="auto"/>
         <w:rPr>
           <w:rFonts w:ascii="Arial Narrow" w:eastAsia="Arial Narrow" w:hAnsi="Arial Narrow" w:cs="Arial Narrow"/>
           <w:kern w:val="0"/>
@@ -8540,7 +8554,7 @@
     </w:p>
     <w:p>
       <w:pPr>
-        <w:spacing w:after="0" w:line="240" w:lineRule="auto"/>
+        <w:spacing w:before="0" w:after="0" w:line="240" w:lineRule="auto"/>
         <w:jc w:val="both"/>
         <w:rPr>
           <w:rFonts w:ascii="Arial Narrow" w:eastAsia="Arial Narrow" w:hAnsi="Arial Narrow" w:cs="Arial Narrow"/>
@@ -8706,7 +8720,7 @@
     </w:p>
     <w:p>
       <w:pPr>
-        <w:spacing w:after="0" w:line="240" w:lineRule="auto"/>
+        <w:spacing w:before="0" w:after="0" w:line="240" w:lineRule="auto"/>
         <w:jc w:val="both"/>
         <w:rPr>
           <w:rFonts w:ascii="Arial Narrow" w:eastAsia="Arial Narrow" w:hAnsi="Arial Narrow" w:cs="Arial Narrow"/>
@@ -8900,7 +8914,7 @@
     <w:p>
       <w:pPr>
         <w:pStyle w:val="Prrafodelista"/>
-        <w:spacing w:after="0" w:line="240" w:lineRule="auto"/>
+        <w:spacing w:before="0" w:after="0" w:line="240" w:lineRule="auto"/>
         <w:ind w:left="567"/>
         <w:jc w:val="both"/>
         <w:rPr>
@@ -9050,7 +9064,7 @@
     </w:p>
     <w:p>
       <w:pPr>
-        <w:spacing w:after="0" w:line="240" w:lineRule="auto"/>
+        <w:spacing w:before="0" w:after="0" w:line="240" w:lineRule="auto"/>
         <w:jc w:val="both"/>
         <w:rPr>
           <w:rFonts w:ascii="Arial Narrow" w:eastAsia="Arial Narrow" w:hAnsi="Arial Narrow" w:cs="Arial Narrow"/>
@@ -9209,7 +9223,7 @@
     </w:p>
     <w:p>
       <w:pPr>
-        <w:spacing w:after="0" w:line="240" w:lineRule="auto"/>
+        <w:spacing w:before="0" w:after="0" w:line="240" w:lineRule="auto"/>
         <w:jc w:val="both"/>
         <w:rPr>
           <w:rFonts w:ascii="Arial Narrow" w:eastAsia="Arial Narrow" w:hAnsi="Arial Narrow" w:cs="Arial Narrow"/>
@@ -9328,7 +9342,7 @@
     </w:p>
     <w:p>
       <w:pPr>
-        <w:spacing w:after="0" w:line="240" w:lineRule="auto"/>
+        <w:spacing w:before="0" w:after="0" w:line="240" w:lineRule="auto"/>
         <w:jc w:val="both"/>
         <w:rPr>
           <w:rFonts w:ascii="Arial Narrow" w:eastAsia="Arial Narrow" w:hAnsi="Arial Narrow" w:cs="Arial Narrow"/>
@@ -9451,7 +9465,7 @@
     </w:p>
     <w:p>
       <w:pPr>
-        <w:spacing w:line="240" w:lineRule="auto"/>
+        <w:spacing w:before="0" w:after="0" w:line="240" w:lineRule="auto"/>
         <w:contextualSpacing/>
         <w:jc w:val="both"/>
         <w:rPr>
@@ -9620,7 +9634,7 @@
     </w:p>
     <w:p>
       <w:pPr>
-        <w:spacing w:after="0" w:line="240" w:lineRule="auto"/>
+        <w:spacing w:before="0" w:after="0" w:line="240" w:lineRule="auto"/>
         <w:jc w:val="both"/>
         <w:rPr>
           <w:rFonts w:ascii="Arial Narrow" w:eastAsia="Arial Narrow" w:hAnsi="Arial Narrow" w:cs="Arial Narrow"/>
@@ -9936,7 +9950,7 @@
     </w:p>
     <w:p>
       <w:pPr>
-        <w:spacing w:after="0" w:line="240" w:lineRule="auto"/>
+        <w:spacing w:before="0" w:after="0" w:line="240" w:lineRule="auto"/>
         <w:ind w:left="567"/>
         <w:jc w:val="both"/>
         <w:rPr>
@@ -10037,6 +10051,21 @@
     </w:p>
     <w:p>
       <w:pPr>
+        <w:spacing w:before="0" w:after="0" w:line="240" w:lineRule="auto"/>
+        <w:jc w:val="both"/>
+        <w:rPr>
+          <w:rFonts w:ascii="Arial Narrow" w:eastAsia="Arial Narrow" w:hAnsi="Arial Narrow" w:cs="Arial Narrow"/>
+          <w:color w:val="000000"/>
+          <w:kern w:val="0"/>
+          <w:sz w:val="22"/>
+          <w:szCs w:val="22"/>
+          <w:lang w:eastAsia="es-PE"/>
+          <w14:ligatures w14:val="none"/>
+        </w:rPr>
+      </w:pPr>
+    </w:p>
+    <w:p>
+      <w:pPr>
         <w:spacing w:after="0" w:line="240" w:lineRule="auto"/>
         <w:jc w:val="both"/>
         <w:rPr>
@@ -10045,21 +10074,6 @@
           <w:kern w:val="0"/>
           <w:sz w:val="22"/>
           <w:szCs w:val="22"/>
-          <w:lang w:eastAsia="es-PE"/>
-          <w14:ligatures w14:val="none"/>
-        </w:rPr>
-      </w:pPr>
-    </w:p>
-    <w:p>
-      <w:pPr>
-        <w:spacing w:after="0" w:line="240" w:lineRule="auto"/>
-        <w:jc w:val="both"/>
-        <w:rPr>
-          <w:rFonts w:ascii="Arial Narrow" w:eastAsia="Arial Narrow" w:hAnsi="Arial Narrow" w:cs="Arial Narrow"/>
-          <w:color w:val="000000"/>
-          <w:kern w:val="0"/>
-          <w:sz w:val="22"/>
-          <w:szCs w:val="22"/>
           <w:lang w:val="es-ES" w:eastAsia="es-ES"/>
           <w14:ligatures w14:val="none"/>
         </w:rPr>
@@ -10443,7 +10457,7 @@
     </w:p>
     <w:p>
       <w:pPr>
-        <w:spacing w:after="0" w:line="240" w:lineRule="auto"/>
+        <w:spacing w:before="0" w:after="0" w:line="240" w:lineRule="auto"/>
         <w:jc w:val="both"/>
         <w:rPr>
           <w:rFonts w:ascii="Arial Narrow" w:eastAsia="Arial Narrow" w:hAnsi="Arial Narrow" w:cs="Arial Narrow"/>
@@ -10803,7 +10817,7 @@
     </w:p>
     <w:p>
       <w:pPr>
-        <w:spacing w:after="0" w:line="240" w:lineRule="auto"/>
+        <w:spacing w:before="0" w:after="0" w:line="240" w:lineRule="auto"/>
         <w:jc w:val="both"/>
         <w:rPr>
           <w:rFonts w:ascii="Arial Narrow" w:eastAsia="Arial Narrow" w:hAnsi="Arial Narrow" w:cs="Arial Narrow"/>
@@ -11096,103 +11110,103 @@
     </w:p>
     <w:p>
       <w:pPr>
+        <w:spacing w:before="0" w:after="0" w:line="240" w:lineRule="auto"/>
+        <w:shd w:val="clear" w:color="auto" w:fill="FFFFFF"/>
+        <w:jc w:val="both"/>
+        <w:rPr>
+          <w:rFonts w:ascii="Arial Narrow" w:eastAsia="Arial Narrow" w:hAnsi="Arial Narrow" w:cs="Arial Narrow"/>
+          <w:b/>
+          <w:color w:val="000000"/>
+          <w:kern w:val="0"/>
+          <w:sz w:val="22"/>
+          <w:szCs w:val="22"/>
+          <w:lang w:eastAsia="es-PE"/>
+          <w14:ligatures w14:val="none"/>
+        </w:rPr>
+      </w:pPr>
+    </w:p>
+    <w:p>
+      <w:pPr>
         <w:shd w:val="clear" w:color="auto" w:fill="FFFFFF"/>
         <w:spacing w:after="0" w:line="240" w:lineRule="auto"/>
         <w:jc w:val="both"/>
         <w:rPr>
           <w:rFonts w:ascii="Arial Narrow" w:eastAsia="Arial Narrow" w:hAnsi="Arial Narrow" w:cs="Arial Narrow"/>
-          <w:b/>
-          <w:color w:val="000000"/>
-          <w:kern w:val="0"/>
-          <w:sz w:val="22"/>
-          <w:szCs w:val="22"/>
-          <w:lang w:eastAsia="es-PE"/>
-          <w14:ligatures w14:val="none"/>
-        </w:rPr>
-      </w:pPr>
-    </w:p>
-    <w:p>
-      <w:pPr>
+          <w:color w:val="000000"/>
+          <w:kern w:val="0"/>
+          <w:sz w:val="22"/>
+          <w:szCs w:val="22"/>
+          <w:lang w:eastAsia="es-PE"/>
+          <w14:ligatures w14:val="none"/>
+        </w:rPr>
+      </w:pPr>
+      <w:r>
+        <w:rPr>
+          <w:rFonts w:ascii="Arial Narrow" w:eastAsia="Arial Narrow" w:hAnsi="Arial Narrow" w:cs="Arial Narrow"/>
+          <w:b/>
+          <w:color w:val="000000"/>
+          <w:kern w:val="0"/>
+          <w:sz w:val="22"/>
+          <w:szCs w:val="22"/>
+          <w:lang w:eastAsia="es-PE"/>
+          <w14:ligatures w14:val="none"/>
+        </w:rPr>
+        <w:t>NOVENO</w:t>
+      </w:r>
+      <w:r>
+        <w:rPr>
+          <w:rFonts w:ascii="Arial Narrow" w:eastAsia="Arial Narrow" w:hAnsi="Arial Narrow" w:cs="Arial Narrow"/>
+          <w:b/>
+          <w:color w:val="000000"/>
+          <w:kern w:val="0"/>
+          <w:sz w:val="22"/>
+          <w:szCs w:val="22"/>
+          <w:lang w:eastAsia="es-PE"/>
+          <w14:ligatures w14:val="none"/>
+        </w:rPr>
+        <w:t>:</w:t>
+      </w:r>
+      <w:r>
+        <w:rPr>
+          <w:rFonts w:ascii="Arial Narrow" w:eastAsia="Arial Narrow" w:hAnsi="Arial Narrow" w:cs="Arial Narrow"/>
+          <w:color w:val="000000"/>
+          <w:kern w:val="0"/>
+          <w:sz w:val="22"/>
+          <w:szCs w:val="22"/>
+          <w:lang w:eastAsia="es-PE"/>
+          <w14:ligatures w14:val="none"/>
+        </w:rPr>
+        <w:t xml:space="preserve"> informar a las partes que conforme a lo establecido en el artículo 39</w:t>
+      </w:r>
+      <w:r>
+        <w:rPr>
+          <w:rFonts w:ascii="Arial Narrow" w:eastAsia="Arial Narrow" w:hAnsi="Arial Narrow" w:cs="Arial Narrow"/>
+          <w:color w:val="000000"/>
+          <w:kern w:val="0"/>
+          <w:sz w:val="22"/>
+          <w:szCs w:val="22"/>
+          <w:lang w:eastAsia="es-PE"/>
+          <w14:ligatures w14:val="none"/>
+        </w:rPr>
+        <w:t/>
+      </w:r>
+      <w:r>
+        <w:rPr>
+          <w:rFonts w:ascii="Arial Narrow" w:eastAsia="Arial Narrow" w:hAnsi="Arial Narrow" w:cs="Arial Narrow"/>
+          <w:color w:val="000000"/>
+          <w:kern w:val="0"/>
+          <w:sz w:val="22"/>
+          <w:szCs w:val="22"/>
+          <w:lang w:eastAsia="es-PE"/>
+          <w14:ligatures w14:val="none"/>
+        </w:rPr>
+        <w:t xml:space="preserve"> de la Ley sobre Facultades, Normas y Organización del Indecopi, aprobada por Decreto Legislativo 807, los gastos por los peritajes realizados, actuación de pruebas, inspecciones y otros derivados de la tramitación del proceso serán de cargo de la parte que solicita la prueba, salvo pacto en contrario. En todos los casos, la resolución final determinará si los gastos deben ser asumidos por alguna de las partes, o reembolsados a la otra parte o al Indecopi, según sea el caso, de manera adicional a la sanción que haya podido imponerse. </w:t>
+      </w:r>
+    </w:p>
+    <w:p>
+      <w:pPr>
+        <w:spacing w:before="0" w:after="0" w:line="240" w:lineRule="auto"/>
         <w:shd w:val="clear" w:color="auto" w:fill="FFFFFF"/>
-        <w:spacing w:after="0" w:line="240" w:lineRule="auto"/>
-        <w:jc w:val="both"/>
-        <w:rPr>
-          <w:rFonts w:ascii="Arial Narrow" w:eastAsia="Arial Narrow" w:hAnsi="Arial Narrow" w:cs="Arial Narrow"/>
-          <w:color w:val="000000"/>
-          <w:kern w:val="0"/>
-          <w:sz w:val="22"/>
-          <w:szCs w:val="22"/>
-          <w:lang w:eastAsia="es-PE"/>
-          <w14:ligatures w14:val="none"/>
-        </w:rPr>
-      </w:pPr>
-      <w:r>
-        <w:rPr>
-          <w:rFonts w:ascii="Arial Narrow" w:eastAsia="Arial Narrow" w:hAnsi="Arial Narrow" w:cs="Arial Narrow"/>
-          <w:b/>
-          <w:color w:val="000000"/>
-          <w:kern w:val="0"/>
-          <w:sz w:val="22"/>
-          <w:szCs w:val="22"/>
-          <w:lang w:eastAsia="es-PE"/>
-          <w14:ligatures w14:val="none"/>
-        </w:rPr>
-        <w:t>NOVENO</w:t>
-      </w:r>
-      <w:r>
-        <w:rPr>
-          <w:rFonts w:ascii="Arial Narrow" w:eastAsia="Arial Narrow" w:hAnsi="Arial Narrow" w:cs="Arial Narrow"/>
-          <w:b/>
-          <w:color w:val="000000"/>
-          <w:kern w:val="0"/>
-          <w:sz w:val="22"/>
-          <w:szCs w:val="22"/>
-          <w:lang w:eastAsia="es-PE"/>
-          <w14:ligatures w14:val="none"/>
-        </w:rPr>
-        <w:t>:</w:t>
-      </w:r>
-      <w:r>
-        <w:rPr>
-          <w:rFonts w:ascii="Arial Narrow" w:eastAsia="Arial Narrow" w:hAnsi="Arial Narrow" w:cs="Arial Narrow"/>
-          <w:color w:val="000000"/>
-          <w:kern w:val="0"/>
-          <w:sz w:val="22"/>
-          <w:szCs w:val="22"/>
-          <w:lang w:eastAsia="es-PE"/>
-          <w14:ligatures w14:val="none"/>
-        </w:rPr>
-        <w:t xml:space="preserve"> informar a las partes que conforme a lo establecido en el artículo 39</w:t>
-      </w:r>
-      <w:r>
-        <w:rPr>
-          <w:rFonts w:ascii="Arial Narrow" w:eastAsia="Arial Narrow" w:hAnsi="Arial Narrow" w:cs="Arial Narrow"/>
-          <w:color w:val="000000"/>
-          <w:kern w:val="0"/>
-          <w:sz w:val="22"/>
-          <w:szCs w:val="22"/>
-          <w:lang w:eastAsia="es-PE"/>
-          <w14:ligatures w14:val="none"/>
-        </w:rPr>
-        <w:t/>
-      </w:r>
-      <w:r>
-        <w:rPr>
-          <w:rFonts w:ascii="Arial Narrow" w:eastAsia="Arial Narrow" w:hAnsi="Arial Narrow" w:cs="Arial Narrow"/>
-          <w:color w:val="000000"/>
-          <w:kern w:val="0"/>
-          <w:sz w:val="22"/>
-          <w:szCs w:val="22"/>
-          <w:lang w:eastAsia="es-PE"/>
-          <w14:ligatures w14:val="none"/>
-        </w:rPr>
-        <w:t xml:space="preserve"> de la Ley sobre Facultades, Normas y Organización del Indecopi, aprobada por Decreto Legislativo 807, los gastos por los peritajes realizados, actuación de pruebas, inspecciones y otros derivados de la tramitación del proceso serán de cargo de la parte que solicita la prueba, salvo pacto en contrario. En todos los casos, la resolución final determinará si los gastos deben ser asumidos por alguna de las partes, o reembolsados a la otra parte o al Indecopi, según sea el caso, de manera adicional a la sanción que haya podido imponerse. </w:t>
-      </w:r>
-    </w:p>
-    <w:p>
-      <w:pPr>
-        <w:shd w:val="clear" w:color="auto" w:fill="FFFFFF"/>
-        <w:spacing w:after="0" w:line="240" w:lineRule="auto"/>
         <w:jc w:val="both"/>
         <w:rPr>
           <w:rFonts w:ascii="Arial Narrow" w:eastAsia="Arial Narrow" w:hAnsi="Arial Narrow" w:cs="Arial Narrow"/>
@@ -11393,15 +11407,130 @@
     </w:p>
     <w:p>
       <w:pPr>
+        <w:spacing w:before="0" w:after="0" w:line="240" w:lineRule="auto"/>
+        <w:suppressAutoHyphens/>
+        <w:jc w:val="both"/>
+        <w:rPr>
+          <w:rFonts w:ascii="Arial Narrow" w:eastAsia="Arial Narrow" w:hAnsi="Arial Narrow" w:cs="Arial Narrow"/>
+          <w:kern w:val="0"/>
+          <w:sz w:val="22"/>
+          <w:szCs w:val="22"/>
+          <w:u w:val="single"/>
+          <w14:ligatures w14:val="none"/>
+        </w:rPr>
+      </w:pPr>
+    </w:p>
+    <w:p>
+      <w:pPr>
         <w:suppressAutoHyphens/>
         <w:spacing w:after="0" w:line="240" w:lineRule="auto"/>
         <w:jc w:val="both"/>
         <w:rPr>
           <w:rFonts w:ascii="Arial Narrow" w:eastAsia="Arial Narrow" w:hAnsi="Arial Narrow" w:cs="Arial Narrow"/>
-          <w:kern w:val="0"/>
-          <w:sz w:val="22"/>
-          <w:szCs w:val="22"/>
-          <w:u w:val="single"/>
+          <w:b/>
+          <w:bCs/>
+          <w:sz w:val="22"/>
+          <w:szCs w:val="22"/>
+        </w:rPr>
+      </w:pPr>
+      <w:r>
+        <w:rPr>
+          <w:rFonts w:ascii="Arial Narrow" w:eastAsia="Arial Narrow" w:hAnsi="Arial Narrow" w:cs="Arial Narrow"/>
+          <w:b/>
+          <w:spacing w:val="-3"/>
+          <w:kern w:val="0"/>
+          <w14:ligatures w14:val="none"/>
+          <w:sz w:val="22"/>
+          <w:szCs w:val="22"/>
+        </w:rPr>
+        <w:t>DÉCIMO</w:t>
+      </w:r>
+      <w:r>
+        <w:rPr>
+          <w:rFonts w:ascii="Arial Narrow" w:eastAsia="Arial Narrow" w:hAnsi="Arial Narrow" w:cs="Arial Narrow"/>
+          <w:b/>
+          <w:spacing w:val="-3"/>
+          <w:kern w:val="0"/>
+          <w14:ligatures w14:val="none"/>
+          <w:sz w:val="22"/>
+          <w:szCs w:val="22"/>
+        </w:rPr>
+        <w:t xml:space="preserve"> </w:t>
+      </w:r>
+      <w:r>
+        <w:rPr>
+          <w:rFonts w:ascii="Arial Narrow" w:eastAsia="Arial Narrow" w:hAnsi="Arial Narrow" w:cs="Arial Narrow"/>
+          <w:b/>
+          <w:bCs/>
+          <w:sz w:val="22"/>
+          <w:szCs w:val="22"/>
+        </w:rPr>
+        <w:t>PRIMERO</w:t>
+      </w:r>
+      <w:r>
+        <w:rPr>
+          <w:rFonts w:ascii="Arial Narrow" w:eastAsia="Arial Narrow" w:hAnsi="Arial Narrow" w:cs="Arial Narrow"/>
+          <w:b/>
+          <w:color w:val="000000"/>
+          <w:kern w:val="0"/>
+          <w:sz w:val="22"/>
+          <w:szCs w:val="22"/>
+          <w:lang w:eastAsia="es-PE"/>
+          <w14:ligatures w14:val="none"/>
+        </w:rPr>
+        <w:t>:</w:t>
+      </w:r>
+      <w:r>
+        <w:rPr>
+          <w:rFonts w:ascii="Arial Narrow" w:eastAsia="Arial Narrow" w:hAnsi="Arial Narrow" w:cs="Arial Narrow"/>
+          <w:color w:val="000000"/>
+          <w:kern w:val="0"/>
+          <w:sz w:val="22"/>
+          <w:szCs w:val="22"/>
+          <w:lang w:eastAsia="es-PE"/>
+          <w14:ligatures w14:val="none"/>
+        </w:rPr>
+        <w:t xml:space="preserve"> </w:t>
+      </w:r>
+      <w:r>
+        <w:rPr>
+          <w:rFonts w:ascii="Arial Narrow" w:eastAsia="Arial Narrow" w:hAnsi="Arial Narrow" w:cs="Arial Narrow"/>
+          <w:color w:val="000000"/>
+          <w:kern w:val="0"/>
+          <w:sz w:val="22"/>
+          <w:szCs w:val="22"/>
+          <w:lang w:eastAsia="es-PE"/>
+          <w14:ligatures w14:val="none"/>
+        </w:rPr>
+        <w:t xml:space="preserve">poner en conocimiento de las partes que, antes de la emisión de la Resolución Final, tienen la posibilidad de formular su desistimiento o presentar el acuerdo arribado mediante la conciliación, mediación, transacción o cualquier </w:t>
+      </w:r>
+      <w:r>
+        <w:rPr>
+          <w:rFonts w:ascii="Arial Narrow" w:eastAsia="Arial Narrow" w:hAnsi="Arial Narrow" w:cs="Arial Narrow"/>
+          <w:color w:val="000000"/>
+          <w:kern w:val="0"/>
+          <w:sz w:val="22"/>
+          <w:szCs w:val="22"/>
+          <w:lang w:eastAsia="es-PE"/>
+          <w14:ligatures w14:val="none"/>
+        </w:rPr>
+        <w:t>otro que, de forma indubitable, deje constancia que se ha solucionado la controversia materia de denuncia.</w:t>
+      </w:r>
+      <w:bookmarkStart w:id="15" w:name="h.gjdgxs" w:colFirst="0" w:colLast="0"/>
+      <w:bookmarkEnd w:id="15"/>
+    </w:p>
+    <w:p>
+      <w:pPr>
+        <w:spacing w:before="0" w:after="0" w:line="240" w:lineRule="auto"/>
+        <w:suppressAutoHyphens/>
+        <w:jc w:val="both"/>
+        <w:rPr>
+          <w:rFonts w:ascii="Arial Narrow" w:eastAsia="Arial Narrow" w:hAnsi="Arial Narrow" w:cs="Arial Narrow"/>
+          <w:color w:val="000000"/>
+          <w:kern w:val="0"/>
+          <w:sz w:val="22"/>
+          <w:szCs w:val="22"/>
+          <w:lang w:eastAsia="es-PE"/>
           <w14:ligatures w14:val="none"/>
         </w:rPr>
       </w:pPr>
@@ -11413,121 +11542,6 @@
         <w:jc w:val="both"/>
         <w:rPr>
           <w:rFonts w:ascii="Arial Narrow" w:eastAsia="Arial Narrow" w:hAnsi="Arial Narrow" w:cs="Arial Narrow"/>
-          <w:b/>
-          <w:bCs/>
-          <w:sz w:val="22"/>
-          <w:szCs w:val="22"/>
-        </w:rPr>
-      </w:pPr>
-      <w:r>
-        <w:rPr>
-          <w:rFonts w:ascii="Arial Narrow" w:eastAsia="Arial Narrow" w:hAnsi="Arial Narrow" w:cs="Arial Narrow"/>
-          <w:b/>
-          <w:spacing w:val="-3"/>
-          <w:kern w:val="0"/>
-          <w14:ligatures w14:val="none"/>
-          <w:sz w:val="22"/>
-          <w:szCs w:val="22"/>
-        </w:rPr>
-        <w:t>DÉCIMO</w:t>
-      </w:r>
-      <w:r>
-        <w:rPr>
-          <w:rFonts w:ascii="Arial Narrow" w:eastAsia="Arial Narrow" w:hAnsi="Arial Narrow" w:cs="Arial Narrow"/>
-          <w:b/>
-          <w:spacing w:val="-3"/>
-          <w:kern w:val="0"/>
-          <w14:ligatures w14:val="none"/>
-          <w:sz w:val="22"/>
-          <w:szCs w:val="22"/>
-        </w:rPr>
-        <w:t xml:space="preserve"> </w:t>
-      </w:r>
-      <w:r>
-        <w:rPr>
-          <w:rFonts w:ascii="Arial Narrow" w:eastAsia="Arial Narrow" w:hAnsi="Arial Narrow" w:cs="Arial Narrow"/>
-          <w:b/>
-          <w:bCs/>
-          <w:sz w:val="22"/>
-          <w:szCs w:val="22"/>
-        </w:rPr>
-        <w:t>PRIMERO</w:t>
-      </w:r>
-      <w:r>
-        <w:rPr>
-          <w:rFonts w:ascii="Arial Narrow" w:eastAsia="Arial Narrow" w:hAnsi="Arial Narrow" w:cs="Arial Narrow"/>
-          <w:b/>
-          <w:color w:val="000000"/>
-          <w:kern w:val="0"/>
-          <w:sz w:val="22"/>
-          <w:szCs w:val="22"/>
-          <w:lang w:eastAsia="es-PE"/>
-          <w14:ligatures w14:val="none"/>
-        </w:rPr>
-        <w:t>:</w:t>
-      </w:r>
-      <w:r>
-        <w:rPr>
-          <w:rFonts w:ascii="Arial Narrow" w:eastAsia="Arial Narrow" w:hAnsi="Arial Narrow" w:cs="Arial Narrow"/>
-          <w:color w:val="000000"/>
-          <w:kern w:val="0"/>
-          <w:sz w:val="22"/>
-          <w:szCs w:val="22"/>
-          <w:lang w:eastAsia="es-PE"/>
-          <w14:ligatures w14:val="none"/>
-        </w:rPr>
-        <w:t xml:space="preserve"> </w:t>
-      </w:r>
-      <w:r>
-        <w:rPr>
-          <w:rFonts w:ascii="Arial Narrow" w:eastAsia="Arial Narrow" w:hAnsi="Arial Narrow" w:cs="Arial Narrow"/>
-          <w:color w:val="000000"/>
-          <w:kern w:val="0"/>
-          <w:sz w:val="22"/>
-          <w:szCs w:val="22"/>
-          <w:lang w:eastAsia="es-PE"/>
-          <w14:ligatures w14:val="none"/>
-        </w:rPr>
-        <w:t xml:space="preserve">poner en conocimiento de las partes que, antes de la emisión de la Resolución Final, tienen la posibilidad de formular su desistimiento o presentar el acuerdo arribado mediante la conciliación, mediación, transacción o cualquier </w:t>
-      </w:r>
-      <w:r>
-        <w:rPr>
-          <w:rFonts w:ascii="Arial Narrow" w:eastAsia="Arial Narrow" w:hAnsi="Arial Narrow" w:cs="Arial Narrow"/>
-          <w:color w:val="000000"/>
-          <w:kern w:val="0"/>
-          <w:sz w:val="22"/>
-          <w:szCs w:val="22"/>
-          <w:lang w:eastAsia="es-PE"/>
-          <w14:ligatures w14:val="none"/>
-        </w:rPr>
-        <w:t>otro que, de forma indubitable, deje constancia que se ha solucionado la controversia materia de denuncia.</w:t>
-      </w:r>
-      <w:bookmarkStart w:id="15" w:name="h.gjdgxs" w:colFirst="0" w:colLast="0"/>
-      <w:bookmarkEnd w:id="15"/>
-    </w:p>
-    <w:p>
-      <w:pPr>
-        <w:suppressAutoHyphens/>
-        <w:spacing w:after="0" w:line="240" w:lineRule="auto"/>
-        <w:jc w:val="both"/>
-        <w:rPr>
-          <w:rFonts w:ascii="Arial Narrow" w:eastAsia="Arial Narrow" w:hAnsi="Arial Narrow" w:cs="Arial Narrow"/>
-          <w:color w:val="000000"/>
-          <w:kern w:val="0"/>
-          <w:sz w:val="22"/>
-          <w:szCs w:val="22"/>
-          <w:lang w:eastAsia="es-PE"/>
-          <w14:ligatures w14:val="none"/>
-        </w:rPr>
-      </w:pPr>
-    </w:p>
-    <w:p>
-      <w:pPr>
-        <w:suppressAutoHyphens/>
-        <w:spacing w:after="0" w:line="240" w:lineRule="auto"/>
-        <w:jc w:val="both"/>
-        <w:rPr>
-          <w:rFonts w:ascii="Arial Narrow" w:eastAsia="Arial Narrow" w:hAnsi="Arial Narrow" w:cs="Arial Narrow"/>
           <w:sz w:val="22"/>
           <w:szCs w:val="22"/>
         </w:rPr>
@@ -11864,8 +11878,8 @@
     </w:p>
     <w:p>
       <w:pPr>
+        <w:spacing w:before="0" w:after="0" w:line="240" w:lineRule="auto"/>
         <w:suppressAutoHyphens/>
-        <w:spacing w:after="0" w:line="240" w:lineRule="auto"/>
         <w:jc w:val="both"/>
         <w:rPr>
           <w:rFonts w:ascii="Arial Narrow" w:eastAsia="Arial Narrow" w:hAnsi="Arial Narrow" w:cs="Arial Narrow"/>
@@ -12386,7 +12400,6 @@
           <w:sz w:val="16"/>
           <w:szCs w:val="16"/>
         </w:rPr>
-        <w:tab/>
         <w:t xml:space="preserve"/>
       </w:r>
       <w:r>
@@ -12462,24 +12475,23 @@
           <w:sz w:val="16"/>
           <w:szCs w:val="16"/>
         </w:rPr>
+        <w:t xml:space="preserve"/>
+      </w:r>
+      <w:r>
+        <w:rPr>
+          <w:rFonts w:ascii="Arial Narrow" w:eastAsia="Arial Narrow" w:hAnsi="Arial Narrow" w:cs="Arial Narrow"/>
+          <w:sz w:val="16"/>
+          <w:szCs w:val="16"/>
+        </w:rPr>
+      </w:r>
+      <w:r>
+        <w:rPr>
+          <w:rFonts w:ascii="Arial Narrow" w:eastAsia="Arial Narrow" w:hAnsi="Arial Narrow" w:cs="Arial Narrow"/>
+          <w:b/>
+          <w:sz w:val="16"/>
+          <w:szCs w:val="16"/>
+        </w:rPr>
         <w:tab/>
-        <w:t xml:space="preserve"/>
-      </w:r>
-      <w:r>
-        <w:rPr>
-          <w:rFonts w:ascii="Arial Narrow" w:eastAsia="Arial Narrow" w:hAnsi="Arial Narrow" w:cs="Arial Narrow"/>
-          <w:sz w:val="16"/>
-          <w:szCs w:val="16"/>
-        </w:rPr>
-        <w:tab/>
-      </w:r>
-      <w:r>
-        <w:rPr>
-          <w:rFonts w:ascii="Arial Narrow" w:eastAsia="Arial Narrow" w:hAnsi="Arial Narrow" w:cs="Arial Narrow"/>
-          <w:b/>
-          <w:sz w:val="16"/>
-          <w:szCs w:val="16"/>
-        </w:rPr>
         <w:t xml:space="preserve">TEXTO ÚNICO ORDENADO DE LA </w:t>
       </w:r>
       <w:r>
@@ -12572,7 +12584,7 @@
           <w:numId w:val="11"/>
         </w:numPr>
         <w:spacing w:after="0" w:line="240" w:lineRule="auto"/>
-        <w:ind w:left="709" w:hanging="142"/>
+        <w:ind w:left="709"/>
         <w:jc w:val="both"/>
         <w:outlineLvl w:val="0"/>
         <w:rPr>
@@ -12597,7 +12609,7 @@
           <w:numId w:val="11"/>
         </w:numPr>
         <w:spacing w:after="0" w:line="240" w:lineRule="auto"/>
-        <w:ind w:left="709" w:hanging="142"/>
+        <w:ind w:left="709"/>
         <w:jc w:val="both"/>
         <w:outlineLvl w:val="0"/>
         <w:rPr>
@@ -12622,7 +12634,7 @@
           <w:numId w:val="11"/>
         </w:numPr>
         <w:spacing w:after="0" w:line="240" w:lineRule="auto"/>
-        <w:ind w:left="709" w:hanging="142"/>
+        <w:ind w:left="709"/>
         <w:jc w:val="both"/>
         <w:outlineLvl w:val="0"/>
         <w:rPr>
@@ -12647,7 +12659,7 @@
           <w:numId w:val="11"/>
         </w:numPr>
         <w:spacing w:after="0" w:line="240" w:lineRule="auto"/>
-        <w:ind w:left="709" w:hanging="142"/>
+        <w:ind w:left="709"/>
         <w:jc w:val="both"/>
         <w:outlineLvl w:val="0"/>
         <w:rPr>
@@ -12672,7 +12684,7 @@
           <w:numId w:val="11"/>
         </w:numPr>
         <w:spacing w:after="0" w:line="240" w:lineRule="auto"/>
-        <w:ind w:left="709" w:hanging="142"/>
+        <w:ind w:left="709"/>
         <w:jc w:val="both"/>
         <w:outlineLvl w:val="0"/>
         <w:rPr>
@@ -12697,7 +12709,7 @@
           <w:numId w:val="11"/>
         </w:numPr>
         <w:spacing w:after="0" w:line="240" w:lineRule="auto"/>
-        <w:ind w:left="709" w:hanging="142"/>
+        <w:ind w:left="709"/>
         <w:jc w:val="both"/>
         <w:outlineLvl w:val="0"/>
         <w:rPr>
@@ -12722,7 +12734,7 @@
           <w:numId w:val="11"/>
         </w:numPr>
         <w:spacing w:after="0" w:line="240" w:lineRule="auto"/>
-        <w:ind w:left="709" w:hanging="142"/>
+        <w:ind w:left="709"/>
         <w:jc w:val="both"/>
         <w:outlineLvl w:val="0"/>
         <w:rPr>
@@ -13014,24 +13026,23 @@
           <w:sz w:val="16"/>
           <w:szCs w:val="16"/>
         </w:rPr>
+        <w:t xml:space="preserve"/>
+      </w:r>
+      <w:r>
+        <w:rPr>
+          <w:rFonts w:ascii="Arial Narrow" w:eastAsia="Arial Narrow" w:hAnsi="Arial Narrow" w:cs="Arial Narrow"/>
+          <w:sz w:val="16"/>
+          <w:szCs w:val="16"/>
+        </w:rPr>
+      </w:r>
+      <w:r>
+        <w:rPr>
+          <w:rFonts w:ascii="Arial Narrow" w:eastAsia="Arial Narrow" w:hAnsi="Arial Narrow" w:cs="Arial Narrow"/>
+          <w:b/>
+          <w:sz w:val="16"/>
+          <w:szCs w:val="16"/>
+        </w:rPr>
         <w:tab/>
-        <w:t xml:space="preserve"/>
-      </w:r>
-      <w:r>
-        <w:rPr>
-          <w:rFonts w:ascii="Arial Narrow" w:eastAsia="Arial Narrow" w:hAnsi="Arial Narrow" w:cs="Arial Narrow"/>
-          <w:sz w:val="16"/>
-          <w:szCs w:val="16"/>
-        </w:rPr>
-        <w:tab/>
-      </w:r>
-      <w:r>
-        <w:rPr>
-          <w:rFonts w:ascii="Arial Narrow" w:eastAsia="Arial Narrow" w:hAnsi="Arial Narrow" w:cs="Arial Narrow"/>
-          <w:b/>
-          <w:sz w:val="16"/>
-          <w:szCs w:val="16"/>
-        </w:rPr>
         <w:t>LEY 29571, CÓDIGO DE PROTECCIÓN Y DEFENSA DEL CONSUMIDOR, publicada el 2 de setiembre de 2010 y modificada por el Decreto Legislativo 1308, publicado el 30 de diciembre de 2016</w:t>
       </w:r>
     </w:p>
@@ -13081,7 +13092,7 @@
     <w:p>
       <w:pPr>
         <w:spacing w:after="0" w:line="240" w:lineRule="auto"/>
-        <w:ind w:left="577" w:hanging="7"/>
+        <w:ind w:left="577"/>
         <w:contextualSpacing/>
         <w:jc w:val="both"/>
         <w:rPr>
@@ -13174,7 +13185,7 @@
     <w:p>
       <w:pPr>
         <w:spacing w:after="0" w:line="240" w:lineRule="auto"/>
-        <w:ind w:left="1140" w:hanging="562"/>
+        <w:ind w:left="1140"/>
         <w:contextualSpacing/>
         <w:jc w:val="both"/>
         <w:rPr>
@@ -13283,25 +13294,24 @@
           <w:sz w:val="16"/>
           <w:szCs w:val="16"/>
         </w:rPr>
+        <w:t xml:space="preserve"/>
+      </w:r>
+      <w:r>
+        <w:rPr>
+          <w:rFonts w:ascii="Arial Narrow" w:eastAsia="Arial Narrow" w:hAnsi="Arial Narrow" w:cs="Arial Narrow"/>
+          <w:sz w:val="16"/>
+          <w:szCs w:val="16"/>
+        </w:rPr>
+      </w:r>
+      <w:r>
+        <w:rPr>
+          <w:rFonts w:ascii="Arial Narrow" w:eastAsia="Arial Narrow" w:hAnsi="Arial Narrow" w:cs="Arial Narrow"/>
+          <w:b/>
+          <w:bCs/>
+          <w:sz w:val="16"/>
+          <w:szCs w:val="16"/>
+        </w:rPr>
         <w:tab/>
-        <w:t xml:space="preserve"/>
-      </w:r>
-      <w:r>
-        <w:rPr>
-          <w:rFonts w:ascii="Arial Narrow" w:eastAsia="Arial Narrow" w:hAnsi="Arial Narrow" w:cs="Arial Narrow"/>
-          <w:sz w:val="16"/>
-          <w:szCs w:val="16"/>
-        </w:rPr>
-        <w:tab/>
-      </w:r>
-      <w:r>
-        <w:rPr>
-          <w:rFonts w:ascii="Arial Narrow" w:eastAsia="Arial Narrow" w:hAnsi="Arial Narrow" w:cs="Arial Narrow"/>
-          <w:b/>
-          <w:bCs/>
-          <w:sz w:val="16"/>
-          <w:szCs w:val="16"/>
-        </w:rPr>
         <w:t xml:space="preserve">DIRECTIVA ÚNICA QUE REGULA LOS PROCEDIMIENTOS DE PROTECCIÓN AL CONSUMIDOR PREVISTOS EN EL CÓDIGO DE PROTECCIÓN AL CONSUMIDOR - </w:t>
       </w:r>
       <w:r>
@@ -13539,7 +13549,6 @@
           <w:sz w:val="16"/>
           <w:szCs w:val="16"/>
         </w:rPr>
-        <w:tab/>
         <w:t xml:space="preserve"/>
       </w:r>
       <w:r>
@@ -13650,25 +13659,24 @@
           <w:sz w:val="16"/>
           <w:szCs w:val="16"/>
         </w:rPr>
+        <w:t xml:space="preserve"/>
+      </w:r>
+      <w:r>
+        <w:rPr>
+          <w:rFonts w:ascii="Arial Narrow" w:eastAsia="Arial Narrow" w:hAnsi="Arial Narrow" w:cs="Arial Narrow"/>
+          <w:sz w:val="16"/>
+          <w:szCs w:val="16"/>
+        </w:rPr>
+      </w:r>
+      <w:r>
+        <w:rPr>
+          <w:rFonts w:ascii="Arial Narrow" w:eastAsia="Arial Narrow" w:hAnsi="Arial Narrow" w:cs="Arial Narrow"/>
+          <w:b/>
+          <w:bCs/>
+          <w:sz w:val="16"/>
+          <w:szCs w:val="16"/>
+        </w:rPr>
         <w:tab/>
-        <w:t xml:space="preserve"/>
-      </w:r>
-      <w:r>
-        <w:rPr>
-          <w:rFonts w:ascii="Arial Narrow" w:eastAsia="Arial Narrow" w:hAnsi="Arial Narrow" w:cs="Arial Narrow"/>
-          <w:sz w:val="16"/>
-          <w:szCs w:val="16"/>
-        </w:rPr>
-        <w:tab/>
-      </w:r>
-      <w:r>
-        <w:rPr>
-          <w:rFonts w:ascii="Arial Narrow" w:eastAsia="Arial Narrow" w:hAnsi="Arial Narrow" w:cs="Arial Narrow"/>
-          <w:b/>
-          <w:bCs/>
-          <w:sz w:val="16"/>
-          <w:szCs w:val="16"/>
-        </w:rPr>
         <w:t xml:space="preserve">LEY </w:t>
       </w:r>
       <w:proofErr w:type="spellStart"/>
@@ -13994,25 +14002,24 @@
           <w:sz w:val="16"/>
           <w:szCs w:val="16"/>
         </w:rPr>
+        <w:t xml:space="preserve"/>
+      </w:r>
+      <w:r>
+        <w:rPr>
+          <w:rFonts w:ascii="Arial Narrow" w:eastAsia="Arial Narrow" w:hAnsi="Arial Narrow" w:cs="Arial Narrow"/>
+          <w:sz w:val="16"/>
+          <w:szCs w:val="16"/>
+        </w:rPr>
+      </w:r>
+      <w:r>
+        <w:rPr>
+          <w:rFonts w:ascii="Arial Narrow" w:eastAsia="Arial Narrow" w:hAnsi="Arial Narrow" w:cs="Arial Narrow"/>
+          <w:b/>
+          <w:bCs/>
+          <w:sz w:val="16"/>
+          <w:szCs w:val="16"/>
+        </w:rPr>
         <w:tab/>
-        <w:t xml:space="preserve"/>
-      </w:r>
-      <w:r>
-        <w:rPr>
-          <w:rFonts w:ascii="Arial Narrow" w:eastAsia="Arial Narrow" w:hAnsi="Arial Narrow" w:cs="Arial Narrow"/>
-          <w:sz w:val="16"/>
-          <w:szCs w:val="16"/>
-        </w:rPr>
-        <w:tab/>
-      </w:r>
-      <w:r>
-        <w:rPr>
-          <w:rFonts w:ascii="Arial Narrow" w:eastAsia="Arial Narrow" w:hAnsi="Arial Narrow" w:cs="Arial Narrow"/>
-          <w:b/>
-          <w:bCs/>
-          <w:sz w:val="16"/>
-          <w:szCs w:val="16"/>
-        </w:rPr>
         <w:t xml:space="preserve">LEY </w:t>
       </w:r>
       <w:proofErr w:type="spellStart"/>
@@ -14217,25 +14224,24 @@
           <w:sz w:val="16"/>
           <w:szCs w:val="16"/>
         </w:rPr>
+        <w:t xml:space="preserve"/>
+      </w:r>
+      <w:r>
+        <w:rPr>
+          <w:rFonts w:ascii="Arial Narrow" w:eastAsia="Arial Narrow" w:hAnsi="Arial Narrow" w:cs="Arial Narrow"/>
+          <w:sz w:val="16"/>
+          <w:szCs w:val="16"/>
+        </w:rPr>
+      </w:r>
+      <w:r>
+        <w:rPr>
+          <w:rFonts w:ascii="Arial Narrow" w:eastAsia="Arial Narrow" w:hAnsi="Arial Narrow" w:cs="Arial Narrow"/>
+          <w:b/>
+          <w:bCs/>
+          <w:sz w:val="16"/>
+          <w:szCs w:val="16"/>
+        </w:rPr>
         <w:tab/>
-        <w:t xml:space="preserve"/>
-      </w:r>
-      <w:r>
-        <w:rPr>
-          <w:rFonts w:ascii="Arial Narrow" w:eastAsia="Arial Narrow" w:hAnsi="Arial Narrow" w:cs="Arial Narrow"/>
-          <w:sz w:val="16"/>
-          <w:szCs w:val="16"/>
-        </w:rPr>
-        <w:tab/>
-      </w:r>
-      <w:r>
-        <w:rPr>
-          <w:rFonts w:ascii="Arial Narrow" w:eastAsia="Arial Narrow" w:hAnsi="Arial Narrow" w:cs="Arial Narrow"/>
-          <w:b/>
-          <w:bCs/>
-          <w:sz w:val="16"/>
-          <w:szCs w:val="16"/>
-        </w:rPr>
         <w:t xml:space="preserve">LEY </w:t>
       </w:r>
       <w:proofErr w:type="spellStart"/>
@@ -14443,25 +14449,24 @@
           <w:sz w:val="16"/>
           <w:szCs w:val="16"/>
         </w:rPr>
+        <w:t xml:space="preserve"/>
+      </w:r>
+      <w:r>
+        <w:rPr>
+          <w:rFonts w:ascii="Arial Narrow" w:eastAsia="Arial Narrow" w:hAnsi="Arial Narrow" w:cs="Arial Narrow"/>
+          <w:sz w:val="16"/>
+          <w:szCs w:val="16"/>
+        </w:rPr>
+      </w:r>
+      <w:r>
+        <w:rPr>
+          <w:rFonts w:ascii="Arial Narrow" w:eastAsia="Arial Narrow" w:hAnsi="Arial Narrow" w:cs="Arial Narrow"/>
+          <w:b/>
+          <w:bCs/>
+          <w:sz w:val="16"/>
+          <w:szCs w:val="16"/>
+        </w:rPr>
         <w:tab/>
-        <w:t xml:space="preserve"/>
-      </w:r>
-      <w:r>
-        <w:rPr>
-          <w:rFonts w:ascii="Arial Narrow" w:eastAsia="Arial Narrow" w:hAnsi="Arial Narrow" w:cs="Arial Narrow"/>
-          <w:sz w:val="16"/>
-          <w:szCs w:val="16"/>
-        </w:rPr>
-        <w:tab/>
-      </w:r>
-      <w:r>
-        <w:rPr>
-          <w:rFonts w:ascii="Arial Narrow" w:eastAsia="Arial Narrow" w:hAnsi="Arial Narrow" w:cs="Arial Narrow"/>
-          <w:b/>
-          <w:bCs/>
-          <w:sz w:val="16"/>
-          <w:szCs w:val="16"/>
-        </w:rPr>
         <w:t xml:space="preserve">LEY </w:t>
       </w:r>
       <w:proofErr w:type="spellStart"/>
@@ -14644,25 +14649,24 @@
           <w:sz w:val="16"/>
           <w:szCs w:val="16"/>
         </w:rPr>
+        <w:t xml:space="preserve"/>
+      </w:r>
+      <w:r>
+        <w:rPr>
+          <w:rFonts w:ascii="Arial Narrow" w:eastAsia="Arial Narrow" w:hAnsi="Arial Narrow" w:cs="Arial Narrow"/>
+          <w:sz w:val="16"/>
+          <w:szCs w:val="16"/>
+        </w:rPr>
+      </w:r>
+      <w:r>
+        <w:rPr>
+          <w:rFonts w:ascii="Arial Narrow" w:eastAsia="Arial Narrow" w:hAnsi="Arial Narrow" w:cs="Arial Narrow"/>
+          <w:b/>
+          <w:bCs/>
+          <w:sz w:val="16"/>
+          <w:szCs w:val="16"/>
+        </w:rPr>
         <w:tab/>
-        <w:t xml:space="preserve"/>
-      </w:r>
-      <w:r>
-        <w:rPr>
-          <w:rFonts w:ascii="Arial Narrow" w:eastAsia="Arial Narrow" w:hAnsi="Arial Narrow" w:cs="Arial Narrow"/>
-          <w:sz w:val="16"/>
-          <w:szCs w:val="16"/>
-        </w:rPr>
-        <w:tab/>
-      </w:r>
-      <w:r>
-        <w:rPr>
-          <w:rFonts w:ascii="Arial Narrow" w:eastAsia="Arial Narrow" w:hAnsi="Arial Narrow" w:cs="Arial Narrow"/>
-          <w:b/>
-          <w:bCs/>
-          <w:sz w:val="16"/>
-          <w:szCs w:val="16"/>
-        </w:rPr>
         <w:t xml:space="preserve">LEY </w:t>
       </w:r>
       <w:proofErr w:type="spellStart"/>
@@ -14987,25 +14991,24 @@
           <w:sz w:val="16"/>
           <w:szCs w:val="16"/>
         </w:rPr>
+        <w:t xml:space="preserve"/>
+      </w:r>
+      <w:r>
+        <w:rPr>
+          <w:rFonts w:ascii="Arial Narrow" w:eastAsia="Arial Narrow" w:hAnsi="Arial Narrow" w:cs="Arial Narrow"/>
+          <w:sz w:val="16"/>
+          <w:szCs w:val="16"/>
+        </w:rPr>
+      </w:r>
+      <w:r>
+        <w:rPr>
+          <w:rFonts w:ascii="Arial Narrow" w:eastAsia="Arial Narrow" w:hAnsi="Arial Narrow" w:cs="Arial Narrow"/>
+          <w:b/>
+          <w:bCs/>
+          <w:sz w:val="16"/>
+          <w:szCs w:val="16"/>
+        </w:rPr>
         <w:tab/>
-        <w:t xml:space="preserve"/>
-      </w:r>
-      <w:r>
-        <w:rPr>
-          <w:rFonts w:ascii="Arial Narrow" w:eastAsia="Arial Narrow" w:hAnsi="Arial Narrow" w:cs="Arial Narrow"/>
-          <w:sz w:val="16"/>
-          <w:szCs w:val="16"/>
-        </w:rPr>
-        <w:tab/>
-      </w:r>
-      <w:r>
-        <w:rPr>
-          <w:rFonts w:ascii="Arial Narrow" w:eastAsia="Arial Narrow" w:hAnsi="Arial Narrow" w:cs="Arial Narrow"/>
-          <w:b/>
-          <w:bCs/>
-          <w:sz w:val="16"/>
-          <w:szCs w:val="16"/>
-        </w:rPr>
         <w:t xml:space="preserve">LEY </w:t>
       </w:r>
       <w:proofErr w:type="spellStart"/>
@@ -15146,25 +15149,24 @@
           <w:sz w:val="16"/>
           <w:szCs w:val="16"/>
         </w:rPr>
+        <w:t xml:space="preserve"/>
+      </w:r>
+      <w:r>
+        <w:rPr>
+          <w:rFonts w:ascii="Arial Narrow" w:eastAsia="Arial Narrow" w:hAnsi="Arial Narrow" w:cs="Arial Narrow"/>
+          <w:sz w:val="16"/>
+          <w:szCs w:val="16"/>
+        </w:rPr>
+      </w:r>
+      <w:r>
+        <w:rPr>
+          <w:rFonts w:ascii="Arial Narrow" w:eastAsia="Arial Narrow" w:hAnsi="Arial Narrow" w:cs="Arial Narrow"/>
+          <w:b/>
+          <w:bCs/>
+          <w:sz w:val="16"/>
+          <w:szCs w:val="16"/>
+        </w:rPr>
         <w:tab/>
-        <w:t xml:space="preserve"/>
-      </w:r>
-      <w:r>
-        <w:rPr>
-          <w:rFonts w:ascii="Arial Narrow" w:eastAsia="Arial Narrow" w:hAnsi="Arial Narrow" w:cs="Arial Narrow"/>
-          <w:sz w:val="16"/>
-          <w:szCs w:val="16"/>
-        </w:rPr>
-        <w:tab/>
-      </w:r>
-      <w:r>
-        <w:rPr>
-          <w:rFonts w:ascii="Arial Narrow" w:eastAsia="Arial Narrow" w:hAnsi="Arial Narrow" w:cs="Arial Narrow"/>
-          <w:b/>
-          <w:bCs/>
-          <w:sz w:val="16"/>
-          <w:szCs w:val="16"/>
-        </w:rPr>
         <w:t xml:space="preserve">LEY SOBRE FACULTADES, NORMAS Y ORGANIZACIÓN DEL INDECOPI, APROBADA POR DECRETO LEGISLATIVO </w:t>
       </w:r>
       <w:proofErr w:type="spellStart"/>
@@ -15335,7 +15337,6 @@
           <w:sz w:val="16"/>
           <w:szCs w:val="16"/>
         </w:rPr>
-        <w:tab/>
         <w:t xml:space="preserve"/>
       </w:r>
       <w:r>
@@ -15428,24 +15429,23 @@
           <w:sz w:val="16"/>
           <w:szCs w:val="16"/>
         </w:rPr>
+        <w:t xml:space="preserve"/>
+      </w:r>
+      <w:r>
+        <w:rPr>
+          <w:rFonts w:ascii="Arial Narrow" w:eastAsia="Arial Narrow" w:hAnsi="Arial Narrow" w:cs="Arial Narrow"/>
+          <w:sz w:val="16"/>
+          <w:szCs w:val="16"/>
+        </w:rPr>
+      </w:r>
+      <w:r>
+        <w:rPr>
+          <w:rFonts w:ascii="Arial Narrow" w:eastAsia="Arial Narrow" w:hAnsi="Arial Narrow" w:cs="Arial Narrow"/>
+          <w:b/>
+          <w:sz w:val="16"/>
+          <w:szCs w:val="16"/>
+        </w:rPr>
         <w:tab/>
-        <w:t xml:space="preserve"/>
-      </w:r>
-      <w:r>
-        <w:rPr>
-          <w:rFonts w:ascii="Arial Narrow" w:eastAsia="Arial Narrow" w:hAnsi="Arial Narrow" w:cs="Arial Narrow"/>
-          <w:sz w:val="16"/>
-          <w:szCs w:val="16"/>
-        </w:rPr>
-        <w:tab/>
-      </w:r>
-      <w:r>
-        <w:rPr>
-          <w:rFonts w:ascii="Arial Narrow" w:eastAsia="Arial Narrow" w:hAnsi="Arial Narrow" w:cs="Arial Narrow"/>
-          <w:b/>
-          <w:sz w:val="16"/>
-          <w:szCs w:val="16"/>
-        </w:rPr>
         <w:t>LEY 29571, CÓDIGO DE PROTECCIÓN Y DEFENSA DEL CONSUMIDOR</w:t>
       </w:r>
       <w:r>
@@ -15850,32 +15850,31 @@
           <w:szCs w:val="16"/>
           <w:vertAlign w:val="superscript"/>
         </w:rPr>
+        <w:t xml:space="preserve"/>
+      </w:r>
+      <w:r>
+        <w:rPr>
+          <w:rFonts w:ascii="Arial Narrow" w:eastAsia="Arial Narrow" w:hAnsi="Arial Narrow" w:cs="Arial Narrow"/>
+          <w:sz w:val="16"/>
+          <w:szCs w:val="16"/>
+        </w:rPr>
+        <w:t xml:space="preserve"/>
+      </w:r>
+      <w:r>
+        <w:rPr>
+          <w:rFonts w:ascii="Arial Narrow" w:eastAsia="Arial Narrow" w:hAnsi="Arial Narrow" w:cs="Arial Narrow"/>
+          <w:sz w:val="16"/>
+          <w:szCs w:val="16"/>
+        </w:rPr>
+      </w:r>
+      <w:r>
+        <w:rPr>
+          <w:rFonts w:ascii="Arial Narrow" w:eastAsia="Arial Narrow" w:hAnsi="Arial Narrow" w:cs="Arial Narrow"/>
+          <w:b/>
+          <w:sz w:val="16"/>
+          <w:szCs w:val="16"/>
+        </w:rPr>
         <w:tab/>
-        <w:t xml:space="preserve"/>
-      </w:r>
-      <w:r>
-        <w:rPr>
-          <w:rFonts w:ascii="Arial Narrow" w:eastAsia="Arial Narrow" w:hAnsi="Arial Narrow" w:cs="Arial Narrow"/>
-          <w:sz w:val="16"/>
-          <w:szCs w:val="16"/>
-        </w:rPr>
-        <w:t xml:space="preserve"> </w:t>
-      </w:r>
-      <w:r>
-        <w:rPr>
-          <w:rFonts w:ascii="Arial Narrow" w:eastAsia="Arial Narrow" w:hAnsi="Arial Narrow" w:cs="Arial Narrow"/>
-          <w:sz w:val="16"/>
-          <w:szCs w:val="16"/>
-        </w:rPr>
-        <w:tab/>
-      </w:r>
-      <w:r>
-        <w:rPr>
-          <w:rFonts w:ascii="Arial Narrow" w:eastAsia="Arial Narrow" w:hAnsi="Arial Narrow" w:cs="Arial Narrow"/>
-          <w:b/>
-          <w:sz w:val="16"/>
-          <w:szCs w:val="16"/>
-        </w:rPr>
         <w:t>LEY 29571, CÓDIGO DE PROTECCIÓN Y DEFENSA DEL CONSUMIDOR</w:t>
       </w:r>
       <w:r>
@@ -16099,24 +16098,23 @@
           <w:sz w:val="16"/>
           <w:szCs w:val="16"/>
         </w:rPr>
+        <w:t xml:space="preserve"/>
+      </w:r>
+      <w:r>
+        <w:rPr>
+          <w:rFonts w:ascii="Arial Narrow" w:eastAsia="Arial Narrow" w:hAnsi="Arial Narrow" w:cs="Arial Narrow"/>
+          <w:sz w:val="16"/>
+          <w:szCs w:val="16"/>
+        </w:rPr>
+      </w:r>
+      <w:r>
+        <w:rPr>
+          <w:rFonts w:ascii="Arial Narrow" w:eastAsia="Arial Narrow" w:hAnsi="Arial Narrow" w:cs="Arial Narrow"/>
+          <w:b/>
+          <w:sz w:val="16"/>
+          <w:szCs w:val="16"/>
+        </w:rPr>
         <w:tab/>
-        <w:t xml:space="preserve"/>
-      </w:r>
-      <w:r>
-        <w:rPr>
-          <w:rFonts w:ascii="Arial Narrow" w:eastAsia="Arial Narrow" w:hAnsi="Arial Narrow" w:cs="Arial Narrow"/>
-          <w:sz w:val="16"/>
-          <w:szCs w:val="16"/>
-        </w:rPr>
-        <w:tab/>
-      </w:r>
-      <w:r>
-        <w:rPr>
-          <w:rFonts w:ascii="Arial Narrow" w:eastAsia="Arial Narrow" w:hAnsi="Arial Narrow" w:cs="Arial Narrow"/>
-          <w:b/>
-          <w:sz w:val="16"/>
-          <w:szCs w:val="16"/>
-        </w:rPr>
         <w:t>LEY 29571, CÓDIGO DE PROTECCIÓN Y DEFENSA DEL CONSUMIDOR, publicada el 2 de setiembre de 2010 y modificada por el Decreto Legislativo 1308, publicado el 30 de diciembre de 2016</w:t>
       </w:r>
     </w:p>
@@ -16935,24 +16933,23 @@
           <w:sz w:val="16"/>
           <w:szCs w:val="16"/>
         </w:rPr>
+        <w:t xml:space="preserve"/>
+      </w:r>
+      <w:r>
+        <w:rPr>
+          <w:rFonts w:ascii="Arial Narrow" w:eastAsia="Arial Narrow" w:hAnsi="Arial Narrow" w:cs="Arial Narrow"/>
+          <w:sz w:val="16"/>
+          <w:szCs w:val="16"/>
+        </w:rPr>
+      </w:r>
+      <w:r>
+        <w:rPr>
+          <w:rFonts w:ascii="Arial Narrow" w:eastAsia="Arial Narrow" w:hAnsi="Arial Narrow" w:cs="Arial Narrow"/>
+          <w:b/>
+          <w:sz w:val="16"/>
+          <w:szCs w:val="16"/>
+        </w:rPr>
         <w:tab/>
-        <w:t xml:space="preserve"/>
-      </w:r>
-      <w:r>
-        <w:rPr>
-          <w:rFonts w:ascii="Arial Narrow" w:eastAsia="Arial Narrow" w:hAnsi="Arial Narrow" w:cs="Arial Narrow"/>
-          <w:sz w:val="16"/>
-          <w:szCs w:val="16"/>
-        </w:rPr>
-        <w:tab/>
-      </w:r>
-      <w:r>
-        <w:rPr>
-          <w:rFonts w:ascii="Arial Narrow" w:eastAsia="Arial Narrow" w:hAnsi="Arial Narrow" w:cs="Arial Narrow"/>
-          <w:b/>
-          <w:sz w:val="16"/>
-          <w:szCs w:val="16"/>
-        </w:rPr>
         <w:t>LEY 29571, CÓDIGO DE PROTECCIÓN Y DEFENSA DEL CONSUMIDOR</w:t>
       </w:r>
       <w:r>
@@ -17187,7 +17184,6 @@
           <w:sz w:val="16"/>
           <w:szCs w:val="16"/>
         </w:rPr>
-        <w:tab/>
         <w:t xml:space="preserve"/>
       </w:r>
       <w:r>
@@ -17345,24 +17341,23 @@
           <w:sz w:val="16"/>
           <w:szCs w:val="16"/>
         </w:rPr>
+        <w:t xml:space="preserve"/>
+      </w:r>
+      <w:r>
+        <w:rPr>
+          <w:rFonts w:ascii="Arial Narrow" w:eastAsia="Arial Narrow" w:hAnsi="Arial Narrow" w:cs="Arial Narrow"/>
+          <w:sz w:val="16"/>
+          <w:szCs w:val="16"/>
+        </w:rPr>
+      </w:r>
+      <w:r>
+        <w:rPr>
+          <w:rFonts w:ascii="Arial Narrow" w:eastAsia="Arial Narrow" w:hAnsi="Arial Narrow" w:cs="Arial Narrow"/>
+          <w:b/>
+          <w:sz w:val="16"/>
+          <w:szCs w:val="16"/>
+        </w:rPr>
         <w:tab/>
-        <w:t xml:space="preserve"/>
-      </w:r>
-      <w:r>
-        <w:rPr>
-          <w:rFonts w:ascii="Arial Narrow" w:eastAsia="Arial Narrow" w:hAnsi="Arial Narrow" w:cs="Arial Narrow"/>
-          <w:sz w:val="16"/>
-          <w:szCs w:val="16"/>
-        </w:rPr>
-        <w:tab/>
-      </w:r>
-      <w:r>
-        <w:rPr>
-          <w:rFonts w:ascii="Arial Narrow" w:eastAsia="Arial Narrow" w:hAnsi="Arial Narrow" w:cs="Arial Narrow"/>
-          <w:b/>
-          <w:sz w:val="16"/>
-          <w:szCs w:val="16"/>
-        </w:rPr>
         <w:t xml:space="preserve">TEXTO ÚNICO ORDENADO DE LA LEY DEL PROCEDIMIENTO ADMINISTRATIVO GENERAL, aprobado mediante DECRETO SUPREMO </w:t>
       </w:r>
       <w:proofErr w:type="spellStart"/>
@@ -17389,7 +17384,7 @@
     <w:p>
       <w:pPr>
         <w:pStyle w:val="Textonotapie"/>
-        <w:ind w:left="1134" w:hanging="567"/>
+        <w:ind w:left="1134"/>
         <w:jc w:val="both"/>
         <w:rPr>
           <w:rFonts w:ascii="Arial Narrow" w:eastAsia="Arial Narrow" w:hAnsi="Arial Narrow" w:cs="Arial Narrow"/>

--- a/plantillas_maestras/17_seguro_no_especificado/materia_general_asegurativa/2_ddos_banco_y_aseguradora/mujer/TPL_221_2026_SEGURO_NO_ESPECIFICADO_MATERIA_GENERAL_ASEGURATIVA_BANCO_MUJER_R2.docx
+++ b/plantillas_maestras/17_seguro_no_especificado/materia_general_asegurativa/2_ddos_banco_y_aseguradora/mujer/TPL_221_2026_SEGURO_NO_ESPECIFICADO_MATERIA_GENERAL_ASEGURATIVA_BANCO_MUJER_R2.docx
@@ -5537,7 +5537,7 @@
           <w:lang w:eastAsia="es-PE"/>
           <w14:ligatures w14:val="none"/>
         </w:rPr>
-        <w:t>Asimismo</w:t>
+        <w:t xml:space="preserve">Asimismo</w:t>
       </w:r>
       <w:r>
         <w:rPr>
@@ -5580,7 +5580,7 @@
           <w:sz w:val="22"/>
           <w:szCs w:val="22"/>
         </w:rPr>
-        <w:t>Mastercard</w:t>
+        <w:t xml:space="preserve">Mastercard</w:t>
       </w:r>
       <w:proofErr w:type="spellEnd"/>
       <w:r>
@@ -5624,7 +5624,7 @@
           <w:sz w:val="22"/>
           <w:szCs w:val="22"/>
         </w:rPr>
-        <w:t>Paribas</w:t>
+        <w:t xml:space="preserve">Paribas</w:t>
       </w:r>
       <w:proofErr w:type="spellEnd"/>
       <w:r>
@@ -5646,7 +5646,7 @@
           <w:sz w:val="22"/>
           <w:szCs w:val="22"/>
         </w:rPr>
-        <w:t>Cardif</w:t>
+        <w:t xml:space="preserve">Cardif</w:t>
       </w:r>
       <w:proofErr w:type="spellEnd"/>
       <w:r>
@@ -5670,7 +5670,7 @@
           <w:lang w:eastAsia="es-PE"/>
           <w14:ligatures w14:val="none"/>
         </w:rPr>
-        <w:t xml:space="preserve">. Por consiguiente, corresponde calificar el hecho materia de denuncia como una presunta infracción al deber de información, tipificado en el </w:t>
+        <w:t xml:space="preserve">; involucraría una presunta afectación al derecho de información de los consumidores. Por consiguiente, corresponde calificar el hecho materia de denuncia como una presunta infracción al deber de información, tipificado en el artículo 1, numeral 1, literal b) y al artículo 2 del Código</w:t>
       </w:r>
       <w:bookmarkStart w:id="9" w:name="_Hlk195611851"/>
       <w:r>
@@ -5684,7 +5684,7 @@
           <w:lang w:eastAsia="es-PE"/>
           <w14:ligatures w14:val="none"/>
         </w:rPr>
-        <w:t xml:space="preserve">artículo 1, numeral 1, literal b) </w:t>
+        <w:t xml:space="preserve"/>
       </w:r>
       <w:bookmarkEnd w:id="9"/>
       <w:r>
@@ -5698,7 +5698,7 @@
           <w:lang w:eastAsia="es-PE"/>
           <w14:ligatures w14:val="none"/>
         </w:rPr>
-        <w:t>y al artículo 2 del Código</w:t>
+        <w:t xml:space="preserve"/>
       </w:r>
       <w:r>
         <w:rPr>
@@ -5768,7 +5768,7 @@
           <w:sz w:val="22"/>
           <w:szCs w:val="22"/>
         </w:rPr>
-        <w:t>Adicionalmente</w:t>
+        <w:t xml:space="preserve">Adicionalmente</w:t>
       </w:r>
       <w:r>
         <w:rPr>
@@ -5811,7 +5811,7 @@
           <w:sz w:val="22"/>
           <w:szCs w:val="22"/>
         </w:rPr>
-        <w:t>Paribas</w:t>
+        <w:t xml:space="preserve">Paribas</w:t>
       </w:r>
       <w:proofErr w:type="spellEnd"/>
       <w:r>
@@ -5833,7 +5833,7 @@
           <w:sz w:val="22"/>
           <w:szCs w:val="22"/>
         </w:rPr>
-        <w:t>Cardif</w:t>
+        <w:t xml:space="preserve">Cardif</w:t>
       </w:r>
       <w:proofErr w:type="spellEnd"/>
       <w:r>
@@ -5857,7 +5857,7 @@
           <w:lang w:eastAsia="es-PE"/>
           <w14:ligatures w14:val="none"/>
         </w:rPr>
-        <w:t>. Por consiguiente, corresponde calificar el hecho materia de denuncia como una presunta infracción al deber de información, tipificado en el artículo 1, numeral 1, literal b) y al artículo 2 del Código.</w:t>
+        <w:t xml:space="preserve">; involucraría una presunta afectación al derecho de información de los consumidores. Por consiguiente, corresponde calificar el hecho materia de denuncia como una presunta infracción al deber de información, tipificado en el artículo 1, numeral 1, literal b) y al artículo 2 del Código.</w:t>
       </w:r>
     </w:p>
     <w:p>
@@ -5943,7 +5943,7 @@
           <w:sz w:val="22"/>
           <w:szCs w:val="22"/>
         </w:rPr>
-        <w:t>Mastercard</w:t>
+        <w:t xml:space="preserve">Mastercard</w:t>
       </w:r>
       <w:proofErr w:type="spellEnd"/>
       <w:r>
@@ -5989,7 +5989,7 @@
           <w:lang w:eastAsia="es-PE"/>
           <w14:ligatures w14:val="none"/>
         </w:rPr>
-        <w:t>. Por consiguiente, corresponde calificar el hecho materia de denuncia como una presunta infracción al deber de información, tipificado en el artículo 1, numeral 1, literal b) y al artículo 2 del Código.</w:t>
+        <w:t xml:space="preserve">; involucraría una presunta afectación al derecho de información de los consumidores. Por consiguiente, corresponde calificar el hecho materia de denuncia como una presunta infracción al deber de información, tipificado en el artículo 1, numeral 1, literal b) y al artículo 2 del Código.</w:t>
       </w:r>
     </w:p>
     <w:p>

--- a/plantillas_maestras/17_seguro_no_especificado/materia_general_asegurativa/2_ddos_banco_y_aseguradora/mujer/TPL_221_2026_SEGURO_NO_ESPECIFICADO_MATERIA_GENERAL_ASEGURATIVA_BANCO_MUJER_R2.docx
+++ b/plantillas_maestras/17_seguro_no_especificado/materia_general_asegurativa/2_ddos_banco_y_aseguradora/mujer/TPL_221_2026_SEGURO_NO_ESPECIFICADO_MATERIA_GENERAL_ASEGURATIVA_BANCO_MUJER_R2.docx
@@ -6066,7 +6066,7 @@
           <w:sz w:val="22"/>
           <w:szCs w:val="22"/>
         </w:rPr>
-        <w:t>que el hecho denunciado</w:t>
+        <w:t xml:space="preserve">que el hecho denunciado</w:t>
       </w:r>
       <w:r>
         <w:rPr>
@@ -6090,19 +6090,19 @@
           <w:lang w:val="es-ES" w:eastAsia="es-ES"/>
           <w14:ligatures w14:val="none"/>
         </w:rPr>
-        <w:t>Scotiabank Perú S.A.A. habría brindado una respuesta inadecuada al reclamo presentado por la denunciante el 8 de enero de 2026</w:t>
-      </w:r>
-      <w:r>
-        <w:rPr>
-          <w:rFonts w:ascii="Arial Narrow" w:eastAsia="Arial Narrow" w:hAnsi="Arial Narrow" w:cs="Arial Narrow"/>
-          <w:color w:val="000000"/>
-          <w:kern w:val="0"/>
-          <w:sz w:val="22"/>
-          <w:szCs w:val="22"/>
-          <w:lang w:eastAsia="es-PE"/>
-          <w14:ligatures w14:val="none"/>
-        </w:rPr>
-        <w:t>. Por consiguiente, corresponde calificar el hecho materia de denuncia como una presunta infracción al</w:t>
+        <w:t xml:space="preserve">Scotiabank Perú S.A.A. habría brindado una respuesta inadecuada al reclamo presentado por la denunciante el 8 de enero de 2026</w:t>
+      </w:r>
+      <w:r>
+        <w:rPr>
+          <w:rFonts w:ascii="Arial Narrow" w:eastAsia="Arial Narrow" w:hAnsi="Arial Narrow" w:cs="Arial Narrow"/>
+          <w:color w:val="000000"/>
+          <w:kern w:val="0"/>
+          <w:sz w:val="22"/>
+          <w:szCs w:val="22"/>
+          <w:lang w:eastAsia="es-PE"/>
+          <w14:ligatures w14:val="none"/>
+        </w:rPr>
+        <w:t xml:space="preserve">; involucraría una presunta afectación a su derecho de recibir respuestas adecuadas a los reclamos formulados. Por consiguiente, corresponde calificar el hecho materia de denuncia como una presunta infracción al</w:t>
       </w:r>
       <w:r>
         <w:rPr>
@@ -6174,7 +6174,7 @@
           <w:sz w:val="22"/>
           <w:szCs w:val="22"/>
         </w:rPr>
-        <w:t>.</w:t>
+        <w:t xml:space="preserve">.</w:t>
       </w:r>
     </w:p>
     <w:p>
@@ -10002,7 +10002,7 @@
           <w:sz w:val="22"/>
           <w:szCs w:val="22"/>
         </w:rPr>
-        <w:t xml:space="preserve">correr traslado de la presente resolución a BNP Paribas Cardif S.A. Compañía de Seguros y Reaseguros y Scotiabank Perú S.A.A. para que, de conformidad con lo dispuesto por el artículo 26 de la Ley sobre Facultades, Normas y Organización del Indecopi, aprobada por Decreto Legislativo 807</w:t>
+        <w:t xml:space="preserve">correr traslado de la denuncia del 21 de enero de 2026, complementado mediante escritos del 27 de enero de 2026, 28 de enero de 2026, dos (2) escritos del 29 de enero de 2026, subsanada mediante escrito del 13 de febrero de 2026, y mediante escritos del 10 de febrero de 2026, dos (2) escritos del 13 de febrero de 2026, escritos del 17 de febrero de 2026 y del 19 de febrero de 2026 a BNP Paribas Cardif S.A. Compañía de Seguros y Reaseguros y Scotiabank Perú S.A.A. para que, de conformidad con lo dispuesto por el artículo 26 de la Ley sobre Facultades, Normas y Organización del Indecopi, aprobada por Decreto Legislativo 807</w:t>
       </w:r>
       <w:r>
         <w:rPr>
